--- a/COA_Report_Memoria.docx
+++ b/COA_Report_Memoria.docx
@@ -282,7 +282,7 @@
         </w:rPr>
       </w:pPr>
       <w:r>
-        <w:t>PROYECTO:</w:t>
+        <w:t xml:space="preserve"> PROYECTO:</w:t>
       </w:r>
     </w:p>
     <w:p>
@@ -508,8 +508,12 @@
           <w:sz w:val="22"/>
         </w:rPr>
         <w:sectPr>
-          <w:footerReference w:type="default" r:id="rId10"/>
-          <w:footerReference w:type="first" r:id="rId11"/>
+          <w:headerReference w:type="even" r:id="rId10"/>
+          <w:headerReference w:type="default" r:id="rId11"/>
+          <w:footerReference w:type="even" r:id="rId12"/>
+          <w:footerReference w:type="default" r:id="rId13"/>
+          <w:headerReference w:type="first" r:id="rId14"/>
+          <w:footerReference w:type="first" r:id="rId15"/>
           <w:pgSz w:w="12240" w:h="15840"/>
           <w:pgMar w:top="1300" w:right="1080" w:bottom="1760" w:left="1440" w:header="0" w:footer="1574" w:gutter="0"/>
           <w:cols w:space="720"/>
@@ -603,7 +607,7 @@
                     </pic:cNvPicPr>
                   </pic:nvPicPr>
                   <pic:blipFill>
-                    <a:blip r:embed="rId12"/>
+                    <a:blip r:embed="rId16"/>
                     <a:stretch>
                       <a:fillRect/>
                     </a:stretch>
@@ -785,7 +789,23 @@
           <w:spacing w:val="-2"/>
           <w:sz w:val="22"/>
         </w:rPr>
-        <w:t>2222106 Gutiérrez García Carlos Osvaldo</w:t>
+        <w:t>2222106</w:t>
+      </w:r>
+      <w:r>
+        <w:rPr>
+          <w:b/>
+          <w:spacing w:val="-2"/>
+          <w:sz w:val="22"/>
+        </w:rPr>
+        <w:t>54</w:t>
+      </w:r>
+      <w:r>
+        <w:rPr>
+          <w:b/>
+          <w:spacing w:val="-2"/>
+          <w:sz w:val="22"/>
+        </w:rPr>
+        <w:t xml:space="preserve"> Gutiérrez García Carlos Osvaldo</w:t>
       </w:r>
     </w:p>
     <w:p>
@@ -827,9 +847,9 @@
     <w:p>
       <w:pPr>
         <w:sectPr>
-          <w:footerReference w:type="even" r:id="rId13"/>
-          <w:footerReference w:type="default" r:id="rId14"/>
-          <w:footerReference w:type="first" r:id="rId15"/>
+          <w:footerReference w:type="even" r:id="rId17"/>
+          <w:footerReference w:type="default" r:id="rId18"/>
+          <w:footerReference w:type="first" r:id="rId19"/>
           <w:pgSz w:w="12240" w:h="15840"/>
           <w:pgMar w:top="1480" w:right="1080" w:bottom="2120" w:left="1440" w:header="0" w:footer="1931" w:gutter="0"/>
           <w:cols w:space="720"/>
@@ -942,17 +962,12 @@
         </w:rPr>
       </w:pPr>
       <w:r>
-        <w:rPr>
-          <w:noProof/>
-        </w:rPr>
-      </w:r>
-      <w:r>
         <w:pict w14:anchorId="658E28CD">
           <v:shapetype id="_x0000_t202" coordsize="21600,21600" o:spt="202" path="m,l,21600r21600,l21600,xe">
             <v:stroke joinstyle="miter"/>
             <v:path gradientshapeok="t" o:connecttype="rect"/>
           </v:shapetype>
-          <v:shape id="Textbox 1" o:spid="_x0000_s2061" type="#_x0000_t202" style="width:168.9pt;height:76.35pt;visibility:visible;mso-wrap-style:square;mso-left-percent:-10001;mso-top-percent:-10001;mso-position-horizontal:absolute;mso-position-horizontal-relative:char;mso-position-vertical:absolute;mso-position-vertical-relative:line;mso-left-percent:-10001;mso-top-percent:-10001;v-text-anchor:top" o:gfxdata="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" filled="f" stroked="f" strokeweight="0">
+          <v:shape id="Textbox 1" o:spid="_x0000_s2067" type="#_x0000_t202" style="width:168.9pt;height:76.35pt;visibility:visible;mso-wrap-style:square;mso-left-percent:-10001;mso-top-percent:-10001;mso-position-horizontal:absolute;mso-position-horizontal-relative:char;mso-position-vertical:absolute;mso-position-vertical-relative:line;mso-left-percent:-10001;mso-top-percent:-10001;v-text-anchor:top" filled="f" stroked="f" strokeweight="0">
             <v:textbox inset="0,0,0,0">
               <w:txbxContent>
                 <w:p>
@@ -1133,8 +1148,8 @@
           <w:sz w:val="22"/>
         </w:rPr>
         <w:sectPr>
-          <w:footerReference w:type="default" r:id="rId16"/>
-          <w:footerReference w:type="first" r:id="rId17"/>
+          <w:footerReference w:type="default" r:id="rId20"/>
+          <w:footerReference w:type="first" r:id="rId21"/>
           <w:type w:val="continuous"/>
           <w:pgSz w:w="12240" w:h="15840"/>
           <w:pgMar w:top="1300" w:right="1080" w:bottom="1760" w:left="1440" w:header="0" w:footer="1574" w:gutter="0"/>
@@ -1196,9 +1211,9 @@
           <w:sz w:val="20"/>
         </w:rPr>
         <w:sectPr>
-          <w:footerReference w:type="even" r:id="rId18"/>
-          <w:footerReference w:type="default" r:id="rId19"/>
-          <w:footerReference w:type="first" r:id="rId20"/>
+          <w:footerReference w:type="even" r:id="rId22"/>
+          <w:footerReference w:type="default" r:id="rId23"/>
+          <w:footerReference w:type="first" r:id="rId24"/>
           <w:pgSz w:w="12240" w:h="15840"/>
           <w:pgMar w:top="1400" w:right="1080" w:bottom="280" w:left="1440" w:header="0" w:footer="0" w:gutter="0"/>
           <w:cols w:space="720"/>
@@ -1228,7 +1243,7 @@
                     </pic:cNvPicPr>
                   </pic:nvPicPr>
                   <pic:blipFill>
-                    <a:blip r:embed="rId21"/>
+                    <a:blip r:embed="rId25"/>
                     <a:stretch>
                       <a:fillRect/>
                     </a:stretch>
@@ -1287,16 +1302,17 @@
           <w:b/>
           <w:sz w:val="8"/>
         </w:rPr>
-        <w:sectPr>
-          <w:footerReference w:type="even" r:id="rId22"/>
-          <w:footerReference w:type="default" r:id="rId23"/>
-          <w:footerReference w:type="first" r:id="rId24"/>
-          <w:pgSz w:w="12240" w:h="15840"/>
-          <w:pgMar w:top="1400" w:right="1080" w:bottom="280" w:left="1440" w:header="0" w:footer="0" w:gutter="0"/>
-          <w:cols w:space="720"/>
-          <w:formProt w:val="0"/>
-          <w:docGrid w:linePitch="100"/>
-        </w:sectPr>
+      </w:pPr>
+    </w:p>
+    <w:p>
+      <w:pPr>
+        <w:widowControl/>
+        <w:rPr>
+          <w:rFonts w:ascii="Arial" w:hAnsi="Arial"/>
+          <w:b/>
+          <w:sz w:val="8"/>
+          <w:szCs w:val="24"/>
+        </w:rPr>
       </w:pPr>
       <w:r>
         <w:rPr>
@@ -1306,13 +1322,13 @@
           <w:sz w:val="8"/>
         </w:rPr>
         <w:drawing>
-          <wp:anchor distT="0" distB="0" distL="0" distR="0" simplePos="0" relativeHeight="251656192" behindDoc="1" locked="0" layoutInCell="0" allowOverlap="1" wp14:anchorId="74947EA8" wp14:editId="7FCBEDD6">
+          <wp:anchor distT="0" distB="0" distL="0" distR="0" simplePos="0" relativeHeight="251656192" behindDoc="1" locked="0" layoutInCell="0" allowOverlap="1" wp14:anchorId="74947EA8" wp14:editId="782928AE">
             <wp:simplePos x="0" y="0"/>
             <wp:positionH relativeFrom="page">
-              <wp:posOffset>1016000</wp:posOffset>
+              <wp:posOffset>996950</wp:posOffset>
             </wp:positionH>
             <wp:positionV relativeFrom="paragraph">
-              <wp:posOffset>80010</wp:posOffset>
+              <wp:posOffset>20955</wp:posOffset>
             </wp:positionV>
             <wp:extent cx="5705475" cy="7386320"/>
             <wp:effectExtent l="0" t="0" r="0" b="0"/>
@@ -1331,7 +1347,7 @@
                     </pic:cNvPicPr>
                   </pic:nvPicPr>
                   <pic:blipFill>
-                    <a:blip r:embed="rId25"/>
+                    <a:blip r:embed="rId26"/>
                     <a:stretch>
                       <a:fillRect/>
                     </a:stretch>
@@ -1352,122 +1368,123 @@
           </wp:anchor>
         </w:drawing>
       </w:r>
+      <w:r>
+        <w:rPr>
+          <w:rFonts w:ascii="Arial" w:hAnsi="Arial"/>
+          <w:b/>
+          <w:sz w:val="8"/>
+        </w:rPr>
+        <w:br w:type="page"/>
+      </w:r>
+    </w:p>
+    <w:p>
+      <w:pPr>
+        <w:pStyle w:val="Textoindependiente"/>
+        <w:spacing w:before="10"/>
+        <w:rPr>
+          <w:rFonts w:ascii="Arial" w:hAnsi="Arial"/>
+          <w:b/>
+          <w:sz w:val="8"/>
+        </w:rPr>
+      </w:pPr>
+      <w:r>
+        <w:rPr>
+          <w:noProof/>
+        </w:rPr>
+        <w:lastRenderedPageBreak/>
+        <w:drawing>
+          <wp:anchor distT="0" distB="0" distL="114300" distR="114300" simplePos="0" relativeHeight="251674112" behindDoc="0" locked="0" layoutInCell="1" allowOverlap="1" wp14:anchorId="63BDE0A6" wp14:editId="0894F383">
+            <wp:simplePos x="0" y="0"/>
+            <wp:positionH relativeFrom="column">
+              <wp:posOffset>-920432</wp:posOffset>
+            </wp:positionH>
+            <wp:positionV relativeFrom="paragraph">
+              <wp:posOffset>860106</wp:posOffset>
+            </wp:positionV>
+            <wp:extent cx="7820660" cy="5711825"/>
+            <wp:effectExtent l="0" t="1047750" r="0" b="1031875"/>
+            <wp:wrapTopAndBottom/>
+            <wp:docPr id="719926980" name="Imagen 1"/>
+            <wp:cNvGraphicFramePr>
+              <a:graphicFrameLocks xmlns:a="http://schemas.openxmlformats.org/drawingml/2006/main" noChangeAspect="1"/>
+            </wp:cNvGraphicFramePr>
+            <a:graphic xmlns:a="http://schemas.openxmlformats.org/drawingml/2006/main">
+              <a:graphicData uri="http://schemas.openxmlformats.org/drawingml/2006/picture">
+                <pic:pic xmlns:pic="http://schemas.openxmlformats.org/drawingml/2006/picture">
+                  <pic:nvPicPr>
+                    <pic:cNvPr id="0" name="Picture 2"/>
+                    <pic:cNvPicPr>
+                      <a:picLocks noChangeAspect="1" noChangeArrowheads="1"/>
+                    </pic:cNvPicPr>
+                  </pic:nvPicPr>
+                  <pic:blipFill>
+                    <a:blip r:embed="rId27" cstate="print">
+                      <a:extLst>
+                        <a:ext uri="{28A0092B-C50C-407E-A947-70E740481C1C}">
+                          <a14:useLocalDpi xmlns:a14="http://schemas.microsoft.com/office/drawing/2010/main" val="0"/>
+                        </a:ext>
+                      </a:extLst>
+                    </a:blip>
+                    <a:srcRect/>
+                    <a:stretch>
+                      <a:fillRect/>
+                    </a:stretch>
+                  </pic:blipFill>
+                  <pic:spPr bwMode="auto">
+                    <a:xfrm rot="16200000">
+                      <a:off x="0" y="0"/>
+                      <a:ext cx="7820660" cy="5711825"/>
+                    </a:xfrm>
+                    <a:prstGeom prst="rect">
+                      <a:avLst/>
+                    </a:prstGeom>
+                    <a:noFill/>
+                    <a:ln>
+                      <a:noFill/>
+                    </a:ln>
+                  </pic:spPr>
+                </pic:pic>
+              </a:graphicData>
+            </a:graphic>
+            <wp14:sizeRelH relativeFrom="margin">
+              <wp14:pctWidth>0</wp14:pctWidth>
+            </wp14:sizeRelH>
+            <wp14:sizeRelV relativeFrom="margin">
+              <wp14:pctHeight>0</wp14:pctHeight>
+            </wp14:sizeRelV>
+          </wp:anchor>
+        </w:drawing>
+      </w:r>
+    </w:p>
+    <w:p>
+      <w:pPr>
+        <w:pStyle w:val="Textoindependiente"/>
+        <w:spacing w:before="10"/>
+        <w:rPr>
+          <w:rFonts w:ascii="Arial" w:hAnsi="Arial"/>
+          <w:b/>
+          <w:sz w:val="8"/>
+        </w:rPr>
+        <w:sectPr>
+          <w:footerReference w:type="even" r:id="rId28"/>
+          <w:footerReference w:type="default" r:id="rId29"/>
+          <w:footerReference w:type="first" r:id="rId30"/>
+          <w:pgSz w:w="12240" w:h="15840"/>
+          <w:pgMar w:top="1400" w:right="1080" w:bottom="280" w:left="1440" w:header="0" w:footer="0" w:gutter="0"/>
+          <w:pgNumType w:start="1"/>
+          <w:cols w:space="720"/>
+          <w:formProt w:val="0"/>
+          <w:docGrid w:linePitch="100"/>
+        </w:sectPr>
+      </w:pPr>
     </w:p>
     <w:p>
       <w:pPr>
         <w:pStyle w:val="Ttulo1"/>
-        <w:rPr>
-          <w:sz w:val="24"/>
-          <w:szCs w:val="24"/>
-        </w:rPr>
-      </w:pPr>
-      <w:bookmarkStart w:id="6" w:name="_Toc227187931"/>
-      <w:bookmarkStart w:id="7" w:name="_Toc227232926"/>
-      <w:r>
-        <w:lastRenderedPageBreak/>
-        <w:t>AGRADECIMIENTOS</w:t>
-      </w:r>
-      <w:bookmarkEnd w:id="6"/>
-      <w:bookmarkEnd w:id="7"/>
-    </w:p>
-    <w:p>
-      <w:pPr>
-        <w:pStyle w:val="Textoindependiente"/>
-        <w:rPr>
-          <w:rFonts w:ascii="Arial MT" w:hAnsi="Arial MT"/>
-        </w:rPr>
-      </w:pPr>
-    </w:p>
-    <w:p>
-      <w:pPr>
-        <w:pStyle w:val="Textoindependiente"/>
-        <w:spacing w:before="322" w:line="360" w:lineRule="auto"/>
-        <w:ind w:left="510" w:right="454"/>
-        <w:jc w:val="both"/>
-        <w:rPr>
-          <w:rFonts w:ascii="Arial" w:hAnsi="Arial"/>
-          <w:color w:val="000000"/>
-        </w:rPr>
-      </w:pPr>
-      <w:r>
-        <w:rPr>
-          <w:rFonts w:ascii="Arial" w:hAnsi="Arial"/>
-          <w:color w:val="000000"/>
-        </w:rPr>
-        <w:t>Expreso mi más sincero agradecimiento a todas las personas que, de manera directa o indirecta, hicieron posible la realización de esta memoria y el desarrollo del proyecto de estadía profesional.</w:t>
-      </w:r>
-    </w:p>
-    <w:p>
-      <w:pPr>
-        <w:pStyle w:val="Textoindependiente"/>
-        <w:spacing w:before="322" w:after="283" w:line="360" w:lineRule="auto"/>
-        <w:ind w:left="510"/>
-        <w:jc w:val="both"/>
-        <w:rPr>
-          <w:rFonts w:ascii="Arial" w:hAnsi="Arial"/>
-          <w:color w:val="000000"/>
-        </w:rPr>
-      </w:pPr>
-      <w:r>
-        <w:rPr>
-          <w:rFonts w:ascii="Arial" w:hAnsi="Arial"/>
-          <w:color w:val="000000"/>
-        </w:rPr>
-        <w:t>En primer lugar, agradezco a mi familia por su apoyo incondicional, comprensión y motivación constante durante esta etapa académica y profesional. Su respaldo ha sido fundamental para alcanzar esta meta.</w:t>
-      </w:r>
-    </w:p>
-    <w:p>
-      <w:pPr>
-        <w:pStyle w:val="Textoindependiente"/>
-        <w:spacing w:before="322" w:after="283" w:line="360" w:lineRule="auto"/>
-        <w:ind w:left="510"/>
-        <w:jc w:val="both"/>
-        <w:rPr>
-          <w:rFonts w:ascii="Arial" w:hAnsi="Arial"/>
-          <w:color w:val="000000"/>
-        </w:rPr>
-      </w:pPr>
-      <w:r>
-        <w:rPr>
-          <w:rFonts w:ascii="Arial" w:hAnsi="Arial"/>
-          <w:color w:val="000000"/>
-        </w:rPr>
-        <w:t>A la empresa Ingeniería Ambiental Integral, S.A. de C.V., por brindarme la oportunidad de desarrollar este proyecto y permitirme aplicar mis conocimientos en un entorno real, así como por la confianza depositada en mi propuesta de mejora tecnológica.</w:t>
-      </w:r>
-    </w:p>
-    <w:p>
-      <w:pPr>
-        <w:pStyle w:val="Textoindependiente"/>
-        <w:spacing w:before="322" w:after="283" w:line="360" w:lineRule="auto"/>
-        <w:ind w:left="510"/>
-        <w:jc w:val="both"/>
-        <w:rPr>
-          <w:rFonts w:ascii="Arial" w:hAnsi="Arial"/>
-          <w:color w:val="000000"/>
-        </w:rPr>
-      </w:pPr>
-      <w:r>
-        <w:rPr>
-          <w:rFonts w:ascii="Arial" w:hAnsi="Arial"/>
-          <w:color w:val="000000"/>
-        </w:rPr>
-        <w:t>De manera especial, agradezco a mi asesor académico por su orientación, seguimiento y retroalimentación, los cuales fueron clave para estructurar adecuadamente el proyecto y fortalecer la calidad de esta memoria.</w:t>
-      </w:r>
-    </w:p>
-    <w:p>
-      <w:pPr>
-        <w:pStyle w:val="Textoindependiente"/>
-        <w:spacing w:before="322" w:line="360" w:lineRule="auto"/>
-        <w:ind w:left="510"/>
-        <w:jc w:val="both"/>
-        <w:rPr>
-          <w:rFonts w:ascii="Arial" w:hAnsi="Arial"/>
-          <w:color w:val="000000"/>
-        </w:rPr>
         <w:sectPr>
-          <w:footerReference w:type="even" r:id="rId26"/>
-          <w:footerReference w:type="default" r:id="rId27"/>
-          <w:footerReference w:type="first" r:id="rId28"/>
+          <w:footerReference w:type="even" r:id="rId31"/>
+          <w:footerReference w:type="default" r:id="rId32"/>
+          <w:footerReference w:type="first" r:id="rId33"/>
           <w:pgSz w:w="12240" w:h="15840"/>
           <w:pgMar w:top="1400" w:right="1080" w:bottom="1460" w:left="1440" w:header="0" w:footer="1270" w:gutter="0"/>
           <w:pgNumType w:start="5"/>
@@ -1476,6 +1493,128 @@
           <w:docGrid w:linePitch="100"/>
         </w:sectPr>
       </w:pPr>
+      <w:bookmarkStart w:id="6" w:name="_Toc227187931"/>
+      <w:bookmarkStart w:id="7" w:name="_Toc227232926"/>
+    </w:p>
+    <w:p>
+      <w:pPr>
+        <w:pStyle w:val="Ttulo1"/>
+        <w:rPr>
+          <w:sz w:val="24"/>
+          <w:szCs w:val="24"/>
+        </w:rPr>
+      </w:pPr>
+      <w:r>
+        <w:lastRenderedPageBreak/>
+        <w:t>AGRADECIMIENTOS</w:t>
+      </w:r>
+      <w:bookmarkEnd w:id="6"/>
+      <w:bookmarkEnd w:id="7"/>
+    </w:p>
+    <w:p>
+      <w:pPr>
+        <w:pStyle w:val="Textoindependiente"/>
+        <w:rPr>
+          <w:rFonts w:ascii="Arial MT" w:hAnsi="Arial MT"/>
+        </w:rPr>
+      </w:pPr>
+    </w:p>
+    <w:p>
+      <w:pPr>
+        <w:pStyle w:val="Textoindependiente"/>
+        <w:spacing w:before="322" w:line="360" w:lineRule="auto"/>
+        <w:ind w:left="510" w:right="454"/>
+        <w:jc w:val="both"/>
+        <w:rPr>
+          <w:rFonts w:ascii="Arial" w:hAnsi="Arial"/>
+          <w:color w:val="000000"/>
+        </w:rPr>
+      </w:pPr>
+      <w:r>
+        <w:rPr>
+          <w:rFonts w:ascii="Arial" w:hAnsi="Arial"/>
+          <w:color w:val="000000"/>
+        </w:rPr>
+        <w:t>Expreso mi más sincero agradecimiento a todas las personas que, de manera directa o indirecta, hicieron posible la realización de esta memoria y el desarrollo del proyecto de estadía profesional.</w:t>
+      </w:r>
+    </w:p>
+    <w:p>
+      <w:pPr>
+        <w:pStyle w:val="Textoindependiente"/>
+        <w:spacing w:before="322" w:after="283" w:line="360" w:lineRule="auto"/>
+        <w:ind w:left="510"/>
+        <w:jc w:val="both"/>
+        <w:rPr>
+          <w:rFonts w:ascii="Arial" w:hAnsi="Arial"/>
+          <w:color w:val="000000"/>
+        </w:rPr>
+      </w:pPr>
+      <w:r>
+        <w:rPr>
+          <w:rFonts w:ascii="Arial" w:hAnsi="Arial"/>
+          <w:color w:val="000000"/>
+        </w:rPr>
+        <w:t>En primer lugar, agradezco a mi familia por su apoyo incondicional, comprensión y motivación constante durante esta etapa académica y profesional. Su respaldo ha sido fundamental para alcanzar esta meta.</w:t>
+      </w:r>
+    </w:p>
+    <w:p>
+      <w:pPr>
+        <w:pStyle w:val="Textoindependiente"/>
+        <w:spacing w:before="322" w:after="283" w:line="360" w:lineRule="auto"/>
+        <w:ind w:left="510"/>
+        <w:jc w:val="both"/>
+        <w:rPr>
+          <w:rFonts w:ascii="Arial" w:hAnsi="Arial"/>
+          <w:color w:val="000000"/>
+        </w:rPr>
+      </w:pPr>
+      <w:r>
+        <w:rPr>
+          <w:rFonts w:ascii="Arial" w:hAnsi="Arial"/>
+          <w:color w:val="000000"/>
+        </w:rPr>
+        <w:t>A la empresa Ingeniería Ambiental Integral, S.A. de C.V., por brindarme la oportunidad de desarrollar este proyecto y permitirme aplicar mis conocimientos en un entorno real, así como por la confianza depositada en mi propuesta de mejora tecnológica.</w:t>
+      </w:r>
+    </w:p>
+    <w:p>
+      <w:pPr>
+        <w:pStyle w:val="Textoindependiente"/>
+        <w:spacing w:before="322" w:after="283" w:line="360" w:lineRule="auto"/>
+        <w:ind w:left="510"/>
+        <w:jc w:val="both"/>
+        <w:rPr>
+          <w:rFonts w:ascii="Arial" w:hAnsi="Arial"/>
+          <w:color w:val="000000"/>
+        </w:rPr>
+      </w:pPr>
+      <w:r>
+        <w:rPr>
+          <w:rFonts w:ascii="Arial" w:hAnsi="Arial"/>
+          <w:color w:val="000000"/>
+        </w:rPr>
+        <w:t>De manera especial, agradezco a mi asesor académico por su orientación, seguimiento y retroalimentación, los cuales fueron clave para estructurar adecuadamente el proyecto y fortalecer la calidad de esta memoria.</w:t>
+      </w:r>
+    </w:p>
+    <w:p>
+      <w:pPr>
+        <w:pStyle w:val="Textoindependiente"/>
+        <w:spacing w:before="322" w:line="360" w:lineRule="auto"/>
+        <w:ind w:left="510"/>
+        <w:jc w:val="both"/>
+        <w:rPr>
+          <w:rFonts w:ascii="Arial" w:hAnsi="Arial"/>
+          <w:color w:val="000000"/>
+        </w:rPr>
+        <w:sectPr>
+          <w:headerReference w:type="default" r:id="rId34"/>
+          <w:pgSz w:w="12240" w:h="15840"/>
+          <w:pgMar w:top="1400" w:right="1080" w:bottom="1460" w:left="1440" w:header="0" w:footer="1270" w:gutter="0"/>
+          <w:pgNumType w:start="5"/>
+          <w:cols w:space="720"/>
+          <w:formProt w:val="0"/>
+          <w:docGrid w:linePitch="100"/>
+        </w:sectPr>
+      </w:pPr>
       <w:r>
         <w:rPr>
           <w:rFonts w:ascii="Arial" w:hAnsi="Arial"/>
@@ -1545,9 +1684,9 @@
           <w:spacing w:val="-2"/>
         </w:rPr>
         <w:sectPr>
-          <w:footerReference w:type="even" r:id="rId29"/>
-          <w:footerReference w:type="default" r:id="rId30"/>
-          <w:footerReference w:type="first" r:id="rId31"/>
+          <w:footerReference w:type="even" r:id="rId35"/>
+          <w:footerReference w:type="default" r:id="rId36"/>
+          <w:footerReference w:type="first" r:id="rId37"/>
           <w:pgSz w:w="12240" w:h="15840"/>
           <w:pgMar w:top="1400" w:right="1080" w:bottom="1460" w:left="1440" w:header="0" w:footer="1270" w:gutter="0"/>
           <w:cols w:space="720"/>
@@ -1568,6 +1707,7 @@
     <w:p>
       <w:pPr>
         <w:pStyle w:val="Ttulo1"/>
+        <w:jc w:val="both"/>
         <w:rPr>
           <w:sz w:val="24"/>
           <w:szCs w:val="24"/>
@@ -1585,6 +1725,7 @@
     <w:p>
       <w:pPr>
         <w:pStyle w:val="Textoindependiente"/>
+        <w:jc w:val="both"/>
         <w:rPr>
           <w:rFonts w:ascii="Arial" w:hAnsi="Arial"/>
           <w:b/>
@@ -1592,19 +1733,34 @@
       </w:pPr>
     </w:p>
     <w:p>
+      <w:pPr>
+        <w:jc w:val="both"/>
+      </w:pPr>
       <w:r>
         <w:t>El presente proyecto tuvo como objetivo desarrollar un sistema informático de escritorio para automatizar la gestión y generación de reportes de la Cédula de Operación Anual (COA) en Ingeniería Ambiental Integral, S.A. de C.V. La investigación fue de tipo aplicada, con enfoque tecnológico y nivel descriptivo, orientada a mejorar un proceso manual basado en múltiples archivos Excel, propenso a errores y dependiente del personal. El sistema COA-REPORT fue desarrollado entre enero y abril de 2026 utilizando Java 17, JavaFX y SQLite.</w:t>
       </w:r>
     </w:p>
-    <w:p/>
-    <w:p>
+    <w:p>
+      <w:pPr>
+        <w:jc w:val="both"/>
+      </w:pPr>
+    </w:p>
+    <w:p>
+      <w:pPr>
+        <w:jc w:val="both"/>
+      </w:pPr>
       <w:r>
         <w:t>Los resultados evidenciaron una reducción del 80% en el tiempo de captura, la eliminación de procesos de consolidación prolongados y la centralización de la información. El sistema fue validado mediante 10 casos de prueba con resultados satisfactorios, concluyendo que mejora la eficiencia operativa y la gestión de datos.</w:t>
       </w:r>
     </w:p>
-    <w:p/>
-    <w:p>
-      <w:pPr>
+    <w:p>
+      <w:pPr>
+        <w:jc w:val="both"/>
+      </w:pPr>
+    </w:p>
+    <w:p>
+      <w:pPr>
+        <w:jc w:val="both"/>
         <w:rPr>
           <w:b/>
           <w:bCs/>
@@ -1613,6 +1769,11 @@
       <w:r>
         <w:t>Palabras clave: sistema informático, automatización, COA, residuos peligrosos, JavaFX, SQLite, gestión de datos, reportes.</w:t>
       </w:r>
+    </w:p>
+    <w:p>
+      <w:pPr>
+        <w:jc w:val="both"/>
+      </w:pPr>
     </w:p>
     <w:p/>
     <w:p/>
@@ -1647,7 +1808,6 @@
     <w:p/>
     <w:p/>
     <w:p/>
-    <w:p/>
     <w:p>
       <w:pPr>
         <w:rPr>
@@ -1694,99 +1854,13 @@
       <w:pPr>
         <w:pStyle w:val="Textoindependiente"/>
         <w:spacing w:before="137"/>
-        <w:jc w:val="both"/>
-        <w:rPr>
-          <w:rFonts w:ascii="Arial" w:hAnsi="Arial" w:cs="Arial"/>
+        <w:rPr>
           <w:color w:val="000000"/>
-          <w:lang w:val="es-MX"/>
-        </w:rPr>
-      </w:pPr>
-      <w:r>
-        <w:rPr>
-          <w:rFonts w:ascii="Arial" w:hAnsi="Arial" w:cs="Arial"/>
-          <w:color w:val="000000"/>
-          <w:lang w:val="es-MX"/>
-        </w:rPr>
-        <w:t>This project aimed to develop a desktop information system to automate the management and generation of Annual Operation Certificate (COA) reports at Ingeniería Ambiental Integral, S.A. de C.V. The research was applied, with a technological approach and descriptive level, focused on improving a manual process based on multiple Excel files, prone to errors and dependent on personnel. The COA-REPORT system was developed between January and April 2026 using Java 17, JavaFX, and SQLite.</w:t>
-      </w:r>
-    </w:p>
-    <w:p>
-      <w:pPr>
-        <w:pStyle w:val="Textoindependiente"/>
-        <w:spacing w:before="137"/>
-        <w:jc w:val="both"/>
-        <w:rPr>
-          <w:rFonts w:ascii="Arial" w:hAnsi="Arial" w:cs="Arial"/>
-          <w:color w:val="000000"/>
-          <w:lang w:val="es-MX"/>
-        </w:rPr>
-      </w:pPr>
-      <w:r>
-        <w:rPr>
-          <w:rFonts w:ascii="Arial" w:hAnsi="Arial" w:cs="Arial"/>
-          <w:color w:val="000000"/>
-          <w:lang w:val="es-MX"/>
-        </w:rPr>
-        <w:t xml:space="preserve">The results showed </w:t>
-      </w:r>
-      <w:r>
-        <w:rPr>
-          <w:rFonts w:ascii="Arial" w:hAnsi="Arial" w:cs="Arial"/>
-          <w:color w:val="000000"/>
-          <w:lang w:val="es-MX"/>
-        </w:rPr>
-        <w:t>an-80</w:t>
-      </w:r>
-      <w:r>
-        <w:rPr>
-          <w:rFonts w:ascii="Arial" w:hAnsi="Arial" w:cs="Arial"/>
-          <w:color w:val="000000"/>
-          <w:lang w:val="es-MX"/>
-        </w:rPr>
-        <w:t>% reduction in data entry time, the elimination of lengthy consolidation processes, and centralized information management. The system was validated through 10 test cases with satisfactory results, concluding that it improves operational efficiency and data management.</w:t>
-      </w:r>
-    </w:p>
-    <w:p>
-      <w:pPr>
-        <w:pStyle w:val="Textoindependiente"/>
-        <w:spacing w:before="137"/>
-        <w:jc w:val="both"/>
-        <w:rPr>
-          <w:rFonts w:ascii="Arial" w:hAnsi="Arial" w:cs="Arial"/>
-          <w:color w:val="000000"/>
-          <w:lang w:val="es-MX"/>
-        </w:rPr>
-      </w:pPr>
-      <w:r>
-        <w:rPr>
-          <w:rFonts w:ascii="Arial" w:hAnsi="Arial" w:cs="Arial"/>
-          <w:b/>
-          <w:bCs/>
-          <w:color w:val="000000"/>
-          <w:lang w:val="es-MX"/>
-        </w:rPr>
-        <w:t>Keywords:</w:t>
-      </w:r>
-      <w:r>
-        <w:rPr>
-          <w:rFonts w:ascii="Arial" w:hAnsi="Arial" w:cs="Arial"/>
-          <w:color w:val="000000"/>
-          <w:lang w:val="es-MX"/>
-        </w:rPr>
-        <w:t xml:space="preserve"> information system, automation, COA, hazardous waste, JavaFX, SQLite, data management, reporting.</w:t>
-      </w:r>
-    </w:p>
-    <w:p>
-      <w:pPr>
-        <w:pStyle w:val="Textoindependiente"/>
-        <w:spacing w:before="137"/>
-        <w:rPr>
-          <w:color w:val="000000"/>
         </w:rPr>
         <w:sectPr>
-          <w:footerReference w:type="even" r:id="rId32"/>
-          <w:footerReference w:type="default" r:id="rId33"/>
-          <w:footerReference w:type="first" r:id="rId34"/>
+          <w:footerReference w:type="even" r:id="rId38"/>
+          <w:footerReference w:type="default" r:id="rId39"/>
+          <w:footerReference w:type="first" r:id="rId40"/>
           <w:pgSz w:w="12240" w:h="15840"/>
           <w:pgMar w:top="1400" w:right="1080" w:bottom="1460" w:left="1440" w:header="0" w:footer="1270" w:gutter="0"/>
           <w:cols w:space="720"/>
@@ -1794,12 +1868,72 @@
           <w:docGrid w:linePitch="100"/>
         </w:sectPr>
       </w:pPr>
+      <w:r>
+        <w:rPr>
+          <w:noProof/>
+        </w:rPr>
+        <w:drawing>
+          <wp:inline distT="0" distB="0" distL="0" distR="0" wp14:anchorId="5E89A67F" wp14:editId="672EBC12">
+            <wp:extent cx="4824631" cy="6138545"/>
+            <wp:effectExtent l="647700" t="0" r="643255" b="0"/>
+            <wp:docPr id="1038299429" name="Imagen 2"/>
+            <wp:cNvGraphicFramePr>
+              <a:graphicFrameLocks xmlns:a="http://schemas.openxmlformats.org/drawingml/2006/main" noChangeAspect="1"/>
+            </wp:cNvGraphicFramePr>
+            <a:graphic xmlns:a="http://schemas.openxmlformats.org/drawingml/2006/main">
+              <a:graphicData uri="http://schemas.openxmlformats.org/drawingml/2006/picture">
+                <pic:pic xmlns:pic="http://schemas.openxmlformats.org/drawingml/2006/picture">
+                  <pic:nvPicPr>
+                    <pic:cNvPr id="0" name="Picture 4"/>
+                    <pic:cNvPicPr>
+                      <a:picLocks noChangeAspect="1" noChangeArrowheads="1"/>
+                    </pic:cNvPicPr>
+                  </pic:nvPicPr>
+                  <pic:blipFill rotWithShape="1">
+                    <a:blip r:embed="rId41">
+                      <a:extLst>
+                        <a:ext uri="{28A0092B-C50C-407E-A947-70E740481C1C}">
+                          <a14:useLocalDpi xmlns:a14="http://schemas.microsoft.com/office/drawing/2010/main" val="0"/>
+                        </a:ext>
+                      </a:extLst>
+                    </a:blip>
+                    <a:srcRect l="38870" t="8151" r="9562" b="5329"/>
+                    <a:stretch>
+                      <a:fillRect/>
+                    </a:stretch>
+                  </pic:blipFill>
+                  <pic:spPr bwMode="auto">
+                    <a:xfrm rot="16200000">
+                      <a:off x="0" y="0"/>
+                      <a:ext cx="4854103" cy="6176044"/>
+                    </a:xfrm>
+                    <a:prstGeom prst="rect">
+                      <a:avLst/>
+                    </a:prstGeom>
+                    <a:noFill/>
+                    <a:ln>
+                      <a:noFill/>
+                    </a:ln>
+                    <a:extLst>
+                      <a:ext uri="{53640926-AAD7-44D8-BBD7-CCE9431645EC}">
+                        <a14:shadowObscured xmlns:a14="http://schemas.microsoft.com/office/drawing/2010/main"/>
+                      </a:ext>
+                    </a:extLst>
+                  </pic:spPr>
+                </pic:pic>
+              </a:graphicData>
+            </a:graphic>
+          </wp:inline>
+        </w:drawing>
+      </w:r>
     </w:p>
     <w:p/>
     <w:sdt>
       <w:sdtPr>
         <w:rPr>
           <w:rFonts w:ascii="Times New Roman" w:eastAsia="Times New Roman" w:hAnsi="Times New Roman" w:cs="Times New Roman"/>
+          <w:b w:val="0"/>
+          <w:bCs w:val="0"/>
           <w:sz w:val="22"/>
           <w:szCs w:val="22"/>
         </w:rPr>
@@ -1809,12 +1943,6 @@
           <w:docPartUnique/>
         </w:docPartObj>
       </w:sdtPr>
-      <w:sdtEndPr>
-        <w:rPr>
-          <w:b w:val="0"/>
-          <w:bCs w:val="0"/>
-        </w:rPr>
-      </w:sdtEndPr>
       <w:sdtContent>
         <w:p>
           <w:pPr>
@@ -8079,7 +8207,7 @@
         <w:pStyle w:val="Ttulo3"/>
         <w:ind w:left="1026"/>
       </w:pPr>
-      <w:hyperlink r:id="rId35" w:history="1">
+      <w:hyperlink r:id="rId42" w:history="1">
         <w:r>
           <w:rPr>
             <w:rStyle w:val="Hipervnculo"/>
@@ -8099,24 +8227,26 @@
         <w:pStyle w:val="Ttulo3"/>
         <w:ind w:left="1026"/>
       </w:pPr>
-      <w:hyperlink r:id="rId36" w:history="1">
+      <w:hyperlink r:id="rId43" w:history="1">
         <w:r>
           <w:rPr>
             <w:rStyle w:val="Hipervnculo"/>
           </w:rPr>
-          <w:t>Manual t</w:t>
+          <w:t>Manual técnico</w:t>
         </w:r>
+      </w:hyperlink>
+    </w:p>
+    <w:p>
+      <w:pPr>
+        <w:pStyle w:val="Ttulo3"/>
+        <w:ind w:left="1026"/>
+      </w:pPr>
+      <w:hyperlink r:id="rId44" w:history="1">
         <w:r>
           <w:rPr>
             <w:rStyle w:val="Hipervnculo"/>
           </w:rPr>
-          <w:t>é</w:t>
-        </w:r>
-        <w:r>
-          <w:rPr>
-            <w:rStyle w:val="Hipervnculo"/>
-          </w:rPr>
-          <w:t>cnico</w:t>
+          <w:t>Diagrama de GANTT</w:t>
         </w:r>
       </w:hyperlink>
     </w:p>
@@ -8125,31 +8255,7 @@
         <w:pStyle w:val="Ttulo3"/>
         <w:ind w:left="1026"/>
       </w:pPr>
-      <w:r>
-        <w:fldChar w:fldCharType="begin"/>
-      </w:r>
-      <w:r>
-        <w:instrText>HYPERLINK "ANEXOS/COA-repot-1.gan"</w:instrText>
-      </w:r>
-      <w:r>
-        <w:fldChar w:fldCharType="separate"/>
-      </w:r>
-      <w:r>
-        <w:rPr>
-          <w:rStyle w:val="Hipervnculo"/>
-        </w:rPr>
-        <w:t>Diagrama de GANTT</w:t>
-      </w:r>
-      <w:r>
-        <w:fldChar w:fldCharType="end"/>
-      </w:r>
-    </w:p>
-    <w:p>
-      <w:pPr>
-        <w:pStyle w:val="Ttulo3"/>
-        <w:ind w:left="1026"/>
-      </w:pPr>
-      <w:hyperlink r:id="rId37" w:history="1">
+      <w:hyperlink r:id="rId45" w:history="1">
         <w:r>
           <w:rPr>
             <w:rStyle w:val="Hipervnculo"/>
@@ -8169,36 +8275,14 @@
         <w:pStyle w:val="Ttulo3"/>
         <w:ind w:left="1026"/>
       </w:pPr>
-      <w:r>
-        <w:fldChar w:fldCharType="begin"/>
-      </w:r>
-      <w:r>
-        <w:instrText>HYPERLINK "ANEXOS/diagramas"</w:instrText>
-      </w:r>
-      <w:r>
-        <w:fldChar w:fldCharType="separate"/>
-      </w:r>
-      <w:r>
-        <w:rPr>
-          <w:rStyle w:val="Hipervnculo"/>
-        </w:rPr>
-        <w:t>Di</w:t>
-      </w:r>
-      <w:r>
-        <w:rPr>
-          <w:rStyle w:val="Hipervnculo"/>
-        </w:rPr>
-        <w:t>a</w:t>
-      </w:r>
-      <w:r>
-        <w:rPr>
-          <w:rStyle w:val="Hipervnculo"/>
-        </w:rPr>
-        <w:t>gramas</w:t>
-      </w:r>
-      <w:r>
-        <w:fldChar w:fldCharType="end"/>
-      </w:r>
+      <w:hyperlink r:id="rId46" w:history="1">
+        <w:r>
+          <w:rPr>
+            <w:rStyle w:val="Hipervnculo"/>
+          </w:rPr>
+          <w:t>Diagramas</w:t>
+        </w:r>
+      </w:hyperlink>
       <w:r>
         <w:t xml:space="preserve"> </w:t>
       </w:r>
@@ -8214,10 +8298,7 @@
       </w:pPr>
       <w:bookmarkStart w:id="15" w:name="_Toc227232931"/>
       <w:r>
-        <w:t xml:space="preserve">ÍNDICE DE </w:t>
-      </w:r>
-      <w:r>
-        <w:t>TABLAS</w:t>
+        <w:t>ÍNDICE DE TABLAS</w:t>
       </w:r>
       <w:bookmarkEnd w:id="15"/>
     </w:p>
@@ -9862,9 +9943,10 @@
           <w:spacing w:val="-2"/>
         </w:rPr>
         <w:sectPr>
-          <w:footerReference w:type="even" r:id="rId38"/>
-          <w:footerReference w:type="default" r:id="rId39"/>
-          <w:footerReference w:type="first" r:id="rId40"/>
+          <w:headerReference w:type="default" r:id="rId47"/>
+          <w:footerReference w:type="even" r:id="rId48"/>
+          <w:footerReference w:type="default" r:id="rId49"/>
+          <w:footerReference w:type="first" r:id="rId50"/>
           <w:pgSz w:w="12240" w:h="15840"/>
           <w:pgMar w:top="1400" w:right="1080" w:bottom="1020" w:left="1440" w:header="0" w:footer="833" w:gutter="0"/>
           <w:cols w:space="720"/>
@@ -9960,9 +10042,9 @@
         <w:pStyle w:val="Ttulo1"/>
         <w:jc w:val="center"/>
         <w:sectPr>
-          <w:footerReference w:type="even" r:id="rId41"/>
-          <w:footerReference w:type="default" r:id="rId42"/>
-          <w:footerReference w:type="first" r:id="rId43"/>
+          <w:footerReference w:type="even" r:id="rId51"/>
+          <w:footerReference w:type="default" r:id="rId52"/>
+          <w:footerReference w:type="first" r:id="rId53"/>
           <w:pgSz w:w="12240" w:h="15840"/>
           <w:pgMar w:top="1820" w:right="1080" w:bottom="1080" w:left="1440" w:header="0" w:footer="833" w:gutter="0"/>
           <w:cols w:space="720"/>
@@ -10201,17 +10283,7 @@
           <w:sz w:val="24"/>
           <w:szCs w:val="24"/>
         </w:rPr>
-        <w:t>Ingeniería</w:t>
-      </w:r>
-      <w:r>
-        <w:rPr>
-          <w:rFonts w:ascii="Arial" w:hAnsi="Arial"/>
-          <w:color w:val="000000"/>
-          <w:spacing w:val="-2"/>
-          <w:sz w:val="24"/>
-          <w:szCs w:val="24"/>
-        </w:rPr>
-        <w:t xml:space="preserve"> Ambiental Integral, S.A. DE C.V.</w:t>
+        <w:t>Ingeniería Ambiental Integral, S.A. DE C.V.</w:t>
       </w:r>
     </w:p>
     <w:p>
@@ -10392,7 +10464,7 @@
                     </pic:cNvPicPr>
                   </pic:nvPicPr>
                   <pic:blipFill>
-                    <a:blip r:embed="rId44"/>
+                    <a:blip r:embed="rId54"/>
                     <a:stretch>
                       <a:fillRect/>
                     </a:stretch>
@@ -10789,7 +10861,7 @@
                     </pic:cNvPicPr>
                   </pic:nvPicPr>
                   <pic:blipFill>
-                    <a:blip r:embed="rId45"/>
+                    <a:blip r:embed="rId55"/>
                     <a:stretch>
                       <a:fillRect/>
                     </a:stretch>
@@ -10928,9 +11000,9 @@
           <w:color w:val="000000"/>
         </w:rPr>
         <w:sectPr>
-          <w:footerReference w:type="even" r:id="rId46"/>
-          <w:footerReference w:type="default" r:id="rId47"/>
-          <w:footerReference w:type="first" r:id="rId48"/>
+          <w:footerReference w:type="even" r:id="rId56"/>
+          <w:footerReference w:type="default" r:id="rId57"/>
+          <w:footerReference w:type="first" r:id="rId58"/>
           <w:pgSz w:w="12240" w:h="15840"/>
           <w:pgMar w:top="1660" w:right="1080" w:bottom="1080" w:left="1440" w:header="0" w:footer="833" w:gutter="0"/>
           <w:cols w:space="720"/>
@@ -11442,25 +11514,7 @@
                       <w:szCs w:val="20"/>
                       <w:lang w:val="es-MX" w:eastAsia="es-MX"/>
                     </w:rPr>
-                    <w:t>Gutiérrez</w:t>
-                  </w:r>
-                  <w:r>
-                    <w:rPr>
-                      <w:color w:val="000000"/>
-                      <w:sz w:val="20"/>
-                      <w:szCs w:val="20"/>
-                      <w:lang w:val="es-MX" w:eastAsia="es-MX"/>
-                    </w:rPr>
-                    <w:t xml:space="preserve"> </w:t>
-                  </w:r>
-                  <w:r>
-                    <w:rPr>
-                      <w:color w:val="000000"/>
-                      <w:sz w:val="20"/>
-                      <w:szCs w:val="20"/>
-                      <w:lang w:val="es-MX" w:eastAsia="es-MX"/>
-                    </w:rPr>
-                    <w:t>García</w:t>
+                    <w:t>Gutiérrez García</w:t>
                   </w:r>
                 </w:p>
                 <w:p>
@@ -11687,9 +11741,9 @@
           <w:color w:val="000000"/>
         </w:rPr>
         <w:sectPr>
-          <w:footerReference w:type="even" r:id="rId49"/>
-          <w:footerReference w:type="default" r:id="rId50"/>
-          <w:footerReference w:type="first" r:id="rId51"/>
+          <w:footerReference w:type="even" r:id="rId59"/>
+          <w:footerReference w:type="default" r:id="rId60"/>
+          <w:footerReference w:type="first" r:id="rId61"/>
           <w:pgSz w:w="12240" w:h="15840"/>
           <w:pgMar w:top="1400" w:right="1080" w:bottom="1080" w:left="1440" w:header="0" w:footer="833" w:gutter="0"/>
           <w:cols w:space="720"/>
@@ -11858,9 +11912,9 @@
           <w:szCs w:val="24"/>
         </w:rPr>
         <w:sectPr>
-          <w:footerReference w:type="even" r:id="rId52"/>
-          <w:footerReference w:type="default" r:id="rId53"/>
-          <w:footerReference w:type="first" r:id="rId54"/>
+          <w:footerReference w:type="even" r:id="rId62"/>
+          <w:footerReference w:type="default" r:id="rId63"/>
+          <w:footerReference w:type="first" r:id="rId64"/>
           <w:pgSz w:w="12240" w:h="15840"/>
           <w:pgMar w:top="1820" w:right="1080" w:bottom="1080" w:left="1440" w:header="0" w:footer="833" w:gutter="0"/>
           <w:cols w:space="720"/>
@@ -11972,7 +12026,7 @@
       <w:pPr>
         <w:pStyle w:val="Textoindependiente"/>
         <w:spacing w:line="360" w:lineRule="auto"/>
-        <w:ind w:left="737" w:right="397"/>
+        <w:ind w:left="142" w:right="-61"/>
         <w:jc w:val="both"/>
         <w:rPr>
           <w:rFonts w:ascii="Arial" w:hAnsi="Arial"/>
@@ -11993,7 +12047,7 @@
       <w:pPr>
         <w:pStyle w:val="Textoindependiente"/>
         <w:spacing w:after="283" w:line="360" w:lineRule="auto"/>
-        <w:ind w:left="737"/>
+        <w:ind w:left="142"/>
         <w:jc w:val="both"/>
         <w:rPr>
           <w:rFonts w:ascii="Arial" w:hAnsi="Arial"/>
@@ -12014,7 +12068,7 @@
       <w:pPr>
         <w:pStyle w:val="Textoindependiente"/>
         <w:spacing w:after="283" w:line="360" w:lineRule="auto"/>
-        <w:ind w:left="737"/>
+        <w:ind w:left="142"/>
         <w:jc w:val="both"/>
         <w:rPr>
           <w:rFonts w:ascii="Arial" w:hAnsi="Arial"/>
@@ -12102,10 +12156,15 @@
           <w:numId w:val="17"/>
         </w:numPr>
         <w:jc w:val="both"/>
+        <w:rPr>
+          <w:rFonts w:ascii="Arial" w:hAnsi="Arial" w:cs="Arial"/>
+          <w:sz w:val="24"/>
+          <w:szCs w:val="24"/>
+        </w:rPr>
         <w:sectPr>
-          <w:footerReference w:type="even" r:id="rId55"/>
-          <w:footerReference w:type="default" r:id="rId56"/>
-          <w:footerReference w:type="first" r:id="rId57"/>
+          <w:footerReference w:type="even" r:id="rId65"/>
+          <w:footerReference w:type="default" r:id="rId66"/>
+          <w:footerReference w:type="first" r:id="rId67"/>
           <w:pgSz w:w="12240" w:h="15840"/>
           <w:pgMar w:top="1660" w:right="1080" w:bottom="1080" w:left="1440" w:header="0" w:footer="833" w:gutter="0"/>
           <w:cols w:space="720"/>
@@ -12114,13 +12173,12 @@
         </w:sectPr>
       </w:pPr>
       <w:r>
-        <w:t xml:space="preserve">Desarrollar un sistema informático de escritorio para el apoyo en la gestión y generación de reportes la Cédula de Operación Anual en la </w:t>
-      </w:r>
-      <w:r>
-        <w:t>empresa Ingeniería</w:t>
-      </w:r>
-      <w:r>
-        <w:t xml:space="preserve"> Ambiental Integral, S.A. de C.V.</w:t>
+        <w:rPr>
+          <w:rFonts w:ascii="Arial" w:hAnsi="Arial" w:cs="Arial"/>
+          <w:sz w:val="24"/>
+          <w:szCs w:val="24"/>
+        </w:rPr>
+        <w:t>Desarrollar un sistema informático de escritorio para el apoyo en la gestión y generación de reportes de la Cédula de Operación Anual en la empresa Ingeniería Ambiental Integral, S.A. de C.V., durante enero - abril de 2026.</w:t>
       </w:r>
     </w:p>
     <w:p>
@@ -12160,7 +12218,12 @@
           <w:ilvl w:val="0"/>
           <w:numId w:val="6"/>
         </w:numPr>
+        <w:tabs>
+          <w:tab w:val="clear" w:pos="720"/>
+          <w:tab w:val="left" w:pos="426"/>
+        </w:tabs>
         <w:spacing w:before="221" w:line="360" w:lineRule="auto"/>
+        <w:ind w:left="142"/>
         <w:jc w:val="both"/>
         <w:rPr>
           <w:rFonts w:ascii="Arial" w:hAnsi="Arial"/>
@@ -12187,6 +12250,7 @@
           <w:tab w:val="left" w:pos="0"/>
         </w:tabs>
         <w:spacing w:before="221" w:after="283" w:line="360" w:lineRule="auto"/>
+        <w:ind w:left="142"/>
         <w:jc w:val="both"/>
         <w:rPr>
           <w:rFonts w:ascii="Arial" w:hAnsi="Arial"/>
@@ -12213,6 +12277,7 @@
           <w:tab w:val="left" w:pos="0"/>
         </w:tabs>
         <w:spacing w:before="221" w:after="283" w:line="360" w:lineRule="auto"/>
+        <w:ind w:left="142"/>
         <w:jc w:val="both"/>
         <w:rPr>
           <w:rFonts w:ascii="Arial" w:hAnsi="Arial"/>
@@ -12253,6 +12318,7 @@
           <w:tab w:val="left" w:pos="0"/>
         </w:tabs>
         <w:spacing w:before="221" w:after="283" w:line="360" w:lineRule="auto"/>
+        <w:ind w:left="142"/>
         <w:jc w:val="both"/>
         <w:rPr>
           <w:rFonts w:ascii="Arial" w:hAnsi="Arial"/>
@@ -12279,6 +12345,7 @@
           <w:tab w:val="left" w:pos="0"/>
         </w:tabs>
         <w:spacing w:before="221" w:after="283" w:line="360" w:lineRule="auto"/>
+        <w:ind w:left="142"/>
         <w:jc w:val="both"/>
         <w:rPr>
           <w:rFonts w:ascii="Arial" w:hAnsi="Arial"/>
@@ -12305,6 +12372,7 @@
           <w:tab w:val="left" w:pos="0"/>
         </w:tabs>
         <w:spacing w:before="221" w:after="283" w:line="360" w:lineRule="auto"/>
+        <w:ind w:left="142"/>
         <w:jc w:val="both"/>
         <w:rPr>
           <w:rFonts w:ascii="Arial" w:hAnsi="Arial"/>
@@ -12322,6 +12390,8 @@
     <w:p>
       <w:pPr>
         <w:pStyle w:val="Ttulo2"/>
+        <w:ind w:left="142"/>
+        <w:jc w:val="both"/>
       </w:pPr>
       <w:bookmarkStart w:id="67" w:name="_Toc227187958"/>
       <w:bookmarkStart w:id="68" w:name="_Toc227232955"/>
@@ -12335,7 +12405,7 @@
       <w:pPr>
         <w:pStyle w:val="Textoindependiente"/>
         <w:spacing w:before="221" w:line="360" w:lineRule="auto"/>
-        <w:ind w:left="610" w:right="369"/>
+        <w:ind w:left="142" w:right="369"/>
         <w:jc w:val="both"/>
         <w:rPr>
           <w:rFonts w:ascii="Arial" w:hAnsi="Arial"/>
@@ -12356,7 +12426,7 @@
       <w:pPr>
         <w:pStyle w:val="Textoindependiente"/>
         <w:spacing w:before="221" w:after="283" w:line="360" w:lineRule="auto"/>
-        <w:ind w:left="624"/>
+        <w:ind w:left="142"/>
         <w:jc w:val="both"/>
         <w:rPr>
           <w:rFonts w:ascii="Arial" w:hAnsi="Arial"/>
@@ -12395,7 +12465,7 @@
       <w:pPr>
         <w:pStyle w:val="Textoindependiente"/>
         <w:spacing w:before="221" w:after="283" w:line="360" w:lineRule="auto"/>
-        <w:ind w:left="624"/>
+        <w:ind w:left="142"/>
         <w:jc w:val="both"/>
         <w:rPr>
           <w:rFonts w:ascii="Arial" w:hAnsi="Arial"/>
@@ -12426,7 +12496,33 @@
     </w:p>
     <w:p>
       <w:pPr>
+        <w:spacing w:line="480" w:lineRule="auto"/>
+        <w:ind w:left="645"/>
+        <w:rPr>
+          <w:rFonts w:cs="Arial"/>
+          <w:b/>
+          <w:sz w:val="26"/>
+          <w:szCs w:val="26"/>
+        </w:rPr>
+      </w:pPr>
+    </w:p>
+    <w:p>
+      <w:pPr>
         <w:pStyle w:val="Ttulo2"/>
+      </w:pPr>
+      <w:bookmarkStart w:id="69" w:name="_Toc227187960"/>
+      <w:bookmarkStart w:id="70" w:name="_Toc227232956"/>
+      <w:r>
+        <w:lastRenderedPageBreak/>
+        <w:t>Alcances</w:t>
+      </w:r>
+      <w:bookmarkEnd w:id="69"/>
+      <w:bookmarkEnd w:id="70"/>
+    </w:p>
+    <w:p>
+      <w:pPr>
+        <w:pStyle w:val="Ttulo2"/>
+        <w:ind w:left="0" w:firstLine="0"/>
         <w:rPr>
           <w:color w:val="000000"/>
           <w:spacing w:val="-2"/>
@@ -12434,13 +12530,6 @@
           <w:szCs w:val="24"/>
         </w:rPr>
       </w:pPr>
-      <w:bookmarkStart w:id="69" w:name="_Toc227187960"/>
-      <w:bookmarkStart w:id="70" w:name="_Toc227232956"/>
-      <w:r>
-        <w:t>Alcances</w:t>
-      </w:r>
-      <w:bookmarkEnd w:id="69"/>
-      <w:bookmarkEnd w:id="70"/>
     </w:p>
     <w:p>
       <w:pPr>
@@ -12472,7 +12561,29 @@
           <w:color w:val="000000"/>
           <w:spacing w:val="-2"/>
         </w:rPr>
-        <w:t>Desarrollo de una aplicación de escritorio utilizando Java y JavaFX.</w:t>
+        <w:t xml:space="preserve">Desarrollo de una aplicación de escritorio utilizando Java y </w:t>
+      </w:r>
+      <w:proofErr w:type="spellStart"/>
+      <w:r>
+        <w:rPr>
+          <w:rFonts w:ascii="Arial" w:eastAsia="Arial" w:hAnsi="Arial" w:cs="Arial"/>
+          <w:i/>
+          <w:iCs/>
+          <w:color w:val="000000"/>
+          <w:spacing w:val="-2"/>
+        </w:rPr>
+        <w:t>JavaFX</w:t>
+      </w:r>
+      <w:proofErr w:type="spellEnd"/>
+      <w:r>
+        <w:rPr>
+          <w:rFonts w:ascii="Arial" w:eastAsia="Arial" w:hAnsi="Arial" w:cs="Arial"/>
+          <w:i/>
+          <w:iCs/>
+          <w:color w:val="000000"/>
+          <w:spacing w:val="-2"/>
+        </w:rPr>
+        <w:t>.</w:t>
       </w:r>
     </w:p>
     <w:p>
@@ -12643,6 +12754,9 @@
     <w:p>
       <w:pPr>
         <w:pStyle w:val="Ttulo2"/>
+        <w:tabs>
+          <w:tab w:val="left" w:pos="160"/>
+        </w:tabs>
         <w:rPr>
           <w:color w:val="000000"/>
           <w:spacing w:val="-2"/>
@@ -12661,6 +12775,9 @@
     <w:p>
       <w:pPr>
         <w:pStyle w:val="Ttulo3"/>
+        <w:tabs>
+          <w:tab w:val="left" w:pos="160"/>
+        </w:tabs>
       </w:pPr>
       <w:bookmarkStart w:id="73" w:name="_Toc227187962"/>
       <w:bookmarkStart w:id="74" w:name="_Toc227232958"/>
@@ -12673,8 +12790,11 @@
     <w:p>
       <w:pPr>
         <w:pStyle w:val="Textoindependiente"/>
+        <w:tabs>
+          <w:tab w:val="left" w:pos="160"/>
+        </w:tabs>
         <w:spacing w:before="221" w:after="283" w:line="360" w:lineRule="auto"/>
-        <w:ind w:left="510"/>
+        <w:ind w:left="142"/>
         <w:jc w:val="both"/>
         <w:rPr>
           <w:rFonts w:ascii="Arial" w:hAnsi="Arial"/>
@@ -12688,12 +12808,33 @@
           <w:color w:val="000000"/>
           <w:spacing w:val="-2"/>
         </w:rPr>
-        <w:t>El proyecto se desarrollará durante el periodo comprendido dentro del cuatrimestre Enero - Abril de 2026.</w:t>
+        <w:t xml:space="preserve">El proyecto se desarrollará durante el periodo comprendido dentro del cuatrimestre Enero - </w:t>
+      </w:r>
+      <w:proofErr w:type="gramStart"/>
+      <w:r>
+        <w:rPr>
+          <w:rFonts w:ascii="Arial" w:hAnsi="Arial"/>
+          <w:color w:val="000000"/>
+          <w:spacing w:val="-2"/>
+        </w:rPr>
+        <w:t>Abril</w:t>
+      </w:r>
+      <w:proofErr w:type="gramEnd"/>
+      <w:r>
+        <w:rPr>
+          <w:rFonts w:ascii="Arial" w:hAnsi="Arial"/>
+          <w:color w:val="000000"/>
+          <w:spacing w:val="-2"/>
+        </w:rPr>
+        <w:t xml:space="preserve"> de 2026.</w:t>
       </w:r>
     </w:p>
     <w:p>
       <w:pPr>
         <w:pStyle w:val="Ttulo3"/>
+        <w:tabs>
+          <w:tab w:val="left" w:pos="160"/>
+        </w:tabs>
       </w:pPr>
       <w:bookmarkStart w:id="75" w:name="_Toc227187963"/>
       <w:bookmarkStart w:id="76" w:name="_Toc227232959"/>
@@ -12706,8 +12847,11 @@
     <w:p>
       <w:pPr>
         <w:pStyle w:val="Textoindependiente"/>
+        <w:tabs>
+          <w:tab w:val="left" w:pos="160"/>
+        </w:tabs>
         <w:spacing w:before="221" w:line="360" w:lineRule="auto"/>
-        <w:ind w:left="567"/>
+        <w:ind w:left="284"/>
         <w:jc w:val="both"/>
         <w:rPr>
           <w:rFonts w:ascii="Arial" w:hAnsi="Arial"/>
@@ -12715,9 +12859,9 @@
           <w:spacing w:val="-2"/>
         </w:rPr>
         <w:sectPr>
-          <w:footerReference w:type="even" r:id="rId58"/>
-          <w:footerReference w:type="default" r:id="rId59"/>
-          <w:footerReference w:type="first" r:id="rId60"/>
+          <w:footerReference w:type="even" r:id="rId68"/>
+          <w:footerReference w:type="default" r:id="rId69"/>
+          <w:footerReference w:type="first" r:id="rId70"/>
           <w:pgSz w:w="12240" w:h="15840"/>
           <w:pgMar w:top="1400" w:right="1080" w:bottom="1060" w:left="1440" w:header="0" w:footer="833" w:gutter="0"/>
           <w:cols w:space="720"/>
@@ -12780,7 +12924,7 @@
                     </pic:cNvPicPr>
                   </pic:nvPicPr>
                   <pic:blipFill>
-                    <a:blip r:embed="rId61"/>
+                    <a:blip r:embed="rId71"/>
                     <a:stretch>
                       <a:fillRect/>
                     </a:stretch>
@@ -12983,9 +13127,9 @@
           <w:szCs w:val="24"/>
         </w:rPr>
         <w:sectPr>
-          <w:footerReference w:type="even" r:id="rId62"/>
-          <w:footerReference w:type="default" r:id="rId63"/>
-          <w:footerReference w:type="first" r:id="rId64"/>
+          <w:footerReference w:type="even" r:id="rId72"/>
+          <w:footerReference w:type="default" r:id="rId73"/>
+          <w:footerReference w:type="first" r:id="rId74"/>
           <w:pgSz w:w="12240" w:h="15840"/>
           <w:pgMar w:top="1820" w:right="1080" w:bottom="1080" w:left="1440" w:header="0" w:footer="833" w:gutter="0"/>
           <w:cols w:space="720"/>
@@ -13195,6 +13339,7 @@
     <w:p>
       <w:pPr>
         <w:pStyle w:val="Ttulo3"/>
+        <w:ind w:left="-851"/>
       </w:pPr>
       <w:bookmarkStart w:id="87" w:name="_Toc227187969"/>
       <w:bookmarkStart w:id="88" w:name="_Toc227232965"/>
@@ -13258,6 +13403,7 @@
     <w:p>
       <w:pPr>
         <w:pStyle w:val="Ttulo3"/>
+        <w:ind w:left="-851"/>
       </w:pPr>
       <w:bookmarkStart w:id="89" w:name="_Toc227187970"/>
       <w:bookmarkStart w:id="90" w:name="_Toc227232966"/>
@@ -13308,6 +13454,7 @@
     <w:p>
       <w:pPr>
         <w:pStyle w:val="Ttulo3"/>
+        <w:ind w:left="-851"/>
       </w:pPr>
       <w:bookmarkStart w:id="91" w:name="_Toc227187971"/>
       <w:bookmarkStart w:id="92" w:name="_Toc227232967"/>
@@ -13358,7 +13505,7 @@
     <w:p>
       <w:pPr>
         <w:pStyle w:val="Ttulo3"/>
-        <w:ind w:left="142" w:firstLine="18"/>
+        <w:ind w:left="-851" w:firstLine="18"/>
       </w:pPr>
       <w:bookmarkStart w:id="93" w:name="_Toc227187972"/>
       <w:r>
@@ -13413,7 +13560,7 @@
     <w:p>
       <w:pPr>
         <w:pStyle w:val="Ttulo3"/>
-        <w:ind w:left="142" w:firstLine="18"/>
+        <w:ind w:left="-851" w:firstLine="18"/>
       </w:pPr>
       <w:bookmarkStart w:id="95" w:name="_Toc227187973"/>
       <w:bookmarkStart w:id="96" w:name="_Toc227232969"/>
@@ -13464,7 +13611,7 @@
     <w:p>
       <w:pPr>
         <w:pStyle w:val="Ttulo3"/>
-        <w:ind w:left="142" w:firstLine="18"/>
+        <w:ind w:left="-851" w:firstLine="18"/>
       </w:pPr>
       <w:bookmarkStart w:id="97" w:name="_Toc227187974"/>
       <w:bookmarkStart w:id="98" w:name="_Toc227232970"/>
@@ -13645,12 +13792,25 @@
         <w:t>Las pruebas funcionales permiten verificar que cada módulo cumpla con los requisitos definidos, reduciendo la probabilidad de fallos durante su operación.</w:t>
       </w:r>
     </w:p>
-    <w:p/>
-    <w:p/>
-    <w:p/>
+    <w:p>
+      <w:pPr>
+        <w:ind w:left="-851"/>
+      </w:pPr>
+    </w:p>
+    <w:p>
+      <w:pPr>
+        <w:ind w:left="-851"/>
+      </w:pPr>
+    </w:p>
+    <w:p>
+      <w:pPr>
+        <w:ind w:left="-851"/>
+      </w:pPr>
+    </w:p>
     <w:p>
       <w:pPr>
         <w:pStyle w:val="Ttulo2"/>
+        <w:ind w:left="-851"/>
         <w:rPr>
           <w:sz w:val="24"/>
           <w:szCs w:val="24"/>
@@ -13738,6 +13898,7 @@
     <w:p>
       <w:pPr>
         <w:pStyle w:val="Ttulo3"/>
+        <w:ind w:left="-851"/>
       </w:pPr>
       <w:bookmarkStart w:id="101" w:name="_Toc227187976"/>
       <w:bookmarkStart w:id="102" w:name="_Toc227232972"/>
@@ -14098,6 +14259,7 @@
     <w:p>
       <w:pPr>
         <w:pStyle w:val="Textoindependiente"/>
+        <w:ind w:left="-851"/>
         <w:jc w:val="both"/>
       </w:pPr>
     </w:p>
@@ -14117,6 +14279,27 @@
     </w:p>
     <w:p>
       <w:pPr>
+        <w:pStyle w:val="Textoindependiente"/>
+        <w:ind w:left="-851"/>
+        <w:jc w:val="both"/>
+      </w:pPr>
+    </w:p>
+    <w:p>
+      <w:pPr>
+        <w:pStyle w:val="Textoindependiente"/>
+        <w:ind w:left="-851"/>
+        <w:jc w:val="both"/>
+      </w:pPr>
+    </w:p>
+    <w:p>
+      <w:pPr>
+        <w:pStyle w:val="Textoindependiente"/>
+        <w:ind w:left="-851"/>
+        <w:jc w:val="both"/>
+      </w:pPr>
+    </w:p>
+    <w:p>
+      <w:pPr>
         <w:pStyle w:val="Ttulo2"/>
         <w:ind w:left="-851" w:hanging="266"/>
         <w:jc w:val="center"/>
@@ -14124,6 +14307,7 @@
       <w:bookmarkStart w:id="103" w:name="_Toc227187977"/>
       <w:bookmarkStart w:id="104" w:name="_Toc227232973"/>
       <w:r>
+        <w:lastRenderedPageBreak/>
         <w:t xml:space="preserve">TÉCNICAS </w:t>
       </w:r>
       <w:r>
@@ -14178,14 +14362,18 @@
           <w:rFonts w:ascii="Arial" w:hAnsi="Arial"/>
           <w:color w:val="000000"/>
         </w:rPr>
-        <w:lastRenderedPageBreak/>
         <w:t>El desarrollo del sistema requirió el uso de diversas herramientas tecnológicas que permitieron implementar una solución estructurada, modular y funcional.</w:t>
       </w:r>
     </w:p>
-    <w:p/>
+    <w:p>
+      <w:pPr>
+        <w:ind w:left="-851"/>
+      </w:pPr>
+    </w:p>
     <w:p>
       <w:pPr>
         <w:pStyle w:val="Ttulo3"/>
+        <w:ind w:left="-851"/>
       </w:pPr>
       <w:bookmarkStart w:id="105" w:name="_Toc227187978"/>
       <w:r>
@@ -14320,6 +14508,7 @@
     <w:p>
       <w:pPr>
         <w:pStyle w:val="Ttulo3"/>
+        <w:ind w:left="-851"/>
       </w:pPr>
       <w:bookmarkStart w:id="107" w:name="_Toc227187979"/>
       <w:bookmarkStart w:id="108" w:name="_Toc227232975"/>
@@ -14497,6 +14686,7 @@
     <w:p>
       <w:pPr>
         <w:pStyle w:val="Ttulo3"/>
+        <w:ind w:left="-851"/>
       </w:pPr>
       <w:bookmarkStart w:id="109" w:name="_Toc227187980"/>
       <w:r>
@@ -14598,6 +14788,7 @@
           <w:rFonts w:ascii="Arial" w:hAnsi="Arial"/>
           <w:color w:val="000000"/>
         </w:rPr>
+        <w:lastRenderedPageBreak/>
         <w:t>Facilidad de integración con Java.</w:t>
       </w:r>
     </w:p>
@@ -14625,7 +14816,6 @@
           <w:rFonts w:ascii="Arial" w:hAnsi="Arial"/>
           <w:color w:val="000000"/>
         </w:rPr>
-        <w:lastRenderedPageBreak/>
         <w:t>Soporte para transacciones.</w:t>
       </w:r>
     </w:p>
@@ -14678,6 +14868,7 @@
     <w:p>
       <w:pPr>
         <w:pStyle w:val="Ttulo3"/>
+        <w:ind w:left="-851"/>
       </w:pPr>
       <w:bookmarkStart w:id="111" w:name="_Toc227187981"/>
       <w:bookmarkStart w:id="112" w:name="_Toc227232977"/>
@@ -14709,6 +14900,7 @@
     <w:p>
       <w:pPr>
         <w:pStyle w:val="Ttulo3"/>
+        <w:ind w:left="-851"/>
       </w:pPr>
       <w:bookmarkStart w:id="113" w:name="_Toc227187982"/>
       <w:bookmarkStart w:id="114" w:name="_Toc227232978"/>
@@ -14767,6 +14959,7 @@
     <w:p>
       <w:pPr>
         <w:pStyle w:val="Ttulo3"/>
+        <w:ind w:left="-851"/>
       </w:pPr>
       <w:bookmarkStart w:id="115" w:name="_Toc227187983"/>
       <w:bookmarkStart w:id="116" w:name="_Toc227232979"/>
@@ -14798,6 +14991,7 @@
     <w:p>
       <w:pPr>
         <w:pStyle w:val="Ttulo3"/>
+        <w:ind w:left="-851"/>
       </w:pPr>
       <w:bookmarkStart w:id="117" w:name="_Toc227187984"/>
       <w:bookmarkStart w:id="118" w:name="_Toc227232980"/>
@@ -14936,10 +15130,11 @@
     </w:p>
     <w:p>
       <w:pPr>
+        <w:ind w:left="-851"/>
         <w:sectPr>
-          <w:footerReference w:type="even" r:id="rId65"/>
-          <w:footerReference w:type="default" r:id="rId66"/>
-          <w:footerReference w:type="first" r:id="rId67"/>
+          <w:footerReference w:type="even" r:id="rId75"/>
+          <w:footerReference w:type="default" r:id="rId76"/>
+          <w:footerReference w:type="first" r:id="rId77"/>
           <w:pgSz w:w="12240" w:h="15840"/>
           <w:pgMar w:top="1660" w:right="1080" w:bottom="1080" w:left="2373" w:header="0" w:footer="833" w:gutter="0"/>
           <w:cols w:space="720"/>
@@ -14974,9 +15169,9 @@
           <w:szCs w:val="24"/>
         </w:rPr>
         <w:sectPr>
-          <w:footerReference w:type="even" r:id="rId68"/>
-          <w:footerReference w:type="default" r:id="rId69"/>
-          <w:footerReference w:type="first" r:id="rId70"/>
+          <w:footerReference w:type="even" r:id="rId78"/>
+          <w:footerReference w:type="default" r:id="rId79"/>
+          <w:footerReference w:type="first" r:id="rId80"/>
           <w:pgSz w:w="12240" w:h="15840"/>
           <w:pgMar w:top="1820" w:right="1080" w:bottom="1080" w:left="1440" w:header="0" w:footer="833" w:gutter="0"/>
           <w:cols w:space="720"/>
@@ -19692,6 +19887,7 @@
                 <w:sz w:val="24"/>
                 <w:szCs w:val="24"/>
               </w:rPr>
+              <w:lastRenderedPageBreak/>
               <w:t>RNF-06</w:t>
             </w:r>
           </w:p>
@@ -27979,9 +28175,9 @@
         <w:pStyle w:val="Ttulo1"/>
         <w:jc w:val="center"/>
         <w:sectPr>
-          <w:footerReference w:type="even" r:id="rId71"/>
-          <w:footerReference w:type="default" r:id="rId72"/>
-          <w:footerReference w:type="first" r:id="rId73"/>
+          <w:footerReference w:type="even" r:id="rId81"/>
+          <w:footerReference w:type="default" r:id="rId82"/>
+          <w:footerReference w:type="first" r:id="rId83"/>
           <w:pgSz w:w="12240" w:h="15840"/>
           <w:pgMar w:top="1820" w:right="1080" w:bottom="1080" w:left="1440" w:header="0" w:footer="833" w:gutter="0"/>
           <w:cols w:space="720"/>
@@ -29297,6 +29493,105 @@
     </w:p>
     <w:p>
       <w:pPr>
+        <w:rPr>
+          <w:rFonts w:ascii="Arial" w:hAnsi="Arial" w:cs="Arial"/>
+          <w:sz w:val="24"/>
+          <w:szCs w:val="24"/>
+        </w:rPr>
+      </w:pPr>
+      <w:r>
+        <w:rPr>
+          <w:rFonts w:ascii="Arial" w:hAnsi="Arial" w:cs="Arial"/>
+          <w:sz w:val="24"/>
+          <w:szCs w:val="24"/>
+        </w:rPr>
+        <w:t>El sistema COA-REPORT generó un impacto positivo en Ingeniería Ambiental Integral, S.A. de C.V. en tres niveles:</w:t>
+      </w:r>
+    </w:p>
+    <w:p/>
+    <w:p>
+      <w:pPr>
+        <w:pStyle w:val="Prrafodelista"/>
+        <w:numPr>
+          <w:ilvl w:val="0"/>
+          <w:numId w:val="20"/>
+        </w:numPr>
+        <w:tabs>
+          <w:tab w:val="left" w:pos="66"/>
+        </w:tabs>
+        <w:spacing w:before="60" w:after="60"/>
+        <w:ind w:left="284" w:hanging="142"/>
+        <w:rPr>
+          <w:rFonts w:ascii="Arial" w:hAnsi="Arial"/>
+          <w:sz w:val="24"/>
+          <w:szCs w:val="24"/>
+        </w:rPr>
+      </w:pPr>
+      <w:r>
+        <w:rPr>
+          <w:rFonts w:ascii="Arial" w:eastAsia="Arial" w:hAnsi="Arial" w:cs="Arial"/>
+          <w:sz w:val="24"/>
+          <w:szCs w:val="24"/>
+        </w:rPr>
+        <w:t>A corto plazo: La captura y consulta de datos es notablemente más ágil. El personal operativo confirmó una reducción significativa del tiempo dedicado a tareas repetitivas de transcripción y consolidación de información.</w:t>
+      </w:r>
+    </w:p>
+    <w:p>
+      <w:pPr>
+        <w:pStyle w:val="Prrafodelista"/>
+        <w:numPr>
+          <w:ilvl w:val="0"/>
+          <w:numId w:val="20"/>
+        </w:numPr>
+        <w:tabs>
+          <w:tab w:val="left" w:pos="66"/>
+        </w:tabs>
+        <w:spacing w:before="60" w:after="60"/>
+        <w:ind w:left="284" w:hanging="142"/>
+        <w:rPr>
+          <w:rFonts w:ascii="Arial" w:hAnsi="Arial"/>
+          <w:sz w:val="24"/>
+          <w:szCs w:val="24"/>
+        </w:rPr>
+      </w:pPr>
+      <w:r>
+        <w:rPr>
+          <w:rFonts w:ascii="Arial" w:eastAsia="Arial" w:hAnsi="Arial" w:cs="Arial"/>
+          <w:sz w:val="24"/>
+          <w:szCs w:val="24"/>
+        </w:rPr>
+        <w:t>A mediano plazo: La gestión histórica de manifiestos y la actualización de información ambiental se realizan con mayor trazabilidad y menor riesgo de inconsistencias, al contar con un repositorio centralizado con validaciones automáticas.</w:t>
+      </w:r>
+    </w:p>
+    <w:p>
+      <w:pPr>
+        <w:pStyle w:val="Prrafodelista"/>
+        <w:numPr>
+          <w:ilvl w:val="0"/>
+          <w:numId w:val="20"/>
+        </w:numPr>
+        <w:tabs>
+          <w:tab w:val="left" w:pos="66"/>
+        </w:tabs>
+        <w:spacing w:before="60" w:after="60"/>
+        <w:ind w:left="284" w:hanging="142"/>
+        <w:rPr>
+          <w:rFonts w:ascii="Arial" w:hAnsi="Arial"/>
+          <w:sz w:val="24"/>
+          <w:szCs w:val="24"/>
+        </w:rPr>
+      </w:pPr>
+      <w:r>
+        <w:rPr>
+          <w:rFonts w:ascii="Arial" w:eastAsia="Arial" w:hAnsi="Arial" w:cs="Arial"/>
+          <w:sz w:val="24"/>
+          <w:szCs w:val="24"/>
+        </w:rPr>
+        <w:t>A largo plazo: El proyecto sienta las bases para la infraestructura digital de la empresa en materia ambiental, reduciendo la dependencia operativa de procesos manuales y facilitando futuras integraciones o extensiones del sistema.</w:t>
+      </w:r>
+    </w:p>
+    <w:p>
+      <w:pPr>
         <w:spacing w:before="80" w:after="80"/>
         <w:ind w:left="593" w:hanging="433"/>
         <w:jc w:val="both"/>
@@ -29306,20 +29601,73 @@
           <w:szCs w:val="24"/>
         </w:rPr>
       </w:pPr>
+    </w:p>
+    <w:p>
+      <w:pPr>
+        <w:pStyle w:val="Ttulo2"/>
+      </w:pPr>
+      <w:bookmarkStart w:id="179" w:name="_Toc227188000"/>
+      <w:bookmarkStart w:id="180" w:name="_Toc227233015"/>
+      <w:r>
+        <w:t>TRABAJO FUTURO</w:t>
+      </w:r>
+      <w:bookmarkEnd w:id="179"/>
+      <w:bookmarkEnd w:id="180"/>
+    </w:p>
+    <w:p>
+      <w:pPr>
+        <w:jc w:val="both"/>
+        <w:rPr>
+          <w:rFonts w:ascii="Arial" w:hAnsi="Arial" w:cs="Arial"/>
+          <w:sz w:val="24"/>
+          <w:szCs w:val="24"/>
+        </w:rPr>
+      </w:pPr>
+      <w:r>
+        <w:rPr>
+          <w:rFonts w:ascii="Arial" w:hAnsi="Arial" w:cs="Arial"/>
+          <w:sz w:val="24"/>
+          <w:szCs w:val="24"/>
+        </w:rPr>
+        <w:t>Con base en la experiencia obtenida durante el desarrollo e implementación del sistema COA-REPORT, y considerando las observaciones del usuario final, se identifican las siguientes líneas de trabajo futuro para continuar con la evolución del proyecto:</w:t>
+      </w:r>
+    </w:p>
+    <w:p/>
+    <w:p>
+      <w:pPr>
+        <w:pStyle w:val="Prrafodelista"/>
+        <w:numPr>
+          <w:ilvl w:val="0"/>
+          <w:numId w:val="21"/>
+        </w:numPr>
+        <w:spacing w:before="60" w:after="60"/>
+        <w:ind w:left="142" w:hanging="142"/>
+        <w:jc w:val="both"/>
+        <w:rPr>
+          <w:rFonts w:ascii="Arial" w:hAnsi="Arial"/>
+          <w:sz w:val="24"/>
+          <w:szCs w:val="24"/>
+        </w:rPr>
+      </w:pPr>
       <w:r>
         <w:rPr>
           <w:rFonts w:ascii="Arial" w:eastAsia="Arial" w:hAnsi="Arial" w:cs="Arial"/>
           <w:sz w:val="24"/>
           <w:szCs w:val="24"/>
         </w:rPr>
-        <w:t>El sistema COA-REPORT generó un impacto positivo en Ingeniería Ambiental Integral, S.A. de C.V. en tres niveles:</w:t>
+        <w:t>Módulo de notificaciones y alertas: Implementar un sistema de alertas que avise al encargado ambiental cuando se aproximen los plazos de reporte ante SEMARNAT, o cuando se detecten inconsistencias en los datos ingresados.</w:t>
       </w:r>
     </w:p>
     <w:p>
       <w:pPr>
         <w:pStyle w:val="Prrafodelista"/>
+        <w:numPr>
+          <w:ilvl w:val="0"/>
+          <w:numId w:val="21"/>
+        </w:numPr>
         <w:spacing w:before="60" w:after="60"/>
-        <w:ind w:left="593" w:hanging="433"/>
+        <w:ind w:left="142" w:hanging="142"/>
+        <w:jc w:val="both"/>
         <w:rPr>
           <w:rFonts w:ascii="Arial" w:hAnsi="Arial"/>
           <w:sz w:val="24"/>
@@ -29332,14 +29680,19 @@
           <w:sz w:val="24"/>
           <w:szCs w:val="24"/>
         </w:rPr>
-        <w:t>A corto plazo: La captura y consulta de datos es notablemente más ágil. El personal operativo confirmó una reducción significativa del tiempo dedicado a tareas repetitivas de transcripción y consolidación de información.</w:t>
+        <w:t>Integración con el Sistema RETC de SEMARNAT: Desarrollar una funcionalidad de exportación del reporte COA en el formato XML o CSV requerido directamente por el sistema en línea de SEMARNAT, eliminando la necesidad de re-captura en el portal.</w:t>
       </w:r>
     </w:p>
     <w:p>
       <w:pPr>
         <w:pStyle w:val="Prrafodelista"/>
+        <w:numPr>
+          <w:ilvl w:val="0"/>
+          <w:numId w:val="21"/>
+        </w:numPr>
         <w:spacing w:before="60" w:after="60"/>
-        <w:ind w:left="593" w:hanging="433"/>
+        <w:ind w:left="142" w:hanging="142"/>
+        <w:jc w:val="both"/>
         <w:rPr>
           <w:rFonts w:ascii="Arial" w:hAnsi="Arial"/>
           <w:sz w:val="24"/>
@@ -29352,14 +29705,19 @@
           <w:sz w:val="24"/>
           <w:szCs w:val="24"/>
         </w:rPr>
-        <w:t>A mediano plazo: La gestión histórica de manifiestos y la actualización de información ambiental se realizan con mayor trazabilidad y menor riesgo de inconsistencias, al contar con un repositorio centralizado con validaciones automáticas.</w:t>
+        <w:t>Módulo estadístico y de visualización: Incorporar gráficas y dashboards que permitan visualizar tendencias en la generación de residuos peligrosos por tipo, empresa, periodo y región, aportando valor analítico a la gestión ambiental.</w:t>
       </w:r>
     </w:p>
     <w:p>
       <w:pPr>
         <w:pStyle w:val="Prrafodelista"/>
+        <w:numPr>
+          <w:ilvl w:val="0"/>
+          <w:numId w:val="21"/>
+        </w:numPr>
         <w:spacing w:before="60" w:after="60"/>
-        <w:ind w:left="593" w:hanging="433"/>
+        <w:ind w:left="142" w:hanging="142"/>
+        <w:jc w:val="both"/>
         <w:rPr>
           <w:rFonts w:ascii="Arial" w:hAnsi="Arial"/>
           <w:sz w:val="24"/>
@@ -29372,7 +29730,57 @@
           <w:sz w:val="24"/>
           <w:szCs w:val="24"/>
         </w:rPr>
-        <w:t>A largo plazo: El proyecto sienta las bases para la infraestructura digital de la empresa en materia ambiental, reduciendo la dependencia operativa de procesos manuales y facilitando futuras integraciones o extensiones del sistema.</w:t>
+        <w:t>Acceso multiusuario en red local: Migrar la base de datos de SQLite a un motor cliente-servidor (como PostgreSQL o MySQL) para soportar acceso concurrente desde múltiples equipos dentro de la red local de la empresa.</w:t>
+      </w:r>
+    </w:p>
+    <w:p>
+      <w:pPr>
+        <w:pStyle w:val="Prrafodelista"/>
+        <w:numPr>
+          <w:ilvl w:val="0"/>
+          <w:numId w:val="21"/>
+        </w:numPr>
+        <w:spacing w:before="60" w:after="60"/>
+        <w:ind w:left="142" w:hanging="142"/>
+        <w:jc w:val="both"/>
+        <w:rPr>
+          <w:rFonts w:ascii="Arial" w:hAnsi="Arial"/>
+          <w:sz w:val="24"/>
+          <w:szCs w:val="24"/>
+        </w:rPr>
+      </w:pPr>
+      <w:r>
+        <w:rPr>
+          <w:rFonts w:ascii="Arial" w:eastAsia="Arial" w:hAnsi="Arial" w:cs="Arial"/>
+          <w:sz w:val="24"/>
+          <w:szCs w:val="24"/>
+        </w:rPr>
+        <w:t>Respaldo automático en la nube: Implementar una funcionalidad de respaldo automático periódico de la base de datos hacia un servicio de almacenamiento en la nube (Google Drive, OneDrive), reduciendo el riesgo de pérdida de información.</w:t>
+      </w:r>
+    </w:p>
+    <w:p>
+      <w:pPr>
+        <w:pStyle w:val="Prrafodelista"/>
+        <w:numPr>
+          <w:ilvl w:val="0"/>
+          <w:numId w:val="21"/>
+        </w:numPr>
+        <w:spacing w:before="60" w:after="60"/>
+        <w:ind w:left="142" w:hanging="142"/>
+        <w:jc w:val="both"/>
+        <w:rPr>
+          <w:rFonts w:ascii="Arial" w:hAnsi="Arial"/>
+          <w:sz w:val="24"/>
+          <w:szCs w:val="24"/>
+        </w:rPr>
+      </w:pPr>
+      <w:r>
+        <w:rPr>
+          <w:rFonts w:ascii="Arial" w:eastAsia="Arial" w:hAnsi="Arial" w:cs="Arial"/>
+          <w:sz w:val="24"/>
+          <w:szCs w:val="24"/>
+        </w:rPr>
+        <w:t>Mantenimiento preventivo: Establecer un plan de mantenimiento preventivo semestral que incluya actualización de dependencias, revisión de integridad de la base de datos, y ajustes conforme a cambios en la normativa ambiental.</w:t>
       </w:r>
     </w:p>
     <w:p>
@@ -29391,13 +29799,13 @@
       <w:pPr>
         <w:pStyle w:val="Ttulo2"/>
       </w:pPr>
-      <w:bookmarkStart w:id="179" w:name="_Toc227188000"/>
-      <w:bookmarkStart w:id="180" w:name="_Toc227233015"/>
-      <w:r>
-        <w:t>TRABAJO FUTURO</w:t>
-      </w:r>
-      <w:bookmarkEnd w:id="179"/>
-      <w:bookmarkEnd w:id="180"/>
+      <w:bookmarkStart w:id="181" w:name="_Toc227188001"/>
+      <w:bookmarkStart w:id="182" w:name="_Toc227233016"/>
+      <w:r>
+        <w:t>CONCLUSIONES</w:t>
+      </w:r>
+      <w:bookmarkEnd w:id="181"/>
+      <w:bookmarkEnd w:id="182"/>
     </w:p>
     <w:p>
       <w:pPr>
@@ -29405,6 +29813,20 @@
         <w:ind w:left="593" w:hanging="433"/>
         <w:jc w:val="both"/>
         <w:rPr>
+          <w:rFonts w:ascii="Arial" w:eastAsia="Arial" w:hAnsi="Arial" w:cs="Arial"/>
+          <w:b/>
+          <w:bCs/>
+          <w:i/>
+          <w:iCs/>
+          <w:sz w:val="28"/>
+          <w:szCs w:val="28"/>
+        </w:rPr>
+      </w:pPr>
+    </w:p>
+    <w:p>
+      <w:pPr>
+        <w:jc w:val="both"/>
+        <w:rPr>
           <w:rFonts w:ascii="Arial" w:hAnsi="Arial"/>
           <w:sz w:val="24"/>
           <w:szCs w:val="24"/>
@@ -29412,18 +29834,16 @@
       </w:pPr>
       <w:r>
         <w:rPr>
-          <w:rFonts w:ascii="Arial" w:eastAsia="Arial" w:hAnsi="Arial" w:cs="Arial"/>
+          <w:rFonts w:ascii="Arial" w:hAnsi="Arial"/>
           <w:sz w:val="24"/>
           <w:szCs w:val="24"/>
         </w:rPr>
-        <w:t>Con base en la experiencia obtenida durante el desarrollo e implementación del sistema COA-REPORT, y considerando las observaciones del usuario final, se identifican las siguientes líneas de trabajo futuro para continuar con la evolución del proyecto:</w:t>
-      </w:r>
-    </w:p>
-    <w:p>
-      <w:pPr>
-        <w:pStyle w:val="Prrafodelista"/>
-        <w:spacing w:before="60" w:after="60"/>
-        <w:ind w:left="593" w:hanging="433"/>
+        <w:t>El desarrollo e implementación del sistema COA-REPORT permitió alcanzar satisfactoriamente el objetivo general planteado: desarrollar un sistema informático de escritorio para la gestión y generación de reportes de la Cédula de Operación Anual en Ingeniería Ambiental Integral, S.A. de C.V. Los objetivos específicos también fueron cubiertos en su totalidad, desde el análisis del proceso actual hasta la entrega del sistema en producción con documentación completa.</w:t>
+      </w:r>
+    </w:p>
+    <w:p>
+      <w:pPr>
+        <w:jc w:val="both"/>
         <w:rPr>
           <w:rFonts w:ascii="Arial" w:hAnsi="Arial"/>
           <w:sz w:val="24"/>
@@ -29432,19 +29852,16 @@
       </w:pPr>
       <w:r>
         <w:rPr>
-          <w:rFonts w:ascii="Arial" w:eastAsia="Arial" w:hAnsi="Arial" w:cs="Arial"/>
+          <w:rFonts w:ascii="Arial" w:hAnsi="Arial"/>
           <w:sz w:val="24"/>
           <w:szCs w:val="24"/>
         </w:rPr>
-        <w:lastRenderedPageBreak/>
-        <w:t>Módulo de notificaciones y alertas: Implementar un sistema de alertas que avise al encargado ambiental cuando se aproximen los plazos de reporte ante SEMARNAT, o cuando se detecten inconsistencias en los datos ingresados.</w:t>
-      </w:r>
-    </w:p>
-    <w:p>
-      <w:pPr>
-        <w:pStyle w:val="Prrafodelista"/>
-        <w:spacing w:before="60" w:after="60"/>
-        <w:ind w:left="593" w:hanging="433"/>
+        <w:t>La aplicación de la metodología de desarrollo incremental apoyada en Personal Kanban demostró ser una estrategia adecuada para el contexto de la estadía profesional: permitió mantener entregas funcionales progresivas, facilitar la retroalimentación continua del usuario final y adaptarse a los ajustes de requerimientos identificados durante el desarrollo. Cada incremento fue validado por el encargado ambiental antes de avanzar al siguiente, lo que garantizó que el sistema desarrollado respondiera fielmente a las necesidades reales de la organización.</w:t>
+      </w:r>
+    </w:p>
+    <w:p>
+      <w:pPr>
+        <w:jc w:val="both"/>
         <w:rPr>
           <w:rFonts w:ascii="Arial" w:hAnsi="Arial"/>
           <w:sz w:val="24"/>
@@ -29453,38 +29870,34 @@
       </w:pPr>
       <w:r>
         <w:rPr>
-          <w:rFonts w:ascii="Arial" w:eastAsia="Arial" w:hAnsi="Arial" w:cs="Arial"/>
+          <w:rFonts w:ascii="Arial" w:hAnsi="Arial"/>
           <w:sz w:val="24"/>
           <w:szCs w:val="24"/>
         </w:rPr>
-        <w:t>Integración con el Sistema RETC de SEMARNAT: Desarrollar una funcionalidad de exportación del reporte COA en el formato XML o CSV requerido directamente por el sistema en línea de SEMARNAT, eliminando la necesidad de re-captura en el portal.</w:t>
-      </w:r>
-    </w:p>
-    <w:p>
-      <w:pPr>
-        <w:pStyle w:val="Prrafodelista"/>
-        <w:spacing w:before="60" w:after="60"/>
-        <w:ind w:left="593" w:hanging="433"/>
+        <w:t xml:space="preserve">Desde la perspectiva tecnológica, la combinación de Java 17, </w:t>
+      </w:r>
+      <w:proofErr w:type="spellStart"/>
+      <w:r>
         <w:rPr>
           <w:rFonts w:ascii="Arial" w:hAnsi="Arial"/>
           <w:sz w:val="24"/>
           <w:szCs w:val="24"/>
         </w:rPr>
-      </w:pPr>
-      <w:r>
-        <w:rPr>
-          <w:rFonts w:ascii="Arial" w:eastAsia="Arial" w:hAnsi="Arial" w:cs="Arial"/>
+        <w:t>JavaFX</w:t>
+      </w:r>
+      <w:proofErr w:type="spellEnd"/>
+      <w:r>
+        <w:rPr>
+          <w:rFonts w:ascii="Arial" w:hAnsi="Arial"/>
           <w:sz w:val="24"/>
           <w:szCs w:val="24"/>
         </w:rPr>
-        <w:t>Módulo estadístico y de visualización: Incorporar gráficas y dashboards que permitan visualizar tendencias en la generación de residuos peligrosos por tipo, empresa, periodo y región, aportando valor analítico a la gestión ambiental.</w:t>
-      </w:r>
-    </w:p>
-    <w:p>
-      <w:pPr>
-        <w:pStyle w:val="Prrafodelista"/>
-        <w:spacing w:before="60" w:after="60"/>
-        <w:ind w:left="593" w:hanging="433"/>
+        <w:t xml:space="preserve"> y SQLite resultó idónea para los requerimientos del proyecto: proporcionó una interfaz gráfica robusta y atractiva, un modelo de datos relacional eficiente y una arquitectura en capas mantenible, todo ello sin costos de licenciamiento y con plena compatibilidad en el entorno Windows de la empresa.</w:t>
+      </w:r>
+    </w:p>
+    <w:p>
+      <w:pPr>
+        <w:jc w:val="both"/>
         <w:rPr>
           <w:rFonts w:ascii="Arial" w:hAnsi="Arial"/>
           <w:sz w:val="24"/>
@@ -29493,18 +29906,16 @@
       </w:pPr>
       <w:r>
         <w:rPr>
-          <w:rFonts w:ascii="Arial" w:eastAsia="Arial" w:hAnsi="Arial" w:cs="Arial"/>
+          <w:rFonts w:ascii="Arial" w:hAnsi="Arial"/>
           <w:sz w:val="24"/>
           <w:szCs w:val="24"/>
         </w:rPr>
-        <w:t>Acceso multiusuario en red local: Migrar la base de datos de SQLite a un motor cliente-servidor (como PostgreSQL o MySQL) para soportar acceso concurrente desde múltiples equipos dentro de la red local de la empresa.</w:t>
-      </w:r>
-    </w:p>
-    <w:p>
-      <w:pPr>
-        <w:pStyle w:val="Prrafodelista"/>
-        <w:spacing w:before="60" w:after="60"/>
-        <w:ind w:left="593" w:hanging="433"/>
+        <w:t>El proyecto representó también una valiosa experiencia de formación profesional integral: la aplicación de conocimientos de análisis de requerimientos, diseño de bases de datos relacionales, programación orientada a objetos, patrones de diseño de software, pruebas funcionales e implementación en entorno real, en un contexto organizacional con problemáticas concretas y usuarios finales con expectativas definidas.</w:t>
+      </w:r>
+    </w:p>
+    <w:p>
+      <w:pPr>
+        <w:jc w:val="both"/>
         <w:rPr>
           <w:rFonts w:ascii="Arial" w:hAnsi="Arial"/>
           <w:sz w:val="24"/>
@@ -29513,161 +29924,38 @@
       </w:pPr>
       <w:r>
         <w:rPr>
-          <w:rFonts w:ascii="Arial" w:eastAsia="Arial" w:hAnsi="Arial" w:cs="Arial"/>
+          <w:rFonts w:ascii="Arial" w:hAnsi="Arial"/>
           <w:sz w:val="24"/>
           <w:szCs w:val="24"/>
         </w:rPr>
-        <w:t>Respaldo automático en la nube: Implementar una funcionalidad de respaldo automático periódico de la base de datos hacia un servicio de almacenamiento en la nube (Google Drive, OneDrive), reduciendo el riesgo de pérdida de información.</w:t>
-      </w:r>
-    </w:p>
-    <w:p>
-      <w:pPr>
-        <w:pStyle w:val="Prrafodelista"/>
-        <w:spacing w:before="60" w:after="60"/>
-        <w:ind w:left="593" w:hanging="433"/>
+        <w:lastRenderedPageBreak/>
+        <w:t>En conclusión, el sistema COA-REPORT constituye una solución tecnológica pertinente, funcional y sostenible que transforma un proceso crítico de gestión ambiental, elevando la eficiencia operativa de Ingeniería Ambiental Integral, S.A. de C.V. y fortaleciendo su capacidad de cumplimiento con la normativa ambiental vigente. El impacto del proyecto trasciende la automatización de tareas repetitivas: sienta las bases de una cultura de gestión de información ambiental más rigurosa, trazable y orientada a la mejora continua</w:t>
+      </w:r>
+    </w:p>
+    <w:p>
+      <w:pPr>
+        <w:rPr>
+          <w:rFonts w:ascii="Arial" w:eastAsia="Arial" w:hAnsi="Arial" w:cs="Arial"/>
+          <w:b/>
+          <w:bCs/>
+          <w:i/>
+          <w:iCs/>
+          <w:sz w:val="28"/>
+          <w:szCs w:val="28"/>
+        </w:rPr>
+      </w:pPr>
+    </w:p>
+    <w:p>
+      <w:pPr>
         <w:rPr>
           <w:rFonts w:ascii="Arial" w:hAnsi="Arial"/>
           <w:sz w:val="24"/>
           <w:szCs w:val="24"/>
         </w:rPr>
-      </w:pPr>
-      <w:r>
-        <w:rPr>
-          <w:rFonts w:ascii="Arial" w:eastAsia="Arial" w:hAnsi="Arial" w:cs="Arial"/>
-          <w:sz w:val="24"/>
-          <w:szCs w:val="24"/>
-        </w:rPr>
-        <w:t>Mantenimiento preventivo: Establecer un plan de mantenimiento preventivo semestral que incluya actualización de dependencias, revisión de integridad de la base de datos, y ajustes conforme a cambios en la normativa ambiental.</w:t>
-      </w:r>
-    </w:p>
-    <w:p>
-      <w:pPr>
-        <w:spacing w:before="80" w:after="80"/>
-        <w:ind w:left="593" w:hanging="433"/>
-        <w:jc w:val="both"/>
-        <w:rPr>
-          <w:rFonts w:ascii="Arial" w:hAnsi="Arial"/>
-          <w:sz w:val="24"/>
-          <w:szCs w:val="24"/>
-        </w:rPr>
-      </w:pPr>
-    </w:p>
-    <w:p>
-      <w:pPr>
-        <w:pStyle w:val="Ttulo2"/>
-      </w:pPr>
-      <w:bookmarkStart w:id="181" w:name="_Toc227188001"/>
-      <w:bookmarkStart w:id="182" w:name="_Toc227233016"/>
-      <w:r>
-        <w:t>CONCLUSIONES</w:t>
-      </w:r>
-      <w:bookmarkEnd w:id="181"/>
-      <w:bookmarkEnd w:id="182"/>
-    </w:p>
-    <w:p>
-      <w:pPr>
-        <w:spacing w:before="80" w:after="80"/>
-        <w:ind w:left="593" w:hanging="433"/>
-        <w:jc w:val="both"/>
-        <w:rPr>
-          <w:rFonts w:ascii="Arial" w:hAnsi="Arial"/>
-          <w:sz w:val="24"/>
-          <w:szCs w:val="24"/>
-        </w:rPr>
-      </w:pPr>
-      <w:r>
-        <w:rPr>
-          <w:rFonts w:ascii="Arial" w:eastAsia="Arial" w:hAnsi="Arial" w:cs="Arial"/>
-          <w:sz w:val="24"/>
-          <w:szCs w:val="24"/>
-        </w:rPr>
-        <w:t>El desarrollo e implementación del sistema COA-REPORT permitió alcanzar satisfactoriamente el objetivo general planteado: desarrollar un sistema informático de escritorio para la gestión y generación de reportes de la Cédula de Operación Anual en Ingeniería Ambiental Integral, S.A. de C.V. Los objetivos específicos también fueron cubiertos en su totalidad, desde el análisis del proceso actual hasta la entrega del sistema en producción con documentación completa.</w:t>
-      </w:r>
-    </w:p>
-    <w:p>
-      <w:pPr>
-        <w:spacing w:before="80" w:after="80"/>
-        <w:ind w:left="593" w:hanging="433"/>
-        <w:jc w:val="both"/>
-        <w:rPr>
-          <w:rFonts w:ascii="Arial" w:hAnsi="Arial"/>
-          <w:sz w:val="24"/>
-          <w:szCs w:val="24"/>
-        </w:rPr>
-      </w:pPr>
-      <w:r>
-        <w:rPr>
-          <w:rFonts w:ascii="Arial" w:eastAsia="Arial" w:hAnsi="Arial" w:cs="Arial"/>
-          <w:sz w:val="24"/>
-          <w:szCs w:val="24"/>
-        </w:rPr>
-        <w:t>La aplicación de la metodología de desarrollo incremental apoyada en Personal Kanban demostró ser una estrategia adecuada para el contexto de la estadía profesional: permitió mantener entregas funcionales progresivas, facilitar la retroalimentación continua del usuario final y adaptarse a los ajustes de requerimientos identificados durante el desarrollo. Cada incremento fue validado por el encargado ambiental antes de avanzar al siguiente, lo que garantizó que el sistema desarrollado respondiera fielmente a las necesidades reales de la organización.</w:t>
-      </w:r>
-    </w:p>
-    <w:p>
-      <w:pPr>
-        <w:spacing w:before="80" w:after="80"/>
-        <w:ind w:left="593" w:hanging="433"/>
-        <w:jc w:val="both"/>
-        <w:rPr>
-          <w:rFonts w:ascii="Arial" w:hAnsi="Arial"/>
-          <w:sz w:val="24"/>
-          <w:szCs w:val="24"/>
-        </w:rPr>
-      </w:pPr>
-      <w:r>
-        <w:rPr>
-          <w:rFonts w:ascii="Arial" w:eastAsia="Arial" w:hAnsi="Arial" w:cs="Arial"/>
-          <w:sz w:val="24"/>
-          <w:szCs w:val="24"/>
-        </w:rPr>
-        <w:t>Desde la perspectiva tecnológica, la combinación de Java 17, JavaFX y SQLite resultó idónea para los requerimientos del proyecto: proporcionó una interfaz gráfica robusta y atractiva, un modelo de datos relacional eficiente y una arquitectura en capas mantenible, todo ello sin costos de licenciamiento y con plena compatibilidad en el entorno Windows de la empresa.</w:t>
-      </w:r>
-    </w:p>
-    <w:p>
-      <w:pPr>
-        <w:spacing w:before="80" w:after="80"/>
-        <w:ind w:left="593" w:hanging="433"/>
-        <w:jc w:val="both"/>
-        <w:rPr>
-          <w:rFonts w:ascii="Arial" w:hAnsi="Arial"/>
-          <w:sz w:val="24"/>
-          <w:szCs w:val="24"/>
-        </w:rPr>
-      </w:pPr>
-      <w:r>
-        <w:rPr>
-          <w:rFonts w:ascii="Arial" w:eastAsia="Arial" w:hAnsi="Arial" w:cs="Arial"/>
-          <w:sz w:val="24"/>
-          <w:szCs w:val="24"/>
-        </w:rPr>
-        <w:t xml:space="preserve">El proyecto representó también una valiosa experiencia de formación profesional integral: la aplicación de conocimientos de análisis de requerimientos, diseño de bases de datos relacionales, programación orientada a objetos, patrones de diseño de software, pruebas funcionales e implementación en entorno real, en un contexto organizacional con problemáticas concretas y usuarios finales con expectativas </w:t>
-      </w:r>
-      <w:r>
-        <w:rPr>
-          <w:rFonts w:ascii="Arial" w:eastAsia="Arial" w:hAnsi="Arial" w:cs="Arial"/>
-          <w:color w:val="000000"/>
-          <w:sz w:val="24"/>
-          <w:szCs w:val="24"/>
-        </w:rPr>
-        <w:t>definidas.</w:t>
-      </w:r>
-    </w:p>
-    <w:p>
-      <w:pPr>
-        <w:spacing w:before="80" w:after="80"/>
-        <w:ind w:left="593" w:hanging="433"/>
-        <w:jc w:val="both"/>
-        <w:rPr>
-          <w:rFonts w:ascii="Arial" w:hAnsi="Arial"/>
-          <w:color w:val="000000"/>
-          <w:sz w:val="24"/>
-          <w:szCs w:val="24"/>
-        </w:rPr>
         <w:sectPr>
-          <w:footerReference w:type="even" r:id="rId74"/>
-          <w:footerReference w:type="default" r:id="rId75"/>
-          <w:footerReference w:type="first" r:id="rId76"/>
+          <w:footerReference w:type="even" r:id="rId84"/>
+          <w:footerReference w:type="default" r:id="rId85"/>
+          <w:footerReference w:type="first" r:id="rId86"/>
           <w:pgSz w:w="12240" w:h="15840"/>
           <w:pgMar w:top="1420" w:right="1080" w:bottom="1080" w:left="1440" w:header="0" w:footer="833" w:gutter="0"/>
           <w:cols w:space="720"/>
@@ -29675,27 +29963,6 @@
           <w:docGrid w:linePitch="100"/>
         </w:sectPr>
       </w:pPr>
-      <w:r>
-        <w:rPr>
-          <w:rFonts w:ascii="Arial" w:eastAsia="Arial" w:hAnsi="Arial" w:cs="Arial"/>
-          <w:color w:val="000000"/>
-          <w:spacing w:val="-2"/>
-          <w:sz w:val="24"/>
-          <w:szCs w:val="24"/>
-        </w:rPr>
-        <w:t xml:space="preserve">En conclusión, el sistema COA-REPORT constituye una solución tecnológica pertinente, </w:t>
-      </w:r>
-      <w:r>
-        <w:rPr>
-          <w:rFonts w:ascii="Arial" w:eastAsia="Arial" w:hAnsi="Arial" w:cs="Arial"/>
-          <w:color w:val="000000"/>
-          <w:spacing w:val="-2"/>
-          <w:sz w:val="24"/>
-          <w:szCs w:val="24"/>
-        </w:rPr>
-        <w:lastRenderedPageBreak/>
-        <w:t>funcional y sostenible que transforma un proceso crítico de gestión ambiental, elevando la eficiencia operativa de Ingeniería Ambiental Integral, S.A. de C.V. y fortaleciendo su capacidad de cumplimiento con la normativa ambiental vigente. El impacto del proyecto trasciende la automatización de tareas repetitivas: sienta las bases de una cultura de gestión de información ambiental más rigurosa, trazable y orientada a la mejora continua.</w:t>
-      </w:r>
     </w:p>
     <w:p>
       <w:pPr>
@@ -29929,9 +30196,9 @@
       </w:pPr>
     </w:p>
     <w:sectPr>
-      <w:footerReference w:type="even" r:id="rId77"/>
-      <w:footerReference w:type="default" r:id="rId78"/>
-      <w:footerReference w:type="first" r:id="rId79"/>
+      <w:footerReference w:type="even" r:id="rId87"/>
+      <w:footerReference w:type="default" r:id="rId88"/>
+      <w:footerReference w:type="first" r:id="rId89"/>
       <w:pgSz w:w="12240" w:h="15840"/>
       <w:pgMar w:top="1400" w:right="1080" w:bottom="1080" w:left="1440" w:header="0" w:footer="833" w:gutter="0"/>
       <w:cols w:space="720"/>
@@ -29962,6 +30229,314 @@
 </file>
 
 <file path=word/footer1.xml><?xml version="1.0" encoding="utf-8"?>
+<w:ftr xmlns:wpc="http://schemas.microsoft.com/office/word/2010/wordprocessingCanvas" xmlns:cx="http://schemas.microsoft.com/office/drawing/2014/chartex" xmlns:cx1="http://schemas.microsoft.com/office/drawing/2015/9/8/chartex" xmlns:cx2="http://schemas.microsoft.com/office/drawing/2015/10/21/chartex" xmlns:cx3="http://schemas.microsoft.com/office/drawing/2016/5/9/chartex" xmlns:cx4="http://schemas.microsoft.com/office/drawing/2016/5/10/chartex" xmlns:cx5="http://schemas.microsoft.com/office/drawing/2016/5/11/chartex" xmlns:cx6="http://schemas.microsoft.com/office/drawing/2016/5/12/chartex" xmlns:cx7="http://schemas.microsoft.com/office/drawing/2016/5/13/chartex" xmlns:cx8="http://schemas.microsoft.com/office/drawing/2016/5/14/chartex" xmlns:mc="http://schemas.openxmlformats.org/markup-compatibility/2006" xmlns:aink="http://schemas.microsoft.com/office/drawing/2016/ink" xmlns:am3d="http://schemas.microsoft.com/office/drawing/2017/model3d" xmlns:o="urn:schemas-microsoft-com:office:office" xmlns:oel="http://schemas.microsoft.com/office/2019/extlst" xmlns:r="http://schemas.openxmlformats.org/officeDocument/2006/relationships" xmlns:m="http://schemas.openxmlformats.org/officeDocument/2006/math" xmlns:v="urn:schemas-microsoft-com:vml" xmlns:wp14="http://schemas.microsoft.com/office/word/2010/wordprocessingDrawing" xmlns:wp="http://schemas.openxmlformats.org/drawingml/2006/wordprocessingDrawing" xmlns:w10="urn:schemas-microsoft-com:office:word" xmlns:w="http://schemas.openxmlformats.org/wordprocessingml/2006/main" xmlns:w14="http://schemas.microsoft.com/office/word/2010/wordml" xmlns:w15="http://schemas.microsoft.com/office/word/2012/wordml" xmlns:w16cex="http://schemas.microsoft.com/office/word/2018/wordml/cex" xmlns:w16cid="http://schemas.microsoft.com/office/word/2016/wordml/cid" xmlns:w16="http://schemas.microsoft.com/office/word/2018/wordml" xmlns:w16du="http://schemas.microsoft.com/office/word/2023/wordml/word16du" xmlns:w16sdtdh="http://schemas.microsoft.com/office/word/2020/wordml/sdtdatahash" xmlns:w16sdtfl="http://schemas.microsoft.com/office/word/2024/wordml/sdtformatlock" xmlns:w16se="http://schemas.microsoft.com/office/word/2015/wordml/symex" xmlns:wpg="http://schemas.microsoft.com/office/word/2010/wordprocessingGroup" xmlns:wpi="http://schemas.microsoft.com/office/word/2010/wordprocessingInk" xmlns:wne="http://schemas.microsoft.com/office/word/2006/wordml" xmlns:wps="http://schemas.microsoft.com/office/word/2010/wordprocessingShape" mc:Ignorable="w14 w15 w16se w16cid w16 w16cex w16sdtdh w16sdtfl w16du wp14">
+  <w:p>
+    <w:pPr>
+      <w:pStyle w:val="Piedepgina"/>
+    </w:pPr>
+  </w:p>
+</w:ftr>
+</file>
+
+<file path=word/footer10.xml><?xml version="1.0" encoding="utf-8"?>
+<w:ftr xmlns:wpc="http://schemas.microsoft.com/office/word/2010/wordprocessingCanvas" xmlns:cx="http://schemas.microsoft.com/office/drawing/2014/chartex" xmlns:cx1="http://schemas.microsoft.com/office/drawing/2015/9/8/chartex" xmlns:cx2="http://schemas.microsoft.com/office/drawing/2015/10/21/chartex" xmlns:cx3="http://schemas.microsoft.com/office/drawing/2016/5/9/chartex" xmlns:cx4="http://schemas.microsoft.com/office/drawing/2016/5/10/chartex" xmlns:cx5="http://schemas.microsoft.com/office/drawing/2016/5/11/chartex" xmlns:cx6="http://schemas.microsoft.com/office/drawing/2016/5/12/chartex" xmlns:cx7="http://schemas.microsoft.com/office/drawing/2016/5/13/chartex" xmlns:cx8="http://schemas.microsoft.com/office/drawing/2016/5/14/chartex" xmlns:mc="http://schemas.openxmlformats.org/markup-compatibility/2006" xmlns:aink="http://schemas.microsoft.com/office/drawing/2016/ink" xmlns:am3d="http://schemas.microsoft.com/office/drawing/2017/model3d" xmlns:o="urn:schemas-microsoft-com:office:office" xmlns:oel="http://schemas.microsoft.com/office/2019/extlst" xmlns:r="http://schemas.openxmlformats.org/officeDocument/2006/relationships" xmlns:m="http://schemas.openxmlformats.org/officeDocument/2006/math" xmlns:v="urn:schemas-microsoft-com:vml" xmlns:wp14="http://schemas.microsoft.com/office/word/2010/wordprocessingDrawing" xmlns:wp="http://schemas.openxmlformats.org/drawingml/2006/wordprocessingDrawing" xmlns:w10="urn:schemas-microsoft-com:office:word" xmlns:w="http://schemas.openxmlformats.org/wordprocessingml/2006/main" xmlns:w14="http://schemas.microsoft.com/office/word/2010/wordml" xmlns:w15="http://schemas.microsoft.com/office/word/2012/wordml" xmlns:w16cex="http://schemas.microsoft.com/office/word/2018/wordml/cex" xmlns:w16cid="http://schemas.microsoft.com/office/word/2016/wordml/cid" xmlns:w16="http://schemas.microsoft.com/office/word/2018/wordml" xmlns:w16du="http://schemas.microsoft.com/office/word/2023/wordml/word16du" xmlns:w16sdtdh="http://schemas.microsoft.com/office/word/2020/wordml/sdtdatahash" xmlns:w16sdtfl="http://schemas.microsoft.com/office/word/2024/wordml/sdtformatlock" xmlns:w16se="http://schemas.microsoft.com/office/word/2015/wordml/symex" xmlns:wpg="http://schemas.microsoft.com/office/word/2010/wordprocessingGroup" xmlns:wpi="http://schemas.microsoft.com/office/word/2010/wordprocessingInk" xmlns:wne="http://schemas.microsoft.com/office/word/2006/wordml" xmlns:wps="http://schemas.microsoft.com/office/word/2010/wordprocessingShape" mc:Ignorable="w14 w15 w16se w16cid w16 w16cex w16sdtdh w16sdtfl w16du wp14">
+  <w:p>
+    <w:pPr>
+      <w:pStyle w:val="Textoindependiente"/>
+      <w:spacing w:line="14" w:lineRule="auto"/>
+      <w:rPr>
+        <w:sz w:val="2"/>
+      </w:rPr>
+    </w:pPr>
+  </w:p>
+</w:ftr>
+</file>
+
+<file path=word/footer11.xml><?xml version="1.0" encoding="utf-8"?>
+<w:ftr xmlns:wpc="http://schemas.microsoft.com/office/word/2010/wordprocessingCanvas" xmlns:cx="http://schemas.microsoft.com/office/drawing/2014/chartex" xmlns:cx1="http://schemas.microsoft.com/office/drawing/2015/9/8/chartex" xmlns:cx2="http://schemas.microsoft.com/office/drawing/2015/10/21/chartex" xmlns:cx3="http://schemas.microsoft.com/office/drawing/2016/5/9/chartex" xmlns:cx4="http://schemas.microsoft.com/office/drawing/2016/5/10/chartex" xmlns:cx5="http://schemas.microsoft.com/office/drawing/2016/5/11/chartex" xmlns:cx6="http://schemas.microsoft.com/office/drawing/2016/5/12/chartex" xmlns:cx7="http://schemas.microsoft.com/office/drawing/2016/5/13/chartex" xmlns:cx8="http://schemas.microsoft.com/office/drawing/2016/5/14/chartex" xmlns:mc="http://schemas.openxmlformats.org/markup-compatibility/2006" xmlns:aink="http://schemas.microsoft.com/office/drawing/2016/ink" xmlns:am3d="http://schemas.microsoft.com/office/drawing/2017/model3d" xmlns:o="urn:schemas-microsoft-com:office:office" xmlns:oel="http://schemas.microsoft.com/office/2019/extlst" xmlns:r="http://schemas.openxmlformats.org/officeDocument/2006/relationships" xmlns:m="http://schemas.openxmlformats.org/officeDocument/2006/math" xmlns:v="urn:schemas-microsoft-com:vml" xmlns:wp14="http://schemas.microsoft.com/office/word/2010/wordprocessingDrawing" xmlns:wp="http://schemas.openxmlformats.org/drawingml/2006/wordprocessingDrawing" xmlns:w10="urn:schemas-microsoft-com:office:word" xmlns:w="http://schemas.openxmlformats.org/wordprocessingml/2006/main" xmlns:w14="http://schemas.microsoft.com/office/word/2010/wordml" xmlns:w15="http://schemas.microsoft.com/office/word/2012/wordml" xmlns:w16cex="http://schemas.microsoft.com/office/word/2018/wordml/cex" xmlns:w16cid="http://schemas.microsoft.com/office/word/2016/wordml/cid" xmlns:w16="http://schemas.microsoft.com/office/word/2018/wordml" xmlns:w16du="http://schemas.microsoft.com/office/word/2023/wordml/word16du" xmlns:w16sdtdh="http://schemas.microsoft.com/office/word/2020/wordml/sdtdatahash" xmlns:w16sdtfl="http://schemas.microsoft.com/office/word/2024/wordml/sdtformatlock" xmlns:w16se="http://schemas.microsoft.com/office/word/2015/wordml/symex" xmlns:wpg="http://schemas.microsoft.com/office/word/2010/wordprocessingGroup" xmlns:wpi="http://schemas.microsoft.com/office/word/2010/wordprocessingInk" xmlns:wne="http://schemas.microsoft.com/office/word/2006/wordml" xmlns:wps="http://schemas.microsoft.com/office/word/2010/wordprocessingShape" mc:Ignorable="w14 w15 w16se w16cid w16 w16cex w16sdtdh w16sdtfl w16du wp14">
+  <w:p>
+    <w:pPr>
+      <w:pStyle w:val="Textoindependiente"/>
+      <w:spacing w:line="14" w:lineRule="auto"/>
+      <w:rPr>
+        <w:sz w:val="2"/>
+      </w:rPr>
+    </w:pPr>
+  </w:p>
+</w:ftr>
+</file>
+
+<file path=word/footer12.xml><?xml version="1.0" encoding="utf-8"?>
+<w:ftr xmlns:wpc="http://schemas.microsoft.com/office/word/2010/wordprocessingCanvas" xmlns:cx="http://schemas.microsoft.com/office/drawing/2014/chartex" xmlns:cx1="http://schemas.microsoft.com/office/drawing/2015/9/8/chartex" xmlns:cx2="http://schemas.microsoft.com/office/drawing/2015/10/21/chartex" xmlns:cx3="http://schemas.microsoft.com/office/drawing/2016/5/9/chartex" xmlns:cx4="http://schemas.microsoft.com/office/drawing/2016/5/10/chartex" xmlns:cx5="http://schemas.microsoft.com/office/drawing/2016/5/11/chartex" xmlns:cx6="http://schemas.microsoft.com/office/drawing/2016/5/12/chartex" xmlns:cx7="http://schemas.microsoft.com/office/drawing/2016/5/13/chartex" xmlns:cx8="http://schemas.microsoft.com/office/drawing/2016/5/14/chartex" xmlns:mc="http://schemas.openxmlformats.org/markup-compatibility/2006" xmlns:aink="http://schemas.microsoft.com/office/drawing/2016/ink" xmlns:am3d="http://schemas.microsoft.com/office/drawing/2017/model3d" xmlns:o="urn:schemas-microsoft-com:office:office" xmlns:oel="http://schemas.microsoft.com/office/2019/extlst" xmlns:r="http://schemas.openxmlformats.org/officeDocument/2006/relationships" xmlns:m="http://schemas.openxmlformats.org/officeDocument/2006/math" xmlns:v="urn:schemas-microsoft-com:vml" xmlns:wp14="http://schemas.microsoft.com/office/word/2010/wordprocessingDrawing" xmlns:wp="http://schemas.openxmlformats.org/drawingml/2006/wordprocessingDrawing" xmlns:w10="urn:schemas-microsoft-com:office:word" xmlns:w="http://schemas.openxmlformats.org/wordprocessingml/2006/main" xmlns:w14="http://schemas.microsoft.com/office/word/2010/wordml" xmlns:w15="http://schemas.microsoft.com/office/word/2012/wordml" xmlns:w16cex="http://schemas.microsoft.com/office/word/2018/wordml/cex" xmlns:w16cid="http://schemas.microsoft.com/office/word/2016/wordml/cid" xmlns:w16="http://schemas.microsoft.com/office/word/2018/wordml" xmlns:w16du="http://schemas.microsoft.com/office/word/2023/wordml/word16du" xmlns:w16sdtdh="http://schemas.microsoft.com/office/word/2020/wordml/sdtdatahash" xmlns:w16sdtfl="http://schemas.microsoft.com/office/word/2024/wordml/sdtformatlock" xmlns:w16se="http://schemas.microsoft.com/office/word/2015/wordml/symex" xmlns:wpg="http://schemas.microsoft.com/office/word/2010/wordprocessingGroup" xmlns:wpi="http://schemas.microsoft.com/office/word/2010/wordprocessingInk" xmlns:wne="http://schemas.microsoft.com/office/word/2006/wordml" xmlns:wps="http://schemas.microsoft.com/office/word/2010/wordprocessingShape" mc:Ignorable="w14 w15 w16se w16cid w16 w16cex w16sdtdh w16sdtfl w16du wp14">
+  <w:p>
+    <w:pPr>
+      <w:pStyle w:val="Piedepgina"/>
+    </w:pPr>
+  </w:p>
+</w:ftr>
+</file>
+
+<file path=word/footer13.xml><?xml version="1.0" encoding="utf-8"?>
+<w:ftr xmlns:wpc="http://schemas.microsoft.com/office/word/2010/wordprocessingCanvas" xmlns:cx="http://schemas.microsoft.com/office/drawing/2014/chartex" xmlns:cx1="http://schemas.microsoft.com/office/drawing/2015/9/8/chartex" xmlns:cx2="http://schemas.microsoft.com/office/drawing/2015/10/21/chartex" xmlns:cx3="http://schemas.microsoft.com/office/drawing/2016/5/9/chartex" xmlns:cx4="http://schemas.microsoft.com/office/drawing/2016/5/10/chartex" xmlns:cx5="http://schemas.microsoft.com/office/drawing/2016/5/11/chartex" xmlns:cx6="http://schemas.microsoft.com/office/drawing/2016/5/12/chartex" xmlns:cx7="http://schemas.microsoft.com/office/drawing/2016/5/13/chartex" xmlns:cx8="http://schemas.microsoft.com/office/drawing/2016/5/14/chartex" xmlns:mc="http://schemas.openxmlformats.org/markup-compatibility/2006" xmlns:aink="http://schemas.microsoft.com/office/drawing/2016/ink" xmlns:am3d="http://schemas.microsoft.com/office/drawing/2017/model3d" xmlns:o="urn:schemas-microsoft-com:office:office" xmlns:oel="http://schemas.microsoft.com/office/2019/extlst" xmlns:r="http://schemas.openxmlformats.org/officeDocument/2006/relationships" xmlns:m="http://schemas.openxmlformats.org/officeDocument/2006/math" xmlns:v="urn:schemas-microsoft-com:vml" xmlns:wp14="http://schemas.microsoft.com/office/word/2010/wordprocessingDrawing" xmlns:wp="http://schemas.openxmlformats.org/drawingml/2006/wordprocessingDrawing" xmlns:w10="urn:schemas-microsoft-com:office:word" xmlns:w="http://schemas.openxmlformats.org/wordprocessingml/2006/main" xmlns:w14="http://schemas.microsoft.com/office/word/2010/wordml" xmlns:w15="http://schemas.microsoft.com/office/word/2012/wordml" xmlns:w16cex="http://schemas.microsoft.com/office/word/2018/wordml/cex" xmlns:w16cid="http://schemas.microsoft.com/office/word/2016/wordml/cid" xmlns:w16="http://schemas.microsoft.com/office/word/2018/wordml" xmlns:w16du="http://schemas.microsoft.com/office/word/2023/wordml/word16du" xmlns:w16sdtdh="http://schemas.microsoft.com/office/word/2020/wordml/sdtdatahash" xmlns:w16sdtfl="http://schemas.microsoft.com/office/word/2024/wordml/sdtformatlock" xmlns:w16se="http://schemas.microsoft.com/office/word/2015/wordml/symex" xmlns:wpg="http://schemas.microsoft.com/office/word/2010/wordprocessingGroup" xmlns:wpi="http://schemas.microsoft.com/office/word/2010/wordprocessingInk" xmlns:wne="http://schemas.microsoft.com/office/word/2006/wordml" xmlns:wps="http://schemas.microsoft.com/office/word/2010/wordprocessingShape" mc:Ignorable="w14 w15 w16se w16cid w16 w16cex w16sdtdh w16sdtfl w16du wp14">
+  <w:p>
+    <w:pPr>
+      <w:pStyle w:val="Textoindependiente"/>
+      <w:spacing w:line="14" w:lineRule="auto"/>
+      <w:rPr>
+        <w:sz w:val="2"/>
+      </w:rPr>
+    </w:pPr>
+  </w:p>
+</w:ftr>
+</file>
+
+<file path=word/footer14.xml><?xml version="1.0" encoding="utf-8"?>
+<w:ftr xmlns:wpc="http://schemas.microsoft.com/office/word/2010/wordprocessingCanvas" xmlns:cx="http://schemas.microsoft.com/office/drawing/2014/chartex" xmlns:cx1="http://schemas.microsoft.com/office/drawing/2015/9/8/chartex" xmlns:cx2="http://schemas.microsoft.com/office/drawing/2015/10/21/chartex" xmlns:cx3="http://schemas.microsoft.com/office/drawing/2016/5/9/chartex" xmlns:cx4="http://schemas.microsoft.com/office/drawing/2016/5/10/chartex" xmlns:cx5="http://schemas.microsoft.com/office/drawing/2016/5/11/chartex" xmlns:cx6="http://schemas.microsoft.com/office/drawing/2016/5/12/chartex" xmlns:cx7="http://schemas.microsoft.com/office/drawing/2016/5/13/chartex" xmlns:cx8="http://schemas.microsoft.com/office/drawing/2016/5/14/chartex" xmlns:mc="http://schemas.openxmlformats.org/markup-compatibility/2006" xmlns:aink="http://schemas.microsoft.com/office/drawing/2016/ink" xmlns:am3d="http://schemas.microsoft.com/office/drawing/2017/model3d" xmlns:o="urn:schemas-microsoft-com:office:office" xmlns:oel="http://schemas.microsoft.com/office/2019/extlst" xmlns:r="http://schemas.openxmlformats.org/officeDocument/2006/relationships" xmlns:m="http://schemas.openxmlformats.org/officeDocument/2006/math" xmlns:v="urn:schemas-microsoft-com:vml" xmlns:wp14="http://schemas.microsoft.com/office/word/2010/wordprocessingDrawing" xmlns:wp="http://schemas.openxmlformats.org/drawingml/2006/wordprocessingDrawing" xmlns:w10="urn:schemas-microsoft-com:office:word" xmlns:w="http://schemas.openxmlformats.org/wordprocessingml/2006/main" xmlns:w14="http://schemas.microsoft.com/office/word/2010/wordml" xmlns:w15="http://schemas.microsoft.com/office/word/2012/wordml" xmlns:w16cex="http://schemas.microsoft.com/office/word/2018/wordml/cex" xmlns:w16cid="http://schemas.microsoft.com/office/word/2016/wordml/cid" xmlns:w16="http://schemas.microsoft.com/office/word/2018/wordml" xmlns:w16du="http://schemas.microsoft.com/office/word/2023/wordml/word16du" xmlns:w16sdtdh="http://schemas.microsoft.com/office/word/2020/wordml/sdtdatahash" xmlns:w16sdtfl="http://schemas.microsoft.com/office/word/2024/wordml/sdtformatlock" xmlns:w16se="http://schemas.microsoft.com/office/word/2015/wordml/symex" xmlns:wpg="http://schemas.microsoft.com/office/word/2010/wordprocessingGroup" xmlns:wpi="http://schemas.microsoft.com/office/word/2010/wordprocessingInk" xmlns:wne="http://schemas.microsoft.com/office/word/2006/wordml" xmlns:wps="http://schemas.microsoft.com/office/word/2010/wordprocessingShape" mc:Ignorable="w14 w15 w16se w16cid w16 w16cex w16sdtdh w16sdtfl w16du wp14">
+  <w:p>
+    <w:pPr>
+      <w:pStyle w:val="Textoindependiente"/>
+      <w:spacing w:line="14" w:lineRule="auto"/>
+      <w:rPr>
+        <w:sz w:val="2"/>
+      </w:rPr>
+    </w:pPr>
+  </w:p>
+</w:ftr>
+</file>
+
+<file path=word/footer15.xml><?xml version="1.0" encoding="utf-8"?>
+<w:ftr xmlns:wpc="http://schemas.microsoft.com/office/word/2010/wordprocessingCanvas" xmlns:cx="http://schemas.microsoft.com/office/drawing/2014/chartex" xmlns:cx1="http://schemas.microsoft.com/office/drawing/2015/9/8/chartex" xmlns:cx2="http://schemas.microsoft.com/office/drawing/2015/10/21/chartex" xmlns:cx3="http://schemas.microsoft.com/office/drawing/2016/5/9/chartex" xmlns:cx4="http://schemas.microsoft.com/office/drawing/2016/5/10/chartex" xmlns:cx5="http://schemas.microsoft.com/office/drawing/2016/5/11/chartex" xmlns:cx6="http://schemas.microsoft.com/office/drawing/2016/5/12/chartex" xmlns:cx7="http://schemas.microsoft.com/office/drawing/2016/5/13/chartex" xmlns:cx8="http://schemas.microsoft.com/office/drawing/2016/5/14/chartex" xmlns:mc="http://schemas.openxmlformats.org/markup-compatibility/2006" xmlns:aink="http://schemas.microsoft.com/office/drawing/2016/ink" xmlns:am3d="http://schemas.microsoft.com/office/drawing/2017/model3d" xmlns:o="urn:schemas-microsoft-com:office:office" xmlns:oel="http://schemas.microsoft.com/office/2019/extlst" xmlns:r="http://schemas.openxmlformats.org/officeDocument/2006/relationships" xmlns:m="http://schemas.openxmlformats.org/officeDocument/2006/math" xmlns:v="urn:schemas-microsoft-com:vml" xmlns:wp14="http://schemas.microsoft.com/office/word/2010/wordprocessingDrawing" xmlns:wp="http://schemas.openxmlformats.org/drawingml/2006/wordprocessingDrawing" xmlns:w10="urn:schemas-microsoft-com:office:word" xmlns:w="http://schemas.openxmlformats.org/wordprocessingml/2006/main" xmlns:w14="http://schemas.microsoft.com/office/word/2010/wordml" xmlns:w15="http://schemas.microsoft.com/office/word/2012/wordml" xmlns:w16cex="http://schemas.microsoft.com/office/word/2018/wordml/cex" xmlns:w16cid="http://schemas.microsoft.com/office/word/2016/wordml/cid" xmlns:w16="http://schemas.microsoft.com/office/word/2018/wordml" xmlns:w16du="http://schemas.microsoft.com/office/word/2023/wordml/word16du" xmlns:w16sdtdh="http://schemas.microsoft.com/office/word/2020/wordml/sdtdatahash" xmlns:w16sdtfl="http://schemas.microsoft.com/office/word/2024/wordml/sdtformatlock" xmlns:w16se="http://schemas.microsoft.com/office/word/2015/wordml/symex" xmlns:wpg="http://schemas.microsoft.com/office/word/2010/wordprocessingGroup" xmlns:wpi="http://schemas.microsoft.com/office/word/2010/wordprocessingInk" xmlns:wne="http://schemas.microsoft.com/office/word/2006/wordml" xmlns:wps="http://schemas.microsoft.com/office/word/2010/wordprocessingShape" mc:Ignorable="w14 w15 w16se w16cid w16 w16cex w16sdtdh w16sdtfl w16du wp14">
+  <w:p>
+    <w:pPr>
+      <w:pStyle w:val="Piedepgina"/>
+    </w:pPr>
+  </w:p>
+</w:ftr>
+</file>
+
+<file path=word/footer16.xml><?xml version="1.0" encoding="utf-8"?>
+<w:ftr xmlns:wpc="http://schemas.microsoft.com/office/word/2010/wordprocessingCanvas" xmlns:cx="http://schemas.microsoft.com/office/drawing/2014/chartex" xmlns:cx1="http://schemas.microsoft.com/office/drawing/2015/9/8/chartex" xmlns:cx2="http://schemas.microsoft.com/office/drawing/2015/10/21/chartex" xmlns:cx3="http://schemas.microsoft.com/office/drawing/2016/5/9/chartex" xmlns:cx4="http://schemas.microsoft.com/office/drawing/2016/5/10/chartex" xmlns:cx5="http://schemas.microsoft.com/office/drawing/2016/5/11/chartex" xmlns:cx6="http://schemas.microsoft.com/office/drawing/2016/5/12/chartex" xmlns:cx7="http://schemas.microsoft.com/office/drawing/2016/5/13/chartex" xmlns:cx8="http://schemas.microsoft.com/office/drawing/2016/5/14/chartex" xmlns:mc="http://schemas.openxmlformats.org/markup-compatibility/2006" xmlns:aink="http://schemas.microsoft.com/office/drawing/2016/ink" xmlns:am3d="http://schemas.microsoft.com/office/drawing/2017/model3d" xmlns:o="urn:schemas-microsoft-com:office:office" xmlns:oel="http://schemas.microsoft.com/office/2019/extlst" xmlns:r="http://schemas.openxmlformats.org/officeDocument/2006/relationships" xmlns:m="http://schemas.openxmlformats.org/officeDocument/2006/math" xmlns:v="urn:schemas-microsoft-com:vml" xmlns:wp14="http://schemas.microsoft.com/office/word/2010/wordprocessingDrawing" xmlns:wp="http://schemas.openxmlformats.org/drawingml/2006/wordprocessingDrawing" xmlns:w10="urn:schemas-microsoft-com:office:word" xmlns:w="http://schemas.openxmlformats.org/wordprocessingml/2006/main" xmlns:w14="http://schemas.microsoft.com/office/word/2010/wordml" xmlns:w15="http://schemas.microsoft.com/office/word/2012/wordml" xmlns:w16cex="http://schemas.microsoft.com/office/word/2018/wordml/cex" xmlns:w16cid="http://schemas.microsoft.com/office/word/2016/wordml/cid" xmlns:w16="http://schemas.microsoft.com/office/word/2018/wordml" xmlns:w16du="http://schemas.microsoft.com/office/word/2023/wordml/word16du" xmlns:w16sdtdh="http://schemas.microsoft.com/office/word/2020/wordml/sdtdatahash" xmlns:w16sdtfl="http://schemas.microsoft.com/office/word/2024/wordml/sdtformatlock" xmlns:w16se="http://schemas.microsoft.com/office/word/2015/wordml/symex" xmlns:wpg="http://schemas.microsoft.com/office/word/2010/wordprocessingGroup" xmlns:wpi="http://schemas.microsoft.com/office/word/2010/wordprocessingInk" xmlns:wne="http://schemas.microsoft.com/office/word/2006/wordml" xmlns:wps="http://schemas.microsoft.com/office/word/2010/wordprocessingShape" mc:Ignorable="w14 w15 w16se w16cid w16 w16cex w16sdtdh w16sdtfl w16du wp14">
+  <w:sdt>
+    <w:sdtPr>
+      <w:id w:val="1208214560"/>
+      <w:docPartObj>
+        <w:docPartGallery w:val="Page Numbers (Bottom of Page)"/>
+        <w:docPartUnique/>
+      </w:docPartObj>
+    </w:sdtPr>
+    <w:sdtContent>
+      <w:p>
+        <w:pPr>
+          <w:pStyle w:val="Piedepgina"/>
+          <w:jc w:val="right"/>
+        </w:pPr>
+        <w:r>
+          <w:fldChar w:fldCharType="begin"/>
+        </w:r>
+        <w:r>
+          <w:instrText>PAGE   \* MERGEFORMAT</w:instrText>
+        </w:r>
+        <w:r>
+          <w:fldChar w:fldCharType="separate"/>
+        </w:r>
+        <w:r>
+          <w:t>2</w:t>
+        </w:r>
+        <w:r>
+          <w:fldChar w:fldCharType="end"/>
+        </w:r>
+      </w:p>
+    </w:sdtContent>
+  </w:sdt>
+  <w:p>
+    <w:pPr>
+      <w:pStyle w:val="Textoindependiente"/>
+      <w:spacing w:line="14" w:lineRule="auto"/>
+      <w:rPr>
+        <w:sz w:val="20"/>
+      </w:rPr>
+    </w:pPr>
+  </w:p>
+</w:ftr>
+</file>
+
+<file path=word/footer17.xml><?xml version="1.0" encoding="utf-8"?>
+<w:ftr xmlns:wpc="http://schemas.microsoft.com/office/word/2010/wordprocessingCanvas" xmlns:cx="http://schemas.microsoft.com/office/drawing/2014/chartex" xmlns:cx1="http://schemas.microsoft.com/office/drawing/2015/9/8/chartex" xmlns:cx2="http://schemas.microsoft.com/office/drawing/2015/10/21/chartex" xmlns:cx3="http://schemas.microsoft.com/office/drawing/2016/5/9/chartex" xmlns:cx4="http://schemas.microsoft.com/office/drawing/2016/5/10/chartex" xmlns:cx5="http://schemas.microsoft.com/office/drawing/2016/5/11/chartex" xmlns:cx6="http://schemas.microsoft.com/office/drawing/2016/5/12/chartex" xmlns:cx7="http://schemas.microsoft.com/office/drawing/2016/5/13/chartex" xmlns:cx8="http://schemas.microsoft.com/office/drawing/2016/5/14/chartex" xmlns:mc="http://schemas.openxmlformats.org/markup-compatibility/2006" xmlns:aink="http://schemas.microsoft.com/office/drawing/2016/ink" xmlns:am3d="http://schemas.microsoft.com/office/drawing/2017/model3d" xmlns:o="urn:schemas-microsoft-com:office:office" xmlns:oel="http://schemas.microsoft.com/office/2019/extlst" xmlns:r="http://schemas.openxmlformats.org/officeDocument/2006/relationships" xmlns:m="http://schemas.openxmlformats.org/officeDocument/2006/math" xmlns:v="urn:schemas-microsoft-com:vml" xmlns:wp14="http://schemas.microsoft.com/office/word/2010/wordprocessingDrawing" xmlns:wp="http://schemas.openxmlformats.org/drawingml/2006/wordprocessingDrawing" xmlns:w10="urn:schemas-microsoft-com:office:word" xmlns:w="http://schemas.openxmlformats.org/wordprocessingml/2006/main" xmlns:w14="http://schemas.microsoft.com/office/word/2010/wordml" xmlns:w15="http://schemas.microsoft.com/office/word/2012/wordml" xmlns:w16cex="http://schemas.microsoft.com/office/word/2018/wordml/cex" xmlns:w16cid="http://schemas.microsoft.com/office/word/2016/wordml/cid" xmlns:w16="http://schemas.microsoft.com/office/word/2018/wordml" xmlns:w16du="http://schemas.microsoft.com/office/word/2023/wordml/word16du" xmlns:w16sdtdh="http://schemas.microsoft.com/office/word/2020/wordml/sdtdatahash" xmlns:w16sdtfl="http://schemas.microsoft.com/office/word/2024/wordml/sdtformatlock" xmlns:w16se="http://schemas.microsoft.com/office/word/2015/wordml/symex" xmlns:wpg="http://schemas.microsoft.com/office/word/2010/wordprocessingGroup" xmlns:wpi="http://schemas.microsoft.com/office/word/2010/wordprocessingInk" xmlns:wne="http://schemas.microsoft.com/office/word/2006/wordml" xmlns:wps="http://schemas.microsoft.com/office/word/2010/wordprocessingShape" mc:Ignorable="w14 w15 w16se w16cid w16 w16cex w16sdtdh w16sdtfl w16du wp14">
+  <w:p>
+    <w:pPr>
+      <w:pStyle w:val="Textoindependiente"/>
+      <w:spacing w:line="14" w:lineRule="auto"/>
+      <w:rPr>
+        <w:sz w:val="20"/>
+      </w:rPr>
+    </w:pPr>
+    <w:r>
+      <w:rPr>
+        <w:noProof/>
+      </w:rPr>
+      <w:pict w14:anchorId="7CD481DB">
+        <v:shapetype id="_x0000_t202" coordsize="21600,21600" o:spt="202" path="m,l,21600r21600,l21600,xe">
+          <v:stroke joinstyle="miter"/>
+          <v:path gradientshapeok="t" o:connecttype="rect"/>
+        </v:shapetype>
+        <v:shape id="_x0000_s1061" type="#_x0000_t202" style="position:absolute;margin-left:525.5pt;margin-top:717.5pt;width:17.25pt;height:14.3pt;z-index:-251678720;visibility:visible;mso-wrap-style:square;mso-wrap-distance-left:0;mso-wrap-distance-top:0;mso-wrap-distance-right:0;mso-wrap-distance-bottom:0;mso-position-horizontal:absolute;mso-position-horizontal-relative:page;mso-position-vertical:absolute;mso-position-vertical-relative:page;v-text-anchor:top" o:gfxdata="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" o:allowincell="f" stroked="f">
+          <v:fill opacity="0"/>
+          <v:textbox inset="0,0,0,0">
+            <w:txbxContent>
+              <w:p>
+                <w:pPr>
+                  <w:pStyle w:val="Contenidodelmarco"/>
+                  <w:spacing w:before="13"/>
+                  <w:ind w:left="20"/>
+                  <w:rPr>
+                    <w:rFonts w:ascii="Arial MT" w:hAnsi="Arial MT"/>
+                  </w:rPr>
+                </w:pPr>
+                <w:r>
+                  <w:rPr>
+                    <w:rFonts w:ascii="Arial MT" w:hAnsi="Arial MT"/>
+                    <w:color w:val="000000"/>
+                    <w:spacing w:val="-5"/>
+                  </w:rPr>
+                  <w:fldChar w:fldCharType="begin"/>
+                </w:r>
+                <w:r>
+                  <w:rPr>
+                    <w:rFonts w:ascii="Arial MT" w:hAnsi="Arial MT"/>
+                    <w:color w:val="000000"/>
+                    <w:spacing w:val="-5"/>
+                  </w:rPr>
+                  <w:instrText xml:space="preserve"> PAGE </w:instrText>
+                </w:r>
+                <w:r>
+                  <w:rPr>
+                    <w:rFonts w:ascii="Arial MT" w:hAnsi="Arial MT"/>
+                    <w:color w:val="000000"/>
+                    <w:spacing w:val="-5"/>
+                  </w:rPr>
+                  <w:fldChar w:fldCharType="separate"/>
+                </w:r>
+                <w:r>
+                  <w:rPr>
+                    <w:rFonts w:ascii="Arial MT" w:hAnsi="Arial MT"/>
+                    <w:color w:val="000000"/>
+                    <w:spacing w:val="-5"/>
+                  </w:rPr>
+                  <w:t>5</w:t>
+                </w:r>
+                <w:r>
+                  <w:rPr>
+                    <w:rFonts w:ascii="Arial MT" w:hAnsi="Arial MT"/>
+                    <w:color w:val="000000"/>
+                    <w:spacing w:val="-5"/>
+                  </w:rPr>
+                  <w:fldChar w:fldCharType="end"/>
+                </w:r>
+              </w:p>
+            </w:txbxContent>
+          </v:textbox>
+          <w10:wrap anchorx="page" anchory="page"/>
+        </v:shape>
+      </w:pict>
+    </w:r>
+  </w:p>
+</w:ftr>
+</file>
+
+<file path=word/footer18.xml><?xml version="1.0" encoding="utf-8"?>
+<w:ftr xmlns:wpc="http://schemas.microsoft.com/office/word/2010/wordprocessingCanvas" xmlns:cx="http://schemas.microsoft.com/office/drawing/2014/chartex" xmlns:cx1="http://schemas.microsoft.com/office/drawing/2015/9/8/chartex" xmlns:cx2="http://schemas.microsoft.com/office/drawing/2015/10/21/chartex" xmlns:cx3="http://schemas.microsoft.com/office/drawing/2016/5/9/chartex" xmlns:cx4="http://schemas.microsoft.com/office/drawing/2016/5/10/chartex" xmlns:cx5="http://schemas.microsoft.com/office/drawing/2016/5/11/chartex" xmlns:cx6="http://schemas.microsoft.com/office/drawing/2016/5/12/chartex" xmlns:cx7="http://schemas.microsoft.com/office/drawing/2016/5/13/chartex" xmlns:cx8="http://schemas.microsoft.com/office/drawing/2016/5/14/chartex" xmlns:mc="http://schemas.openxmlformats.org/markup-compatibility/2006" xmlns:aink="http://schemas.microsoft.com/office/drawing/2016/ink" xmlns:am3d="http://schemas.microsoft.com/office/drawing/2017/model3d" xmlns:o="urn:schemas-microsoft-com:office:office" xmlns:oel="http://schemas.microsoft.com/office/2019/extlst" xmlns:r="http://schemas.openxmlformats.org/officeDocument/2006/relationships" xmlns:m="http://schemas.openxmlformats.org/officeDocument/2006/math" xmlns:v="urn:schemas-microsoft-com:vml" xmlns:wp14="http://schemas.microsoft.com/office/word/2010/wordprocessingDrawing" xmlns:wp="http://schemas.openxmlformats.org/drawingml/2006/wordprocessingDrawing" xmlns:w10="urn:schemas-microsoft-com:office:word" xmlns:w="http://schemas.openxmlformats.org/wordprocessingml/2006/main" xmlns:w14="http://schemas.microsoft.com/office/word/2010/wordml" xmlns:w15="http://schemas.microsoft.com/office/word/2012/wordml" xmlns:w16cex="http://schemas.microsoft.com/office/word/2018/wordml/cex" xmlns:w16cid="http://schemas.microsoft.com/office/word/2016/wordml/cid" xmlns:w16="http://schemas.microsoft.com/office/word/2018/wordml" xmlns:w16du="http://schemas.microsoft.com/office/word/2023/wordml/word16du" xmlns:w16sdtdh="http://schemas.microsoft.com/office/word/2020/wordml/sdtdatahash" xmlns:w16sdtfl="http://schemas.microsoft.com/office/word/2024/wordml/sdtformatlock" xmlns:w16se="http://schemas.microsoft.com/office/word/2015/wordml/symex" xmlns:wpg="http://schemas.microsoft.com/office/word/2010/wordprocessingGroup" xmlns:wpi="http://schemas.microsoft.com/office/word/2010/wordprocessingInk" xmlns:wne="http://schemas.microsoft.com/office/word/2006/wordml" xmlns:wps="http://schemas.microsoft.com/office/word/2010/wordprocessingShape" mc:Ignorable="w14 w15 w16se w16cid w16 w16cex w16sdtdh w16sdtfl w16du wp14">
+  <w:p>
+    <w:pPr>
+      <w:pStyle w:val="Piedepgina"/>
+    </w:pPr>
+  </w:p>
+</w:ftr>
+</file>
+
+<file path=word/footer19.xml><?xml version="1.0" encoding="utf-8"?>
+<w:ftr xmlns:wpc="http://schemas.microsoft.com/office/word/2010/wordprocessingCanvas" xmlns:cx="http://schemas.microsoft.com/office/drawing/2014/chartex" xmlns:cx1="http://schemas.microsoft.com/office/drawing/2015/9/8/chartex" xmlns:cx2="http://schemas.microsoft.com/office/drawing/2015/10/21/chartex" xmlns:cx3="http://schemas.microsoft.com/office/drawing/2016/5/9/chartex" xmlns:cx4="http://schemas.microsoft.com/office/drawing/2016/5/10/chartex" xmlns:cx5="http://schemas.microsoft.com/office/drawing/2016/5/11/chartex" xmlns:cx6="http://schemas.microsoft.com/office/drawing/2016/5/12/chartex" xmlns:cx7="http://schemas.microsoft.com/office/drawing/2016/5/13/chartex" xmlns:cx8="http://schemas.microsoft.com/office/drawing/2016/5/14/chartex" xmlns:mc="http://schemas.openxmlformats.org/markup-compatibility/2006" xmlns:aink="http://schemas.microsoft.com/office/drawing/2016/ink" xmlns:am3d="http://schemas.microsoft.com/office/drawing/2017/model3d" xmlns:o="urn:schemas-microsoft-com:office:office" xmlns:oel="http://schemas.microsoft.com/office/2019/extlst" xmlns:r="http://schemas.openxmlformats.org/officeDocument/2006/relationships" xmlns:m="http://schemas.openxmlformats.org/officeDocument/2006/math" xmlns:v="urn:schemas-microsoft-com:vml" xmlns:wp14="http://schemas.microsoft.com/office/word/2010/wordprocessingDrawing" xmlns:wp="http://schemas.openxmlformats.org/drawingml/2006/wordprocessingDrawing" xmlns:w10="urn:schemas-microsoft-com:office:word" xmlns:w="http://schemas.openxmlformats.org/wordprocessingml/2006/main" xmlns:w14="http://schemas.microsoft.com/office/word/2010/wordml" xmlns:w15="http://schemas.microsoft.com/office/word/2012/wordml" xmlns:w16cex="http://schemas.microsoft.com/office/word/2018/wordml/cex" xmlns:w16cid="http://schemas.microsoft.com/office/word/2016/wordml/cid" xmlns:w16="http://schemas.microsoft.com/office/word/2018/wordml" xmlns:w16du="http://schemas.microsoft.com/office/word/2023/wordml/word16du" xmlns:w16sdtdh="http://schemas.microsoft.com/office/word/2020/wordml/sdtdatahash" xmlns:w16sdtfl="http://schemas.microsoft.com/office/word/2024/wordml/sdtformatlock" xmlns:w16se="http://schemas.microsoft.com/office/word/2015/wordml/symex" xmlns:wpg="http://schemas.microsoft.com/office/word/2010/wordprocessingGroup" xmlns:wpi="http://schemas.microsoft.com/office/word/2010/wordprocessingInk" xmlns:wne="http://schemas.microsoft.com/office/word/2006/wordml" xmlns:wps="http://schemas.microsoft.com/office/word/2010/wordprocessingShape" mc:Ignorable="w14 w15 w16se w16cid w16 w16cex w16sdtdh w16sdtfl w16du wp14">
+  <w:p>
+    <w:pPr>
+      <w:pStyle w:val="Textoindependiente"/>
+      <w:spacing w:line="14" w:lineRule="auto"/>
+      <w:rPr>
+        <w:sz w:val="20"/>
+      </w:rPr>
+    </w:pPr>
+    <w:r>
+      <w:rPr>
+        <w:noProof/>
+      </w:rPr>
+      <w:pict w14:anchorId="26669DCB">
+        <v:shapetype id="_x0000_t202" coordsize="21600,21600" o:spt="202" path="m,l,21600r21600,l21600,xe">
+          <v:stroke joinstyle="miter"/>
+          <v:path gradientshapeok="t" o:connecttype="rect"/>
+        </v:shapetype>
+        <v:shape id="Marco8" o:spid="_x0000_s1060" type="#_x0000_t202" style="position:absolute;margin-left:525.5pt;margin-top:717.5pt;width:17.25pt;height:14.3pt;z-index:-251677696;visibility:visible;mso-wrap-style:square;mso-wrap-distance-left:0;mso-wrap-distance-top:0;mso-wrap-distance-right:0;mso-wrap-distance-bottom:0;mso-position-horizontal:absolute;mso-position-horizontal-relative:page;mso-position-vertical:absolute;mso-position-vertical-relative:page;v-text-anchor:top" o:gfxdata="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" o:allowincell="f" stroked="f">
+          <v:fill opacity="0"/>
+          <v:textbox inset="0,0,0,0">
+            <w:txbxContent>
+              <w:p>
+                <w:pPr>
+                  <w:pStyle w:val="Contenidodelmarco"/>
+                  <w:spacing w:before="13"/>
+                  <w:ind w:left="20"/>
+                  <w:rPr>
+                    <w:rFonts w:ascii="Arial MT" w:hAnsi="Arial MT"/>
+                  </w:rPr>
+                </w:pPr>
+                <w:r>
+                  <w:rPr>
+                    <w:rFonts w:ascii="Arial MT" w:hAnsi="Arial MT"/>
+                    <w:color w:val="000000"/>
+                    <w:spacing w:val="-5"/>
+                  </w:rPr>
+                  <w:fldChar w:fldCharType="begin"/>
+                </w:r>
+                <w:r>
+                  <w:rPr>
+                    <w:rFonts w:ascii="Arial MT" w:hAnsi="Arial MT"/>
+                    <w:color w:val="000000"/>
+                    <w:spacing w:val="-5"/>
+                  </w:rPr>
+                  <w:instrText xml:space="preserve"> PAGE </w:instrText>
+                </w:r>
+                <w:r>
+                  <w:rPr>
+                    <w:rFonts w:ascii="Arial MT" w:hAnsi="Arial MT"/>
+                    <w:color w:val="000000"/>
+                    <w:spacing w:val="-5"/>
+                  </w:rPr>
+                  <w:fldChar w:fldCharType="separate"/>
+                </w:r>
+                <w:r>
+                  <w:rPr>
+                    <w:rFonts w:ascii="Arial MT" w:hAnsi="Arial MT"/>
+                    <w:color w:val="000000"/>
+                    <w:spacing w:val="-5"/>
+                  </w:rPr>
+                  <w:t>6</w:t>
+                </w:r>
+                <w:r>
+                  <w:rPr>
+                    <w:rFonts w:ascii="Arial MT" w:hAnsi="Arial MT"/>
+                    <w:color w:val="000000"/>
+                    <w:spacing w:val="-5"/>
+                  </w:rPr>
+                  <w:fldChar w:fldCharType="end"/>
+                </w:r>
+              </w:p>
+            </w:txbxContent>
+          </v:textbox>
+          <w10:wrap anchorx="page" anchory="page"/>
+        </v:shape>
+      </w:pict>
+    </w:r>
+  </w:p>
+</w:ftr>
+</file>
+
+<file path=word/footer2.xml><?xml version="1.0" encoding="utf-8"?>
 <w:ftr xmlns:wpc="http://schemas.microsoft.com/office/word/2010/wordprocessingCanvas" xmlns:cx="http://schemas.microsoft.com/office/drawing/2014/chartex" xmlns:cx1="http://schemas.microsoft.com/office/drawing/2015/9/8/chartex" xmlns:cx2="http://schemas.microsoft.com/office/drawing/2015/10/21/chartex" xmlns:cx3="http://schemas.microsoft.com/office/drawing/2016/5/9/chartex" xmlns:cx4="http://schemas.microsoft.com/office/drawing/2016/5/10/chartex" xmlns:cx5="http://schemas.microsoft.com/office/drawing/2016/5/11/chartex" xmlns:cx6="http://schemas.microsoft.com/office/drawing/2016/5/12/chartex" xmlns:cx7="http://schemas.microsoft.com/office/drawing/2016/5/13/chartex" xmlns:cx8="http://schemas.microsoft.com/office/drawing/2016/5/14/chartex" xmlns:mc="http://schemas.openxmlformats.org/markup-compatibility/2006" xmlns:aink="http://schemas.microsoft.com/office/drawing/2016/ink" xmlns:am3d="http://schemas.microsoft.com/office/drawing/2017/model3d" xmlns:o="urn:schemas-microsoft-com:office:office" xmlns:oel="http://schemas.microsoft.com/office/2019/extlst" xmlns:r="http://schemas.openxmlformats.org/officeDocument/2006/relationships" xmlns:m="http://schemas.openxmlformats.org/officeDocument/2006/math" xmlns:v="urn:schemas-microsoft-com:vml" xmlns:wp14="http://schemas.microsoft.com/office/word/2010/wordprocessingDrawing" xmlns:wp="http://schemas.openxmlformats.org/drawingml/2006/wordprocessingDrawing" xmlns:w10="urn:schemas-microsoft-com:office:word" xmlns:w="http://schemas.openxmlformats.org/wordprocessingml/2006/main" xmlns:w14="http://schemas.microsoft.com/office/word/2010/wordml" xmlns:w15="http://schemas.microsoft.com/office/word/2012/wordml" xmlns:w16cex="http://schemas.microsoft.com/office/word/2018/wordml/cex" xmlns:w16cid="http://schemas.microsoft.com/office/word/2016/wordml/cid" xmlns:w16="http://schemas.microsoft.com/office/word/2018/wordml" xmlns:w16du="http://schemas.microsoft.com/office/word/2023/wordml/word16du" xmlns:w16sdtdh="http://schemas.microsoft.com/office/word/2020/wordml/sdtdatahash" xmlns:w16sdtfl="http://schemas.microsoft.com/office/word/2024/wordml/sdtformatlock" xmlns:w16se="http://schemas.microsoft.com/office/word/2015/wordml/symex" xmlns:wpg="http://schemas.microsoft.com/office/word/2010/wordprocessingGroup" xmlns:wpi="http://schemas.microsoft.com/office/word/2010/wordprocessingInk" xmlns:wne="http://schemas.microsoft.com/office/word/2006/wordml" xmlns:wps="http://schemas.microsoft.com/office/word/2010/wordprocessingShape" mc:Ignorable="w14 w15 w16se w16cid w16 w16cex w16sdtdh w16sdtfl w16du wp14">
   <w:p>
     <w:pPr>
@@ -30047,328 +30622,7 @@
 </w:ftr>
 </file>
 
-<file path=word/footer10.xml><?xml version="1.0" encoding="utf-8"?>
-<w:ftr xmlns:wpc="http://schemas.microsoft.com/office/word/2010/wordprocessingCanvas" xmlns:cx="http://schemas.microsoft.com/office/drawing/2014/chartex" xmlns:cx1="http://schemas.microsoft.com/office/drawing/2015/9/8/chartex" xmlns:cx2="http://schemas.microsoft.com/office/drawing/2015/10/21/chartex" xmlns:cx3="http://schemas.microsoft.com/office/drawing/2016/5/9/chartex" xmlns:cx4="http://schemas.microsoft.com/office/drawing/2016/5/10/chartex" xmlns:cx5="http://schemas.microsoft.com/office/drawing/2016/5/11/chartex" xmlns:cx6="http://schemas.microsoft.com/office/drawing/2016/5/12/chartex" xmlns:cx7="http://schemas.microsoft.com/office/drawing/2016/5/13/chartex" xmlns:cx8="http://schemas.microsoft.com/office/drawing/2016/5/14/chartex" xmlns:mc="http://schemas.openxmlformats.org/markup-compatibility/2006" xmlns:aink="http://schemas.microsoft.com/office/drawing/2016/ink" xmlns:am3d="http://schemas.microsoft.com/office/drawing/2017/model3d" xmlns:o="urn:schemas-microsoft-com:office:office" xmlns:oel="http://schemas.microsoft.com/office/2019/extlst" xmlns:r="http://schemas.openxmlformats.org/officeDocument/2006/relationships" xmlns:m="http://schemas.openxmlformats.org/officeDocument/2006/math" xmlns:v="urn:schemas-microsoft-com:vml" xmlns:wp14="http://schemas.microsoft.com/office/word/2010/wordprocessingDrawing" xmlns:wp="http://schemas.openxmlformats.org/drawingml/2006/wordprocessingDrawing" xmlns:w10="urn:schemas-microsoft-com:office:word" xmlns:w="http://schemas.openxmlformats.org/wordprocessingml/2006/main" xmlns:w14="http://schemas.microsoft.com/office/word/2010/wordml" xmlns:w15="http://schemas.microsoft.com/office/word/2012/wordml" xmlns:w16cex="http://schemas.microsoft.com/office/word/2018/wordml/cex" xmlns:w16cid="http://schemas.microsoft.com/office/word/2016/wordml/cid" xmlns:w16="http://schemas.microsoft.com/office/word/2018/wordml" xmlns:w16du="http://schemas.microsoft.com/office/word/2023/wordml/word16du" xmlns:w16sdtdh="http://schemas.microsoft.com/office/word/2020/wordml/sdtdatahash" xmlns:w16sdtfl="http://schemas.microsoft.com/office/word/2024/wordml/sdtformatlock" xmlns:w16se="http://schemas.microsoft.com/office/word/2015/wordml/symex" xmlns:wpg="http://schemas.microsoft.com/office/word/2010/wordprocessingGroup" xmlns:wpi="http://schemas.microsoft.com/office/word/2010/wordprocessingInk" xmlns:wne="http://schemas.microsoft.com/office/word/2006/wordml" xmlns:wps="http://schemas.microsoft.com/office/word/2010/wordprocessingShape" mc:Ignorable="w14 w15 w16se w16cid w16 w16cex w16sdtdh w16sdtfl w16du wp14">
-  <w:p>
-    <w:pPr>
-      <w:pStyle w:val="Textoindependiente"/>
-      <w:spacing w:line="14" w:lineRule="auto"/>
-      <w:rPr>
-        <w:sz w:val="2"/>
-      </w:rPr>
-    </w:pPr>
-  </w:p>
-</w:ftr>
-</file>
-
-<file path=word/footer11.xml><?xml version="1.0" encoding="utf-8"?>
-<w:ftr xmlns:wpc="http://schemas.microsoft.com/office/word/2010/wordprocessingCanvas" xmlns:cx="http://schemas.microsoft.com/office/drawing/2014/chartex" xmlns:cx1="http://schemas.microsoft.com/office/drawing/2015/9/8/chartex" xmlns:cx2="http://schemas.microsoft.com/office/drawing/2015/10/21/chartex" xmlns:cx3="http://schemas.microsoft.com/office/drawing/2016/5/9/chartex" xmlns:cx4="http://schemas.microsoft.com/office/drawing/2016/5/10/chartex" xmlns:cx5="http://schemas.microsoft.com/office/drawing/2016/5/11/chartex" xmlns:cx6="http://schemas.microsoft.com/office/drawing/2016/5/12/chartex" xmlns:cx7="http://schemas.microsoft.com/office/drawing/2016/5/13/chartex" xmlns:cx8="http://schemas.microsoft.com/office/drawing/2016/5/14/chartex" xmlns:mc="http://schemas.openxmlformats.org/markup-compatibility/2006" xmlns:aink="http://schemas.microsoft.com/office/drawing/2016/ink" xmlns:am3d="http://schemas.microsoft.com/office/drawing/2017/model3d" xmlns:o="urn:schemas-microsoft-com:office:office" xmlns:oel="http://schemas.microsoft.com/office/2019/extlst" xmlns:r="http://schemas.openxmlformats.org/officeDocument/2006/relationships" xmlns:m="http://schemas.openxmlformats.org/officeDocument/2006/math" xmlns:v="urn:schemas-microsoft-com:vml" xmlns:wp14="http://schemas.microsoft.com/office/word/2010/wordprocessingDrawing" xmlns:wp="http://schemas.openxmlformats.org/drawingml/2006/wordprocessingDrawing" xmlns:w10="urn:schemas-microsoft-com:office:word" xmlns:w="http://schemas.openxmlformats.org/wordprocessingml/2006/main" xmlns:w14="http://schemas.microsoft.com/office/word/2010/wordml" xmlns:w15="http://schemas.microsoft.com/office/word/2012/wordml" xmlns:w16cex="http://schemas.microsoft.com/office/word/2018/wordml/cex" xmlns:w16cid="http://schemas.microsoft.com/office/word/2016/wordml/cid" xmlns:w16="http://schemas.microsoft.com/office/word/2018/wordml" xmlns:w16du="http://schemas.microsoft.com/office/word/2023/wordml/word16du" xmlns:w16sdtdh="http://schemas.microsoft.com/office/word/2020/wordml/sdtdatahash" xmlns:w16sdtfl="http://schemas.microsoft.com/office/word/2024/wordml/sdtformatlock" xmlns:w16se="http://schemas.microsoft.com/office/word/2015/wordml/symex" xmlns:wpg="http://schemas.microsoft.com/office/word/2010/wordprocessingGroup" xmlns:wpi="http://schemas.microsoft.com/office/word/2010/wordprocessingInk" xmlns:wne="http://schemas.microsoft.com/office/word/2006/wordml" xmlns:wps="http://schemas.microsoft.com/office/word/2010/wordprocessingShape" mc:Ignorable="w14 w15 w16se w16cid w16 w16cex w16sdtdh w16sdtfl w16du wp14">
-  <w:p>
-    <w:pPr>
-      <w:pStyle w:val="Piedepgina"/>
-    </w:pPr>
-  </w:p>
-</w:ftr>
-</file>
-
-<file path=word/footer12.xml><?xml version="1.0" encoding="utf-8"?>
-<w:ftr xmlns:wpc="http://schemas.microsoft.com/office/word/2010/wordprocessingCanvas" xmlns:cx="http://schemas.microsoft.com/office/drawing/2014/chartex" xmlns:cx1="http://schemas.microsoft.com/office/drawing/2015/9/8/chartex" xmlns:cx2="http://schemas.microsoft.com/office/drawing/2015/10/21/chartex" xmlns:cx3="http://schemas.microsoft.com/office/drawing/2016/5/9/chartex" xmlns:cx4="http://schemas.microsoft.com/office/drawing/2016/5/10/chartex" xmlns:cx5="http://schemas.microsoft.com/office/drawing/2016/5/11/chartex" xmlns:cx6="http://schemas.microsoft.com/office/drawing/2016/5/12/chartex" xmlns:cx7="http://schemas.microsoft.com/office/drawing/2016/5/13/chartex" xmlns:cx8="http://schemas.microsoft.com/office/drawing/2016/5/14/chartex" xmlns:mc="http://schemas.openxmlformats.org/markup-compatibility/2006" xmlns:aink="http://schemas.microsoft.com/office/drawing/2016/ink" xmlns:am3d="http://schemas.microsoft.com/office/drawing/2017/model3d" xmlns:o="urn:schemas-microsoft-com:office:office" xmlns:oel="http://schemas.microsoft.com/office/2019/extlst" xmlns:r="http://schemas.openxmlformats.org/officeDocument/2006/relationships" xmlns:m="http://schemas.openxmlformats.org/officeDocument/2006/math" xmlns:v="urn:schemas-microsoft-com:vml" xmlns:wp14="http://schemas.microsoft.com/office/word/2010/wordprocessingDrawing" xmlns:wp="http://schemas.openxmlformats.org/drawingml/2006/wordprocessingDrawing" xmlns:w10="urn:schemas-microsoft-com:office:word" xmlns:w="http://schemas.openxmlformats.org/wordprocessingml/2006/main" xmlns:w14="http://schemas.microsoft.com/office/word/2010/wordml" xmlns:w15="http://schemas.microsoft.com/office/word/2012/wordml" xmlns:w16cex="http://schemas.microsoft.com/office/word/2018/wordml/cex" xmlns:w16cid="http://schemas.microsoft.com/office/word/2016/wordml/cid" xmlns:w16="http://schemas.microsoft.com/office/word/2018/wordml" xmlns:w16du="http://schemas.microsoft.com/office/word/2023/wordml/word16du" xmlns:w16sdtdh="http://schemas.microsoft.com/office/word/2020/wordml/sdtdatahash" xmlns:w16sdtfl="http://schemas.microsoft.com/office/word/2024/wordml/sdtformatlock" xmlns:w16se="http://schemas.microsoft.com/office/word/2015/wordml/symex" xmlns:wpg="http://schemas.microsoft.com/office/word/2010/wordprocessingGroup" xmlns:wpi="http://schemas.microsoft.com/office/word/2010/wordprocessingInk" xmlns:wne="http://schemas.microsoft.com/office/word/2006/wordml" xmlns:wps="http://schemas.microsoft.com/office/word/2010/wordprocessingShape" mc:Ignorable="w14 w15 w16se w16cid w16 w16cex w16sdtdh w16sdtfl w16du wp14">
-  <w:p>
-    <w:pPr>
-      <w:pStyle w:val="Textoindependiente"/>
-      <w:spacing w:line="14" w:lineRule="auto"/>
-      <w:rPr>
-        <w:sz w:val="2"/>
-      </w:rPr>
-    </w:pPr>
-  </w:p>
-</w:ftr>
-</file>
-
-<file path=word/footer13.xml><?xml version="1.0" encoding="utf-8"?>
-<w:ftr xmlns:wpc="http://schemas.microsoft.com/office/word/2010/wordprocessingCanvas" xmlns:cx="http://schemas.microsoft.com/office/drawing/2014/chartex" xmlns:cx1="http://schemas.microsoft.com/office/drawing/2015/9/8/chartex" xmlns:cx2="http://schemas.microsoft.com/office/drawing/2015/10/21/chartex" xmlns:cx3="http://schemas.microsoft.com/office/drawing/2016/5/9/chartex" xmlns:cx4="http://schemas.microsoft.com/office/drawing/2016/5/10/chartex" xmlns:cx5="http://schemas.microsoft.com/office/drawing/2016/5/11/chartex" xmlns:cx6="http://schemas.microsoft.com/office/drawing/2016/5/12/chartex" xmlns:cx7="http://schemas.microsoft.com/office/drawing/2016/5/13/chartex" xmlns:cx8="http://schemas.microsoft.com/office/drawing/2016/5/14/chartex" xmlns:mc="http://schemas.openxmlformats.org/markup-compatibility/2006" xmlns:aink="http://schemas.microsoft.com/office/drawing/2016/ink" xmlns:am3d="http://schemas.microsoft.com/office/drawing/2017/model3d" xmlns:o="urn:schemas-microsoft-com:office:office" xmlns:oel="http://schemas.microsoft.com/office/2019/extlst" xmlns:r="http://schemas.openxmlformats.org/officeDocument/2006/relationships" xmlns:m="http://schemas.openxmlformats.org/officeDocument/2006/math" xmlns:v="urn:schemas-microsoft-com:vml" xmlns:wp14="http://schemas.microsoft.com/office/word/2010/wordprocessingDrawing" xmlns:wp="http://schemas.openxmlformats.org/drawingml/2006/wordprocessingDrawing" xmlns:w10="urn:schemas-microsoft-com:office:word" xmlns:w="http://schemas.openxmlformats.org/wordprocessingml/2006/main" xmlns:w14="http://schemas.microsoft.com/office/word/2010/wordml" xmlns:w15="http://schemas.microsoft.com/office/word/2012/wordml" xmlns:w16cex="http://schemas.microsoft.com/office/word/2018/wordml/cex" xmlns:w16cid="http://schemas.microsoft.com/office/word/2016/wordml/cid" xmlns:w16="http://schemas.microsoft.com/office/word/2018/wordml" xmlns:w16du="http://schemas.microsoft.com/office/word/2023/wordml/word16du" xmlns:w16sdtdh="http://schemas.microsoft.com/office/word/2020/wordml/sdtdatahash" xmlns:w16sdtfl="http://schemas.microsoft.com/office/word/2024/wordml/sdtformatlock" xmlns:w16se="http://schemas.microsoft.com/office/word/2015/wordml/symex" xmlns:wpg="http://schemas.microsoft.com/office/word/2010/wordprocessingGroup" xmlns:wpi="http://schemas.microsoft.com/office/word/2010/wordprocessingInk" xmlns:wne="http://schemas.microsoft.com/office/word/2006/wordml" xmlns:wps="http://schemas.microsoft.com/office/word/2010/wordprocessingShape" mc:Ignorable="w14 w15 w16se w16cid w16 w16cex w16sdtdh w16sdtfl w16du wp14">
-  <w:p>
-    <w:pPr>
-      <w:pStyle w:val="Textoindependiente"/>
-      <w:spacing w:line="14" w:lineRule="auto"/>
-      <w:rPr>
-        <w:sz w:val="2"/>
-      </w:rPr>
-    </w:pPr>
-  </w:p>
-</w:ftr>
-</file>
-
-<file path=word/footer14.xml><?xml version="1.0" encoding="utf-8"?>
-<w:ftr xmlns:wpc="http://schemas.microsoft.com/office/word/2010/wordprocessingCanvas" xmlns:cx="http://schemas.microsoft.com/office/drawing/2014/chartex" xmlns:cx1="http://schemas.microsoft.com/office/drawing/2015/9/8/chartex" xmlns:cx2="http://schemas.microsoft.com/office/drawing/2015/10/21/chartex" xmlns:cx3="http://schemas.microsoft.com/office/drawing/2016/5/9/chartex" xmlns:cx4="http://schemas.microsoft.com/office/drawing/2016/5/10/chartex" xmlns:cx5="http://schemas.microsoft.com/office/drawing/2016/5/11/chartex" xmlns:cx6="http://schemas.microsoft.com/office/drawing/2016/5/12/chartex" xmlns:cx7="http://schemas.microsoft.com/office/drawing/2016/5/13/chartex" xmlns:cx8="http://schemas.microsoft.com/office/drawing/2016/5/14/chartex" xmlns:mc="http://schemas.openxmlformats.org/markup-compatibility/2006" xmlns:aink="http://schemas.microsoft.com/office/drawing/2016/ink" xmlns:am3d="http://schemas.microsoft.com/office/drawing/2017/model3d" xmlns:o="urn:schemas-microsoft-com:office:office" xmlns:oel="http://schemas.microsoft.com/office/2019/extlst" xmlns:r="http://schemas.openxmlformats.org/officeDocument/2006/relationships" xmlns:m="http://schemas.openxmlformats.org/officeDocument/2006/math" xmlns:v="urn:schemas-microsoft-com:vml" xmlns:wp14="http://schemas.microsoft.com/office/word/2010/wordprocessingDrawing" xmlns:wp="http://schemas.openxmlformats.org/drawingml/2006/wordprocessingDrawing" xmlns:w10="urn:schemas-microsoft-com:office:word" xmlns:w="http://schemas.openxmlformats.org/wordprocessingml/2006/main" xmlns:w14="http://schemas.microsoft.com/office/word/2010/wordml" xmlns:w15="http://schemas.microsoft.com/office/word/2012/wordml" xmlns:w16cex="http://schemas.microsoft.com/office/word/2018/wordml/cex" xmlns:w16cid="http://schemas.microsoft.com/office/word/2016/wordml/cid" xmlns:w16="http://schemas.microsoft.com/office/word/2018/wordml" xmlns:w16du="http://schemas.microsoft.com/office/word/2023/wordml/word16du" xmlns:w16sdtdh="http://schemas.microsoft.com/office/word/2020/wordml/sdtdatahash" xmlns:w16sdtfl="http://schemas.microsoft.com/office/word/2024/wordml/sdtformatlock" xmlns:w16se="http://schemas.microsoft.com/office/word/2015/wordml/symex" xmlns:wpg="http://schemas.microsoft.com/office/word/2010/wordprocessingGroup" xmlns:wpi="http://schemas.microsoft.com/office/word/2010/wordprocessingInk" xmlns:wne="http://schemas.microsoft.com/office/word/2006/wordml" xmlns:wps="http://schemas.microsoft.com/office/word/2010/wordprocessingShape" mc:Ignorable="w14 w15 w16se w16cid w16 w16cex w16sdtdh w16sdtfl w16du wp14">
-  <w:p>
-    <w:pPr>
-      <w:pStyle w:val="Piedepgina"/>
-    </w:pPr>
-  </w:p>
-</w:ftr>
-</file>
-
-<file path=word/footer15.xml><?xml version="1.0" encoding="utf-8"?>
-<w:ftr xmlns:wpc="http://schemas.microsoft.com/office/word/2010/wordprocessingCanvas" xmlns:cx="http://schemas.microsoft.com/office/drawing/2014/chartex" xmlns:cx1="http://schemas.microsoft.com/office/drawing/2015/9/8/chartex" xmlns:cx2="http://schemas.microsoft.com/office/drawing/2015/10/21/chartex" xmlns:cx3="http://schemas.microsoft.com/office/drawing/2016/5/9/chartex" xmlns:cx4="http://schemas.microsoft.com/office/drawing/2016/5/10/chartex" xmlns:cx5="http://schemas.microsoft.com/office/drawing/2016/5/11/chartex" xmlns:cx6="http://schemas.microsoft.com/office/drawing/2016/5/12/chartex" xmlns:cx7="http://schemas.microsoft.com/office/drawing/2016/5/13/chartex" xmlns:cx8="http://schemas.microsoft.com/office/drawing/2016/5/14/chartex" xmlns:mc="http://schemas.openxmlformats.org/markup-compatibility/2006" xmlns:aink="http://schemas.microsoft.com/office/drawing/2016/ink" xmlns:am3d="http://schemas.microsoft.com/office/drawing/2017/model3d" xmlns:o="urn:schemas-microsoft-com:office:office" xmlns:oel="http://schemas.microsoft.com/office/2019/extlst" xmlns:r="http://schemas.openxmlformats.org/officeDocument/2006/relationships" xmlns:m="http://schemas.openxmlformats.org/officeDocument/2006/math" xmlns:v="urn:schemas-microsoft-com:vml" xmlns:wp14="http://schemas.microsoft.com/office/word/2010/wordprocessingDrawing" xmlns:wp="http://schemas.openxmlformats.org/drawingml/2006/wordprocessingDrawing" xmlns:w10="urn:schemas-microsoft-com:office:word" xmlns:w="http://schemas.openxmlformats.org/wordprocessingml/2006/main" xmlns:w14="http://schemas.microsoft.com/office/word/2010/wordml" xmlns:w15="http://schemas.microsoft.com/office/word/2012/wordml" xmlns:w16cex="http://schemas.microsoft.com/office/word/2018/wordml/cex" xmlns:w16cid="http://schemas.microsoft.com/office/word/2016/wordml/cid" xmlns:w16="http://schemas.microsoft.com/office/word/2018/wordml" xmlns:w16du="http://schemas.microsoft.com/office/word/2023/wordml/word16du" xmlns:w16sdtdh="http://schemas.microsoft.com/office/word/2020/wordml/sdtdatahash" xmlns:w16sdtfl="http://schemas.microsoft.com/office/word/2024/wordml/sdtformatlock" xmlns:w16se="http://schemas.microsoft.com/office/word/2015/wordml/symex" xmlns:wpg="http://schemas.microsoft.com/office/word/2010/wordprocessingGroup" xmlns:wpi="http://schemas.microsoft.com/office/word/2010/wordprocessingInk" xmlns:wne="http://schemas.microsoft.com/office/word/2006/wordml" xmlns:wps="http://schemas.microsoft.com/office/word/2010/wordprocessingShape" mc:Ignorable="w14 w15 w16se w16cid w16 w16cex w16sdtdh w16sdtfl w16du wp14">
-  <w:p>
-    <w:pPr>
-      <w:pStyle w:val="Textoindependiente"/>
-      <w:spacing w:line="14" w:lineRule="auto"/>
-      <w:rPr>
-        <w:sz w:val="20"/>
-      </w:rPr>
-    </w:pPr>
-    <w:r>
-      <w:rPr>
-        <w:noProof/>
-      </w:rPr>
-      <w:pict w14:anchorId="37FB6790">
-        <v:shapetype id="_x0000_t202" coordsize="21600,21600" o:spt="202" path="m,l,21600r21600,l21600,xe">
-          <v:stroke joinstyle="miter"/>
-          <v:path gradientshapeok="t" o:connecttype="rect"/>
-        </v:shapetype>
-        <v:shape id="Marco6" o:spid="_x0000_s1062" type="#_x0000_t202" style="position:absolute;margin-left:525.5pt;margin-top:717.5pt;width:17.25pt;height:14.3pt;z-index:-251679744;visibility:visible;mso-wrap-style:square;mso-wrap-distance-left:0;mso-wrap-distance-top:0;mso-wrap-distance-right:0;mso-wrap-distance-bottom:0;mso-position-horizontal:absolute;mso-position-horizontal-relative:page;mso-position-vertical:absolute;mso-position-vertical-relative:page;v-text-anchor:top" o:gfxdata="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" o:allowincell="f" stroked="f">
-          <v:fill opacity="0"/>
-          <v:textbox inset="0,0,0,0">
-            <w:txbxContent>
-              <w:p>
-                <w:pPr>
-                  <w:pStyle w:val="Contenidodelmarco"/>
-                  <w:spacing w:before="13"/>
-                  <w:ind w:left="20"/>
-                  <w:rPr>
-                    <w:rFonts w:ascii="Arial MT" w:hAnsi="Arial MT"/>
-                  </w:rPr>
-                </w:pPr>
-                <w:r>
-                  <w:rPr>
-                    <w:rFonts w:ascii="Arial MT" w:hAnsi="Arial MT"/>
-                    <w:color w:val="000000"/>
-                    <w:spacing w:val="-5"/>
-                  </w:rPr>
-                  <w:fldChar w:fldCharType="begin"/>
-                </w:r>
-                <w:r>
-                  <w:rPr>
-                    <w:rFonts w:ascii="Arial MT" w:hAnsi="Arial MT"/>
-                    <w:color w:val="000000"/>
-                    <w:spacing w:val="-5"/>
-                  </w:rPr>
-                  <w:instrText xml:space="preserve"> PAGE </w:instrText>
-                </w:r>
-                <w:r>
-                  <w:rPr>
-                    <w:rFonts w:ascii="Arial MT" w:hAnsi="Arial MT"/>
-                    <w:color w:val="000000"/>
-                    <w:spacing w:val="-5"/>
-                  </w:rPr>
-                  <w:fldChar w:fldCharType="separate"/>
-                </w:r>
-                <w:r>
-                  <w:rPr>
-                    <w:rFonts w:ascii="Arial MT" w:hAnsi="Arial MT"/>
-                    <w:color w:val="000000"/>
-                    <w:spacing w:val="-5"/>
-                  </w:rPr>
-                  <w:t>5</w:t>
-                </w:r>
-                <w:r>
-                  <w:rPr>
-                    <w:rFonts w:ascii="Arial MT" w:hAnsi="Arial MT"/>
-                    <w:color w:val="000000"/>
-                    <w:spacing w:val="-5"/>
-                  </w:rPr>
-                  <w:fldChar w:fldCharType="end"/>
-                </w:r>
-              </w:p>
-            </w:txbxContent>
-          </v:textbox>
-          <w10:wrap anchorx="page" anchory="page"/>
-        </v:shape>
-      </w:pict>
-    </w:r>
-  </w:p>
-</w:ftr>
-</file>
-
-<file path=word/footer16.xml><?xml version="1.0" encoding="utf-8"?>
-<w:ftr xmlns:wpc="http://schemas.microsoft.com/office/word/2010/wordprocessingCanvas" xmlns:cx="http://schemas.microsoft.com/office/drawing/2014/chartex" xmlns:cx1="http://schemas.microsoft.com/office/drawing/2015/9/8/chartex" xmlns:cx2="http://schemas.microsoft.com/office/drawing/2015/10/21/chartex" xmlns:cx3="http://schemas.microsoft.com/office/drawing/2016/5/9/chartex" xmlns:cx4="http://schemas.microsoft.com/office/drawing/2016/5/10/chartex" xmlns:cx5="http://schemas.microsoft.com/office/drawing/2016/5/11/chartex" xmlns:cx6="http://schemas.microsoft.com/office/drawing/2016/5/12/chartex" xmlns:cx7="http://schemas.microsoft.com/office/drawing/2016/5/13/chartex" xmlns:cx8="http://schemas.microsoft.com/office/drawing/2016/5/14/chartex" xmlns:mc="http://schemas.openxmlformats.org/markup-compatibility/2006" xmlns:aink="http://schemas.microsoft.com/office/drawing/2016/ink" xmlns:am3d="http://schemas.microsoft.com/office/drawing/2017/model3d" xmlns:o="urn:schemas-microsoft-com:office:office" xmlns:oel="http://schemas.microsoft.com/office/2019/extlst" xmlns:r="http://schemas.openxmlformats.org/officeDocument/2006/relationships" xmlns:m="http://schemas.openxmlformats.org/officeDocument/2006/math" xmlns:v="urn:schemas-microsoft-com:vml" xmlns:wp14="http://schemas.microsoft.com/office/word/2010/wordprocessingDrawing" xmlns:wp="http://schemas.openxmlformats.org/drawingml/2006/wordprocessingDrawing" xmlns:w10="urn:schemas-microsoft-com:office:word" xmlns:w="http://schemas.openxmlformats.org/wordprocessingml/2006/main" xmlns:w14="http://schemas.microsoft.com/office/word/2010/wordml" xmlns:w15="http://schemas.microsoft.com/office/word/2012/wordml" xmlns:w16cex="http://schemas.microsoft.com/office/word/2018/wordml/cex" xmlns:w16cid="http://schemas.microsoft.com/office/word/2016/wordml/cid" xmlns:w16="http://schemas.microsoft.com/office/word/2018/wordml" xmlns:w16du="http://schemas.microsoft.com/office/word/2023/wordml/word16du" xmlns:w16sdtdh="http://schemas.microsoft.com/office/word/2020/wordml/sdtdatahash" xmlns:w16sdtfl="http://schemas.microsoft.com/office/word/2024/wordml/sdtformatlock" xmlns:w16se="http://schemas.microsoft.com/office/word/2015/wordml/symex" xmlns:wpg="http://schemas.microsoft.com/office/word/2010/wordprocessingGroup" xmlns:wpi="http://schemas.microsoft.com/office/word/2010/wordprocessingInk" xmlns:wne="http://schemas.microsoft.com/office/word/2006/wordml" xmlns:wps="http://schemas.microsoft.com/office/word/2010/wordprocessingShape" mc:Ignorable="w14 w15 w16se w16cid w16 w16cex w16sdtdh w16sdtfl w16du wp14">
-  <w:p>
-    <w:pPr>
-      <w:pStyle w:val="Textoindependiente"/>
-      <w:spacing w:line="14" w:lineRule="auto"/>
-      <w:rPr>
-        <w:sz w:val="20"/>
-      </w:rPr>
-    </w:pPr>
-    <w:r>
-      <w:rPr>
-        <w:noProof/>
-      </w:rPr>
-      <w:pict w14:anchorId="7CD481DB">
-        <v:shapetype id="_x0000_t202" coordsize="21600,21600" o:spt="202" path="m,l,21600r21600,l21600,xe">
-          <v:stroke joinstyle="miter"/>
-          <v:path gradientshapeok="t" o:connecttype="rect"/>
-        </v:shapetype>
-        <v:shape id="_x0000_s1061" type="#_x0000_t202" style="position:absolute;margin-left:525.5pt;margin-top:717.5pt;width:17.25pt;height:14.3pt;z-index:-251678720;visibility:visible;mso-wrap-style:square;mso-wrap-distance-left:0;mso-wrap-distance-top:0;mso-wrap-distance-right:0;mso-wrap-distance-bottom:0;mso-position-horizontal:absolute;mso-position-horizontal-relative:page;mso-position-vertical:absolute;mso-position-vertical-relative:page;v-text-anchor:top" o:gfxdata="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" o:allowincell="f" stroked="f">
-          <v:fill opacity="0"/>
-          <v:textbox inset="0,0,0,0">
-            <w:txbxContent>
-              <w:p>
-                <w:pPr>
-                  <w:pStyle w:val="Contenidodelmarco"/>
-                  <w:spacing w:before="13"/>
-                  <w:ind w:left="20"/>
-                  <w:rPr>
-                    <w:rFonts w:ascii="Arial MT" w:hAnsi="Arial MT"/>
-                  </w:rPr>
-                </w:pPr>
-                <w:r>
-                  <w:rPr>
-                    <w:rFonts w:ascii="Arial MT" w:hAnsi="Arial MT"/>
-                    <w:color w:val="000000"/>
-                    <w:spacing w:val="-5"/>
-                  </w:rPr>
-                  <w:fldChar w:fldCharType="begin"/>
-                </w:r>
-                <w:r>
-                  <w:rPr>
-                    <w:rFonts w:ascii="Arial MT" w:hAnsi="Arial MT"/>
-                    <w:color w:val="000000"/>
-                    <w:spacing w:val="-5"/>
-                  </w:rPr>
-                  <w:instrText xml:space="preserve"> PAGE </w:instrText>
-                </w:r>
-                <w:r>
-                  <w:rPr>
-                    <w:rFonts w:ascii="Arial MT" w:hAnsi="Arial MT"/>
-                    <w:color w:val="000000"/>
-                    <w:spacing w:val="-5"/>
-                  </w:rPr>
-                  <w:fldChar w:fldCharType="separate"/>
-                </w:r>
-                <w:r>
-                  <w:rPr>
-                    <w:rFonts w:ascii="Arial MT" w:hAnsi="Arial MT"/>
-                    <w:color w:val="000000"/>
-                    <w:spacing w:val="-5"/>
-                  </w:rPr>
-                  <w:t>5</w:t>
-                </w:r>
-                <w:r>
-                  <w:rPr>
-                    <w:rFonts w:ascii="Arial MT" w:hAnsi="Arial MT"/>
-                    <w:color w:val="000000"/>
-                    <w:spacing w:val="-5"/>
-                  </w:rPr>
-                  <w:fldChar w:fldCharType="end"/>
-                </w:r>
-              </w:p>
-            </w:txbxContent>
-          </v:textbox>
-          <w10:wrap anchorx="page" anchory="page"/>
-        </v:shape>
-      </w:pict>
-    </w:r>
-  </w:p>
-</w:ftr>
-</file>
-
-<file path=word/footer17.xml><?xml version="1.0" encoding="utf-8"?>
-<w:ftr xmlns:wpc="http://schemas.microsoft.com/office/word/2010/wordprocessingCanvas" xmlns:cx="http://schemas.microsoft.com/office/drawing/2014/chartex" xmlns:cx1="http://schemas.microsoft.com/office/drawing/2015/9/8/chartex" xmlns:cx2="http://schemas.microsoft.com/office/drawing/2015/10/21/chartex" xmlns:cx3="http://schemas.microsoft.com/office/drawing/2016/5/9/chartex" xmlns:cx4="http://schemas.microsoft.com/office/drawing/2016/5/10/chartex" xmlns:cx5="http://schemas.microsoft.com/office/drawing/2016/5/11/chartex" xmlns:cx6="http://schemas.microsoft.com/office/drawing/2016/5/12/chartex" xmlns:cx7="http://schemas.microsoft.com/office/drawing/2016/5/13/chartex" xmlns:cx8="http://schemas.microsoft.com/office/drawing/2016/5/14/chartex" xmlns:mc="http://schemas.openxmlformats.org/markup-compatibility/2006" xmlns:aink="http://schemas.microsoft.com/office/drawing/2016/ink" xmlns:am3d="http://schemas.microsoft.com/office/drawing/2017/model3d" xmlns:o="urn:schemas-microsoft-com:office:office" xmlns:oel="http://schemas.microsoft.com/office/2019/extlst" xmlns:r="http://schemas.openxmlformats.org/officeDocument/2006/relationships" xmlns:m="http://schemas.openxmlformats.org/officeDocument/2006/math" xmlns:v="urn:schemas-microsoft-com:vml" xmlns:wp14="http://schemas.microsoft.com/office/word/2010/wordprocessingDrawing" xmlns:wp="http://schemas.openxmlformats.org/drawingml/2006/wordprocessingDrawing" xmlns:w10="urn:schemas-microsoft-com:office:word" xmlns:w="http://schemas.openxmlformats.org/wordprocessingml/2006/main" xmlns:w14="http://schemas.microsoft.com/office/word/2010/wordml" xmlns:w15="http://schemas.microsoft.com/office/word/2012/wordml" xmlns:w16cex="http://schemas.microsoft.com/office/word/2018/wordml/cex" xmlns:w16cid="http://schemas.microsoft.com/office/word/2016/wordml/cid" xmlns:w16="http://schemas.microsoft.com/office/word/2018/wordml" xmlns:w16du="http://schemas.microsoft.com/office/word/2023/wordml/word16du" xmlns:w16sdtdh="http://schemas.microsoft.com/office/word/2020/wordml/sdtdatahash" xmlns:w16sdtfl="http://schemas.microsoft.com/office/word/2024/wordml/sdtformatlock" xmlns:w16se="http://schemas.microsoft.com/office/word/2015/wordml/symex" xmlns:wpg="http://schemas.microsoft.com/office/word/2010/wordprocessingGroup" xmlns:wpi="http://schemas.microsoft.com/office/word/2010/wordprocessingInk" xmlns:wne="http://schemas.microsoft.com/office/word/2006/wordml" xmlns:wps="http://schemas.microsoft.com/office/word/2010/wordprocessingShape" mc:Ignorable="w14 w15 w16se w16cid w16 w16cex w16sdtdh w16sdtfl w16du wp14">
-  <w:p>
-    <w:pPr>
-      <w:pStyle w:val="Piedepgina"/>
-    </w:pPr>
-  </w:p>
-</w:ftr>
-</file>
-
-<file path=word/footer18.xml><?xml version="1.0" encoding="utf-8"?>
-<w:ftr xmlns:wpc="http://schemas.microsoft.com/office/word/2010/wordprocessingCanvas" xmlns:cx="http://schemas.microsoft.com/office/drawing/2014/chartex" xmlns:cx1="http://schemas.microsoft.com/office/drawing/2015/9/8/chartex" xmlns:cx2="http://schemas.microsoft.com/office/drawing/2015/10/21/chartex" xmlns:cx3="http://schemas.microsoft.com/office/drawing/2016/5/9/chartex" xmlns:cx4="http://schemas.microsoft.com/office/drawing/2016/5/10/chartex" xmlns:cx5="http://schemas.microsoft.com/office/drawing/2016/5/11/chartex" xmlns:cx6="http://schemas.microsoft.com/office/drawing/2016/5/12/chartex" xmlns:cx7="http://schemas.microsoft.com/office/drawing/2016/5/13/chartex" xmlns:cx8="http://schemas.microsoft.com/office/drawing/2016/5/14/chartex" xmlns:mc="http://schemas.openxmlformats.org/markup-compatibility/2006" xmlns:aink="http://schemas.microsoft.com/office/drawing/2016/ink" xmlns:am3d="http://schemas.microsoft.com/office/drawing/2017/model3d" xmlns:o="urn:schemas-microsoft-com:office:office" xmlns:oel="http://schemas.microsoft.com/office/2019/extlst" xmlns:r="http://schemas.openxmlformats.org/officeDocument/2006/relationships" xmlns:m="http://schemas.openxmlformats.org/officeDocument/2006/math" xmlns:v="urn:schemas-microsoft-com:vml" xmlns:wp14="http://schemas.microsoft.com/office/word/2010/wordprocessingDrawing" xmlns:wp="http://schemas.openxmlformats.org/drawingml/2006/wordprocessingDrawing" xmlns:w10="urn:schemas-microsoft-com:office:word" xmlns:w="http://schemas.openxmlformats.org/wordprocessingml/2006/main" xmlns:w14="http://schemas.microsoft.com/office/word/2010/wordml" xmlns:w15="http://schemas.microsoft.com/office/word/2012/wordml" xmlns:w16cex="http://schemas.microsoft.com/office/word/2018/wordml/cex" xmlns:w16cid="http://schemas.microsoft.com/office/word/2016/wordml/cid" xmlns:w16="http://schemas.microsoft.com/office/word/2018/wordml" xmlns:w16du="http://schemas.microsoft.com/office/word/2023/wordml/word16du" xmlns:w16sdtdh="http://schemas.microsoft.com/office/word/2020/wordml/sdtdatahash" xmlns:w16sdtfl="http://schemas.microsoft.com/office/word/2024/wordml/sdtformatlock" xmlns:w16se="http://schemas.microsoft.com/office/word/2015/wordml/symex" xmlns:wpg="http://schemas.microsoft.com/office/word/2010/wordprocessingGroup" xmlns:wpi="http://schemas.microsoft.com/office/word/2010/wordprocessingInk" xmlns:wne="http://schemas.microsoft.com/office/word/2006/wordml" xmlns:wps="http://schemas.microsoft.com/office/word/2010/wordprocessingShape" mc:Ignorable="w14 w15 w16se w16cid w16 w16cex w16sdtdh w16sdtfl w16du wp14">
-  <w:p>
-    <w:pPr>
-      <w:pStyle w:val="Textoindependiente"/>
-      <w:spacing w:line="14" w:lineRule="auto"/>
-      <w:rPr>
-        <w:sz w:val="20"/>
-      </w:rPr>
-    </w:pPr>
-    <w:r>
-      <w:rPr>
-        <w:noProof/>
-      </w:rPr>
-      <w:pict w14:anchorId="26669DCB">
-        <v:shapetype id="_x0000_t202" coordsize="21600,21600" o:spt="202" path="m,l,21600r21600,l21600,xe">
-          <v:stroke joinstyle="miter"/>
-          <v:path gradientshapeok="t" o:connecttype="rect"/>
-        </v:shapetype>
-        <v:shape id="Marco8" o:spid="_x0000_s1060" type="#_x0000_t202" style="position:absolute;margin-left:525.5pt;margin-top:717.5pt;width:17.25pt;height:14.3pt;z-index:-251677696;visibility:visible;mso-wrap-style:square;mso-wrap-distance-left:0;mso-wrap-distance-top:0;mso-wrap-distance-right:0;mso-wrap-distance-bottom:0;mso-position-horizontal:absolute;mso-position-horizontal-relative:page;mso-position-vertical:absolute;mso-position-vertical-relative:page;v-text-anchor:top" o:gfxdata="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" o:allowincell="f" stroked="f">
-          <v:fill opacity="0"/>
-          <v:textbox inset="0,0,0,0">
-            <w:txbxContent>
-              <w:p>
-                <w:pPr>
-                  <w:pStyle w:val="Contenidodelmarco"/>
-                  <w:spacing w:before="13"/>
-                  <w:ind w:left="20"/>
-                  <w:rPr>
-                    <w:rFonts w:ascii="Arial MT" w:hAnsi="Arial MT"/>
-                  </w:rPr>
-                </w:pPr>
-                <w:r>
-                  <w:rPr>
-                    <w:rFonts w:ascii="Arial MT" w:hAnsi="Arial MT"/>
-                    <w:color w:val="000000"/>
-                    <w:spacing w:val="-5"/>
-                  </w:rPr>
-                  <w:fldChar w:fldCharType="begin"/>
-                </w:r>
-                <w:r>
-                  <w:rPr>
-                    <w:rFonts w:ascii="Arial MT" w:hAnsi="Arial MT"/>
-                    <w:color w:val="000000"/>
-                    <w:spacing w:val="-5"/>
-                  </w:rPr>
-                  <w:instrText xml:space="preserve"> PAGE </w:instrText>
-                </w:r>
-                <w:r>
-                  <w:rPr>
-                    <w:rFonts w:ascii="Arial MT" w:hAnsi="Arial MT"/>
-                    <w:color w:val="000000"/>
-                    <w:spacing w:val="-5"/>
-                  </w:rPr>
-                  <w:fldChar w:fldCharType="separate"/>
-                </w:r>
-                <w:r>
-                  <w:rPr>
-                    <w:rFonts w:ascii="Arial MT" w:hAnsi="Arial MT"/>
-                    <w:color w:val="000000"/>
-                    <w:spacing w:val="-5"/>
-                  </w:rPr>
-                  <w:t>6</w:t>
-                </w:r>
-                <w:r>
-                  <w:rPr>
-                    <w:rFonts w:ascii="Arial MT" w:hAnsi="Arial MT"/>
-                    <w:color w:val="000000"/>
-                    <w:spacing w:val="-5"/>
-                  </w:rPr>
-                  <w:fldChar w:fldCharType="end"/>
-                </w:r>
-              </w:p>
-            </w:txbxContent>
-          </v:textbox>
-          <w10:wrap anchorx="page" anchory="page"/>
-        </v:shape>
-      </w:pict>
-    </w:r>
-  </w:p>
-</w:ftr>
-</file>
-
-<file path=word/footer19.xml><?xml version="1.0" encoding="utf-8"?>
+<file path=word/footer20.xml><?xml version="1.0" encoding="utf-8"?>
 <w:ftr xmlns:wpc="http://schemas.microsoft.com/office/word/2010/wordprocessingCanvas" xmlns:cx="http://schemas.microsoft.com/office/drawing/2014/chartex" xmlns:cx1="http://schemas.microsoft.com/office/drawing/2015/9/8/chartex" xmlns:cx2="http://schemas.microsoft.com/office/drawing/2015/10/21/chartex" xmlns:cx3="http://schemas.microsoft.com/office/drawing/2016/5/9/chartex" xmlns:cx4="http://schemas.microsoft.com/office/drawing/2016/5/10/chartex" xmlns:cx5="http://schemas.microsoft.com/office/drawing/2016/5/11/chartex" xmlns:cx6="http://schemas.microsoft.com/office/drawing/2016/5/12/chartex" xmlns:cx7="http://schemas.microsoft.com/office/drawing/2016/5/13/chartex" xmlns:cx8="http://schemas.microsoft.com/office/drawing/2016/5/14/chartex" xmlns:mc="http://schemas.openxmlformats.org/markup-compatibility/2006" xmlns:aink="http://schemas.microsoft.com/office/drawing/2016/ink" xmlns:am3d="http://schemas.microsoft.com/office/drawing/2017/model3d" xmlns:o="urn:schemas-microsoft-com:office:office" xmlns:oel="http://schemas.microsoft.com/office/2019/extlst" xmlns:r="http://schemas.openxmlformats.org/officeDocument/2006/relationships" xmlns:m="http://schemas.openxmlformats.org/officeDocument/2006/math" xmlns:v="urn:schemas-microsoft-com:vml" xmlns:wp14="http://schemas.microsoft.com/office/word/2010/wordprocessingDrawing" xmlns:wp="http://schemas.openxmlformats.org/drawingml/2006/wordprocessingDrawing" xmlns:w10="urn:schemas-microsoft-com:office:word" xmlns:w="http://schemas.openxmlformats.org/wordprocessingml/2006/main" xmlns:w14="http://schemas.microsoft.com/office/word/2010/wordml" xmlns:w15="http://schemas.microsoft.com/office/word/2012/wordml" xmlns:w16cex="http://schemas.microsoft.com/office/word/2018/wordml/cex" xmlns:w16cid="http://schemas.microsoft.com/office/word/2016/wordml/cid" xmlns:w16="http://schemas.microsoft.com/office/word/2018/wordml" xmlns:w16du="http://schemas.microsoft.com/office/word/2023/wordml/word16du" xmlns:w16sdtdh="http://schemas.microsoft.com/office/word/2020/wordml/sdtdatahash" xmlns:w16sdtfl="http://schemas.microsoft.com/office/word/2024/wordml/sdtformatlock" xmlns:w16se="http://schemas.microsoft.com/office/word/2015/wordml/symex" xmlns:wpg="http://schemas.microsoft.com/office/word/2010/wordprocessingGroup" xmlns:wpi="http://schemas.microsoft.com/office/word/2010/wordprocessingInk" xmlns:wne="http://schemas.microsoft.com/office/word/2006/wordml" xmlns:wps="http://schemas.microsoft.com/office/word/2010/wordprocessingShape" mc:Ignorable="w14 w15 w16se w16cid w16 w16cex w16sdtdh w16sdtfl w16du wp14">
   <w:p>
     <w:pPr>
@@ -30451,68 +30705,7 @@
 </w:ftr>
 </file>
 
-<file path=word/footer2.xml><?xml version="1.0" encoding="utf-8"?>
-<w:ftr xmlns:wpc="http://schemas.microsoft.com/office/word/2010/wordprocessingCanvas" xmlns:cx="http://schemas.microsoft.com/office/drawing/2014/chartex" xmlns:cx1="http://schemas.microsoft.com/office/drawing/2015/9/8/chartex" xmlns:cx2="http://schemas.microsoft.com/office/drawing/2015/10/21/chartex" xmlns:cx3="http://schemas.microsoft.com/office/drawing/2016/5/9/chartex" xmlns:cx4="http://schemas.microsoft.com/office/drawing/2016/5/10/chartex" xmlns:cx5="http://schemas.microsoft.com/office/drawing/2016/5/11/chartex" xmlns:cx6="http://schemas.microsoft.com/office/drawing/2016/5/12/chartex" xmlns:cx7="http://schemas.microsoft.com/office/drawing/2016/5/13/chartex" xmlns:cx8="http://schemas.microsoft.com/office/drawing/2016/5/14/chartex" xmlns:mc="http://schemas.openxmlformats.org/markup-compatibility/2006" xmlns:aink="http://schemas.microsoft.com/office/drawing/2016/ink" xmlns:am3d="http://schemas.microsoft.com/office/drawing/2017/model3d" xmlns:o="urn:schemas-microsoft-com:office:office" xmlns:oel="http://schemas.microsoft.com/office/2019/extlst" xmlns:r="http://schemas.openxmlformats.org/officeDocument/2006/relationships" xmlns:m="http://schemas.openxmlformats.org/officeDocument/2006/math" xmlns:v="urn:schemas-microsoft-com:vml" xmlns:wp14="http://schemas.microsoft.com/office/word/2010/wordprocessingDrawing" xmlns:wp="http://schemas.openxmlformats.org/drawingml/2006/wordprocessingDrawing" xmlns:w10="urn:schemas-microsoft-com:office:word" xmlns:w="http://schemas.openxmlformats.org/wordprocessingml/2006/main" xmlns:w14="http://schemas.microsoft.com/office/word/2010/wordml" xmlns:w15="http://schemas.microsoft.com/office/word/2012/wordml" xmlns:w16cex="http://schemas.microsoft.com/office/word/2018/wordml/cex" xmlns:w16cid="http://schemas.microsoft.com/office/word/2016/wordml/cid" xmlns:w16="http://schemas.microsoft.com/office/word/2018/wordml" xmlns:w16du="http://schemas.microsoft.com/office/word/2023/wordml/word16du" xmlns:w16sdtdh="http://schemas.microsoft.com/office/word/2020/wordml/sdtdatahash" xmlns:w16sdtfl="http://schemas.microsoft.com/office/word/2024/wordml/sdtformatlock" xmlns:w16se="http://schemas.microsoft.com/office/word/2015/wordml/symex" xmlns:wpg="http://schemas.microsoft.com/office/word/2010/wordprocessingGroup" xmlns:wpi="http://schemas.microsoft.com/office/word/2010/wordprocessingInk" xmlns:wne="http://schemas.microsoft.com/office/word/2006/wordml" xmlns:wps="http://schemas.microsoft.com/office/word/2010/wordprocessingShape" mc:Ignorable="w14 w15 w16se w16cid w16 w16cex w16sdtdh w16sdtfl w16du wp14">
-  <w:p>
-    <w:pPr>
-      <w:pStyle w:val="Textoindependiente"/>
-      <w:spacing w:line="14" w:lineRule="auto"/>
-      <w:rPr>
-        <w:sz w:val="20"/>
-      </w:rPr>
-    </w:pPr>
-    <w:r>
-      <w:rPr>
-        <w:noProof/>
-      </w:rPr>
-      <w:pict w14:anchorId="2E277092">
-        <v:shapetype id="_x0000_t202" coordsize="21600,21600" o:spt="202" path="m,l,21600r21600,l21600,xe">
-          <v:stroke joinstyle="miter"/>
-          <v:path gradientshapeok="t" o:connecttype="rect"/>
-        </v:shapetype>
-        <v:shape id="_x0000_s1065" type="#_x0000_t202" style="position:absolute;margin-left:235.9pt;margin-top:702.3pt;width:303.9pt;height:10.95pt;z-index:-251663360;visibility:visible;mso-wrap-style:square;mso-wrap-distance-left:0;mso-wrap-distance-top:0;mso-wrap-distance-right:0;mso-wrap-distance-bottom:0;mso-position-horizontal:absolute;mso-position-horizontal-relative:page;mso-position-vertical:absolute;mso-position-vertical-relative:page;v-text-anchor:top" o:gfxdata="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" o:allowincell="f" stroked="f">
-          <v:fill opacity="0"/>
-          <v:textbox inset="0,0,0,0">
-            <w:txbxContent>
-              <w:p>
-                <w:pPr>
-                  <w:pStyle w:val="Contenidodelmarco"/>
-                  <w:spacing w:before="14"/>
-                  <w:ind w:left="20"/>
-                  <w:rPr>
-                    <w:rFonts w:ascii="Arial MT" w:hAnsi="Arial MT"/>
-                    <w:sz w:val="16"/>
-                  </w:rPr>
-                </w:pPr>
-                <w:r>
-                  <w:rPr>
-                    <w:rFonts w:ascii="Arial MT" w:hAnsi="Arial MT"/>
-                    <w:color w:val="000000"/>
-                    <w:sz w:val="16"/>
-                  </w:rPr>
-                  <w:t xml:space="preserve">SANTA MARÍA ATARASQUILLO, LERMA ESTADO DE MÉXICO. 23 AGOSTO </w:t>
-                </w:r>
-                <w:r>
-                  <w:rPr>
-                    <w:rFonts w:ascii="Arial MT" w:hAnsi="Arial MT"/>
-                    <w:color w:val="000000"/>
-                    <w:spacing w:val="-4"/>
-                    <w:sz w:val="16"/>
-                  </w:rPr>
-                  <w:t>2024</w:t>
-                </w:r>
-              </w:p>
-            </w:txbxContent>
-          </v:textbox>
-          <w10:wrap anchorx="page" anchory="page"/>
-        </v:shape>
-      </w:pict>
-    </w:r>
-  </w:p>
-</w:ftr>
-</file>
-
-<file path=word/footer20.xml><?xml version="1.0" encoding="utf-8"?>
+<file path=word/footer21.xml><?xml version="1.0" encoding="utf-8"?>
 <w:ftr xmlns:wpc="http://schemas.microsoft.com/office/word/2010/wordprocessingCanvas" xmlns:cx="http://schemas.microsoft.com/office/drawing/2014/chartex" xmlns:cx1="http://schemas.microsoft.com/office/drawing/2015/9/8/chartex" xmlns:cx2="http://schemas.microsoft.com/office/drawing/2015/10/21/chartex" xmlns:cx3="http://schemas.microsoft.com/office/drawing/2016/5/9/chartex" xmlns:cx4="http://schemas.microsoft.com/office/drawing/2016/5/10/chartex" xmlns:cx5="http://schemas.microsoft.com/office/drawing/2016/5/11/chartex" xmlns:cx6="http://schemas.microsoft.com/office/drawing/2016/5/12/chartex" xmlns:cx7="http://schemas.microsoft.com/office/drawing/2016/5/13/chartex" xmlns:cx8="http://schemas.microsoft.com/office/drawing/2016/5/14/chartex" xmlns:mc="http://schemas.openxmlformats.org/markup-compatibility/2006" xmlns:aink="http://schemas.microsoft.com/office/drawing/2016/ink" xmlns:am3d="http://schemas.microsoft.com/office/drawing/2017/model3d" xmlns:o="urn:schemas-microsoft-com:office:office" xmlns:oel="http://schemas.microsoft.com/office/2019/extlst" xmlns:r="http://schemas.openxmlformats.org/officeDocument/2006/relationships" xmlns:m="http://schemas.openxmlformats.org/officeDocument/2006/math" xmlns:v="urn:schemas-microsoft-com:vml" xmlns:wp14="http://schemas.microsoft.com/office/word/2010/wordprocessingDrawing" xmlns:wp="http://schemas.openxmlformats.org/drawingml/2006/wordprocessingDrawing" xmlns:w10="urn:schemas-microsoft-com:office:word" xmlns:w="http://schemas.openxmlformats.org/wordprocessingml/2006/main" xmlns:w14="http://schemas.microsoft.com/office/word/2010/wordml" xmlns:w15="http://schemas.microsoft.com/office/word/2012/wordml" xmlns:w16cex="http://schemas.microsoft.com/office/word/2018/wordml/cex" xmlns:w16cid="http://schemas.microsoft.com/office/word/2016/wordml/cid" xmlns:w16="http://schemas.microsoft.com/office/word/2018/wordml" xmlns:w16du="http://schemas.microsoft.com/office/word/2023/wordml/word16du" xmlns:w16sdtdh="http://schemas.microsoft.com/office/word/2020/wordml/sdtdatahash" xmlns:w16sdtfl="http://schemas.microsoft.com/office/word/2024/wordml/sdtformatlock" xmlns:w16se="http://schemas.microsoft.com/office/word/2015/wordml/symex" xmlns:wpg="http://schemas.microsoft.com/office/word/2010/wordprocessingGroup" xmlns:wpi="http://schemas.microsoft.com/office/word/2010/wordprocessingInk" xmlns:wne="http://schemas.microsoft.com/office/word/2006/wordml" xmlns:wps="http://schemas.microsoft.com/office/word/2010/wordprocessingShape" mc:Ignorable="w14 w15 w16se w16cid w16 w16cex w16sdtdh w16sdtfl w16du wp14">
   <w:p>
     <w:pPr>
@@ -30522,7 +30715,7 @@
 </w:ftr>
 </file>
 
-<file path=word/footer21.xml><?xml version="1.0" encoding="utf-8"?>
+<file path=word/footer22.xml><?xml version="1.0" encoding="utf-8"?>
 <w:ftr xmlns:wpc="http://schemas.microsoft.com/office/word/2010/wordprocessingCanvas" xmlns:cx="http://schemas.microsoft.com/office/drawing/2014/chartex" xmlns:cx1="http://schemas.microsoft.com/office/drawing/2015/9/8/chartex" xmlns:cx2="http://schemas.microsoft.com/office/drawing/2015/10/21/chartex" xmlns:cx3="http://schemas.microsoft.com/office/drawing/2016/5/9/chartex" xmlns:cx4="http://schemas.microsoft.com/office/drawing/2016/5/10/chartex" xmlns:cx5="http://schemas.microsoft.com/office/drawing/2016/5/11/chartex" xmlns:cx6="http://schemas.microsoft.com/office/drawing/2016/5/12/chartex" xmlns:cx7="http://schemas.microsoft.com/office/drawing/2016/5/13/chartex" xmlns:cx8="http://schemas.microsoft.com/office/drawing/2016/5/14/chartex" xmlns:mc="http://schemas.openxmlformats.org/markup-compatibility/2006" xmlns:aink="http://schemas.microsoft.com/office/drawing/2016/ink" xmlns:am3d="http://schemas.microsoft.com/office/drawing/2017/model3d" xmlns:o="urn:schemas-microsoft-com:office:office" xmlns:oel="http://schemas.microsoft.com/office/2019/extlst" xmlns:r="http://schemas.openxmlformats.org/officeDocument/2006/relationships" xmlns:m="http://schemas.openxmlformats.org/officeDocument/2006/math" xmlns:v="urn:schemas-microsoft-com:vml" xmlns:wp14="http://schemas.microsoft.com/office/word/2010/wordprocessingDrawing" xmlns:wp="http://schemas.openxmlformats.org/drawingml/2006/wordprocessingDrawing" xmlns:w10="urn:schemas-microsoft-com:office:word" xmlns:w="http://schemas.openxmlformats.org/wordprocessingml/2006/main" xmlns:w14="http://schemas.microsoft.com/office/word/2010/wordml" xmlns:w15="http://schemas.microsoft.com/office/word/2012/wordml" xmlns:w16cex="http://schemas.microsoft.com/office/word/2018/wordml/cex" xmlns:w16cid="http://schemas.microsoft.com/office/word/2016/wordml/cid" xmlns:w16="http://schemas.microsoft.com/office/word/2018/wordml" xmlns:w16du="http://schemas.microsoft.com/office/word/2023/wordml/word16du" xmlns:w16sdtdh="http://schemas.microsoft.com/office/word/2020/wordml/sdtdatahash" xmlns:w16sdtfl="http://schemas.microsoft.com/office/word/2024/wordml/sdtformatlock" xmlns:w16se="http://schemas.microsoft.com/office/word/2015/wordml/symex" xmlns:wpg="http://schemas.microsoft.com/office/word/2010/wordprocessingGroup" xmlns:wpi="http://schemas.microsoft.com/office/word/2010/wordprocessingInk" xmlns:wne="http://schemas.microsoft.com/office/word/2006/wordml" xmlns:wps="http://schemas.microsoft.com/office/word/2010/wordprocessingShape" mc:Ignorable="w14 w15 w16se w16cid w16 w16cex w16sdtdh w16sdtfl w16du wp14">
   <w:p>
     <w:pPr>
@@ -30543,90 +30736,7 @@
         </v:shapetype>
         <v:shape id="Marco10" o:spid="_x0000_s1058" type="#_x0000_t202" style="position:absolute;margin-left:525.5pt;margin-top:717.5pt;width:17.25pt;height:14.3pt;z-index:-251675648;visibility:visible;mso-wrap-style:square;mso-wrap-distance-left:0;mso-wrap-distance-top:0;mso-wrap-distance-right:0;mso-wrap-distance-bottom:0;mso-position-horizontal:absolute;mso-position-horizontal-relative:page;mso-position-vertical:absolute;mso-position-vertical-relative:page;v-text-anchor:top" o:gfxdata="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" o:allowincell="f" stroked="f">
           <v:fill opacity="0"/>
-          <v:textbox inset="0,0,0,0">
-            <w:txbxContent>
-              <w:p>
-                <w:pPr>
-                  <w:pStyle w:val="Contenidodelmarco"/>
-                  <w:spacing w:before="13"/>
-                  <w:ind w:left="20"/>
-                  <w:rPr>
-                    <w:rFonts w:ascii="Arial MT" w:hAnsi="Arial MT"/>
-                  </w:rPr>
-                </w:pPr>
-                <w:r>
-                  <w:rPr>
-                    <w:rFonts w:ascii="Arial MT" w:hAnsi="Arial MT"/>
-                    <w:color w:val="000000"/>
-                    <w:spacing w:val="-5"/>
-                  </w:rPr>
-                  <w:fldChar w:fldCharType="begin"/>
-                </w:r>
-                <w:r>
-                  <w:rPr>
-                    <w:rFonts w:ascii="Arial MT" w:hAnsi="Arial MT"/>
-                    <w:color w:val="000000"/>
-                    <w:spacing w:val="-5"/>
-                  </w:rPr>
-                  <w:instrText xml:space="preserve"> PAGE </w:instrText>
-                </w:r>
-                <w:r>
-                  <w:rPr>
-                    <w:rFonts w:ascii="Arial MT" w:hAnsi="Arial MT"/>
-                    <w:color w:val="000000"/>
-                    <w:spacing w:val="-5"/>
-                  </w:rPr>
-                  <w:fldChar w:fldCharType="separate"/>
-                </w:r>
-                <w:r>
-                  <w:rPr>
-                    <w:rFonts w:ascii="Arial MT" w:hAnsi="Arial MT"/>
-                    <w:color w:val="000000"/>
-                    <w:spacing w:val="-5"/>
-                  </w:rPr>
-                  <w:t>8</w:t>
-                </w:r>
-                <w:r>
-                  <w:rPr>
-                    <w:rFonts w:ascii="Arial MT" w:hAnsi="Arial MT"/>
-                    <w:color w:val="000000"/>
-                    <w:spacing w:val="-5"/>
-                  </w:rPr>
-                  <w:fldChar w:fldCharType="end"/>
-                </w:r>
-              </w:p>
-            </w:txbxContent>
-          </v:textbox>
-          <w10:wrap anchorx="page" anchory="page"/>
-        </v:shape>
-      </w:pict>
-    </w:r>
-  </w:p>
-</w:ftr>
-</file>
-
-<file path=word/footer22.xml><?xml version="1.0" encoding="utf-8"?>
-<w:ftr xmlns:wpc="http://schemas.microsoft.com/office/word/2010/wordprocessingCanvas" xmlns:cx="http://schemas.microsoft.com/office/drawing/2014/chartex" xmlns:cx1="http://schemas.microsoft.com/office/drawing/2015/9/8/chartex" xmlns:cx2="http://schemas.microsoft.com/office/drawing/2015/10/21/chartex" xmlns:cx3="http://schemas.microsoft.com/office/drawing/2016/5/9/chartex" xmlns:cx4="http://schemas.microsoft.com/office/drawing/2016/5/10/chartex" xmlns:cx5="http://schemas.microsoft.com/office/drawing/2016/5/11/chartex" xmlns:cx6="http://schemas.microsoft.com/office/drawing/2016/5/12/chartex" xmlns:cx7="http://schemas.microsoft.com/office/drawing/2016/5/13/chartex" xmlns:cx8="http://schemas.microsoft.com/office/drawing/2016/5/14/chartex" xmlns:mc="http://schemas.openxmlformats.org/markup-compatibility/2006" xmlns:aink="http://schemas.microsoft.com/office/drawing/2016/ink" xmlns:am3d="http://schemas.microsoft.com/office/drawing/2017/model3d" xmlns:o="urn:schemas-microsoft-com:office:office" xmlns:oel="http://schemas.microsoft.com/office/2019/extlst" xmlns:r="http://schemas.openxmlformats.org/officeDocument/2006/relationships" xmlns:m="http://schemas.openxmlformats.org/officeDocument/2006/math" xmlns:v="urn:schemas-microsoft-com:vml" xmlns:wp14="http://schemas.microsoft.com/office/word/2010/wordprocessingDrawing" xmlns:wp="http://schemas.openxmlformats.org/drawingml/2006/wordprocessingDrawing" xmlns:w10="urn:schemas-microsoft-com:office:word" xmlns:w="http://schemas.openxmlformats.org/wordprocessingml/2006/main" xmlns:w14="http://schemas.microsoft.com/office/word/2010/wordml" xmlns:w15="http://schemas.microsoft.com/office/word/2012/wordml" xmlns:w16cex="http://schemas.microsoft.com/office/word/2018/wordml/cex" xmlns:w16cid="http://schemas.microsoft.com/office/word/2016/wordml/cid" xmlns:w16="http://schemas.microsoft.com/office/word/2018/wordml" xmlns:w16du="http://schemas.microsoft.com/office/word/2023/wordml/word16du" xmlns:w16sdtdh="http://schemas.microsoft.com/office/word/2020/wordml/sdtdatahash" xmlns:w16sdtfl="http://schemas.microsoft.com/office/word/2024/wordml/sdtformatlock" xmlns:w16se="http://schemas.microsoft.com/office/word/2015/wordml/symex" xmlns:wpg="http://schemas.microsoft.com/office/word/2010/wordprocessingGroup" xmlns:wpi="http://schemas.microsoft.com/office/word/2010/wordprocessingInk" xmlns:wne="http://schemas.microsoft.com/office/word/2006/wordml" xmlns:wps="http://schemas.microsoft.com/office/word/2010/wordprocessingShape" mc:Ignorable="w14 w15 w16se w16cid w16 w16cex w16sdtdh w16sdtfl w16du wp14">
-  <w:p>
-    <w:pPr>
-      <w:pStyle w:val="Textoindependiente"/>
-      <w:spacing w:line="14" w:lineRule="auto"/>
-      <w:rPr>
-        <w:sz w:val="20"/>
-      </w:rPr>
-    </w:pPr>
-    <w:r>
-      <w:rPr>
-        <w:noProof/>
-      </w:rPr>
-      <w:pict w14:anchorId="679C261D">
-        <v:shapetype id="_x0000_t202" coordsize="21600,21600" o:spt="202" path="m,l,21600r21600,l21600,xe">
-          <v:stroke joinstyle="miter"/>
-          <v:path gradientshapeok="t" o:connecttype="rect"/>
-        </v:shapetype>
-        <v:shape id="_x0000_s1057" type="#_x0000_t202" style="position:absolute;margin-left:525.5pt;margin-top:717.5pt;width:17.25pt;height:14.3pt;z-index:-251674624;visibility:visible;mso-wrap-style:square;mso-wrap-distance-left:0;mso-wrap-distance-top:0;mso-wrap-distance-right:0;mso-wrap-distance-bottom:0;mso-position-horizontal:absolute;mso-position-horizontal-relative:page;mso-position-vertical:absolute;mso-position-vertical-relative:page;v-text-anchor:top" o:gfxdata="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" o:allowincell="f" stroked="f">
-          <v:fill opacity="0"/>
-          <v:textbox inset="0,0,0,0">
+          <v:textbox style="mso-next-textbox:#Marco10" inset="0,0,0,0">
             <w:txbxContent>
               <w:p>
                 <w:pPr>
@@ -30692,13 +30802,96 @@
 <w:ftr xmlns:wpc="http://schemas.microsoft.com/office/word/2010/wordprocessingCanvas" xmlns:cx="http://schemas.microsoft.com/office/drawing/2014/chartex" xmlns:cx1="http://schemas.microsoft.com/office/drawing/2015/9/8/chartex" xmlns:cx2="http://schemas.microsoft.com/office/drawing/2015/10/21/chartex" xmlns:cx3="http://schemas.microsoft.com/office/drawing/2016/5/9/chartex" xmlns:cx4="http://schemas.microsoft.com/office/drawing/2016/5/10/chartex" xmlns:cx5="http://schemas.microsoft.com/office/drawing/2016/5/11/chartex" xmlns:cx6="http://schemas.microsoft.com/office/drawing/2016/5/12/chartex" xmlns:cx7="http://schemas.microsoft.com/office/drawing/2016/5/13/chartex" xmlns:cx8="http://schemas.microsoft.com/office/drawing/2016/5/14/chartex" xmlns:mc="http://schemas.openxmlformats.org/markup-compatibility/2006" xmlns:aink="http://schemas.microsoft.com/office/drawing/2016/ink" xmlns:am3d="http://schemas.microsoft.com/office/drawing/2017/model3d" xmlns:o="urn:schemas-microsoft-com:office:office" xmlns:oel="http://schemas.microsoft.com/office/2019/extlst" xmlns:r="http://schemas.openxmlformats.org/officeDocument/2006/relationships" xmlns:m="http://schemas.openxmlformats.org/officeDocument/2006/math" xmlns:v="urn:schemas-microsoft-com:vml" xmlns:wp14="http://schemas.microsoft.com/office/word/2010/wordprocessingDrawing" xmlns:wp="http://schemas.openxmlformats.org/drawingml/2006/wordprocessingDrawing" xmlns:w10="urn:schemas-microsoft-com:office:word" xmlns:w="http://schemas.openxmlformats.org/wordprocessingml/2006/main" xmlns:w14="http://schemas.microsoft.com/office/word/2010/wordml" xmlns:w15="http://schemas.microsoft.com/office/word/2012/wordml" xmlns:w16cex="http://schemas.microsoft.com/office/word/2018/wordml/cex" xmlns:w16cid="http://schemas.microsoft.com/office/word/2016/wordml/cid" xmlns:w16="http://schemas.microsoft.com/office/word/2018/wordml" xmlns:w16du="http://schemas.microsoft.com/office/word/2023/wordml/word16du" xmlns:w16sdtdh="http://schemas.microsoft.com/office/word/2020/wordml/sdtdatahash" xmlns:w16sdtfl="http://schemas.microsoft.com/office/word/2024/wordml/sdtformatlock" xmlns:w16se="http://schemas.microsoft.com/office/word/2015/wordml/symex" xmlns:wpg="http://schemas.microsoft.com/office/word/2010/wordprocessingGroup" xmlns:wpi="http://schemas.microsoft.com/office/word/2010/wordprocessingInk" xmlns:wne="http://schemas.microsoft.com/office/word/2006/wordml" xmlns:wps="http://schemas.microsoft.com/office/word/2010/wordprocessingShape" mc:Ignorable="w14 w15 w16se w16cid w16 w16cex w16sdtdh w16sdtfl w16du wp14">
   <w:p>
     <w:pPr>
+      <w:pStyle w:val="Textoindependiente"/>
+      <w:spacing w:line="14" w:lineRule="auto"/>
+      <w:rPr>
+        <w:sz w:val="20"/>
+      </w:rPr>
+    </w:pPr>
+    <w:r>
+      <w:rPr>
+        <w:noProof/>
+      </w:rPr>
+      <w:pict w14:anchorId="679C261D">
+        <v:shapetype id="_x0000_t202" coordsize="21600,21600" o:spt="202" path="m,l,21600r21600,l21600,xe">
+          <v:stroke joinstyle="miter"/>
+          <v:path gradientshapeok="t" o:connecttype="rect"/>
+        </v:shapetype>
+        <v:shape id="_x0000_s1057" type="#_x0000_t202" style="position:absolute;margin-left:525.5pt;margin-top:717.5pt;width:17.25pt;height:14.3pt;z-index:-251674624;visibility:visible;mso-wrap-style:square;mso-wrap-distance-left:0;mso-wrap-distance-top:0;mso-wrap-distance-right:0;mso-wrap-distance-bottom:0;mso-position-horizontal:absolute;mso-position-horizontal-relative:page;mso-position-vertical:absolute;mso-position-vertical-relative:page;v-text-anchor:top" o:gfxdata="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" o:allowincell="f" stroked="f">
+          <v:fill opacity="0"/>
+          <v:textbox style="mso-next-textbox:#_x0000_s1057" inset="0,0,0,0">
+            <w:txbxContent>
+              <w:p>
+                <w:pPr>
+                  <w:pStyle w:val="Contenidodelmarco"/>
+                  <w:spacing w:before="13"/>
+                  <w:ind w:left="20"/>
+                  <w:rPr>
+                    <w:rFonts w:ascii="Arial MT" w:hAnsi="Arial MT"/>
+                  </w:rPr>
+                </w:pPr>
+                <w:r>
+                  <w:rPr>
+                    <w:rFonts w:ascii="Arial MT" w:hAnsi="Arial MT"/>
+                    <w:color w:val="000000"/>
+                    <w:spacing w:val="-5"/>
+                  </w:rPr>
+                  <w:fldChar w:fldCharType="begin"/>
+                </w:r>
+                <w:r>
+                  <w:rPr>
+                    <w:rFonts w:ascii="Arial MT" w:hAnsi="Arial MT"/>
+                    <w:color w:val="000000"/>
+                    <w:spacing w:val="-5"/>
+                  </w:rPr>
+                  <w:instrText xml:space="preserve"> PAGE </w:instrText>
+                </w:r>
+                <w:r>
+                  <w:rPr>
+                    <w:rFonts w:ascii="Arial MT" w:hAnsi="Arial MT"/>
+                    <w:color w:val="000000"/>
+                    <w:spacing w:val="-5"/>
+                  </w:rPr>
+                  <w:fldChar w:fldCharType="separate"/>
+                </w:r>
+                <w:r>
+                  <w:rPr>
+                    <w:rFonts w:ascii="Arial MT" w:hAnsi="Arial MT"/>
+                    <w:color w:val="000000"/>
+                    <w:spacing w:val="-5"/>
+                  </w:rPr>
+                  <w:t>8</w:t>
+                </w:r>
+                <w:r>
+                  <w:rPr>
+                    <w:rFonts w:ascii="Arial MT" w:hAnsi="Arial MT"/>
+                    <w:color w:val="000000"/>
+                    <w:spacing w:val="-5"/>
+                  </w:rPr>
+                  <w:fldChar w:fldCharType="end"/>
+                </w:r>
+              </w:p>
+            </w:txbxContent>
+          </v:textbox>
+          <w10:wrap anchorx="page" anchory="page"/>
+        </v:shape>
+      </w:pict>
+    </w:r>
+  </w:p>
+</w:ftr>
+</file>
+
+<file path=word/footer24.xml><?xml version="1.0" encoding="utf-8"?>
+<w:ftr xmlns:wpc="http://schemas.microsoft.com/office/word/2010/wordprocessingCanvas" xmlns:cx="http://schemas.microsoft.com/office/drawing/2014/chartex" xmlns:cx1="http://schemas.microsoft.com/office/drawing/2015/9/8/chartex" xmlns:cx2="http://schemas.microsoft.com/office/drawing/2015/10/21/chartex" xmlns:cx3="http://schemas.microsoft.com/office/drawing/2016/5/9/chartex" xmlns:cx4="http://schemas.microsoft.com/office/drawing/2016/5/10/chartex" xmlns:cx5="http://schemas.microsoft.com/office/drawing/2016/5/11/chartex" xmlns:cx6="http://schemas.microsoft.com/office/drawing/2016/5/12/chartex" xmlns:cx7="http://schemas.microsoft.com/office/drawing/2016/5/13/chartex" xmlns:cx8="http://schemas.microsoft.com/office/drawing/2016/5/14/chartex" xmlns:mc="http://schemas.openxmlformats.org/markup-compatibility/2006" xmlns:aink="http://schemas.microsoft.com/office/drawing/2016/ink" xmlns:am3d="http://schemas.microsoft.com/office/drawing/2017/model3d" xmlns:o="urn:schemas-microsoft-com:office:office" xmlns:oel="http://schemas.microsoft.com/office/2019/extlst" xmlns:r="http://schemas.openxmlformats.org/officeDocument/2006/relationships" xmlns:m="http://schemas.openxmlformats.org/officeDocument/2006/math" xmlns:v="urn:schemas-microsoft-com:vml" xmlns:wp14="http://schemas.microsoft.com/office/word/2010/wordprocessingDrawing" xmlns:wp="http://schemas.openxmlformats.org/drawingml/2006/wordprocessingDrawing" xmlns:w10="urn:schemas-microsoft-com:office:word" xmlns:w="http://schemas.openxmlformats.org/wordprocessingml/2006/main" xmlns:w14="http://schemas.microsoft.com/office/word/2010/wordml" xmlns:w15="http://schemas.microsoft.com/office/word/2012/wordml" xmlns:w16cex="http://schemas.microsoft.com/office/word/2018/wordml/cex" xmlns:w16cid="http://schemas.microsoft.com/office/word/2016/wordml/cid" xmlns:w16="http://schemas.microsoft.com/office/word/2018/wordml" xmlns:w16du="http://schemas.microsoft.com/office/word/2023/wordml/word16du" xmlns:w16sdtdh="http://schemas.microsoft.com/office/word/2020/wordml/sdtdatahash" xmlns:w16sdtfl="http://schemas.microsoft.com/office/word/2024/wordml/sdtformatlock" xmlns:w16se="http://schemas.microsoft.com/office/word/2015/wordml/symex" xmlns:wpg="http://schemas.microsoft.com/office/word/2010/wordprocessingGroup" xmlns:wpi="http://schemas.microsoft.com/office/word/2010/wordprocessingInk" xmlns:wne="http://schemas.microsoft.com/office/word/2006/wordml" xmlns:wps="http://schemas.microsoft.com/office/word/2010/wordprocessingShape" mc:Ignorable="w14 w15 w16se w16cid w16 w16cex w16sdtdh w16sdtfl w16du wp14">
+  <w:p>
+    <w:pPr>
       <w:pStyle w:val="Piedepgina"/>
     </w:pPr>
   </w:p>
 </w:ftr>
 </file>
 
-<file path=word/footer24.xml><?xml version="1.0" encoding="utf-8"?>
+<file path=word/footer25.xml><?xml version="1.0" encoding="utf-8"?>
 <w:ftr xmlns:wpc="http://schemas.microsoft.com/office/word/2010/wordprocessingCanvas" xmlns:cx="http://schemas.microsoft.com/office/drawing/2014/chartex" xmlns:cx1="http://schemas.microsoft.com/office/drawing/2015/9/8/chartex" xmlns:cx2="http://schemas.microsoft.com/office/drawing/2015/10/21/chartex" xmlns:cx3="http://schemas.microsoft.com/office/drawing/2016/5/9/chartex" xmlns:cx4="http://schemas.microsoft.com/office/drawing/2016/5/10/chartex" xmlns:cx5="http://schemas.microsoft.com/office/drawing/2016/5/11/chartex" xmlns:cx6="http://schemas.microsoft.com/office/drawing/2016/5/12/chartex" xmlns:cx7="http://schemas.microsoft.com/office/drawing/2016/5/13/chartex" xmlns:cx8="http://schemas.microsoft.com/office/drawing/2016/5/14/chartex" xmlns:mc="http://schemas.openxmlformats.org/markup-compatibility/2006" xmlns:aink="http://schemas.microsoft.com/office/drawing/2016/ink" xmlns:am3d="http://schemas.microsoft.com/office/drawing/2017/model3d" xmlns:o="urn:schemas-microsoft-com:office:office" xmlns:oel="http://schemas.microsoft.com/office/2019/extlst" xmlns:r="http://schemas.openxmlformats.org/officeDocument/2006/relationships" xmlns:m="http://schemas.openxmlformats.org/officeDocument/2006/math" xmlns:v="urn:schemas-microsoft-com:vml" xmlns:wp14="http://schemas.microsoft.com/office/word/2010/wordprocessingDrawing" xmlns:wp="http://schemas.openxmlformats.org/drawingml/2006/wordprocessingDrawing" xmlns:w10="urn:schemas-microsoft-com:office:word" xmlns:w="http://schemas.openxmlformats.org/wordprocessingml/2006/main" xmlns:w14="http://schemas.microsoft.com/office/word/2010/wordml" xmlns:w15="http://schemas.microsoft.com/office/word/2012/wordml" xmlns:w16cex="http://schemas.microsoft.com/office/word/2018/wordml/cex" xmlns:w16cid="http://schemas.microsoft.com/office/word/2016/wordml/cid" xmlns:w16="http://schemas.microsoft.com/office/word/2018/wordml" xmlns:w16du="http://schemas.microsoft.com/office/word/2023/wordml/word16du" xmlns:w16sdtdh="http://schemas.microsoft.com/office/word/2020/wordml/sdtdatahash" xmlns:w16sdtfl="http://schemas.microsoft.com/office/word/2024/wordml/sdtformatlock" xmlns:w16se="http://schemas.microsoft.com/office/word/2015/wordml/symex" xmlns:wpg="http://schemas.microsoft.com/office/word/2010/wordprocessingGroup" xmlns:wpi="http://schemas.microsoft.com/office/word/2010/wordprocessingInk" xmlns:wne="http://schemas.microsoft.com/office/word/2006/wordml" xmlns:wps="http://schemas.microsoft.com/office/word/2010/wordprocessingShape" mc:Ignorable="w14 w15 w16se w16cid w16 w16cex w16sdtdh w16sdtfl w16du wp14">
   <w:p>
     <w:pPr>
@@ -30813,7 +31006,7 @@
 </w:ftr>
 </file>
 
-<file path=word/footer25.xml><?xml version="1.0" encoding="utf-8"?>
+<file path=word/footer26.xml><?xml version="1.0" encoding="utf-8"?>
 <w:ftr xmlns:wpc="http://schemas.microsoft.com/office/word/2010/wordprocessingCanvas" xmlns:cx="http://schemas.microsoft.com/office/drawing/2014/chartex" xmlns:cx1="http://schemas.microsoft.com/office/drawing/2015/9/8/chartex" xmlns:cx2="http://schemas.microsoft.com/office/drawing/2015/10/21/chartex" xmlns:cx3="http://schemas.microsoft.com/office/drawing/2016/5/9/chartex" xmlns:cx4="http://schemas.microsoft.com/office/drawing/2016/5/10/chartex" xmlns:cx5="http://schemas.microsoft.com/office/drawing/2016/5/11/chartex" xmlns:cx6="http://schemas.microsoft.com/office/drawing/2016/5/12/chartex" xmlns:cx7="http://schemas.microsoft.com/office/drawing/2016/5/13/chartex" xmlns:cx8="http://schemas.microsoft.com/office/drawing/2016/5/14/chartex" xmlns:mc="http://schemas.openxmlformats.org/markup-compatibility/2006" xmlns:aink="http://schemas.microsoft.com/office/drawing/2016/ink" xmlns:am3d="http://schemas.microsoft.com/office/drawing/2017/model3d" xmlns:o="urn:schemas-microsoft-com:office:office" xmlns:oel="http://schemas.microsoft.com/office/2019/extlst" xmlns:r="http://schemas.openxmlformats.org/officeDocument/2006/relationships" xmlns:m="http://schemas.openxmlformats.org/officeDocument/2006/math" xmlns:v="urn:schemas-microsoft-com:vml" xmlns:wp14="http://schemas.microsoft.com/office/word/2010/wordprocessingDrawing" xmlns:wp="http://schemas.openxmlformats.org/drawingml/2006/wordprocessingDrawing" xmlns:w10="urn:schemas-microsoft-com:office:word" xmlns:w="http://schemas.openxmlformats.org/wordprocessingml/2006/main" xmlns:w14="http://schemas.microsoft.com/office/word/2010/wordml" xmlns:w15="http://schemas.microsoft.com/office/word/2012/wordml" xmlns:w16cex="http://schemas.microsoft.com/office/word/2018/wordml/cex" xmlns:w16cid="http://schemas.microsoft.com/office/word/2016/wordml/cid" xmlns:w16="http://schemas.microsoft.com/office/word/2018/wordml" xmlns:w16du="http://schemas.microsoft.com/office/word/2023/wordml/word16du" xmlns:w16sdtdh="http://schemas.microsoft.com/office/word/2020/wordml/sdtdatahash" xmlns:w16sdtfl="http://schemas.microsoft.com/office/word/2024/wordml/sdtformatlock" xmlns:w16se="http://schemas.microsoft.com/office/word/2015/wordml/symex" xmlns:wpg="http://schemas.microsoft.com/office/word/2010/wordprocessingGroup" xmlns:wpi="http://schemas.microsoft.com/office/word/2010/wordprocessingInk" xmlns:wne="http://schemas.microsoft.com/office/word/2006/wordml" xmlns:wps="http://schemas.microsoft.com/office/word/2010/wordprocessingShape" mc:Ignorable="w14 w15 w16se w16cid w16 w16cex w16sdtdh w16sdtfl w16du wp14">
   <w:p>
     <w:pPr>
@@ -30928,7 +31121,7 @@
 </w:ftr>
 </file>
 
-<file path=word/footer26.xml><?xml version="1.0" encoding="utf-8"?>
+<file path=word/footer27.xml><?xml version="1.0" encoding="utf-8"?>
 <w:ftr xmlns:wpc="http://schemas.microsoft.com/office/word/2010/wordprocessingCanvas" xmlns:cx="http://schemas.microsoft.com/office/drawing/2014/chartex" xmlns:cx1="http://schemas.microsoft.com/office/drawing/2015/9/8/chartex" xmlns:cx2="http://schemas.microsoft.com/office/drawing/2015/10/21/chartex" xmlns:cx3="http://schemas.microsoft.com/office/drawing/2016/5/9/chartex" xmlns:cx4="http://schemas.microsoft.com/office/drawing/2016/5/10/chartex" xmlns:cx5="http://schemas.microsoft.com/office/drawing/2016/5/11/chartex" xmlns:cx6="http://schemas.microsoft.com/office/drawing/2016/5/12/chartex" xmlns:cx7="http://schemas.microsoft.com/office/drawing/2016/5/13/chartex" xmlns:cx8="http://schemas.microsoft.com/office/drawing/2016/5/14/chartex" xmlns:mc="http://schemas.openxmlformats.org/markup-compatibility/2006" xmlns:aink="http://schemas.microsoft.com/office/drawing/2016/ink" xmlns:am3d="http://schemas.microsoft.com/office/drawing/2017/model3d" xmlns:o="urn:schemas-microsoft-com:office:office" xmlns:oel="http://schemas.microsoft.com/office/2019/extlst" xmlns:r="http://schemas.openxmlformats.org/officeDocument/2006/relationships" xmlns:m="http://schemas.openxmlformats.org/officeDocument/2006/math" xmlns:v="urn:schemas-microsoft-com:vml" xmlns:wp14="http://schemas.microsoft.com/office/word/2010/wordprocessingDrawing" xmlns:wp="http://schemas.openxmlformats.org/drawingml/2006/wordprocessingDrawing" xmlns:w10="urn:schemas-microsoft-com:office:word" xmlns:w="http://schemas.openxmlformats.org/wordprocessingml/2006/main" xmlns:w14="http://schemas.microsoft.com/office/word/2010/wordml" xmlns:w15="http://schemas.microsoft.com/office/word/2012/wordml" xmlns:w16cex="http://schemas.microsoft.com/office/word/2018/wordml/cex" xmlns:w16cid="http://schemas.microsoft.com/office/word/2016/wordml/cid" xmlns:w16="http://schemas.microsoft.com/office/word/2018/wordml" xmlns:w16du="http://schemas.microsoft.com/office/word/2023/wordml/word16du" xmlns:w16sdtdh="http://schemas.microsoft.com/office/word/2020/wordml/sdtdatahash" xmlns:w16sdtfl="http://schemas.microsoft.com/office/word/2024/wordml/sdtformatlock" xmlns:w16se="http://schemas.microsoft.com/office/word/2015/wordml/symex" xmlns:wpg="http://schemas.microsoft.com/office/word/2010/wordprocessingGroup" xmlns:wpi="http://schemas.microsoft.com/office/word/2010/wordprocessingInk" xmlns:wne="http://schemas.microsoft.com/office/word/2006/wordml" xmlns:wps="http://schemas.microsoft.com/office/word/2010/wordprocessingShape" mc:Ignorable="w14 w15 w16se w16cid w16 w16cex w16sdtdh w16sdtfl w16du wp14">
   <w:p>
     <w:pPr>
@@ -30938,7 +31131,7 @@
 </w:ftr>
 </file>
 
-<file path=word/footer27.xml><?xml version="1.0" encoding="utf-8"?>
+<file path=word/footer28.xml><?xml version="1.0" encoding="utf-8"?>
 <w:ftr xmlns:wpc="http://schemas.microsoft.com/office/word/2010/wordprocessingCanvas" xmlns:cx="http://schemas.microsoft.com/office/drawing/2014/chartex" xmlns:cx1="http://schemas.microsoft.com/office/drawing/2015/9/8/chartex" xmlns:cx2="http://schemas.microsoft.com/office/drawing/2015/10/21/chartex" xmlns:cx3="http://schemas.microsoft.com/office/drawing/2016/5/9/chartex" xmlns:cx4="http://schemas.microsoft.com/office/drawing/2016/5/10/chartex" xmlns:cx5="http://schemas.microsoft.com/office/drawing/2016/5/11/chartex" xmlns:cx6="http://schemas.microsoft.com/office/drawing/2016/5/12/chartex" xmlns:cx7="http://schemas.microsoft.com/office/drawing/2016/5/13/chartex" xmlns:cx8="http://schemas.microsoft.com/office/drawing/2016/5/14/chartex" xmlns:mc="http://schemas.openxmlformats.org/markup-compatibility/2006" xmlns:aink="http://schemas.microsoft.com/office/drawing/2016/ink" xmlns:am3d="http://schemas.microsoft.com/office/drawing/2017/model3d" xmlns:o="urn:schemas-microsoft-com:office:office" xmlns:oel="http://schemas.microsoft.com/office/2019/extlst" xmlns:r="http://schemas.openxmlformats.org/officeDocument/2006/relationships" xmlns:m="http://schemas.openxmlformats.org/officeDocument/2006/math" xmlns:v="urn:schemas-microsoft-com:vml" xmlns:wp14="http://schemas.microsoft.com/office/word/2010/wordprocessingDrawing" xmlns:wp="http://schemas.openxmlformats.org/drawingml/2006/wordprocessingDrawing" xmlns:w10="urn:schemas-microsoft-com:office:word" xmlns:w="http://schemas.openxmlformats.org/wordprocessingml/2006/main" xmlns:w14="http://schemas.microsoft.com/office/word/2010/wordml" xmlns:w15="http://schemas.microsoft.com/office/word/2012/wordml" xmlns:w16cex="http://schemas.microsoft.com/office/word/2018/wordml/cex" xmlns:w16cid="http://schemas.microsoft.com/office/word/2016/wordml/cid" xmlns:w16="http://schemas.microsoft.com/office/word/2018/wordml" xmlns:w16du="http://schemas.microsoft.com/office/word/2023/wordml/word16du" xmlns:w16sdtdh="http://schemas.microsoft.com/office/word/2020/wordml/sdtdatahash" xmlns:w16sdtfl="http://schemas.microsoft.com/office/word/2024/wordml/sdtformatlock" xmlns:w16se="http://schemas.microsoft.com/office/word/2015/wordml/symex" xmlns:wpg="http://schemas.microsoft.com/office/word/2010/wordprocessingGroup" xmlns:wpi="http://schemas.microsoft.com/office/word/2010/wordprocessingInk" xmlns:wne="http://schemas.microsoft.com/office/word/2006/wordml" xmlns:wps="http://schemas.microsoft.com/office/word/2010/wordprocessingShape" mc:Ignorable="w14 w15 w16se w16cid w16 w16cex w16sdtdh w16sdtfl w16du wp14">
   <w:p>
     <w:pPr>
@@ -31053,7 +31246,7 @@
 </w:ftr>
 </file>
 
-<file path=word/footer28.xml><?xml version="1.0" encoding="utf-8"?>
+<file path=word/footer29.xml><?xml version="1.0" encoding="utf-8"?>
 <w:ftr xmlns:wpc="http://schemas.microsoft.com/office/word/2010/wordprocessingCanvas" xmlns:cx="http://schemas.microsoft.com/office/drawing/2014/chartex" xmlns:cx1="http://schemas.microsoft.com/office/drawing/2015/9/8/chartex" xmlns:cx2="http://schemas.microsoft.com/office/drawing/2015/10/21/chartex" xmlns:cx3="http://schemas.microsoft.com/office/drawing/2016/5/9/chartex" xmlns:cx4="http://schemas.microsoft.com/office/drawing/2016/5/10/chartex" xmlns:cx5="http://schemas.microsoft.com/office/drawing/2016/5/11/chartex" xmlns:cx6="http://schemas.microsoft.com/office/drawing/2016/5/12/chartex" xmlns:cx7="http://schemas.microsoft.com/office/drawing/2016/5/13/chartex" xmlns:cx8="http://schemas.microsoft.com/office/drawing/2016/5/14/chartex" xmlns:mc="http://schemas.openxmlformats.org/markup-compatibility/2006" xmlns:aink="http://schemas.microsoft.com/office/drawing/2016/ink" xmlns:am3d="http://schemas.microsoft.com/office/drawing/2017/model3d" xmlns:o="urn:schemas-microsoft-com:office:office" xmlns:oel="http://schemas.microsoft.com/office/2019/extlst" xmlns:r="http://schemas.openxmlformats.org/officeDocument/2006/relationships" xmlns:m="http://schemas.openxmlformats.org/officeDocument/2006/math" xmlns:v="urn:schemas-microsoft-com:vml" xmlns:wp14="http://schemas.microsoft.com/office/word/2010/wordprocessingDrawing" xmlns:wp="http://schemas.openxmlformats.org/drawingml/2006/wordprocessingDrawing" xmlns:w10="urn:schemas-microsoft-com:office:word" xmlns:w="http://schemas.openxmlformats.org/wordprocessingml/2006/main" xmlns:w14="http://schemas.microsoft.com/office/word/2010/wordml" xmlns:w15="http://schemas.microsoft.com/office/word/2012/wordml" xmlns:w16cex="http://schemas.microsoft.com/office/word/2018/wordml/cex" xmlns:w16cid="http://schemas.microsoft.com/office/word/2016/wordml/cid" xmlns:w16="http://schemas.microsoft.com/office/word/2018/wordml" xmlns:w16du="http://schemas.microsoft.com/office/word/2023/wordml/word16du" xmlns:w16sdtdh="http://schemas.microsoft.com/office/word/2020/wordml/sdtdatahash" xmlns:w16sdtfl="http://schemas.microsoft.com/office/word/2024/wordml/sdtformatlock" xmlns:w16se="http://schemas.microsoft.com/office/word/2015/wordml/symex" xmlns:wpg="http://schemas.microsoft.com/office/word/2010/wordprocessingGroup" xmlns:wpi="http://schemas.microsoft.com/office/word/2010/wordprocessingInk" xmlns:wne="http://schemas.microsoft.com/office/word/2006/wordml" xmlns:wps="http://schemas.microsoft.com/office/word/2010/wordprocessingShape" mc:Ignorable="w14 w15 w16se w16cid w16 w16cex w16sdtdh w16sdtfl w16du wp14">
   <w:p>
     <w:pPr>
@@ -31168,7 +31361,68 @@
 </w:ftr>
 </file>
 
-<file path=word/footer29.xml><?xml version="1.0" encoding="utf-8"?>
+<file path=word/footer3.xml><?xml version="1.0" encoding="utf-8"?>
+<w:ftr xmlns:wpc="http://schemas.microsoft.com/office/word/2010/wordprocessingCanvas" xmlns:cx="http://schemas.microsoft.com/office/drawing/2014/chartex" xmlns:cx1="http://schemas.microsoft.com/office/drawing/2015/9/8/chartex" xmlns:cx2="http://schemas.microsoft.com/office/drawing/2015/10/21/chartex" xmlns:cx3="http://schemas.microsoft.com/office/drawing/2016/5/9/chartex" xmlns:cx4="http://schemas.microsoft.com/office/drawing/2016/5/10/chartex" xmlns:cx5="http://schemas.microsoft.com/office/drawing/2016/5/11/chartex" xmlns:cx6="http://schemas.microsoft.com/office/drawing/2016/5/12/chartex" xmlns:cx7="http://schemas.microsoft.com/office/drawing/2016/5/13/chartex" xmlns:cx8="http://schemas.microsoft.com/office/drawing/2016/5/14/chartex" xmlns:mc="http://schemas.openxmlformats.org/markup-compatibility/2006" xmlns:aink="http://schemas.microsoft.com/office/drawing/2016/ink" xmlns:am3d="http://schemas.microsoft.com/office/drawing/2017/model3d" xmlns:o="urn:schemas-microsoft-com:office:office" xmlns:oel="http://schemas.microsoft.com/office/2019/extlst" xmlns:r="http://schemas.openxmlformats.org/officeDocument/2006/relationships" xmlns:m="http://schemas.openxmlformats.org/officeDocument/2006/math" xmlns:v="urn:schemas-microsoft-com:vml" xmlns:wp14="http://schemas.microsoft.com/office/word/2010/wordprocessingDrawing" xmlns:wp="http://schemas.openxmlformats.org/drawingml/2006/wordprocessingDrawing" xmlns:w10="urn:schemas-microsoft-com:office:word" xmlns:w="http://schemas.openxmlformats.org/wordprocessingml/2006/main" xmlns:w14="http://schemas.microsoft.com/office/word/2010/wordml" xmlns:w15="http://schemas.microsoft.com/office/word/2012/wordml" xmlns:w16cex="http://schemas.microsoft.com/office/word/2018/wordml/cex" xmlns:w16cid="http://schemas.microsoft.com/office/word/2016/wordml/cid" xmlns:w16="http://schemas.microsoft.com/office/word/2018/wordml" xmlns:w16du="http://schemas.microsoft.com/office/word/2023/wordml/word16du" xmlns:w16sdtdh="http://schemas.microsoft.com/office/word/2020/wordml/sdtdatahash" xmlns:w16sdtfl="http://schemas.microsoft.com/office/word/2024/wordml/sdtformatlock" xmlns:w16se="http://schemas.microsoft.com/office/word/2015/wordml/symex" xmlns:wpg="http://schemas.microsoft.com/office/word/2010/wordprocessingGroup" xmlns:wpi="http://schemas.microsoft.com/office/word/2010/wordprocessingInk" xmlns:wne="http://schemas.microsoft.com/office/word/2006/wordml" xmlns:wps="http://schemas.microsoft.com/office/word/2010/wordprocessingShape" mc:Ignorable="w14 w15 w16se w16cid w16 w16cex w16sdtdh w16sdtfl w16du wp14">
+  <w:p>
+    <w:pPr>
+      <w:pStyle w:val="Textoindependiente"/>
+      <w:spacing w:line="14" w:lineRule="auto"/>
+      <w:rPr>
+        <w:sz w:val="20"/>
+      </w:rPr>
+    </w:pPr>
+    <w:r>
+      <w:rPr>
+        <w:noProof/>
+      </w:rPr>
+      <w:pict w14:anchorId="2E277092">
+        <v:shapetype id="_x0000_t202" coordsize="21600,21600" o:spt="202" path="m,l,21600r21600,l21600,xe">
+          <v:stroke joinstyle="miter"/>
+          <v:path gradientshapeok="t" o:connecttype="rect"/>
+        </v:shapetype>
+        <v:shape id="_x0000_s1065" type="#_x0000_t202" style="position:absolute;margin-left:235.9pt;margin-top:702.3pt;width:303.9pt;height:10.95pt;z-index:-251663360;visibility:visible;mso-wrap-style:square;mso-wrap-distance-left:0;mso-wrap-distance-top:0;mso-wrap-distance-right:0;mso-wrap-distance-bottom:0;mso-position-horizontal:absolute;mso-position-horizontal-relative:page;mso-position-vertical:absolute;mso-position-vertical-relative:page;v-text-anchor:top" o:gfxdata="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" o:allowincell="f" stroked="f">
+          <v:fill opacity="0"/>
+          <v:textbox inset="0,0,0,0">
+            <w:txbxContent>
+              <w:p>
+                <w:pPr>
+                  <w:pStyle w:val="Contenidodelmarco"/>
+                  <w:spacing w:before="14"/>
+                  <w:ind w:left="20"/>
+                  <w:rPr>
+                    <w:rFonts w:ascii="Arial MT" w:hAnsi="Arial MT"/>
+                    <w:sz w:val="16"/>
+                  </w:rPr>
+                </w:pPr>
+                <w:r>
+                  <w:rPr>
+                    <w:rFonts w:ascii="Arial MT" w:hAnsi="Arial MT"/>
+                    <w:color w:val="000000"/>
+                    <w:sz w:val="16"/>
+                  </w:rPr>
+                  <w:t xml:space="preserve">SANTA MARÍA ATARASQUILLO, LERMA ESTADO DE MÉXICO. 23 AGOSTO </w:t>
+                </w:r>
+                <w:r>
+                  <w:rPr>
+                    <w:rFonts w:ascii="Arial MT" w:hAnsi="Arial MT"/>
+                    <w:color w:val="000000"/>
+                    <w:spacing w:val="-4"/>
+                    <w:sz w:val="16"/>
+                  </w:rPr>
+                  <w:t>2024</w:t>
+                </w:r>
+              </w:p>
+            </w:txbxContent>
+          </v:textbox>
+          <w10:wrap anchorx="page" anchory="page"/>
+        </v:shape>
+      </w:pict>
+    </w:r>
+  </w:p>
+</w:ftr>
+</file>
+
+<file path=word/footer30.xml><?xml version="1.0" encoding="utf-8"?>
 <w:ftr xmlns:wpc="http://schemas.microsoft.com/office/word/2010/wordprocessingCanvas" xmlns:cx="http://schemas.microsoft.com/office/drawing/2014/chartex" xmlns:cx1="http://schemas.microsoft.com/office/drawing/2015/9/8/chartex" xmlns:cx2="http://schemas.microsoft.com/office/drawing/2015/10/21/chartex" xmlns:cx3="http://schemas.microsoft.com/office/drawing/2016/5/9/chartex" xmlns:cx4="http://schemas.microsoft.com/office/drawing/2016/5/10/chartex" xmlns:cx5="http://schemas.microsoft.com/office/drawing/2016/5/11/chartex" xmlns:cx6="http://schemas.microsoft.com/office/drawing/2016/5/12/chartex" xmlns:cx7="http://schemas.microsoft.com/office/drawing/2016/5/13/chartex" xmlns:cx8="http://schemas.microsoft.com/office/drawing/2016/5/14/chartex" xmlns:mc="http://schemas.openxmlformats.org/markup-compatibility/2006" xmlns:aink="http://schemas.microsoft.com/office/drawing/2016/ink" xmlns:am3d="http://schemas.microsoft.com/office/drawing/2017/model3d" xmlns:o="urn:schemas-microsoft-com:office:office" xmlns:oel="http://schemas.microsoft.com/office/2019/extlst" xmlns:r="http://schemas.openxmlformats.org/officeDocument/2006/relationships" xmlns:m="http://schemas.openxmlformats.org/officeDocument/2006/math" xmlns:v="urn:schemas-microsoft-com:vml" xmlns:wp14="http://schemas.microsoft.com/office/word/2010/wordprocessingDrawing" xmlns:wp="http://schemas.openxmlformats.org/drawingml/2006/wordprocessingDrawing" xmlns:w10="urn:schemas-microsoft-com:office:word" xmlns:w="http://schemas.openxmlformats.org/wordprocessingml/2006/main" xmlns:w14="http://schemas.microsoft.com/office/word/2010/wordml" xmlns:w15="http://schemas.microsoft.com/office/word/2012/wordml" xmlns:w16cex="http://schemas.microsoft.com/office/word/2018/wordml/cex" xmlns:w16cid="http://schemas.microsoft.com/office/word/2016/wordml/cid" xmlns:w16="http://schemas.microsoft.com/office/word/2018/wordml" xmlns:w16du="http://schemas.microsoft.com/office/word/2023/wordml/word16du" xmlns:w16sdtdh="http://schemas.microsoft.com/office/word/2020/wordml/sdtdatahash" xmlns:w16sdtfl="http://schemas.microsoft.com/office/word/2024/wordml/sdtformatlock" xmlns:w16se="http://schemas.microsoft.com/office/word/2015/wordml/symex" xmlns:wpg="http://schemas.microsoft.com/office/word/2010/wordprocessingGroup" xmlns:wpi="http://schemas.microsoft.com/office/word/2010/wordprocessingInk" xmlns:wne="http://schemas.microsoft.com/office/word/2006/wordml" xmlns:wps="http://schemas.microsoft.com/office/word/2010/wordprocessingShape" mc:Ignorable="w14 w15 w16se w16cid w16 w16cex w16sdtdh w16sdtfl w16du wp14">
   <w:p>
     <w:pPr>
@@ -31178,17 +31432,7 @@
 </w:ftr>
 </file>
 
-<file path=word/footer3.xml><?xml version="1.0" encoding="utf-8"?>
-<w:ftr xmlns:wpc="http://schemas.microsoft.com/office/word/2010/wordprocessingCanvas" xmlns:cx="http://schemas.microsoft.com/office/drawing/2014/chartex" xmlns:cx1="http://schemas.microsoft.com/office/drawing/2015/9/8/chartex" xmlns:cx2="http://schemas.microsoft.com/office/drawing/2015/10/21/chartex" xmlns:cx3="http://schemas.microsoft.com/office/drawing/2016/5/9/chartex" xmlns:cx4="http://schemas.microsoft.com/office/drawing/2016/5/10/chartex" xmlns:cx5="http://schemas.microsoft.com/office/drawing/2016/5/11/chartex" xmlns:cx6="http://schemas.microsoft.com/office/drawing/2016/5/12/chartex" xmlns:cx7="http://schemas.microsoft.com/office/drawing/2016/5/13/chartex" xmlns:cx8="http://schemas.microsoft.com/office/drawing/2016/5/14/chartex" xmlns:mc="http://schemas.openxmlformats.org/markup-compatibility/2006" xmlns:aink="http://schemas.microsoft.com/office/drawing/2016/ink" xmlns:am3d="http://schemas.microsoft.com/office/drawing/2017/model3d" xmlns:o="urn:schemas-microsoft-com:office:office" xmlns:oel="http://schemas.microsoft.com/office/2019/extlst" xmlns:r="http://schemas.openxmlformats.org/officeDocument/2006/relationships" xmlns:m="http://schemas.openxmlformats.org/officeDocument/2006/math" xmlns:v="urn:schemas-microsoft-com:vml" xmlns:wp14="http://schemas.microsoft.com/office/word/2010/wordprocessingDrawing" xmlns:wp="http://schemas.openxmlformats.org/drawingml/2006/wordprocessingDrawing" xmlns:w10="urn:schemas-microsoft-com:office:word" xmlns:w="http://schemas.openxmlformats.org/wordprocessingml/2006/main" xmlns:w14="http://schemas.microsoft.com/office/word/2010/wordml" xmlns:w15="http://schemas.microsoft.com/office/word/2012/wordml" xmlns:w16cex="http://schemas.microsoft.com/office/word/2018/wordml/cex" xmlns:w16cid="http://schemas.microsoft.com/office/word/2016/wordml/cid" xmlns:w16="http://schemas.microsoft.com/office/word/2018/wordml" xmlns:w16du="http://schemas.microsoft.com/office/word/2023/wordml/word16du" xmlns:w16sdtdh="http://schemas.microsoft.com/office/word/2020/wordml/sdtdatahash" xmlns:w16sdtfl="http://schemas.microsoft.com/office/word/2024/wordml/sdtformatlock" xmlns:w16se="http://schemas.microsoft.com/office/word/2015/wordml/symex" xmlns:wpg="http://schemas.microsoft.com/office/word/2010/wordprocessingGroup" xmlns:wpi="http://schemas.microsoft.com/office/word/2010/wordprocessingInk" xmlns:wne="http://schemas.microsoft.com/office/word/2006/wordml" xmlns:wps="http://schemas.microsoft.com/office/word/2010/wordprocessingShape" mc:Ignorable="w14 w15 w16se w16cid w16 w16cex w16sdtdh w16sdtfl w16du wp14">
-  <w:p>
-    <w:pPr>
-      <w:pStyle w:val="Piedepgina"/>
-    </w:pPr>
-  </w:p>
-</w:ftr>
-</file>
-
-<file path=word/footer30.xml><?xml version="1.0" encoding="utf-8"?>
+<file path=word/footer31.xml><?xml version="1.0" encoding="utf-8"?>
 <w:ftr xmlns:wpc="http://schemas.microsoft.com/office/word/2010/wordprocessingCanvas" xmlns:cx="http://schemas.microsoft.com/office/drawing/2014/chartex" xmlns:cx1="http://schemas.microsoft.com/office/drawing/2015/9/8/chartex" xmlns:cx2="http://schemas.microsoft.com/office/drawing/2015/10/21/chartex" xmlns:cx3="http://schemas.microsoft.com/office/drawing/2016/5/9/chartex" xmlns:cx4="http://schemas.microsoft.com/office/drawing/2016/5/10/chartex" xmlns:cx5="http://schemas.microsoft.com/office/drawing/2016/5/11/chartex" xmlns:cx6="http://schemas.microsoft.com/office/drawing/2016/5/12/chartex" xmlns:cx7="http://schemas.microsoft.com/office/drawing/2016/5/13/chartex" xmlns:cx8="http://schemas.microsoft.com/office/drawing/2016/5/14/chartex" xmlns:mc="http://schemas.openxmlformats.org/markup-compatibility/2006" xmlns:aink="http://schemas.microsoft.com/office/drawing/2016/ink" xmlns:am3d="http://schemas.microsoft.com/office/drawing/2017/model3d" xmlns:o="urn:schemas-microsoft-com:office:office" xmlns:oel="http://schemas.microsoft.com/office/2019/extlst" xmlns:r="http://schemas.openxmlformats.org/officeDocument/2006/relationships" xmlns:m="http://schemas.openxmlformats.org/officeDocument/2006/math" xmlns:v="urn:schemas-microsoft-com:vml" xmlns:wp14="http://schemas.microsoft.com/office/word/2010/wordprocessingDrawing" xmlns:wp="http://schemas.openxmlformats.org/drawingml/2006/wordprocessingDrawing" xmlns:w10="urn:schemas-microsoft-com:office:word" xmlns:w="http://schemas.openxmlformats.org/wordprocessingml/2006/main" xmlns:w14="http://schemas.microsoft.com/office/word/2010/wordml" xmlns:w15="http://schemas.microsoft.com/office/word/2012/wordml" xmlns:w16cex="http://schemas.microsoft.com/office/word/2018/wordml/cex" xmlns:w16cid="http://schemas.microsoft.com/office/word/2016/wordml/cid" xmlns:w16="http://schemas.microsoft.com/office/word/2018/wordml" xmlns:w16du="http://schemas.microsoft.com/office/word/2023/wordml/word16du" xmlns:w16sdtdh="http://schemas.microsoft.com/office/word/2020/wordml/sdtdatahash" xmlns:w16sdtfl="http://schemas.microsoft.com/office/word/2024/wordml/sdtformatlock" xmlns:w16se="http://schemas.microsoft.com/office/word/2015/wordml/symex" xmlns:wpg="http://schemas.microsoft.com/office/word/2010/wordprocessingGroup" xmlns:wpi="http://schemas.microsoft.com/office/word/2010/wordprocessingInk" xmlns:wne="http://schemas.microsoft.com/office/word/2006/wordml" xmlns:wps="http://schemas.microsoft.com/office/word/2010/wordprocessingShape" mc:Ignorable="w14 w15 w16se w16cid w16 w16cex w16sdtdh w16sdtfl w16du wp14">
   <w:p>
     <w:pPr>
@@ -31303,7 +31547,7 @@
 </w:ftr>
 </file>
 
-<file path=word/footer31.xml><?xml version="1.0" encoding="utf-8"?>
+<file path=word/footer32.xml><?xml version="1.0" encoding="utf-8"?>
 <w:ftr xmlns:wpc="http://schemas.microsoft.com/office/word/2010/wordprocessingCanvas" xmlns:cx="http://schemas.microsoft.com/office/drawing/2014/chartex" xmlns:cx1="http://schemas.microsoft.com/office/drawing/2015/9/8/chartex" xmlns:cx2="http://schemas.microsoft.com/office/drawing/2015/10/21/chartex" xmlns:cx3="http://schemas.microsoft.com/office/drawing/2016/5/9/chartex" xmlns:cx4="http://schemas.microsoft.com/office/drawing/2016/5/10/chartex" xmlns:cx5="http://schemas.microsoft.com/office/drawing/2016/5/11/chartex" xmlns:cx6="http://schemas.microsoft.com/office/drawing/2016/5/12/chartex" xmlns:cx7="http://schemas.microsoft.com/office/drawing/2016/5/13/chartex" xmlns:cx8="http://schemas.microsoft.com/office/drawing/2016/5/14/chartex" xmlns:mc="http://schemas.openxmlformats.org/markup-compatibility/2006" xmlns:aink="http://schemas.microsoft.com/office/drawing/2016/ink" xmlns:am3d="http://schemas.microsoft.com/office/drawing/2017/model3d" xmlns:o="urn:schemas-microsoft-com:office:office" xmlns:oel="http://schemas.microsoft.com/office/2019/extlst" xmlns:r="http://schemas.openxmlformats.org/officeDocument/2006/relationships" xmlns:m="http://schemas.openxmlformats.org/officeDocument/2006/math" xmlns:v="urn:schemas-microsoft-com:vml" xmlns:wp14="http://schemas.microsoft.com/office/word/2010/wordprocessingDrawing" xmlns:wp="http://schemas.openxmlformats.org/drawingml/2006/wordprocessingDrawing" xmlns:w10="urn:schemas-microsoft-com:office:word" xmlns:w="http://schemas.openxmlformats.org/wordprocessingml/2006/main" xmlns:w14="http://schemas.microsoft.com/office/word/2010/wordml" xmlns:w15="http://schemas.microsoft.com/office/word/2012/wordml" xmlns:w16cex="http://schemas.microsoft.com/office/word/2018/wordml/cex" xmlns:w16cid="http://schemas.microsoft.com/office/word/2016/wordml/cid" xmlns:w16="http://schemas.microsoft.com/office/word/2018/wordml" xmlns:w16du="http://schemas.microsoft.com/office/word/2023/wordml/word16du" xmlns:w16sdtdh="http://schemas.microsoft.com/office/word/2020/wordml/sdtdatahash" xmlns:w16sdtfl="http://schemas.microsoft.com/office/word/2024/wordml/sdtformatlock" xmlns:w16se="http://schemas.microsoft.com/office/word/2015/wordml/symex" xmlns:wpg="http://schemas.microsoft.com/office/word/2010/wordprocessingGroup" xmlns:wpi="http://schemas.microsoft.com/office/word/2010/wordprocessingInk" xmlns:wne="http://schemas.microsoft.com/office/word/2006/wordml" xmlns:wps="http://schemas.microsoft.com/office/word/2010/wordprocessingShape" mc:Ignorable="w14 w15 w16se w16cid w16 w16cex w16sdtdh w16sdtfl w16du wp14">
   <w:p>
     <w:pPr>
@@ -31418,7 +31662,7 @@
 </w:ftr>
 </file>
 
-<file path=word/footer32.xml><?xml version="1.0" encoding="utf-8"?>
+<file path=word/footer33.xml><?xml version="1.0" encoding="utf-8"?>
 <w:ftr xmlns:wpc="http://schemas.microsoft.com/office/word/2010/wordprocessingCanvas" xmlns:cx="http://schemas.microsoft.com/office/drawing/2014/chartex" xmlns:cx1="http://schemas.microsoft.com/office/drawing/2015/9/8/chartex" xmlns:cx2="http://schemas.microsoft.com/office/drawing/2015/10/21/chartex" xmlns:cx3="http://schemas.microsoft.com/office/drawing/2016/5/9/chartex" xmlns:cx4="http://schemas.microsoft.com/office/drawing/2016/5/10/chartex" xmlns:cx5="http://schemas.microsoft.com/office/drawing/2016/5/11/chartex" xmlns:cx6="http://schemas.microsoft.com/office/drawing/2016/5/12/chartex" xmlns:cx7="http://schemas.microsoft.com/office/drawing/2016/5/13/chartex" xmlns:cx8="http://schemas.microsoft.com/office/drawing/2016/5/14/chartex" xmlns:mc="http://schemas.openxmlformats.org/markup-compatibility/2006" xmlns:aink="http://schemas.microsoft.com/office/drawing/2016/ink" xmlns:am3d="http://schemas.microsoft.com/office/drawing/2017/model3d" xmlns:o="urn:schemas-microsoft-com:office:office" xmlns:oel="http://schemas.microsoft.com/office/2019/extlst" xmlns:r="http://schemas.openxmlformats.org/officeDocument/2006/relationships" xmlns:m="http://schemas.openxmlformats.org/officeDocument/2006/math" xmlns:v="urn:schemas-microsoft-com:vml" xmlns:wp14="http://schemas.microsoft.com/office/word/2010/wordprocessingDrawing" xmlns:wp="http://schemas.openxmlformats.org/drawingml/2006/wordprocessingDrawing" xmlns:w10="urn:schemas-microsoft-com:office:word" xmlns:w="http://schemas.openxmlformats.org/wordprocessingml/2006/main" xmlns:w14="http://schemas.microsoft.com/office/word/2010/wordml" xmlns:w15="http://schemas.microsoft.com/office/word/2012/wordml" xmlns:w16cex="http://schemas.microsoft.com/office/word/2018/wordml/cex" xmlns:w16cid="http://schemas.microsoft.com/office/word/2016/wordml/cid" xmlns:w16="http://schemas.microsoft.com/office/word/2018/wordml" xmlns:w16du="http://schemas.microsoft.com/office/word/2023/wordml/word16du" xmlns:w16sdtdh="http://schemas.microsoft.com/office/word/2020/wordml/sdtdatahash" xmlns:w16sdtfl="http://schemas.microsoft.com/office/word/2024/wordml/sdtformatlock" xmlns:w16se="http://schemas.microsoft.com/office/word/2015/wordml/symex" xmlns:wpg="http://schemas.microsoft.com/office/word/2010/wordprocessingGroup" xmlns:wpi="http://schemas.microsoft.com/office/word/2010/wordprocessingInk" xmlns:wne="http://schemas.microsoft.com/office/word/2006/wordml" xmlns:wps="http://schemas.microsoft.com/office/word/2010/wordprocessingShape" mc:Ignorable="w14 w15 w16se w16cid w16 w16cex w16sdtdh w16sdtfl w16du wp14">
   <w:p>
     <w:pPr>
@@ -31428,7 +31672,7 @@
 </w:ftr>
 </file>
 
-<file path=word/footer33.xml><?xml version="1.0" encoding="utf-8"?>
+<file path=word/footer34.xml><?xml version="1.0" encoding="utf-8"?>
 <w:ftr xmlns:wpc="http://schemas.microsoft.com/office/word/2010/wordprocessingCanvas" xmlns:cx="http://schemas.microsoft.com/office/drawing/2014/chartex" xmlns:cx1="http://schemas.microsoft.com/office/drawing/2015/9/8/chartex" xmlns:cx2="http://schemas.microsoft.com/office/drawing/2015/10/21/chartex" xmlns:cx3="http://schemas.microsoft.com/office/drawing/2016/5/9/chartex" xmlns:cx4="http://schemas.microsoft.com/office/drawing/2016/5/10/chartex" xmlns:cx5="http://schemas.microsoft.com/office/drawing/2016/5/11/chartex" xmlns:cx6="http://schemas.microsoft.com/office/drawing/2016/5/12/chartex" xmlns:cx7="http://schemas.microsoft.com/office/drawing/2016/5/13/chartex" xmlns:cx8="http://schemas.microsoft.com/office/drawing/2016/5/14/chartex" xmlns:mc="http://schemas.openxmlformats.org/markup-compatibility/2006" xmlns:aink="http://schemas.microsoft.com/office/drawing/2016/ink" xmlns:am3d="http://schemas.microsoft.com/office/drawing/2017/model3d" xmlns:o="urn:schemas-microsoft-com:office:office" xmlns:oel="http://schemas.microsoft.com/office/2019/extlst" xmlns:r="http://schemas.openxmlformats.org/officeDocument/2006/relationships" xmlns:m="http://schemas.openxmlformats.org/officeDocument/2006/math" xmlns:v="urn:schemas-microsoft-com:vml" xmlns:wp14="http://schemas.microsoft.com/office/word/2010/wordprocessingDrawing" xmlns:wp="http://schemas.openxmlformats.org/drawingml/2006/wordprocessingDrawing" xmlns:w10="urn:schemas-microsoft-com:office:word" xmlns:w="http://schemas.openxmlformats.org/wordprocessingml/2006/main" xmlns:w14="http://schemas.microsoft.com/office/word/2010/wordml" xmlns:w15="http://schemas.microsoft.com/office/word/2012/wordml" xmlns:w16cex="http://schemas.microsoft.com/office/word/2018/wordml/cex" xmlns:w16cid="http://schemas.microsoft.com/office/word/2016/wordml/cid" xmlns:w16="http://schemas.microsoft.com/office/word/2018/wordml" xmlns:w16du="http://schemas.microsoft.com/office/word/2023/wordml/word16du" xmlns:w16sdtdh="http://schemas.microsoft.com/office/word/2020/wordml/sdtdatahash" xmlns:w16sdtfl="http://schemas.microsoft.com/office/word/2024/wordml/sdtformatlock" xmlns:w16se="http://schemas.microsoft.com/office/word/2015/wordml/symex" xmlns:wpg="http://schemas.microsoft.com/office/word/2010/wordprocessingGroup" xmlns:wpi="http://schemas.microsoft.com/office/word/2010/wordprocessingInk" xmlns:wne="http://schemas.microsoft.com/office/word/2006/wordml" xmlns:wps="http://schemas.microsoft.com/office/word/2010/wordprocessingShape" mc:Ignorable="w14 w15 w16se w16cid w16 w16cex w16sdtdh w16sdtfl w16du wp14">
   <w:p>
     <w:pPr>
@@ -31543,7 +31787,7 @@
 </w:ftr>
 </file>
 
-<file path=word/footer34.xml><?xml version="1.0" encoding="utf-8"?>
+<file path=word/footer35.xml><?xml version="1.0" encoding="utf-8"?>
 <w:ftr xmlns:wpc="http://schemas.microsoft.com/office/word/2010/wordprocessingCanvas" xmlns:cx="http://schemas.microsoft.com/office/drawing/2014/chartex" xmlns:cx1="http://schemas.microsoft.com/office/drawing/2015/9/8/chartex" xmlns:cx2="http://schemas.microsoft.com/office/drawing/2015/10/21/chartex" xmlns:cx3="http://schemas.microsoft.com/office/drawing/2016/5/9/chartex" xmlns:cx4="http://schemas.microsoft.com/office/drawing/2016/5/10/chartex" xmlns:cx5="http://schemas.microsoft.com/office/drawing/2016/5/11/chartex" xmlns:cx6="http://schemas.microsoft.com/office/drawing/2016/5/12/chartex" xmlns:cx7="http://schemas.microsoft.com/office/drawing/2016/5/13/chartex" xmlns:cx8="http://schemas.microsoft.com/office/drawing/2016/5/14/chartex" xmlns:mc="http://schemas.openxmlformats.org/markup-compatibility/2006" xmlns:aink="http://schemas.microsoft.com/office/drawing/2016/ink" xmlns:am3d="http://schemas.microsoft.com/office/drawing/2017/model3d" xmlns:o="urn:schemas-microsoft-com:office:office" xmlns:oel="http://schemas.microsoft.com/office/2019/extlst" xmlns:r="http://schemas.openxmlformats.org/officeDocument/2006/relationships" xmlns:m="http://schemas.openxmlformats.org/officeDocument/2006/math" xmlns:v="urn:schemas-microsoft-com:vml" xmlns:wp14="http://schemas.microsoft.com/office/word/2010/wordprocessingDrawing" xmlns:wp="http://schemas.openxmlformats.org/drawingml/2006/wordprocessingDrawing" xmlns:w10="urn:schemas-microsoft-com:office:word" xmlns:w="http://schemas.openxmlformats.org/wordprocessingml/2006/main" xmlns:w14="http://schemas.microsoft.com/office/word/2010/wordml" xmlns:w15="http://schemas.microsoft.com/office/word/2012/wordml" xmlns:w16cex="http://schemas.microsoft.com/office/word/2018/wordml/cex" xmlns:w16cid="http://schemas.microsoft.com/office/word/2016/wordml/cid" xmlns:w16="http://schemas.microsoft.com/office/word/2018/wordml" xmlns:w16du="http://schemas.microsoft.com/office/word/2023/wordml/word16du" xmlns:w16sdtdh="http://schemas.microsoft.com/office/word/2020/wordml/sdtdatahash" xmlns:w16sdtfl="http://schemas.microsoft.com/office/word/2024/wordml/sdtformatlock" xmlns:w16se="http://schemas.microsoft.com/office/word/2015/wordml/symex" xmlns:wpg="http://schemas.microsoft.com/office/word/2010/wordprocessingGroup" xmlns:wpi="http://schemas.microsoft.com/office/word/2010/wordprocessingInk" xmlns:wne="http://schemas.microsoft.com/office/word/2006/wordml" xmlns:wps="http://schemas.microsoft.com/office/word/2010/wordprocessingShape" mc:Ignorable="w14 w15 w16se w16cid w16 w16cex w16sdtdh w16sdtfl w16du wp14">
   <w:p>
     <w:pPr>
@@ -31658,7 +31902,7 @@
 </w:ftr>
 </file>
 
-<file path=word/footer35.xml><?xml version="1.0" encoding="utf-8"?>
+<file path=word/footer36.xml><?xml version="1.0" encoding="utf-8"?>
 <w:ftr xmlns:wpc="http://schemas.microsoft.com/office/word/2010/wordprocessingCanvas" xmlns:cx="http://schemas.microsoft.com/office/drawing/2014/chartex" xmlns:cx1="http://schemas.microsoft.com/office/drawing/2015/9/8/chartex" xmlns:cx2="http://schemas.microsoft.com/office/drawing/2015/10/21/chartex" xmlns:cx3="http://schemas.microsoft.com/office/drawing/2016/5/9/chartex" xmlns:cx4="http://schemas.microsoft.com/office/drawing/2016/5/10/chartex" xmlns:cx5="http://schemas.microsoft.com/office/drawing/2016/5/11/chartex" xmlns:cx6="http://schemas.microsoft.com/office/drawing/2016/5/12/chartex" xmlns:cx7="http://schemas.microsoft.com/office/drawing/2016/5/13/chartex" xmlns:cx8="http://schemas.microsoft.com/office/drawing/2016/5/14/chartex" xmlns:mc="http://schemas.openxmlformats.org/markup-compatibility/2006" xmlns:aink="http://schemas.microsoft.com/office/drawing/2016/ink" xmlns:am3d="http://schemas.microsoft.com/office/drawing/2017/model3d" xmlns:o="urn:schemas-microsoft-com:office:office" xmlns:oel="http://schemas.microsoft.com/office/2019/extlst" xmlns:r="http://schemas.openxmlformats.org/officeDocument/2006/relationships" xmlns:m="http://schemas.openxmlformats.org/officeDocument/2006/math" xmlns:v="urn:schemas-microsoft-com:vml" xmlns:wp14="http://schemas.microsoft.com/office/word/2010/wordprocessingDrawing" xmlns:wp="http://schemas.openxmlformats.org/drawingml/2006/wordprocessingDrawing" xmlns:w10="urn:schemas-microsoft-com:office:word" xmlns:w="http://schemas.openxmlformats.org/wordprocessingml/2006/main" xmlns:w14="http://schemas.microsoft.com/office/word/2010/wordml" xmlns:w15="http://schemas.microsoft.com/office/word/2012/wordml" xmlns:w16cex="http://schemas.microsoft.com/office/word/2018/wordml/cex" xmlns:w16cid="http://schemas.microsoft.com/office/word/2016/wordml/cid" xmlns:w16="http://schemas.microsoft.com/office/word/2018/wordml" xmlns:w16du="http://schemas.microsoft.com/office/word/2023/wordml/word16du" xmlns:w16sdtdh="http://schemas.microsoft.com/office/word/2020/wordml/sdtdatahash" xmlns:w16sdtfl="http://schemas.microsoft.com/office/word/2024/wordml/sdtformatlock" xmlns:w16se="http://schemas.microsoft.com/office/word/2015/wordml/symex" xmlns:wpg="http://schemas.microsoft.com/office/word/2010/wordprocessingGroup" xmlns:wpi="http://schemas.microsoft.com/office/word/2010/wordprocessingInk" xmlns:wne="http://schemas.microsoft.com/office/word/2006/wordml" xmlns:wps="http://schemas.microsoft.com/office/word/2010/wordprocessingShape" mc:Ignorable="w14 w15 w16se w16cid w16 w16cex w16sdtdh w16sdtfl w16du wp14">
   <w:p>
     <w:pPr>
@@ -31668,7 +31912,7 @@
 </w:ftr>
 </file>
 
-<file path=word/footer36.xml><?xml version="1.0" encoding="utf-8"?>
+<file path=word/footer37.xml><?xml version="1.0" encoding="utf-8"?>
 <w:ftr xmlns:wpc="http://schemas.microsoft.com/office/word/2010/wordprocessingCanvas" xmlns:cx="http://schemas.microsoft.com/office/drawing/2014/chartex" xmlns:cx1="http://schemas.microsoft.com/office/drawing/2015/9/8/chartex" xmlns:cx2="http://schemas.microsoft.com/office/drawing/2015/10/21/chartex" xmlns:cx3="http://schemas.microsoft.com/office/drawing/2016/5/9/chartex" xmlns:cx4="http://schemas.microsoft.com/office/drawing/2016/5/10/chartex" xmlns:cx5="http://schemas.microsoft.com/office/drawing/2016/5/11/chartex" xmlns:cx6="http://schemas.microsoft.com/office/drawing/2016/5/12/chartex" xmlns:cx7="http://schemas.microsoft.com/office/drawing/2016/5/13/chartex" xmlns:cx8="http://schemas.microsoft.com/office/drawing/2016/5/14/chartex" xmlns:mc="http://schemas.openxmlformats.org/markup-compatibility/2006" xmlns:aink="http://schemas.microsoft.com/office/drawing/2016/ink" xmlns:am3d="http://schemas.microsoft.com/office/drawing/2017/model3d" xmlns:o="urn:schemas-microsoft-com:office:office" xmlns:oel="http://schemas.microsoft.com/office/2019/extlst" xmlns:r="http://schemas.openxmlformats.org/officeDocument/2006/relationships" xmlns:m="http://schemas.openxmlformats.org/officeDocument/2006/math" xmlns:v="urn:schemas-microsoft-com:vml" xmlns:wp14="http://schemas.microsoft.com/office/word/2010/wordprocessingDrawing" xmlns:wp="http://schemas.openxmlformats.org/drawingml/2006/wordprocessingDrawing" xmlns:w10="urn:schemas-microsoft-com:office:word" xmlns:w="http://schemas.openxmlformats.org/wordprocessingml/2006/main" xmlns:w14="http://schemas.microsoft.com/office/word/2010/wordml" xmlns:w15="http://schemas.microsoft.com/office/word/2012/wordml" xmlns:w16cex="http://schemas.microsoft.com/office/word/2018/wordml/cex" xmlns:w16cid="http://schemas.microsoft.com/office/word/2016/wordml/cid" xmlns:w16="http://schemas.microsoft.com/office/word/2018/wordml" xmlns:w16du="http://schemas.microsoft.com/office/word/2023/wordml/word16du" xmlns:w16sdtdh="http://schemas.microsoft.com/office/word/2020/wordml/sdtdatahash" xmlns:w16sdtfl="http://schemas.microsoft.com/office/word/2024/wordml/sdtformatlock" xmlns:w16se="http://schemas.microsoft.com/office/word/2015/wordml/symex" xmlns:wpg="http://schemas.microsoft.com/office/word/2010/wordprocessingGroup" xmlns:wpi="http://schemas.microsoft.com/office/word/2010/wordprocessingInk" xmlns:wne="http://schemas.microsoft.com/office/word/2006/wordml" xmlns:wps="http://schemas.microsoft.com/office/word/2010/wordprocessingShape" mc:Ignorable="w14 w15 w16se w16cid w16 w16cex w16sdtdh w16sdtfl w16du wp14">
   <w:p>
     <w:pPr>
@@ -31678,112 +31922,11 @@
         <w:sz w:val="20"/>
       </w:rPr>
     </w:pPr>
-    <w:r>
-      <w:rPr>
-        <w:noProof/>
-      </w:rPr>
-      <w:pict w14:anchorId="274F6ECC">
-        <v:shapetype id="_x0000_t202" coordsize="21600,21600" o:spt="202" path="m,l,21600r21600,l21600,xe">
-          <v:stroke joinstyle="miter"/>
-          <v:path gradientshapeok="t" o:connecttype="rect"/>
-        </v:shapetype>
-        <v:shape id="Marco30" o:spid="_x0000_s1046" type="#_x0000_t202" style="position:absolute;margin-left:457.65pt;margin-top:736.5pt;width:82.15pt;height:14.3pt;z-index:-251659264;visibility:visible;mso-wrap-style:square;mso-wrap-distance-left:0;mso-wrap-distance-top:0;mso-wrap-distance-right:0;mso-wrap-distance-bottom:0;mso-position-horizontal:absolute;mso-position-horizontal-relative:page;mso-position-vertical:absolute;mso-position-vertical-relative:page;v-text-anchor:top" o:gfxdata="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" o:allowincell="f" stroked="f">
-          <v:fill opacity="0"/>
-          <v:textbox inset="0,0,0,0">
-            <w:txbxContent>
-              <w:p>
-                <w:pPr>
-                  <w:pStyle w:val="Contenidodelmarco"/>
-                  <w:spacing w:before="13"/>
-                  <w:ind w:left="20"/>
-                  <w:rPr>
-                    <w:rFonts w:ascii="Arial" w:hAnsi="Arial"/>
-                    <w:b/>
-                  </w:rPr>
-                </w:pPr>
-                <w:r>
-                  <w:rPr>
-                    <w:rFonts w:ascii="Arial MT" w:hAnsi="Arial MT"/>
-                    <w:color w:val="000000"/>
-                  </w:rPr>
-                  <w:t xml:space="preserve">Página </w:t>
-                </w:r>
-                <w:r>
-                  <w:rPr>
-                    <w:rFonts w:ascii="Arial" w:hAnsi="Arial"/>
-                    <w:b/>
-                    <w:color w:val="000000"/>
-                  </w:rPr>
-                  <w:fldChar w:fldCharType="begin"/>
-                </w:r>
-                <w:r>
-                  <w:rPr>
-                    <w:rFonts w:ascii="Arial" w:hAnsi="Arial"/>
-                    <w:b/>
-                    <w:color w:val="000000"/>
-                  </w:rPr>
-                  <w:instrText xml:space="preserve"> PAGE </w:instrText>
-                </w:r>
-                <w:r>
-                  <w:rPr>
-                    <w:rFonts w:ascii="Arial" w:hAnsi="Arial"/>
-                    <w:b/>
-                    <w:color w:val="000000"/>
-                  </w:rPr>
-                  <w:fldChar w:fldCharType="separate"/>
-                </w:r>
-                <w:r>
-                  <w:rPr>
-                    <w:rFonts w:ascii="Arial" w:hAnsi="Arial"/>
-                    <w:b/>
-                    <w:color w:val="000000"/>
-                  </w:rPr>
-                  <w:t>19</w:t>
-                </w:r>
-                <w:r>
-                  <w:rPr>
-                    <w:rFonts w:ascii="Arial" w:hAnsi="Arial"/>
-                    <w:b/>
-                    <w:color w:val="000000"/>
-                  </w:rPr>
-                  <w:fldChar w:fldCharType="end"/>
-                </w:r>
-                <w:r>
-                  <w:rPr>
-                    <w:rFonts w:ascii="Arial" w:hAnsi="Arial"/>
-                    <w:b/>
-                    <w:color w:val="000000"/>
-                  </w:rPr>
-                  <w:t xml:space="preserve"> </w:t>
-                </w:r>
-                <w:r>
-                  <w:rPr>
-                    <w:rFonts w:ascii="Arial MT" w:hAnsi="Arial MT"/>
-                    <w:color w:val="000000"/>
-                  </w:rPr>
-                  <w:t xml:space="preserve">de </w:t>
-                </w:r>
-                <w:r>
-                  <w:rPr>
-                    <w:rFonts w:ascii="Arial" w:hAnsi="Arial"/>
-                    <w:b/>
-                    <w:color w:val="000000"/>
-                    <w:spacing w:val="-5"/>
-                  </w:rPr>
-                  <w:t>26</w:t>
-                </w:r>
-              </w:p>
-            </w:txbxContent>
-          </v:textbox>
-          <w10:wrap anchorx="page" anchory="page"/>
-        </v:shape>
-      </w:pict>
-    </w:r>
   </w:p>
 </w:ftr>
 </file>
 
-<file path=word/footer37.xml><?xml version="1.0" encoding="utf-8"?>
+<file path=word/footer38.xml><?xml version="1.0" encoding="utf-8"?>
 <w:ftr xmlns:wpc="http://schemas.microsoft.com/office/word/2010/wordprocessingCanvas" xmlns:cx="http://schemas.microsoft.com/office/drawing/2014/chartex" xmlns:cx1="http://schemas.microsoft.com/office/drawing/2015/9/8/chartex" xmlns:cx2="http://schemas.microsoft.com/office/drawing/2015/10/21/chartex" xmlns:cx3="http://schemas.microsoft.com/office/drawing/2016/5/9/chartex" xmlns:cx4="http://schemas.microsoft.com/office/drawing/2016/5/10/chartex" xmlns:cx5="http://schemas.microsoft.com/office/drawing/2016/5/11/chartex" xmlns:cx6="http://schemas.microsoft.com/office/drawing/2016/5/12/chartex" xmlns:cx7="http://schemas.microsoft.com/office/drawing/2016/5/13/chartex" xmlns:cx8="http://schemas.microsoft.com/office/drawing/2016/5/14/chartex" xmlns:mc="http://schemas.openxmlformats.org/markup-compatibility/2006" xmlns:aink="http://schemas.microsoft.com/office/drawing/2016/ink" xmlns:am3d="http://schemas.microsoft.com/office/drawing/2017/model3d" xmlns:o="urn:schemas-microsoft-com:office:office" xmlns:oel="http://schemas.microsoft.com/office/2019/extlst" xmlns:r="http://schemas.openxmlformats.org/officeDocument/2006/relationships" xmlns:m="http://schemas.openxmlformats.org/officeDocument/2006/math" xmlns:v="urn:schemas-microsoft-com:vml" xmlns:wp14="http://schemas.microsoft.com/office/word/2010/wordprocessingDrawing" xmlns:wp="http://schemas.openxmlformats.org/drawingml/2006/wordprocessingDrawing" xmlns:w10="urn:schemas-microsoft-com:office:word" xmlns:w="http://schemas.openxmlformats.org/wordprocessingml/2006/main" xmlns:w14="http://schemas.microsoft.com/office/word/2010/wordml" xmlns:w15="http://schemas.microsoft.com/office/word/2012/wordml" xmlns:w16cex="http://schemas.microsoft.com/office/word/2018/wordml/cex" xmlns:w16cid="http://schemas.microsoft.com/office/word/2016/wordml/cid" xmlns:w16="http://schemas.microsoft.com/office/word/2018/wordml" xmlns:w16du="http://schemas.microsoft.com/office/word/2023/wordml/word16du" xmlns:w16sdtdh="http://schemas.microsoft.com/office/word/2020/wordml/sdtdatahash" xmlns:w16sdtfl="http://schemas.microsoft.com/office/word/2024/wordml/sdtformatlock" xmlns:w16se="http://schemas.microsoft.com/office/word/2015/wordml/symex" xmlns:wpg="http://schemas.microsoft.com/office/word/2010/wordprocessingGroup" xmlns:wpi="http://schemas.microsoft.com/office/word/2010/wordprocessingInk" xmlns:wne="http://schemas.microsoft.com/office/word/2006/wordml" xmlns:wps="http://schemas.microsoft.com/office/word/2010/wordprocessingShape" mc:Ignorable="w14 w15 w16se w16cid w16 w16cex w16sdtdh w16sdtfl w16du wp14">
   <w:p>
     <w:pPr>
@@ -31898,7 +32041,7 @@
 </w:ftr>
 </file>
 
-<file path=word/footer38.xml><?xml version="1.0" encoding="utf-8"?>
+<file path=word/footer39.xml><?xml version="1.0" encoding="utf-8"?>
 <w:ftr xmlns:wpc="http://schemas.microsoft.com/office/word/2010/wordprocessingCanvas" xmlns:cx="http://schemas.microsoft.com/office/drawing/2014/chartex" xmlns:cx1="http://schemas.microsoft.com/office/drawing/2015/9/8/chartex" xmlns:cx2="http://schemas.microsoft.com/office/drawing/2015/10/21/chartex" xmlns:cx3="http://schemas.microsoft.com/office/drawing/2016/5/9/chartex" xmlns:cx4="http://schemas.microsoft.com/office/drawing/2016/5/10/chartex" xmlns:cx5="http://schemas.microsoft.com/office/drawing/2016/5/11/chartex" xmlns:cx6="http://schemas.microsoft.com/office/drawing/2016/5/12/chartex" xmlns:cx7="http://schemas.microsoft.com/office/drawing/2016/5/13/chartex" xmlns:cx8="http://schemas.microsoft.com/office/drawing/2016/5/14/chartex" xmlns:mc="http://schemas.openxmlformats.org/markup-compatibility/2006" xmlns:aink="http://schemas.microsoft.com/office/drawing/2016/ink" xmlns:am3d="http://schemas.microsoft.com/office/drawing/2017/model3d" xmlns:o="urn:schemas-microsoft-com:office:office" xmlns:oel="http://schemas.microsoft.com/office/2019/extlst" xmlns:r="http://schemas.openxmlformats.org/officeDocument/2006/relationships" xmlns:m="http://schemas.openxmlformats.org/officeDocument/2006/math" xmlns:v="urn:schemas-microsoft-com:vml" xmlns:wp14="http://schemas.microsoft.com/office/word/2010/wordprocessingDrawing" xmlns:wp="http://schemas.openxmlformats.org/drawingml/2006/wordprocessingDrawing" xmlns:w10="urn:schemas-microsoft-com:office:word" xmlns:w="http://schemas.openxmlformats.org/wordprocessingml/2006/main" xmlns:w14="http://schemas.microsoft.com/office/word/2010/wordml" xmlns:w15="http://schemas.microsoft.com/office/word/2012/wordml" xmlns:w16cex="http://schemas.microsoft.com/office/word/2018/wordml/cex" xmlns:w16cid="http://schemas.microsoft.com/office/word/2016/wordml/cid" xmlns:w16="http://schemas.microsoft.com/office/word/2018/wordml" xmlns:w16du="http://schemas.microsoft.com/office/word/2023/wordml/word16du" xmlns:w16sdtdh="http://schemas.microsoft.com/office/word/2020/wordml/sdtdatahash" xmlns:w16sdtfl="http://schemas.microsoft.com/office/word/2024/wordml/sdtformatlock" xmlns:w16se="http://schemas.microsoft.com/office/word/2015/wordml/symex" xmlns:wpg="http://schemas.microsoft.com/office/word/2010/wordprocessingGroup" xmlns:wpi="http://schemas.microsoft.com/office/word/2010/wordprocessingInk" xmlns:wne="http://schemas.microsoft.com/office/word/2006/wordml" xmlns:wps="http://schemas.microsoft.com/office/word/2010/wordprocessingShape" mc:Ignorable="w14 w15 w16se w16cid w16 w16cex w16sdtdh w16sdtfl w16du wp14">
   <w:p>
     <w:pPr>
@@ -31908,7 +32051,31 @@
 </w:ftr>
 </file>
 
-<file path=word/footer39.xml><?xml version="1.0" encoding="utf-8"?>
+<file path=word/footer4.xml><?xml version="1.0" encoding="utf-8"?>
+<w:ftr xmlns:wpc="http://schemas.microsoft.com/office/word/2010/wordprocessingCanvas" xmlns:cx="http://schemas.microsoft.com/office/drawing/2014/chartex" xmlns:cx1="http://schemas.microsoft.com/office/drawing/2015/9/8/chartex" xmlns:cx2="http://schemas.microsoft.com/office/drawing/2015/10/21/chartex" xmlns:cx3="http://schemas.microsoft.com/office/drawing/2016/5/9/chartex" xmlns:cx4="http://schemas.microsoft.com/office/drawing/2016/5/10/chartex" xmlns:cx5="http://schemas.microsoft.com/office/drawing/2016/5/11/chartex" xmlns:cx6="http://schemas.microsoft.com/office/drawing/2016/5/12/chartex" xmlns:cx7="http://schemas.microsoft.com/office/drawing/2016/5/13/chartex" xmlns:cx8="http://schemas.microsoft.com/office/drawing/2016/5/14/chartex" xmlns:mc="http://schemas.openxmlformats.org/markup-compatibility/2006" xmlns:aink="http://schemas.microsoft.com/office/drawing/2016/ink" xmlns:am3d="http://schemas.microsoft.com/office/drawing/2017/model3d" xmlns:o="urn:schemas-microsoft-com:office:office" xmlns:oel="http://schemas.microsoft.com/office/2019/extlst" xmlns:r="http://schemas.openxmlformats.org/officeDocument/2006/relationships" xmlns:m="http://schemas.openxmlformats.org/officeDocument/2006/math" xmlns:v="urn:schemas-microsoft-com:vml" xmlns:wp14="http://schemas.microsoft.com/office/word/2010/wordprocessingDrawing" xmlns:wp="http://schemas.openxmlformats.org/drawingml/2006/wordprocessingDrawing" xmlns:w10="urn:schemas-microsoft-com:office:word" xmlns:w="http://schemas.openxmlformats.org/wordprocessingml/2006/main" xmlns:w14="http://schemas.microsoft.com/office/word/2010/wordml" xmlns:w15="http://schemas.microsoft.com/office/word/2012/wordml" xmlns:w16cex="http://schemas.microsoft.com/office/word/2018/wordml/cex" xmlns:w16cid="http://schemas.microsoft.com/office/word/2016/wordml/cid" xmlns:w16="http://schemas.microsoft.com/office/word/2018/wordml" xmlns:w16du="http://schemas.microsoft.com/office/word/2023/wordml/word16du" xmlns:w16sdtdh="http://schemas.microsoft.com/office/word/2020/wordml/sdtdatahash" xmlns:w16sdtfl="http://schemas.microsoft.com/office/word/2024/wordml/sdtformatlock" xmlns:w16se="http://schemas.microsoft.com/office/word/2015/wordml/symex" xmlns:wpg="http://schemas.microsoft.com/office/word/2010/wordprocessingGroup" xmlns:wpi="http://schemas.microsoft.com/office/word/2010/wordprocessingInk" xmlns:wne="http://schemas.microsoft.com/office/word/2006/wordml" xmlns:wps="http://schemas.microsoft.com/office/word/2010/wordprocessingShape" mc:Ignorable="w14 w15 w16se w16cid w16 w16cex w16sdtdh w16sdtfl w16du wp14">
+  <w:p>
+    <w:pPr>
+      <w:pStyle w:val="Piedepgina"/>
+    </w:pPr>
+  </w:p>
+</w:ftr>
+</file>
+
+<file path=word/footer40.xml><?xml version="1.0" encoding="utf-8"?>
+<w:ftr xmlns:wpc="http://schemas.microsoft.com/office/word/2010/wordprocessingCanvas" xmlns:cx="http://schemas.microsoft.com/office/drawing/2014/chartex" xmlns:cx1="http://schemas.microsoft.com/office/drawing/2015/9/8/chartex" xmlns:cx2="http://schemas.microsoft.com/office/drawing/2015/10/21/chartex" xmlns:cx3="http://schemas.microsoft.com/office/drawing/2016/5/9/chartex" xmlns:cx4="http://schemas.microsoft.com/office/drawing/2016/5/10/chartex" xmlns:cx5="http://schemas.microsoft.com/office/drawing/2016/5/11/chartex" xmlns:cx6="http://schemas.microsoft.com/office/drawing/2016/5/12/chartex" xmlns:cx7="http://schemas.microsoft.com/office/drawing/2016/5/13/chartex" xmlns:cx8="http://schemas.microsoft.com/office/drawing/2016/5/14/chartex" xmlns:mc="http://schemas.openxmlformats.org/markup-compatibility/2006" xmlns:aink="http://schemas.microsoft.com/office/drawing/2016/ink" xmlns:am3d="http://schemas.microsoft.com/office/drawing/2017/model3d" xmlns:o="urn:schemas-microsoft-com:office:office" xmlns:oel="http://schemas.microsoft.com/office/2019/extlst" xmlns:r="http://schemas.openxmlformats.org/officeDocument/2006/relationships" xmlns:m="http://schemas.openxmlformats.org/officeDocument/2006/math" xmlns:v="urn:schemas-microsoft-com:vml" xmlns:wp14="http://schemas.microsoft.com/office/word/2010/wordprocessingDrawing" xmlns:wp="http://schemas.openxmlformats.org/drawingml/2006/wordprocessingDrawing" xmlns:w10="urn:schemas-microsoft-com:office:word" xmlns:w="http://schemas.openxmlformats.org/wordprocessingml/2006/main" xmlns:w14="http://schemas.microsoft.com/office/word/2010/wordml" xmlns:w15="http://schemas.microsoft.com/office/word/2012/wordml" xmlns:w16cex="http://schemas.microsoft.com/office/word/2018/wordml/cex" xmlns:w16cid="http://schemas.microsoft.com/office/word/2016/wordml/cid" xmlns:w16="http://schemas.microsoft.com/office/word/2018/wordml" xmlns:w16du="http://schemas.microsoft.com/office/word/2023/wordml/word16du" xmlns:w16sdtdh="http://schemas.microsoft.com/office/word/2020/wordml/sdtdatahash" xmlns:w16sdtfl="http://schemas.microsoft.com/office/word/2024/wordml/sdtformatlock" xmlns:w16se="http://schemas.microsoft.com/office/word/2015/wordml/symex" xmlns:wpg="http://schemas.microsoft.com/office/word/2010/wordprocessingGroup" xmlns:wpi="http://schemas.microsoft.com/office/word/2010/wordprocessingInk" xmlns:wne="http://schemas.microsoft.com/office/word/2006/wordml" xmlns:wps="http://schemas.microsoft.com/office/word/2010/wordprocessingShape" mc:Ignorable="w14 w15 w16se w16cid w16 w16cex w16sdtdh w16sdtfl w16du wp14">
+  <w:p>
+    <w:pPr>
+      <w:pStyle w:val="Textoindependiente"/>
+      <w:spacing w:line="14" w:lineRule="auto"/>
+      <w:rPr>
+        <w:sz w:val="20"/>
+      </w:rPr>
+    </w:pPr>
+  </w:p>
+</w:ftr>
+</file>
+
+<file path=word/footer41.xml><?xml version="1.0" encoding="utf-8"?>
 <w:ftr xmlns:wpc="http://schemas.microsoft.com/office/word/2010/wordprocessingCanvas" xmlns:cx="http://schemas.microsoft.com/office/drawing/2014/chartex" xmlns:cx1="http://schemas.microsoft.com/office/drawing/2015/9/8/chartex" xmlns:cx2="http://schemas.microsoft.com/office/drawing/2015/10/21/chartex" xmlns:cx3="http://schemas.microsoft.com/office/drawing/2016/5/9/chartex" xmlns:cx4="http://schemas.microsoft.com/office/drawing/2016/5/10/chartex" xmlns:cx5="http://schemas.microsoft.com/office/drawing/2016/5/11/chartex" xmlns:cx6="http://schemas.microsoft.com/office/drawing/2016/5/12/chartex" xmlns:cx7="http://schemas.microsoft.com/office/drawing/2016/5/13/chartex" xmlns:cx8="http://schemas.microsoft.com/office/drawing/2016/5/14/chartex" xmlns:mc="http://schemas.openxmlformats.org/markup-compatibility/2006" xmlns:aink="http://schemas.microsoft.com/office/drawing/2016/ink" xmlns:am3d="http://schemas.microsoft.com/office/drawing/2017/model3d" xmlns:o="urn:schemas-microsoft-com:office:office" xmlns:oel="http://schemas.microsoft.com/office/2019/extlst" xmlns:r="http://schemas.openxmlformats.org/officeDocument/2006/relationships" xmlns:m="http://schemas.openxmlformats.org/officeDocument/2006/math" xmlns:v="urn:schemas-microsoft-com:vml" xmlns:wp14="http://schemas.microsoft.com/office/word/2010/wordprocessingDrawing" xmlns:wp="http://schemas.openxmlformats.org/drawingml/2006/wordprocessingDrawing" xmlns:w10="urn:schemas-microsoft-com:office:word" xmlns:w="http://schemas.openxmlformats.org/wordprocessingml/2006/main" xmlns:w14="http://schemas.microsoft.com/office/word/2010/wordml" xmlns:w15="http://schemas.microsoft.com/office/word/2012/wordml" xmlns:w16cex="http://schemas.microsoft.com/office/word/2018/wordml/cex" xmlns:w16cid="http://schemas.microsoft.com/office/word/2016/wordml/cid" xmlns:w16="http://schemas.microsoft.com/office/word/2018/wordml" xmlns:w16du="http://schemas.microsoft.com/office/word/2023/wordml/word16du" xmlns:w16sdtdh="http://schemas.microsoft.com/office/word/2020/wordml/sdtdatahash" xmlns:w16sdtfl="http://schemas.microsoft.com/office/word/2024/wordml/sdtformatlock" xmlns:w16se="http://schemas.microsoft.com/office/word/2015/wordml/symex" xmlns:wpg="http://schemas.microsoft.com/office/word/2010/wordprocessingGroup" xmlns:wpi="http://schemas.microsoft.com/office/word/2010/wordprocessingInk" xmlns:wne="http://schemas.microsoft.com/office/word/2006/wordml" xmlns:wps="http://schemas.microsoft.com/office/word/2010/wordprocessingShape" mc:Ignorable="w14 w15 w16se w16cid w16 w16cex w16sdtdh w16sdtfl w16du wp14">
   <w:p>
     <w:pPr>
@@ -31922,14 +32089,14 @@
       <w:rPr>
         <w:noProof/>
       </w:rPr>
-      <w:pict w14:anchorId="47F2FFCB">
+      <w:pict w14:anchorId="2589FEDA">
         <v:shapetype id="_x0000_t202" coordsize="21600,21600" o:spt="202" path="m,l,21600r21600,l21600,xe">
           <v:stroke joinstyle="miter"/>
           <v:path gradientshapeok="t" o:connecttype="rect"/>
         </v:shapetype>
-        <v:shape id="Marco32" o:spid="_x0000_s1044" type="#_x0000_t202" style="position:absolute;margin-left:457.65pt;margin-top:736.5pt;width:82.15pt;height:14.3pt;z-index:-251655168;visibility:visible;mso-wrap-style:square;mso-wrap-distance-left:0;mso-wrap-distance-top:0;mso-wrap-distance-right:0;mso-wrap-distance-bottom:0;mso-position-horizontal:absolute;mso-position-horizontal-relative:page;mso-position-vertical:absolute;mso-position-vertical-relative:page;v-text-anchor:top" o:gfxdata="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" o:allowincell="f" stroked="f">
+        <v:shape id="_x0000_s1043" type="#_x0000_t202" style="position:absolute;margin-left:457.65pt;margin-top:736.5pt;width:82.15pt;height:14.3pt;z-index:-251654144;visibility:visible;mso-wrap-style:square;mso-wrap-distance-left:0;mso-wrap-distance-top:0;mso-wrap-distance-right:0;mso-wrap-distance-bottom:0;mso-position-horizontal:absolute;mso-position-horizontal-relative:page;mso-position-vertical:absolute;mso-position-vertical-relative:page;v-text-anchor:top" o:gfxdata="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" o:allowincell="f" stroked="f">
           <v:fill opacity="0"/>
-          <v:textbox inset="0,0,0,0">
+          <v:textbox style="mso-next-textbox:#_x0000_s1043" inset="0,0,0,0">
             <w:txbxContent>
               <w:p>
                 <w:pPr>
@@ -32023,7 +32190,31 @@
 </w:ftr>
 </file>
 
-<file path=word/footer4.xml><?xml version="1.0" encoding="utf-8"?>
+<file path=word/footer42.xml><?xml version="1.0" encoding="utf-8"?>
+<w:ftr xmlns:wpc="http://schemas.microsoft.com/office/word/2010/wordprocessingCanvas" xmlns:cx="http://schemas.microsoft.com/office/drawing/2014/chartex" xmlns:cx1="http://schemas.microsoft.com/office/drawing/2015/9/8/chartex" xmlns:cx2="http://schemas.microsoft.com/office/drawing/2015/10/21/chartex" xmlns:cx3="http://schemas.microsoft.com/office/drawing/2016/5/9/chartex" xmlns:cx4="http://schemas.microsoft.com/office/drawing/2016/5/10/chartex" xmlns:cx5="http://schemas.microsoft.com/office/drawing/2016/5/11/chartex" xmlns:cx6="http://schemas.microsoft.com/office/drawing/2016/5/12/chartex" xmlns:cx7="http://schemas.microsoft.com/office/drawing/2016/5/13/chartex" xmlns:cx8="http://schemas.microsoft.com/office/drawing/2016/5/14/chartex" xmlns:mc="http://schemas.openxmlformats.org/markup-compatibility/2006" xmlns:aink="http://schemas.microsoft.com/office/drawing/2016/ink" xmlns:am3d="http://schemas.microsoft.com/office/drawing/2017/model3d" xmlns:o="urn:schemas-microsoft-com:office:office" xmlns:oel="http://schemas.microsoft.com/office/2019/extlst" xmlns:r="http://schemas.openxmlformats.org/officeDocument/2006/relationships" xmlns:m="http://schemas.openxmlformats.org/officeDocument/2006/math" xmlns:v="urn:schemas-microsoft-com:vml" xmlns:wp14="http://schemas.microsoft.com/office/word/2010/wordprocessingDrawing" xmlns:wp="http://schemas.openxmlformats.org/drawingml/2006/wordprocessingDrawing" xmlns:w10="urn:schemas-microsoft-com:office:word" xmlns:w="http://schemas.openxmlformats.org/wordprocessingml/2006/main" xmlns:w14="http://schemas.microsoft.com/office/word/2010/wordml" xmlns:w15="http://schemas.microsoft.com/office/word/2012/wordml" xmlns:w16cex="http://schemas.microsoft.com/office/word/2018/wordml/cex" xmlns:w16cid="http://schemas.microsoft.com/office/word/2016/wordml/cid" xmlns:w16="http://schemas.microsoft.com/office/word/2018/wordml" xmlns:w16du="http://schemas.microsoft.com/office/word/2023/wordml/word16du" xmlns:w16sdtdh="http://schemas.microsoft.com/office/word/2020/wordml/sdtdatahash" xmlns:w16sdtfl="http://schemas.microsoft.com/office/word/2024/wordml/sdtformatlock" xmlns:w16se="http://schemas.microsoft.com/office/word/2015/wordml/symex" xmlns:wpg="http://schemas.microsoft.com/office/word/2010/wordprocessingGroup" xmlns:wpi="http://schemas.microsoft.com/office/word/2010/wordprocessingInk" xmlns:wne="http://schemas.microsoft.com/office/word/2006/wordml" xmlns:wps="http://schemas.microsoft.com/office/word/2010/wordprocessingShape" mc:Ignorable="w14 w15 w16se w16cid w16 w16cex w16sdtdh w16sdtfl w16du wp14">
+  <w:p>
+    <w:pPr>
+      <w:pStyle w:val="Piedepgina"/>
+    </w:pPr>
+  </w:p>
+</w:ftr>
+</file>
+
+<file path=word/footer43.xml><?xml version="1.0" encoding="utf-8"?>
+<w:ftr xmlns:wpc="http://schemas.microsoft.com/office/word/2010/wordprocessingCanvas" xmlns:cx="http://schemas.microsoft.com/office/drawing/2014/chartex" xmlns:cx1="http://schemas.microsoft.com/office/drawing/2015/9/8/chartex" xmlns:cx2="http://schemas.microsoft.com/office/drawing/2015/10/21/chartex" xmlns:cx3="http://schemas.microsoft.com/office/drawing/2016/5/9/chartex" xmlns:cx4="http://schemas.microsoft.com/office/drawing/2016/5/10/chartex" xmlns:cx5="http://schemas.microsoft.com/office/drawing/2016/5/11/chartex" xmlns:cx6="http://schemas.microsoft.com/office/drawing/2016/5/12/chartex" xmlns:cx7="http://schemas.microsoft.com/office/drawing/2016/5/13/chartex" xmlns:cx8="http://schemas.microsoft.com/office/drawing/2016/5/14/chartex" xmlns:mc="http://schemas.openxmlformats.org/markup-compatibility/2006" xmlns:aink="http://schemas.microsoft.com/office/drawing/2016/ink" xmlns:am3d="http://schemas.microsoft.com/office/drawing/2017/model3d" xmlns:o="urn:schemas-microsoft-com:office:office" xmlns:oel="http://schemas.microsoft.com/office/2019/extlst" xmlns:r="http://schemas.openxmlformats.org/officeDocument/2006/relationships" xmlns:m="http://schemas.openxmlformats.org/officeDocument/2006/math" xmlns:v="urn:schemas-microsoft-com:vml" xmlns:wp14="http://schemas.microsoft.com/office/word/2010/wordprocessingDrawing" xmlns:wp="http://schemas.openxmlformats.org/drawingml/2006/wordprocessingDrawing" xmlns:w10="urn:schemas-microsoft-com:office:word" xmlns:w="http://schemas.openxmlformats.org/wordprocessingml/2006/main" xmlns:w14="http://schemas.microsoft.com/office/word/2010/wordml" xmlns:w15="http://schemas.microsoft.com/office/word/2012/wordml" xmlns:w16cex="http://schemas.microsoft.com/office/word/2018/wordml/cex" xmlns:w16cid="http://schemas.microsoft.com/office/word/2016/wordml/cid" xmlns:w16="http://schemas.microsoft.com/office/word/2018/wordml" xmlns:w16du="http://schemas.microsoft.com/office/word/2023/wordml/word16du" xmlns:w16sdtdh="http://schemas.microsoft.com/office/word/2020/wordml/sdtdatahash" xmlns:w16sdtfl="http://schemas.microsoft.com/office/word/2024/wordml/sdtformatlock" xmlns:w16se="http://schemas.microsoft.com/office/word/2015/wordml/symex" xmlns:wpg="http://schemas.microsoft.com/office/word/2010/wordprocessingGroup" xmlns:wpi="http://schemas.microsoft.com/office/word/2010/wordprocessingInk" xmlns:wne="http://schemas.microsoft.com/office/word/2006/wordml" xmlns:wps="http://schemas.microsoft.com/office/word/2010/wordprocessingShape" mc:Ignorable="w14 w15 w16se w16cid w16 w16cex w16sdtdh w16sdtfl w16du wp14">
+  <w:p>
+    <w:pPr>
+      <w:pStyle w:val="Textoindependiente"/>
+      <w:spacing w:line="14" w:lineRule="auto"/>
+      <w:rPr>
+        <w:sz w:val="20"/>
+      </w:rPr>
+    </w:pPr>
+  </w:p>
+</w:ftr>
+</file>
+
+<file path=word/footer44.xml><?xml version="1.0" encoding="utf-8"?>
 <w:ftr xmlns:wpc="http://schemas.microsoft.com/office/word/2010/wordprocessingCanvas" xmlns:cx="http://schemas.microsoft.com/office/drawing/2014/chartex" xmlns:cx1="http://schemas.microsoft.com/office/drawing/2015/9/8/chartex" xmlns:cx2="http://schemas.microsoft.com/office/drawing/2015/10/21/chartex" xmlns:cx3="http://schemas.microsoft.com/office/drawing/2016/5/9/chartex" xmlns:cx4="http://schemas.microsoft.com/office/drawing/2016/5/10/chartex" xmlns:cx5="http://schemas.microsoft.com/office/drawing/2016/5/11/chartex" xmlns:cx6="http://schemas.microsoft.com/office/drawing/2016/5/12/chartex" xmlns:cx7="http://schemas.microsoft.com/office/drawing/2016/5/13/chartex" xmlns:cx8="http://schemas.microsoft.com/office/drawing/2016/5/14/chartex" xmlns:mc="http://schemas.openxmlformats.org/markup-compatibility/2006" xmlns:aink="http://schemas.microsoft.com/office/drawing/2016/ink" xmlns:am3d="http://schemas.microsoft.com/office/drawing/2017/model3d" xmlns:o="urn:schemas-microsoft-com:office:office" xmlns:oel="http://schemas.microsoft.com/office/2019/extlst" xmlns:r="http://schemas.openxmlformats.org/officeDocument/2006/relationships" xmlns:m="http://schemas.openxmlformats.org/officeDocument/2006/math" xmlns:v="urn:schemas-microsoft-com:vml" xmlns:wp14="http://schemas.microsoft.com/office/word/2010/wordprocessingDrawing" xmlns:wp="http://schemas.openxmlformats.org/drawingml/2006/wordprocessingDrawing" xmlns:w10="urn:schemas-microsoft-com:office:word" xmlns:w="http://schemas.openxmlformats.org/wordprocessingml/2006/main" xmlns:w14="http://schemas.microsoft.com/office/word/2010/wordml" xmlns:w15="http://schemas.microsoft.com/office/word/2012/wordml" xmlns:w16cex="http://schemas.microsoft.com/office/word/2018/wordml/cex" xmlns:w16cid="http://schemas.microsoft.com/office/word/2016/wordml/cid" xmlns:w16="http://schemas.microsoft.com/office/word/2018/wordml" xmlns:w16du="http://schemas.microsoft.com/office/word/2023/wordml/word16du" xmlns:w16sdtdh="http://schemas.microsoft.com/office/word/2020/wordml/sdtdatahash" xmlns:w16sdtfl="http://schemas.microsoft.com/office/word/2024/wordml/sdtformatlock" xmlns:w16se="http://schemas.microsoft.com/office/word/2015/wordml/symex" xmlns:wpg="http://schemas.microsoft.com/office/word/2010/wordprocessingGroup" xmlns:wpi="http://schemas.microsoft.com/office/word/2010/wordprocessingInk" xmlns:wne="http://schemas.microsoft.com/office/word/2006/wordml" xmlns:wps="http://schemas.microsoft.com/office/word/2010/wordprocessingShape" mc:Ignorable="w14 w15 w16se w16cid w16 w16cex w16sdtdh w16sdtfl w16du wp14">
   <w:p>
     <w:pPr>
@@ -32037,216 +32228,14 @@
       <w:rPr>
         <w:noProof/>
       </w:rPr>
-      <w:pict w14:anchorId="79F23D85">
+      <w:pict w14:anchorId="7FF13201">
         <v:shapetype id="_x0000_t202" coordsize="21600,21600" o:spt="202" path="m,l,21600r21600,l21600,xe">
           <v:stroke joinstyle="miter"/>
           <v:path gradientshapeok="t" o:connecttype="rect"/>
         </v:shapetype>
-        <v:shape id="Marco3" o:spid="_x0000_s1064" type="#_x0000_t202" style="position:absolute;margin-left:233.65pt;margin-top:684.45pt;width:303.9pt;height:10.95pt;z-index:-251662336;visibility:visible;mso-wrap-style:square;mso-wrap-distance-left:0;mso-wrap-distance-top:0;mso-wrap-distance-right:0;mso-wrap-distance-bottom:0;mso-position-horizontal:absolute;mso-position-horizontal-relative:page;mso-position-vertical:absolute;mso-position-vertical-relative:page;v-text-anchor:top" o:gfxdata="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" o:allowincell="f" stroked="f">
+        <v:shape id="_x0000_s1041" type="#_x0000_t202" style="position:absolute;margin-left:457.65pt;margin-top:736.5pt;width:82.15pt;height:14.3pt;z-index:-251652096;visibility:visible;mso-wrap-style:square;mso-wrap-distance-left:0;mso-wrap-distance-top:0;mso-wrap-distance-right:0;mso-wrap-distance-bottom:0;mso-position-horizontal:absolute;mso-position-horizontal-relative:page;mso-position-vertical:absolute;mso-position-vertical-relative:page;v-text-anchor:top" o:gfxdata="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" o:allowincell="f" stroked="f">
           <v:fill opacity="0"/>
-          <v:textbox inset="0,0,0,0">
-            <w:txbxContent>
-              <w:p>
-                <w:pPr>
-                  <w:pStyle w:val="Contenidodelmarco"/>
-                  <w:spacing w:before="14"/>
-                  <w:ind w:left="20"/>
-                  <w:rPr>
-                    <w:rFonts w:ascii="Arial MT" w:hAnsi="Arial MT"/>
-                    <w:sz w:val="16"/>
-                  </w:rPr>
-                </w:pPr>
-                <w:r>
-                  <w:rPr>
-                    <w:rFonts w:ascii="Arial MT" w:hAnsi="Arial MT"/>
-                    <w:color w:val="000000"/>
-                    <w:sz w:val="16"/>
-                  </w:rPr>
-                  <w:t>SANTA MARÍA ATARASQUILLO, LERMA ESTADO DE MÉXICO.</w:t>
-                </w:r>
-                <w:r>
-                  <w:rPr>
-                    <w:rFonts w:ascii="Arial MT" w:hAnsi="Arial MT"/>
-                    <w:color w:val="000000"/>
-                    <w:sz w:val="16"/>
-                  </w:rPr>
-                  <w:t xml:space="preserve"> </w:t>
-                </w:r>
-                <w:r>
-                  <w:rPr>
-                    <w:rFonts w:ascii="Arial MT" w:hAnsi="Arial MT"/>
-                    <w:color w:val="000000"/>
-                    <w:sz w:val="16"/>
-                  </w:rPr>
-                  <w:t xml:space="preserve">24 ABRIL </w:t>
-                </w:r>
-                <w:r>
-                  <w:rPr>
-                    <w:rFonts w:ascii="Arial MT" w:hAnsi="Arial MT"/>
-                    <w:color w:val="000000"/>
-                    <w:spacing w:val="-4"/>
-                    <w:sz w:val="16"/>
-                  </w:rPr>
-                  <w:t>2026</w:t>
-                </w:r>
-              </w:p>
-            </w:txbxContent>
-          </v:textbox>
-          <w10:wrap anchorx="page" anchory="page"/>
-        </v:shape>
-      </w:pict>
-    </w:r>
-  </w:p>
-</w:ftr>
-</file>
-
-<file path=word/footer40.xml><?xml version="1.0" encoding="utf-8"?>
-<w:ftr xmlns:wpc="http://schemas.microsoft.com/office/word/2010/wordprocessingCanvas" xmlns:cx="http://schemas.microsoft.com/office/drawing/2014/chartex" xmlns:cx1="http://schemas.microsoft.com/office/drawing/2015/9/8/chartex" xmlns:cx2="http://schemas.microsoft.com/office/drawing/2015/10/21/chartex" xmlns:cx3="http://schemas.microsoft.com/office/drawing/2016/5/9/chartex" xmlns:cx4="http://schemas.microsoft.com/office/drawing/2016/5/10/chartex" xmlns:cx5="http://schemas.microsoft.com/office/drawing/2016/5/11/chartex" xmlns:cx6="http://schemas.microsoft.com/office/drawing/2016/5/12/chartex" xmlns:cx7="http://schemas.microsoft.com/office/drawing/2016/5/13/chartex" xmlns:cx8="http://schemas.microsoft.com/office/drawing/2016/5/14/chartex" xmlns:mc="http://schemas.openxmlformats.org/markup-compatibility/2006" xmlns:aink="http://schemas.microsoft.com/office/drawing/2016/ink" xmlns:am3d="http://schemas.microsoft.com/office/drawing/2017/model3d" xmlns:o="urn:schemas-microsoft-com:office:office" xmlns:oel="http://schemas.microsoft.com/office/2019/extlst" xmlns:r="http://schemas.openxmlformats.org/officeDocument/2006/relationships" xmlns:m="http://schemas.openxmlformats.org/officeDocument/2006/math" xmlns:v="urn:schemas-microsoft-com:vml" xmlns:wp14="http://schemas.microsoft.com/office/word/2010/wordprocessingDrawing" xmlns:wp="http://schemas.openxmlformats.org/drawingml/2006/wordprocessingDrawing" xmlns:w10="urn:schemas-microsoft-com:office:word" xmlns:w="http://schemas.openxmlformats.org/wordprocessingml/2006/main" xmlns:w14="http://schemas.microsoft.com/office/word/2010/wordml" xmlns:w15="http://schemas.microsoft.com/office/word/2012/wordml" xmlns:w16cex="http://schemas.microsoft.com/office/word/2018/wordml/cex" xmlns:w16cid="http://schemas.microsoft.com/office/word/2016/wordml/cid" xmlns:w16="http://schemas.microsoft.com/office/word/2018/wordml" xmlns:w16du="http://schemas.microsoft.com/office/word/2023/wordml/word16du" xmlns:w16sdtdh="http://schemas.microsoft.com/office/word/2020/wordml/sdtdatahash" xmlns:w16sdtfl="http://schemas.microsoft.com/office/word/2024/wordml/sdtformatlock" xmlns:w16se="http://schemas.microsoft.com/office/word/2015/wordml/symex" xmlns:wpg="http://schemas.microsoft.com/office/word/2010/wordprocessingGroup" xmlns:wpi="http://schemas.microsoft.com/office/word/2010/wordprocessingInk" xmlns:wne="http://schemas.microsoft.com/office/word/2006/wordml" xmlns:wps="http://schemas.microsoft.com/office/word/2010/wordprocessingShape" mc:Ignorable="w14 w15 w16se w16cid w16 w16cex w16sdtdh w16sdtfl w16du wp14">
-  <w:p>
-    <w:pPr>
-      <w:pStyle w:val="Textoindependiente"/>
-      <w:spacing w:line="14" w:lineRule="auto"/>
-      <w:rPr>
-        <w:sz w:val="20"/>
-      </w:rPr>
-    </w:pPr>
-    <w:r>
-      <w:rPr>
-        <w:noProof/>
-      </w:rPr>
-      <w:pict w14:anchorId="2589FEDA">
-        <v:shapetype id="_x0000_t202" coordsize="21600,21600" o:spt="202" path="m,l,21600r21600,l21600,xe">
-          <v:stroke joinstyle="miter"/>
-          <v:path gradientshapeok="t" o:connecttype="rect"/>
-        </v:shapetype>
-        <v:shape id="_x0000_s1043" type="#_x0000_t202" style="position:absolute;margin-left:457.65pt;margin-top:736.5pt;width:82.15pt;height:14.3pt;z-index:-251654144;visibility:visible;mso-wrap-style:square;mso-wrap-distance-left:0;mso-wrap-distance-top:0;mso-wrap-distance-right:0;mso-wrap-distance-bottom:0;mso-position-horizontal:absolute;mso-position-horizontal-relative:page;mso-position-vertical:absolute;mso-position-vertical-relative:page;v-text-anchor:top" o:gfxdata="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" o:allowincell="f" stroked="f">
-          <v:fill opacity="0"/>
-          <v:textbox inset="0,0,0,0">
-            <w:txbxContent>
-              <w:p>
-                <w:pPr>
-                  <w:pStyle w:val="Contenidodelmarco"/>
-                  <w:spacing w:before="13"/>
-                  <w:ind w:left="20"/>
-                  <w:rPr>
-                    <w:rFonts w:ascii="Arial" w:hAnsi="Arial"/>
-                    <w:b/>
-                  </w:rPr>
-                </w:pPr>
-                <w:r>
-                  <w:rPr>
-                    <w:rFonts w:ascii="Arial MT" w:hAnsi="Arial MT"/>
-                    <w:color w:val="000000"/>
-                  </w:rPr>
-                  <w:t xml:space="preserve">Página </w:t>
-                </w:r>
-                <w:r>
-                  <w:rPr>
-                    <w:rFonts w:ascii="Arial" w:hAnsi="Arial"/>
-                    <w:b/>
-                    <w:color w:val="000000"/>
-                  </w:rPr>
-                  <w:fldChar w:fldCharType="begin"/>
-                </w:r>
-                <w:r>
-                  <w:rPr>
-                    <w:rFonts w:ascii="Arial" w:hAnsi="Arial"/>
-                    <w:b/>
-                    <w:color w:val="000000"/>
-                  </w:rPr>
-                  <w:instrText xml:space="preserve"> PAGE </w:instrText>
-                </w:r>
-                <w:r>
-                  <w:rPr>
-                    <w:rFonts w:ascii="Arial" w:hAnsi="Arial"/>
-                    <w:b/>
-                    <w:color w:val="000000"/>
-                  </w:rPr>
-                  <w:fldChar w:fldCharType="separate"/>
-                </w:r>
-                <w:r>
-                  <w:rPr>
-                    <w:rFonts w:ascii="Arial" w:hAnsi="Arial"/>
-                    <w:b/>
-                    <w:color w:val="000000"/>
-                  </w:rPr>
-                  <w:t>20</w:t>
-                </w:r>
-                <w:r>
-                  <w:rPr>
-                    <w:rFonts w:ascii="Arial" w:hAnsi="Arial"/>
-                    <w:b/>
-                    <w:color w:val="000000"/>
-                  </w:rPr>
-                  <w:fldChar w:fldCharType="end"/>
-                </w:r>
-                <w:r>
-                  <w:rPr>
-                    <w:rFonts w:ascii="Arial" w:hAnsi="Arial"/>
-                    <w:b/>
-                    <w:color w:val="000000"/>
-                  </w:rPr>
-                  <w:t xml:space="preserve"> </w:t>
-                </w:r>
-                <w:r>
-                  <w:rPr>
-                    <w:rFonts w:ascii="Arial MT" w:hAnsi="Arial MT"/>
-                    <w:color w:val="000000"/>
-                  </w:rPr>
-                  <w:t xml:space="preserve">de </w:t>
-                </w:r>
-                <w:r>
-                  <w:rPr>
-                    <w:rFonts w:ascii="Arial" w:hAnsi="Arial"/>
-                    <w:b/>
-                    <w:color w:val="000000"/>
-                    <w:spacing w:val="-5"/>
-                  </w:rPr>
-                  <w:t>26</w:t>
-                </w:r>
-              </w:p>
-            </w:txbxContent>
-          </v:textbox>
-          <w10:wrap anchorx="page" anchory="page"/>
-        </v:shape>
-      </w:pict>
-    </w:r>
-  </w:p>
-</w:ftr>
-</file>
-
-<file path=word/footer41.xml><?xml version="1.0" encoding="utf-8"?>
-<w:ftr xmlns:wpc="http://schemas.microsoft.com/office/word/2010/wordprocessingCanvas" xmlns:cx="http://schemas.microsoft.com/office/drawing/2014/chartex" xmlns:cx1="http://schemas.microsoft.com/office/drawing/2015/9/8/chartex" xmlns:cx2="http://schemas.microsoft.com/office/drawing/2015/10/21/chartex" xmlns:cx3="http://schemas.microsoft.com/office/drawing/2016/5/9/chartex" xmlns:cx4="http://schemas.microsoft.com/office/drawing/2016/5/10/chartex" xmlns:cx5="http://schemas.microsoft.com/office/drawing/2016/5/11/chartex" xmlns:cx6="http://schemas.microsoft.com/office/drawing/2016/5/12/chartex" xmlns:cx7="http://schemas.microsoft.com/office/drawing/2016/5/13/chartex" xmlns:cx8="http://schemas.microsoft.com/office/drawing/2016/5/14/chartex" xmlns:mc="http://schemas.openxmlformats.org/markup-compatibility/2006" xmlns:aink="http://schemas.microsoft.com/office/drawing/2016/ink" xmlns:am3d="http://schemas.microsoft.com/office/drawing/2017/model3d" xmlns:o="urn:schemas-microsoft-com:office:office" xmlns:oel="http://schemas.microsoft.com/office/2019/extlst" xmlns:r="http://schemas.openxmlformats.org/officeDocument/2006/relationships" xmlns:m="http://schemas.openxmlformats.org/officeDocument/2006/math" xmlns:v="urn:schemas-microsoft-com:vml" xmlns:wp14="http://schemas.microsoft.com/office/word/2010/wordprocessingDrawing" xmlns:wp="http://schemas.openxmlformats.org/drawingml/2006/wordprocessingDrawing" xmlns:w10="urn:schemas-microsoft-com:office:word" xmlns:w="http://schemas.openxmlformats.org/wordprocessingml/2006/main" xmlns:w14="http://schemas.microsoft.com/office/word/2010/wordml" xmlns:w15="http://schemas.microsoft.com/office/word/2012/wordml" xmlns:w16cex="http://schemas.microsoft.com/office/word/2018/wordml/cex" xmlns:w16cid="http://schemas.microsoft.com/office/word/2016/wordml/cid" xmlns:w16="http://schemas.microsoft.com/office/word/2018/wordml" xmlns:w16du="http://schemas.microsoft.com/office/word/2023/wordml/word16du" xmlns:w16sdtdh="http://schemas.microsoft.com/office/word/2020/wordml/sdtdatahash" xmlns:w16sdtfl="http://schemas.microsoft.com/office/word/2024/wordml/sdtformatlock" xmlns:w16se="http://schemas.microsoft.com/office/word/2015/wordml/symex" xmlns:wpg="http://schemas.microsoft.com/office/word/2010/wordprocessingGroup" xmlns:wpi="http://schemas.microsoft.com/office/word/2010/wordprocessingInk" xmlns:wne="http://schemas.microsoft.com/office/word/2006/wordml" xmlns:wps="http://schemas.microsoft.com/office/word/2010/wordprocessingShape" mc:Ignorable="w14 w15 w16se w16cid w16 w16cex w16sdtdh w16sdtfl w16du wp14">
-  <w:p>
-    <w:pPr>
-      <w:pStyle w:val="Piedepgina"/>
-    </w:pPr>
-  </w:p>
-</w:ftr>
-</file>
-
-<file path=word/footer42.xml><?xml version="1.0" encoding="utf-8"?>
-<w:ftr xmlns:wpc="http://schemas.microsoft.com/office/word/2010/wordprocessingCanvas" xmlns:cx="http://schemas.microsoft.com/office/drawing/2014/chartex" xmlns:cx1="http://schemas.microsoft.com/office/drawing/2015/9/8/chartex" xmlns:cx2="http://schemas.microsoft.com/office/drawing/2015/10/21/chartex" xmlns:cx3="http://schemas.microsoft.com/office/drawing/2016/5/9/chartex" xmlns:cx4="http://schemas.microsoft.com/office/drawing/2016/5/10/chartex" xmlns:cx5="http://schemas.microsoft.com/office/drawing/2016/5/11/chartex" xmlns:cx6="http://schemas.microsoft.com/office/drawing/2016/5/12/chartex" xmlns:cx7="http://schemas.microsoft.com/office/drawing/2016/5/13/chartex" xmlns:cx8="http://schemas.microsoft.com/office/drawing/2016/5/14/chartex" xmlns:mc="http://schemas.openxmlformats.org/markup-compatibility/2006" xmlns:aink="http://schemas.microsoft.com/office/drawing/2016/ink" xmlns:am3d="http://schemas.microsoft.com/office/drawing/2017/model3d" xmlns:o="urn:schemas-microsoft-com:office:office" xmlns:oel="http://schemas.microsoft.com/office/2019/extlst" xmlns:r="http://schemas.openxmlformats.org/officeDocument/2006/relationships" xmlns:m="http://schemas.openxmlformats.org/officeDocument/2006/math" xmlns:v="urn:schemas-microsoft-com:vml" xmlns:wp14="http://schemas.microsoft.com/office/word/2010/wordprocessingDrawing" xmlns:wp="http://schemas.openxmlformats.org/drawingml/2006/wordprocessingDrawing" xmlns:w10="urn:schemas-microsoft-com:office:word" xmlns:w="http://schemas.openxmlformats.org/wordprocessingml/2006/main" xmlns:w14="http://schemas.microsoft.com/office/word/2010/wordml" xmlns:w15="http://schemas.microsoft.com/office/word/2012/wordml" xmlns:w16cex="http://schemas.microsoft.com/office/word/2018/wordml/cex" xmlns:w16cid="http://schemas.microsoft.com/office/word/2016/wordml/cid" xmlns:w16="http://schemas.microsoft.com/office/word/2018/wordml" xmlns:w16du="http://schemas.microsoft.com/office/word/2023/wordml/word16du" xmlns:w16sdtdh="http://schemas.microsoft.com/office/word/2020/wordml/sdtdatahash" xmlns:w16sdtfl="http://schemas.microsoft.com/office/word/2024/wordml/sdtformatlock" xmlns:w16se="http://schemas.microsoft.com/office/word/2015/wordml/symex" xmlns:wpg="http://schemas.microsoft.com/office/word/2010/wordprocessingGroup" xmlns:wpi="http://schemas.microsoft.com/office/word/2010/wordprocessingInk" xmlns:wne="http://schemas.microsoft.com/office/word/2006/wordml" xmlns:wps="http://schemas.microsoft.com/office/word/2010/wordprocessingShape" mc:Ignorable="w14 w15 w16se w16cid w16 w16cex w16sdtdh w16sdtfl w16du wp14">
-  <w:p>
-    <w:pPr>
-      <w:pStyle w:val="Textoindependiente"/>
-      <w:spacing w:line="14" w:lineRule="auto"/>
-      <w:rPr>
-        <w:sz w:val="20"/>
-      </w:rPr>
-    </w:pPr>
-    <w:r>
-      <w:rPr>
-        <w:noProof/>
-      </w:rPr>
-      <w:pict w14:anchorId="3055C237">
-        <v:shapetype id="_x0000_t202" coordsize="21600,21600" o:spt="202" path="m,l,21600r21600,l21600,xe">
-          <v:stroke joinstyle="miter"/>
-          <v:path gradientshapeok="t" o:connecttype="rect"/>
-        </v:shapetype>
-        <v:shape id="Marco34" o:spid="_x0000_s1042" type="#_x0000_t202" style="position:absolute;margin-left:457.65pt;margin-top:736.5pt;width:82.15pt;height:14.3pt;z-index:-251653120;visibility:visible;mso-wrap-style:square;mso-wrap-distance-left:0;mso-wrap-distance-top:0;mso-wrap-distance-right:0;mso-wrap-distance-bottom:0;mso-position-horizontal:absolute;mso-position-horizontal-relative:page;mso-position-vertical:absolute;mso-position-vertical-relative:page;v-text-anchor:top" o:gfxdata="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" o:allowincell="f" stroked="f">
-          <v:fill opacity="0"/>
-          <v:textbox inset="0,0,0,0">
+          <v:textbox style="mso-next-textbox:#_x0000_s1041" inset="0,0,0,0">
             <w:txbxContent>
               <w:p>
                 <w:pPr>
@@ -32340,7 +32329,17 @@
 </w:ftr>
 </file>
 
-<file path=word/footer43.xml><?xml version="1.0" encoding="utf-8"?>
+<file path=word/footer45.xml><?xml version="1.0" encoding="utf-8"?>
+<w:ftr xmlns:wpc="http://schemas.microsoft.com/office/word/2010/wordprocessingCanvas" xmlns:cx="http://schemas.microsoft.com/office/drawing/2014/chartex" xmlns:cx1="http://schemas.microsoft.com/office/drawing/2015/9/8/chartex" xmlns:cx2="http://schemas.microsoft.com/office/drawing/2015/10/21/chartex" xmlns:cx3="http://schemas.microsoft.com/office/drawing/2016/5/9/chartex" xmlns:cx4="http://schemas.microsoft.com/office/drawing/2016/5/10/chartex" xmlns:cx5="http://schemas.microsoft.com/office/drawing/2016/5/11/chartex" xmlns:cx6="http://schemas.microsoft.com/office/drawing/2016/5/12/chartex" xmlns:cx7="http://schemas.microsoft.com/office/drawing/2016/5/13/chartex" xmlns:cx8="http://schemas.microsoft.com/office/drawing/2016/5/14/chartex" xmlns:mc="http://schemas.openxmlformats.org/markup-compatibility/2006" xmlns:aink="http://schemas.microsoft.com/office/drawing/2016/ink" xmlns:am3d="http://schemas.microsoft.com/office/drawing/2017/model3d" xmlns:o="urn:schemas-microsoft-com:office:office" xmlns:oel="http://schemas.microsoft.com/office/2019/extlst" xmlns:r="http://schemas.openxmlformats.org/officeDocument/2006/relationships" xmlns:m="http://schemas.openxmlformats.org/officeDocument/2006/math" xmlns:v="urn:schemas-microsoft-com:vml" xmlns:wp14="http://schemas.microsoft.com/office/word/2010/wordprocessingDrawing" xmlns:wp="http://schemas.openxmlformats.org/drawingml/2006/wordprocessingDrawing" xmlns:w10="urn:schemas-microsoft-com:office:word" xmlns:w="http://schemas.openxmlformats.org/wordprocessingml/2006/main" xmlns:w14="http://schemas.microsoft.com/office/word/2010/wordml" xmlns:w15="http://schemas.microsoft.com/office/word/2012/wordml" xmlns:w16cex="http://schemas.microsoft.com/office/word/2018/wordml/cex" xmlns:w16cid="http://schemas.microsoft.com/office/word/2016/wordml/cid" xmlns:w16="http://schemas.microsoft.com/office/word/2018/wordml" xmlns:w16du="http://schemas.microsoft.com/office/word/2023/wordml/word16du" xmlns:w16sdtdh="http://schemas.microsoft.com/office/word/2020/wordml/sdtdatahash" xmlns:w16sdtfl="http://schemas.microsoft.com/office/word/2024/wordml/sdtformatlock" xmlns:w16se="http://schemas.microsoft.com/office/word/2015/wordml/symex" xmlns:wpg="http://schemas.microsoft.com/office/word/2010/wordprocessingGroup" xmlns:wpi="http://schemas.microsoft.com/office/word/2010/wordprocessingInk" xmlns:wne="http://schemas.microsoft.com/office/word/2006/wordml" xmlns:wps="http://schemas.microsoft.com/office/word/2010/wordprocessingShape" mc:Ignorable="w14 w15 w16se w16cid w16 w16cex w16sdtdh w16sdtfl w16du wp14">
+  <w:p>
+    <w:pPr>
+      <w:pStyle w:val="Piedepgina"/>
+    </w:pPr>
+  </w:p>
+</w:ftr>
+</file>
+
+<file path=word/footer46.xml><?xml version="1.0" encoding="utf-8"?>
 <w:ftr xmlns:wpc="http://schemas.microsoft.com/office/word/2010/wordprocessingCanvas" xmlns:cx="http://schemas.microsoft.com/office/drawing/2014/chartex" xmlns:cx1="http://schemas.microsoft.com/office/drawing/2015/9/8/chartex" xmlns:cx2="http://schemas.microsoft.com/office/drawing/2015/10/21/chartex" xmlns:cx3="http://schemas.microsoft.com/office/drawing/2016/5/9/chartex" xmlns:cx4="http://schemas.microsoft.com/office/drawing/2016/5/10/chartex" xmlns:cx5="http://schemas.microsoft.com/office/drawing/2016/5/11/chartex" xmlns:cx6="http://schemas.microsoft.com/office/drawing/2016/5/12/chartex" xmlns:cx7="http://schemas.microsoft.com/office/drawing/2016/5/13/chartex" xmlns:cx8="http://schemas.microsoft.com/office/drawing/2016/5/14/chartex" xmlns:mc="http://schemas.openxmlformats.org/markup-compatibility/2006" xmlns:aink="http://schemas.microsoft.com/office/drawing/2016/ink" xmlns:am3d="http://schemas.microsoft.com/office/drawing/2017/model3d" xmlns:o="urn:schemas-microsoft-com:office:office" xmlns:oel="http://schemas.microsoft.com/office/2019/extlst" xmlns:r="http://schemas.openxmlformats.org/officeDocument/2006/relationships" xmlns:m="http://schemas.openxmlformats.org/officeDocument/2006/math" xmlns:v="urn:schemas-microsoft-com:vml" xmlns:wp14="http://schemas.microsoft.com/office/word/2010/wordprocessingDrawing" xmlns:wp="http://schemas.openxmlformats.org/drawingml/2006/wordprocessingDrawing" xmlns:w10="urn:schemas-microsoft-com:office:word" xmlns:w="http://schemas.openxmlformats.org/wordprocessingml/2006/main" xmlns:w14="http://schemas.microsoft.com/office/word/2010/wordml" xmlns:w15="http://schemas.microsoft.com/office/word/2012/wordml" xmlns:w16cex="http://schemas.microsoft.com/office/word/2018/wordml/cex" xmlns:w16cid="http://schemas.microsoft.com/office/word/2016/wordml/cid" xmlns:w16="http://schemas.microsoft.com/office/word/2018/wordml" xmlns:w16du="http://schemas.microsoft.com/office/word/2023/wordml/word16du" xmlns:w16sdtdh="http://schemas.microsoft.com/office/word/2020/wordml/sdtdatahash" xmlns:w16sdtfl="http://schemas.microsoft.com/office/word/2024/wordml/sdtformatlock" xmlns:w16se="http://schemas.microsoft.com/office/word/2015/wordml/symex" xmlns:wpg="http://schemas.microsoft.com/office/word/2010/wordprocessingGroup" xmlns:wpi="http://schemas.microsoft.com/office/word/2010/wordprocessingInk" xmlns:wne="http://schemas.microsoft.com/office/word/2006/wordml" xmlns:wps="http://schemas.microsoft.com/office/word/2010/wordprocessingShape" mc:Ignorable="w14 w15 w16se w16cid w16 w16cex w16sdtdh w16sdtfl w16du wp14">
   <w:p>
     <w:pPr>
@@ -32350,237 +32349,11 @@
         <w:sz w:val="20"/>
       </w:rPr>
     </w:pPr>
-    <w:r>
-      <w:rPr>
-        <w:noProof/>
-      </w:rPr>
-      <w:pict w14:anchorId="7FF13201">
-        <v:shapetype id="_x0000_t202" coordsize="21600,21600" o:spt="202" path="m,l,21600r21600,l21600,xe">
-          <v:stroke joinstyle="miter"/>
-          <v:path gradientshapeok="t" o:connecttype="rect"/>
-        </v:shapetype>
-        <v:shape id="_x0000_s1041" type="#_x0000_t202" style="position:absolute;margin-left:457.65pt;margin-top:736.5pt;width:82.15pt;height:14.3pt;z-index:-251652096;visibility:visible;mso-wrap-style:square;mso-wrap-distance-left:0;mso-wrap-distance-top:0;mso-wrap-distance-right:0;mso-wrap-distance-bottom:0;mso-position-horizontal:absolute;mso-position-horizontal-relative:page;mso-position-vertical:absolute;mso-position-vertical-relative:page;v-text-anchor:top" o:gfxdata="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" o:allowincell="f" stroked="f">
-          <v:fill opacity="0"/>
-          <v:textbox inset="0,0,0,0">
-            <w:txbxContent>
-              <w:p>
-                <w:pPr>
-                  <w:pStyle w:val="Contenidodelmarco"/>
-                  <w:spacing w:before="13"/>
-                  <w:ind w:left="20"/>
-                  <w:rPr>
-                    <w:rFonts w:ascii="Arial" w:hAnsi="Arial"/>
-                    <w:b/>
-                  </w:rPr>
-                </w:pPr>
-                <w:r>
-                  <w:rPr>
-                    <w:rFonts w:ascii="Arial MT" w:hAnsi="Arial MT"/>
-                    <w:color w:val="000000"/>
-                  </w:rPr>
-                  <w:t xml:space="preserve">Página </w:t>
-                </w:r>
-                <w:r>
-                  <w:rPr>
-                    <w:rFonts w:ascii="Arial" w:hAnsi="Arial"/>
-                    <w:b/>
-                    <w:color w:val="000000"/>
-                  </w:rPr>
-                  <w:fldChar w:fldCharType="begin"/>
-                </w:r>
-                <w:r>
-                  <w:rPr>
-                    <w:rFonts w:ascii="Arial" w:hAnsi="Arial"/>
-                    <w:b/>
-                    <w:color w:val="000000"/>
-                  </w:rPr>
-                  <w:instrText xml:space="preserve"> PAGE </w:instrText>
-                </w:r>
-                <w:r>
-                  <w:rPr>
-                    <w:rFonts w:ascii="Arial" w:hAnsi="Arial"/>
-                    <w:b/>
-                    <w:color w:val="000000"/>
-                  </w:rPr>
-                  <w:fldChar w:fldCharType="separate"/>
-                </w:r>
-                <w:r>
-                  <w:rPr>
-                    <w:rFonts w:ascii="Arial" w:hAnsi="Arial"/>
-                    <w:b/>
-                    <w:color w:val="000000"/>
-                  </w:rPr>
-                  <w:t>22</w:t>
-                </w:r>
-                <w:r>
-                  <w:rPr>
-                    <w:rFonts w:ascii="Arial" w:hAnsi="Arial"/>
-                    <w:b/>
-                    <w:color w:val="000000"/>
-                  </w:rPr>
-                  <w:fldChar w:fldCharType="end"/>
-                </w:r>
-                <w:r>
-                  <w:rPr>
-                    <w:rFonts w:ascii="Arial" w:hAnsi="Arial"/>
-                    <w:b/>
-                    <w:color w:val="000000"/>
-                  </w:rPr>
-                  <w:t xml:space="preserve"> </w:t>
-                </w:r>
-                <w:r>
-                  <w:rPr>
-                    <w:rFonts w:ascii="Arial MT" w:hAnsi="Arial MT"/>
-                    <w:color w:val="000000"/>
-                  </w:rPr>
-                  <w:t xml:space="preserve">de </w:t>
-                </w:r>
-                <w:r>
-                  <w:rPr>
-                    <w:rFonts w:ascii="Arial" w:hAnsi="Arial"/>
-                    <w:b/>
-                    <w:color w:val="000000"/>
-                    <w:spacing w:val="-5"/>
-                  </w:rPr>
-                  <w:t>26</w:t>
-                </w:r>
-              </w:p>
-            </w:txbxContent>
-          </v:textbox>
-          <w10:wrap anchorx="page" anchory="page"/>
-        </v:shape>
-      </w:pict>
-    </w:r>
   </w:p>
 </w:ftr>
 </file>
 
-<file path=word/footer44.xml><?xml version="1.0" encoding="utf-8"?>
-<w:ftr xmlns:wpc="http://schemas.microsoft.com/office/word/2010/wordprocessingCanvas" xmlns:cx="http://schemas.microsoft.com/office/drawing/2014/chartex" xmlns:cx1="http://schemas.microsoft.com/office/drawing/2015/9/8/chartex" xmlns:cx2="http://schemas.microsoft.com/office/drawing/2015/10/21/chartex" xmlns:cx3="http://schemas.microsoft.com/office/drawing/2016/5/9/chartex" xmlns:cx4="http://schemas.microsoft.com/office/drawing/2016/5/10/chartex" xmlns:cx5="http://schemas.microsoft.com/office/drawing/2016/5/11/chartex" xmlns:cx6="http://schemas.microsoft.com/office/drawing/2016/5/12/chartex" xmlns:cx7="http://schemas.microsoft.com/office/drawing/2016/5/13/chartex" xmlns:cx8="http://schemas.microsoft.com/office/drawing/2016/5/14/chartex" xmlns:mc="http://schemas.openxmlformats.org/markup-compatibility/2006" xmlns:aink="http://schemas.microsoft.com/office/drawing/2016/ink" xmlns:am3d="http://schemas.microsoft.com/office/drawing/2017/model3d" xmlns:o="urn:schemas-microsoft-com:office:office" xmlns:oel="http://schemas.microsoft.com/office/2019/extlst" xmlns:r="http://schemas.openxmlformats.org/officeDocument/2006/relationships" xmlns:m="http://schemas.openxmlformats.org/officeDocument/2006/math" xmlns:v="urn:schemas-microsoft-com:vml" xmlns:wp14="http://schemas.microsoft.com/office/word/2010/wordprocessingDrawing" xmlns:wp="http://schemas.openxmlformats.org/drawingml/2006/wordprocessingDrawing" xmlns:w10="urn:schemas-microsoft-com:office:word" xmlns:w="http://schemas.openxmlformats.org/wordprocessingml/2006/main" xmlns:w14="http://schemas.microsoft.com/office/word/2010/wordml" xmlns:w15="http://schemas.microsoft.com/office/word/2012/wordml" xmlns:w16cex="http://schemas.microsoft.com/office/word/2018/wordml/cex" xmlns:w16cid="http://schemas.microsoft.com/office/word/2016/wordml/cid" xmlns:w16="http://schemas.microsoft.com/office/word/2018/wordml" xmlns:w16du="http://schemas.microsoft.com/office/word/2023/wordml/word16du" xmlns:w16sdtdh="http://schemas.microsoft.com/office/word/2020/wordml/sdtdatahash" xmlns:w16sdtfl="http://schemas.microsoft.com/office/word/2024/wordml/sdtformatlock" xmlns:w16se="http://schemas.microsoft.com/office/word/2015/wordml/symex" xmlns:wpg="http://schemas.microsoft.com/office/word/2010/wordprocessingGroup" xmlns:wpi="http://schemas.microsoft.com/office/word/2010/wordprocessingInk" xmlns:wne="http://schemas.microsoft.com/office/word/2006/wordml" xmlns:wps="http://schemas.microsoft.com/office/word/2010/wordprocessingShape" mc:Ignorable="w14 w15 w16se w16cid w16 w16cex w16sdtdh w16sdtfl w16du wp14">
-  <w:p>
-    <w:pPr>
-      <w:pStyle w:val="Piedepgina"/>
-    </w:pPr>
-  </w:p>
-</w:ftr>
-</file>
-
-<file path=word/footer45.xml><?xml version="1.0" encoding="utf-8"?>
-<w:ftr xmlns:wpc="http://schemas.microsoft.com/office/word/2010/wordprocessingCanvas" xmlns:cx="http://schemas.microsoft.com/office/drawing/2014/chartex" xmlns:cx1="http://schemas.microsoft.com/office/drawing/2015/9/8/chartex" xmlns:cx2="http://schemas.microsoft.com/office/drawing/2015/10/21/chartex" xmlns:cx3="http://schemas.microsoft.com/office/drawing/2016/5/9/chartex" xmlns:cx4="http://schemas.microsoft.com/office/drawing/2016/5/10/chartex" xmlns:cx5="http://schemas.microsoft.com/office/drawing/2016/5/11/chartex" xmlns:cx6="http://schemas.microsoft.com/office/drawing/2016/5/12/chartex" xmlns:cx7="http://schemas.microsoft.com/office/drawing/2016/5/13/chartex" xmlns:cx8="http://schemas.microsoft.com/office/drawing/2016/5/14/chartex" xmlns:mc="http://schemas.openxmlformats.org/markup-compatibility/2006" xmlns:aink="http://schemas.microsoft.com/office/drawing/2016/ink" xmlns:am3d="http://schemas.microsoft.com/office/drawing/2017/model3d" xmlns:o="urn:schemas-microsoft-com:office:office" xmlns:oel="http://schemas.microsoft.com/office/2019/extlst" xmlns:r="http://schemas.openxmlformats.org/officeDocument/2006/relationships" xmlns:m="http://schemas.openxmlformats.org/officeDocument/2006/math" xmlns:v="urn:schemas-microsoft-com:vml" xmlns:wp14="http://schemas.microsoft.com/office/word/2010/wordprocessingDrawing" xmlns:wp="http://schemas.openxmlformats.org/drawingml/2006/wordprocessingDrawing" xmlns:w10="urn:schemas-microsoft-com:office:word" xmlns:w="http://schemas.openxmlformats.org/wordprocessingml/2006/main" xmlns:w14="http://schemas.microsoft.com/office/word/2010/wordml" xmlns:w15="http://schemas.microsoft.com/office/word/2012/wordml" xmlns:w16cex="http://schemas.microsoft.com/office/word/2018/wordml/cex" xmlns:w16cid="http://schemas.microsoft.com/office/word/2016/wordml/cid" xmlns:w16="http://schemas.microsoft.com/office/word/2018/wordml" xmlns:w16du="http://schemas.microsoft.com/office/word/2023/wordml/word16du" xmlns:w16sdtdh="http://schemas.microsoft.com/office/word/2020/wordml/sdtdatahash" xmlns:w16sdtfl="http://schemas.microsoft.com/office/word/2024/wordml/sdtformatlock" xmlns:w16se="http://schemas.microsoft.com/office/word/2015/wordml/symex" xmlns:wpg="http://schemas.microsoft.com/office/word/2010/wordprocessingGroup" xmlns:wpi="http://schemas.microsoft.com/office/word/2010/wordprocessingInk" xmlns:wne="http://schemas.microsoft.com/office/word/2006/wordml" xmlns:wps="http://schemas.microsoft.com/office/word/2010/wordprocessingShape" mc:Ignorable="w14 w15 w16se w16cid w16 w16cex w16sdtdh w16sdtfl w16du wp14">
-  <w:p>
-    <w:pPr>
-      <w:pStyle w:val="Textoindependiente"/>
-      <w:spacing w:line="14" w:lineRule="auto"/>
-      <w:rPr>
-        <w:sz w:val="20"/>
-      </w:rPr>
-    </w:pPr>
-    <w:r>
-      <w:rPr>
-        <w:noProof/>
-      </w:rPr>
-      <w:pict w14:anchorId="475F0FE6">
-        <v:shapetype id="_x0000_t202" coordsize="21600,21600" o:spt="202" path="m,l,21600r21600,l21600,xe">
-          <v:stroke joinstyle="miter"/>
-          <v:path gradientshapeok="t" o:connecttype="rect"/>
-        </v:shapetype>
-        <v:shape id="Marco36" o:spid="_x0000_s1040" type="#_x0000_t202" style="position:absolute;margin-left:457.65pt;margin-top:736.5pt;width:82.15pt;height:14.3pt;z-index:-251650048;visibility:visible;mso-wrap-style:square;mso-wrap-distance-left:0;mso-wrap-distance-top:0;mso-wrap-distance-right:0;mso-wrap-distance-bottom:0;mso-position-horizontal:absolute;mso-position-horizontal-relative:page;mso-position-vertical:absolute;mso-position-vertical-relative:page;v-text-anchor:top" o:gfxdata="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" o:allowincell="f" stroked="f">
-          <v:fill opacity="0"/>
-          <v:textbox inset="0,0,0,0">
-            <w:txbxContent>
-              <w:p>
-                <w:pPr>
-                  <w:pStyle w:val="Contenidodelmarco"/>
-                  <w:spacing w:before="13"/>
-                  <w:ind w:left="20"/>
-                  <w:rPr>
-                    <w:rFonts w:ascii="Arial" w:hAnsi="Arial"/>
-                    <w:b/>
-                  </w:rPr>
-                </w:pPr>
-                <w:r>
-                  <w:rPr>
-                    <w:rFonts w:ascii="Arial MT" w:hAnsi="Arial MT"/>
-                    <w:color w:val="000000"/>
-                  </w:rPr>
-                  <w:t xml:space="preserve">Página </w:t>
-                </w:r>
-                <w:r>
-                  <w:rPr>
-                    <w:rFonts w:ascii="Arial" w:hAnsi="Arial"/>
-                    <w:b/>
-                    <w:color w:val="000000"/>
-                  </w:rPr>
-                  <w:fldChar w:fldCharType="begin"/>
-                </w:r>
-                <w:r>
-                  <w:rPr>
-                    <w:rFonts w:ascii="Arial" w:hAnsi="Arial"/>
-                    <w:b/>
-                    <w:color w:val="000000"/>
-                  </w:rPr>
-                  <w:instrText xml:space="preserve"> PAGE </w:instrText>
-                </w:r>
-                <w:r>
-                  <w:rPr>
-                    <w:rFonts w:ascii="Arial" w:hAnsi="Arial"/>
-                    <w:b/>
-                    <w:color w:val="000000"/>
-                  </w:rPr>
-                  <w:fldChar w:fldCharType="separate"/>
-                </w:r>
-                <w:r>
-                  <w:rPr>
-                    <w:rFonts w:ascii="Arial" w:hAnsi="Arial"/>
-                    <w:b/>
-                    <w:color w:val="000000"/>
-                  </w:rPr>
-                  <w:t>23</w:t>
-                </w:r>
-                <w:r>
-                  <w:rPr>
-                    <w:rFonts w:ascii="Arial" w:hAnsi="Arial"/>
-                    <w:b/>
-                    <w:color w:val="000000"/>
-                  </w:rPr>
-                  <w:fldChar w:fldCharType="end"/>
-                </w:r>
-                <w:r>
-                  <w:rPr>
-                    <w:rFonts w:ascii="Arial" w:hAnsi="Arial"/>
-                    <w:b/>
-                    <w:color w:val="000000"/>
-                  </w:rPr>
-                  <w:t xml:space="preserve"> </w:t>
-                </w:r>
-                <w:r>
-                  <w:rPr>
-                    <w:rFonts w:ascii="Arial MT" w:hAnsi="Arial MT"/>
-                    <w:color w:val="000000"/>
-                  </w:rPr>
-                  <w:t xml:space="preserve">de </w:t>
-                </w:r>
-                <w:r>
-                  <w:rPr>
-                    <w:rFonts w:ascii="Arial" w:hAnsi="Arial"/>
-                    <w:b/>
-                    <w:color w:val="000000"/>
-                    <w:spacing w:val="-5"/>
-                  </w:rPr>
-                  <w:t>26</w:t>
-                </w:r>
-              </w:p>
-            </w:txbxContent>
-          </v:textbox>
-          <w10:wrap anchorx="page" anchory="page"/>
-        </v:shape>
-      </w:pict>
-    </w:r>
-  </w:p>
-</w:ftr>
-</file>
-
-<file path=word/footer46.xml><?xml version="1.0" encoding="utf-8"?>
+<file path=word/footer47.xml><?xml version="1.0" encoding="utf-8"?>
 <w:ftr xmlns:wpc="http://schemas.microsoft.com/office/word/2010/wordprocessingCanvas" xmlns:cx="http://schemas.microsoft.com/office/drawing/2014/chartex" xmlns:cx1="http://schemas.microsoft.com/office/drawing/2015/9/8/chartex" xmlns:cx2="http://schemas.microsoft.com/office/drawing/2015/10/21/chartex" xmlns:cx3="http://schemas.microsoft.com/office/drawing/2016/5/9/chartex" xmlns:cx4="http://schemas.microsoft.com/office/drawing/2016/5/10/chartex" xmlns:cx5="http://schemas.microsoft.com/office/drawing/2016/5/11/chartex" xmlns:cx6="http://schemas.microsoft.com/office/drawing/2016/5/12/chartex" xmlns:cx7="http://schemas.microsoft.com/office/drawing/2016/5/13/chartex" xmlns:cx8="http://schemas.microsoft.com/office/drawing/2016/5/14/chartex" xmlns:mc="http://schemas.openxmlformats.org/markup-compatibility/2006" xmlns:aink="http://schemas.microsoft.com/office/drawing/2016/ink" xmlns:am3d="http://schemas.microsoft.com/office/drawing/2017/model3d" xmlns:o="urn:schemas-microsoft-com:office:office" xmlns:oel="http://schemas.microsoft.com/office/2019/extlst" xmlns:r="http://schemas.openxmlformats.org/officeDocument/2006/relationships" xmlns:m="http://schemas.openxmlformats.org/officeDocument/2006/math" xmlns:v="urn:schemas-microsoft-com:vml" xmlns:wp14="http://schemas.microsoft.com/office/word/2010/wordprocessingDrawing" xmlns:wp="http://schemas.openxmlformats.org/drawingml/2006/wordprocessingDrawing" xmlns:w10="urn:schemas-microsoft-com:office:word" xmlns:w="http://schemas.openxmlformats.org/wordprocessingml/2006/main" xmlns:w14="http://schemas.microsoft.com/office/word/2010/wordml" xmlns:w15="http://schemas.microsoft.com/office/word/2012/wordml" xmlns:w16cex="http://schemas.microsoft.com/office/word/2018/wordml/cex" xmlns:w16cid="http://schemas.microsoft.com/office/word/2016/wordml/cid" xmlns:w16="http://schemas.microsoft.com/office/word/2018/wordml" xmlns:w16du="http://schemas.microsoft.com/office/word/2023/wordml/word16du" xmlns:w16sdtdh="http://schemas.microsoft.com/office/word/2020/wordml/sdtdatahash" xmlns:w16sdtfl="http://schemas.microsoft.com/office/word/2024/wordml/sdtformatlock" xmlns:w16se="http://schemas.microsoft.com/office/word/2015/wordml/symex" xmlns:wpg="http://schemas.microsoft.com/office/word/2010/wordprocessingGroup" xmlns:wpi="http://schemas.microsoft.com/office/word/2010/wordprocessingInk" xmlns:wne="http://schemas.microsoft.com/office/word/2006/wordml" xmlns:wps="http://schemas.microsoft.com/office/word/2010/wordprocessingShape" mc:Ignorable="w14 w15 w16se w16cid w16 w16cex w16sdtdh w16sdtfl w16du wp14">
   <w:p>
     <w:pPr>
@@ -32695,7 +32468,7 @@
 </w:ftr>
 </file>
 
-<file path=word/footer47.xml><?xml version="1.0" encoding="utf-8"?>
+<file path=word/footer48.xml><?xml version="1.0" encoding="utf-8"?>
 <w:ftr xmlns:wpc="http://schemas.microsoft.com/office/word/2010/wordprocessingCanvas" xmlns:cx="http://schemas.microsoft.com/office/drawing/2014/chartex" xmlns:cx1="http://schemas.microsoft.com/office/drawing/2015/9/8/chartex" xmlns:cx2="http://schemas.microsoft.com/office/drawing/2015/10/21/chartex" xmlns:cx3="http://schemas.microsoft.com/office/drawing/2016/5/9/chartex" xmlns:cx4="http://schemas.microsoft.com/office/drawing/2016/5/10/chartex" xmlns:cx5="http://schemas.microsoft.com/office/drawing/2016/5/11/chartex" xmlns:cx6="http://schemas.microsoft.com/office/drawing/2016/5/12/chartex" xmlns:cx7="http://schemas.microsoft.com/office/drawing/2016/5/13/chartex" xmlns:cx8="http://schemas.microsoft.com/office/drawing/2016/5/14/chartex" xmlns:mc="http://schemas.openxmlformats.org/markup-compatibility/2006" xmlns:aink="http://schemas.microsoft.com/office/drawing/2016/ink" xmlns:am3d="http://schemas.microsoft.com/office/drawing/2017/model3d" xmlns:o="urn:schemas-microsoft-com:office:office" xmlns:oel="http://schemas.microsoft.com/office/2019/extlst" xmlns:r="http://schemas.openxmlformats.org/officeDocument/2006/relationships" xmlns:m="http://schemas.openxmlformats.org/officeDocument/2006/math" xmlns:v="urn:schemas-microsoft-com:vml" xmlns:wp14="http://schemas.microsoft.com/office/word/2010/wordprocessingDrawing" xmlns:wp="http://schemas.openxmlformats.org/drawingml/2006/wordprocessingDrawing" xmlns:w10="urn:schemas-microsoft-com:office:word" xmlns:w="http://schemas.openxmlformats.org/wordprocessingml/2006/main" xmlns:w14="http://schemas.microsoft.com/office/word/2010/wordml" xmlns:w15="http://schemas.microsoft.com/office/word/2012/wordml" xmlns:w16cex="http://schemas.microsoft.com/office/word/2018/wordml/cex" xmlns:w16cid="http://schemas.microsoft.com/office/word/2016/wordml/cid" xmlns:w16="http://schemas.microsoft.com/office/word/2018/wordml" xmlns:w16du="http://schemas.microsoft.com/office/word/2023/wordml/word16du" xmlns:w16sdtdh="http://schemas.microsoft.com/office/word/2020/wordml/sdtdatahash" xmlns:w16sdtfl="http://schemas.microsoft.com/office/word/2024/wordml/sdtformatlock" xmlns:w16se="http://schemas.microsoft.com/office/word/2015/wordml/symex" xmlns:wpg="http://schemas.microsoft.com/office/word/2010/wordprocessingGroup" xmlns:wpi="http://schemas.microsoft.com/office/word/2010/wordprocessingInk" xmlns:wne="http://schemas.microsoft.com/office/word/2006/wordml" xmlns:wps="http://schemas.microsoft.com/office/word/2010/wordprocessingShape" mc:Ignorable="w14 w15 w16se w16cid w16 w16cex w16sdtdh w16sdtfl w16du wp14">
   <w:p>
     <w:pPr>
@@ -32705,7 +32478,21 @@
 </w:ftr>
 </file>
 
-<file path=word/footer48.xml><?xml version="1.0" encoding="utf-8"?>
+<file path=word/footer49.xml><?xml version="1.0" encoding="utf-8"?>
+<w:ftr xmlns:wpc="http://schemas.microsoft.com/office/word/2010/wordprocessingCanvas" xmlns:cx="http://schemas.microsoft.com/office/drawing/2014/chartex" xmlns:cx1="http://schemas.microsoft.com/office/drawing/2015/9/8/chartex" xmlns:cx2="http://schemas.microsoft.com/office/drawing/2015/10/21/chartex" xmlns:cx3="http://schemas.microsoft.com/office/drawing/2016/5/9/chartex" xmlns:cx4="http://schemas.microsoft.com/office/drawing/2016/5/10/chartex" xmlns:cx5="http://schemas.microsoft.com/office/drawing/2016/5/11/chartex" xmlns:cx6="http://schemas.microsoft.com/office/drawing/2016/5/12/chartex" xmlns:cx7="http://schemas.microsoft.com/office/drawing/2016/5/13/chartex" xmlns:cx8="http://schemas.microsoft.com/office/drawing/2016/5/14/chartex" xmlns:mc="http://schemas.openxmlformats.org/markup-compatibility/2006" xmlns:aink="http://schemas.microsoft.com/office/drawing/2016/ink" xmlns:am3d="http://schemas.microsoft.com/office/drawing/2017/model3d" xmlns:o="urn:schemas-microsoft-com:office:office" xmlns:oel="http://schemas.microsoft.com/office/2019/extlst" xmlns:r="http://schemas.openxmlformats.org/officeDocument/2006/relationships" xmlns:m="http://schemas.openxmlformats.org/officeDocument/2006/math" xmlns:v="urn:schemas-microsoft-com:vml" xmlns:wp14="http://schemas.microsoft.com/office/word/2010/wordprocessingDrawing" xmlns:wp="http://schemas.openxmlformats.org/drawingml/2006/wordprocessingDrawing" xmlns:w10="urn:schemas-microsoft-com:office:word" xmlns:w="http://schemas.openxmlformats.org/wordprocessingml/2006/main" xmlns:w14="http://schemas.microsoft.com/office/word/2010/wordml" xmlns:w15="http://schemas.microsoft.com/office/word/2012/wordml" xmlns:w16cex="http://schemas.microsoft.com/office/word/2018/wordml/cex" xmlns:w16cid="http://schemas.microsoft.com/office/word/2016/wordml/cid" xmlns:w16="http://schemas.microsoft.com/office/word/2018/wordml" xmlns:w16du="http://schemas.microsoft.com/office/word/2023/wordml/word16du" xmlns:w16sdtdh="http://schemas.microsoft.com/office/word/2020/wordml/sdtdatahash" xmlns:w16sdtfl="http://schemas.microsoft.com/office/word/2024/wordml/sdtformatlock" xmlns:w16se="http://schemas.microsoft.com/office/word/2015/wordml/symex" xmlns:wpg="http://schemas.microsoft.com/office/word/2010/wordprocessingGroup" xmlns:wpi="http://schemas.microsoft.com/office/word/2010/wordprocessingInk" xmlns:wne="http://schemas.microsoft.com/office/word/2006/wordml" xmlns:wps="http://schemas.microsoft.com/office/word/2010/wordprocessingShape" mc:Ignorable="w14 w15 w16se w16cid w16 w16cex w16sdtdh w16sdtfl w16du wp14">
+  <w:p>
+    <w:pPr>
+      <w:pStyle w:val="Textoindependiente"/>
+      <w:spacing w:line="14" w:lineRule="auto"/>
+      <w:rPr>
+        <w:sz w:val="20"/>
+      </w:rPr>
+    </w:pPr>
+  </w:p>
+</w:ftr>
+</file>
+
+<file path=word/footer5.xml><?xml version="1.0" encoding="utf-8"?>
 <w:ftr xmlns:wpc="http://schemas.microsoft.com/office/word/2010/wordprocessingCanvas" xmlns:cx="http://schemas.microsoft.com/office/drawing/2014/chartex" xmlns:cx1="http://schemas.microsoft.com/office/drawing/2015/9/8/chartex" xmlns:cx2="http://schemas.microsoft.com/office/drawing/2015/10/21/chartex" xmlns:cx3="http://schemas.microsoft.com/office/drawing/2016/5/9/chartex" xmlns:cx4="http://schemas.microsoft.com/office/drawing/2016/5/10/chartex" xmlns:cx5="http://schemas.microsoft.com/office/drawing/2016/5/11/chartex" xmlns:cx6="http://schemas.microsoft.com/office/drawing/2016/5/12/chartex" xmlns:cx7="http://schemas.microsoft.com/office/drawing/2016/5/13/chartex" xmlns:cx8="http://schemas.microsoft.com/office/drawing/2016/5/14/chartex" xmlns:mc="http://schemas.openxmlformats.org/markup-compatibility/2006" xmlns:aink="http://schemas.microsoft.com/office/drawing/2016/ink" xmlns:am3d="http://schemas.microsoft.com/office/drawing/2017/model3d" xmlns:o="urn:schemas-microsoft-com:office:office" xmlns:oel="http://schemas.microsoft.com/office/2019/extlst" xmlns:r="http://schemas.openxmlformats.org/officeDocument/2006/relationships" xmlns:m="http://schemas.openxmlformats.org/officeDocument/2006/math" xmlns:v="urn:schemas-microsoft-com:vml" xmlns:wp14="http://schemas.microsoft.com/office/word/2010/wordprocessingDrawing" xmlns:wp="http://schemas.openxmlformats.org/drawingml/2006/wordprocessingDrawing" xmlns:w10="urn:schemas-microsoft-com:office:word" xmlns:w="http://schemas.openxmlformats.org/wordprocessingml/2006/main" xmlns:w14="http://schemas.microsoft.com/office/word/2010/wordml" xmlns:w15="http://schemas.microsoft.com/office/word/2012/wordml" xmlns:w16cex="http://schemas.microsoft.com/office/word/2018/wordml/cex" xmlns:w16cid="http://schemas.microsoft.com/office/word/2016/wordml/cid" xmlns:w16="http://schemas.microsoft.com/office/word/2018/wordml" xmlns:w16du="http://schemas.microsoft.com/office/word/2023/wordml/word16du" xmlns:w16sdtdh="http://schemas.microsoft.com/office/word/2020/wordml/sdtdatahash" xmlns:w16sdtfl="http://schemas.microsoft.com/office/word/2024/wordml/sdtformatlock" xmlns:w16se="http://schemas.microsoft.com/office/word/2015/wordml/symex" xmlns:wpg="http://schemas.microsoft.com/office/word/2010/wordprocessingGroup" xmlns:wpi="http://schemas.microsoft.com/office/word/2010/wordprocessingInk" xmlns:wne="http://schemas.microsoft.com/office/word/2006/wordml" xmlns:wps="http://schemas.microsoft.com/office/word/2010/wordprocessingShape" mc:Ignorable="w14 w15 w16se w16cid w16 w16cex w16sdtdh w16sdtfl w16du wp14">
   <w:p>
     <w:pPr>
@@ -32719,77 +32506,38 @@
       <w:rPr>
         <w:noProof/>
       </w:rPr>
-      <w:pict w14:anchorId="3E437A2D">
+      <w:pict w14:anchorId="79F23D85">
         <v:shapetype id="_x0000_t202" coordsize="21600,21600" o:spt="202" path="m,l,21600r21600,l21600,xe">
           <v:stroke joinstyle="miter"/>
           <v:path gradientshapeok="t" o:connecttype="rect"/>
         </v:shapetype>
-        <v:shape id="Marco38" o:spid="_x0000_s1038" type="#_x0000_t202" style="position:absolute;margin-left:457.65pt;margin-top:736.5pt;width:82.15pt;height:14.3pt;z-index:-251646976;visibility:visible;mso-wrap-style:square;mso-wrap-distance-left:0;mso-wrap-distance-top:0;mso-wrap-distance-right:0;mso-wrap-distance-bottom:0;mso-position-horizontal:absolute;mso-position-horizontal-relative:page;mso-position-vertical:absolute;mso-position-vertical-relative:page;v-text-anchor:top" o:gfxdata="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" o:allowincell="f" stroked="f">
+        <v:shape id="Marco3" o:spid="_x0000_s1064" type="#_x0000_t202" style="position:absolute;margin-left:233.65pt;margin-top:684.45pt;width:303.9pt;height:10.95pt;z-index:-251662336;visibility:visible;mso-wrap-style:square;mso-wrap-distance-left:0;mso-wrap-distance-top:0;mso-wrap-distance-right:0;mso-wrap-distance-bottom:0;mso-position-horizontal:absolute;mso-position-horizontal-relative:page;mso-position-vertical:absolute;mso-position-vertical-relative:page;v-text-anchor:top" o:gfxdata="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" o:allowincell="f" stroked="f">
           <v:fill opacity="0"/>
-          <v:textbox style="mso-next-textbox:#Marco38" inset="0,0,0,0">
+          <v:textbox inset="0,0,0,0">
             <w:txbxContent>
               <w:p>
                 <w:pPr>
                   <w:pStyle w:val="Contenidodelmarco"/>
-                  <w:spacing w:before="13"/>
+                  <w:spacing w:before="14"/>
                   <w:ind w:left="20"/>
                   <w:rPr>
-                    <w:rFonts w:ascii="Arial" w:hAnsi="Arial"/>
-                    <w:b/>
+                    <w:rFonts w:ascii="Arial MT" w:hAnsi="Arial MT"/>
+                    <w:sz w:val="16"/>
                   </w:rPr>
                 </w:pPr>
                 <w:r>
                   <w:rPr>
                     <w:rFonts w:ascii="Arial MT" w:hAnsi="Arial MT"/>
                     <w:color w:val="000000"/>
+                    <w:sz w:val="16"/>
                   </w:rPr>
-                  <w:t xml:space="preserve">Página </w:t>
+                  <w:t>SANTA MARÍA ATARASQUILLO, LERMA ESTADO DE MÉXICO.</w:t>
                 </w:r>
                 <w:r>
                   <w:rPr>
-                    <w:rFonts w:ascii="Arial" w:hAnsi="Arial"/>
-                    <w:b/>
+                    <w:rFonts w:ascii="Arial MT" w:hAnsi="Arial MT"/>
                     <w:color w:val="000000"/>
-                  </w:rPr>
-                  <w:fldChar w:fldCharType="begin"/>
-                </w:r>
-                <w:r>
-                  <w:rPr>
-                    <w:rFonts w:ascii="Arial" w:hAnsi="Arial"/>
-                    <w:b/>
-                    <w:color w:val="000000"/>
-                  </w:rPr>
-                  <w:instrText xml:space="preserve"> PAGE </w:instrText>
-                </w:r>
-                <w:r>
-                  <w:rPr>
-                    <w:rFonts w:ascii="Arial" w:hAnsi="Arial"/>
-                    <w:b/>
-                    <w:color w:val="000000"/>
-                  </w:rPr>
-                  <w:fldChar w:fldCharType="separate"/>
-                </w:r>
-                <w:r>
-                  <w:rPr>
-                    <w:rFonts w:ascii="Arial" w:hAnsi="Arial"/>
-                    <w:b/>
-                    <w:color w:val="000000"/>
-                  </w:rPr>
-                  <w:t>30</w:t>
-                </w:r>
-                <w:r>
-                  <w:rPr>
-                    <w:rFonts w:ascii="Arial" w:hAnsi="Arial"/>
-                    <w:b/>
-                    <w:color w:val="000000"/>
-                  </w:rPr>
-                  <w:fldChar w:fldCharType="end"/>
-                </w:r>
-                <w:r>
-                  <w:rPr>
-                    <w:rFonts w:ascii="Arial" w:hAnsi="Arial"/>
-                    <w:b/>
-                    <w:color w:val="000000"/>
+                    <w:sz w:val="16"/>
                   </w:rPr>
                   <w:t xml:space="preserve"> </w:t>
                 </w:r>
@@ -32797,17 +32545,18 @@
                   <w:rPr>
                     <w:rFonts w:ascii="Arial MT" w:hAnsi="Arial MT"/>
                     <w:color w:val="000000"/>
+                    <w:sz w:val="16"/>
                   </w:rPr>
-                  <w:t xml:space="preserve">de </w:t>
+                  <w:t xml:space="preserve">24 ABRIL </w:t>
                 </w:r>
                 <w:r>
                   <w:rPr>
-                    <w:rFonts w:ascii="Arial" w:hAnsi="Arial"/>
-                    <w:b/>
+                    <w:rFonts w:ascii="Arial MT" w:hAnsi="Arial MT"/>
                     <w:color w:val="000000"/>
-                    <w:spacing w:val="-5"/>
+                    <w:spacing w:val="-4"/>
+                    <w:sz w:val="16"/>
                   </w:rPr>
-                  <w:t>26</w:t>
+                  <w:t>2026</w:t>
                 </w:r>
               </w:p>
             </w:txbxContent>
@@ -32820,7 +32569,7 @@
 </w:ftr>
 </file>
 
-<file path=word/footer49.xml><?xml version="1.0" encoding="utf-8"?>
+<file path=word/footer50.xml><?xml version="1.0" encoding="utf-8"?>
 <w:ftr xmlns:wpc="http://schemas.microsoft.com/office/word/2010/wordprocessingCanvas" xmlns:cx="http://schemas.microsoft.com/office/drawing/2014/chartex" xmlns:cx1="http://schemas.microsoft.com/office/drawing/2015/9/8/chartex" xmlns:cx2="http://schemas.microsoft.com/office/drawing/2015/10/21/chartex" xmlns:cx3="http://schemas.microsoft.com/office/drawing/2016/5/9/chartex" xmlns:cx4="http://schemas.microsoft.com/office/drawing/2016/5/10/chartex" xmlns:cx5="http://schemas.microsoft.com/office/drawing/2016/5/11/chartex" xmlns:cx6="http://schemas.microsoft.com/office/drawing/2016/5/12/chartex" xmlns:cx7="http://schemas.microsoft.com/office/drawing/2016/5/13/chartex" xmlns:cx8="http://schemas.microsoft.com/office/drawing/2016/5/14/chartex" xmlns:mc="http://schemas.openxmlformats.org/markup-compatibility/2006" xmlns:aink="http://schemas.microsoft.com/office/drawing/2016/ink" xmlns:am3d="http://schemas.microsoft.com/office/drawing/2017/model3d" xmlns:o="urn:schemas-microsoft-com:office:office" xmlns:oel="http://schemas.microsoft.com/office/2019/extlst" xmlns:r="http://schemas.openxmlformats.org/officeDocument/2006/relationships" xmlns:m="http://schemas.openxmlformats.org/officeDocument/2006/math" xmlns:v="urn:schemas-microsoft-com:vml" xmlns:wp14="http://schemas.microsoft.com/office/word/2010/wordprocessingDrawing" xmlns:wp="http://schemas.openxmlformats.org/drawingml/2006/wordprocessingDrawing" xmlns:w10="urn:schemas-microsoft-com:office:word" xmlns:w="http://schemas.openxmlformats.org/wordprocessingml/2006/main" xmlns:w14="http://schemas.microsoft.com/office/word/2010/wordml" xmlns:w15="http://schemas.microsoft.com/office/word/2012/wordml" xmlns:w16cex="http://schemas.microsoft.com/office/word/2018/wordml/cex" xmlns:w16cid="http://schemas.microsoft.com/office/word/2016/wordml/cid" xmlns:w16="http://schemas.microsoft.com/office/word/2018/wordml" xmlns:w16du="http://schemas.microsoft.com/office/word/2023/wordml/word16du" xmlns:w16sdtdh="http://schemas.microsoft.com/office/word/2020/wordml/sdtdatahash" xmlns:w16sdtfl="http://schemas.microsoft.com/office/word/2024/wordml/sdtformatlock" xmlns:w16se="http://schemas.microsoft.com/office/word/2015/wordml/symex" xmlns:wpg="http://schemas.microsoft.com/office/word/2010/wordprocessingGroup" xmlns:wpi="http://schemas.microsoft.com/office/word/2010/wordprocessingInk" xmlns:wne="http://schemas.microsoft.com/office/word/2006/wordml" xmlns:wps="http://schemas.microsoft.com/office/word/2010/wordprocessingShape" mc:Ignorable="w14 w15 w16se w16cid w16 w16cex w16sdtdh w16sdtfl w16du wp14">
   <w:p>
     <w:pPr>
@@ -32935,7 +32684,17 @@
 </w:ftr>
 </file>
 
-<file path=word/footer5.xml><?xml version="1.0" encoding="utf-8"?>
+<file path=word/footer51.xml><?xml version="1.0" encoding="utf-8"?>
+<w:ftr xmlns:wpc="http://schemas.microsoft.com/office/word/2010/wordprocessingCanvas" xmlns:cx="http://schemas.microsoft.com/office/drawing/2014/chartex" xmlns:cx1="http://schemas.microsoft.com/office/drawing/2015/9/8/chartex" xmlns:cx2="http://schemas.microsoft.com/office/drawing/2015/10/21/chartex" xmlns:cx3="http://schemas.microsoft.com/office/drawing/2016/5/9/chartex" xmlns:cx4="http://schemas.microsoft.com/office/drawing/2016/5/10/chartex" xmlns:cx5="http://schemas.microsoft.com/office/drawing/2016/5/11/chartex" xmlns:cx6="http://schemas.microsoft.com/office/drawing/2016/5/12/chartex" xmlns:cx7="http://schemas.microsoft.com/office/drawing/2016/5/13/chartex" xmlns:cx8="http://schemas.microsoft.com/office/drawing/2016/5/14/chartex" xmlns:mc="http://schemas.openxmlformats.org/markup-compatibility/2006" xmlns:aink="http://schemas.microsoft.com/office/drawing/2016/ink" xmlns:am3d="http://schemas.microsoft.com/office/drawing/2017/model3d" xmlns:o="urn:schemas-microsoft-com:office:office" xmlns:oel="http://schemas.microsoft.com/office/2019/extlst" xmlns:r="http://schemas.openxmlformats.org/officeDocument/2006/relationships" xmlns:m="http://schemas.openxmlformats.org/officeDocument/2006/math" xmlns:v="urn:schemas-microsoft-com:vml" xmlns:wp14="http://schemas.microsoft.com/office/word/2010/wordprocessingDrawing" xmlns:wp="http://schemas.openxmlformats.org/drawingml/2006/wordprocessingDrawing" xmlns:w10="urn:schemas-microsoft-com:office:word" xmlns:w="http://schemas.openxmlformats.org/wordprocessingml/2006/main" xmlns:w14="http://schemas.microsoft.com/office/word/2010/wordml" xmlns:w15="http://schemas.microsoft.com/office/word/2012/wordml" xmlns:w16cex="http://schemas.microsoft.com/office/word/2018/wordml/cex" xmlns:w16cid="http://schemas.microsoft.com/office/word/2016/wordml/cid" xmlns:w16="http://schemas.microsoft.com/office/word/2018/wordml" xmlns:w16du="http://schemas.microsoft.com/office/word/2023/wordml/word16du" xmlns:w16sdtdh="http://schemas.microsoft.com/office/word/2020/wordml/sdtdatahash" xmlns:w16sdtfl="http://schemas.microsoft.com/office/word/2024/wordml/sdtformatlock" xmlns:w16se="http://schemas.microsoft.com/office/word/2015/wordml/symex" xmlns:wpg="http://schemas.microsoft.com/office/word/2010/wordprocessingGroup" xmlns:wpi="http://schemas.microsoft.com/office/word/2010/wordprocessingInk" xmlns:wne="http://schemas.microsoft.com/office/word/2006/wordml" xmlns:wps="http://schemas.microsoft.com/office/word/2010/wordprocessingShape" mc:Ignorable="w14 w15 w16se w16cid w16 w16cex w16sdtdh w16sdtfl w16du wp14">
+  <w:p>
+    <w:pPr>
+      <w:pStyle w:val="Piedepgina"/>
+    </w:pPr>
+  </w:p>
+</w:ftr>
+</file>
+
+<file path=word/footer52.xml><?xml version="1.0" encoding="utf-8"?>
 <w:ftr xmlns:wpc="http://schemas.microsoft.com/office/word/2010/wordprocessingCanvas" xmlns:cx="http://schemas.microsoft.com/office/drawing/2014/chartex" xmlns:cx1="http://schemas.microsoft.com/office/drawing/2015/9/8/chartex" xmlns:cx2="http://schemas.microsoft.com/office/drawing/2015/10/21/chartex" xmlns:cx3="http://schemas.microsoft.com/office/drawing/2016/5/9/chartex" xmlns:cx4="http://schemas.microsoft.com/office/drawing/2016/5/10/chartex" xmlns:cx5="http://schemas.microsoft.com/office/drawing/2016/5/11/chartex" xmlns:cx6="http://schemas.microsoft.com/office/drawing/2016/5/12/chartex" xmlns:cx7="http://schemas.microsoft.com/office/drawing/2016/5/13/chartex" xmlns:cx8="http://schemas.microsoft.com/office/drawing/2016/5/14/chartex" xmlns:mc="http://schemas.openxmlformats.org/markup-compatibility/2006" xmlns:aink="http://schemas.microsoft.com/office/drawing/2016/ink" xmlns:am3d="http://schemas.microsoft.com/office/drawing/2017/model3d" xmlns:o="urn:schemas-microsoft-com:office:office" xmlns:oel="http://schemas.microsoft.com/office/2019/extlst" xmlns:r="http://schemas.openxmlformats.org/officeDocument/2006/relationships" xmlns:m="http://schemas.openxmlformats.org/officeDocument/2006/math" xmlns:v="urn:schemas-microsoft-com:vml" xmlns:wp14="http://schemas.microsoft.com/office/word/2010/wordprocessingDrawing" xmlns:wp="http://schemas.openxmlformats.org/drawingml/2006/wordprocessingDrawing" xmlns:w10="urn:schemas-microsoft-com:office:word" xmlns:w="http://schemas.openxmlformats.org/wordprocessingml/2006/main" xmlns:w14="http://schemas.microsoft.com/office/word/2010/wordml" xmlns:w15="http://schemas.microsoft.com/office/word/2012/wordml" xmlns:w16cex="http://schemas.microsoft.com/office/word/2018/wordml/cex" xmlns:w16cid="http://schemas.microsoft.com/office/word/2016/wordml/cid" xmlns:w16="http://schemas.microsoft.com/office/word/2018/wordml" xmlns:w16du="http://schemas.microsoft.com/office/word/2023/wordml/word16du" xmlns:w16sdtdh="http://schemas.microsoft.com/office/word/2020/wordml/sdtdatahash" xmlns:w16sdtfl="http://schemas.microsoft.com/office/word/2024/wordml/sdtformatlock" xmlns:w16se="http://schemas.microsoft.com/office/word/2015/wordml/symex" xmlns:wpg="http://schemas.microsoft.com/office/word/2010/wordprocessingGroup" xmlns:wpi="http://schemas.microsoft.com/office/word/2010/wordprocessingInk" xmlns:wne="http://schemas.microsoft.com/office/word/2006/wordml" xmlns:wps="http://schemas.microsoft.com/office/word/2010/wordprocessingShape" mc:Ignorable="w14 w15 w16se w16cid w16 w16cex w16sdtdh w16sdtfl w16du wp14">
   <w:p>
     <w:pPr>
@@ -32945,183 +32704,11 @@
         <w:sz w:val="20"/>
       </w:rPr>
     </w:pPr>
-    <w:r>
-      <w:rPr>
-        <w:noProof/>
-      </w:rPr>
-      <w:pict w14:anchorId="1974A61F">
-        <v:shapetype id="_x0000_t202" coordsize="21600,21600" o:spt="202" path="m,l,21600r21600,l21600,xe">
-          <v:stroke joinstyle="miter"/>
-          <v:path gradientshapeok="t" o:connecttype="rect"/>
-        </v:shapetype>
-        <v:shape id="_x0000_s1063" type="#_x0000_t202" style="position:absolute;margin-left:233.65pt;margin-top:684.45pt;width:303.9pt;height:10.95pt;z-index:-251661312;visibility:visible;mso-wrap-style:square;mso-wrap-distance-left:0;mso-wrap-distance-top:0;mso-wrap-distance-right:0;mso-wrap-distance-bottom:0;mso-position-horizontal:absolute;mso-position-horizontal-relative:page;mso-position-vertical:absolute;mso-position-vertical-relative:page;v-text-anchor:top" o:gfxdata="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" o:allowincell="f" stroked="f">
-          <v:fill opacity="0"/>
-          <v:textbox inset="0,0,0,0">
-            <w:txbxContent>
-              <w:p>
-                <w:pPr>
-                  <w:pStyle w:val="Contenidodelmarco"/>
-                  <w:spacing w:before="14"/>
-                  <w:ind w:left="20"/>
-                  <w:rPr>
-                    <w:rFonts w:ascii="Arial MT" w:hAnsi="Arial MT"/>
-                    <w:sz w:val="16"/>
-                  </w:rPr>
-                </w:pPr>
-                <w:r>
-                  <w:rPr>
-                    <w:rFonts w:ascii="Arial MT" w:hAnsi="Arial MT"/>
-                    <w:color w:val="000000"/>
-                    <w:sz w:val="16"/>
-                  </w:rPr>
-                  <w:t xml:space="preserve">SANTA MARÍA ATARASQUILLO, LERMA ESTADO DE MÉXICO.  </w:t>
-                </w:r>
-                <w:r>
-                  <w:rPr>
-                    <w:rFonts w:ascii="Arial MT" w:hAnsi="Arial MT"/>
-                    <w:color w:val="000000"/>
-                    <w:spacing w:val="-4"/>
-                    <w:sz w:val="16"/>
-                  </w:rPr>
-                  <w:t>2026</w:t>
-                </w:r>
-              </w:p>
-            </w:txbxContent>
-          </v:textbox>
-          <w10:wrap anchorx="page" anchory="page"/>
-        </v:shape>
-      </w:pict>
-    </w:r>
   </w:p>
 </w:ftr>
 </file>
 
-<file path=word/footer50.xml><?xml version="1.0" encoding="utf-8"?>
-<w:ftr xmlns:wpc="http://schemas.microsoft.com/office/word/2010/wordprocessingCanvas" xmlns:cx="http://schemas.microsoft.com/office/drawing/2014/chartex" xmlns:cx1="http://schemas.microsoft.com/office/drawing/2015/9/8/chartex" xmlns:cx2="http://schemas.microsoft.com/office/drawing/2015/10/21/chartex" xmlns:cx3="http://schemas.microsoft.com/office/drawing/2016/5/9/chartex" xmlns:cx4="http://schemas.microsoft.com/office/drawing/2016/5/10/chartex" xmlns:cx5="http://schemas.microsoft.com/office/drawing/2016/5/11/chartex" xmlns:cx6="http://schemas.microsoft.com/office/drawing/2016/5/12/chartex" xmlns:cx7="http://schemas.microsoft.com/office/drawing/2016/5/13/chartex" xmlns:cx8="http://schemas.microsoft.com/office/drawing/2016/5/14/chartex" xmlns:mc="http://schemas.openxmlformats.org/markup-compatibility/2006" xmlns:aink="http://schemas.microsoft.com/office/drawing/2016/ink" xmlns:am3d="http://schemas.microsoft.com/office/drawing/2017/model3d" xmlns:o="urn:schemas-microsoft-com:office:office" xmlns:oel="http://schemas.microsoft.com/office/2019/extlst" xmlns:r="http://schemas.openxmlformats.org/officeDocument/2006/relationships" xmlns:m="http://schemas.openxmlformats.org/officeDocument/2006/math" xmlns:v="urn:schemas-microsoft-com:vml" xmlns:wp14="http://schemas.microsoft.com/office/word/2010/wordprocessingDrawing" xmlns:wp="http://schemas.openxmlformats.org/drawingml/2006/wordprocessingDrawing" xmlns:w10="urn:schemas-microsoft-com:office:word" xmlns:w="http://schemas.openxmlformats.org/wordprocessingml/2006/main" xmlns:w14="http://schemas.microsoft.com/office/word/2010/wordml" xmlns:w15="http://schemas.microsoft.com/office/word/2012/wordml" xmlns:w16cex="http://schemas.microsoft.com/office/word/2018/wordml/cex" xmlns:w16cid="http://schemas.microsoft.com/office/word/2016/wordml/cid" xmlns:w16="http://schemas.microsoft.com/office/word/2018/wordml" xmlns:w16du="http://schemas.microsoft.com/office/word/2023/wordml/word16du" xmlns:w16sdtdh="http://schemas.microsoft.com/office/word/2020/wordml/sdtdatahash" xmlns:w16sdtfl="http://schemas.microsoft.com/office/word/2024/wordml/sdtformatlock" xmlns:w16se="http://schemas.microsoft.com/office/word/2015/wordml/symex" xmlns:wpg="http://schemas.microsoft.com/office/word/2010/wordprocessingGroup" xmlns:wpi="http://schemas.microsoft.com/office/word/2010/wordprocessingInk" xmlns:wne="http://schemas.microsoft.com/office/word/2006/wordml" xmlns:wps="http://schemas.microsoft.com/office/word/2010/wordprocessingShape" mc:Ignorable="w14 w15 w16se w16cid w16 w16cex w16sdtdh w16sdtfl w16du wp14">
-  <w:p>
-    <w:pPr>
-      <w:pStyle w:val="Piedepgina"/>
-    </w:pPr>
-  </w:p>
-</w:ftr>
-</file>
-
-<file path=word/footer51.xml><?xml version="1.0" encoding="utf-8"?>
-<w:ftr xmlns:wpc="http://schemas.microsoft.com/office/word/2010/wordprocessingCanvas" xmlns:cx="http://schemas.microsoft.com/office/drawing/2014/chartex" xmlns:cx1="http://schemas.microsoft.com/office/drawing/2015/9/8/chartex" xmlns:cx2="http://schemas.microsoft.com/office/drawing/2015/10/21/chartex" xmlns:cx3="http://schemas.microsoft.com/office/drawing/2016/5/9/chartex" xmlns:cx4="http://schemas.microsoft.com/office/drawing/2016/5/10/chartex" xmlns:cx5="http://schemas.microsoft.com/office/drawing/2016/5/11/chartex" xmlns:cx6="http://schemas.microsoft.com/office/drawing/2016/5/12/chartex" xmlns:cx7="http://schemas.microsoft.com/office/drawing/2016/5/13/chartex" xmlns:cx8="http://schemas.microsoft.com/office/drawing/2016/5/14/chartex" xmlns:mc="http://schemas.openxmlformats.org/markup-compatibility/2006" xmlns:aink="http://schemas.microsoft.com/office/drawing/2016/ink" xmlns:am3d="http://schemas.microsoft.com/office/drawing/2017/model3d" xmlns:o="urn:schemas-microsoft-com:office:office" xmlns:oel="http://schemas.microsoft.com/office/2019/extlst" xmlns:r="http://schemas.openxmlformats.org/officeDocument/2006/relationships" xmlns:m="http://schemas.openxmlformats.org/officeDocument/2006/math" xmlns:v="urn:schemas-microsoft-com:vml" xmlns:wp14="http://schemas.microsoft.com/office/word/2010/wordprocessingDrawing" xmlns:wp="http://schemas.openxmlformats.org/drawingml/2006/wordprocessingDrawing" xmlns:w10="urn:schemas-microsoft-com:office:word" xmlns:w="http://schemas.openxmlformats.org/wordprocessingml/2006/main" xmlns:w14="http://schemas.microsoft.com/office/word/2010/wordml" xmlns:w15="http://schemas.microsoft.com/office/word/2012/wordml" xmlns:w16cex="http://schemas.microsoft.com/office/word/2018/wordml/cex" xmlns:w16cid="http://schemas.microsoft.com/office/word/2016/wordml/cid" xmlns:w16="http://schemas.microsoft.com/office/word/2018/wordml" xmlns:w16du="http://schemas.microsoft.com/office/word/2023/wordml/word16du" xmlns:w16sdtdh="http://schemas.microsoft.com/office/word/2020/wordml/sdtdatahash" xmlns:w16sdtfl="http://schemas.microsoft.com/office/word/2024/wordml/sdtformatlock" xmlns:w16se="http://schemas.microsoft.com/office/word/2015/wordml/symex" xmlns:wpg="http://schemas.microsoft.com/office/word/2010/wordprocessingGroup" xmlns:wpi="http://schemas.microsoft.com/office/word/2010/wordprocessingInk" xmlns:wne="http://schemas.microsoft.com/office/word/2006/wordml" xmlns:wps="http://schemas.microsoft.com/office/word/2010/wordprocessingShape" mc:Ignorable="w14 w15 w16se w16cid w16 w16cex w16sdtdh w16sdtfl w16du wp14">
-  <w:p>
-    <w:pPr>
-      <w:pStyle w:val="Textoindependiente"/>
-      <w:spacing w:line="14" w:lineRule="auto"/>
-      <w:rPr>
-        <w:sz w:val="20"/>
-      </w:rPr>
-    </w:pPr>
-    <w:r>
-      <w:rPr>
-        <w:noProof/>
-      </w:rPr>
-      <w:pict w14:anchorId="14E813BC">
-        <v:shapetype id="_x0000_t202" coordsize="21600,21600" o:spt="202" path="m,l,21600r21600,l21600,xe">
-          <v:stroke joinstyle="miter"/>
-          <v:path gradientshapeok="t" o:connecttype="rect"/>
-        </v:shapetype>
-        <v:shape id="Marco40" o:spid="_x0000_s1036" type="#_x0000_t202" style="position:absolute;margin-left:457.65pt;margin-top:736.5pt;width:82.15pt;height:14.3pt;z-index:-251644928;visibility:visible;mso-wrap-style:square;mso-wrap-distance-left:0;mso-wrap-distance-top:0;mso-wrap-distance-right:0;mso-wrap-distance-bottom:0;mso-position-horizontal:absolute;mso-position-horizontal-relative:page;mso-position-vertical:absolute;mso-position-vertical-relative:page;v-text-anchor:top" o:gfxdata="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" o:allowincell="f" stroked="f">
-          <v:fill opacity="0"/>
-          <v:textbox inset="0,0,0,0">
-            <w:txbxContent>
-              <w:p>
-                <w:pPr>
-                  <w:pStyle w:val="Contenidodelmarco"/>
-                  <w:spacing w:before="13"/>
-                  <w:ind w:left="20"/>
-                  <w:rPr>
-                    <w:rFonts w:ascii="Arial" w:hAnsi="Arial"/>
-                    <w:b/>
-                  </w:rPr>
-                </w:pPr>
-                <w:r>
-                  <w:rPr>
-                    <w:rFonts w:ascii="Arial MT" w:hAnsi="Arial MT"/>
-                    <w:color w:val="000000"/>
-                  </w:rPr>
-                  <w:t xml:space="preserve">Página </w:t>
-                </w:r>
-                <w:r>
-                  <w:rPr>
-                    <w:rFonts w:ascii="Arial" w:hAnsi="Arial"/>
-                    <w:b/>
-                    <w:color w:val="000000"/>
-                  </w:rPr>
-                  <w:fldChar w:fldCharType="begin"/>
-                </w:r>
-                <w:r>
-                  <w:rPr>
-                    <w:rFonts w:ascii="Arial" w:hAnsi="Arial"/>
-                    <w:b/>
-                    <w:color w:val="000000"/>
-                  </w:rPr>
-                  <w:instrText xml:space="preserve"> PAGE </w:instrText>
-                </w:r>
-                <w:r>
-                  <w:rPr>
-                    <w:rFonts w:ascii="Arial" w:hAnsi="Arial"/>
-                    <w:b/>
-                    <w:color w:val="000000"/>
-                  </w:rPr>
-                  <w:fldChar w:fldCharType="separate"/>
-                </w:r>
-                <w:r>
-                  <w:rPr>
-                    <w:rFonts w:ascii="Arial" w:hAnsi="Arial"/>
-                    <w:b/>
-                    <w:color w:val="000000"/>
-                  </w:rPr>
-                  <w:t>31</w:t>
-                </w:r>
-                <w:r>
-                  <w:rPr>
-                    <w:rFonts w:ascii="Arial" w:hAnsi="Arial"/>
-                    <w:b/>
-                    <w:color w:val="000000"/>
-                  </w:rPr>
-                  <w:fldChar w:fldCharType="end"/>
-                </w:r>
-                <w:r>
-                  <w:rPr>
-                    <w:rFonts w:ascii="Arial" w:hAnsi="Arial"/>
-                    <w:b/>
-                    <w:color w:val="000000"/>
-                  </w:rPr>
-                  <w:t xml:space="preserve"> </w:t>
-                </w:r>
-                <w:r>
-                  <w:rPr>
-                    <w:rFonts w:ascii="Arial MT" w:hAnsi="Arial MT"/>
-                    <w:color w:val="000000"/>
-                  </w:rPr>
-                  <w:t xml:space="preserve">de </w:t>
-                </w:r>
-                <w:r>
-                  <w:rPr>
-                    <w:rFonts w:ascii="Arial" w:hAnsi="Arial"/>
-                    <w:b/>
-                    <w:color w:val="000000"/>
-                    <w:spacing w:val="-5"/>
-                  </w:rPr>
-                  <w:t>26</w:t>
-                </w:r>
-              </w:p>
-            </w:txbxContent>
-          </v:textbox>
-          <w10:wrap anchorx="page" anchory="page"/>
-        </v:shape>
-      </w:pict>
-    </w:r>
-  </w:p>
-</w:ftr>
-</file>
-
-<file path=word/footer52.xml><?xml version="1.0" encoding="utf-8"?>
+<file path=word/footer53.xml><?xml version="1.0" encoding="utf-8"?>
 <w:ftr xmlns:wpc="http://schemas.microsoft.com/office/word/2010/wordprocessingCanvas" xmlns:cx="http://schemas.microsoft.com/office/drawing/2014/chartex" xmlns:cx1="http://schemas.microsoft.com/office/drawing/2015/9/8/chartex" xmlns:cx2="http://schemas.microsoft.com/office/drawing/2015/10/21/chartex" xmlns:cx3="http://schemas.microsoft.com/office/drawing/2016/5/9/chartex" xmlns:cx4="http://schemas.microsoft.com/office/drawing/2016/5/10/chartex" xmlns:cx5="http://schemas.microsoft.com/office/drawing/2016/5/11/chartex" xmlns:cx6="http://schemas.microsoft.com/office/drawing/2016/5/12/chartex" xmlns:cx7="http://schemas.microsoft.com/office/drawing/2016/5/13/chartex" xmlns:cx8="http://schemas.microsoft.com/office/drawing/2016/5/14/chartex" xmlns:mc="http://schemas.openxmlformats.org/markup-compatibility/2006" xmlns:aink="http://schemas.microsoft.com/office/drawing/2016/ink" xmlns:am3d="http://schemas.microsoft.com/office/drawing/2017/model3d" xmlns:o="urn:schemas-microsoft-com:office:office" xmlns:oel="http://schemas.microsoft.com/office/2019/extlst" xmlns:r="http://schemas.openxmlformats.org/officeDocument/2006/relationships" xmlns:m="http://schemas.openxmlformats.org/officeDocument/2006/math" xmlns:v="urn:schemas-microsoft-com:vml" xmlns:wp14="http://schemas.microsoft.com/office/word/2010/wordprocessingDrawing" xmlns:wp="http://schemas.openxmlformats.org/drawingml/2006/wordprocessingDrawing" xmlns:w10="urn:schemas-microsoft-com:office:word" xmlns:w="http://schemas.openxmlformats.org/wordprocessingml/2006/main" xmlns:w14="http://schemas.microsoft.com/office/word/2010/wordml" xmlns:w15="http://schemas.microsoft.com/office/word/2012/wordml" xmlns:w16cex="http://schemas.microsoft.com/office/word/2018/wordml/cex" xmlns:w16cid="http://schemas.microsoft.com/office/word/2016/wordml/cid" xmlns:w16="http://schemas.microsoft.com/office/word/2018/wordml" xmlns:w16du="http://schemas.microsoft.com/office/word/2023/wordml/word16du" xmlns:w16sdtdh="http://schemas.microsoft.com/office/word/2020/wordml/sdtdatahash" xmlns:w16sdtfl="http://schemas.microsoft.com/office/word/2024/wordml/sdtformatlock" xmlns:w16se="http://schemas.microsoft.com/office/word/2015/wordml/symex" xmlns:wpg="http://schemas.microsoft.com/office/word/2010/wordprocessingGroup" xmlns:wpi="http://schemas.microsoft.com/office/word/2010/wordprocessingInk" xmlns:wne="http://schemas.microsoft.com/office/word/2006/wordml" xmlns:wps="http://schemas.microsoft.com/office/word/2010/wordprocessingShape" mc:Ignorable="w14 w15 w16se w16cid w16 w16cex w16sdtdh w16sdtfl w16du wp14">
   <w:p>
     <w:pPr>
@@ -33236,7 +32823,7 @@
 </w:ftr>
 </file>
 
-<file path=word/footer53.xml><?xml version="1.0" encoding="utf-8"?>
+<file path=word/footer54.xml><?xml version="1.0" encoding="utf-8"?>
 <w:ftr xmlns:wpc="http://schemas.microsoft.com/office/word/2010/wordprocessingCanvas" xmlns:cx="http://schemas.microsoft.com/office/drawing/2014/chartex" xmlns:cx1="http://schemas.microsoft.com/office/drawing/2015/9/8/chartex" xmlns:cx2="http://schemas.microsoft.com/office/drawing/2015/10/21/chartex" xmlns:cx3="http://schemas.microsoft.com/office/drawing/2016/5/9/chartex" xmlns:cx4="http://schemas.microsoft.com/office/drawing/2016/5/10/chartex" xmlns:cx5="http://schemas.microsoft.com/office/drawing/2016/5/11/chartex" xmlns:cx6="http://schemas.microsoft.com/office/drawing/2016/5/12/chartex" xmlns:cx7="http://schemas.microsoft.com/office/drawing/2016/5/13/chartex" xmlns:cx8="http://schemas.microsoft.com/office/drawing/2016/5/14/chartex" xmlns:mc="http://schemas.openxmlformats.org/markup-compatibility/2006" xmlns:aink="http://schemas.microsoft.com/office/drawing/2016/ink" xmlns:am3d="http://schemas.microsoft.com/office/drawing/2017/model3d" xmlns:o="urn:schemas-microsoft-com:office:office" xmlns:oel="http://schemas.microsoft.com/office/2019/extlst" xmlns:r="http://schemas.openxmlformats.org/officeDocument/2006/relationships" xmlns:m="http://schemas.openxmlformats.org/officeDocument/2006/math" xmlns:v="urn:schemas-microsoft-com:vml" xmlns:wp14="http://schemas.microsoft.com/office/word/2010/wordprocessingDrawing" xmlns:wp="http://schemas.openxmlformats.org/drawingml/2006/wordprocessingDrawing" xmlns:w10="urn:schemas-microsoft-com:office:word" xmlns:w="http://schemas.openxmlformats.org/wordprocessingml/2006/main" xmlns:w14="http://schemas.microsoft.com/office/word/2010/wordml" xmlns:w15="http://schemas.microsoft.com/office/word/2012/wordml" xmlns:w16cex="http://schemas.microsoft.com/office/word/2018/wordml/cex" xmlns:w16cid="http://schemas.microsoft.com/office/word/2016/wordml/cid" xmlns:w16="http://schemas.microsoft.com/office/word/2018/wordml" xmlns:w16du="http://schemas.microsoft.com/office/word/2023/wordml/word16du" xmlns:w16sdtdh="http://schemas.microsoft.com/office/word/2020/wordml/sdtdatahash" xmlns:w16sdtfl="http://schemas.microsoft.com/office/word/2024/wordml/sdtformatlock" xmlns:w16se="http://schemas.microsoft.com/office/word/2015/wordml/symex" xmlns:wpg="http://schemas.microsoft.com/office/word/2010/wordprocessingGroup" xmlns:wpi="http://schemas.microsoft.com/office/word/2010/wordprocessingInk" xmlns:wne="http://schemas.microsoft.com/office/word/2006/wordml" xmlns:wps="http://schemas.microsoft.com/office/word/2010/wordprocessingShape" mc:Ignorable="w14 w15 w16se w16cid w16 w16cex w16sdtdh w16sdtfl w16du wp14">
   <w:p>
     <w:pPr>
@@ -33246,7 +32833,7 @@
 </w:ftr>
 </file>
 
-<file path=word/footer54.xml><?xml version="1.0" encoding="utf-8"?>
+<file path=word/footer55.xml><?xml version="1.0" encoding="utf-8"?>
 <w:ftr xmlns:wpc="http://schemas.microsoft.com/office/word/2010/wordprocessingCanvas" xmlns:cx="http://schemas.microsoft.com/office/drawing/2014/chartex" xmlns:cx1="http://schemas.microsoft.com/office/drawing/2015/9/8/chartex" xmlns:cx2="http://schemas.microsoft.com/office/drawing/2015/10/21/chartex" xmlns:cx3="http://schemas.microsoft.com/office/drawing/2016/5/9/chartex" xmlns:cx4="http://schemas.microsoft.com/office/drawing/2016/5/10/chartex" xmlns:cx5="http://schemas.microsoft.com/office/drawing/2016/5/11/chartex" xmlns:cx6="http://schemas.microsoft.com/office/drawing/2016/5/12/chartex" xmlns:cx7="http://schemas.microsoft.com/office/drawing/2016/5/13/chartex" xmlns:cx8="http://schemas.microsoft.com/office/drawing/2016/5/14/chartex" xmlns:mc="http://schemas.openxmlformats.org/markup-compatibility/2006" xmlns:aink="http://schemas.microsoft.com/office/drawing/2016/ink" xmlns:am3d="http://schemas.microsoft.com/office/drawing/2017/model3d" xmlns:o="urn:schemas-microsoft-com:office:office" xmlns:oel="http://schemas.microsoft.com/office/2019/extlst" xmlns:r="http://schemas.openxmlformats.org/officeDocument/2006/relationships" xmlns:m="http://schemas.openxmlformats.org/officeDocument/2006/math" xmlns:v="urn:schemas-microsoft-com:vml" xmlns:wp14="http://schemas.microsoft.com/office/word/2010/wordprocessingDrawing" xmlns:wp="http://schemas.openxmlformats.org/drawingml/2006/wordprocessingDrawing" xmlns:w10="urn:schemas-microsoft-com:office:word" xmlns:w="http://schemas.openxmlformats.org/wordprocessingml/2006/main" xmlns:w14="http://schemas.microsoft.com/office/word/2010/wordml" xmlns:w15="http://schemas.microsoft.com/office/word/2012/wordml" xmlns:w16cex="http://schemas.microsoft.com/office/word/2018/wordml/cex" xmlns:w16cid="http://schemas.microsoft.com/office/word/2016/wordml/cid" xmlns:w16="http://schemas.microsoft.com/office/word/2018/wordml" xmlns:w16du="http://schemas.microsoft.com/office/word/2023/wordml/word16du" xmlns:w16sdtdh="http://schemas.microsoft.com/office/word/2020/wordml/sdtdatahash" xmlns:w16sdtfl="http://schemas.microsoft.com/office/word/2024/wordml/sdtformatlock" xmlns:w16se="http://schemas.microsoft.com/office/word/2015/wordml/symex" xmlns:wpg="http://schemas.microsoft.com/office/word/2010/wordprocessingGroup" xmlns:wpi="http://schemas.microsoft.com/office/word/2010/wordprocessingInk" xmlns:wne="http://schemas.microsoft.com/office/word/2006/wordml" xmlns:wps="http://schemas.microsoft.com/office/word/2010/wordprocessingShape" mc:Ignorable="w14 w15 w16se w16cid w16 w16cex w16sdtdh w16sdtfl w16du wp14">
   <w:p>
     <w:pPr>
@@ -33256,112 +32843,11 @@
         <w:sz w:val="20"/>
       </w:rPr>
     </w:pPr>
-    <w:r>
-      <w:rPr>
-        <w:noProof/>
-      </w:rPr>
-      <w:pict w14:anchorId="5454B0F9">
-        <v:shapetype id="_x0000_t202" coordsize="21600,21600" o:spt="202" path="m,l,21600r21600,l21600,xe">
-          <v:stroke joinstyle="miter"/>
-          <v:path gradientshapeok="t" o:connecttype="rect"/>
-        </v:shapetype>
-        <v:shape id="Marco44" o:spid="_x0000_s1032" type="#_x0000_t202" style="position:absolute;margin-left:457.65pt;margin-top:736.5pt;width:82.15pt;height:14.3pt;z-index:-251640832;visibility:visible;mso-wrap-style:square;mso-wrap-distance-left:0;mso-wrap-distance-top:0;mso-wrap-distance-right:0;mso-wrap-distance-bottom:0;mso-position-horizontal:absolute;mso-position-horizontal-relative:page;mso-position-vertical:absolute;mso-position-vertical-relative:page;v-text-anchor:top" o:gfxdata="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" o:allowincell="f" stroked="f">
-          <v:fill opacity="0"/>
-          <v:textbox inset="0,0,0,0">
-            <w:txbxContent>
-              <w:p>
-                <w:pPr>
-                  <w:pStyle w:val="Contenidodelmarco"/>
-                  <w:spacing w:before="13"/>
-                  <w:ind w:left="20"/>
-                  <w:rPr>
-                    <w:rFonts w:ascii="Arial" w:hAnsi="Arial"/>
-                    <w:b/>
-                  </w:rPr>
-                </w:pPr>
-                <w:r>
-                  <w:rPr>
-                    <w:rFonts w:ascii="Arial MT" w:hAnsi="Arial MT"/>
-                    <w:color w:val="000000"/>
-                  </w:rPr>
-                  <w:t xml:space="preserve">Página </w:t>
-                </w:r>
-                <w:r>
-                  <w:rPr>
-                    <w:rFonts w:ascii="Arial" w:hAnsi="Arial"/>
-                    <w:b/>
-                    <w:color w:val="000000"/>
-                  </w:rPr>
-                  <w:fldChar w:fldCharType="begin"/>
-                </w:r>
-                <w:r>
-                  <w:rPr>
-                    <w:rFonts w:ascii="Arial" w:hAnsi="Arial"/>
-                    <w:b/>
-                    <w:color w:val="000000"/>
-                  </w:rPr>
-                  <w:instrText xml:space="preserve"> PAGE </w:instrText>
-                </w:r>
-                <w:r>
-                  <w:rPr>
-                    <w:rFonts w:ascii="Arial" w:hAnsi="Arial"/>
-                    <w:b/>
-                    <w:color w:val="000000"/>
-                  </w:rPr>
-                  <w:fldChar w:fldCharType="separate"/>
-                </w:r>
-                <w:r>
-                  <w:rPr>
-                    <w:rFonts w:ascii="Arial" w:hAnsi="Arial"/>
-                    <w:b/>
-                    <w:color w:val="000000"/>
-                  </w:rPr>
-                  <w:t>44</w:t>
-                </w:r>
-                <w:r>
-                  <w:rPr>
-                    <w:rFonts w:ascii="Arial" w:hAnsi="Arial"/>
-                    <w:b/>
-                    <w:color w:val="000000"/>
-                  </w:rPr>
-                  <w:fldChar w:fldCharType="end"/>
-                </w:r>
-                <w:r>
-                  <w:rPr>
-                    <w:rFonts w:ascii="Arial" w:hAnsi="Arial"/>
-                    <w:b/>
-                    <w:color w:val="000000"/>
-                  </w:rPr>
-                  <w:t xml:space="preserve"> </w:t>
-                </w:r>
-                <w:r>
-                  <w:rPr>
-                    <w:rFonts w:ascii="Arial MT" w:hAnsi="Arial MT"/>
-                    <w:color w:val="000000"/>
-                  </w:rPr>
-                  <w:t xml:space="preserve">de </w:t>
-                </w:r>
-                <w:r>
-                  <w:rPr>
-                    <w:rFonts w:ascii="Arial" w:hAnsi="Arial"/>
-                    <w:b/>
-                    <w:color w:val="000000"/>
-                    <w:spacing w:val="-5"/>
-                  </w:rPr>
-                  <w:t>26</w:t>
-                </w:r>
-              </w:p>
-            </w:txbxContent>
-          </v:textbox>
-          <w10:wrap anchorx="page" anchory="page"/>
-        </v:shape>
-      </w:pict>
-    </w:r>
   </w:p>
 </w:ftr>
 </file>
 
-<file path=word/footer55.xml><?xml version="1.0" encoding="utf-8"?>
+<file path=word/footer56.xml><?xml version="1.0" encoding="utf-8"?>
 <w:ftr xmlns:wpc="http://schemas.microsoft.com/office/word/2010/wordprocessingCanvas" xmlns:cx="http://schemas.microsoft.com/office/drawing/2014/chartex" xmlns:cx1="http://schemas.microsoft.com/office/drawing/2015/9/8/chartex" xmlns:cx2="http://schemas.microsoft.com/office/drawing/2015/10/21/chartex" xmlns:cx3="http://schemas.microsoft.com/office/drawing/2016/5/9/chartex" xmlns:cx4="http://schemas.microsoft.com/office/drawing/2016/5/10/chartex" xmlns:cx5="http://schemas.microsoft.com/office/drawing/2016/5/11/chartex" xmlns:cx6="http://schemas.microsoft.com/office/drawing/2016/5/12/chartex" xmlns:cx7="http://schemas.microsoft.com/office/drawing/2016/5/13/chartex" xmlns:cx8="http://schemas.microsoft.com/office/drawing/2016/5/14/chartex" xmlns:mc="http://schemas.openxmlformats.org/markup-compatibility/2006" xmlns:aink="http://schemas.microsoft.com/office/drawing/2016/ink" xmlns:am3d="http://schemas.microsoft.com/office/drawing/2017/model3d" xmlns:o="urn:schemas-microsoft-com:office:office" xmlns:oel="http://schemas.microsoft.com/office/2019/extlst" xmlns:r="http://schemas.openxmlformats.org/officeDocument/2006/relationships" xmlns:m="http://schemas.openxmlformats.org/officeDocument/2006/math" xmlns:v="urn:schemas-microsoft-com:vml" xmlns:wp14="http://schemas.microsoft.com/office/word/2010/wordprocessingDrawing" xmlns:wp="http://schemas.openxmlformats.org/drawingml/2006/wordprocessingDrawing" xmlns:w10="urn:schemas-microsoft-com:office:word" xmlns:w="http://schemas.openxmlformats.org/wordprocessingml/2006/main" xmlns:w14="http://schemas.microsoft.com/office/word/2010/wordml" xmlns:w15="http://schemas.microsoft.com/office/word/2012/wordml" xmlns:w16cex="http://schemas.microsoft.com/office/word/2018/wordml/cex" xmlns:w16cid="http://schemas.microsoft.com/office/word/2016/wordml/cid" xmlns:w16="http://schemas.microsoft.com/office/word/2018/wordml" xmlns:w16du="http://schemas.microsoft.com/office/word/2023/wordml/word16du" xmlns:w16sdtdh="http://schemas.microsoft.com/office/word/2020/wordml/sdtdatahash" xmlns:w16sdtfl="http://schemas.microsoft.com/office/word/2024/wordml/sdtformatlock" xmlns:w16se="http://schemas.microsoft.com/office/word/2015/wordml/symex" xmlns:wpg="http://schemas.microsoft.com/office/word/2010/wordprocessingGroup" xmlns:wpi="http://schemas.microsoft.com/office/word/2010/wordprocessingInk" xmlns:wne="http://schemas.microsoft.com/office/word/2006/wordml" xmlns:wps="http://schemas.microsoft.com/office/word/2010/wordprocessingShape" mc:Ignorable="w14 w15 w16se w16cid w16 w16cex w16sdtdh w16sdtfl w16du wp14">
   <w:p>
     <w:pPr>
@@ -33476,7 +32962,7 @@
 </w:ftr>
 </file>
 
-<file path=word/footer56.xml><?xml version="1.0" encoding="utf-8"?>
+<file path=word/footer57.xml><?xml version="1.0" encoding="utf-8"?>
 <w:ftr xmlns:wpc="http://schemas.microsoft.com/office/word/2010/wordprocessingCanvas" xmlns:cx="http://schemas.microsoft.com/office/drawing/2014/chartex" xmlns:cx1="http://schemas.microsoft.com/office/drawing/2015/9/8/chartex" xmlns:cx2="http://schemas.microsoft.com/office/drawing/2015/10/21/chartex" xmlns:cx3="http://schemas.microsoft.com/office/drawing/2016/5/9/chartex" xmlns:cx4="http://schemas.microsoft.com/office/drawing/2016/5/10/chartex" xmlns:cx5="http://schemas.microsoft.com/office/drawing/2016/5/11/chartex" xmlns:cx6="http://schemas.microsoft.com/office/drawing/2016/5/12/chartex" xmlns:cx7="http://schemas.microsoft.com/office/drawing/2016/5/13/chartex" xmlns:cx8="http://schemas.microsoft.com/office/drawing/2016/5/14/chartex" xmlns:mc="http://schemas.openxmlformats.org/markup-compatibility/2006" xmlns:aink="http://schemas.microsoft.com/office/drawing/2016/ink" xmlns:am3d="http://schemas.microsoft.com/office/drawing/2017/model3d" xmlns:o="urn:schemas-microsoft-com:office:office" xmlns:oel="http://schemas.microsoft.com/office/2019/extlst" xmlns:r="http://schemas.openxmlformats.org/officeDocument/2006/relationships" xmlns:m="http://schemas.openxmlformats.org/officeDocument/2006/math" xmlns:v="urn:schemas-microsoft-com:vml" xmlns:wp14="http://schemas.microsoft.com/office/word/2010/wordprocessingDrawing" xmlns:wp="http://schemas.openxmlformats.org/drawingml/2006/wordprocessingDrawing" xmlns:w10="urn:schemas-microsoft-com:office:word" xmlns:w="http://schemas.openxmlformats.org/wordprocessingml/2006/main" xmlns:w14="http://schemas.microsoft.com/office/word/2010/wordml" xmlns:w15="http://schemas.microsoft.com/office/word/2012/wordml" xmlns:w16cex="http://schemas.microsoft.com/office/word/2018/wordml/cex" xmlns:w16cid="http://schemas.microsoft.com/office/word/2016/wordml/cid" xmlns:w16="http://schemas.microsoft.com/office/word/2018/wordml" xmlns:w16du="http://schemas.microsoft.com/office/word/2023/wordml/word16du" xmlns:w16sdtdh="http://schemas.microsoft.com/office/word/2020/wordml/sdtdatahash" xmlns:w16sdtfl="http://schemas.microsoft.com/office/word/2024/wordml/sdtformatlock" xmlns:w16se="http://schemas.microsoft.com/office/word/2015/wordml/symex" xmlns:wpg="http://schemas.microsoft.com/office/word/2010/wordprocessingGroup" xmlns:wpi="http://schemas.microsoft.com/office/word/2010/wordprocessingInk" xmlns:wne="http://schemas.microsoft.com/office/word/2006/wordml" xmlns:wps="http://schemas.microsoft.com/office/word/2010/wordprocessingShape" mc:Ignorable="w14 w15 w16se w16cid w16 w16cex w16sdtdh w16sdtfl w16du wp14">
   <w:p>
     <w:pPr>
@@ -33486,7 +32972,21 @@
 </w:ftr>
 </file>
 
-<file path=word/footer57.xml><?xml version="1.0" encoding="utf-8"?>
+<file path=word/footer58.xml><?xml version="1.0" encoding="utf-8"?>
+<w:ftr xmlns:wpc="http://schemas.microsoft.com/office/word/2010/wordprocessingCanvas" xmlns:cx="http://schemas.microsoft.com/office/drawing/2014/chartex" xmlns:cx1="http://schemas.microsoft.com/office/drawing/2015/9/8/chartex" xmlns:cx2="http://schemas.microsoft.com/office/drawing/2015/10/21/chartex" xmlns:cx3="http://schemas.microsoft.com/office/drawing/2016/5/9/chartex" xmlns:cx4="http://schemas.microsoft.com/office/drawing/2016/5/10/chartex" xmlns:cx5="http://schemas.microsoft.com/office/drawing/2016/5/11/chartex" xmlns:cx6="http://schemas.microsoft.com/office/drawing/2016/5/12/chartex" xmlns:cx7="http://schemas.microsoft.com/office/drawing/2016/5/13/chartex" xmlns:cx8="http://schemas.microsoft.com/office/drawing/2016/5/14/chartex" xmlns:mc="http://schemas.openxmlformats.org/markup-compatibility/2006" xmlns:aink="http://schemas.microsoft.com/office/drawing/2016/ink" xmlns:am3d="http://schemas.microsoft.com/office/drawing/2017/model3d" xmlns:o="urn:schemas-microsoft-com:office:office" xmlns:oel="http://schemas.microsoft.com/office/2019/extlst" xmlns:r="http://schemas.openxmlformats.org/officeDocument/2006/relationships" xmlns:m="http://schemas.openxmlformats.org/officeDocument/2006/math" xmlns:v="urn:schemas-microsoft-com:vml" xmlns:wp14="http://schemas.microsoft.com/office/word/2010/wordprocessingDrawing" xmlns:wp="http://schemas.openxmlformats.org/drawingml/2006/wordprocessingDrawing" xmlns:w10="urn:schemas-microsoft-com:office:word" xmlns:w="http://schemas.openxmlformats.org/wordprocessingml/2006/main" xmlns:w14="http://schemas.microsoft.com/office/word/2010/wordml" xmlns:w15="http://schemas.microsoft.com/office/word/2012/wordml" xmlns:w16cex="http://schemas.microsoft.com/office/word/2018/wordml/cex" xmlns:w16cid="http://schemas.microsoft.com/office/word/2016/wordml/cid" xmlns:w16="http://schemas.microsoft.com/office/word/2018/wordml" xmlns:w16du="http://schemas.microsoft.com/office/word/2023/wordml/word16du" xmlns:w16sdtdh="http://schemas.microsoft.com/office/word/2020/wordml/sdtdatahash" xmlns:w16sdtfl="http://schemas.microsoft.com/office/word/2024/wordml/sdtformatlock" xmlns:w16se="http://schemas.microsoft.com/office/word/2015/wordml/symex" xmlns:wpg="http://schemas.microsoft.com/office/word/2010/wordprocessingGroup" xmlns:wpi="http://schemas.microsoft.com/office/word/2010/wordprocessingInk" xmlns:wne="http://schemas.microsoft.com/office/word/2006/wordml" xmlns:wps="http://schemas.microsoft.com/office/word/2010/wordprocessingShape" mc:Ignorable="w14 w15 w16se w16cid w16 w16cex w16sdtdh w16sdtfl w16du wp14">
+  <w:p>
+    <w:pPr>
+      <w:pStyle w:val="Textoindependiente"/>
+      <w:spacing w:line="14" w:lineRule="auto"/>
+      <w:rPr>
+        <w:sz w:val="20"/>
+      </w:rPr>
+    </w:pPr>
+  </w:p>
+</w:ftr>
+</file>
+
+<file path=word/footer59.xml><?xml version="1.0" encoding="utf-8"?>
 <w:ftr xmlns:wpc="http://schemas.microsoft.com/office/word/2010/wordprocessingCanvas" xmlns:cx="http://schemas.microsoft.com/office/drawing/2014/chartex" xmlns:cx1="http://schemas.microsoft.com/office/drawing/2015/9/8/chartex" xmlns:cx2="http://schemas.microsoft.com/office/drawing/2015/10/21/chartex" xmlns:cx3="http://schemas.microsoft.com/office/drawing/2016/5/9/chartex" xmlns:cx4="http://schemas.microsoft.com/office/drawing/2016/5/10/chartex" xmlns:cx5="http://schemas.microsoft.com/office/drawing/2016/5/11/chartex" xmlns:cx6="http://schemas.microsoft.com/office/drawing/2016/5/12/chartex" xmlns:cx7="http://schemas.microsoft.com/office/drawing/2016/5/13/chartex" xmlns:cx8="http://schemas.microsoft.com/office/drawing/2016/5/14/chartex" xmlns:mc="http://schemas.openxmlformats.org/markup-compatibility/2006" xmlns:aink="http://schemas.microsoft.com/office/drawing/2016/ink" xmlns:am3d="http://schemas.microsoft.com/office/drawing/2017/model3d" xmlns:o="urn:schemas-microsoft-com:office:office" xmlns:oel="http://schemas.microsoft.com/office/2019/extlst" xmlns:r="http://schemas.openxmlformats.org/officeDocument/2006/relationships" xmlns:m="http://schemas.openxmlformats.org/officeDocument/2006/math" xmlns:v="urn:schemas-microsoft-com:vml" xmlns:wp14="http://schemas.microsoft.com/office/word/2010/wordprocessingDrawing" xmlns:wp="http://schemas.openxmlformats.org/drawingml/2006/wordprocessingDrawing" xmlns:w10="urn:schemas-microsoft-com:office:word" xmlns:w="http://schemas.openxmlformats.org/wordprocessingml/2006/main" xmlns:w14="http://schemas.microsoft.com/office/word/2010/wordml" xmlns:w15="http://schemas.microsoft.com/office/word/2012/wordml" xmlns:w16cex="http://schemas.microsoft.com/office/word/2018/wordml/cex" xmlns:w16cid="http://schemas.microsoft.com/office/word/2016/wordml/cid" xmlns:w16="http://schemas.microsoft.com/office/word/2018/wordml" xmlns:w16du="http://schemas.microsoft.com/office/word/2023/wordml/word16du" xmlns:w16sdtdh="http://schemas.microsoft.com/office/word/2020/wordml/sdtdatahash" xmlns:w16sdtfl="http://schemas.microsoft.com/office/word/2024/wordml/sdtformatlock" xmlns:w16se="http://schemas.microsoft.com/office/word/2015/wordml/symex" xmlns:wpg="http://schemas.microsoft.com/office/word/2010/wordprocessingGroup" xmlns:wpi="http://schemas.microsoft.com/office/word/2010/wordprocessingInk" xmlns:wne="http://schemas.microsoft.com/office/word/2006/wordml" xmlns:wps="http://schemas.microsoft.com/office/word/2010/wordprocessingShape" mc:Ignorable="w14 w15 w16se w16cid w16 w16cex w16sdtdh w16sdtfl w16du wp14">
   <w:p>
     <w:pPr>
@@ -33500,14 +33000,14 @@
       <w:rPr>
         <w:noProof/>
       </w:rPr>
-      <w:pict w14:anchorId="06804D49">
+      <w:pict w14:anchorId="5C324D1F">
         <v:shapetype id="_x0000_t202" coordsize="21600,21600" o:spt="202" path="m,l,21600r21600,l21600,xe">
           <v:stroke joinstyle="miter"/>
           <v:path gradientshapeok="t" o:connecttype="rect"/>
         </v:shapetype>
-        <v:shape id="Marco46" o:spid="_x0000_s1030" type="#_x0000_t202" style="position:absolute;margin-left:457.65pt;margin-top:736.5pt;width:82.15pt;height:14.3pt;z-index:-251638784;visibility:visible;mso-wrap-style:square;mso-wrap-distance-left:0;mso-wrap-distance-top:0;mso-wrap-distance-right:0;mso-wrap-distance-bottom:0;mso-position-horizontal:absolute;mso-position-horizontal-relative:page;mso-position-vertical:absolute;mso-position-vertical-relative:page;v-text-anchor:top" o:gfxdata="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" o:allowincell="f" stroked="f">
+        <v:shape id="_x0000_s1029" type="#_x0000_t202" style="position:absolute;margin-left:457.65pt;margin-top:736.5pt;width:82.15pt;height:14.3pt;z-index:-251637760;visibility:visible;mso-wrap-style:square;mso-wrap-distance-left:0;mso-wrap-distance-top:0;mso-wrap-distance-right:0;mso-wrap-distance-bottom:0;mso-position-horizontal:absolute;mso-position-horizontal-relative:page;mso-position-vertical:absolute;mso-position-vertical-relative:page;v-text-anchor:top" o:gfxdata="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" o:allowincell="f" stroked="f">
           <v:fill opacity="0"/>
-          <v:textbox inset="0,0,0,0">
+          <v:textbox style="mso-next-textbox:#_x0000_s1029" inset="0,0,0,0">
             <w:txbxContent>
               <w:p>
                 <w:pPr>
@@ -33601,131 +33101,6 @@
 </w:ftr>
 </file>
 
-<file path=word/footer58.xml><?xml version="1.0" encoding="utf-8"?>
-<w:ftr xmlns:wpc="http://schemas.microsoft.com/office/word/2010/wordprocessingCanvas" xmlns:cx="http://schemas.microsoft.com/office/drawing/2014/chartex" xmlns:cx1="http://schemas.microsoft.com/office/drawing/2015/9/8/chartex" xmlns:cx2="http://schemas.microsoft.com/office/drawing/2015/10/21/chartex" xmlns:cx3="http://schemas.microsoft.com/office/drawing/2016/5/9/chartex" xmlns:cx4="http://schemas.microsoft.com/office/drawing/2016/5/10/chartex" xmlns:cx5="http://schemas.microsoft.com/office/drawing/2016/5/11/chartex" xmlns:cx6="http://schemas.microsoft.com/office/drawing/2016/5/12/chartex" xmlns:cx7="http://schemas.microsoft.com/office/drawing/2016/5/13/chartex" xmlns:cx8="http://schemas.microsoft.com/office/drawing/2016/5/14/chartex" xmlns:mc="http://schemas.openxmlformats.org/markup-compatibility/2006" xmlns:aink="http://schemas.microsoft.com/office/drawing/2016/ink" xmlns:am3d="http://schemas.microsoft.com/office/drawing/2017/model3d" xmlns:o="urn:schemas-microsoft-com:office:office" xmlns:oel="http://schemas.microsoft.com/office/2019/extlst" xmlns:r="http://schemas.openxmlformats.org/officeDocument/2006/relationships" xmlns:m="http://schemas.openxmlformats.org/officeDocument/2006/math" xmlns:v="urn:schemas-microsoft-com:vml" xmlns:wp14="http://schemas.microsoft.com/office/word/2010/wordprocessingDrawing" xmlns:wp="http://schemas.openxmlformats.org/drawingml/2006/wordprocessingDrawing" xmlns:w10="urn:schemas-microsoft-com:office:word" xmlns:w="http://schemas.openxmlformats.org/wordprocessingml/2006/main" xmlns:w14="http://schemas.microsoft.com/office/word/2010/wordml" xmlns:w15="http://schemas.microsoft.com/office/word/2012/wordml" xmlns:w16cex="http://schemas.microsoft.com/office/word/2018/wordml/cex" xmlns:w16cid="http://schemas.microsoft.com/office/word/2016/wordml/cid" xmlns:w16="http://schemas.microsoft.com/office/word/2018/wordml" xmlns:w16du="http://schemas.microsoft.com/office/word/2023/wordml/word16du" xmlns:w16sdtdh="http://schemas.microsoft.com/office/word/2020/wordml/sdtdatahash" xmlns:w16sdtfl="http://schemas.microsoft.com/office/word/2024/wordml/sdtformatlock" xmlns:w16se="http://schemas.microsoft.com/office/word/2015/wordml/symex" xmlns:wpg="http://schemas.microsoft.com/office/word/2010/wordprocessingGroup" xmlns:wpi="http://schemas.microsoft.com/office/word/2010/wordprocessingInk" xmlns:wne="http://schemas.microsoft.com/office/word/2006/wordml" xmlns:wps="http://schemas.microsoft.com/office/word/2010/wordprocessingShape" mc:Ignorable="w14 w15 w16se w16cid w16 w16cex w16sdtdh w16sdtfl w16du wp14">
-  <w:p>
-    <w:pPr>
-      <w:pStyle w:val="Textoindependiente"/>
-      <w:spacing w:line="14" w:lineRule="auto"/>
-      <w:rPr>
-        <w:sz w:val="20"/>
-      </w:rPr>
-    </w:pPr>
-    <w:r>
-      <w:rPr>
-        <w:noProof/>
-      </w:rPr>
-      <w:pict w14:anchorId="5C324D1F">
-        <v:shapetype id="_x0000_t202" coordsize="21600,21600" o:spt="202" path="m,l,21600r21600,l21600,xe">
-          <v:stroke joinstyle="miter"/>
-          <v:path gradientshapeok="t" o:connecttype="rect"/>
-        </v:shapetype>
-        <v:shape id="_x0000_s1029" type="#_x0000_t202" style="position:absolute;margin-left:457.65pt;margin-top:736.5pt;width:82.15pt;height:14.3pt;z-index:-251637760;visibility:visible;mso-wrap-style:square;mso-wrap-distance-left:0;mso-wrap-distance-top:0;mso-wrap-distance-right:0;mso-wrap-distance-bottom:0;mso-position-horizontal:absolute;mso-position-horizontal-relative:page;mso-position-vertical:absolute;mso-position-vertical-relative:page;v-text-anchor:top" o:gfxdata="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" o:allowincell="f" stroked="f">
-          <v:fill opacity="0"/>
-          <v:textbox inset="0,0,0,0">
-            <w:txbxContent>
-              <w:p>
-                <w:pPr>
-                  <w:pStyle w:val="Contenidodelmarco"/>
-                  <w:spacing w:before="13"/>
-                  <w:ind w:left="20"/>
-                  <w:rPr>
-                    <w:rFonts w:ascii="Arial" w:hAnsi="Arial"/>
-                    <w:b/>
-                  </w:rPr>
-                </w:pPr>
-                <w:r>
-                  <w:rPr>
-                    <w:rFonts w:ascii="Arial MT" w:hAnsi="Arial MT"/>
-                    <w:color w:val="000000"/>
-                  </w:rPr>
-                  <w:t xml:space="preserve">Página </w:t>
-                </w:r>
-                <w:r>
-                  <w:rPr>
-                    <w:rFonts w:ascii="Arial" w:hAnsi="Arial"/>
-                    <w:b/>
-                    <w:color w:val="000000"/>
-                  </w:rPr>
-                  <w:fldChar w:fldCharType="begin"/>
-                </w:r>
-                <w:r>
-                  <w:rPr>
-                    <w:rFonts w:ascii="Arial" w:hAnsi="Arial"/>
-                    <w:b/>
-                    <w:color w:val="000000"/>
-                  </w:rPr>
-                  <w:instrText xml:space="preserve"> PAGE </w:instrText>
-                </w:r>
-                <w:r>
-                  <w:rPr>
-                    <w:rFonts w:ascii="Arial" w:hAnsi="Arial"/>
-                    <w:b/>
-                    <w:color w:val="000000"/>
-                  </w:rPr>
-                  <w:fldChar w:fldCharType="separate"/>
-                </w:r>
-                <w:r>
-                  <w:rPr>
-                    <w:rFonts w:ascii="Arial" w:hAnsi="Arial"/>
-                    <w:b/>
-                    <w:color w:val="000000"/>
-                  </w:rPr>
-                  <w:t>46</w:t>
-                </w:r>
-                <w:r>
-                  <w:rPr>
-                    <w:rFonts w:ascii="Arial" w:hAnsi="Arial"/>
-                    <w:b/>
-                    <w:color w:val="000000"/>
-                  </w:rPr>
-                  <w:fldChar w:fldCharType="end"/>
-                </w:r>
-                <w:r>
-                  <w:rPr>
-                    <w:rFonts w:ascii="Arial" w:hAnsi="Arial"/>
-                    <w:b/>
-                    <w:color w:val="000000"/>
-                  </w:rPr>
-                  <w:t xml:space="preserve"> </w:t>
-                </w:r>
-                <w:r>
-                  <w:rPr>
-                    <w:rFonts w:ascii="Arial MT" w:hAnsi="Arial MT"/>
-                    <w:color w:val="000000"/>
-                  </w:rPr>
-                  <w:t xml:space="preserve">de </w:t>
-                </w:r>
-                <w:r>
-                  <w:rPr>
-                    <w:rFonts w:ascii="Arial" w:hAnsi="Arial"/>
-                    <w:b/>
-                    <w:color w:val="000000"/>
-                    <w:spacing w:val="-5"/>
-                  </w:rPr>
-                  <w:t>26</w:t>
-                </w:r>
-              </w:p>
-            </w:txbxContent>
-          </v:textbox>
-          <w10:wrap anchorx="page" anchory="page"/>
-        </v:shape>
-      </w:pict>
-    </w:r>
-  </w:p>
-</w:ftr>
-</file>
-
-<file path=word/footer59.xml><?xml version="1.0" encoding="utf-8"?>
-<w:ftr xmlns:wpc="http://schemas.microsoft.com/office/word/2010/wordprocessingCanvas" xmlns:cx="http://schemas.microsoft.com/office/drawing/2014/chartex" xmlns:cx1="http://schemas.microsoft.com/office/drawing/2015/9/8/chartex" xmlns:cx2="http://schemas.microsoft.com/office/drawing/2015/10/21/chartex" xmlns:cx3="http://schemas.microsoft.com/office/drawing/2016/5/9/chartex" xmlns:cx4="http://schemas.microsoft.com/office/drawing/2016/5/10/chartex" xmlns:cx5="http://schemas.microsoft.com/office/drawing/2016/5/11/chartex" xmlns:cx6="http://schemas.microsoft.com/office/drawing/2016/5/12/chartex" xmlns:cx7="http://schemas.microsoft.com/office/drawing/2016/5/13/chartex" xmlns:cx8="http://schemas.microsoft.com/office/drawing/2016/5/14/chartex" xmlns:mc="http://schemas.openxmlformats.org/markup-compatibility/2006" xmlns:aink="http://schemas.microsoft.com/office/drawing/2016/ink" xmlns:am3d="http://schemas.microsoft.com/office/drawing/2017/model3d" xmlns:o="urn:schemas-microsoft-com:office:office" xmlns:oel="http://schemas.microsoft.com/office/2019/extlst" xmlns:r="http://schemas.openxmlformats.org/officeDocument/2006/relationships" xmlns:m="http://schemas.openxmlformats.org/officeDocument/2006/math" xmlns:v="urn:schemas-microsoft-com:vml" xmlns:wp14="http://schemas.microsoft.com/office/word/2010/wordprocessingDrawing" xmlns:wp="http://schemas.openxmlformats.org/drawingml/2006/wordprocessingDrawing" xmlns:w10="urn:schemas-microsoft-com:office:word" xmlns:w="http://schemas.openxmlformats.org/wordprocessingml/2006/main" xmlns:w14="http://schemas.microsoft.com/office/word/2010/wordml" xmlns:w15="http://schemas.microsoft.com/office/word/2012/wordml" xmlns:w16cex="http://schemas.microsoft.com/office/word/2018/wordml/cex" xmlns:w16cid="http://schemas.microsoft.com/office/word/2016/wordml/cid" xmlns:w16="http://schemas.microsoft.com/office/word/2018/wordml" xmlns:w16du="http://schemas.microsoft.com/office/word/2023/wordml/word16du" xmlns:w16sdtdh="http://schemas.microsoft.com/office/word/2020/wordml/sdtdatahash" xmlns:w16sdtfl="http://schemas.microsoft.com/office/word/2024/wordml/sdtformatlock" xmlns:w16se="http://schemas.microsoft.com/office/word/2015/wordml/symex" xmlns:wpg="http://schemas.microsoft.com/office/word/2010/wordprocessingGroup" xmlns:wpi="http://schemas.microsoft.com/office/word/2010/wordprocessingInk" xmlns:wne="http://schemas.microsoft.com/office/word/2006/wordml" xmlns:wps="http://schemas.microsoft.com/office/word/2010/wordprocessingShape" mc:Ignorable="w14 w15 w16se w16cid w16 w16cex w16sdtdh w16sdtfl w16du wp14">
-  <w:p>
-    <w:pPr>
-      <w:pStyle w:val="Piedepgina"/>
-    </w:pPr>
-  </w:p>
-</w:ftr>
-</file>
-
 <file path=word/footer6.xml><?xml version="1.0" encoding="utf-8"?>
 <w:ftr xmlns:wpc="http://schemas.microsoft.com/office/word/2010/wordprocessingCanvas" xmlns:cx="http://schemas.microsoft.com/office/drawing/2014/chartex" xmlns:cx1="http://schemas.microsoft.com/office/drawing/2015/9/8/chartex" xmlns:cx2="http://schemas.microsoft.com/office/drawing/2015/10/21/chartex" xmlns:cx3="http://schemas.microsoft.com/office/drawing/2016/5/9/chartex" xmlns:cx4="http://schemas.microsoft.com/office/drawing/2016/5/10/chartex" xmlns:cx5="http://schemas.microsoft.com/office/drawing/2016/5/11/chartex" xmlns:cx6="http://schemas.microsoft.com/office/drawing/2016/5/12/chartex" xmlns:cx7="http://schemas.microsoft.com/office/drawing/2016/5/13/chartex" xmlns:cx8="http://schemas.microsoft.com/office/drawing/2016/5/14/chartex" xmlns:mc="http://schemas.openxmlformats.org/markup-compatibility/2006" xmlns:aink="http://schemas.microsoft.com/office/drawing/2016/ink" xmlns:am3d="http://schemas.microsoft.com/office/drawing/2017/model3d" xmlns:o="urn:schemas-microsoft-com:office:office" xmlns:oel="http://schemas.microsoft.com/office/2019/extlst" xmlns:r="http://schemas.openxmlformats.org/officeDocument/2006/relationships" xmlns:m="http://schemas.openxmlformats.org/officeDocument/2006/math" xmlns:v="urn:schemas-microsoft-com:vml" xmlns:wp14="http://schemas.microsoft.com/office/word/2010/wordprocessingDrawing" xmlns:wp="http://schemas.openxmlformats.org/drawingml/2006/wordprocessingDrawing" xmlns:w10="urn:schemas-microsoft-com:office:word" xmlns:w="http://schemas.openxmlformats.org/wordprocessingml/2006/main" xmlns:w14="http://schemas.microsoft.com/office/word/2010/wordml" xmlns:w15="http://schemas.microsoft.com/office/word/2012/wordml" xmlns:w16cex="http://schemas.microsoft.com/office/word/2018/wordml/cex" xmlns:w16cid="http://schemas.microsoft.com/office/word/2016/wordml/cid" xmlns:w16="http://schemas.microsoft.com/office/word/2018/wordml" xmlns:w16du="http://schemas.microsoft.com/office/word/2023/wordml/word16du" xmlns:w16sdtdh="http://schemas.microsoft.com/office/word/2020/wordml/sdtdatahash" xmlns:w16sdtfl="http://schemas.microsoft.com/office/word/2024/wordml/sdtformatlock" xmlns:w16se="http://schemas.microsoft.com/office/word/2015/wordml/symex" xmlns:wpg="http://schemas.microsoft.com/office/word/2010/wordprocessingGroup" xmlns:wpi="http://schemas.microsoft.com/office/word/2010/wordprocessingInk" xmlns:wne="http://schemas.microsoft.com/office/word/2006/wordml" xmlns:wps="http://schemas.microsoft.com/office/word/2010/wordprocessingShape" mc:Ignorable="w14 w15 w16se w16cid w16 w16cex w16sdtdh w16sdtfl w16du wp14">
   <w:p>
@@ -33740,12 +33115,12 @@
       <w:rPr>
         <w:noProof/>
       </w:rPr>
-      <w:pict w14:anchorId="4A047ED7">
+      <w:pict w14:anchorId="1974A61F">
         <v:shapetype id="_x0000_t202" coordsize="21600,21600" o:spt="202" path="m,l,21600r21600,l21600,xe">
           <v:stroke joinstyle="miter"/>
           <v:path gradientshapeok="t" o:connecttype="rect"/>
         </v:shapetype>
-        <v:shape id="_x0000_s1067" type="#_x0000_t202" style="position:absolute;margin-left:235.9pt;margin-top:702.3pt;width:303.9pt;height:10.95pt;z-index:-251635712;visibility:visible;mso-wrap-style:square;mso-wrap-distance-left:0;mso-wrap-distance-top:0;mso-wrap-distance-right:0;mso-wrap-distance-bottom:0;mso-position-horizontal:absolute;mso-position-horizontal-relative:page;mso-position-vertical:absolute;mso-position-vertical-relative:page;v-text-anchor:top" o:gfxdata="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" o:allowincell="f" stroked="f">
+        <v:shape id="_x0000_s1063" type="#_x0000_t202" style="position:absolute;margin-left:233.65pt;margin-top:684.45pt;width:303.9pt;height:10.95pt;z-index:-251661312;visibility:visible;mso-wrap-style:square;mso-wrap-distance-left:0;mso-wrap-distance-top:0;mso-wrap-distance-right:0;mso-wrap-distance-bottom:0;mso-position-horizontal:absolute;mso-position-horizontal-relative:page;mso-position-vertical:absolute;mso-position-vertical-relative:page;v-text-anchor:top" o:gfxdata="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" o:allowincell="f" stroked="f">
           <v:fill opacity="0"/>
           <v:textbox inset="0,0,0,0">
             <w:txbxContent>
@@ -33765,7 +33140,7 @@
                     <w:color w:val="000000"/>
                     <w:sz w:val="16"/>
                   </w:rPr>
-                  <w:t xml:space="preserve">SANTA MARÍA ATARASQUILLO, LERMA ESTADO DE MÉXICO. 24 ABRIL </w:t>
+                  <w:t xml:space="preserve">SANTA MARÍA ATARASQUILLO, LERMA ESTADO DE MÉXICO.  </w:t>
                 </w:r>
                 <w:r>
                   <w:rPr>
@@ -33791,118 +33166,27 @@
 <w:ftr xmlns:wpc="http://schemas.microsoft.com/office/word/2010/wordprocessingCanvas" xmlns:cx="http://schemas.microsoft.com/office/drawing/2014/chartex" xmlns:cx1="http://schemas.microsoft.com/office/drawing/2015/9/8/chartex" xmlns:cx2="http://schemas.microsoft.com/office/drawing/2015/10/21/chartex" xmlns:cx3="http://schemas.microsoft.com/office/drawing/2016/5/9/chartex" xmlns:cx4="http://schemas.microsoft.com/office/drawing/2016/5/10/chartex" xmlns:cx5="http://schemas.microsoft.com/office/drawing/2016/5/11/chartex" xmlns:cx6="http://schemas.microsoft.com/office/drawing/2016/5/12/chartex" xmlns:cx7="http://schemas.microsoft.com/office/drawing/2016/5/13/chartex" xmlns:cx8="http://schemas.microsoft.com/office/drawing/2016/5/14/chartex" xmlns:mc="http://schemas.openxmlformats.org/markup-compatibility/2006" xmlns:aink="http://schemas.microsoft.com/office/drawing/2016/ink" xmlns:am3d="http://schemas.microsoft.com/office/drawing/2017/model3d" xmlns:o="urn:schemas-microsoft-com:office:office" xmlns:oel="http://schemas.microsoft.com/office/2019/extlst" xmlns:r="http://schemas.openxmlformats.org/officeDocument/2006/relationships" xmlns:m="http://schemas.openxmlformats.org/officeDocument/2006/math" xmlns:v="urn:schemas-microsoft-com:vml" xmlns:wp14="http://schemas.microsoft.com/office/word/2010/wordprocessingDrawing" xmlns:wp="http://schemas.openxmlformats.org/drawingml/2006/wordprocessingDrawing" xmlns:w10="urn:schemas-microsoft-com:office:word" xmlns:w="http://schemas.openxmlformats.org/wordprocessingml/2006/main" xmlns:w14="http://schemas.microsoft.com/office/word/2010/wordml" xmlns:w15="http://schemas.microsoft.com/office/word/2012/wordml" xmlns:w16cex="http://schemas.microsoft.com/office/word/2018/wordml/cex" xmlns:w16cid="http://schemas.microsoft.com/office/word/2016/wordml/cid" xmlns:w16="http://schemas.microsoft.com/office/word/2018/wordml" xmlns:w16du="http://schemas.microsoft.com/office/word/2023/wordml/word16du" xmlns:w16sdtdh="http://schemas.microsoft.com/office/word/2020/wordml/sdtdatahash" xmlns:w16sdtfl="http://schemas.microsoft.com/office/word/2024/wordml/sdtformatlock" xmlns:w16se="http://schemas.microsoft.com/office/word/2015/wordml/symex" xmlns:wpg="http://schemas.microsoft.com/office/word/2010/wordprocessingGroup" xmlns:wpi="http://schemas.microsoft.com/office/word/2010/wordprocessingInk" xmlns:wne="http://schemas.microsoft.com/office/word/2006/wordml" xmlns:wps="http://schemas.microsoft.com/office/word/2010/wordprocessingShape" mc:Ignorable="w14 w15 w16se w16cid w16 w16cex w16sdtdh w16sdtfl w16du wp14">
   <w:p>
     <w:pPr>
+      <w:pStyle w:val="Piedepgina"/>
+    </w:pPr>
+  </w:p>
+</w:ftr>
+</file>
+
+<file path=word/footer61.xml><?xml version="1.0" encoding="utf-8"?>
+<w:ftr xmlns:wpc="http://schemas.microsoft.com/office/word/2010/wordprocessingCanvas" xmlns:cx="http://schemas.microsoft.com/office/drawing/2014/chartex" xmlns:cx1="http://schemas.microsoft.com/office/drawing/2015/9/8/chartex" xmlns:cx2="http://schemas.microsoft.com/office/drawing/2015/10/21/chartex" xmlns:cx3="http://schemas.microsoft.com/office/drawing/2016/5/9/chartex" xmlns:cx4="http://schemas.microsoft.com/office/drawing/2016/5/10/chartex" xmlns:cx5="http://schemas.microsoft.com/office/drawing/2016/5/11/chartex" xmlns:cx6="http://schemas.microsoft.com/office/drawing/2016/5/12/chartex" xmlns:cx7="http://schemas.microsoft.com/office/drawing/2016/5/13/chartex" xmlns:cx8="http://schemas.microsoft.com/office/drawing/2016/5/14/chartex" xmlns:mc="http://schemas.openxmlformats.org/markup-compatibility/2006" xmlns:aink="http://schemas.microsoft.com/office/drawing/2016/ink" xmlns:am3d="http://schemas.microsoft.com/office/drawing/2017/model3d" xmlns:o="urn:schemas-microsoft-com:office:office" xmlns:oel="http://schemas.microsoft.com/office/2019/extlst" xmlns:r="http://schemas.openxmlformats.org/officeDocument/2006/relationships" xmlns:m="http://schemas.openxmlformats.org/officeDocument/2006/math" xmlns:v="urn:schemas-microsoft-com:vml" xmlns:wp14="http://schemas.microsoft.com/office/word/2010/wordprocessingDrawing" xmlns:wp="http://schemas.openxmlformats.org/drawingml/2006/wordprocessingDrawing" xmlns:w10="urn:schemas-microsoft-com:office:word" xmlns:w="http://schemas.openxmlformats.org/wordprocessingml/2006/main" xmlns:w14="http://schemas.microsoft.com/office/word/2010/wordml" xmlns:w15="http://schemas.microsoft.com/office/word/2012/wordml" xmlns:w16cex="http://schemas.microsoft.com/office/word/2018/wordml/cex" xmlns:w16cid="http://schemas.microsoft.com/office/word/2016/wordml/cid" xmlns:w16="http://schemas.microsoft.com/office/word/2018/wordml" xmlns:w16du="http://schemas.microsoft.com/office/word/2023/wordml/word16du" xmlns:w16sdtdh="http://schemas.microsoft.com/office/word/2020/wordml/sdtdatahash" xmlns:w16sdtfl="http://schemas.microsoft.com/office/word/2024/wordml/sdtformatlock" xmlns:w16se="http://schemas.microsoft.com/office/word/2015/wordml/symex" xmlns:wpg="http://schemas.microsoft.com/office/word/2010/wordprocessingGroup" xmlns:wpi="http://schemas.microsoft.com/office/word/2010/wordprocessingInk" xmlns:wne="http://schemas.microsoft.com/office/word/2006/wordml" xmlns:wps="http://schemas.microsoft.com/office/word/2010/wordprocessingShape" mc:Ignorable="w14 w15 w16se w16cid w16 w16cex w16sdtdh w16sdtfl w16du wp14">
+  <w:p>
+    <w:pPr>
       <w:pStyle w:val="Textoindependiente"/>
       <w:spacing w:line="14" w:lineRule="auto"/>
       <w:rPr>
         <w:sz w:val="20"/>
       </w:rPr>
     </w:pPr>
-    <w:r>
-      <w:rPr>
-        <w:noProof/>
-      </w:rPr>
-      <w:pict w14:anchorId="133DDBC7">
-        <v:shapetype id="_x0000_t202" coordsize="21600,21600" o:spt="202" path="m,l,21600r21600,l21600,xe">
-          <v:stroke joinstyle="miter"/>
-          <v:path gradientshapeok="t" o:connecttype="rect"/>
-        </v:shapetype>
-        <v:shape id="Marco48" o:spid="_x0000_s1028" type="#_x0000_t202" style="position:absolute;margin-left:457.65pt;margin-top:736.5pt;width:82.15pt;height:14.3pt;z-index:-251657216;visibility:visible;mso-wrap-style:square;mso-wrap-distance-left:0;mso-wrap-distance-top:0;mso-wrap-distance-right:0;mso-wrap-distance-bottom:0;mso-position-horizontal:absolute;mso-position-horizontal-relative:page;mso-position-vertical:absolute;mso-position-vertical-relative:page;v-text-anchor:top" o:gfxdata="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" o:allowincell="f" stroked="f">
-          <v:fill opacity="0"/>
-          <v:textbox inset="0,0,0,0">
-            <w:txbxContent>
-              <w:p>
-                <w:pPr>
-                  <w:pStyle w:val="Contenidodelmarco"/>
-                  <w:spacing w:before="13"/>
-                  <w:ind w:left="20"/>
-                  <w:rPr>
-                    <w:rFonts w:ascii="Arial" w:hAnsi="Arial"/>
-                    <w:b/>
-                  </w:rPr>
-                </w:pPr>
-                <w:r>
-                  <w:rPr>
-                    <w:rFonts w:ascii="Arial MT" w:hAnsi="Arial MT"/>
-                    <w:color w:val="000000"/>
-                  </w:rPr>
-                  <w:t xml:space="preserve">Página </w:t>
-                </w:r>
-                <w:r>
-                  <w:rPr>
-                    <w:rFonts w:ascii="Arial" w:hAnsi="Arial"/>
-                    <w:b/>
-                    <w:color w:val="000000"/>
-                  </w:rPr>
-                  <w:fldChar w:fldCharType="begin"/>
-                </w:r>
-                <w:r>
-                  <w:rPr>
-                    <w:rFonts w:ascii="Arial" w:hAnsi="Arial"/>
-                    <w:b/>
-                    <w:color w:val="000000"/>
-                  </w:rPr>
-                  <w:instrText xml:space="preserve"> PAGE </w:instrText>
-                </w:r>
-                <w:r>
-                  <w:rPr>
-                    <w:rFonts w:ascii="Arial" w:hAnsi="Arial"/>
-                    <w:b/>
-                    <w:color w:val="000000"/>
-                  </w:rPr>
-                  <w:fldChar w:fldCharType="separate"/>
-                </w:r>
-                <w:r>
-                  <w:rPr>
-                    <w:rFonts w:ascii="Arial" w:hAnsi="Arial"/>
-                    <w:b/>
-                    <w:color w:val="000000"/>
-                  </w:rPr>
-                  <w:t>50</w:t>
-                </w:r>
-                <w:r>
-                  <w:rPr>
-                    <w:rFonts w:ascii="Arial" w:hAnsi="Arial"/>
-                    <w:b/>
-                    <w:color w:val="000000"/>
-                  </w:rPr>
-                  <w:fldChar w:fldCharType="end"/>
-                </w:r>
-                <w:r>
-                  <w:rPr>
-                    <w:rFonts w:ascii="Arial" w:hAnsi="Arial"/>
-                    <w:b/>
-                    <w:color w:val="000000"/>
-                  </w:rPr>
-                  <w:t xml:space="preserve"> </w:t>
-                </w:r>
-                <w:r>
-                  <w:rPr>
-                    <w:rFonts w:ascii="Arial MT" w:hAnsi="Arial MT"/>
-                    <w:color w:val="000000"/>
-                  </w:rPr>
-                  <w:t xml:space="preserve">de </w:t>
-                </w:r>
-                <w:r>
-                  <w:rPr>
-                    <w:rFonts w:ascii="Arial" w:hAnsi="Arial"/>
-                    <w:b/>
-                    <w:color w:val="000000"/>
-                    <w:spacing w:val="-5"/>
-                  </w:rPr>
-                  <w:t>26</w:t>
-                </w:r>
-              </w:p>
-            </w:txbxContent>
-          </v:textbox>
-          <w10:wrap anchorx="page" anchory="page"/>
-        </v:shape>
-      </w:pict>
-    </w:r>
   </w:p>
 </w:ftr>
 </file>
 
-<file path=word/footer61.xml><?xml version="1.0" encoding="utf-8"?>
+<file path=word/footer62.xml><?xml version="1.0" encoding="utf-8"?>
 <w:ftr xmlns:wpc="http://schemas.microsoft.com/office/word/2010/wordprocessingCanvas" xmlns:cx="http://schemas.microsoft.com/office/drawing/2014/chartex" xmlns:cx1="http://schemas.microsoft.com/office/drawing/2015/9/8/chartex" xmlns:cx2="http://schemas.microsoft.com/office/drawing/2015/10/21/chartex" xmlns:cx3="http://schemas.microsoft.com/office/drawing/2016/5/9/chartex" xmlns:cx4="http://schemas.microsoft.com/office/drawing/2016/5/10/chartex" xmlns:cx5="http://schemas.microsoft.com/office/drawing/2016/5/11/chartex" xmlns:cx6="http://schemas.microsoft.com/office/drawing/2016/5/12/chartex" xmlns:cx7="http://schemas.microsoft.com/office/drawing/2016/5/13/chartex" xmlns:cx8="http://schemas.microsoft.com/office/drawing/2016/5/14/chartex" xmlns:mc="http://schemas.openxmlformats.org/markup-compatibility/2006" xmlns:aink="http://schemas.microsoft.com/office/drawing/2016/ink" xmlns:am3d="http://schemas.microsoft.com/office/drawing/2017/model3d" xmlns:o="urn:schemas-microsoft-com:office:office" xmlns:oel="http://schemas.microsoft.com/office/2019/extlst" xmlns:r="http://schemas.openxmlformats.org/officeDocument/2006/relationships" xmlns:m="http://schemas.openxmlformats.org/officeDocument/2006/math" xmlns:v="urn:schemas-microsoft-com:vml" xmlns:wp14="http://schemas.microsoft.com/office/word/2010/wordprocessingDrawing" xmlns:wp="http://schemas.openxmlformats.org/drawingml/2006/wordprocessingDrawing" xmlns:w10="urn:schemas-microsoft-com:office:word" xmlns:w="http://schemas.openxmlformats.org/wordprocessingml/2006/main" xmlns:w14="http://schemas.microsoft.com/office/word/2010/wordml" xmlns:w15="http://schemas.microsoft.com/office/word/2012/wordml" xmlns:w16cex="http://schemas.microsoft.com/office/word/2018/wordml/cex" xmlns:w16cid="http://schemas.microsoft.com/office/word/2016/wordml/cid" xmlns:w16="http://schemas.microsoft.com/office/word/2018/wordml" xmlns:w16du="http://schemas.microsoft.com/office/word/2023/wordml/word16du" xmlns:w16sdtdh="http://schemas.microsoft.com/office/word/2020/wordml/sdtdatahash" xmlns:w16sdtfl="http://schemas.microsoft.com/office/word/2024/wordml/sdtformatlock" xmlns:w16se="http://schemas.microsoft.com/office/word/2015/wordml/symex" xmlns:wpg="http://schemas.microsoft.com/office/word/2010/wordprocessingGroup" xmlns:wpi="http://schemas.microsoft.com/office/word/2010/wordprocessingInk" xmlns:wne="http://schemas.microsoft.com/office/word/2006/wordml" xmlns:wps="http://schemas.microsoft.com/office/word/2010/wordprocessingShape" mc:Ignorable="w14 w15 w16se w16cid w16 w16cex w16sdtdh w16sdtfl w16du wp14">
   <w:p>
     <w:pPr>
@@ -34031,6 +33315,67 @@
       <w:rPr>
         <w:noProof/>
       </w:rPr>
+      <w:pict w14:anchorId="4A047ED7">
+        <v:shapetype id="_x0000_t202" coordsize="21600,21600" o:spt="202" path="m,l,21600r21600,l21600,xe">
+          <v:stroke joinstyle="miter"/>
+          <v:path gradientshapeok="t" o:connecttype="rect"/>
+        </v:shapetype>
+        <v:shape id="_x0000_s1067" type="#_x0000_t202" style="position:absolute;margin-left:235.9pt;margin-top:702.3pt;width:303.9pt;height:10.95pt;z-index:-251635712;visibility:visible;mso-wrap-style:square;mso-wrap-distance-left:0;mso-wrap-distance-top:0;mso-wrap-distance-right:0;mso-wrap-distance-bottom:0;mso-position-horizontal:absolute;mso-position-horizontal-relative:page;mso-position-vertical:absolute;mso-position-vertical-relative:page;v-text-anchor:top" o:gfxdata="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" o:allowincell="f" stroked="f">
+          <v:fill opacity="0"/>
+          <v:textbox inset="0,0,0,0">
+            <w:txbxContent>
+              <w:p>
+                <w:pPr>
+                  <w:pStyle w:val="Contenidodelmarco"/>
+                  <w:spacing w:before="14"/>
+                  <w:ind w:left="20"/>
+                  <w:rPr>
+                    <w:rFonts w:ascii="Arial MT" w:hAnsi="Arial MT"/>
+                    <w:sz w:val="16"/>
+                  </w:rPr>
+                </w:pPr>
+                <w:r>
+                  <w:rPr>
+                    <w:rFonts w:ascii="Arial MT" w:hAnsi="Arial MT"/>
+                    <w:color w:val="000000"/>
+                    <w:sz w:val="16"/>
+                  </w:rPr>
+                  <w:t xml:space="preserve">SANTA MARÍA ATARASQUILLO, LERMA ESTADO DE MÉXICO. 24 ABRIL </w:t>
+                </w:r>
+                <w:r>
+                  <w:rPr>
+                    <w:rFonts w:ascii="Arial MT" w:hAnsi="Arial MT"/>
+                    <w:color w:val="000000"/>
+                    <w:spacing w:val="-4"/>
+                    <w:sz w:val="16"/>
+                  </w:rPr>
+                  <w:t>2026</w:t>
+                </w:r>
+              </w:p>
+            </w:txbxContent>
+          </v:textbox>
+          <w10:wrap anchorx="page" anchory="page"/>
+        </v:shape>
+      </w:pict>
+    </w:r>
+  </w:p>
+</w:ftr>
+</file>
+
+<file path=word/footer8.xml><?xml version="1.0" encoding="utf-8"?>
+<w:ftr xmlns:wpc="http://schemas.microsoft.com/office/word/2010/wordprocessingCanvas" xmlns:cx="http://schemas.microsoft.com/office/drawing/2014/chartex" xmlns:cx1="http://schemas.microsoft.com/office/drawing/2015/9/8/chartex" xmlns:cx2="http://schemas.microsoft.com/office/drawing/2015/10/21/chartex" xmlns:cx3="http://schemas.microsoft.com/office/drawing/2016/5/9/chartex" xmlns:cx4="http://schemas.microsoft.com/office/drawing/2016/5/10/chartex" xmlns:cx5="http://schemas.microsoft.com/office/drawing/2016/5/11/chartex" xmlns:cx6="http://schemas.microsoft.com/office/drawing/2016/5/12/chartex" xmlns:cx7="http://schemas.microsoft.com/office/drawing/2016/5/13/chartex" xmlns:cx8="http://schemas.microsoft.com/office/drawing/2016/5/14/chartex" xmlns:mc="http://schemas.openxmlformats.org/markup-compatibility/2006" xmlns:aink="http://schemas.microsoft.com/office/drawing/2016/ink" xmlns:am3d="http://schemas.microsoft.com/office/drawing/2017/model3d" xmlns:o="urn:schemas-microsoft-com:office:office" xmlns:oel="http://schemas.microsoft.com/office/2019/extlst" xmlns:r="http://schemas.openxmlformats.org/officeDocument/2006/relationships" xmlns:m="http://schemas.openxmlformats.org/officeDocument/2006/math" xmlns:v="urn:schemas-microsoft-com:vml" xmlns:wp14="http://schemas.microsoft.com/office/word/2010/wordprocessingDrawing" xmlns:wp="http://schemas.openxmlformats.org/drawingml/2006/wordprocessingDrawing" xmlns:w10="urn:schemas-microsoft-com:office:word" xmlns:w="http://schemas.openxmlformats.org/wordprocessingml/2006/main" xmlns:w14="http://schemas.microsoft.com/office/word/2010/wordml" xmlns:w15="http://schemas.microsoft.com/office/word/2012/wordml" xmlns:w16cex="http://schemas.microsoft.com/office/word/2018/wordml/cex" xmlns:w16cid="http://schemas.microsoft.com/office/word/2016/wordml/cid" xmlns:w16="http://schemas.microsoft.com/office/word/2018/wordml" xmlns:w16du="http://schemas.microsoft.com/office/word/2023/wordml/word16du" xmlns:w16sdtdh="http://schemas.microsoft.com/office/word/2020/wordml/sdtdatahash" xmlns:w16sdtfl="http://schemas.microsoft.com/office/word/2024/wordml/sdtformatlock" xmlns:w16se="http://schemas.microsoft.com/office/word/2015/wordml/symex" xmlns:wpg="http://schemas.microsoft.com/office/word/2010/wordprocessingGroup" xmlns:wpi="http://schemas.microsoft.com/office/word/2010/wordprocessingInk" xmlns:wne="http://schemas.microsoft.com/office/word/2006/wordml" xmlns:wps="http://schemas.microsoft.com/office/word/2010/wordprocessingShape" mc:Ignorable="w14 w15 w16se w16cid w16 w16cex w16sdtdh w16sdtfl w16du wp14">
+  <w:p>
+    <w:pPr>
+      <w:pStyle w:val="Textoindependiente"/>
+      <w:spacing w:line="14" w:lineRule="auto"/>
+      <w:rPr>
+        <w:sz w:val="20"/>
+      </w:rPr>
+    </w:pPr>
+    <w:r>
+      <w:rPr>
+        <w:noProof/>
+      </w:rPr>
       <w:pict w14:anchorId="2982E91B">
         <v:shapetype id="_x0000_t202" coordsize="21600,21600" o:spt="202" path="m,l,21600r21600,l21600,xe">
           <v:stroke joinstyle="miter"/>
@@ -34078,7 +33423,7 @@
 </w:ftr>
 </file>
 
-<file path=word/footer8.xml><?xml version="1.0" encoding="utf-8"?>
+<file path=word/footer9.xml><?xml version="1.0" encoding="utf-8"?>
 <w:ftr xmlns:wpc="http://schemas.microsoft.com/office/word/2010/wordprocessingCanvas" xmlns:cx="http://schemas.microsoft.com/office/drawing/2014/chartex" xmlns:cx1="http://schemas.microsoft.com/office/drawing/2015/9/8/chartex" xmlns:cx2="http://schemas.microsoft.com/office/drawing/2015/10/21/chartex" xmlns:cx3="http://schemas.microsoft.com/office/drawing/2016/5/9/chartex" xmlns:cx4="http://schemas.microsoft.com/office/drawing/2016/5/10/chartex" xmlns:cx5="http://schemas.microsoft.com/office/drawing/2016/5/11/chartex" xmlns:cx6="http://schemas.microsoft.com/office/drawing/2016/5/12/chartex" xmlns:cx7="http://schemas.microsoft.com/office/drawing/2016/5/13/chartex" xmlns:cx8="http://schemas.microsoft.com/office/drawing/2016/5/14/chartex" xmlns:mc="http://schemas.openxmlformats.org/markup-compatibility/2006" xmlns:aink="http://schemas.microsoft.com/office/drawing/2016/ink" xmlns:am3d="http://schemas.microsoft.com/office/drawing/2017/model3d" xmlns:o="urn:schemas-microsoft-com:office:office" xmlns:oel="http://schemas.microsoft.com/office/2019/extlst" xmlns:r="http://schemas.openxmlformats.org/officeDocument/2006/relationships" xmlns:m="http://schemas.openxmlformats.org/officeDocument/2006/math" xmlns:v="urn:schemas-microsoft-com:vml" xmlns:wp14="http://schemas.microsoft.com/office/word/2010/wordprocessingDrawing" xmlns:wp="http://schemas.openxmlformats.org/drawingml/2006/wordprocessingDrawing" xmlns:w10="urn:schemas-microsoft-com:office:word" xmlns:w="http://schemas.openxmlformats.org/wordprocessingml/2006/main" xmlns:w14="http://schemas.microsoft.com/office/word/2010/wordml" xmlns:w15="http://schemas.microsoft.com/office/word/2012/wordml" xmlns:w16cex="http://schemas.microsoft.com/office/word/2018/wordml/cex" xmlns:w16cid="http://schemas.microsoft.com/office/word/2016/wordml/cid" xmlns:w16="http://schemas.microsoft.com/office/word/2018/wordml" xmlns:w16du="http://schemas.microsoft.com/office/word/2023/wordml/word16du" xmlns:w16sdtdh="http://schemas.microsoft.com/office/word/2020/wordml/sdtdatahash" xmlns:w16sdtfl="http://schemas.microsoft.com/office/word/2024/wordml/sdtformatlock" xmlns:w16se="http://schemas.microsoft.com/office/word/2015/wordml/symex" xmlns:wpg="http://schemas.microsoft.com/office/word/2010/wordprocessingGroup" xmlns:wpi="http://schemas.microsoft.com/office/word/2010/wordprocessingInk" xmlns:wne="http://schemas.microsoft.com/office/word/2006/wordml" xmlns:wps="http://schemas.microsoft.com/office/word/2010/wordprocessingShape" mc:Ignorable="w14 w15 w16se w16cid w16 w16cex w16sdtdh w16sdtfl w16du wp14">
   <w:p>
     <w:pPr>
@@ -34088,20 +33433,6 @@
 </w:ftr>
 </file>
 
-<file path=word/footer9.xml><?xml version="1.0" encoding="utf-8"?>
-<w:ftr xmlns:wpc="http://schemas.microsoft.com/office/word/2010/wordprocessingCanvas" xmlns:cx="http://schemas.microsoft.com/office/drawing/2014/chartex" xmlns:cx1="http://schemas.microsoft.com/office/drawing/2015/9/8/chartex" xmlns:cx2="http://schemas.microsoft.com/office/drawing/2015/10/21/chartex" xmlns:cx3="http://schemas.microsoft.com/office/drawing/2016/5/9/chartex" xmlns:cx4="http://schemas.microsoft.com/office/drawing/2016/5/10/chartex" xmlns:cx5="http://schemas.microsoft.com/office/drawing/2016/5/11/chartex" xmlns:cx6="http://schemas.microsoft.com/office/drawing/2016/5/12/chartex" xmlns:cx7="http://schemas.microsoft.com/office/drawing/2016/5/13/chartex" xmlns:cx8="http://schemas.microsoft.com/office/drawing/2016/5/14/chartex" xmlns:mc="http://schemas.openxmlformats.org/markup-compatibility/2006" xmlns:aink="http://schemas.microsoft.com/office/drawing/2016/ink" xmlns:am3d="http://schemas.microsoft.com/office/drawing/2017/model3d" xmlns:o="urn:schemas-microsoft-com:office:office" xmlns:oel="http://schemas.microsoft.com/office/2019/extlst" xmlns:r="http://schemas.openxmlformats.org/officeDocument/2006/relationships" xmlns:m="http://schemas.openxmlformats.org/officeDocument/2006/math" xmlns:v="urn:schemas-microsoft-com:vml" xmlns:wp14="http://schemas.microsoft.com/office/word/2010/wordprocessingDrawing" xmlns:wp="http://schemas.openxmlformats.org/drawingml/2006/wordprocessingDrawing" xmlns:w10="urn:schemas-microsoft-com:office:word" xmlns:w="http://schemas.openxmlformats.org/wordprocessingml/2006/main" xmlns:w14="http://schemas.microsoft.com/office/word/2010/wordml" xmlns:w15="http://schemas.microsoft.com/office/word/2012/wordml" xmlns:w16cex="http://schemas.microsoft.com/office/word/2018/wordml/cex" xmlns:w16cid="http://schemas.microsoft.com/office/word/2016/wordml/cid" xmlns:w16="http://schemas.microsoft.com/office/word/2018/wordml" xmlns:w16du="http://schemas.microsoft.com/office/word/2023/wordml/word16du" xmlns:w16sdtdh="http://schemas.microsoft.com/office/word/2020/wordml/sdtdatahash" xmlns:w16sdtfl="http://schemas.microsoft.com/office/word/2024/wordml/sdtformatlock" xmlns:w16se="http://schemas.microsoft.com/office/word/2015/wordml/symex" xmlns:wpg="http://schemas.microsoft.com/office/word/2010/wordprocessingGroup" xmlns:wpi="http://schemas.microsoft.com/office/word/2010/wordprocessingInk" xmlns:wne="http://schemas.microsoft.com/office/word/2006/wordml" xmlns:wps="http://schemas.microsoft.com/office/word/2010/wordprocessingShape" mc:Ignorable="w14 w15 w16se w16cid w16 w16cex w16sdtdh w16sdtfl w16du wp14">
-  <w:p>
-    <w:pPr>
-      <w:pStyle w:val="Textoindependiente"/>
-      <w:spacing w:line="14" w:lineRule="auto"/>
-      <w:rPr>
-        <w:sz w:val="2"/>
-      </w:rPr>
-    </w:pPr>
-  </w:p>
-</w:ftr>
-</file>
-
 <file path=word/footnotes.xml><?xml version="1.0" encoding="utf-8"?>
 <w:footnotes xmlns:wpc="http://schemas.microsoft.com/office/word/2010/wordprocessingCanvas" xmlns:cx="http://schemas.microsoft.com/office/drawing/2014/chartex" xmlns:cx1="http://schemas.microsoft.com/office/drawing/2015/9/8/chartex" xmlns:cx2="http://schemas.microsoft.com/office/drawing/2015/10/21/chartex" xmlns:cx3="http://schemas.microsoft.com/office/drawing/2016/5/9/chartex" xmlns:cx4="http://schemas.microsoft.com/office/drawing/2016/5/10/chartex" xmlns:cx5="http://schemas.microsoft.com/office/drawing/2016/5/11/chartex" xmlns:cx6="http://schemas.microsoft.com/office/drawing/2016/5/12/chartex" xmlns:cx7="http://schemas.microsoft.com/office/drawing/2016/5/13/chartex" xmlns:cx8="http://schemas.microsoft.com/office/drawing/2016/5/14/chartex" xmlns:mc="http://schemas.openxmlformats.org/markup-compatibility/2006" xmlns:aink="http://schemas.microsoft.com/office/drawing/2016/ink" xmlns:am3d="http://schemas.microsoft.com/office/drawing/2017/model3d" xmlns:o="urn:schemas-microsoft-com:office:office" xmlns:oel="http://schemas.microsoft.com/office/2019/extlst" xmlns:r="http://schemas.openxmlformats.org/officeDocument/2006/relationships" xmlns:m="http://schemas.openxmlformats.org/officeDocument/2006/math" xmlns:v="urn:schemas-microsoft-com:vml" xmlns:wp14="http://schemas.microsoft.com/office/word/2010/wordprocessingDrawing" xmlns:wp="http://schemas.openxmlformats.org/drawingml/2006/wordprocessingDrawing" xmlns:w10="urn:schemas-microsoft-com:office:word" xmlns:w="http://schemas.openxmlformats.org/wordprocessingml/2006/main" xmlns:w14="http://schemas.microsoft.com/office/word/2010/wordml" xmlns:w15="http://schemas.microsoft.com/office/word/2012/wordml" xmlns:w16cex="http://schemas.microsoft.com/office/word/2018/wordml/cex" xmlns:w16cid="http://schemas.microsoft.com/office/word/2016/wordml/cid" xmlns:w16="http://schemas.microsoft.com/office/word/2018/wordml" xmlns:w16du="http://schemas.microsoft.com/office/word/2023/wordml/word16du" xmlns:w16sdtdh="http://schemas.microsoft.com/office/word/2020/wordml/sdtdatahash" xmlns:w16sdtfl="http://schemas.microsoft.com/office/word/2024/wordml/sdtformatlock" xmlns:w16se="http://schemas.microsoft.com/office/word/2015/wordml/symex" xmlns:wpg="http://schemas.microsoft.com/office/word/2010/wordprocessingGroup" xmlns:wpi="http://schemas.microsoft.com/office/word/2010/wordprocessingInk" xmlns:wne="http://schemas.microsoft.com/office/word/2006/wordml" xmlns:wps="http://schemas.microsoft.com/office/word/2010/wordprocessingShape" mc:Ignorable="w14 w15 w16se w16cid w16 w16cex w16sdtdh w16sdtfl w16du wp14">
   <w:footnote w:type="separator" w:id="-1">
@@ -34119,6 +33450,56 @@
     </w:p>
   </w:footnote>
 </w:footnotes>
+</file>
+
+<file path=word/header1.xml><?xml version="1.0" encoding="utf-8"?>
+<w:hdr xmlns:wpc="http://schemas.microsoft.com/office/word/2010/wordprocessingCanvas" xmlns:cx="http://schemas.microsoft.com/office/drawing/2014/chartex" xmlns:cx1="http://schemas.microsoft.com/office/drawing/2015/9/8/chartex" xmlns:cx2="http://schemas.microsoft.com/office/drawing/2015/10/21/chartex" xmlns:cx3="http://schemas.microsoft.com/office/drawing/2016/5/9/chartex" xmlns:cx4="http://schemas.microsoft.com/office/drawing/2016/5/10/chartex" xmlns:cx5="http://schemas.microsoft.com/office/drawing/2016/5/11/chartex" xmlns:cx6="http://schemas.microsoft.com/office/drawing/2016/5/12/chartex" xmlns:cx7="http://schemas.microsoft.com/office/drawing/2016/5/13/chartex" xmlns:cx8="http://schemas.microsoft.com/office/drawing/2016/5/14/chartex" xmlns:mc="http://schemas.openxmlformats.org/markup-compatibility/2006" xmlns:aink="http://schemas.microsoft.com/office/drawing/2016/ink" xmlns:am3d="http://schemas.microsoft.com/office/drawing/2017/model3d" xmlns:o="urn:schemas-microsoft-com:office:office" xmlns:oel="http://schemas.microsoft.com/office/2019/extlst" xmlns:r="http://schemas.openxmlformats.org/officeDocument/2006/relationships" xmlns:m="http://schemas.openxmlformats.org/officeDocument/2006/math" xmlns:v="urn:schemas-microsoft-com:vml" xmlns:wp14="http://schemas.microsoft.com/office/word/2010/wordprocessingDrawing" xmlns:wp="http://schemas.openxmlformats.org/drawingml/2006/wordprocessingDrawing" xmlns:w10="urn:schemas-microsoft-com:office:word" xmlns:w="http://schemas.openxmlformats.org/wordprocessingml/2006/main" xmlns:w14="http://schemas.microsoft.com/office/word/2010/wordml" xmlns:w15="http://schemas.microsoft.com/office/word/2012/wordml" xmlns:w16cex="http://schemas.microsoft.com/office/word/2018/wordml/cex" xmlns:w16cid="http://schemas.microsoft.com/office/word/2016/wordml/cid" xmlns:w16="http://schemas.microsoft.com/office/word/2018/wordml" xmlns:w16du="http://schemas.microsoft.com/office/word/2023/wordml/word16du" xmlns:w16sdtdh="http://schemas.microsoft.com/office/word/2020/wordml/sdtdatahash" xmlns:w16sdtfl="http://schemas.microsoft.com/office/word/2024/wordml/sdtformatlock" xmlns:w16se="http://schemas.microsoft.com/office/word/2015/wordml/symex" xmlns:wpg="http://schemas.microsoft.com/office/word/2010/wordprocessingGroup" xmlns:wpi="http://schemas.microsoft.com/office/word/2010/wordprocessingInk" xmlns:wne="http://schemas.microsoft.com/office/word/2006/wordml" xmlns:wps="http://schemas.microsoft.com/office/word/2010/wordprocessingShape" mc:Ignorable="w14 w15 w16se w16cid w16 w16cex w16sdtdh w16sdtfl w16du wp14">
+  <w:p>
+    <w:pPr>
+      <w:pStyle w:val="Encabezado"/>
+    </w:pPr>
+  </w:p>
+</w:hdr>
+</file>
+
+<file path=word/header2.xml><?xml version="1.0" encoding="utf-8"?>
+<w:hdr xmlns:wpc="http://schemas.microsoft.com/office/word/2010/wordprocessingCanvas" xmlns:cx="http://schemas.microsoft.com/office/drawing/2014/chartex" xmlns:cx1="http://schemas.microsoft.com/office/drawing/2015/9/8/chartex" xmlns:cx2="http://schemas.microsoft.com/office/drawing/2015/10/21/chartex" xmlns:cx3="http://schemas.microsoft.com/office/drawing/2016/5/9/chartex" xmlns:cx4="http://schemas.microsoft.com/office/drawing/2016/5/10/chartex" xmlns:cx5="http://schemas.microsoft.com/office/drawing/2016/5/11/chartex" xmlns:cx6="http://schemas.microsoft.com/office/drawing/2016/5/12/chartex" xmlns:cx7="http://schemas.microsoft.com/office/drawing/2016/5/13/chartex" xmlns:cx8="http://schemas.microsoft.com/office/drawing/2016/5/14/chartex" xmlns:mc="http://schemas.openxmlformats.org/markup-compatibility/2006" xmlns:aink="http://schemas.microsoft.com/office/drawing/2016/ink" xmlns:am3d="http://schemas.microsoft.com/office/drawing/2017/model3d" xmlns:o="urn:schemas-microsoft-com:office:office" xmlns:oel="http://schemas.microsoft.com/office/2019/extlst" xmlns:r="http://schemas.openxmlformats.org/officeDocument/2006/relationships" xmlns:m="http://schemas.openxmlformats.org/officeDocument/2006/math" xmlns:v="urn:schemas-microsoft-com:vml" xmlns:wp14="http://schemas.microsoft.com/office/word/2010/wordprocessingDrawing" xmlns:wp="http://schemas.openxmlformats.org/drawingml/2006/wordprocessingDrawing" xmlns:w10="urn:schemas-microsoft-com:office:word" xmlns:w="http://schemas.openxmlformats.org/wordprocessingml/2006/main" xmlns:w14="http://schemas.microsoft.com/office/word/2010/wordml" xmlns:w15="http://schemas.microsoft.com/office/word/2012/wordml" xmlns:w16cex="http://schemas.microsoft.com/office/word/2018/wordml/cex" xmlns:w16cid="http://schemas.microsoft.com/office/word/2016/wordml/cid" xmlns:w16="http://schemas.microsoft.com/office/word/2018/wordml" xmlns:w16du="http://schemas.microsoft.com/office/word/2023/wordml/word16du" xmlns:w16sdtdh="http://schemas.microsoft.com/office/word/2020/wordml/sdtdatahash" xmlns:w16sdtfl="http://schemas.microsoft.com/office/word/2024/wordml/sdtformatlock" xmlns:w16se="http://schemas.microsoft.com/office/word/2015/wordml/symex" xmlns:wpg="http://schemas.microsoft.com/office/word/2010/wordprocessingGroup" xmlns:wpi="http://schemas.microsoft.com/office/word/2010/wordprocessingInk" xmlns:wne="http://schemas.microsoft.com/office/word/2006/wordml" xmlns:wps="http://schemas.microsoft.com/office/word/2010/wordprocessingShape" mc:Ignorable="w14 w15 w16se w16cid w16 w16cex w16sdtdh w16sdtfl w16du wp14">
+  <w:p>
+    <w:pPr>
+      <w:pStyle w:val="Encabezado"/>
+    </w:pPr>
+  </w:p>
+</w:hdr>
+</file>
+
+<file path=word/header3.xml><?xml version="1.0" encoding="utf-8"?>
+<w:hdr xmlns:wpc="http://schemas.microsoft.com/office/word/2010/wordprocessingCanvas" xmlns:cx="http://schemas.microsoft.com/office/drawing/2014/chartex" xmlns:cx1="http://schemas.microsoft.com/office/drawing/2015/9/8/chartex" xmlns:cx2="http://schemas.microsoft.com/office/drawing/2015/10/21/chartex" xmlns:cx3="http://schemas.microsoft.com/office/drawing/2016/5/9/chartex" xmlns:cx4="http://schemas.microsoft.com/office/drawing/2016/5/10/chartex" xmlns:cx5="http://schemas.microsoft.com/office/drawing/2016/5/11/chartex" xmlns:cx6="http://schemas.microsoft.com/office/drawing/2016/5/12/chartex" xmlns:cx7="http://schemas.microsoft.com/office/drawing/2016/5/13/chartex" xmlns:cx8="http://schemas.microsoft.com/office/drawing/2016/5/14/chartex" xmlns:mc="http://schemas.openxmlformats.org/markup-compatibility/2006" xmlns:aink="http://schemas.microsoft.com/office/drawing/2016/ink" xmlns:am3d="http://schemas.microsoft.com/office/drawing/2017/model3d" xmlns:o="urn:schemas-microsoft-com:office:office" xmlns:oel="http://schemas.microsoft.com/office/2019/extlst" xmlns:r="http://schemas.openxmlformats.org/officeDocument/2006/relationships" xmlns:m="http://schemas.openxmlformats.org/officeDocument/2006/math" xmlns:v="urn:schemas-microsoft-com:vml" xmlns:wp14="http://schemas.microsoft.com/office/word/2010/wordprocessingDrawing" xmlns:wp="http://schemas.openxmlformats.org/drawingml/2006/wordprocessingDrawing" xmlns:w10="urn:schemas-microsoft-com:office:word" xmlns:w="http://schemas.openxmlformats.org/wordprocessingml/2006/main" xmlns:w14="http://schemas.microsoft.com/office/word/2010/wordml" xmlns:w15="http://schemas.microsoft.com/office/word/2012/wordml" xmlns:w16cex="http://schemas.microsoft.com/office/word/2018/wordml/cex" xmlns:w16cid="http://schemas.microsoft.com/office/word/2016/wordml/cid" xmlns:w16="http://schemas.microsoft.com/office/word/2018/wordml" xmlns:w16du="http://schemas.microsoft.com/office/word/2023/wordml/word16du" xmlns:w16sdtdh="http://schemas.microsoft.com/office/word/2020/wordml/sdtdatahash" xmlns:w16sdtfl="http://schemas.microsoft.com/office/word/2024/wordml/sdtformatlock" xmlns:w16se="http://schemas.microsoft.com/office/word/2015/wordml/symex" xmlns:wpg="http://schemas.microsoft.com/office/word/2010/wordprocessingGroup" xmlns:wpi="http://schemas.microsoft.com/office/word/2010/wordprocessingInk" xmlns:wne="http://schemas.microsoft.com/office/word/2006/wordml" xmlns:wps="http://schemas.microsoft.com/office/word/2010/wordprocessingShape" mc:Ignorable="w14 w15 w16se w16cid w16 w16cex w16sdtdh w16sdtfl w16du wp14">
+  <w:p>
+    <w:pPr>
+      <w:pStyle w:val="Encabezado"/>
+    </w:pPr>
+  </w:p>
+</w:hdr>
+</file>
+
+<file path=word/header4.xml><?xml version="1.0" encoding="utf-8"?>
+<w:hdr xmlns:wpc="http://schemas.microsoft.com/office/word/2010/wordprocessingCanvas" xmlns:cx="http://schemas.microsoft.com/office/drawing/2014/chartex" xmlns:cx1="http://schemas.microsoft.com/office/drawing/2015/9/8/chartex" xmlns:cx2="http://schemas.microsoft.com/office/drawing/2015/10/21/chartex" xmlns:cx3="http://schemas.microsoft.com/office/drawing/2016/5/9/chartex" xmlns:cx4="http://schemas.microsoft.com/office/drawing/2016/5/10/chartex" xmlns:cx5="http://schemas.microsoft.com/office/drawing/2016/5/11/chartex" xmlns:cx6="http://schemas.microsoft.com/office/drawing/2016/5/12/chartex" xmlns:cx7="http://schemas.microsoft.com/office/drawing/2016/5/13/chartex" xmlns:cx8="http://schemas.microsoft.com/office/drawing/2016/5/14/chartex" xmlns:mc="http://schemas.openxmlformats.org/markup-compatibility/2006" xmlns:aink="http://schemas.microsoft.com/office/drawing/2016/ink" xmlns:am3d="http://schemas.microsoft.com/office/drawing/2017/model3d" xmlns:o="urn:schemas-microsoft-com:office:office" xmlns:oel="http://schemas.microsoft.com/office/2019/extlst" xmlns:r="http://schemas.openxmlformats.org/officeDocument/2006/relationships" xmlns:m="http://schemas.openxmlformats.org/officeDocument/2006/math" xmlns:v="urn:schemas-microsoft-com:vml" xmlns:wp14="http://schemas.microsoft.com/office/word/2010/wordprocessingDrawing" xmlns:wp="http://schemas.openxmlformats.org/drawingml/2006/wordprocessingDrawing" xmlns:w10="urn:schemas-microsoft-com:office:word" xmlns:w="http://schemas.openxmlformats.org/wordprocessingml/2006/main" xmlns:w14="http://schemas.microsoft.com/office/word/2010/wordml" xmlns:w15="http://schemas.microsoft.com/office/word/2012/wordml" xmlns:w16cex="http://schemas.microsoft.com/office/word/2018/wordml/cex" xmlns:w16cid="http://schemas.microsoft.com/office/word/2016/wordml/cid" xmlns:w16="http://schemas.microsoft.com/office/word/2018/wordml" xmlns:w16du="http://schemas.microsoft.com/office/word/2023/wordml/word16du" xmlns:w16sdtdh="http://schemas.microsoft.com/office/word/2020/wordml/sdtdatahash" xmlns:w16sdtfl="http://schemas.microsoft.com/office/word/2024/wordml/sdtformatlock" xmlns:w16se="http://schemas.microsoft.com/office/word/2015/wordml/symex" xmlns:wpg="http://schemas.microsoft.com/office/word/2010/wordprocessingGroup" xmlns:wpi="http://schemas.microsoft.com/office/word/2010/wordprocessingInk" xmlns:wne="http://schemas.microsoft.com/office/word/2006/wordml" xmlns:wps="http://schemas.microsoft.com/office/word/2010/wordprocessingShape" mc:Ignorable="w14 w15 w16se w16cid w16 w16cex w16sdtdh w16sdtfl w16du wp14">
+  <w:p>
+    <w:pPr>
+      <w:pStyle w:val="Encabezado"/>
+    </w:pPr>
+  </w:p>
+</w:hdr>
+</file>
+
+<file path=word/header5.xml><?xml version="1.0" encoding="utf-8"?>
+<w:hdr xmlns:wpc="http://schemas.microsoft.com/office/word/2010/wordprocessingCanvas" xmlns:cx="http://schemas.microsoft.com/office/drawing/2014/chartex" xmlns:cx1="http://schemas.microsoft.com/office/drawing/2015/9/8/chartex" xmlns:cx2="http://schemas.microsoft.com/office/drawing/2015/10/21/chartex" xmlns:cx3="http://schemas.microsoft.com/office/drawing/2016/5/9/chartex" xmlns:cx4="http://schemas.microsoft.com/office/drawing/2016/5/10/chartex" xmlns:cx5="http://schemas.microsoft.com/office/drawing/2016/5/11/chartex" xmlns:cx6="http://schemas.microsoft.com/office/drawing/2016/5/12/chartex" xmlns:cx7="http://schemas.microsoft.com/office/drawing/2016/5/13/chartex" xmlns:cx8="http://schemas.microsoft.com/office/drawing/2016/5/14/chartex" xmlns:mc="http://schemas.openxmlformats.org/markup-compatibility/2006" xmlns:aink="http://schemas.microsoft.com/office/drawing/2016/ink" xmlns:am3d="http://schemas.microsoft.com/office/drawing/2017/model3d" xmlns:o="urn:schemas-microsoft-com:office:office" xmlns:oel="http://schemas.microsoft.com/office/2019/extlst" xmlns:r="http://schemas.openxmlformats.org/officeDocument/2006/relationships" xmlns:m="http://schemas.openxmlformats.org/officeDocument/2006/math" xmlns:v="urn:schemas-microsoft-com:vml" xmlns:wp14="http://schemas.microsoft.com/office/word/2010/wordprocessingDrawing" xmlns:wp="http://schemas.openxmlformats.org/drawingml/2006/wordprocessingDrawing" xmlns:w10="urn:schemas-microsoft-com:office:word" xmlns:w="http://schemas.openxmlformats.org/wordprocessingml/2006/main" xmlns:w14="http://schemas.microsoft.com/office/word/2010/wordml" xmlns:w15="http://schemas.microsoft.com/office/word/2012/wordml" xmlns:w16cex="http://schemas.microsoft.com/office/word/2018/wordml/cex" xmlns:w16cid="http://schemas.microsoft.com/office/word/2016/wordml/cid" xmlns:w16="http://schemas.microsoft.com/office/word/2018/wordml" xmlns:w16du="http://schemas.microsoft.com/office/word/2023/wordml/word16du" xmlns:w16sdtdh="http://schemas.microsoft.com/office/word/2020/wordml/sdtdatahash" xmlns:w16sdtfl="http://schemas.microsoft.com/office/word/2024/wordml/sdtformatlock" xmlns:w16se="http://schemas.microsoft.com/office/word/2015/wordml/symex" xmlns:wpg="http://schemas.microsoft.com/office/word/2010/wordprocessingGroup" xmlns:wpi="http://schemas.microsoft.com/office/word/2010/wordprocessingInk" xmlns:wne="http://schemas.microsoft.com/office/word/2006/wordml" xmlns:wps="http://schemas.microsoft.com/office/word/2010/wordprocessingShape" mc:Ignorable="w14 w15 w16se w16cid w16 w16cex w16sdtdh w16sdtfl w16du wp14">
+  <w:p>
+    <w:pPr>
+      <w:pStyle w:val="Encabezado"/>
+    </w:pPr>
+  </w:p>
+</w:hdr>
 </file>
 
 <file path=word/numbering.xml><?xml version="1.0" encoding="utf-8"?>
@@ -34544,6 +33925,119 @@
     </w:lvl>
   </w:abstractNum>
   <w:abstractNum w:abstractNumId="3" w15:restartNumberingAfterBreak="0">
+    <w:nsid w:val="2DAD1489"/>
+    <w:multiLevelType w:val="hybridMultilevel"/>
+    <w:tmpl w:val="E35CEEBE"/>
+    <w:lvl w:ilvl="0" w:tplc="080A0001">
+      <w:start w:val="1"/>
+      <w:numFmt w:val="bullet"/>
+      <w:lvlText w:val=""/>
+      <w:lvlJc w:val="left"/>
+      <w:pPr>
+        <w:ind w:left="880" w:hanging="360"/>
+      </w:pPr>
+      <w:rPr>
+        <w:rFonts w:ascii="Symbol" w:hAnsi="Symbol" w:hint="default"/>
+      </w:rPr>
+    </w:lvl>
+    <w:lvl w:ilvl="1" w:tplc="080A0003" w:tentative="1">
+      <w:start w:val="1"/>
+      <w:numFmt w:val="bullet"/>
+      <w:lvlText w:val="o"/>
+      <w:lvlJc w:val="left"/>
+      <w:pPr>
+        <w:ind w:left="1600" w:hanging="360"/>
+      </w:pPr>
+      <w:rPr>
+        <w:rFonts w:ascii="Courier New" w:hAnsi="Courier New" w:cs="Courier New" w:hint="default"/>
+      </w:rPr>
+    </w:lvl>
+    <w:lvl w:ilvl="2" w:tplc="080A0005" w:tentative="1">
+      <w:start w:val="1"/>
+      <w:numFmt w:val="bullet"/>
+      <w:lvlText w:val=""/>
+      <w:lvlJc w:val="left"/>
+      <w:pPr>
+        <w:ind w:left="2320" w:hanging="360"/>
+      </w:pPr>
+      <w:rPr>
+        <w:rFonts w:ascii="Wingdings" w:hAnsi="Wingdings" w:hint="default"/>
+      </w:rPr>
+    </w:lvl>
+    <w:lvl w:ilvl="3" w:tplc="080A0001" w:tentative="1">
+      <w:start w:val="1"/>
+      <w:numFmt w:val="bullet"/>
+      <w:lvlText w:val=""/>
+      <w:lvlJc w:val="left"/>
+      <w:pPr>
+        <w:ind w:left="3040" w:hanging="360"/>
+      </w:pPr>
+      <w:rPr>
+        <w:rFonts w:ascii="Symbol" w:hAnsi="Symbol" w:hint="default"/>
+      </w:rPr>
+    </w:lvl>
+    <w:lvl w:ilvl="4" w:tplc="080A0003" w:tentative="1">
+      <w:start w:val="1"/>
+      <w:numFmt w:val="bullet"/>
+      <w:lvlText w:val="o"/>
+      <w:lvlJc w:val="left"/>
+      <w:pPr>
+        <w:ind w:left="3760" w:hanging="360"/>
+      </w:pPr>
+      <w:rPr>
+        <w:rFonts w:ascii="Courier New" w:hAnsi="Courier New" w:cs="Courier New" w:hint="default"/>
+      </w:rPr>
+    </w:lvl>
+    <w:lvl w:ilvl="5" w:tplc="080A0005" w:tentative="1">
+      <w:start w:val="1"/>
+      <w:numFmt w:val="bullet"/>
+      <w:lvlText w:val=""/>
+      <w:lvlJc w:val="left"/>
+      <w:pPr>
+        <w:ind w:left="4480" w:hanging="360"/>
+      </w:pPr>
+      <w:rPr>
+        <w:rFonts w:ascii="Wingdings" w:hAnsi="Wingdings" w:hint="default"/>
+      </w:rPr>
+    </w:lvl>
+    <w:lvl w:ilvl="6" w:tplc="080A0001" w:tentative="1">
+      <w:start w:val="1"/>
+      <w:numFmt w:val="bullet"/>
+      <w:lvlText w:val=""/>
+      <w:lvlJc w:val="left"/>
+      <w:pPr>
+        <w:ind w:left="5200" w:hanging="360"/>
+      </w:pPr>
+      <w:rPr>
+        <w:rFonts w:ascii="Symbol" w:hAnsi="Symbol" w:hint="default"/>
+      </w:rPr>
+    </w:lvl>
+    <w:lvl w:ilvl="7" w:tplc="080A0003" w:tentative="1">
+      <w:start w:val="1"/>
+      <w:numFmt w:val="bullet"/>
+      <w:lvlText w:val="o"/>
+      <w:lvlJc w:val="left"/>
+      <w:pPr>
+        <w:ind w:left="5920" w:hanging="360"/>
+      </w:pPr>
+      <w:rPr>
+        <w:rFonts w:ascii="Courier New" w:hAnsi="Courier New" w:cs="Courier New" w:hint="default"/>
+      </w:rPr>
+    </w:lvl>
+    <w:lvl w:ilvl="8" w:tplc="080A0005" w:tentative="1">
+      <w:start w:val="1"/>
+      <w:numFmt w:val="bullet"/>
+      <w:lvlText w:val=""/>
+      <w:lvlJc w:val="left"/>
+      <w:pPr>
+        <w:ind w:left="6640" w:hanging="360"/>
+      </w:pPr>
+      <w:rPr>
+        <w:rFonts w:ascii="Wingdings" w:hAnsi="Wingdings" w:hint="default"/>
+      </w:rPr>
+    </w:lvl>
+  </w:abstractNum>
+  <w:abstractNum w:abstractNumId="4" w15:restartNumberingAfterBreak="0">
     <w:nsid w:val="340C7DC5"/>
     <w:multiLevelType w:val="multilevel"/>
     <w:tmpl w:val="73CAA4FE"/>
@@ -34683,7 +34177,7 @@
       </w:rPr>
     </w:lvl>
   </w:abstractNum>
-  <w:abstractNum w:abstractNumId="4" w15:restartNumberingAfterBreak="0">
+  <w:abstractNum w:abstractNumId="5" w15:restartNumberingAfterBreak="0">
     <w:nsid w:val="365F0E94"/>
     <w:multiLevelType w:val="multilevel"/>
     <w:tmpl w:val="0D9EEC3E"/>
@@ -34823,7 +34317,7 @@
       </w:rPr>
     </w:lvl>
   </w:abstractNum>
-  <w:abstractNum w:abstractNumId="5" w15:restartNumberingAfterBreak="0">
+  <w:abstractNum w:abstractNumId="6" w15:restartNumberingAfterBreak="0">
     <w:nsid w:val="39A47DEB"/>
     <w:multiLevelType w:val="multilevel"/>
     <w:tmpl w:val="D06C5716"/>
@@ -34834,9 +34328,9 @@
       <w:lvlJc w:val="left"/>
       <w:pPr>
         <w:tabs>
-          <w:tab w:val="num" w:pos="0"/>
+          <w:tab w:val="num" w:pos="-218"/>
         </w:tabs>
-        <w:ind w:left="720" w:hanging="360"/>
+        <w:ind w:left="502" w:hanging="360"/>
       </w:pPr>
       <w:rPr>
         <w:rFonts w:ascii="Symbol" w:hAnsi="Symbol" w:cs="Symbol" w:hint="default"/>
@@ -34849,9 +34343,9 @@
       <w:lvlJc w:val="left"/>
       <w:pPr>
         <w:tabs>
-          <w:tab w:val="num" w:pos="0"/>
+          <w:tab w:val="num" w:pos="-218"/>
         </w:tabs>
-        <w:ind w:left="1440" w:hanging="360"/>
+        <w:ind w:left="1222" w:hanging="360"/>
       </w:pPr>
       <w:rPr>
         <w:rFonts w:ascii="Courier New" w:hAnsi="Courier New" w:cs="Courier New" w:hint="default"/>
@@ -34864,9 +34358,9 @@
       <w:lvlJc w:val="left"/>
       <w:pPr>
         <w:tabs>
-          <w:tab w:val="num" w:pos="0"/>
+          <w:tab w:val="num" w:pos="-218"/>
         </w:tabs>
-        <w:ind w:left="2160" w:hanging="360"/>
+        <w:ind w:left="1942" w:hanging="360"/>
       </w:pPr>
       <w:rPr>
         <w:rFonts w:ascii="Wingdings" w:hAnsi="Wingdings" w:cs="Wingdings" w:hint="default"/>
@@ -34879,9 +34373,9 @@
       <w:lvlJc w:val="left"/>
       <w:pPr>
         <w:tabs>
-          <w:tab w:val="num" w:pos="0"/>
+          <w:tab w:val="num" w:pos="-218"/>
         </w:tabs>
-        <w:ind w:left="2880" w:hanging="360"/>
+        <w:ind w:left="2662" w:hanging="360"/>
       </w:pPr>
       <w:rPr>
         <w:rFonts w:ascii="Symbol" w:hAnsi="Symbol" w:cs="Symbol" w:hint="default"/>
@@ -34894,9 +34388,9 @@
       <w:lvlJc w:val="left"/>
       <w:pPr>
         <w:tabs>
-          <w:tab w:val="num" w:pos="0"/>
+          <w:tab w:val="num" w:pos="-218"/>
         </w:tabs>
-        <w:ind w:left="3600" w:hanging="360"/>
+        <w:ind w:left="3382" w:hanging="360"/>
       </w:pPr>
       <w:rPr>
         <w:rFonts w:ascii="Courier New" w:hAnsi="Courier New" w:cs="Courier New" w:hint="default"/>
@@ -34909,9 +34403,9 @@
       <w:lvlJc w:val="left"/>
       <w:pPr>
         <w:tabs>
-          <w:tab w:val="num" w:pos="0"/>
+          <w:tab w:val="num" w:pos="-218"/>
         </w:tabs>
-        <w:ind w:left="4320" w:hanging="360"/>
+        <w:ind w:left="4102" w:hanging="360"/>
       </w:pPr>
       <w:rPr>
         <w:rFonts w:ascii="Wingdings" w:hAnsi="Wingdings" w:cs="Wingdings" w:hint="default"/>
@@ -34924,9 +34418,9 @@
       <w:lvlJc w:val="left"/>
       <w:pPr>
         <w:tabs>
-          <w:tab w:val="num" w:pos="0"/>
+          <w:tab w:val="num" w:pos="-218"/>
         </w:tabs>
-        <w:ind w:left="5040" w:hanging="360"/>
+        <w:ind w:left="4822" w:hanging="360"/>
       </w:pPr>
       <w:rPr>
         <w:rFonts w:ascii="Symbol" w:hAnsi="Symbol" w:cs="Symbol" w:hint="default"/>
@@ -34939,9 +34433,9 @@
       <w:lvlJc w:val="left"/>
       <w:pPr>
         <w:tabs>
-          <w:tab w:val="num" w:pos="0"/>
+          <w:tab w:val="num" w:pos="-218"/>
         </w:tabs>
-        <w:ind w:left="5760" w:hanging="360"/>
+        <w:ind w:left="5542" w:hanging="360"/>
       </w:pPr>
       <w:rPr>
         <w:rFonts w:ascii="Courier New" w:hAnsi="Courier New" w:cs="Courier New" w:hint="default"/>
@@ -34954,16 +34448,129 @@
       <w:lvlJc w:val="left"/>
       <w:pPr>
         <w:tabs>
-          <w:tab w:val="num" w:pos="0"/>
+          <w:tab w:val="num" w:pos="-218"/>
         </w:tabs>
-        <w:ind w:left="6480" w:hanging="360"/>
+        <w:ind w:left="6262" w:hanging="360"/>
       </w:pPr>
       <w:rPr>
         <w:rFonts w:ascii="Wingdings" w:hAnsi="Wingdings" w:cs="Wingdings" w:hint="default"/>
       </w:rPr>
     </w:lvl>
   </w:abstractNum>
-  <w:abstractNum w:abstractNumId="6" w15:restartNumberingAfterBreak="0">
+  <w:abstractNum w:abstractNumId="7" w15:restartNumberingAfterBreak="0">
+    <w:nsid w:val="4181314B"/>
+    <w:multiLevelType w:val="hybridMultilevel"/>
+    <w:tmpl w:val="AC1C2576"/>
+    <w:lvl w:ilvl="0" w:tplc="080A0001">
+      <w:start w:val="1"/>
+      <w:numFmt w:val="bullet"/>
+      <w:lvlText w:val=""/>
+      <w:lvlJc w:val="left"/>
+      <w:pPr>
+        <w:ind w:left="880" w:hanging="360"/>
+      </w:pPr>
+      <w:rPr>
+        <w:rFonts w:ascii="Symbol" w:hAnsi="Symbol" w:hint="default"/>
+      </w:rPr>
+    </w:lvl>
+    <w:lvl w:ilvl="1" w:tplc="080A0003" w:tentative="1">
+      <w:start w:val="1"/>
+      <w:numFmt w:val="bullet"/>
+      <w:lvlText w:val="o"/>
+      <w:lvlJc w:val="left"/>
+      <w:pPr>
+        <w:ind w:left="1600" w:hanging="360"/>
+      </w:pPr>
+      <w:rPr>
+        <w:rFonts w:ascii="Courier New" w:hAnsi="Courier New" w:cs="Courier New" w:hint="default"/>
+      </w:rPr>
+    </w:lvl>
+    <w:lvl w:ilvl="2" w:tplc="080A0005" w:tentative="1">
+      <w:start w:val="1"/>
+      <w:numFmt w:val="bullet"/>
+      <w:lvlText w:val=""/>
+      <w:lvlJc w:val="left"/>
+      <w:pPr>
+        <w:ind w:left="2320" w:hanging="360"/>
+      </w:pPr>
+      <w:rPr>
+        <w:rFonts w:ascii="Wingdings" w:hAnsi="Wingdings" w:hint="default"/>
+      </w:rPr>
+    </w:lvl>
+    <w:lvl w:ilvl="3" w:tplc="080A0001" w:tentative="1">
+      <w:start w:val="1"/>
+      <w:numFmt w:val="bullet"/>
+      <w:lvlText w:val=""/>
+      <w:lvlJc w:val="left"/>
+      <w:pPr>
+        <w:ind w:left="3040" w:hanging="360"/>
+      </w:pPr>
+      <w:rPr>
+        <w:rFonts w:ascii="Symbol" w:hAnsi="Symbol" w:hint="default"/>
+      </w:rPr>
+    </w:lvl>
+    <w:lvl w:ilvl="4" w:tplc="080A0003" w:tentative="1">
+      <w:start w:val="1"/>
+      <w:numFmt w:val="bullet"/>
+      <w:lvlText w:val="o"/>
+      <w:lvlJc w:val="left"/>
+      <w:pPr>
+        <w:ind w:left="3760" w:hanging="360"/>
+      </w:pPr>
+      <w:rPr>
+        <w:rFonts w:ascii="Courier New" w:hAnsi="Courier New" w:cs="Courier New" w:hint="default"/>
+      </w:rPr>
+    </w:lvl>
+    <w:lvl w:ilvl="5" w:tplc="080A0005" w:tentative="1">
+      <w:start w:val="1"/>
+      <w:numFmt w:val="bullet"/>
+      <w:lvlText w:val=""/>
+      <w:lvlJc w:val="left"/>
+      <w:pPr>
+        <w:ind w:left="4480" w:hanging="360"/>
+      </w:pPr>
+      <w:rPr>
+        <w:rFonts w:ascii="Wingdings" w:hAnsi="Wingdings" w:hint="default"/>
+      </w:rPr>
+    </w:lvl>
+    <w:lvl w:ilvl="6" w:tplc="080A0001" w:tentative="1">
+      <w:start w:val="1"/>
+      <w:numFmt w:val="bullet"/>
+      <w:lvlText w:val=""/>
+      <w:lvlJc w:val="left"/>
+      <w:pPr>
+        <w:ind w:left="5200" w:hanging="360"/>
+      </w:pPr>
+      <w:rPr>
+        <w:rFonts w:ascii="Symbol" w:hAnsi="Symbol" w:hint="default"/>
+      </w:rPr>
+    </w:lvl>
+    <w:lvl w:ilvl="7" w:tplc="080A0003" w:tentative="1">
+      <w:start w:val="1"/>
+      <w:numFmt w:val="bullet"/>
+      <w:lvlText w:val="o"/>
+      <w:lvlJc w:val="left"/>
+      <w:pPr>
+        <w:ind w:left="5920" w:hanging="360"/>
+      </w:pPr>
+      <w:rPr>
+        <w:rFonts w:ascii="Courier New" w:hAnsi="Courier New" w:cs="Courier New" w:hint="default"/>
+      </w:rPr>
+    </w:lvl>
+    <w:lvl w:ilvl="8" w:tplc="080A0005" w:tentative="1">
+      <w:start w:val="1"/>
+      <w:numFmt w:val="bullet"/>
+      <w:lvlText w:val=""/>
+      <w:lvlJc w:val="left"/>
+      <w:pPr>
+        <w:ind w:left="6640" w:hanging="360"/>
+      </w:pPr>
+      <w:rPr>
+        <w:rFonts w:ascii="Wingdings" w:hAnsi="Wingdings" w:hint="default"/>
+      </w:rPr>
+    </w:lvl>
+  </w:abstractNum>
+  <w:abstractNum w:abstractNumId="8" w15:restartNumberingAfterBreak="0">
     <w:nsid w:val="43B70A83"/>
     <w:multiLevelType w:val="multilevel"/>
     <w:tmpl w:val="D5EA0DF2"/>
@@ -35103,7 +34710,7 @@
       </w:rPr>
     </w:lvl>
   </w:abstractNum>
-  <w:abstractNum w:abstractNumId="7" w15:restartNumberingAfterBreak="0">
+  <w:abstractNum w:abstractNumId="9" w15:restartNumberingAfterBreak="0">
     <w:nsid w:val="4A85274D"/>
     <w:multiLevelType w:val="multilevel"/>
     <w:tmpl w:val="D1D69850"/>
@@ -35243,7 +34850,7 @@
       </w:rPr>
     </w:lvl>
   </w:abstractNum>
-  <w:abstractNum w:abstractNumId="8" w15:restartNumberingAfterBreak="0">
+  <w:abstractNum w:abstractNumId="10" w15:restartNumberingAfterBreak="0">
     <w:nsid w:val="4E2C31BA"/>
     <w:multiLevelType w:val="multilevel"/>
     <w:tmpl w:val="D9621124"/>
@@ -35383,7 +34990,7 @@
       </w:rPr>
     </w:lvl>
   </w:abstractNum>
-  <w:abstractNum w:abstractNumId="9" w15:restartNumberingAfterBreak="0">
+  <w:abstractNum w:abstractNumId="11" w15:restartNumberingAfterBreak="0">
     <w:nsid w:val="562E7950"/>
     <w:multiLevelType w:val="multilevel"/>
     <w:tmpl w:val="7D3E203C"/>
@@ -35550,7 +35157,7 @@
       </w:rPr>
     </w:lvl>
   </w:abstractNum>
-  <w:abstractNum w:abstractNumId="10" w15:restartNumberingAfterBreak="0">
+  <w:abstractNum w:abstractNumId="12" w15:restartNumberingAfterBreak="0">
     <w:nsid w:val="57437196"/>
     <w:multiLevelType w:val="multilevel"/>
     <w:tmpl w:val="8E3E56B6"/>
@@ -35690,7 +35297,7 @@
       </w:rPr>
     </w:lvl>
   </w:abstractNum>
-  <w:abstractNum w:abstractNumId="11" w15:restartNumberingAfterBreak="0">
+  <w:abstractNum w:abstractNumId="13" w15:restartNumberingAfterBreak="0">
     <w:nsid w:val="5CB31597"/>
     <w:multiLevelType w:val="multilevel"/>
     <w:tmpl w:val="E8CA37E4"/>
@@ -35843,7 +35450,7 @@
       </w:rPr>
     </w:lvl>
   </w:abstractNum>
-  <w:abstractNum w:abstractNumId="12" w15:restartNumberingAfterBreak="0">
+  <w:abstractNum w:abstractNumId="14" w15:restartNumberingAfterBreak="0">
     <w:nsid w:val="699137A8"/>
     <w:multiLevelType w:val="multilevel"/>
     <w:tmpl w:val="8AAC4AFC"/>
@@ -35965,7 +35572,7 @@
       </w:pPr>
     </w:lvl>
   </w:abstractNum>
-  <w:abstractNum w:abstractNumId="13" w15:restartNumberingAfterBreak="0">
+  <w:abstractNum w:abstractNumId="15" w15:restartNumberingAfterBreak="0">
     <w:nsid w:val="6F683CF0"/>
     <w:multiLevelType w:val="multilevel"/>
     <w:tmpl w:val="1D6649EC"/>
@@ -36105,7 +35712,7 @@
       </w:rPr>
     </w:lvl>
   </w:abstractNum>
-  <w:abstractNum w:abstractNumId="14" w15:restartNumberingAfterBreak="0">
+  <w:abstractNum w:abstractNumId="16" w15:restartNumberingAfterBreak="0">
     <w:nsid w:val="6F78302D"/>
     <w:multiLevelType w:val="multilevel"/>
     <w:tmpl w:val="CB2CEEC6"/>
@@ -36245,7 +35852,7 @@
       </w:rPr>
     </w:lvl>
   </w:abstractNum>
-  <w:abstractNum w:abstractNumId="15" w15:restartNumberingAfterBreak="0">
+  <w:abstractNum w:abstractNumId="17" w15:restartNumberingAfterBreak="0">
     <w:nsid w:val="76CF33BA"/>
     <w:multiLevelType w:val="multilevel"/>
     <w:tmpl w:val="46627848"/>
@@ -36398,7 +36005,7 @@
       </w:rPr>
     </w:lvl>
   </w:abstractNum>
-  <w:abstractNum w:abstractNumId="16" w15:restartNumberingAfterBreak="0">
+  <w:abstractNum w:abstractNumId="18" w15:restartNumberingAfterBreak="0">
     <w:nsid w:val="79F61A79"/>
     <w:multiLevelType w:val="multilevel"/>
     <w:tmpl w:val="7DB4C9F8"/>
@@ -36511,7 +36118,7 @@
       </w:rPr>
     </w:lvl>
   </w:abstractNum>
-  <w:abstractNum w:abstractNumId="17" w15:restartNumberingAfterBreak="0">
+  <w:abstractNum w:abstractNumId="19" w15:restartNumberingAfterBreak="0">
     <w:nsid w:val="7DA866F3"/>
     <w:multiLevelType w:val="multilevel"/>
     <w:tmpl w:val="6FEC3C5C"/>
@@ -36628,64 +36235,70 @@
     </w:lvl>
   </w:abstractNum>
   <w:num w:numId="1" w16cid:durableId="196284290">
-    <w:abstractNumId w:val="12"/>
+    <w:abstractNumId w:val="14"/>
   </w:num>
   <w:num w:numId="2" w16cid:durableId="1522279763">
+    <w:abstractNumId w:val="13"/>
+  </w:num>
+  <w:num w:numId="3" w16cid:durableId="979501891">
     <w:abstractNumId w:val="11"/>
   </w:num>
-  <w:num w:numId="3" w16cid:durableId="979501891">
-    <w:abstractNumId w:val="9"/>
-  </w:num>
   <w:num w:numId="4" w16cid:durableId="142435973">
-    <w:abstractNumId w:val="17"/>
+    <w:abstractNumId w:val="19"/>
   </w:num>
   <w:num w:numId="5" w16cid:durableId="1610703298">
-    <w:abstractNumId w:val="14"/>
+    <w:abstractNumId w:val="16"/>
   </w:num>
   <w:num w:numId="6" w16cid:durableId="1954092221">
     <w:abstractNumId w:val="1"/>
   </w:num>
   <w:num w:numId="7" w16cid:durableId="2136750231">
-    <w:abstractNumId w:val="6"/>
+    <w:abstractNumId w:val="8"/>
   </w:num>
   <w:num w:numId="8" w16cid:durableId="1459453791">
     <w:abstractNumId w:val="0"/>
   </w:num>
   <w:num w:numId="9" w16cid:durableId="620306724">
+    <w:abstractNumId w:val="12"/>
+  </w:num>
+  <w:num w:numId="10" w16cid:durableId="1392462039">
     <w:abstractNumId w:val="10"/>
   </w:num>
-  <w:num w:numId="10" w16cid:durableId="1392462039">
-    <w:abstractNumId w:val="8"/>
-  </w:num>
   <w:num w:numId="11" w16cid:durableId="1382632177">
-    <w:abstractNumId w:val="13"/>
+    <w:abstractNumId w:val="15"/>
   </w:num>
   <w:num w:numId="12" w16cid:durableId="700010555">
-    <w:abstractNumId w:val="3"/>
+    <w:abstractNumId w:val="4"/>
   </w:num>
   <w:num w:numId="13" w16cid:durableId="1192840756">
-    <w:abstractNumId w:val="4"/>
+    <w:abstractNumId w:val="5"/>
   </w:num>
   <w:num w:numId="14" w16cid:durableId="595014440">
-    <w:abstractNumId w:val="7"/>
+    <w:abstractNumId w:val="9"/>
   </w:num>
   <w:num w:numId="15" w16cid:durableId="1999722517">
     <w:abstractNumId w:val="2"/>
   </w:num>
   <w:num w:numId="16" w16cid:durableId="1486314552">
-    <w:abstractNumId w:val="15"/>
+    <w:abstractNumId w:val="17"/>
   </w:num>
   <w:num w:numId="17" w16cid:durableId="1181159940">
-    <w:abstractNumId w:val="5"/>
+    <w:abstractNumId w:val="6"/>
   </w:num>
   <w:num w:numId="18" w16cid:durableId="975836874">
-    <w:abstractNumId w:val="11"/>
+    <w:abstractNumId w:val="13"/>
     <w:lvlOverride w:ilvl="0">
       <w:startOverride w:val="1"/>
     </w:lvlOverride>
   </w:num>
   <w:num w:numId="19" w16cid:durableId="1725836618">
-    <w:abstractNumId w:val="16"/>
+    <w:abstractNumId w:val="18"/>
+  </w:num>
+  <w:num w:numId="20" w16cid:durableId="1621690712">
+    <w:abstractNumId w:val="3"/>
+  </w:num>
+  <w:num w:numId="21" w16cid:durableId="2095276183">
+    <w:abstractNumId w:val="7"/>
   </w:num>
 </w:numbering>
 </file>
@@ -37172,6 +36785,7 @@
   <w:style w:type="character" w:default="1" w:styleId="Fuentedeprrafopredeter">
     <w:name w:val="Default Paragraph Font"/>
     <w:uiPriority w:val="1"/>
+    <w:semiHidden/>
     <w:unhideWhenUsed/>
   </w:style>
   <w:style w:type="table" w:default="1" w:styleId="Tablanormal">
@@ -37356,6 +36970,8 @@
   <w:style w:type="paragraph" w:styleId="Piedepgina">
     <w:name w:val="footer"/>
     <w:basedOn w:val="Cabeceraypie"/>
+    <w:link w:val="PiedepginaCar"/>
+    <w:uiPriority w:val="99"/>
   </w:style>
   <w:style w:type="paragraph" w:customStyle="1" w:styleId="Contenidodelmarco">
     <w:name w:val="Contenido del marco"/>
@@ -37676,6 +37292,17 @@
       <w:lang w:val="es-ES"/>
     </w:rPr>
   </w:style>
+  <w:style w:type="character" w:customStyle="1" w:styleId="PiedepginaCar">
+    <w:name w:val="Pie de página Car"/>
+    <w:basedOn w:val="Fuentedeprrafopredeter"/>
+    <w:link w:val="Piedepgina"/>
+    <w:uiPriority w:val="99"/>
+    <w:rsid w:val="004C7A9B"/>
+    <w:rPr>
+      <w:rFonts w:ascii="Times New Roman" w:eastAsia="Times New Roman" w:hAnsi="Times New Roman" w:cs="Times New Roman"/>
+      <w:lang w:val="es-ES"/>
+    </w:rPr>
+  </w:style>
 </w:styles>
 </file>
 

--- a/COA_Report_Memoria.docx
+++ b/COA_Report_Memoria.docx
@@ -26,6 +26,9 @@
             <w10:wrap anchorx="page" anchory="page"/>
           </v:line>
         </w:pict>
+      </w:r>
+      <w:r>
+        <w:t xml:space="preserve">                                                                                                                                                                                                                                                                                                                                                                                                                                                                                                                                                                                                                                                                                                       </w:t>
       </w:r>
     </w:p>
     <w:p>
@@ -303,8 +306,13 @@
         <w:jc w:val="center"/>
       </w:pPr>
       <w:r>
-        <w:t>COA report</w:t>
-      </w:r>
+        <w:t xml:space="preserve">COA </w:t>
+      </w:r>
+      <w:proofErr w:type="spellStart"/>
+      <w:r>
+        <w:t>report</w:t>
+      </w:r>
+      <w:proofErr w:type="spellEnd"/>
     </w:p>
     <w:p>
       <w:pPr>
@@ -500,6 +508,58 @@
     </w:p>
     <w:p>
       <w:pPr>
+        <w:jc w:val="center"/>
+        <w:rPr>
+          <w:b/>
+          <w:sz w:val="24"/>
+          <w:szCs w:val="24"/>
+        </w:rPr>
+      </w:pPr>
+      <w:r>
+        <w:rPr>
+          <w:b/>
+          <w:sz w:val="24"/>
+          <w:szCs w:val="24"/>
+        </w:rPr>
+        <w:t xml:space="preserve"> </w:t>
+      </w:r>
+      <w:r>
+        <w:rPr>
+          <w:b/>
+          <w:sz w:val="24"/>
+          <w:szCs w:val="24"/>
+        </w:rPr>
+        <w:t xml:space="preserve">Septiembre 2024- </w:t>
+      </w:r>
+      <w:proofErr w:type="gramStart"/>
+      <w:r>
+        <w:rPr>
+          <w:b/>
+          <w:sz w:val="24"/>
+          <w:szCs w:val="24"/>
+        </w:rPr>
+        <w:t>A</w:t>
+      </w:r>
+      <w:r>
+        <w:rPr>
+          <w:b/>
+          <w:sz w:val="24"/>
+          <w:szCs w:val="24"/>
+        </w:rPr>
+        <w:t>bril</w:t>
+      </w:r>
+      <w:proofErr w:type="gramEnd"/>
+      <w:r>
+        <w:rPr>
+          <w:b/>
+          <w:sz w:val="24"/>
+          <w:szCs w:val="24"/>
+        </w:rPr>
+        <w:t xml:space="preserve"> 2026</w:t>
+      </w:r>
+    </w:p>
+    <w:p>
+      <w:pPr>
         <w:pStyle w:val="Textoindependiente"/>
         <w:jc w:val="center"/>
         <w:rPr>
@@ -508,12 +568,8 @@
           <w:sz w:val="22"/>
         </w:rPr>
         <w:sectPr>
-          <w:headerReference w:type="even" r:id="rId10"/>
-          <w:headerReference w:type="default" r:id="rId11"/>
-          <w:footerReference w:type="even" r:id="rId12"/>
-          <w:footerReference w:type="default" r:id="rId13"/>
-          <w:headerReference w:type="first" r:id="rId14"/>
-          <w:footerReference w:type="first" r:id="rId15"/>
+          <w:footerReference w:type="default" r:id="rId10"/>
+          <w:footerReference w:type="first" r:id="rId11"/>
           <w:pgSz w:w="12240" w:h="15840"/>
           <w:pgMar w:top="1300" w:right="1080" w:bottom="1760" w:left="1440" w:header="0" w:footer="1574" w:gutter="0"/>
           <w:cols w:space="720"/>
@@ -521,9 +577,6 @@
           <w:docGrid w:linePitch="100"/>
         </w:sectPr>
       </w:pPr>
-      <w:r>
-        <w:t>2022-2026</w:t>
-      </w:r>
     </w:p>
     <w:p>
       <w:pPr>
@@ -607,7 +660,7 @@
                     </pic:cNvPicPr>
                   </pic:nvPicPr>
                   <pic:blipFill>
-                    <a:blip r:embed="rId16"/>
+                    <a:blip r:embed="rId12"/>
                     <a:stretch>
                       <a:fillRect/>
                     </a:stretch>
@@ -692,8 +745,13 @@
         <w:jc w:val="center"/>
       </w:pPr>
       <w:r>
-        <w:t>COA Report</w:t>
-      </w:r>
+        <w:t xml:space="preserve">COA </w:t>
+      </w:r>
+      <w:proofErr w:type="spellStart"/>
+      <w:r>
+        <w:t>Report</w:t>
+      </w:r>
+      <w:proofErr w:type="spellEnd"/>
     </w:p>
     <w:p>
       <w:pPr>
@@ -847,9 +905,8 @@
     <w:p>
       <w:pPr>
         <w:sectPr>
-          <w:footerReference w:type="even" r:id="rId17"/>
-          <w:footerReference w:type="default" r:id="rId18"/>
-          <w:footerReference w:type="first" r:id="rId19"/>
+          <w:footerReference w:type="even" r:id="rId13"/>
+          <w:footerReference w:type="first" r:id="rId14"/>
           <w:pgSz w:w="12240" w:h="15840"/>
           <w:pgMar w:top="1480" w:right="1080" w:bottom="2120" w:left="1440" w:header="0" w:footer="1931" w:gutter="0"/>
           <w:cols w:space="720"/>
@@ -962,13 +1019,13 @@
         </w:rPr>
       </w:pPr>
       <w:r>
-        <w:pict w14:anchorId="658E28CD">
+        <w:pict w14:anchorId="19FDAA5E">
           <v:shapetype id="_x0000_t202" coordsize="21600,21600" o:spt="202" path="m,l,21600r21600,l21600,xe">
             <v:stroke joinstyle="miter"/>
             <v:path gradientshapeok="t" o:connecttype="rect"/>
           </v:shapetype>
           <v:shape id="Textbox 1" o:spid="_x0000_s2067" type="#_x0000_t202" style="width:168.9pt;height:76.35pt;visibility:visible;mso-wrap-style:square;mso-left-percent:-10001;mso-top-percent:-10001;mso-position-horizontal:absolute;mso-position-horizontal-relative:char;mso-position-vertical:absolute;mso-position-vertical-relative:line;mso-left-percent:-10001;mso-top-percent:-10001;v-text-anchor:top" filled="f" stroked="f" strokeweight="0">
-            <v:textbox inset="0,0,0,0">
+            <v:textbox style="mso-next-textbox:#Textbox 1" inset="0,0,0,0">
               <w:txbxContent>
                 <w:p>
                   <w:pPr>
@@ -1077,60 +1134,6 @@
       <w:r>
         <w:t>GENERACIÓN</w:t>
       </w:r>
-      <w:r>
-        <w:rPr>
-          <w:noProof/>
-        </w:rPr>
-        <w:pict w14:anchorId="6B75043A">
-          <v:shape id="Marco5" o:spid="_x0000_s2060" type="#_x0000_t202" style="position:absolute;left:0;text-align:left;margin-left:281.1pt;margin-top:-33.75pt;width:74.6pt;height:24.95pt;z-index:-503316429;visibility:visible;mso-wrap-style:square;mso-wrap-distance-left:0;mso-wrap-distance-top:0;mso-wrap-distance-right:0;mso-wrap-distance-bottom:0;mso-position-horizontal:absolute;mso-position-horizontal-relative:page;mso-position-vertical:absolute;mso-position-vertical-relative:text;v-text-anchor:top" o:gfxdata="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" o:allowincell="f" stroked="f">
-            <v:fill opacity="0"/>
-            <v:textbox inset="0,0,0,0">
-              <w:txbxContent>
-                <w:p>
-                  <w:pPr>
-                    <w:pStyle w:val="Contenidodelmarco"/>
-                    <w:spacing w:line="246" w:lineRule="exact"/>
-                    <w:jc w:val="center"/>
-                    <w:rPr>
-                      <w:rFonts w:ascii="Arial" w:hAnsi="Arial"/>
-                      <w:b/>
-                    </w:rPr>
-                  </w:pPr>
-                  <w:r>
-                    <w:rPr>
-                      <w:rFonts w:ascii="Arial" w:hAnsi="Arial"/>
-                      <w:b/>
-                      <w:color w:val="000000"/>
-                      <w:spacing w:val="-2"/>
-                    </w:rPr>
-                    <w:t>GENERACIÓN</w:t>
-                  </w:r>
-                </w:p>
-                <w:p>
-                  <w:pPr>
-                    <w:pStyle w:val="Contenidodelmarco"/>
-                    <w:jc w:val="center"/>
-                    <w:rPr>
-                      <w:rFonts w:ascii="Arial" w:hAnsi="Arial"/>
-                      <w:b/>
-                    </w:rPr>
-                  </w:pPr>
-                  <w:r>
-                    <w:rPr>
-                      <w:rFonts w:ascii="Arial" w:hAnsi="Arial"/>
-                      <w:b/>
-                      <w:color w:val="000000"/>
-                      <w:spacing w:val="-2"/>
-                    </w:rPr>
-                    <w:t>Primera</w:t>
-                  </w:r>
-                </w:p>
-              </w:txbxContent>
-            </v:textbox>
-            <w10:wrap anchorx="page"/>
-          </v:shape>
-        </w:pict>
-      </w:r>
     </w:p>
     <w:p>
       <w:pPr>
@@ -1140,31 +1143,53 @@
     </w:p>
     <w:p>
       <w:pPr>
-        <w:pStyle w:val="Textoindependiente"/>
         <w:jc w:val="center"/>
         <w:rPr>
-          <w:rFonts w:ascii="Arial" w:hAnsi="Arial"/>
           <w:b/>
-          <w:sz w:val="22"/>
-        </w:rPr>
+          <w:sz w:val="24"/>
+          <w:szCs w:val="24"/>
+        </w:rPr>
+      </w:pPr>
+      <w:r>
+        <w:rPr>
+          <w:b/>
+          <w:sz w:val="24"/>
+          <w:szCs w:val="24"/>
+        </w:rPr>
+        <w:t xml:space="preserve">Septiembre 2024- </w:t>
+      </w:r>
+      <w:proofErr w:type="gramStart"/>
+      <w:r>
+        <w:rPr>
+          <w:b/>
+          <w:sz w:val="24"/>
+          <w:szCs w:val="24"/>
+        </w:rPr>
+        <w:t>A</w:t>
+      </w:r>
+      <w:r>
+        <w:rPr>
+          <w:b/>
+          <w:sz w:val="24"/>
+          <w:szCs w:val="24"/>
+        </w:rPr>
+        <w:t>bril</w:t>
+      </w:r>
+      <w:proofErr w:type="gramEnd"/>
+      <w:r>
+        <w:rPr>
+          <w:b/>
+          <w:sz w:val="24"/>
+          <w:szCs w:val="24"/>
+        </w:rPr>
+        <w:t xml:space="preserve"> 2026</w:t>
+      </w:r>
+    </w:p>
+    <w:p>
+      <w:pPr>
         <w:sectPr>
-          <w:footerReference w:type="default" r:id="rId20"/>
-          <w:footerReference w:type="first" r:id="rId21"/>
-          <w:type w:val="continuous"/>
-          <w:pgSz w:w="12240" w:h="15840"/>
-          <w:pgMar w:top="1300" w:right="1080" w:bottom="1760" w:left="1440" w:header="0" w:footer="1574" w:gutter="0"/>
-          <w:cols w:space="720"/>
-          <w:formProt w:val="0"/>
-          <w:docGrid w:linePitch="100"/>
-        </w:sectPr>
-      </w:pPr>
-      <w:r>
-        <w:t>2022-2026</w:t>
-      </w:r>
-    </w:p>
-    <w:p>
-      <w:pPr>
-        <w:sectPr>
+          <w:footerReference w:type="default" r:id="rId15"/>
+          <w:footerReference w:type="first" r:id="rId16"/>
           <w:type w:val="continuous"/>
           <w:pgSz w:w="12240" w:h="15840"/>
           <w:pgMar w:top="1480" w:right="1080" w:bottom="2120" w:left="1440" w:header="0" w:footer="1931" w:gutter="0"/>
@@ -1176,34 +1201,6 @@
     </w:p>
     <w:p>
       <w:pPr>
-        <w:spacing w:before="80"/>
-        <w:ind w:left="875"/>
-        <w:rPr>
-          <w:rFonts w:ascii="Arial" w:hAnsi="Arial"/>
-          <w:b/>
-        </w:rPr>
-      </w:pPr>
-      <w:r>
-        <w:rPr>
-          <w:rFonts w:ascii="Arial" w:hAnsi="Arial"/>
-          <w:b/>
-          <w:color w:val="FF0000"/>
-        </w:rPr>
-        <w:lastRenderedPageBreak/>
-        <w:t xml:space="preserve">[Aquí va oficio de liberación por parte del asesor industrial – Este es un </w:t>
-      </w:r>
-      <w:r>
-        <w:rPr>
-          <w:rFonts w:ascii="Arial" w:hAnsi="Arial"/>
-          <w:b/>
-          <w:color w:val="FF0000"/>
-          <w:spacing w:val="-2"/>
-        </w:rPr>
-        <w:t>ejemplo]</w:t>
-      </w:r>
-    </w:p>
-    <w:p>
-      <w:pPr>
         <w:pStyle w:val="Textoindependiente"/>
         <w:ind w:left="160"/>
         <w:rPr>
@@ -1211,9 +1208,8 @@
           <w:sz w:val="20"/>
         </w:rPr>
         <w:sectPr>
-          <w:footerReference w:type="even" r:id="rId22"/>
-          <w:footerReference w:type="default" r:id="rId23"/>
-          <w:footerReference w:type="first" r:id="rId24"/>
+          <w:footerReference w:type="even" r:id="rId17"/>
+          <w:footerReference w:type="first" r:id="rId18"/>
           <w:pgSz w:w="12240" w:h="15840"/>
           <w:pgMar w:top="1400" w:right="1080" w:bottom="280" w:left="1440" w:header="0" w:footer="0" w:gutter="0"/>
           <w:cols w:space="720"/>
@@ -1225,11 +1221,12 @@
         <w:rPr>
           <w:noProof/>
         </w:rPr>
+        <w:lastRenderedPageBreak/>
         <w:drawing>
-          <wp:inline distT="0" distB="0" distL="0" distR="0" wp14:anchorId="314F7157" wp14:editId="4FBBD984">
-            <wp:extent cx="5800725" cy="7627620"/>
+          <wp:inline distT="0" distB="0" distL="0" distR="0" wp14:anchorId="39818C97" wp14:editId="7CD69F7F">
+            <wp:extent cx="6172200" cy="8078470"/>
             <wp:effectExtent l="0" t="0" r="0" b="0"/>
-            <wp:docPr id="16" name="Image 19"/>
+            <wp:docPr id="2127446445" name="Imagen 1" descr="Descripción no disponible."/>
             <wp:cNvGraphicFramePr>
               <a:graphicFrameLocks xmlns:a="http://schemas.openxmlformats.org/drawingml/2006/main" noChangeAspect="1"/>
             </wp:cNvGraphicFramePr>
@@ -1237,13 +1234,20 @@
               <a:graphicData uri="http://schemas.openxmlformats.org/drawingml/2006/picture">
                 <pic:pic xmlns:pic="http://schemas.openxmlformats.org/drawingml/2006/picture">
                   <pic:nvPicPr>
-                    <pic:cNvPr id="16" name="Image 19"/>
+                    <pic:cNvPr id="0" name="Picture 2" descr="Descripción no disponible."/>
                     <pic:cNvPicPr>
                       <a:picLocks noChangeAspect="1" noChangeArrowheads="1"/>
                     </pic:cNvPicPr>
                   </pic:nvPicPr>
                   <pic:blipFill>
-                    <a:blip r:embed="rId25"/>
+                    <a:blip r:embed="rId19" cstate="print">
+                      <a:extLst>
+                        <a:ext uri="{28A0092B-C50C-407E-A947-70E740481C1C}">
+                          <a14:useLocalDpi xmlns:a14="http://schemas.microsoft.com/office/drawing/2010/main" val="0"/>
+                        </a:ext>
+                      </a:extLst>
+                    </a:blip>
+                    <a:srcRect/>
                     <a:stretch>
                       <a:fillRect/>
                     </a:stretch>
@@ -1251,12 +1255,15 @@
                   <pic:spPr bwMode="auto">
                     <a:xfrm>
                       <a:off x="0" y="0"/>
-                      <a:ext cx="5800725" cy="7627620"/>
+                      <a:ext cx="6172200" cy="8078470"/>
                     </a:xfrm>
                     <a:prstGeom prst="rect">
                       <a:avLst/>
                     </a:prstGeom>
                     <a:noFill/>
+                    <a:ln>
+                      <a:noFill/>
+                    </a:ln>
                   </pic:spPr>
                 </pic:pic>
               </a:graphicData>
@@ -1347,7 +1354,7 @@
                     </pic:cNvPicPr>
                   </pic:nvPicPr>
                   <pic:blipFill>
-                    <a:blip r:embed="rId26"/>
+                    <a:blip r:embed="rId20"/>
                     <a:stretch>
                       <a:fillRect/>
                     </a:stretch>
@@ -1393,7 +1400,7 @@
         </w:rPr>
         <w:lastRenderedPageBreak/>
         <w:drawing>
-          <wp:anchor distT="0" distB="0" distL="114300" distR="114300" simplePos="0" relativeHeight="251674112" behindDoc="0" locked="0" layoutInCell="1" allowOverlap="1" wp14:anchorId="63BDE0A6" wp14:editId="0894F383">
+          <wp:anchor distT="0" distB="0" distL="114300" distR="114300" simplePos="0" relativeHeight="251674112" behindDoc="0" locked="0" layoutInCell="1" allowOverlap="1" wp14:anchorId="63BDE0A6" wp14:editId="3F3D0732">
             <wp:simplePos x="0" y="0"/>
             <wp:positionH relativeFrom="column">
               <wp:posOffset>-920432</wp:posOffset>
@@ -1418,7 +1425,7 @@
                     </pic:cNvPicPr>
                   </pic:nvPicPr>
                   <pic:blipFill>
-                    <a:blip r:embed="rId27" cstate="print">
+                    <a:blip r:embed="rId21" cstate="print">
                       <a:extLst>
                         <a:ext uri="{28A0092B-C50C-407E-A947-70E740481C1C}">
                           <a14:useLocalDpi xmlns:a14="http://schemas.microsoft.com/office/drawing/2010/main" val="0"/>
@@ -1466,155 +1473,139 @@
           <w:sz w:val="8"/>
         </w:rPr>
         <w:sectPr>
-          <w:footerReference w:type="even" r:id="rId28"/>
-          <w:footerReference w:type="default" r:id="rId29"/>
-          <w:footerReference w:type="first" r:id="rId30"/>
+          <w:footerReference w:type="even" r:id="rId22"/>
+          <w:footerReference w:type="first" r:id="rId23"/>
           <w:pgSz w:w="12240" w:h="15840"/>
           <w:pgMar w:top="1400" w:right="1080" w:bottom="280" w:left="1440" w:header="0" w:footer="0" w:gutter="0"/>
+          <w:pgNumType w:start="6"/>
+          <w:cols w:space="720"/>
+          <w:formProt w:val="0"/>
+          <w:docGrid w:linePitch="100"/>
+        </w:sectPr>
+      </w:pPr>
+    </w:p>
+    <w:p>
+      <w:pPr>
+        <w:pStyle w:val="Ttulo1"/>
+        <w:rPr>
+          <w:sz w:val="24"/>
+          <w:szCs w:val="24"/>
+        </w:rPr>
+      </w:pPr>
+      <w:bookmarkStart w:id="6" w:name="_Toc227187931"/>
+      <w:bookmarkStart w:id="7" w:name="_Toc227232926"/>
+      <w:r>
+        <w:lastRenderedPageBreak/>
+        <w:t>AGRADECIMIENTOS</w:t>
+      </w:r>
+      <w:bookmarkEnd w:id="6"/>
+      <w:bookmarkEnd w:id="7"/>
+    </w:p>
+    <w:p>
+      <w:pPr>
+        <w:pStyle w:val="Textoindependiente"/>
+        <w:rPr>
+          <w:rFonts w:ascii="Arial MT" w:hAnsi="Arial MT"/>
+        </w:rPr>
+      </w:pPr>
+    </w:p>
+    <w:p>
+      <w:pPr>
+        <w:pStyle w:val="Textoindependiente"/>
+        <w:spacing w:before="322" w:line="360" w:lineRule="auto"/>
+        <w:ind w:left="510" w:right="454"/>
+        <w:jc w:val="both"/>
+        <w:rPr>
+          <w:rFonts w:ascii="Arial" w:hAnsi="Arial"/>
+          <w:color w:val="000000"/>
+        </w:rPr>
+      </w:pPr>
+      <w:r>
+        <w:rPr>
+          <w:rFonts w:ascii="Arial" w:hAnsi="Arial"/>
+          <w:color w:val="000000"/>
+        </w:rPr>
+        <w:t>Expreso mi más sincero agradecimiento a todas las personas que, de manera directa o indirecta, hicieron posible la realización de esta memoria y el desarrollo del proyecto de estadía profesional.</w:t>
+      </w:r>
+    </w:p>
+    <w:p>
+      <w:pPr>
+        <w:pStyle w:val="Textoindependiente"/>
+        <w:spacing w:before="322" w:after="283" w:line="360" w:lineRule="auto"/>
+        <w:ind w:left="510"/>
+        <w:jc w:val="both"/>
+        <w:rPr>
+          <w:rFonts w:ascii="Arial" w:hAnsi="Arial"/>
+          <w:color w:val="000000"/>
+        </w:rPr>
+      </w:pPr>
+      <w:r>
+        <w:rPr>
+          <w:rFonts w:ascii="Arial" w:hAnsi="Arial"/>
+          <w:color w:val="000000"/>
+        </w:rPr>
+        <w:t>En primer lugar, agradezco a mi familia por su apoyo incondicional, comprensión y motivación constante durante esta etapa académica y profesional. Su respaldo ha sido fundamental para alcanzar esta meta.</w:t>
+      </w:r>
+    </w:p>
+    <w:p>
+      <w:pPr>
+        <w:pStyle w:val="Textoindependiente"/>
+        <w:spacing w:before="322" w:after="283" w:line="360" w:lineRule="auto"/>
+        <w:ind w:left="510"/>
+        <w:jc w:val="both"/>
+        <w:rPr>
+          <w:rFonts w:ascii="Arial" w:hAnsi="Arial"/>
+          <w:color w:val="000000"/>
+        </w:rPr>
+      </w:pPr>
+      <w:r>
+        <w:rPr>
+          <w:rFonts w:ascii="Arial" w:hAnsi="Arial"/>
+          <w:color w:val="000000"/>
+        </w:rPr>
+        <w:t>A la empresa Ingeniería Ambiental Integral, S.A. de C.V., por brindarme la oportunidad de desarrollar este proyecto y permitirme aplicar mis conocimientos en un entorno real, así como por la confianza depositada en mi propuesta de mejora tecnológica.</w:t>
+      </w:r>
+    </w:p>
+    <w:p>
+      <w:pPr>
+        <w:pStyle w:val="Textoindependiente"/>
+        <w:spacing w:before="322" w:after="283" w:line="360" w:lineRule="auto"/>
+        <w:ind w:left="510"/>
+        <w:jc w:val="both"/>
+        <w:rPr>
+          <w:rFonts w:ascii="Arial" w:hAnsi="Arial"/>
+          <w:color w:val="000000"/>
+        </w:rPr>
+      </w:pPr>
+      <w:r>
+        <w:rPr>
+          <w:rFonts w:ascii="Arial" w:hAnsi="Arial"/>
+          <w:color w:val="000000"/>
+        </w:rPr>
+        <w:t>De manera especial, agradezco a mi asesor académico por su orientación, seguimiento y retroalimentación, los cuales fueron clave para estructurar adecuadamente el proyecto y fortalecer la calidad de esta memoria.</w:t>
+      </w:r>
+    </w:p>
+    <w:p>
+      <w:pPr>
+        <w:pStyle w:val="Textoindependiente"/>
+        <w:spacing w:before="322" w:line="360" w:lineRule="auto"/>
+        <w:ind w:left="510"/>
+        <w:jc w:val="both"/>
+        <w:rPr>
+          <w:rFonts w:ascii="Arial" w:hAnsi="Arial"/>
+          <w:color w:val="000000"/>
+        </w:rPr>
+        <w:sectPr>
+          <w:headerReference w:type="default" r:id="rId24"/>
+          <w:footerReference w:type="default" r:id="rId25"/>
+          <w:pgSz w:w="12240" w:h="15840"/>
+          <w:pgMar w:top="1400" w:right="1080" w:bottom="1460" w:left="1440" w:header="0" w:footer="1270" w:gutter="0"/>
           <w:pgNumType w:start="1"/>
           <w:cols w:space="720"/>
           <w:formProt w:val="0"/>
           <w:docGrid w:linePitch="100"/>
         </w:sectPr>
       </w:pPr>
-    </w:p>
-    <w:p>
-      <w:pPr>
-        <w:pStyle w:val="Ttulo1"/>
-        <w:sectPr>
-          <w:footerReference w:type="even" r:id="rId31"/>
-          <w:footerReference w:type="default" r:id="rId32"/>
-          <w:footerReference w:type="first" r:id="rId33"/>
-          <w:pgSz w:w="12240" w:h="15840"/>
-          <w:pgMar w:top="1400" w:right="1080" w:bottom="1460" w:left="1440" w:header="0" w:footer="1270" w:gutter="0"/>
-          <w:pgNumType w:start="5"/>
-          <w:cols w:space="720"/>
-          <w:formProt w:val="0"/>
-          <w:docGrid w:linePitch="100"/>
-        </w:sectPr>
-      </w:pPr>
-      <w:bookmarkStart w:id="6" w:name="_Toc227187931"/>
-      <w:bookmarkStart w:id="7" w:name="_Toc227232926"/>
-    </w:p>
-    <w:p>
-      <w:pPr>
-        <w:pStyle w:val="Ttulo1"/>
-        <w:rPr>
-          <w:sz w:val="24"/>
-          <w:szCs w:val="24"/>
-        </w:rPr>
-      </w:pPr>
-      <w:r>
-        <w:lastRenderedPageBreak/>
-        <w:t>AGRADECIMIENTOS</w:t>
-      </w:r>
-      <w:bookmarkEnd w:id="6"/>
-      <w:bookmarkEnd w:id="7"/>
-    </w:p>
-    <w:p>
-      <w:pPr>
-        <w:pStyle w:val="Textoindependiente"/>
-        <w:rPr>
-          <w:rFonts w:ascii="Arial MT" w:hAnsi="Arial MT"/>
-        </w:rPr>
-      </w:pPr>
-    </w:p>
-    <w:p>
-      <w:pPr>
-        <w:pStyle w:val="Textoindependiente"/>
-        <w:spacing w:before="322" w:line="360" w:lineRule="auto"/>
-        <w:ind w:left="510" w:right="454"/>
-        <w:jc w:val="both"/>
-        <w:rPr>
-          <w:rFonts w:ascii="Arial" w:hAnsi="Arial"/>
-          <w:color w:val="000000"/>
-        </w:rPr>
-      </w:pPr>
-      <w:r>
-        <w:rPr>
-          <w:rFonts w:ascii="Arial" w:hAnsi="Arial"/>
-          <w:color w:val="000000"/>
-        </w:rPr>
-        <w:t>Expreso mi más sincero agradecimiento a todas las personas que, de manera directa o indirecta, hicieron posible la realización de esta memoria y el desarrollo del proyecto de estadía profesional.</w:t>
-      </w:r>
-    </w:p>
-    <w:p>
-      <w:pPr>
-        <w:pStyle w:val="Textoindependiente"/>
-        <w:spacing w:before="322" w:after="283" w:line="360" w:lineRule="auto"/>
-        <w:ind w:left="510"/>
-        <w:jc w:val="both"/>
-        <w:rPr>
-          <w:rFonts w:ascii="Arial" w:hAnsi="Arial"/>
-          <w:color w:val="000000"/>
-        </w:rPr>
-      </w:pPr>
-      <w:r>
-        <w:rPr>
-          <w:rFonts w:ascii="Arial" w:hAnsi="Arial"/>
-          <w:color w:val="000000"/>
-        </w:rPr>
-        <w:t>En primer lugar, agradezco a mi familia por su apoyo incondicional, comprensión y motivación constante durante esta etapa académica y profesional. Su respaldo ha sido fundamental para alcanzar esta meta.</w:t>
-      </w:r>
-    </w:p>
-    <w:p>
-      <w:pPr>
-        <w:pStyle w:val="Textoindependiente"/>
-        <w:spacing w:before="322" w:after="283" w:line="360" w:lineRule="auto"/>
-        <w:ind w:left="510"/>
-        <w:jc w:val="both"/>
-        <w:rPr>
-          <w:rFonts w:ascii="Arial" w:hAnsi="Arial"/>
-          <w:color w:val="000000"/>
-        </w:rPr>
-      </w:pPr>
-      <w:r>
-        <w:rPr>
-          <w:rFonts w:ascii="Arial" w:hAnsi="Arial"/>
-          <w:color w:val="000000"/>
-        </w:rPr>
-        <w:t>A la empresa Ingeniería Ambiental Integral, S.A. de C.V., por brindarme la oportunidad de desarrollar este proyecto y permitirme aplicar mis conocimientos en un entorno real, así como por la confianza depositada en mi propuesta de mejora tecnológica.</w:t>
-      </w:r>
-    </w:p>
-    <w:p>
-      <w:pPr>
-        <w:pStyle w:val="Textoindependiente"/>
-        <w:spacing w:before="322" w:after="283" w:line="360" w:lineRule="auto"/>
-        <w:ind w:left="510"/>
-        <w:jc w:val="both"/>
-        <w:rPr>
-          <w:rFonts w:ascii="Arial" w:hAnsi="Arial"/>
-          <w:color w:val="000000"/>
-        </w:rPr>
-      </w:pPr>
-      <w:r>
-        <w:rPr>
-          <w:rFonts w:ascii="Arial" w:hAnsi="Arial"/>
-          <w:color w:val="000000"/>
-        </w:rPr>
-        <w:t>De manera especial, agradezco a mi asesor académico por su orientación, seguimiento y retroalimentación, los cuales fueron clave para estructurar adecuadamente el proyecto y fortalecer la calidad de esta memoria.</w:t>
-      </w:r>
-    </w:p>
-    <w:p>
-      <w:pPr>
-        <w:pStyle w:val="Textoindependiente"/>
-        <w:spacing w:before="322" w:line="360" w:lineRule="auto"/>
-        <w:ind w:left="510"/>
-        <w:jc w:val="both"/>
-        <w:rPr>
-          <w:rFonts w:ascii="Arial" w:hAnsi="Arial"/>
-          <w:color w:val="000000"/>
-        </w:rPr>
-        <w:sectPr>
-          <w:headerReference w:type="default" r:id="rId34"/>
-          <w:pgSz w:w="12240" w:h="15840"/>
-          <w:pgMar w:top="1400" w:right="1080" w:bottom="1460" w:left="1440" w:header="0" w:footer="1270" w:gutter="0"/>
-          <w:pgNumType w:start="5"/>
-          <w:cols w:space="720"/>
-          <w:formProt w:val="0"/>
-          <w:docGrid w:linePitch="100"/>
-        </w:sectPr>
-      </w:pPr>
       <w:r>
         <w:rPr>
           <w:rFonts w:ascii="Arial" w:hAnsi="Arial"/>
@@ -1684,9 +1675,8 @@
           <w:spacing w:val="-2"/>
         </w:rPr>
         <w:sectPr>
-          <w:footerReference w:type="even" r:id="rId35"/>
-          <w:footerReference w:type="default" r:id="rId36"/>
-          <w:footerReference w:type="first" r:id="rId37"/>
+          <w:footerReference w:type="even" r:id="rId26"/>
+          <w:footerReference w:type="first" r:id="rId27"/>
           <w:pgSz w:w="12240" w:h="15840"/>
           <w:pgMar w:top="1400" w:right="1080" w:bottom="1460" w:left="1440" w:header="0" w:footer="1270" w:gutter="0"/>
           <w:cols w:space="720"/>
@@ -1737,7 +1727,15 @@
         <w:jc w:val="both"/>
       </w:pPr>
       <w:r>
-        <w:t>El presente proyecto tuvo como objetivo desarrollar un sistema informático de escritorio para automatizar la gestión y generación de reportes de la Cédula de Operación Anual (COA) en Ingeniería Ambiental Integral, S.A. de C.V. La investigación fue de tipo aplicada, con enfoque tecnológico y nivel descriptivo, orientada a mejorar un proceso manual basado en múltiples archivos Excel, propenso a errores y dependiente del personal. El sistema COA-REPORT fue desarrollado entre enero y abril de 2026 utilizando Java 17, JavaFX y SQLite.</w:t>
+        <w:t xml:space="preserve">El presente proyecto tuvo como objetivo desarrollar un sistema informático de escritorio para automatizar la gestión y generación de reportes de la Cédula de Operación Anual (COA) en Ingeniería Ambiental Integral, S.A. de C.V. La investigación fue de tipo aplicada, con enfoque tecnológico y nivel descriptivo, orientada a mejorar un proceso manual basado en múltiples archivos Excel, propenso a errores y dependiente del personal. El sistema COA-REPORT fue desarrollado entre enero y abril de 2026 utilizando Java 17, </w:t>
+      </w:r>
+      <w:proofErr w:type="spellStart"/>
+      <w:r>
+        <w:t>JavaFX</w:t>
+      </w:r>
+      <w:proofErr w:type="spellEnd"/>
+      <w:r>
+        <w:t xml:space="preserve"> y SQLite.</w:t>
       </w:r>
     </w:p>
     <w:p>
@@ -1748,14 +1746,26 @@
     <w:p>
       <w:pPr>
         <w:jc w:val="both"/>
-      </w:pPr>
-      <w:r>
-        <w:t>Los resultados evidenciaron una reducción del 80% en el tiempo de captura, la eliminación de procesos de consolidación prolongados y la centralización de la información. El sistema fue validado mediante 10 casos de prueba con resultados satisfactorios, concluyendo que mejora la eficiencia operativa y la gestión de datos.</w:t>
+        <w:rPr>
+          <w:color w:val="000000" w:themeColor="text1"/>
+        </w:rPr>
+      </w:pPr>
+      <w:r>
+        <w:t xml:space="preserve">Los resultados evidenciaron una reducción del 80% en el tiempo de captura, la eliminación de procesos de consolidación prolongados y la centralización de la información. El sistema fue validado mediante 10 casos </w:t>
+      </w:r>
+      <w:r>
+        <w:rPr>
+          <w:color w:val="000000" w:themeColor="text1"/>
+        </w:rPr>
+        <w:t>de prueba con resultados satisfactorios, concluyendo que mejora la eficiencia operativa y la gestión de datos.</w:t>
       </w:r>
     </w:p>
     <w:p>
       <w:pPr>
         <w:jc w:val="both"/>
+        <w:rPr>
+          <w:color w:val="000000" w:themeColor="text1"/>
+        </w:rPr>
       </w:pPr>
     </w:p>
     <w:p>
@@ -1764,15 +1774,36 @@
         <w:rPr>
           <w:b/>
           <w:bCs/>
-        </w:rPr>
-      </w:pPr>
-      <w:r>
-        <w:t>Palabras clave: sistema informático, automatización, COA, residuos peligrosos, JavaFX, SQLite, gestión de datos, reportes.</w:t>
+          <w:color w:val="000000" w:themeColor="text1"/>
+        </w:rPr>
+      </w:pPr>
+      <w:r>
+        <w:rPr>
+          <w:color w:val="000000" w:themeColor="text1"/>
+        </w:rPr>
+        <w:t xml:space="preserve">Palabras clave: sistema informático, automatización, COA, residuos peligrosos, </w:t>
+      </w:r>
+      <w:proofErr w:type="spellStart"/>
+      <w:r>
+        <w:rPr>
+          <w:color w:val="000000" w:themeColor="text1"/>
+        </w:rPr>
+        <w:t>JavaFX</w:t>
+      </w:r>
+      <w:proofErr w:type="spellEnd"/>
+      <w:r>
+        <w:rPr>
+          <w:color w:val="000000" w:themeColor="text1"/>
+        </w:rPr>
+        <w:t>, SQLite, gestión de datos, reportes.</w:t>
       </w:r>
     </w:p>
     <w:p>
       <w:pPr>
         <w:jc w:val="both"/>
+        <w:rPr>
+          <w:color w:val="FFFFFF" w:themeColor="background1"/>
+        </w:rPr>
       </w:pPr>
     </w:p>
     <w:p/>
@@ -1858,9 +1889,8 @@
           <w:color w:val="000000"/>
         </w:rPr>
         <w:sectPr>
-          <w:footerReference w:type="even" r:id="rId38"/>
-          <w:footerReference w:type="default" r:id="rId39"/>
-          <w:footerReference w:type="first" r:id="rId40"/>
+          <w:footerReference w:type="even" r:id="rId28"/>
+          <w:footerReference w:type="first" r:id="rId29"/>
           <w:pgSz w:w="12240" w:h="15840"/>
           <w:pgMar w:top="1400" w:right="1080" w:bottom="1460" w:left="1440" w:header="0" w:footer="1270" w:gutter="0"/>
           <w:cols w:space="720"/>
@@ -1890,7 +1920,7 @@
                     </pic:cNvPicPr>
                   </pic:nvPicPr>
                   <pic:blipFill rotWithShape="1">
-                    <a:blip r:embed="rId41">
+                    <a:blip r:embed="rId30">
                       <a:extLst>
                         <a:ext uri="{28A0092B-C50C-407E-A947-70E740481C1C}">
                           <a14:useLocalDpi xmlns:a14="http://schemas.microsoft.com/office/drawing/2010/main" val="0"/>
@@ -2359,7 +2389,7 @@
               <w:rPr>
                 <w:noProof/>
               </w:rPr>
-              <w:t>12</w:t>
+              <w:t>11</w:t>
             </w:r>
             <w:r>
               <w:rPr>
@@ -2426,7 +2456,7 @@
               <w:rPr>
                 <w:noProof/>
               </w:rPr>
-              <w:t>12</w:t>
+              <w:t>11</w:t>
             </w:r>
             <w:r>
               <w:rPr>
@@ -2560,7 +2590,7 @@
               <w:rPr>
                 <w:noProof/>
               </w:rPr>
-              <w:t>15</w:t>
+              <w:t>14</w:t>
             </w:r>
             <w:r>
               <w:rPr>
@@ -2632,7 +2662,7 @@
               <w:rPr>
                 <w:noProof/>
               </w:rPr>
-              <w:t>16</w:t>
+              <w:t>15</w:t>
             </w:r>
             <w:r>
               <w:rPr>
@@ -2704,7 +2734,7 @@
               <w:rPr>
                 <w:noProof/>
               </w:rPr>
-              <w:t>16</w:t>
+              <w:t>15</w:t>
             </w:r>
             <w:r>
               <w:rPr>
@@ -2776,7 +2806,7 @@
               <w:rPr>
                 <w:noProof/>
               </w:rPr>
-              <w:t>16</w:t>
+              <w:t>15</w:t>
             </w:r>
             <w:r>
               <w:rPr>
@@ -2840,7 +2870,7 @@
               <w:rPr>
                 <w:noProof/>
               </w:rPr>
-              <w:t>16</w:t>
+              <w:t>15</w:t>
             </w:r>
             <w:r>
               <w:rPr>
@@ -2904,7 +2934,7 @@
               <w:rPr>
                 <w:noProof/>
               </w:rPr>
-              <w:t>16</w:t>
+              <w:t>15</w:t>
             </w:r>
             <w:r>
               <w:rPr>
@@ -2968,7 +2998,7 @@
               <w:rPr>
                 <w:noProof/>
               </w:rPr>
-              <w:t>16</w:t>
+              <w:t>15</w:t>
             </w:r>
             <w:r>
               <w:rPr>
@@ -3032,7 +3062,7 @@
               <w:rPr>
                 <w:noProof/>
               </w:rPr>
-              <w:t>16</w:t>
+              <w:t>15</w:t>
             </w:r>
             <w:r>
               <w:rPr>
@@ -3104,7 +3134,7 @@
               <w:rPr>
                 <w:noProof/>
               </w:rPr>
-              <w:t>16</w:t>
+              <w:t>15</w:t>
             </w:r>
             <w:r>
               <w:rPr>
@@ -3176,7 +3206,7 @@
               <w:rPr>
                 <w:noProof/>
               </w:rPr>
-              <w:t>17</w:t>
+              <w:t>16</w:t>
             </w:r>
             <w:r>
               <w:rPr>
@@ -3248,7 +3278,7 @@
               <w:rPr>
                 <w:noProof/>
               </w:rPr>
-              <w:t>17</w:t>
+              <w:t>16</w:t>
             </w:r>
             <w:r>
               <w:rPr>
@@ -3320,7 +3350,7 @@
               <w:rPr>
                 <w:noProof/>
               </w:rPr>
-              <w:t>18</w:t>
+              <w:t>17</w:t>
             </w:r>
             <w:r>
               <w:rPr>
@@ -3384,7 +3414,7 @@
               <w:rPr>
                 <w:noProof/>
               </w:rPr>
-              <w:t>18</w:t>
+              <w:t>17</w:t>
             </w:r>
             <w:r>
               <w:rPr>
@@ -3456,7 +3486,7 @@
               <w:rPr>
                 <w:noProof/>
               </w:rPr>
-              <w:t>18</w:t>
+              <w:t>17</w:t>
             </w:r>
             <w:r>
               <w:rPr>
@@ -3528,7 +3558,7 @@
               <w:rPr>
                 <w:noProof/>
               </w:rPr>
-              <w:t>19</w:t>
+              <w:t>18</w:t>
             </w:r>
             <w:r>
               <w:rPr>
@@ -3619,7 +3649,7 @@
               <w:rPr>
                 <w:noProof/>
               </w:rPr>
-              <w:t>20</w:t>
+              <w:t>19</w:t>
             </w:r>
             <w:r>
               <w:rPr>
@@ -3683,7 +3713,7 @@
               <w:rPr>
                 <w:noProof/>
               </w:rPr>
-              <w:t>21</w:t>
+              <w:t>20</w:t>
             </w:r>
             <w:r>
               <w:rPr>
@@ -3755,7 +3785,7 @@
               <w:rPr>
                 <w:noProof/>
               </w:rPr>
-              <w:t>21</w:t>
+              <w:t>20</w:t>
             </w:r>
             <w:r>
               <w:rPr>
@@ -3819,7 +3849,7 @@
               <w:rPr>
                 <w:noProof/>
               </w:rPr>
-              <w:t>21</w:t>
+              <w:t>20</w:t>
             </w:r>
             <w:r>
               <w:rPr>
@@ -3883,7 +3913,7 @@
               <w:rPr>
                 <w:noProof/>
               </w:rPr>
-              <w:t>21</w:t>
+              <w:t>20</w:t>
             </w:r>
             <w:r>
               <w:rPr>
@@ -3947,7 +3977,7 @@
               <w:rPr>
                 <w:noProof/>
               </w:rPr>
-              <w:t>22</w:t>
+              <w:t>21</w:t>
             </w:r>
             <w:r>
               <w:rPr>
@@ -4011,7 +4041,7 @@
               <w:rPr>
                 <w:noProof/>
               </w:rPr>
-              <w:t>22</w:t>
+              <w:t>21</w:t>
             </w:r>
             <w:r>
               <w:rPr>
@@ -4075,7 +4105,7 @@
               <w:rPr>
                 <w:noProof/>
               </w:rPr>
-              <w:t>23</w:t>
+              <w:t>22</w:t>
             </w:r>
             <w:r>
               <w:rPr>
@@ -4139,7 +4169,7 @@
               <w:rPr>
                 <w:noProof/>
               </w:rPr>
-              <w:t>23</w:t>
+              <w:t>22</w:t>
             </w:r>
             <w:r>
               <w:rPr>
@@ -4203,7 +4233,7 @@
               <w:rPr>
                 <w:noProof/>
               </w:rPr>
-              <w:t>23</w:t>
+              <w:t>22</w:t>
             </w:r>
             <w:r>
               <w:rPr>
@@ -4267,7 +4297,7 @@
               <w:rPr>
                 <w:noProof/>
               </w:rPr>
-              <w:t>23</w:t>
+              <w:t>22</w:t>
             </w:r>
             <w:r>
               <w:rPr>
@@ -4331,7 +4361,7 @@
               <w:rPr>
                 <w:noProof/>
               </w:rPr>
-              <w:t>24</w:t>
+              <w:t>23</w:t>
             </w:r>
             <w:r>
               <w:rPr>
@@ -4413,7 +4443,7 @@
               <w:rPr>
                 <w:noProof/>
               </w:rPr>
-              <w:t>25</w:t>
+              <w:t>24</w:t>
             </w:r>
             <w:r>
               <w:rPr>
@@ -4508,7 +4538,7 @@
               <w:rPr>
                 <w:noProof/>
               </w:rPr>
-              <w:t>26</w:t>
+              <w:t>25</w:t>
             </w:r>
             <w:r>
               <w:rPr>
@@ -4572,7 +4602,7 @@
               <w:rPr>
                 <w:noProof/>
               </w:rPr>
-              <w:t>26</w:t>
+              <w:t>25</w:t>
             </w:r>
             <w:r>
               <w:rPr>
@@ -4636,7 +4666,7 @@
               <w:rPr>
                 <w:noProof/>
               </w:rPr>
-              <w:t>26</w:t>
+              <w:t>25</w:t>
             </w:r>
             <w:r>
               <w:rPr>
@@ -4700,7 +4730,7 @@
               <w:rPr>
                 <w:noProof/>
               </w:rPr>
-              <w:t>26</w:t>
+              <w:t>25</w:t>
             </w:r>
             <w:r>
               <w:rPr>
@@ -4764,7 +4794,7 @@
               <w:rPr>
                 <w:noProof/>
               </w:rPr>
-              <w:t>27</w:t>
+              <w:t>26</w:t>
             </w:r>
             <w:r>
               <w:rPr>
@@ -4828,7 +4858,7 @@
               <w:rPr>
                 <w:noProof/>
               </w:rPr>
-              <w:t>27</w:t>
+              <w:t>26</w:t>
             </w:r>
             <w:r>
               <w:rPr>
@@ -4892,7 +4922,7 @@
               <w:rPr>
                 <w:noProof/>
               </w:rPr>
-              <w:t>27</w:t>
+              <w:t>26</w:t>
             </w:r>
             <w:r>
               <w:rPr>
@@ -4956,7 +4986,7 @@
               <w:rPr>
                 <w:noProof/>
               </w:rPr>
-              <w:t>28</w:t>
+              <w:t>27</w:t>
             </w:r>
             <w:r>
               <w:rPr>
@@ -5020,7 +5050,7 @@
               <w:rPr>
                 <w:noProof/>
               </w:rPr>
-              <w:t>28</w:t>
+              <w:t>27</w:t>
             </w:r>
             <w:r>
               <w:rPr>
@@ -5092,7 +5122,7 @@
               <w:rPr>
                 <w:noProof/>
               </w:rPr>
-              <w:t>29</w:t>
+              <w:t>28</w:t>
             </w:r>
             <w:r>
               <w:rPr>
@@ -5156,7 +5186,7 @@
               <w:rPr>
                 <w:noProof/>
               </w:rPr>
-              <w:t>29</w:t>
+              <w:t>28</w:t>
             </w:r>
             <w:r>
               <w:rPr>
@@ -5337,7 +5367,7 @@
               <w:rPr>
                 <w:noProof/>
               </w:rPr>
-              <w:t>30</w:t>
+              <w:t>29</w:t>
             </w:r>
             <w:r>
               <w:rPr>
@@ -5401,7 +5431,7 @@
               <w:rPr>
                 <w:noProof/>
               </w:rPr>
-              <w:t>30</w:t>
+              <w:t>29</w:t>
             </w:r>
             <w:r>
               <w:rPr>
@@ -5465,7 +5495,7 @@
               <w:rPr>
                 <w:noProof/>
               </w:rPr>
-              <w:t>30</w:t>
+              <w:t>29</w:t>
             </w:r>
             <w:r>
               <w:rPr>
@@ -5529,7 +5559,7 @@
               <w:rPr>
                 <w:noProof/>
               </w:rPr>
-              <w:t>31</w:t>
+              <w:t>30</w:t>
             </w:r>
             <w:r>
               <w:rPr>
@@ -5593,7 +5623,7 @@
               <w:rPr>
                 <w:noProof/>
               </w:rPr>
-              <w:t>31</w:t>
+              <w:t>30</w:t>
             </w:r>
             <w:r>
               <w:rPr>
@@ -5657,7 +5687,7 @@
               <w:rPr>
                 <w:noProof/>
               </w:rPr>
-              <w:t>31</w:t>
+              <w:t>30</w:t>
             </w:r>
             <w:r>
               <w:rPr>
@@ -5721,7 +5751,7 @@
               <w:rPr>
                 <w:noProof/>
               </w:rPr>
-              <w:t>31</w:t>
+              <w:t>30</w:t>
             </w:r>
             <w:r>
               <w:rPr>
@@ -5796,7 +5826,7 @@
               <w:rPr>
                 <w:noProof/>
               </w:rPr>
-              <w:t>32</w:t>
+              <w:t>31</w:t>
             </w:r>
             <w:r>
               <w:rPr>
@@ -5860,7 +5890,7 @@
               <w:rPr>
                 <w:noProof/>
               </w:rPr>
-              <w:t>33</w:t>
+              <w:t>32</w:t>
             </w:r>
             <w:r>
               <w:rPr>
@@ -5924,7 +5954,7 @@
               <w:rPr>
                 <w:noProof/>
               </w:rPr>
-              <w:t>33</w:t>
+              <w:t>32</w:t>
             </w:r>
             <w:r>
               <w:rPr>
@@ -5988,7 +6018,7 @@
               <w:rPr>
                 <w:noProof/>
               </w:rPr>
-              <w:t>33</w:t>
+              <w:t>32</w:t>
             </w:r>
             <w:r>
               <w:rPr>
@@ -6052,7 +6082,7 @@
               <w:rPr>
                 <w:noProof/>
               </w:rPr>
-              <w:t>34</w:t>
+              <w:t>33</w:t>
             </w:r>
             <w:r>
               <w:rPr>
@@ -6116,7 +6146,7 @@
               <w:rPr>
                 <w:noProof/>
               </w:rPr>
-              <w:t>35</w:t>
+              <w:t>34</w:t>
             </w:r>
             <w:r>
               <w:rPr>
@@ -6180,7 +6210,7 @@
               <w:rPr>
                 <w:noProof/>
               </w:rPr>
-              <w:t>35</w:t>
+              <w:t>34</w:t>
             </w:r>
             <w:r>
               <w:rPr>
@@ -6244,7 +6274,7 @@
               <w:rPr>
                 <w:noProof/>
               </w:rPr>
-              <w:t>36</w:t>
+              <w:t>35</w:t>
             </w:r>
             <w:r>
               <w:rPr>
@@ -6308,7 +6338,7 @@
               <w:rPr>
                 <w:noProof/>
               </w:rPr>
-              <w:t>36</w:t>
+              <w:t>35</w:t>
             </w:r>
             <w:r>
               <w:rPr>
@@ -6372,7 +6402,7 @@
               <w:rPr>
                 <w:noProof/>
               </w:rPr>
-              <w:t>37</w:t>
+              <w:t>36</w:t>
             </w:r>
             <w:r>
               <w:rPr>
@@ -6436,7 +6466,7 @@
               <w:rPr>
                 <w:noProof/>
               </w:rPr>
-              <w:t>37</w:t>
+              <w:t>36</w:t>
             </w:r>
             <w:r>
               <w:rPr>
@@ -6500,7 +6530,7 @@
               <w:rPr>
                 <w:noProof/>
               </w:rPr>
-              <w:t>37</w:t>
+              <w:t>36</w:t>
             </w:r>
             <w:r>
               <w:rPr>
@@ -6564,7 +6594,7 @@
               <w:rPr>
                 <w:noProof/>
               </w:rPr>
-              <w:t>38</w:t>
+              <w:t>37</w:t>
             </w:r>
             <w:r>
               <w:rPr>
@@ -6628,7 +6658,7 @@
               <w:rPr>
                 <w:noProof/>
               </w:rPr>
-              <w:t>39</w:t>
+              <w:t>38</w:t>
             </w:r>
             <w:r>
               <w:rPr>
@@ -6692,7 +6722,7 @@
               <w:rPr>
                 <w:noProof/>
               </w:rPr>
-              <w:t>39</w:t>
+              <w:t>38</w:t>
             </w:r>
             <w:r>
               <w:rPr>
@@ -6756,7 +6786,7 @@
               <w:rPr>
                 <w:noProof/>
               </w:rPr>
-              <w:t>39</w:t>
+              <w:t>38</w:t>
             </w:r>
             <w:r>
               <w:rPr>
@@ -6820,7 +6850,7 @@
               <w:rPr>
                 <w:noProof/>
               </w:rPr>
-              <w:t>41</w:t>
+              <w:t>40</w:t>
             </w:r>
             <w:r>
               <w:rPr>
@@ -6884,7 +6914,7 @@
               <w:rPr>
                 <w:noProof/>
               </w:rPr>
-              <w:t>41</w:t>
+              <w:t>40</w:t>
             </w:r>
             <w:r>
               <w:rPr>
@@ -6948,7 +6978,7 @@
               <w:rPr>
                 <w:noProof/>
               </w:rPr>
-              <w:t>41</w:t>
+              <w:t>40</w:t>
             </w:r>
             <w:r>
               <w:rPr>
@@ -7012,7 +7042,7 @@
               <w:rPr>
                 <w:noProof/>
               </w:rPr>
-              <w:t>41</w:t>
+              <w:t>40</w:t>
             </w:r>
             <w:r>
               <w:rPr>
@@ -7076,7 +7106,7 @@
               <w:rPr>
                 <w:noProof/>
               </w:rPr>
-              <w:t>42</w:t>
+              <w:t>41</w:t>
             </w:r>
             <w:r>
               <w:rPr>
@@ -7140,7 +7170,7 @@
               <w:rPr>
                 <w:noProof/>
               </w:rPr>
-              <w:t>42</w:t>
+              <w:t>41</w:t>
             </w:r>
             <w:r>
               <w:rPr>
@@ -7204,7 +7234,7 @@
               <w:rPr>
                 <w:noProof/>
               </w:rPr>
-              <w:t>43</w:t>
+              <w:t>42</w:t>
             </w:r>
             <w:r>
               <w:rPr>
@@ -7268,7 +7298,7 @@
               <w:rPr>
                 <w:noProof/>
               </w:rPr>
-              <w:t>44</w:t>
+              <w:t>43</w:t>
             </w:r>
             <w:r>
               <w:rPr>
@@ -7332,7 +7362,7 @@
               <w:rPr>
                 <w:noProof/>
               </w:rPr>
-              <w:t>44</w:t>
+              <w:t>43</w:t>
             </w:r>
             <w:r>
               <w:rPr>
@@ -7396,7 +7426,7 @@
               <w:rPr>
                 <w:noProof/>
               </w:rPr>
-              <w:t>44</w:t>
+              <w:t>43</w:t>
             </w:r>
             <w:r>
               <w:rPr>
@@ -7471,7 +7501,7 @@
               <w:rPr>
                 <w:noProof/>
               </w:rPr>
-              <w:t>45</w:t>
+              <w:t>44</w:t>
             </w:r>
             <w:r>
               <w:rPr>
@@ -7551,7 +7581,7 @@
               <w:rPr>
                 <w:noProof/>
               </w:rPr>
-              <w:t>46</w:t>
+              <w:t>45</w:t>
             </w:r>
             <w:r>
               <w:rPr>
@@ -7615,7 +7645,7 @@
               <w:rPr>
                 <w:noProof/>
               </w:rPr>
-              <w:t>46</w:t>
+              <w:t>45</w:t>
             </w:r>
             <w:r>
               <w:rPr>
@@ -7679,7 +7709,7 @@
               <w:rPr>
                 <w:noProof/>
               </w:rPr>
-              <w:t>46</w:t>
+              <w:t>45</w:t>
             </w:r>
             <w:r>
               <w:rPr>
@@ -7743,7 +7773,7 @@
               <w:rPr>
                 <w:noProof/>
               </w:rPr>
-              <w:t>46</w:t>
+              <w:t>45</w:t>
             </w:r>
             <w:r>
               <w:rPr>
@@ -7807,7 +7837,7 @@
               <w:rPr>
                 <w:noProof/>
               </w:rPr>
-              <w:t>46</w:t>
+              <w:t>45</w:t>
             </w:r>
             <w:r>
               <w:rPr>
@@ -7871,7 +7901,7 @@
               <w:rPr>
                 <w:noProof/>
               </w:rPr>
-              <w:t>47</w:t>
+              <w:t>46</w:t>
             </w:r>
             <w:r>
               <w:rPr>
@@ -7935,7 +7965,7 @@
               <w:rPr>
                 <w:noProof/>
               </w:rPr>
-              <w:t>47</w:t>
+              <w:t>46</w:t>
             </w:r>
             <w:r>
               <w:rPr>
@@ -7999,7 +8029,7 @@
               <w:rPr>
                 <w:noProof/>
               </w:rPr>
-              <w:t>47</w:t>
+              <w:t>46</w:t>
             </w:r>
             <w:r>
               <w:rPr>
@@ -8063,7 +8093,7 @@
               <w:rPr>
                 <w:noProof/>
               </w:rPr>
-              <w:t>48</w:t>
+              <w:t>47</w:t>
             </w:r>
             <w:r>
               <w:rPr>
@@ -8130,7 +8160,7 @@
               <w:rPr>
                 <w:noProof/>
               </w:rPr>
-              <w:t>50</w:t>
+              <w:t>49</w:t>
             </w:r>
             <w:r>
               <w:rPr>
@@ -8207,7 +8237,7 @@
         <w:pStyle w:val="Ttulo3"/>
         <w:ind w:left="1026"/>
       </w:pPr>
-      <w:hyperlink r:id="rId42" w:history="1">
+      <w:hyperlink r:id="rId31" w:history="1">
         <w:r>
           <w:rPr>
             <w:rStyle w:val="Hipervnculo"/>
@@ -8227,7 +8257,7 @@
         <w:pStyle w:val="Ttulo3"/>
         <w:ind w:left="1026"/>
       </w:pPr>
-      <w:hyperlink r:id="rId43" w:history="1">
+      <w:hyperlink r:id="rId32" w:history="1">
         <w:r>
           <w:rPr>
             <w:rStyle w:val="Hipervnculo"/>
@@ -8241,7 +8271,7 @@
         <w:pStyle w:val="Ttulo3"/>
         <w:ind w:left="1026"/>
       </w:pPr>
-      <w:hyperlink r:id="rId44" w:history="1">
+      <w:hyperlink r:id="rId33" w:history="1">
         <w:r>
           <w:rPr>
             <w:rStyle w:val="Hipervnculo"/>
@@ -8255,7 +8285,7 @@
         <w:pStyle w:val="Ttulo3"/>
         <w:ind w:left="1026"/>
       </w:pPr>
-      <w:hyperlink r:id="rId45" w:history="1">
+      <w:hyperlink r:id="rId34" w:history="1">
         <w:r>
           <w:rPr>
             <w:rStyle w:val="Hipervnculo"/>
@@ -8275,7 +8305,7 @@
         <w:pStyle w:val="Ttulo3"/>
         <w:ind w:left="1026"/>
       </w:pPr>
-      <w:hyperlink r:id="rId46" w:history="1">
+      <w:hyperlink r:id="rId35" w:history="1">
         <w:r>
           <w:rPr>
             <w:rStyle w:val="Hipervnculo"/>
@@ -9943,10 +9973,9 @@
           <w:spacing w:val="-2"/>
         </w:rPr>
         <w:sectPr>
-          <w:headerReference w:type="default" r:id="rId47"/>
-          <w:footerReference w:type="even" r:id="rId48"/>
-          <w:footerReference w:type="default" r:id="rId49"/>
-          <w:footerReference w:type="first" r:id="rId50"/>
+          <w:headerReference w:type="default" r:id="rId36"/>
+          <w:footerReference w:type="even" r:id="rId37"/>
+          <w:footerReference w:type="first" r:id="rId38"/>
           <w:pgSz w:w="12240" w:h="15840"/>
           <w:pgMar w:top="1400" w:right="1080" w:bottom="1020" w:left="1440" w:header="0" w:footer="833" w:gutter="0"/>
           <w:cols w:space="720"/>
@@ -10042,9 +10071,8 @@
         <w:pStyle w:val="Ttulo1"/>
         <w:jc w:val="center"/>
         <w:sectPr>
-          <w:footerReference w:type="even" r:id="rId51"/>
-          <w:footerReference w:type="default" r:id="rId52"/>
-          <w:footerReference w:type="first" r:id="rId53"/>
+          <w:footerReference w:type="even" r:id="rId39"/>
+          <w:footerReference w:type="first" r:id="rId40"/>
           <w:pgSz w:w="12240" w:h="15840"/>
           <w:pgMar w:top="1820" w:right="1080" w:bottom="1080" w:left="1440" w:header="0" w:footer="833" w:gutter="0"/>
           <w:cols w:space="720"/>
@@ -10464,7 +10492,7 @@
                     </pic:cNvPicPr>
                   </pic:nvPicPr>
                   <pic:blipFill>
-                    <a:blip r:embed="rId54"/>
+                    <a:blip r:embed="rId41"/>
                     <a:stretch>
                       <a:fillRect/>
                     </a:stretch>
@@ -10836,7 +10864,7 @@
           <w:szCs w:val="24"/>
         </w:rPr>
         <w:drawing>
-          <wp:anchor distT="0" distB="0" distL="0" distR="0" simplePos="0" relativeHeight="251658240" behindDoc="0" locked="0" layoutInCell="0" allowOverlap="1" wp14:anchorId="767696EE" wp14:editId="3E892E35">
+          <wp:anchor distT="0" distB="0" distL="0" distR="0" simplePos="0" relativeHeight="251659776" behindDoc="0" locked="0" layoutInCell="0" allowOverlap="1" wp14:anchorId="767696EE" wp14:editId="3E892E35">
             <wp:simplePos x="0" y="0"/>
             <wp:positionH relativeFrom="column">
               <wp:align>center</wp:align>
@@ -10861,7 +10889,7 @@
                     </pic:cNvPicPr>
                   </pic:nvPicPr>
                   <pic:blipFill>
-                    <a:blip r:embed="rId55"/>
+                    <a:blip r:embed="rId42"/>
                     <a:stretch>
                       <a:fillRect/>
                     </a:stretch>
@@ -11000,9 +11028,8 @@
           <w:color w:val="000000"/>
         </w:rPr>
         <w:sectPr>
-          <w:footerReference w:type="even" r:id="rId56"/>
-          <w:footerReference w:type="default" r:id="rId57"/>
-          <w:footerReference w:type="first" r:id="rId58"/>
+          <w:footerReference w:type="even" r:id="rId43"/>
+          <w:footerReference w:type="first" r:id="rId44"/>
           <w:pgSz w:w="12240" w:h="15840"/>
           <w:pgMar w:top="1660" w:right="1080" w:bottom="1080" w:left="1440" w:header="0" w:footer="833" w:gutter="0"/>
           <w:cols w:space="720"/>
@@ -11741,9 +11768,8 @@
           <w:color w:val="000000"/>
         </w:rPr>
         <w:sectPr>
-          <w:footerReference w:type="even" r:id="rId59"/>
-          <w:footerReference w:type="default" r:id="rId60"/>
-          <w:footerReference w:type="first" r:id="rId61"/>
+          <w:footerReference w:type="even" r:id="rId45"/>
+          <w:footerReference w:type="first" r:id="rId46"/>
           <w:pgSz w:w="12240" w:h="15840"/>
           <w:pgMar w:top="1400" w:right="1080" w:bottom="1080" w:left="1440" w:header="0" w:footer="833" w:gutter="0"/>
           <w:cols w:space="720"/>
@@ -11912,9 +11938,8 @@
           <w:szCs w:val="24"/>
         </w:rPr>
         <w:sectPr>
-          <w:footerReference w:type="even" r:id="rId62"/>
-          <w:footerReference w:type="default" r:id="rId63"/>
-          <w:footerReference w:type="first" r:id="rId64"/>
+          <w:footerReference w:type="even" r:id="rId47"/>
+          <w:footerReference w:type="first" r:id="rId48"/>
           <w:pgSz w:w="12240" w:h="15840"/>
           <w:pgMar w:top="1820" w:right="1080" w:bottom="1080" w:left="1440" w:header="0" w:footer="833" w:gutter="0"/>
           <w:cols w:space="720"/>
@@ -12162,9 +12187,8 @@
           <w:szCs w:val="24"/>
         </w:rPr>
         <w:sectPr>
-          <w:footerReference w:type="even" r:id="rId65"/>
-          <w:footerReference w:type="default" r:id="rId66"/>
-          <w:footerReference w:type="first" r:id="rId67"/>
+          <w:footerReference w:type="even" r:id="rId49"/>
+          <w:footerReference w:type="first" r:id="rId50"/>
           <w:pgSz w:w="12240" w:h="15840"/>
           <w:pgMar w:top="1660" w:right="1080" w:bottom="1080" w:left="1440" w:header="0" w:footer="833" w:gutter="0"/>
           <w:cols w:space="720"/>
@@ -12859,9 +12883,8 @@
           <w:spacing w:val="-2"/>
         </w:rPr>
         <w:sectPr>
-          <w:footerReference w:type="even" r:id="rId68"/>
-          <w:footerReference w:type="default" r:id="rId69"/>
-          <w:footerReference w:type="first" r:id="rId70"/>
+          <w:footerReference w:type="even" r:id="rId51"/>
+          <w:footerReference w:type="first" r:id="rId52"/>
           <w:pgSz w:w="12240" w:h="15840"/>
           <w:pgMar w:top="1400" w:right="1080" w:bottom="1060" w:left="1440" w:header="0" w:footer="833" w:gutter="0"/>
           <w:cols w:space="720"/>
@@ -12924,7 +12947,7 @@
                     </pic:cNvPicPr>
                   </pic:nvPicPr>
                   <pic:blipFill>
-                    <a:blip r:embed="rId71"/>
+                    <a:blip r:embed="rId53"/>
                     <a:stretch>
                       <a:fillRect/>
                     </a:stretch>
@@ -13127,9 +13150,8 @@
           <w:szCs w:val="24"/>
         </w:rPr>
         <w:sectPr>
-          <w:footerReference w:type="even" r:id="rId72"/>
-          <w:footerReference w:type="default" r:id="rId73"/>
-          <w:footerReference w:type="first" r:id="rId74"/>
+          <w:footerReference w:type="even" r:id="rId54"/>
+          <w:footerReference w:type="first" r:id="rId55"/>
           <w:pgSz w:w="12240" w:h="15840"/>
           <w:pgMar w:top="1820" w:right="1080" w:bottom="1080" w:left="1440" w:header="0" w:footer="833" w:gutter="0"/>
           <w:cols w:space="720"/>
@@ -13424,12 +13446,44 @@
           <w:color w:val="000000"/>
         </w:rPr>
       </w:pPr>
-      <w:r>
-        <w:rPr>
-          <w:rFonts w:ascii="Arial" w:hAnsi="Arial"/>
-          <w:color w:val="000000"/>
-        </w:rPr>
-        <w:t>Una base de datos relacional es un sistema estructurado que organiza la información en tablas relacionadas entre sí mediante claves primarias y foráneas. Este modelo permite garantizar integridad, consistencia y eficiencia en la gestión de datos (Elmasri &amp; Navathe, 2016).</w:t>
+      <w:bookmarkStart w:id="91" w:name="_Int_wsZun4cr"/>
+      <w:r>
+        <w:rPr>
+          <w:rFonts w:ascii="Arial" w:hAnsi="Arial"/>
+          <w:color w:val="000000"/>
+        </w:rPr>
+        <w:t>Una base de datos relacional es un sistema estructurado que organiza la información en tablas relacionadas entre sí mediante claves primarias y foráneas.</w:t>
+      </w:r>
+      <w:bookmarkEnd w:id="91"/>
+      <w:r>
+        <w:rPr>
+          <w:rFonts w:ascii="Arial" w:hAnsi="Arial"/>
+          <w:color w:val="000000"/>
+        </w:rPr>
+        <w:t xml:space="preserve"> (“Tipos de base de datos: Una guía completa para entender sus ...”)</w:t>
+      </w:r>
+      <w:r>
+        <w:rPr>
+          <w:rFonts w:ascii="Arial" w:hAnsi="Arial"/>
+          <w:color w:val="000000"/>
+        </w:rPr>
+        <w:t xml:space="preserve"> Este modelo permite garantizar integridad, consistencia y eficiencia en la gestión de datos (Elmasri &amp; </w:t>
+      </w:r>
+      <w:proofErr w:type="spellStart"/>
+      <w:r>
+        <w:rPr>
+          <w:rFonts w:ascii="Arial" w:hAnsi="Arial"/>
+          <w:color w:val="000000"/>
+        </w:rPr>
+        <w:t>Navathe</w:t>
+      </w:r>
+      <w:proofErr w:type="spellEnd"/>
+      <w:r>
+        <w:rPr>
+          <w:rFonts w:ascii="Arial" w:hAnsi="Arial"/>
+          <w:color w:val="000000"/>
+        </w:rPr>
+        <w:t>, 2016).</w:t>
       </w:r>
     </w:p>
     <w:p>
@@ -13456,13 +13510,13 @@
         <w:pStyle w:val="Ttulo3"/>
         <w:ind w:left="-851"/>
       </w:pPr>
-      <w:bookmarkStart w:id="91" w:name="_Toc227187971"/>
-      <w:bookmarkStart w:id="92" w:name="_Toc227232967"/>
+      <w:bookmarkStart w:id="92" w:name="_Toc227187971"/>
+      <w:bookmarkStart w:id="93" w:name="_Toc227232967"/>
       <w:r>
         <w:t>Normalización de Bases de Datos</w:t>
       </w:r>
-      <w:bookmarkEnd w:id="91"/>
       <w:bookmarkEnd w:id="92"/>
+      <w:bookmarkEnd w:id="93"/>
     </w:p>
     <w:p>
       <w:pPr>
@@ -13480,7 +13534,23 @@
           <w:rFonts w:ascii="Arial" w:hAnsi="Arial"/>
           <w:color w:val="000000"/>
         </w:rPr>
-        <w:t>La normalización es un proceso mediante el cual se organiza la estructura de una base de datos para reducir redundancia y mejorar la integridad de los datos. Este proceso se divide en diferentes formas normales, cuyo objetivo es asegurar que cada dato se almacene de manera coherente y sin duplicidad (Elmasri &amp; Navathe, 2016).</w:t>
+        <w:t xml:space="preserve">La normalización es un proceso mediante el cual se organiza la estructura de una base de datos para reducir redundancia y mejorar la integridad de los datos. Este proceso se divide en diferentes formas normales, cuyo objetivo es asegurar que cada dato se almacene de manera coherente y sin duplicidad (Elmasri &amp; </w:t>
+      </w:r>
+      <w:proofErr w:type="spellStart"/>
+      <w:r>
+        <w:rPr>
+          <w:rFonts w:ascii="Arial" w:hAnsi="Arial"/>
+          <w:color w:val="000000"/>
+        </w:rPr>
+        <w:t>Navathe</w:t>
+      </w:r>
+      <w:proofErr w:type="spellEnd"/>
+      <w:r>
+        <w:rPr>
+          <w:rFonts w:ascii="Arial" w:hAnsi="Arial"/>
+          <w:color w:val="000000"/>
+        </w:rPr>
+        <w:t>, 2016).</w:t>
       </w:r>
     </w:p>
     <w:p>
@@ -13507,16 +13577,16 @@
         <w:pStyle w:val="Ttulo3"/>
         <w:ind w:left="-851" w:firstLine="18"/>
       </w:pPr>
-      <w:bookmarkStart w:id="93" w:name="_Toc227187972"/>
+      <w:bookmarkStart w:id="94" w:name="_Toc227187972"/>
       <w:r>
         <w:t xml:space="preserve"> </w:t>
       </w:r>
-      <w:bookmarkStart w:id="94" w:name="_Toc227232968"/>
+      <w:bookmarkStart w:id="95" w:name="_Toc227232968"/>
       <w:r>
         <w:t>Operaciones CRUD</w:t>
       </w:r>
-      <w:bookmarkEnd w:id="93"/>
       <w:bookmarkEnd w:id="94"/>
+      <w:bookmarkEnd w:id="95"/>
     </w:p>
     <w:p>
       <w:pPr>
@@ -13534,7 +13604,39 @@
           <w:rFonts w:ascii="Arial" w:hAnsi="Arial"/>
           <w:color w:val="000000"/>
         </w:rPr>
-        <w:t>El término CRUD hace referencia a las operaciones básicas que puede realizar un sistema sobre los datos: Crear (Create), Leer (Read), Actualizar (Update) y Eliminar (Delete). Estas operaciones constituyen la base funcional de la mayoría de los sistemas de información (Pressman &amp; Maxim, 2020).</w:t>
+        <w:t>El término CRUD hace referencia a las operaciones básicas que puede realizar un sistema sobre los datos: Crear (</w:t>
+      </w:r>
+      <w:proofErr w:type="spellStart"/>
+      <w:r>
+        <w:rPr>
+          <w:rFonts w:ascii="Arial" w:hAnsi="Arial"/>
+          <w:color w:val="000000"/>
+        </w:rPr>
+        <w:t>Create</w:t>
+      </w:r>
+      <w:proofErr w:type="spellEnd"/>
+      <w:r>
+        <w:rPr>
+          <w:rFonts w:ascii="Arial" w:hAnsi="Arial"/>
+          <w:color w:val="000000"/>
+        </w:rPr>
+        <w:t>), Leer (Read), Actualizar (</w:t>
+      </w:r>
+      <w:proofErr w:type="spellStart"/>
+      <w:r>
+        <w:rPr>
+          <w:rFonts w:ascii="Arial" w:hAnsi="Arial"/>
+          <w:color w:val="000000"/>
+        </w:rPr>
+        <w:t>Update</w:t>
+      </w:r>
+      <w:proofErr w:type="spellEnd"/>
+      <w:r>
+        <w:rPr>
+          <w:rFonts w:ascii="Arial" w:hAnsi="Arial"/>
+          <w:color w:val="000000"/>
+        </w:rPr>
+        <w:t>) y Eliminar (Delete). Estas operaciones constituyen la base funcional de la mayoría de los sistemas de información (Pressman &amp; Maxim, 2020).</w:t>
       </w:r>
     </w:p>
     <w:p>
@@ -13562,13 +13664,13 @@
         <w:pStyle w:val="Ttulo3"/>
         <w:ind w:left="-851" w:firstLine="18"/>
       </w:pPr>
-      <w:bookmarkStart w:id="95" w:name="_Toc227187973"/>
-      <w:bookmarkStart w:id="96" w:name="_Toc227232969"/>
+      <w:bookmarkStart w:id="96" w:name="_Toc227187973"/>
+      <w:bookmarkStart w:id="97" w:name="_Toc227232969"/>
       <w:r>
         <w:t>Seguridad Informática Básica</w:t>
       </w:r>
-      <w:bookmarkEnd w:id="95"/>
       <w:bookmarkEnd w:id="96"/>
+      <w:bookmarkEnd w:id="97"/>
     </w:p>
     <w:p>
       <w:pPr>
@@ -13613,13 +13715,13 @@
         <w:pStyle w:val="Ttulo3"/>
         <w:ind w:left="-851" w:firstLine="18"/>
       </w:pPr>
-      <w:bookmarkStart w:id="97" w:name="_Toc227187974"/>
-      <w:bookmarkStart w:id="98" w:name="_Toc227232970"/>
+      <w:bookmarkStart w:id="98" w:name="_Toc227187974"/>
+      <w:bookmarkStart w:id="99" w:name="_Toc227232970"/>
       <w:r>
         <w:t>Calidad del Software</w:t>
       </w:r>
-      <w:bookmarkEnd w:id="97"/>
       <w:bookmarkEnd w:id="98"/>
+      <w:bookmarkEnd w:id="99"/>
     </w:p>
     <w:p>
       <w:pPr>
@@ -13632,12 +13734,28 @@
           <w:color w:val="000000"/>
         </w:rPr>
       </w:pPr>
-      <w:r>
-        <w:rPr>
-          <w:rFonts w:ascii="Arial" w:hAnsi="Arial"/>
-          <w:color w:val="000000"/>
-        </w:rPr>
-        <w:t>La calidad del software se refiere al grado en que un sistema cumple con los requisitos funcionales y no funcionales establecidos. Entre los atributos más relevantes se encuentran la usabilidad, mantenibilidad y confiabilidad (Pressman &amp; Maxim, 2020).</w:t>
+      <w:bookmarkStart w:id="100" w:name="_Int_HqACwabV"/>
+      <w:r>
+        <w:rPr>
+          <w:rFonts w:ascii="Arial" w:hAnsi="Arial"/>
+          <w:color w:val="000000"/>
+        </w:rPr>
+        <w:t>La calidad del software se refiere al grado en que un sistema cumple con los requisitos funcionales y no funcionales establecidos.</w:t>
+      </w:r>
+      <w:bookmarkEnd w:id="100"/>
+      <w:r>
+        <w:rPr>
+          <w:rFonts w:ascii="Arial" w:hAnsi="Arial"/>
+          <w:color w:val="000000"/>
+        </w:rPr>
+        <w:t xml:space="preserve"> (“La importancia de la calidad del software en el desarrollo y gestión de ...”)</w:t>
+      </w:r>
+      <w:r>
+        <w:rPr>
+          <w:rFonts w:ascii="Arial" w:hAnsi="Arial"/>
+          <w:color w:val="000000"/>
+        </w:rPr>
+        <w:t xml:space="preserve"> Entre los atributos más relevantes se encuentran la usabilidad, mantenibilidad y confiabilidad (Pressman &amp; Maxim, 2020).</w:t>
       </w:r>
     </w:p>
     <w:p>
@@ -13816,8 +13934,8 @@
           <w:szCs w:val="24"/>
         </w:rPr>
       </w:pPr>
-      <w:bookmarkStart w:id="99" w:name="_Toc227187975"/>
-      <w:bookmarkStart w:id="100" w:name="_Toc227232971"/>
+      <w:bookmarkStart w:id="101" w:name="_Toc227187975"/>
+      <w:bookmarkStart w:id="102" w:name="_Toc227232971"/>
       <w:r>
         <w:rPr>
           <w:sz w:val="24"/>
@@ -13833,8 +13951,8 @@
         </w:rPr>
         <w:t>UTILIZADA</w:t>
       </w:r>
-      <w:bookmarkEnd w:id="99"/>
-      <w:bookmarkEnd w:id="100"/>
+      <w:bookmarkEnd w:id="101"/>
+      <w:bookmarkEnd w:id="102"/>
     </w:p>
     <w:p>
       <w:pPr>
@@ -13900,13 +14018,13 @@
         <w:pStyle w:val="Ttulo3"/>
         <w:ind w:left="-851"/>
       </w:pPr>
-      <w:bookmarkStart w:id="101" w:name="_Toc227187976"/>
-      <w:bookmarkStart w:id="102" w:name="_Toc227232972"/>
+      <w:bookmarkStart w:id="103" w:name="_Toc227187976"/>
+      <w:bookmarkStart w:id="104" w:name="_Toc227232972"/>
       <w:r>
         <w:t>Enfoque Ágil: Personal Kanban</w:t>
       </w:r>
-      <w:bookmarkEnd w:id="101"/>
-      <w:bookmarkEnd w:id="102"/>
+      <w:bookmarkEnd w:id="103"/>
+      <w:bookmarkEnd w:id="104"/>
     </w:p>
     <w:p>
       <w:pPr>
@@ -14304,10 +14422,9 @@
         <w:ind w:left="-851" w:hanging="266"/>
         <w:jc w:val="center"/>
       </w:pPr>
-      <w:bookmarkStart w:id="103" w:name="_Toc227187977"/>
-      <w:bookmarkStart w:id="104" w:name="_Toc227232973"/>
-      <w:r>
-        <w:lastRenderedPageBreak/>
+      <w:bookmarkStart w:id="105" w:name="_Toc227187977"/>
+      <w:bookmarkStart w:id="106" w:name="_Toc227232973"/>
+      <w:r>
         <w:t xml:space="preserve">TÉCNICAS </w:t>
       </w:r>
       <w:r>
@@ -14343,8 +14460,8 @@
       <w:r>
         <w:t>PROYECTO</w:t>
       </w:r>
-      <w:bookmarkEnd w:id="103"/>
-      <w:bookmarkEnd w:id="104"/>
+      <w:bookmarkEnd w:id="105"/>
+      <w:bookmarkEnd w:id="106"/>
     </w:p>
     <w:p>
       <w:pPr>
@@ -14375,16 +14492,16 @@
         <w:pStyle w:val="Ttulo3"/>
         <w:ind w:left="-851"/>
       </w:pPr>
-      <w:bookmarkStart w:id="105" w:name="_Toc227187978"/>
+      <w:bookmarkStart w:id="107" w:name="_Toc227187978"/>
       <w:r>
         <w:t xml:space="preserve"> </w:t>
       </w:r>
-      <w:bookmarkStart w:id="106" w:name="_Toc227232974"/>
+      <w:bookmarkStart w:id="108" w:name="_Toc227232974"/>
       <w:r>
         <w:t>Lenguaje de Programación Java</w:t>
       </w:r>
-      <w:bookmarkEnd w:id="105"/>
-      <w:bookmarkEnd w:id="106"/>
+      <w:bookmarkEnd w:id="107"/>
+      <w:bookmarkEnd w:id="108"/>
     </w:p>
     <w:p>
       <w:pPr>
@@ -14397,12 +14514,28 @@
           <w:color w:val="000000"/>
         </w:rPr>
       </w:pPr>
-      <w:r>
-        <w:rPr>
-          <w:rFonts w:ascii="Arial" w:hAnsi="Arial"/>
-          <w:color w:val="000000"/>
-        </w:rPr>
-        <w:t>Java es un lenguaje de programación orientado a objetos ampliamente utilizado en el desarrollo de aplicaciones empresariales. Su principal característica es la portabilidad, ya que permite ejecutar aplicaciones en diferentes sistemas operativos mediante la Máquina Virtual de Java (JVM).</w:t>
+      <w:bookmarkStart w:id="109" w:name="_Int_w92eN2Ep"/>
+      <w:r>
+        <w:rPr>
+          <w:rFonts w:ascii="Arial" w:hAnsi="Arial"/>
+          <w:color w:val="000000"/>
+        </w:rPr>
+        <w:t>Java es un lenguaje de programación orientado a objetos ampliamente utilizado en el desarrollo de aplicaciones empresariales.</w:t>
+      </w:r>
+      <w:bookmarkEnd w:id="109"/>
+      <w:r>
+        <w:rPr>
+          <w:rFonts w:ascii="Arial" w:hAnsi="Arial"/>
+          <w:color w:val="000000"/>
+        </w:rPr>
+        <w:t xml:space="preserve"> (“Lenguajes de Programación - Qué es, para qué sirve y funciones”)</w:t>
+      </w:r>
+      <w:r>
+        <w:rPr>
+          <w:rFonts w:ascii="Arial" w:hAnsi="Arial"/>
+          <w:color w:val="000000"/>
+        </w:rPr>
+        <w:t xml:space="preserve"> Su principal característica es la portabilidad, ya que permite ejecutar aplicaciones en diferentes sistemas operativos mediante la Máquina Virtual de Java (JVM).</w:t>
       </w:r>
     </w:p>
     <w:p>
@@ -14510,13 +14643,15 @@
         <w:pStyle w:val="Ttulo3"/>
         <w:ind w:left="-851"/>
       </w:pPr>
-      <w:bookmarkStart w:id="107" w:name="_Toc227187979"/>
-      <w:bookmarkStart w:id="108" w:name="_Toc227232975"/>
+      <w:bookmarkStart w:id="110" w:name="_Toc227187979"/>
+      <w:bookmarkStart w:id="111" w:name="_Toc227232975"/>
+      <w:proofErr w:type="spellStart"/>
       <w:r>
         <w:t>JavaFX</w:t>
       </w:r>
-      <w:bookmarkEnd w:id="107"/>
-      <w:bookmarkEnd w:id="108"/>
+      <w:bookmarkEnd w:id="110"/>
+      <w:bookmarkEnd w:id="111"/>
+      <w:proofErr w:type="spellEnd"/>
     </w:p>
     <w:p>
       <w:pPr>
@@ -14529,12 +14664,37 @@
           <w:color w:val="000000"/>
         </w:rPr>
       </w:pPr>
-      <w:r>
-        <w:rPr>
-          <w:rFonts w:ascii="Arial" w:hAnsi="Arial"/>
-          <w:color w:val="000000"/>
-        </w:rPr>
-        <w:t>JavaFX es un framework diseñado para la creación de interfaces gráficas modernas. Permite separar la lógica de negocio de la interfaz mediante archivos FXML, facilitando la organización del proyecto.</w:t>
+      <w:proofErr w:type="spellStart"/>
+      <w:r>
+        <w:rPr>
+          <w:rFonts w:ascii="Arial" w:hAnsi="Arial"/>
+          <w:color w:val="000000"/>
+        </w:rPr>
+        <w:t>JavaFX</w:t>
+      </w:r>
+      <w:proofErr w:type="spellEnd"/>
+      <w:r>
+        <w:rPr>
+          <w:rFonts w:ascii="Arial" w:hAnsi="Arial"/>
+          <w:color w:val="000000"/>
+        </w:rPr>
+        <w:t xml:space="preserve"> es un </w:t>
+      </w:r>
+      <w:proofErr w:type="spellStart"/>
+      <w:r>
+        <w:rPr>
+          <w:rFonts w:ascii="Arial" w:hAnsi="Arial"/>
+          <w:color w:val="000000"/>
+        </w:rPr>
+        <w:t>framework</w:t>
+      </w:r>
+      <w:proofErr w:type="spellEnd"/>
+      <w:r>
+        <w:rPr>
+          <w:rFonts w:ascii="Arial" w:hAnsi="Arial"/>
+          <w:color w:val="000000"/>
+        </w:rPr>
+        <w:t xml:space="preserve"> diseñado para la creación de interfaces gráficas modernas. Permite separar la lógica de negocio de la interfaz mediante archivos FXML, facilitando la organización del proyecto.</w:t>
       </w:r>
     </w:p>
     <w:p>
@@ -14634,7 +14794,23 @@
           <w:rFonts w:ascii="Arial" w:hAnsi="Arial"/>
           <w:color w:val="000000"/>
         </w:rPr>
-        <w:t>Integración con SceneBuilder.</w:t>
+        <w:t xml:space="preserve">Integración con </w:t>
+      </w:r>
+      <w:proofErr w:type="spellStart"/>
+      <w:r>
+        <w:rPr>
+          <w:rFonts w:ascii="Arial" w:hAnsi="Arial"/>
+          <w:color w:val="000000"/>
+        </w:rPr>
+        <w:t>SceneBuilder</w:t>
+      </w:r>
+      <w:proofErr w:type="spellEnd"/>
+      <w:r>
+        <w:rPr>
+          <w:rFonts w:ascii="Arial" w:hAnsi="Arial"/>
+          <w:color w:val="000000"/>
+        </w:rPr>
+        <w:t>.</w:t>
       </w:r>
     </w:p>
     <w:p>
@@ -14680,7 +14856,23 @@
           <w:rFonts w:ascii="Arial" w:hAnsi="Arial"/>
           <w:color w:val="000000"/>
         </w:rPr>
-        <w:t>En el sistema COA-REPORT, JavaFX permitió diseñar una interfaz intuitiva, orientada a la usabilidad y claridad visual.</w:t>
+        <w:t xml:space="preserve">En el sistema COA-REPORT, </w:t>
+      </w:r>
+      <w:proofErr w:type="spellStart"/>
+      <w:r>
+        <w:rPr>
+          <w:rFonts w:ascii="Arial" w:hAnsi="Arial"/>
+          <w:color w:val="000000"/>
+        </w:rPr>
+        <w:t>JavaFX</w:t>
+      </w:r>
+      <w:proofErr w:type="spellEnd"/>
+      <w:r>
+        <w:rPr>
+          <w:rFonts w:ascii="Arial" w:hAnsi="Arial"/>
+          <w:color w:val="000000"/>
+        </w:rPr>
+        <w:t xml:space="preserve"> permitió diseñar una interfaz intuitiva, orientada a la usabilidad y claridad visual.</w:t>
       </w:r>
     </w:p>
     <w:p>
@@ -14688,16 +14880,16 @@
         <w:pStyle w:val="Ttulo3"/>
         <w:ind w:left="-851"/>
       </w:pPr>
-      <w:bookmarkStart w:id="109" w:name="_Toc227187980"/>
+      <w:bookmarkStart w:id="112" w:name="_Toc227187980"/>
       <w:r>
         <w:t xml:space="preserve"> </w:t>
       </w:r>
-      <w:bookmarkStart w:id="110" w:name="_Toc227232976"/>
+      <w:bookmarkStart w:id="113" w:name="_Toc227232976"/>
       <w:r>
         <w:t>SQLite</w:t>
       </w:r>
-      <w:bookmarkEnd w:id="109"/>
-      <w:bookmarkEnd w:id="110"/>
+      <w:bookmarkEnd w:id="112"/>
+      <w:bookmarkEnd w:id="113"/>
     </w:p>
     <w:p>
       <w:pPr>
@@ -14761,6 +14953,7 @@
           <w:rFonts w:ascii="Arial" w:hAnsi="Arial"/>
           <w:color w:val="000000"/>
         </w:rPr>
+        <w:lastRenderedPageBreak/>
         <w:t>Bajo consumo de recursos.</w:t>
       </w:r>
     </w:p>
@@ -14788,7 +14981,6 @@
           <w:rFonts w:ascii="Arial" w:hAnsi="Arial"/>
           <w:color w:val="000000"/>
         </w:rPr>
-        <w:lastRenderedPageBreak/>
         <w:t>Facilidad de integración con Java.</w:t>
       </w:r>
     </w:p>
@@ -14870,13 +15062,13 @@
         <w:pStyle w:val="Ttulo3"/>
         <w:ind w:left="-851"/>
       </w:pPr>
-      <w:bookmarkStart w:id="111" w:name="_Toc227187981"/>
-      <w:bookmarkStart w:id="112" w:name="_Toc227232977"/>
+      <w:bookmarkStart w:id="114" w:name="_Toc227187981"/>
+      <w:bookmarkStart w:id="115" w:name="_Toc227232977"/>
       <w:r>
         <w:t>Eclipse IDE</w:t>
       </w:r>
-      <w:bookmarkEnd w:id="111"/>
-      <w:bookmarkEnd w:id="112"/>
+      <w:bookmarkEnd w:id="114"/>
+      <w:bookmarkEnd w:id="115"/>
     </w:p>
     <w:p>
       <w:pPr>
@@ -14902,13 +15094,13 @@
         <w:pStyle w:val="Ttulo3"/>
         <w:ind w:left="-851"/>
       </w:pPr>
-      <w:bookmarkStart w:id="113" w:name="_Toc227187982"/>
-      <w:bookmarkStart w:id="114" w:name="_Toc227232978"/>
+      <w:bookmarkStart w:id="116" w:name="_Toc227187982"/>
+      <w:bookmarkStart w:id="117" w:name="_Toc227232978"/>
       <w:r>
         <w:t>Maven</w:t>
       </w:r>
-      <w:bookmarkEnd w:id="113"/>
-      <w:bookmarkEnd w:id="114"/>
+      <w:bookmarkEnd w:id="116"/>
+      <w:bookmarkEnd w:id="117"/>
     </w:p>
     <w:p>
       <w:pPr>
@@ -14961,13 +15153,15 @@
         <w:pStyle w:val="Ttulo3"/>
         <w:ind w:left="-851"/>
       </w:pPr>
-      <w:bookmarkStart w:id="115" w:name="_Toc227187983"/>
-      <w:bookmarkStart w:id="116" w:name="_Toc227232979"/>
+      <w:bookmarkStart w:id="118" w:name="_Toc227187983"/>
+      <w:bookmarkStart w:id="119" w:name="_Toc227232979"/>
+      <w:proofErr w:type="spellStart"/>
       <w:r>
         <w:t>SceneBuilder</w:t>
       </w:r>
-      <w:bookmarkEnd w:id="115"/>
-      <w:bookmarkEnd w:id="116"/>
+      <w:bookmarkEnd w:id="118"/>
+      <w:bookmarkEnd w:id="119"/>
+      <w:proofErr w:type="spellEnd"/>
     </w:p>
     <w:p>
       <w:pPr>
@@ -14980,12 +15174,37 @@
           <w:color w:val="000000"/>
         </w:rPr>
       </w:pPr>
-      <w:r>
-        <w:rPr>
-          <w:rFonts w:ascii="Arial" w:hAnsi="Arial"/>
-          <w:color w:val="000000"/>
-        </w:rPr>
-        <w:t>SceneBuilder es una herramienta gráfica que permite diseñar interfaces JavaFX de manera visual, generando automáticamente archivos FXML. Esto agilizó el diseño de ventanas, formularios y tablas del sistema.</w:t>
+      <w:proofErr w:type="spellStart"/>
+      <w:r>
+        <w:rPr>
+          <w:rFonts w:ascii="Arial" w:hAnsi="Arial"/>
+          <w:color w:val="000000"/>
+        </w:rPr>
+        <w:t>SceneBuilder</w:t>
+      </w:r>
+      <w:proofErr w:type="spellEnd"/>
+      <w:r>
+        <w:rPr>
+          <w:rFonts w:ascii="Arial" w:hAnsi="Arial"/>
+          <w:color w:val="000000"/>
+        </w:rPr>
+        <w:t xml:space="preserve"> es una herramienta gráfica que permite diseñar interfaces </w:t>
+      </w:r>
+      <w:proofErr w:type="spellStart"/>
+      <w:r>
+        <w:rPr>
+          <w:rFonts w:ascii="Arial" w:hAnsi="Arial"/>
+          <w:color w:val="000000"/>
+        </w:rPr>
+        <w:t>JavaFX</w:t>
+      </w:r>
+      <w:proofErr w:type="spellEnd"/>
+      <w:r>
+        <w:rPr>
+          <w:rFonts w:ascii="Arial" w:hAnsi="Arial"/>
+          <w:color w:val="000000"/>
+        </w:rPr>
+        <w:t xml:space="preserve"> de manera visual, generando automáticamente archivos FXML. Esto agilizó el diseño de ventanas, formularios y tablas del sistema.</w:t>
       </w:r>
     </w:p>
     <w:p>
@@ -14993,13 +15212,13 @@
         <w:pStyle w:val="Ttulo3"/>
         <w:ind w:left="-851"/>
       </w:pPr>
-      <w:bookmarkStart w:id="117" w:name="_Toc227187984"/>
-      <w:bookmarkStart w:id="118" w:name="_Toc227232980"/>
+      <w:bookmarkStart w:id="120" w:name="_Toc227187984"/>
+      <w:bookmarkStart w:id="121" w:name="_Toc227232980"/>
       <w:r>
         <w:t>Arquitectura del Sistema</w:t>
       </w:r>
-      <w:bookmarkEnd w:id="117"/>
-      <w:bookmarkEnd w:id="118"/>
+      <w:bookmarkEnd w:id="120"/>
+      <w:bookmarkEnd w:id="121"/>
     </w:p>
     <w:p>
       <w:pPr>
@@ -15044,7 +15263,23 @@
           <w:rFonts w:ascii="Arial" w:hAnsi="Arial"/>
           <w:color w:val="000000"/>
         </w:rPr>
-        <w:t>Capa de presentación (JavaFX).</w:t>
+        <w:t>Capa de presentación (</w:t>
+      </w:r>
+      <w:proofErr w:type="spellStart"/>
+      <w:r>
+        <w:rPr>
+          <w:rFonts w:ascii="Arial" w:hAnsi="Arial"/>
+          <w:color w:val="000000"/>
+        </w:rPr>
+        <w:t>JavaFX</w:t>
+      </w:r>
+      <w:proofErr w:type="spellEnd"/>
+      <w:r>
+        <w:rPr>
+          <w:rFonts w:ascii="Arial" w:hAnsi="Arial"/>
+          <w:color w:val="000000"/>
+        </w:rPr>
+        <w:t>).</w:t>
       </w:r>
     </w:p>
     <w:p>
@@ -15132,9 +15367,8 @@
       <w:pPr>
         <w:ind w:left="-851"/>
         <w:sectPr>
-          <w:footerReference w:type="even" r:id="rId75"/>
-          <w:footerReference w:type="default" r:id="rId76"/>
-          <w:footerReference w:type="first" r:id="rId77"/>
+          <w:footerReference w:type="even" r:id="rId56"/>
+          <w:footerReference w:type="first" r:id="rId57"/>
           <w:pgSz w:w="12240" w:h="15840"/>
           <w:pgMar w:top="1660" w:right="1080" w:bottom="1080" w:left="2373" w:header="0" w:footer="833" w:gutter="0"/>
           <w:cols w:space="720"/>
@@ -15169,9 +15403,8 @@
           <w:szCs w:val="24"/>
         </w:rPr>
         <w:sectPr>
-          <w:footerReference w:type="even" r:id="rId78"/>
-          <w:footerReference w:type="default" r:id="rId79"/>
-          <w:footerReference w:type="first" r:id="rId80"/>
+          <w:footerReference w:type="even" r:id="rId58"/>
+          <w:footerReference w:type="first" r:id="rId59"/>
           <w:pgSz w:w="12240" w:h="15840"/>
           <w:pgMar w:top="1820" w:right="1080" w:bottom="1080" w:left="1440" w:header="0" w:footer="833" w:gutter="0"/>
           <w:cols w:space="720"/>
@@ -15179,7 +15412,7 @@
           <w:docGrid w:linePitch="100"/>
         </w:sectPr>
       </w:pPr>
-      <w:bookmarkStart w:id="119" w:name="_Toc227232981"/>
+      <w:bookmarkStart w:id="122" w:name="_Toc227232981"/>
       <w:r>
         <w:rPr>
           <w:sz w:val="24"/>
@@ -15195,7 +15428,7 @@
         </w:rPr>
         <w:t>DESARROLLO</w:t>
       </w:r>
-      <w:bookmarkEnd w:id="119"/>
+      <w:bookmarkEnd w:id="122"/>
     </w:p>
     <w:p>
       <w:pPr>
@@ -15230,16 +15463,16 @@
       <w:pPr>
         <w:pStyle w:val="Ttulo2"/>
       </w:pPr>
-      <w:bookmarkStart w:id="120" w:name="_Toc227187985"/>
+      <w:bookmarkStart w:id="123" w:name="_Toc227187985"/>
       <w:r>
         <w:t xml:space="preserve"> </w:t>
       </w:r>
-      <w:bookmarkStart w:id="121" w:name="_Toc227232982"/>
+      <w:bookmarkStart w:id="124" w:name="_Toc227232982"/>
       <w:r>
         <w:t>ACTIVIDADES REALIZADAS DURANTE EL PERIODO DE ESTADÍA</w:t>
       </w:r>
-      <w:bookmarkEnd w:id="120"/>
-      <w:bookmarkEnd w:id="121"/>
+      <w:bookmarkEnd w:id="123"/>
+      <w:bookmarkEnd w:id="124"/>
     </w:p>
     <w:p>
       <w:pPr>
@@ -15433,7 +15666,43 @@
           <w:sz w:val="24"/>
           <w:szCs w:val="24"/>
         </w:rPr>
-        <w:t>Configuración del entorno de desarrollo: instalación y configuración de Eclipse IDE, JavaFX 17, Apache Maven y SceneBuilder.</w:t>
+        <w:t xml:space="preserve">Configuración del entorno de desarrollo: instalación y configuración de Eclipse IDE, </w:t>
+      </w:r>
+      <w:proofErr w:type="spellStart"/>
+      <w:r>
+        <w:rPr>
+          <w:rFonts w:ascii="Arial" w:eastAsia="Arial" w:hAnsi="Arial" w:cs="Arial"/>
+          <w:sz w:val="24"/>
+          <w:szCs w:val="24"/>
+        </w:rPr>
+        <w:t>JavaFX</w:t>
+      </w:r>
+      <w:proofErr w:type="spellEnd"/>
+      <w:r>
+        <w:rPr>
+          <w:rFonts w:ascii="Arial" w:eastAsia="Arial" w:hAnsi="Arial" w:cs="Arial"/>
+          <w:sz w:val="24"/>
+          <w:szCs w:val="24"/>
+        </w:rPr>
+        <w:t xml:space="preserve"> 17, Apache Maven y </w:t>
+      </w:r>
+      <w:proofErr w:type="spellStart"/>
+      <w:r>
+        <w:rPr>
+          <w:rFonts w:ascii="Arial" w:eastAsia="Arial" w:hAnsi="Arial" w:cs="Arial"/>
+          <w:sz w:val="24"/>
+          <w:szCs w:val="24"/>
+        </w:rPr>
+        <w:t>SceneBuilder</w:t>
+      </w:r>
+      <w:proofErr w:type="spellEnd"/>
+      <w:r>
+        <w:rPr>
+          <w:rFonts w:ascii="Arial" w:eastAsia="Arial" w:hAnsi="Arial" w:cs="Arial"/>
+          <w:sz w:val="24"/>
+          <w:szCs w:val="24"/>
+        </w:rPr>
+        <w:t>.</w:t>
       </w:r>
     </w:p>
     <w:p>
@@ -15481,13 +15750,13 @@
       <w:r>
         <w:t xml:space="preserve">  </w:t>
       </w:r>
-      <w:bookmarkStart w:id="122" w:name="_Toc227187986"/>
-      <w:bookmarkStart w:id="123" w:name="_Toc227232983"/>
+      <w:bookmarkStart w:id="125" w:name="_Toc227187986"/>
+      <w:bookmarkStart w:id="126" w:name="_Toc227232983"/>
       <w:r>
         <w:t>DESARROLLO DEL PROYECTO</w:t>
       </w:r>
-      <w:bookmarkEnd w:id="122"/>
-      <w:bookmarkEnd w:id="123"/>
+      <w:bookmarkEnd w:id="125"/>
+      <w:bookmarkEnd w:id="126"/>
     </w:p>
     <w:p>
       <w:pPr>
@@ -15540,16 +15809,16 @@
       <w:r>
         <w:tab/>
       </w:r>
-      <w:bookmarkStart w:id="124" w:name="_Toc227187987"/>
+      <w:bookmarkStart w:id="127" w:name="_Toc227187987"/>
       <w:r>
         <w:t xml:space="preserve"> </w:t>
       </w:r>
-      <w:bookmarkStart w:id="125" w:name="_Toc227232984"/>
+      <w:bookmarkStart w:id="128" w:name="_Toc227232984"/>
       <w:r>
         <w:t>Plan de Desarrollo – Estructura de Desglose de Trabajo (EDT)</w:t>
       </w:r>
-      <w:bookmarkEnd w:id="124"/>
-      <w:bookmarkEnd w:id="125"/>
+      <w:bookmarkEnd w:id="127"/>
+      <w:bookmarkEnd w:id="128"/>
     </w:p>
     <w:p>
       <w:pPr>
@@ -15604,7 +15873,7 @@
         <w:pStyle w:val="Descripcin"/>
         <w:keepNext/>
       </w:pPr>
-      <w:bookmarkStart w:id="126" w:name="_Toc227232899"/>
+      <w:bookmarkStart w:id="129" w:name="_Toc227232899"/>
       <w:r>
         <w:lastRenderedPageBreak/>
         <w:t xml:space="preserve">Tabla </w:t>
@@ -15624,7 +15893,7 @@
         </w:rPr>
         <w:t>1</w:t>
       </w:r>
-      <w:bookmarkEnd w:id="126"/>
+      <w:bookmarkEnd w:id="129"/>
       <w:r>
         <w:fldChar w:fldCharType="end"/>
       </w:r>
@@ -15994,7 +16263,29 @@
                 <w:sz w:val="24"/>
                 <w:szCs w:val="24"/>
               </w:rPr>
-              <w:t>BD SQLite creada + módulo de login funcional</w:t>
+              <w:t xml:space="preserve">BD SQLite creada + módulo de </w:t>
+            </w:r>
+            <w:proofErr w:type="spellStart"/>
+            <w:r>
+              <w:rPr>
+                <w:rFonts w:ascii="Arial" w:hAnsi="Arial"/>
+                <w:b w:val="0"/>
+                <w:bCs w:val="0"/>
+                <w:sz w:val="24"/>
+                <w:szCs w:val="24"/>
+              </w:rPr>
+              <w:t>login</w:t>
+            </w:r>
+            <w:proofErr w:type="spellEnd"/>
+            <w:r>
+              <w:rPr>
+                <w:rFonts w:ascii="Arial" w:hAnsi="Arial"/>
+                <w:b w:val="0"/>
+                <w:bCs w:val="0"/>
+                <w:sz w:val="24"/>
+                <w:szCs w:val="24"/>
+              </w:rPr>
+              <w:t xml:space="preserve"> funcional</w:t>
             </w:r>
           </w:p>
         </w:tc>
@@ -16388,7 +16679,29 @@
                 <w:sz w:val="24"/>
                 <w:szCs w:val="24"/>
               </w:rPr>
-              <w:t>Incremento 5 – Pruebassdcdscompilas e Implementación</w:t>
+              <w:t xml:space="preserve">Incremento 5 – </w:t>
+            </w:r>
+            <w:proofErr w:type="spellStart"/>
+            <w:r>
+              <w:rPr>
+                <w:rFonts w:ascii="Arial" w:hAnsi="Arial"/>
+                <w:b w:val="0"/>
+                <w:bCs w:val="0"/>
+                <w:sz w:val="24"/>
+                <w:szCs w:val="24"/>
+              </w:rPr>
+              <w:t>Pruebassdcdscompilas</w:t>
+            </w:r>
+            <w:proofErr w:type="spellEnd"/>
+            <w:r>
+              <w:rPr>
+                <w:rFonts w:ascii="Arial" w:hAnsi="Arial"/>
+                <w:b w:val="0"/>
+                <w:bCs w:val="0"/>
+                <w:sz w:val="24"/>
+                <w:szCs w:val="24"/>
+              </w:rPr>
+              <w:t xml:space="preserve"> e Implementación</w:t>
             </w:r>
           </w:p>
         </w:tc>
@@ -16528,13 +16841,13 @@
         <w:pStyle w:val="Ttulo3"/>
         <w:ind w:firstLine="0"/>
       </w:pPr>
-      <w:bookmarkStart w:id="127" w:name="_Toc227187988"/>
-      <w:bookmarkStart w:id="128" w:name="_Toc227232985"/>
+      <w:bookmarkStart w:id="130" w:name="_Toc227187988"/>
+      <w:bookmarkStart w:id="131" w:name="_Toc227232985"/>
       <w:r>
         <w:t>Análisis de Requerimientos</w:t>
       </w:r>
-      <w:bookmarkEnd w:id="127"/>
-      <w:bookmarkEnd w:id="128"/>
+      <w:bookmarkEnd w:id="130"/>
+      <w:bookmarkEnd w:id="131"/>
     </w:p>
     <w:p>
       <w:pPr>
@@ -16584,7 +16897,7 @@
         <w:pStyle w:val="Descripcin"/>
         <w:keepNext/>
       </w:pPr>
-      <w:bookmarkStart w:id="129" w:name="_Toc227232900"/>
+      <w:bookmarkStart w:id="132" w:name="_Toc227232900"/>
       <w:r>
         <w:t xml:space="preserve">Tabla </w:t>
       </w:r>
@@ -16603,7 +16916,7 @@
         </w:rPr>
         <w:t>2</w:t>
       </w:r>
-      <w:bookmarkEnd w:id="129"/>
+      <w:bookmarkEnd w:id="132"/>
       <w:r>
         <w:fldChar w:fldCharType="end"/>
       </w:r>
@@ -16796,7 +17109,25 @@
                 <w:sz w:val="24"/>
                 <w:szCs w:val="24"/>
               </w:rPr>
-              <w:t xml:space="preserve">Uso de Java 17/JavaFX/SQLite; tecnologías </w:t>
+              <w:t>Uso de Java 17/</w:t>
+            </w:r>
+            <w:proofErr w:type="spellStart"/>
+            <w:r>
+              <w:rPr>
+                <w:rFonts w:ascii="Arial" w:eastAsia="Arial" w:hAnsi="Arial" w:cs="Arial"/>
+                <w:sz w:val="24"/>
+                <w:szCs w:val="24"/>
+              </w:rPr>
+              <w:t>JavaFX</w:t>
+            </w:r>
+            <w:proofErr w:type="spellEnd"/>
+            <w:r>
+              <w:rPr>
+                <w:rFonts w:ascii="Arial" w:eastAsia="Arial" w:hAnsi="Arial" w:cs="Arial"/>
+                <w:sz w:val="24"/>
+                <w:szCs w:val="24"/>
+              </w:rPr>
+              <w:t xml:space="preserve">/SQLite; tecnologías </w:t>
             </w:r>
             <w:r>
               <w:rPr>
@@ -17167,20 +17498,20 @@
         <w:pStyle w:val="Ttulo4"/>
         <w:jc w:val="both"/>
       </w:pPr>
-      <w:bookmarkStart w:id="130" w:name="_Toc227187989"/>
-      <w:bookmarkStart w:id="131" w:name="_Toc227232986"/>
+      <w:bookmarkStart w:id="133" w:name="_Toc227187989"/>
+      <w:bookmarkStart w:id="134" w:name="_Toc227232986"/>
       <w:r>
         <w:t>Requerimientos Técnicos</w:t>
       </w:r>
-      <w:bookmarkEnd w:id="130"/>
-      <w:bookmarkEnd w:id="131"/>
+      <w:bookmarkEnd w:id="133"/>
+      <w:bookmarkEnd w:id="134"/>
     </w:p>
     <w:p>
       <w:pPr>
         <w:pStyle w:val="Descripcin"/>
         <w:keepNext/>
       </w:pPr>
-      <w:bookmarkStart w:id="132" w:name="_Toc227232901"/>
+      <w:bookmarkStart w:id="135" w:name="_Toc227232901"/>
       <w:r>
         <w:t xml:space="preserve">Tabla </w:t>
       </w:r>
@@ -17199,7 +17530,7 @@
         </w:rPr>
         <w:t>3</w:t>
       </w:r>
-      <w:bookmarkEnd w:id="132"/>
+      <w:bookmarkEnd w:id="135"/>
       <w:r>
         <w:fldChar w:fldCharType="end"/>
       </w:r>
@@ -17478,13 +17809,23 @@
                 <w:szCs w:val="24"/>
               </w:rPr>
             </w:pPr>
-            <w:r>
-              <w:rPr>
-                <w:rFonts w:ascii="Arial" w:eastAsia="Arial" w:hAnsi="Arial" w:cs="Arial"/>
-                <w:sz w:val="24"/>
-                <w:szCs w:val="24"/>
-              </w:rPr>
-              <w:t>JavaFX 17</w:t>
+            <w:proofErr w:type="spellStart"/>
+            <w:r>
+              <w:rPr>
+                <w:rFonts w:ascii="Arial" w:eastAsia="Arial" w:hAnsi="Arial" w:cs="Arial"/>
+                <w:sz w:val="24"/>
+                <w:szCs w:val="24"/>
+              </w:rPr>
+              <w:t>JavaFX</w:t>
+            </w:r>
+            <w:proofErr w:type="spellEnd"/>
+            <w:r>
+              <w:rPr>
+                <w:rFonts w:ascii="Arial" w:eastAsia="Arial" w:hAnsi="Arial" w:cs="Arial"/>
+                <w:sz w:val="24"/>
+                <w:szCs w:val="24"/>
+              </w:rPr>
+              <w:t xml:space="preserve"> 17</w:t>
             </w:r>
           </w:p>
         </w:tc>
@@ -17734,6 +18075,7 @@
                 <w:szCs w:val="24"/>
               </w:rPr>
             </w:pPr>
+            <w:proofErr w:type="spellStart"/>
             <w:r>
               <w:rPr>
                 <w:rFonts w:ascii="Arial" w:eastAsia="Arial" w:hAnsi="Arial" w:cs="Arial"/>
@@ -17742,6 +18084,7 @@
               </w:rPr>
               <w:t>SceneBuilder</w:t>
             </w:r>
+            <w:proofErr w:type="spellEnd"/>
           </w:p>
         </w:tc>
       </w:tr>
@@ -17804,7 +18147,25 @@
                 <w:sz w:val="24"/>
                 <w:szCs w:val="24"/>
               </w:rPr>
-              <w:t>4 GB RAM, procesador dual-core, 500 MB de almacenamiento libre</w:t>
+              <w:t>4 GB RAM, procesador dual-</w:t>
+            </w:r>
+            <w:proofErr w:type="spellStart"/>
+            <w:r>
+              <w:rPr>
+                <w:rFonts w:ascii="Arial" w:eastAsia="Arial" w:hAnsi="Arial" w:cs="Arial"/>
+                <w:sz w:val="24"/>
+                <w:szCs w:val="24"/>
+              </w:rPr>
+              <w:t>core</w:t>
+            </w:r>
+            <w:proofErr w:type="spellEnd"/>
+            <w:r>
+              <w:rPr>
+                <w:rFonts w:ascii="Arial" w:eastAsia="Arial" w:hAnsi="Arial" w:cs="Arial"/>
+                <w:sz w:val="24"/>
+                <w:szCs w:val="24"/>
+              </w:rPr>
+              <w:t>, 500 MB de almacenamiento libre</w:t>
             </w:r>
           </w:p>
         </w:tc>
@@ -17850,13 +18211,13 @@
         <w:pStyle w:val="Ttulo4"/>
         <w:jc w:val="both"/>
       </w:pPr>
-      <w:bookmarkStart w:id="133" w:name="_Toc227187990"/>
-      <w:bookmarkStart w:id="134" w:name="_Toc227232987"/>
+      <w:bookmarkStart w:id="136" w:name="_Toc227187990"/>
+      <w:bookmarkStart w:id="137" w:name="_Toc227232987"/>
       <w:r>
         <w:t>Requerimientos Humanos</w:t>
       </w:r>
-      <w:bookmarkEnd w:id="133"/>
-      <w:bookmarkEnd w:id="134"/>
+      <w:bookmarkEnd w:id="136"/>
+      <w:bookmarkEnd w:id="137"/>
     </w:p>
     <w:p>
       <w:pPr>
@@ -17938,20 +18299,20 @@
         <w:pStyle w:val="Ttulo4"/>
         <w:jc w:val="both"/>
       </w:pPr>
-      <w:bookmarkStart w:id="135" w:name="_Toc227187991"/>
-      <w:bookmarkStart w:id="136" w:name="_Toc227232988"/>
+      <w:bookmarkStart w:id="138" w:name="_Toc227187991"/>
+      <w:bookmarkStart w:id="139" w:name="_Toc227232988"/>
       <w:r>
         <w:t>Requerimientos Funcionales</w:t>
       </w:r>
-      <w:bookmarkEnd w:id="135"/>
-      <w:bookmarkEnd w:id="136"/>
+      <w:bookmarkEnd w:id="138"/>
+      <w:bookmarkEnd w:id="139"/>
     </w:p>
     <w:p>
       <w:pPr>
         <w:pStyle w:val="Descripcin"/>
         <w:keepNext/>
       </w:pPr>
-      <w:bookmarkStart w:id="137" w:name="_Toc227232902"/>
+      <w:bookmarkStart w:id="140" w:name="_Toc227232902"/>
       <w:r>
         <w:t xml:space="preserve">Tabla </w:t>
       </w:r>
@@ -17970,7 +18331,7 @@
         </w:rPr>
         <w:t>4</w:t>
       </w:r>
-      <w:bookmarkEnd w:id="137"/>
+      <w:bookmarkEnd w:id="140"/>
       <w:r>
         <w:fldChar w:fldCharType="end"/>
       </w:r>
@@ -19189,20 +19550,20 @@
         <w:pStyle w:val="Ttulo4"/>
         <w:jc w:val="both"/>
       </w:pPr>
-      <w:bookmarkStart w:id="138" w:name="_Toc227187992"/>
-      <w:bookmarkStart w:id="139" w:name="_Toc227232989"/>
+      <w:bookmarkStart w:id="141" w:name="_Toc227187992"/>
+      <w:bookmarkStart w:id="142" w:name="_Toc227232989"/>
       <w:r>
         <w:t>Requerimientos No Funcionales</w:t>
       </w:r>
-      <w:bookmarkEnd w:id="138"/>
-      <w:bookmarkEnd w:id="139"/>
+      <w:bookmarkEnd w:id="141"/>
+      <w:bookmarkEnd w:id="142"/>
     </w:p>
     <w:p>
       <w:pPr>
         <w:pStyle w:val="Descripcin"/>
         <w:keepNext/>
       </w:pPr>
-      <w:bookmarkStart w:id="140" w:name="_Toc227232903"/>
+      <w:bookmarkStart w:id="143" w:name="_Toc227232903"/>
       <w:r>
         <w:t xml:space="preserve">Tabla </w:t>
       </w:r>
@@ -19221,7 +19582,7 @@
         </w:rPr>
         <w:t>5</w:t>
       </w:r>
-      <w:bookmarkEnd w:id="140"/>
+      <w:bookmarkEnd w:id="143"/>
       <w:r>
         <w:fldChar w:fldCharType="end"/>
       </w:r>
@@ -19445,7 +19806,25 @@
                 <w:sz w:val="24"/>
                 <w:szCs w:val="24"/>
               </w:rPr>
-              <w:t>Interfaz gráfica intuitiva con JavaFX, formularios claros y validaciones visuales.</w:t>
+              <w:t xml:space="preserve">Interfaz gráfica intuitiva con </w:t>
+            </w:r>
+            <w:proofErr w:type="spellStart"/>
+            <w:r>
+              <w:rPr>
+                <w:rFonts w:ascii="Arial" w:eastAsia="Arial" w:hAnsi="Arial" w:cs="Arial"/>
+                <w:sz w:val="24"/>
+                <w:szCs w:val="24"/>
+              </w:rPr>
+              <w:t>JavaFX</w:t>
+            </w:r>
+            <w:proofErr w:type="spellEnd"/>
+            <w:r>
+              <w:rPr>
+                <w:rFonts w:ascii="Arial" w:eastAsia="Arial" w:hAnsi="Arial" w:cs="Arial"/>
+                <w:sz w:val="24"/>
+                <w:szCs w:val="24"/>
+              </w:rPr>
+              <w:t>, formularios claros y validaciones visuales.</w:t>
             </w:r>
           </w:p>
         </w:tc>
@@ -19635,7 +20014,25 @@
                 <w:sz w:val="24"/>
                 <w:szCs w:val="24"/>
               </w:rPr>
-              <w:t>Contraseñas con hash SHA-256. Control de acceso por roles. Protección del archivo .db.</w:t>
+              <w:t>Contraseñas con hash SHA-256. Control de acceso por roles. Protección del archivo .</w:t>
+            </w:r>
+            <w:proofErr w:type="spellStart"/>
+            <w:r>
+              <w:rPr>
+                <w:rFonts w:ascii="Arial" w:eastAsia="Arial" w:hAnsi="Arial" w:cs="Arial"/>
+                <w:sz w:val="24"/>
+                <w:szCs w:val="24"/>
+              </w:rPr>
+              <w:t>db</w:t>
+            </w:r>
+            <w:proofErr w:type="spellEnd"/>
+            <w:r>
+              <w:rPr>
+                <w:rFonts w:ascii="Arial" w:eastAsia="Arial" w:hAnsi="Arial" w:cs="Arial"/>
+                <w:sz w:val="24"/>
+                <w:szCs w:val="24"/>
+              </w:rPr>
+              <w:t>.</w:t>
             </w:r>
           </w:p>
         </w:tc>
@@ -19995,13 +20392,13 @@
       <w:pPr>
         <w:pStyle w:val="Ttulo2"/>
       </w:pPr>
-      <w:bookmarkStart w:id="141" w:name="_Toc227187993"/>
-      <w:bookmarkStart w:id="142" w:name="_Toc227232990"/>
+      <w:bookmarkStart w:id="144" w:name="_Toc227187993"/>
+      <w:bookmarkStart w:id="145" w:name="_Toc227232990"/>
       <w:r>
         <w:t>Diseño de la Arquitectura del Sistema</w:t>
       </w:r>
-      <w:bookmarkEnd w:id="141"/>
-      <w:bookmarkEnd w:id="142"/>
+      <w:bookmarkEnd w:id="144"/>
+      <w:bookmarkEnd w:id="145"/>
     </w:p>
     <w:p>
       <w:pPr>
@@ -20020,7 +20417,61 @@
           <w:sz w:val="24"/>
           <w:szCs w:val="24"/>
         </w:rPr>
-        <w:t>El sistema COA-REPORT se diseñó bajo una arquitectura en capas (Layered Architecture) con patrón MVC (Modelo-Vista-Controlador) complementado con el patrón DAO (Data Access Object). Esta estructura garantiza la separación de responsabilidades, facilitando el mantenimiento y la extensibilidad del sistema.</w:t>
+        <w:t>El sistema COA-REPORT se diseñó bajo una arquitectura en capas (</w:t>
+      </w:r>
+      <w:proofErr w:type="spellStart"/>
+      <w:r>
+        <w:rPr>
+          <w:rFonts w:ascii="Arial" w:eastAsia="Arial" w:hAnsi="Arial" w:cs="Arial"/>
+          <w:sz w:val="24"/>
+          <w:szCs w:val="24"/>
+        </w:rPr>
+        <w:t>Layered</w:t>
+      </w:r>
+      <w:proofErr w:type="spellEnd"/>
+      <w:r>
+        <w:rPr>
+          <w:rFonts w:ascii="Arial" w:eastAsia="Arial" w:hAnsi="Arial" w:cs="Arial"/>
+          <w:sz w:val="24"/>
+          <w:szCs w:val="24"/>
+        </w:rPr>
+        <w:t xml:space="preserve"> </w:t>
+      </w:r>
+      <w:proofErr w:type="spellStart"/>
+      <w:r>
+        <w:rPr>
+          <w:rFonts w:ascii="Arial" w:eastAsia="Arial" w:hAnsi="Arial" w:cs="Arial"/>
+          <w:sz w:val="24"/>
+          <w:szCs w:val="24"/>
+        </w:rPr>
+        <w:t>Architecture</w:t>
+      </w:r>
+      <w:proofErr w:type="spellEnd"/>
+      <w:r>
+        <w:rPr>
+          <w:rFonts w:ascii="Arial" w:eastAsia="Arial" w:hAnsi="Arial" w:cs="Arial"/>
+          <w:sz w:val="24"/>
+          <w:szCs w:val="24"/>
+        </w:rPr>
+        <w:t xml:space="preserve">) con patrón MVC (Modelo-Vista-Controlador) complementado con el patrón DAO (Data Access </w:t>
+      </w:r>
+      <w:proofErr w:type="spellStart"/>
+      <w:r>
+        <w:rPr>
+          <w:rFonts w:ascii="Arial" w:eastAsia="Arial" w:hAnsi="Arial" w:cs="Arial"/>
+          <w:sz w:val="24"/>
+          <w:szCs w:val="24"/>
+        </w:rPr>
+        <w:t>Object</w:t>
+      </w:r>
+      <w:proofErr w:type="spellEnd"/>
+      <w:r>
+        <w:rPr>
+          <w:rFonts w:ascii="Arial" w:eastAsia="Arial" w:hAnsi="Arial" w:cs="Arial"/>
+          <w:sz w:val="24"/>
+          <w:szCs w:val="24"/>
+        </w:rPr>
+        <w:t>). Esta estructura garantiza la separación de responsabilidades, facilitando el mantenimiento y la extensibilidad del sistema.</w:t>
       </w:r>
     </w:p>
     <w:p>
@@ -20039,18 +20490,18 @@
       <w:pPr>
         <w:pStyle w:val="Ttulo3"/>
       </w:pPr>
-      <w:bookmarkStart w:id="143" w:name="_Toc227232991"/>
+      <w:bookmarkStart w:id="146" w:name="_Toc227232991"/>
       <w:r>
         <w:t>Capas del Sistema</w:t>
       </w:r>
-      <w:bookmarkEnd w:id="143"/>
+      <w:bookmarkEnd w:id="146"/>
     </w:p>
     <w:p>
       <w:pPr>
         <w:pStyle w:val="Descripcin"/>
         <w:keepNext/>
       </w:pPr>
-      <w:bookmarkStart w:id="144" w:name="_Toc227232904"/>
+      <w:bookmarkStart w:id="147" w:name="_Toc227232904"/>
       <w:r>
         <w:t xml:space="preserve">Tabla </w:t>
       </w:r>
@@ -20069,7 +20520,7 @@
         </w:rPr>
         <w:t>6</w:t>
       </w:r>
-      <w:bookmarkEnd w:id="144"/>
+      <w:bookmarkEnd w:id="147"/>
       <w:r>
         <w:fldChar w:fldCharType="end"/>
       </w:r>
@@ -20256,13 +20707,23 @@
                 <w:szCs w:val="24"/>
               </w:rPr>
             </w:pPr>
-            <w:r>
-              <w:rPr>
-                <w:rFonts w:ascii="Arial" w:eastAsia="Arial" w:hAnsi="Arial" w:cs="Arial"/>
-                <w:sz w:val="24"/>
-                <w:szCs w:val="24"/>
-              </w:rPr>
-              <w:t>JavaFX + FXML + CSS</w:t>
+            <w:proofErr w:type="spellStart"/>
+            <w:r>
+              <w:rPr>
+                <w:rFonts w:ascii="Arial" w:eastAsia="Arial" w:hAnsi="Arial" w:cs="Arial"/>
+                <w:sz w:val="24"/>
+                <w:szCs w:val="24"/>
+              </w:rPr>
+              <w:t>JavaFX</w:t>
+            </w:r>
+            <w:proofErr w:type="spellEnd"/>
+            <w:r>
+              <w:rPr>
+                <w:rFonts w:ascii="Arial" w:eastAsia="Arial" w:hAnsi="Arial" w:cs="Arial"/>
+                <w:sz w:val="24"/>
+                <w:szCs w:val="24"/>
+              </w:rPr>
+              <w:t xml:space="preserve"> + FXML + CSS</w:t>
             </w:r>
           </w:p>
         </w:tc>
@@ -20357,7 +20818,25 @@
                 <w:sz w:val="24"/>
                 <w:szCs w:val="24"/>
               </w:rPr>
-              <w:t>Java (Controllers)</w:t>
+              <w:t>Java (</w:t>
+            </w:r>
+            <w:proofErr w:type="spellStart"/>
+            <w:r>
+              <w:rPr>
+                <w:rFonts w:ascii="Arial" w:eastAsia="Arial" w:hAnsi="Arial" w:cs="Arial"/>
+                <w:sz w:val="24"/>
+                <w:szCs w:val="24"/>
+              </w:rPr>
+              <w:t>Controllers</w:t>
+            </w:r>
+            <w:proofErr w:type="spellEnd"/>
+            <w:r>
+              <w:rPr>
+                <w:rFonts w:ascii="Arial" w:eastAsia="Arial" w:hAnsi="Arial" w:cs="Arial"/>
+                <w:sz w:val="24"/>
+                <w:szCs w:val="24"/>
+              </w:rPr>
+              <w:t>)</w:t>
             </w:r>
           </w:p>
         </w:tc>
@@ -20673,7 +21152,25 @@
                 <w:sz w:val="24"/>
                 <w:szCs w:val="24"/>
               </w:rPr>
-              <w:t>Almacenamiento relacional local en archivo .db.</w:t>
+              <w:t>Almacenamiento relacional local en archivo .</w:t>
+            </w:r>
+            <w:proofErr w:type="spellStart"/>
+            <w:r>
+              <w:rPr>
+                <w:rFonts w:ascii="Arial" w:eastAsia="Arial" w:hAnsi="Arial" w:cs="Arial"/>
+                <w:sz w:val="24"/>
+                <w:szCs w:val="24"/>
+              </w:rPr>
+              <w:t>db</w:t>
+            </w:r>
+            <w:proofErr w:type="spellEnd"/>
+            <w:r>
+              <w:rPr>
+                <w:rFonts w:ascii="Arial" w:eastAsia="Arial" w:hAnsi="Arial" w:cs="Arial"/>
+                <w:sz w:val="24"/>
+                <w:szCs w:val="24"/>
+              </w:rPr>
+              <w:t>.</w:t>
             </w:r>
           </w:p>
         </w:tc>
@@ -20813,18 +21310,18 @@
       <w:pPr>
         <w:pStyle w:val="Ttulo3"/>
       </w:pPr>
-      <w:bookmarkStart w:id="145" w:name="_Toc227232992"/>
+      <w:bookmarkStart w:id="148" w:name="_Toc227232992"/>
       <w:r>
         <w:t>Estructura de Paquetes Maven</w:t>
       </w:r>
-      <w:bookmarkEnd w:id="145"/>
+      <w:bookmarkEnd w:id="148"/>
     </w:p>
     <w:p>
       <w:pPr>
         <w:pStyle w:val="Descripcin"/>
         <w:keepNext/>
       </w:pPr>
-      <w:bookmarkStart w:id="146" w:name="_Toc227232905"/>
+      <w:bookmarkStart w:id="149" w:name="_Toc227232905"/>
       <w:r>
         <w:t xml:space="preserve">Tabla </w:t>
       </w:r>
@@ -20843,7 +21340,7 @@
         </w:rPr>
         <w:t>7</w:t>
       </w:r>
-      <w:bookmarkEnd w:id="146"/>
+      <w:bookmarkEnd w:id="149"/>
       <w:r>
         <w:fldChar w:fldCharType="end"/>
       </w:r>
@@ -20963,6 +21460,7 @@
                 <w:szCs w:val="24"/>
               </w:rPr>
             </w:pPr>
+            <w:proofErr w:type="spellStart"/>
             <w:r>
               <w:rPr>
                 <w:rFonts w:ascii="Arial" w:eastAsia="Arial" w:hAnsi="Arial" w:cs="Arial"/>
@@ -20971,6 +21469,7 @@
               </w:rPr>
               <w:t>com.coareport.app</w:t>
             </w:r>
+            <w:proofErr w:type="spellEnd"/>
           </w:p>
         </w:tc>
         <w:tc>
@@ -21000,7 +21499,25 @@
                 <w:sz w:val="24"/>
                 <w:szCs w:val="24"/>
               </w:rPr>
-              <w:t>Clase principal Main.java. Inicialización de JavaFX y base de datos.</w:t>
+              <w:t xml:space="preserve">Clase principal Main.java. Inicialización de </w:t>
+            </w:r>
+            <w:proofErr w:type="spellStart"/>
+            <w:r>
+              <w:rPr>
+                <w:rFonts w:ascii="Arial" w:eastAsia="Arial" w:hAnsi="Arial" w:cs="Arial"/>
+                <w:sz w:val="24"/>
+                <w:szCs w:val="24"/>
+              </w:rPr>
+              <w:t>JavaFX</w:t>
+            </w:r>
+            <w:proofErr w:type="spellEnd"/>
+            <w:r>
+              <w:rPr>
+                <w:rFonts w:ascii="Arial" w:eastAsia="Arial" w:hAnsi="Arial" w:cs="Arial"/>
+                <w:sz w:val="24"/>
+                <w:szCs w:val="24"/>
+              </w:rPr>
+              <w:t xml:space="preserve"> y base de datos.</w:t>
             </w:r>
           </w:p>
         </w:tc>
@@ -21034,8 +21551,36 @@
                 <w:szCs w:val="24"/>
               </w:rPr>
               <w:lastRenderedPageBreak/>
-              <w:t>com. coareport. model</w:t>
-            </w:r>
+              <w:t xml:space="preserve">com. </w:t>
+            </w:r>
+            <w:proofErr w:type="spellStart"/>
+            <w:r>
+              <w:rPr>
+                <w:rFonts w:ascii="Arial" w:eastAsia="Arial" w:hAnsi="Arial" w:cs="Arial"/>
+                <w:sz w:val="24"/>
+                <w:szCs w:val="24"/>
+              </w:rPr>
+              <w:t>coareport</w:t>
+            </w:r>
+            <w:proofErr w:type="spellEnd"/>
+            <w:r>
+              <w:rPr>
+                <w:rFonts w:ascii="Arial" w:eastAsia="Arial" w:hAnsi="Arial" w:cs="Arial"/>
+                <w:sz w:val="24"/>
+                <w:szCs w:val="24"/>
+              </w:rPr>
+              <w:t xml:space="preserve">. </w:t>
+            </w:r>
+            <w:proofErr w:type="spellStart"/>
+            <w:r>
+              <w:rPr>
+                <w:rFonts w:ascii="Arial" w:eastAsia="Arial" w:hAnsi="Arial" w:cs="Arial"/>
+                <w:sz w:val="24"/>
+                <w:szCs w:val="24"/>
+              </w:rPr>
+              <w:t>model</w:t>
+            </w:r>
+            <w:proofErr w:type="spellEnd"/>
           </w:p>
         </w:tc>
         <w:tc>
@@ -21065,7 +21610,25 @@
                 <w:sz w:val="24"/>
                 <w:szCs w:val="24"/>
               </w:rPr>
-              <w:t>Clases POJO/Entity: Manifiesto, Empresa, Residuo, Usuario, Encargado.</w:t>
+              <w:t>Clases POJO/</w:t>
+            </w:r>
+            <w:proofErr w:type="spellStart"/>
+            <w:r>
+              <w:rPr>
+                <w:rFonts w:ascii="Arial" w:eastAsia="Arial" w:hAnsi="Arial" w:cs="Arial"/>
+                <w:sz w:val="24"/>
+                <w:szCs w:val="24"/>
+              </w:rPr>
+              <w:t>Entity</w:t>
+            </w:r>
+            <w:proofErr w:type="spellEnd"/>
+            <w:r>
+              <w:rPr>
+                <w:rFonts w:ascii="Arial" w:eastAsia="Arial" w:hAnsi="Arial" w:cs="Arial"/>
+                <w:sz w:val="24"/>
+                <w:szCs w:val="24"/>
+              </w:rPr>
+              <w:t>: Manifiesto, Empresa, Residuo, Usuario, Encargado.</w:t>
             </w:r>
           </w:p>
         </w:tc>
@@ -21092,6 +21655,7 @@
                 <w:szCs w:val="24"/>
               </w:rPr>
             </w:pPr>
+            <w:proofErr w:type="spellStart"/>
             <w:r>
               <w:rPr>
                 <w:rFonts w:ascii="Arial" w:eastAsia="Arial" w:hAnsi="Arial" w:cs="Arial"/>
@@ -21100,6 +21664,7 @@
               </w:rPr>
               <w:t>com.coareport.dao</w:t>
             </w:r>
+            <w:proofErr w:type="spellEnd"/>
           </w:p>
         </w:tc>
         <w:tc>
@@ -21129,7 +21694,61 @@
                 <w:sz w:val="24"/>
                 <w:szCs w:val="24"/>
               </w:rPr>
-              <w:t>Interfaces DAO e implementaciones JDBC: ManifiestoDAO, EmpresaDAO, ResiduoDAO.</w:t>
+              <w:t xml:space="preserve">Interfaces DAO e implementaciones JDBC: </w:t>
+            </w:r>
+            <w:proofErr w:type="spellStart"/>
+            <w:r>
+              <w:rPr>
+                <w:rFonts w:ascii="Arial" w:eastAsia="Arial" w:hAnsi="Arial" w:cs="Arial"/>
+                <w:sz w:val="24"/>
+                <w:szCs w:val="24"/>
+              </w:rPr>
+              <w:t>ManifiestoDAO</w:t>
+            </w:r>
+            <w:proofErr w:type="spellEnd"/>
+            <w:r>
+              <w:rPr>
+                <w:rFonts w:ascii="Arial" w:eastAsia="Arial" w:hAnsi="Arial" w:cs="Arial"/>
+                <w:sz w:val="24"/>
+                <w:szCs w:val="24"/>
+              </w:rPr>
+              <w:t xml:space="preserve">, </w:t>
+            </w:r>
+            <w:proofErr w:type="spellStart"/>
+            <w:r>
+              <w:rPr>
+                <w:rFonts w:ascii="Arial" w:eastAsia="Arial" w:hAnsi="Arial" w:cs="Arial"/>
+                <w:sz w:val="24"/>
+                <w:szCs w:val="24"/>
+              </w:rPr>
+              <w:t>EmpresaDAO</w:t>
+            </w:r>
+            <w:proofErr w:type="spellEnd"/>
+            <w:r>
+              <w:rPr>
+                <w:rFonts w:ascii="Arial" w:eastAsia="Arial" w:hAnsi="Arial" w:cs="Arial"/>
+                <w:sz w:val="24"/>
+                <w:szCs w:val="24"/>
+              </w:rPr>
+              <w:t xml:space="preserve">, </w:t>
+            </w:r>
+            <w:proofErr w:type="spellStart"/>
+            <w:r>
+              <w:rPr>
+                <w:rFonts w:ascii="Arial" w:eastAsia="Arial" w:hAnsi="Arial" w:cs="Arial"/>
+                <w:sz w:val="24"/>
+                <w:szCs w:val="24"/>
+              </w:rPr>
+              <w:t>ResiduoDAO</w:t>
+            </w:r>
+            <w:proofErr w:type="spellEnd"/>
+            <w:r>
+              <w:rPr>
+                <w:rFonts w:ascii="Arial" w:eastAsia="Arial" w:hAnsi="Arial" w:cs="Arial"/>
+                <w:sz w:val="24"/>
+                <w:szCs w:val="24"/>
+              </w:rPr>
+              <w:t>.</w:t>
             </w:r>
           </w:p>
         </w:tc>
@@ -21162,8 +21781,36 @@
                 <w:sz w:val="24"/>
                 <w:szCs w:val="24"/>
               </w:rPr>
-              <w:t>com. coareport. service</w:t>
-            </w:r>
+              <w:t xml:space="preserve">com. </w:t>
+            </w:r>
+            <w:proofErr w:type="spellStart"/>
+            <w:r>
+              <w:rPr>
+                <w:rFonts w:ascii="Arial" w:eastAsia="Arial" w:hAnsi="Arial" w:cs="Arial"/>
+                <w:sz w:val="24"/>
+                <w:szCs w:val="24"/>
+              </w:rPr>
+              <w:t>coareport</w:t>
+            </w:r>
+            <w:proofErr w:type="spellEnd"/>
+            <w:r>
+              <w:rPr>
+                <w:rFonts w:ascii="Arial" w:eastAsia="Arial" w:hAnsi="Arial" w:cs="Arial"/>
+                <w:sz w:val="24"/>
+                <w:szCs w:val="24"/>
+              </w:rPr>
+              <w:t xml:space="preserve">. </w:t>
+            </w:r>
+            <w:proofErr w:type="spellStart"/>
+            <w:r>
+              <w:rPr>
+                <w:rFonts w:ascii="Arial" w:eastAsia="Arial" w:hAnsi="Arial" w:cs="Arial"/>
+                <w:sz w:val="24"/>
+                <w:szCs w:val="24"/>
+              </w:rPr>
+              <w:t>service</w:t>
+            </w:r>
+            <w:proofErr w:type="spellEnd"/>
           </w:p>
         </w:tc>
         <w:tc>
@@ -21193,7 +21840,61 @@
                 <w:sz w:val="24"/>
                 <w:szCs w:val="24"/>
               </w:rPr>
-              <w:t>Servicios de negocio: ManifiestoService, ReporteService, ImportService.</w:t>
+              <w:t xml:space="preserve">Servicios de negocio: </w:t>
+            </w:r>
+            <w:proofErr w:type="spellStart"/>
+            <w:r>
+              <w:rPr>
+                <w:rFonts w:ascii="Arial" w:eastAsia="Arial" w:hAnsi="Arial" w:cs="Arial"/>
+                <w:sz w:val="24"/>
+                <w:szCs w:val="24"/>
+              </w:rPr>
+              <w:t>ManifiestoService</w:t>
+            </w:r>
+            <w:proofErr w:type="spellEnd"/>
+            <w:r>
+              <w:rPr>
+                <w:rFonts w:ascii="Arial" w:eastAsia="Arial" w:hAnsi="Arial" w:cs="Arial"/>
+                <w:sz w:val="24"/>
+                <w:szCs w:val="24"/>
+              </w:rPr>
+              <w:t xml:space="preserve">, </w:t>
+            </w:r>
+            <w:proofErr w:type="spellStart"/>
+            <w:r>
+              <w:rPr>
+                <w:rFonts w:ascii="Arial" w:eastAsia="Arial" w:hAnsi="Arial" w:cs="Arial"/>
+                <w:sz w:val="24"/>
+                <w:szCs w:val="24"/>
+              </w:rPr>
+              <w:t>ReporteService</w:t>
+            </w:r>
+            <w:proofErr w:type="spellEnd"/>
+            <w:r>
+              <w:rPr>
+                <w:rFonts w:ascii="Arial" w:eastAsia="Arial" w:hAnsi="Arial" w:cs="Arial"/>
+                <w:sz w:val="24"/>
+                <w:szCs w:val="24"/>
+              </w:rPr>
+              <w:t xml:space="preserve">, </w:t>
+            </w:r>
+            <w:proofErr w:type="spellStart"/>
+            <w:r>
+              <w:rPr>
+                <w:rFonts w:ascii="Arial" w:eastAsia="Arial" w:hAnsi="Arial" w:cs="Arial"/>
+                <w:sz w:val="24"/>
+                <w:szCs w:val="24"/>
+              </w:rPr>
+              <w:t>ImportService</w:t>
+            </w:r>
+            <w:proofErr w:type="spellEnd"/>
+            <w:r>
+              <w:rPr>
+                <w:rFonts w:ascii="Arial" w:eastAsia="Arial" w:hAnsi="Arial" w:cs="Arial"/>
+                <w:sz w:val="24"/>
+                <w:szCs w:val="24"/>
+              </w:rPr>
+              <w:t>.</w:t>
             </w:r>
           </w:p>
         </w:tc>
@@ -21226,8 +21927,36 @@
                 <w:sz w:val="24"/>
                 <w:szCs w:val="24"/>
               </w:rPr>
-              <w:t>com. coareport. controller</w:t>
-            </w:r>
+              <w:t xml:space="preserve">com. </w:t>
+            </w:r>
+            <w:proofErr w:type="spellStart"/>
+            <w:r>
+              <w:rPr>
+                <w:rFonts w:ascii="Arial" w:eastAsia="Arial" w:hAnsi="Arial" w:cs="Arial"/>
+                <w:sz w:val="24"/>
+                <w:szCs w:val="24"/>
+              </w:rPr>
+              <w:t>coareport</w:t>
+            </w:r>
+            <w:proofErr w:type="spellEnd"/>
+            <w:r>
+              <w:rPr>
+                <w:rFonts w:ascii="Arial" w:eastAsia="Arial" w:hAnsi="Arial" w:cs="Arial"/>
+                <w:sz w:val="24"/>
+                <w:szCs w:val="24"/>
+              </w:rPr>
+              <w:t xml:space="preserve">. </w:t>
+            </w:r>
+            <w:proofErr w:type="spellStart"/>
+            <w:r>
+              <w:rPr>
+                <w:rFonts w:ascii="Arial" w:eastAsia="Arial" w:hAnsi="Arial" w:cs="Arial"/>
+                <w:sz w:val="24"/>
+                <w:szCs w:val="24"/>
+              </w:rPr>
+              <w:t>controller</w:t>
+            </w:r>
+            <w:proofErr w:type="spellEnd"/>
           </w:p>
         </w:tc>
         <w:tc>
@@ -21257,7 +21986,25 @@
                 <w:sz w:val="24"/>
                 <w:szCs w:val="24"/>
               </w:rPr>
-              <w:t>Controladores JavaFX vinculados a cada vista FXML.</w:t>
+              <w:t xml:space="preserve">Controladores </w:t>
+            </w:r>
+            <w:proofErr w:type="spellStart"/>
+            <w:r>
+              <w:rPr>
+                <w:rFonts w:ascii="Arial" w:eastAsia="Arial" w:hAnsi="Arial" w:cs="Arial"/>
+                <w:sz w:val="24"/>
+                <w:szCs w:val="24"/>
+              </w:rPr>
+              <w:t>JavaFX</w:t>
+            </w:r>
+            <w:proofErr w:type="spellEnd"/>
+            <w:r>
+              <w:rPr>
+                <w:rFonts w:ascii="Arial" w:eastAsia="Arial" w:hAnsi="Arial" w:cs="Arial"/>
+                <w:sz w:val="24"/>
+                <w:szCs w:val="24"/>
+              </w:rPr>
+              <w:t xml:space="preserve"> vinculados a cada vista FXML.</w:t>
             </w:r>
           </w:p>
         </w:tc>
@@ -21290,8 +22037,36 @@
                 <w:sz w:val="24"/>
                 <w:szCs w:val="24"/>
               </w:rPr>
-              <w:t>com. coareport. util</w:t>
-            </w:r>
+              <w:t xml:space="preserve">com. </w:t>
+            </w:r>
+            <w:proofErr w:type="spellStart"/>
+            <w:r>
+              <w:rPr>
+                <w:rFonts w:ascii="Arial" w:eastAsia="Arial" w:hAnsi="Arial" w:cs="Arial"/>
+                <w:sz w:val="24"/>
+                <w:szCs w:val="24"/>
+              </w:rPr>
+              <w:t>coareport</w:t>
+            </w:r>
+            <w:proofErr w:type="spellEnd"/>
+            <w:r>
+              <w:rPr>
+                <w:rFonts w:ascii="Arial" w:eastAsia="Arial" w:hAnsi="Arial" w:cs="Arial"/>
+                <w:sz w:val="24"/>
+                <w:szCs w:val="24"/>
+              </w:rPr>
+              <w:t xml:space="preserve">. </w:t>
+            </w:r>
+            <w:proofErr w:type="spellStart"/>
+            <w:r>
+              <w:rPr>
+                <w:rFonts w:ascii="Arial" w:eastAsia="Arial" w:hAnsi="Arial" w:cs="Arial"/>
+                <w:sz w:val="24"/>
+                <w:szCs w:val="24"/>
+              </w:rPr>
+              <w:t>util</w:t>
+            </w:r>
+            <w:proofErr w:type="spellEnd"/>
           </w:p>
         </w:tc>
         <w:tc>
@@ -21321,7 +22096,79 @@
                 <w:sz w:val="24"/>
                 <w:szCs w:val="24"/>
               </w:rPr>
-              <w:t>Utilidades: ConexionDB, ExcelImporter, ReportGenerator, HashUtil.</w:t>
+              <w:t xml:space="preserve">Utilidades: </w:t>
+            </w:r>
+            <w:proofErr w:type="spellStart"/>
+            <w:r>
+              <w:rPr>
+                <w:rFonts w:ascii="Arial" w:eastAsia="Arial" w:hAnsi="Arial" w:cs="Arial"/>
+                <w:sz w:val="24"/>
+                <w:szCs w:val="24"/>
+              </w:rPr>
+              <w:t>ConexionDB</w:t>
+            </w:r>
+            <w:proofErr w:type="spellEnd"/>
+            <w:r>
+              <w:rPr>
+                <w:rFonts w:ascii="Arial" w:eastAsia="Arial" w:hAnsi="Arial" w:cs="Arial"/>
+                <w:sz w:val="24"/>
+                <w:szCs w:val="24"/>
+              </w:rPr>
+              <w:t xml:space="preserve">, </w:t>
+            </w:r>
+            <w:proofErr w:type="spellStart"/>
+            <w:r>
+              <w:rPr>
+                <w:rFonts w:ascii="Arial" w:eastAsia="Arial" w:hAnsi="Arial" w:cs="Arial"/>
+                <w:sz w:val="24"/>
+                <w:szCs w:val="24"/>
+              </w:rPr>
+              <w:t>ExcelImporter</w:t>
+            </w:r>
+            <w:proofErr w:type="spellEnd"/>
+            <w:r>
+              <w:rPr>
+                <w:rFonts w:ascii="Arial" w:eastAsia="Arial" w:hAnsi="Arial" w:cs="Arial"/>
+                <w:sz w:val="24"/>
+                <w:szCs w:val="24"/>
+              </w:rPr>
+              <w:t xml:space="preserve">, </w:t>
+            </w:r>
+            <w:proofErr w:type="spellStart"/>
+            <w:r>
+              <w:rPr>
+                <w:rFonts w:ascii="Arial" w:eastAsia="Arial" w:hAnsi="Arial" w:cs="Arial"/>
+                <w:sz w:val="24"/>
+                <w:szCs w:val="24"/>
+              </w:rPr>
+              <w:t>ReportGenerator</w:t>
+            </w:r>
+            <w:proofErr w:type="spellEnd"/>
+            <w:r>
+              <w:rPr>
+                <w:rFonts w:ascii="Arial" w:eastAsia="Arial" w:hAnsi="Arial" w:cs="Arial"/>
+                <w:sz w:val="24"/>
+                <w:szCs w:val="24"/>
+              </w:rPr>
+              <w:t xml:space="preserve">, </w:t>
+            </w:r>
+            <w:proofErr w:type="spellStart"/>
+            <w:r>
+              <w:rPr>
+                <w:rFonts w:ascii="Arial" w:eastAsia="Arial" w:hAnsi="Arial" w:cs="Arial"/>
+                <w:sz w:val="24"/>
+                <w:szCs w:val="24"/>
+              </w:rPr>
+              <w:t>HashUtil</w:t>
+            </w:r>
+            <w:proofErr w:type="spellEnd"/>
+            <w:r>
+              <w:rPr>
+                <w:rFonts w:ascii="Arial" w:eastAsia="Arial" w:hAnsi="Arial" w:cs="Arial"/>
+                <w:sz w:val="24"/>
+                <w:szCs w:val="24"/>
+              </w:rPr>
+              <w:t>.</w:t>
             </w:r>
           </w:p>
         </w:tc>
@@ -21348,14 +22195,34 @@
                 <w:szCs w:val="24"/>
               </w:rPr>
             </w:pPr>
-            <w:r>
-              <w:rPr>
-                <w:rFonts w:ascii="Arial" w:eastAsia="Arial" w:hAnsi="Arial" w:cs="Arial"/>
-                <w:sz w:val="24"/>
-                <w:szCs w:val="24"/>
-              </w:rPr>
-              <w:t>resources/fxml</w:t>
-            </w:r>
+            <w:proofErr w:type="spellStart"/>
+            <w:r>
+              <w:rPr>
+                <w:rFonts w:ascii="Arial" w:eastAsia="Arial" w:hAnsi="Arial" w:cs="Arial"/>
+                <w:sz w:val="24"/>
+                <w:szCs w:val="24"/>
+              </w:rPr>
+              <w:t>resources</w:t>
+            </w:r>
+            <w:proofErr w:type="spellEnd"/>
+            <w:r>
+              <w:rPr>
+                <w:rFonts w:ascii="Arial" w:eastAsia="Arial" w:hAnsi="Arial" w:cs="Arial"/>
+                <w:sz w:val="24"/>
+                <w:szCs w:val="24"/>
+              </w:rPr>
+              <w:t>/</w:t>
+            </w:r>
+            <w:proofErr w:type="spellStart"/>
+            <w:r>
+              <w:rPr>
+                <w:rFonts w:ascii="Arial" w:eastAsia="Arial" w:hAnsi="Arial" w:cs="Arial"/>
+                <w:sz w:val="24"/>
+                <w:szCs w:val="24"/>
+              </w:rPr>
+              <w:t>fxml</w:t>
+            </w:r>
+            <w:proofErr w:type="spellEnd"/>
           </w:p>
         </w:tc>
         <w:tc>
@@ -21387,14 +22254,34 @@
               </w:rPr>
               <w:t xml:space="preserve">Archivos de interfaz: </w:t>
             </w:r>
-            <w:r>
-              <w:rPr>
-                <w:rFonts w:ascii="Arial" w:eastAsia="Arial" w:hAnsi="Arial" w:cs="Arial"/>
-                <w:sz w:val="24"/>
-                <w:szCs w:val="24"/>
-              </w:rPr>
-              <w:t>main. fxml</w:t>
-            </w:r>
+            <w:proofErr w:type="spellStart"/>
+            <w:r>
+              <w:rPr>
+                <w:rFonts w:ascii="Arial" w:eastAsia="Arial" w:hAnsi="Arial" w:cs="Arial"/>
+                <w:sz w:val="24"/>
+                <w:szCs w:val="24"/>
+              </w:rPr>
+              <w:t>main</w:t>
+            </w:r>
+            <w:proofErr w:type="spellEnd"/>
+            <w:r>
+              <w:rPr>
+                <w:rFonts w:ascii="Arial" w:eastAsia="Arial" w:hAnsi="Arial" w:cs="Arial"/>
+                <w:sz w:val="24"/>
+                <w:szCs w:val="24"/>
+              </w:rPr>
+              <w:t xml:space="preserve">. </w:t>
+            </w:r>
+            <w:proofErr w:type="spellStart"/>
+            <w:r>
+              <w:rPr>
+                <w:rFonts w:ascii="Arial" w:eastAsia="Arial" w:hAnsi="Arial" w:cs="Arial"/>
+                <w:sz w:val="24"/>
+                <w:szCs w:val="24"/>
+              </w:rPr>
+              <w:t>fxml</w:t>
+            </w:r>
+            <w:proofErr w:type="spellEnd"/>
             <w:r>
               <w:rPr>
                 <w:rFonts w:ascii="Arial" w:eastAsia="Arial" w:hAnsi="Arial" w:cs="Arial"/>
@@ -21409,8 +22296,18 @@
                 <w:sz w:val="24"/>
                 <w:szCs w:val="24"/>
               </w:rPr>
-              <w:t>manifiestos. fxml</w:t>
-            </w:r>
+              <w:t xml:space="preserve">manifiestos. </w:t>
+            </w:r>
+            <w:proofErr w:type="spellStart"/>
+            <w:r>
+              <w:rPr>
+                <w:rFonts w:ascii="Arial" w:eastAsia="Arial" w:hAnsi="Arial" w:cs="Arial"/>
+                <w:sz w:val="24"/>
+                <w:szCs w:val="24"/>
+              </w:rPr>
+              <w:t>fxml</w:t>
+            </w:r>
+            <w:proofErr w:type="spellEnd"/>
             <w:r>
               <w:rPr>
                 <w:rFonts w:ascii="Arial" w:eastAsia="Arial" w:hAnsi="Arial" w:cs="Arial"/>
@@ -21425,8 +22322,18 @@
                 <w:sz w:val="24"/>
                 <w:szCs w:val="24"/>
               </w:rPr>
-              <w:t>reportes. fxml</w:t>
-            </w:r>
+              <w:t xml:space="preserve">reportes. </w:t>
+            </w:r>
+            <w:proofErr w:type="spellStart"/>
+            <w:r>
+              <w:rPr>
+                <w:rFonts w:ascii="Arial" w:eastAsia="Arial" w:hAnsi="Arial" w:cs="Arial"/>
+                <w:sz w:val="24"/>
+                <w:szCs w:val="24"/>
+              </w:rPr>
+              <w:t>fxml</w:t>
+            </w:r>
+            <w:proofErr w:type="spellEnd"/>
             <w:r>
               <w:rPr>
                 <w:rFonts w:ascii="Arial" w:eastAsia="Arial" w:hAnsi="Arial" w:cs="Arial"/>
@@ -21460,14 +22367,34 @@
                 <w:szCs w:val="24"/>
               </w:rPr>
             </w:pPr>
-            <w:r>
-              <w:rPr>
-                <w:rFonts w:ascii="Arial" w:eastAsia="Arial" w:hAnsi="Arial" w:cs="Arial"/>
-                <w:sz w:val="24"/>
-                <w:szCs w:val="24"/>
-              </w:rPr>
-              <w:t>resources/css</w:t>
-            </w:r>
+            <w:proofErr w:type="spellStart"/>
+            <w:r>
+              <w:rPr>
+                <w:rFonts w:ascii="Arial" w:eastAsia="Arial" w:hAnsi="Arial" w:cs="Arial"/>
+                <w:sz w:val="24"/>
+                <w:szCs w:val="24"/>
+              </w:rPr>
+              <w:t>resources</w:t>
+            </w:r>
+            <w:proofErr w:type="spellEnd"/>
+            <w:r>
+              <w:rPr>
+                <w:rFonts w:ascii="Arial" w:eastAsia="Arial" w:hAnsi="Arial" w:cs="Arial"/>
+                <w:sz w:val="24"/>
+                <w:szCs w:val="24"/>
+              </w:rPr>
+              <w:t>/</w:t>
+            </w:r>
+            <w:proofErr w:type="spellStart"/>
+            <w:r>
+              <w:rPr>
+                <w:rFonts w:ascii="Arial" w:eastAsia="Arial" w:hAnsi="Arial" w:cs="Arial"/>
+                <w:sz w:val="24"/>
+                <w:szCs w:val="24"/>
+              </w:rPr>
+              <w:t>css</w:t>
+            </w:r>
+            <w:proofErr w:type="spellEnd"/>
           </w:p>
         </w:tc>
         <w:tc>
@@ -21578,18 +22505,18 @@
       <w:pPr>
         <w:pStyle w:val="Ttulo3"/>
       </w:pPr>
-      <w:bookmarkStart w:id="147" w:name="_Toc227232993"/>
+      <w:bookmarkStart w:id="150" w:name="_Toc227232993"/>
       <w:r>
         <w:t>Patrones de Diseño Aplicados</w:t>
       </w:r>
-      <w:bookmarkEnd w:id="147"/>
+      <w:bookmarkEnd w:id="150"/>
     </w:p>
     <w:p>
       <w:pPr>
         <w:pStyle w:val="Descripcin"/>
         <w:keepNext/>
       </w:pPr>
-      <w:bookmarkStart w:id="148" w:name="_Toc227232906"/>
+      <w:bookmarkStart w:id="151" w:name="_Toc227232906"/>
       <w:r>
         <w:t xml:space="preserve">Tabla </w:t>
       </w:r>
@@ -21608,7 +22535,7 @@
         </w:rPr>
         <w:t>8</w:t>
       </w:r>
-      <w:bookmarkEnd w:id="148"/>
+      <w:bookmarkEnd w:id="151"/>
       <w:r>
         <w:fldChar w:fldCharType="end"/>
       </w:r>
@@ -21734,7 +22661,25 @@
                 <w:sz w:val="24"/>
                 <w:szCs w:val="24"/>
               </w:rPr>
-              <w:t>MVC (Model-View-Controller)</w:t>
+              <w:t>MVC (Model-View-</w:t>
+            </w:r>
+            <w:proofErr w:type="spellStart"/>
+            <w:r>
+              <w:rPr>
+                <w:rFonts w:ascii="Arial" w:eastAsia="Arial" w:hAnsi="Arial" w:cs="Arial"/>
+                <w:sz w:val="24"/>
+                <w:szCs w:val="24"/>
+              </w:rPr>
+              <w:t>Controller</w:t>
+            </w:r>
+            <w:proofErr w:type="spellEnd"/>
+            <w:r>
+              <w:rPr>
+                <w:rFonts w:ascii="Arial" w:eastAsia="Arial" w:hAnsi="Arial" w:cs="Arial"/>
+                <w:sz w:val="24"/>
+                <w:szCs w:val="24"/>
+              </w:rPr>
+              <w:t>)</w:t>
             </w:r>
           </w:p>
         </w:tc>
@@ -21798,7 +22743,25 @@
                 <w:sz w:val="24"/>
                 <w:szCs w:val="24"/>
               </w:rPr>
-              <w:t>DAO (Data Access Object)</w:t>
+              <w:t xml:space="preserve">DAO (Data Access </w:t>
+            </w:r>
+            <w:proofErr w:type="spellStart"/>
+            <w:r>
+              <w:rPr>
+                <w:rFonts w:ascii="Arial" w:eastAsia="Arial" w:hAnsi="Arial" w:cs="Arial"/>
+                <w:sz w:val="24"/>
+                <w:szCs w:val="24"/>
+              </w:rPr>
+              <w:t>Object</w:t>
+            </w:r>
+            <w:proofErr w:type="spellEnd"/>
+            <w:r>
+              <w:rPr>
+                <w:rFonts w:ascii="Arial" w:eastAsia="Arial" w:hAnsi="Arial" w:cs="Arial"/>
+                <w:sz w:val="24"/>
+                <w:szCs w:val="24"/>
+              </w:rPr>
+              <w:t>)</w:t>
             </w:r>
           </w:p>
         </w:tc>
@@ -21893,7 +22856,25 @@
                 <w:sz w:val="24"/>
                 <w:szCs w:val="24"/>
               </w:rPr>
-              <w:t>Clase ConexionDB garantiza una única conexión activa a SQLite durante la sesión.</w:t>
+              <w:t xml:space="preserve">Clase </w:t>
+            </w:r>
+            <w:proofErr w:type="spellStart"/>
+            <w:r>
+              <w:rPr>
+                <w:rFonts w:ascii="Arial" w:eastAsia="Arial" w:hAnsi="Arial" w:cs="Arial"/>
+                <w:sz w:val="24"/>
+                <w:szCs w:val="24"/>
+              </w:rPr>
+              <w:t>ConexionDB</w:t>
+            </w:r>
+            <w:proofErr w:type="spellEnd"/>
+            <w:r>
+              <w:rPr>
+                <w:rFonts w:ascii="Arial" w:eastAsia="Arial" w:hAnsi="Arial" w:cs="Arial"/>
+                <w:sz w:val="24"/>
+                <w:szCs w:val="24"/>
+              </w:rPr>
+              <w:t xml:space="preserve"> garantiza una única conexión activa a SQLite durante la sesión.</w:t>
             </w:r>
           </w:p>
         </w:tc>
@@ -21957,7 +22938,25 @@
                 <w:sz w:val="24"/>
                 <w:szCs w:val="24"/>
               </w:rPr>
-              <w:t>Creación de objetos de dominio desde ResultSet de JDBC en las clases DAO.</w:t>
+              <w:t xml:space="preserve">Creación de objetos de dominio desde </w:t>
+            </w:r>
+            <w:proofErr w:type="spellStart"/>
+            <w:r>
+              <w:rPr>
+                <w:rFonts w:ascii="Arial" w:eastAsia="Arial" w:hAnsi="Arial" w:cs="Arial"/>
+                <w:sz w:val="24"/>
+                <w:szCs w:val="24"/>
+              </w:rPr>
+              <w:t>ResultSet</w:t>
+            </w:r>
+            <w:proofErr w:type="spellEnd"/>
+            <w:r>
+              <w:rPr>
+                <w:rFonts w:ascii="Arial" w:eastAsia="Arial" w:hAnsi="Arial" w:cs="Arial"/>
+                <w:sz w:val="24"/>
+                <w:szCs w:val="24"/>
+              </w:rPr>
+              <w:t xml:space="preserve"> de JDBC en las clases DAO.</w:t>
             </w:r>
           </w:p>
         </w:tc>
@@ -22076,13 +23075,13 @@
       <w:pPr>
         <w:pStyle w:val="Ttulo2"/>
       </w:pPr>
-      <w:bookmarkStart w:id="149" w:name="_Toc227187994"/>
-      <w:bookmarkStart w:id="150" w:name="_Toc227232994"/>
+      <w:bookmarkStart w:id="152" w:name="_Toc227187994"/>
+      <w:bookmarkStart w:id="153" w:name="_Toc227232994"/>
       <w:r>
         <w:t>Diseño de Base de Datos (SQLite)</w:t>
       </w:r>
-      <w:bookmarkEnd w:id="149"/>
-      <w:bookmarkEnd w:id="150"/>
+      <w:bookmarkEnd w:id="152"/>
+      <w:bookmarkEnd w:id="153"/>
     </w:p>
     <w:p>
       <w:pPr>
@@ -22120,18 +23119,18 @@
       <w:pPr>
         <w:pStyle w:val="Ttulo3"/>
       </w:pPr>
-      <w:bookmarkStart w:id="151" w:name="_Toc227232995"/>
+      <w:bookmarkStart w:id="154" w:name="_Toc227232995"/>
       <w:r>
         <w:t>Entidades del Modelo Relacional</w:t>
       </w:r>
-      <w:bookmarkEnd w:id="151"/>
+      <w:bookmarkEnd w:id="154"/>
     </w:p>
     <w:p>
       <w:pPr>
         <w:pStyle w:val="Descripcin"/>
         <w:keepNext/>
       </w:pPr>
-      <w:bookmarkStart w:id="152" w:name="_Toc227232907"/>
+      <w:bookmarkStart w:id="155" w:name="_Toc227232907"/>
       <w:r>
         <w:t xml:space="preserve">Tabla </w:t>
       </w:r>
@@ -22150,7 +23149,7 @@
         </w:rPr>
         <w:t>9</w:t>
       </w:r>
-      <w:bookmarkEnd w:id="152"/>
+      <w:bookmarkEnd w:id="155"/>
       <w:r>
         <w:fldChar w:fldCharType="end"/>
       </w:r>
@@ -22799,11 +23798,11 @@
       <w:pPr>
         <w:pStyle w:val="Ttulo3"/>
       </w:pPr>
-      <w:bookmarkStart w:id="153" w:name="_Toc227232996"/>
+      <w:bookmarkStart w:id="156" w:name="_Toc227232996"/>
       <w:r>
         <w:t>Relaciones del Modelo Entidad-Relación</w:t>
       </w:r>
-      <w:bookmarkEnd w:id="153"/>
+      <w:bookmarkEnd w:id="156"/>
     </w:p>
     <w:p>
       <w:pPr>
@@ -22827,7 +23826,25 @@
           <w:sz w:val="24"/>
           <w:szCs w:val="24"/>
         </w:rPr>
-        <w:t>EMPRESAS (1) ——&lt; MANIFIESTOS (N): Una empresa generadora puede tener múltiples manifiestos. FK: id_empresa_generadora.</w:t>
+        <w:t xml:space="preserve">EMPRESAS (1) ——&lt; MANIFIESTOS (N): Una empresa generadora puede tener múltiples manifiestos. FK: </w:t>
+      </w:r>
+      <w:proofErr w:type="spellStart"/>
+      <w:r>
+        <w:rPr>
+          <w:rFonts w:ascii="Arial" w:eastAsia="Arial" w:hAnsi="Arial" w:cs="Arial"/>
+          <w:sz w:val="24"/>
+          <w:szCs w:val="24"/>
+        </w:rPr>
+        <w:t>id_empresa_generadora</w:t>
+      </w:r>
+      <w:proofErr w:type="spellEnd"/>
+      <w:r>
+        <w:rPr>
+          <w:rFonts w:ascii="Arial" w:eastAsia="Arial" w:hAnsi="Arial" w:cs="Arial"/>
+          <w:sz w:val="24"/>
+          <w:szCs w:val="24"/>
+        </w:rPr>
+        <w:t>.</w:t>
       </w:r>
     </w:p>
     <w:p>
@@ -22852,7 +23869,25 @@
           <w:sz w:val="24"/>
           <w:szCs w:val="24"/>
         </w:rPr>
-        <w:t>EMPRESAS (1) ——&lt; MANIFIESTOS (N): Una empresa transportadora puede aparecer en múltiples manifiestos. FK: id_empresa_transportadora.</w:t>
+        <w:t xml:space="preserve">EMPRESAS (1) ——&lt; MANIFIESTOS (N): Una empresa transportadora puede aparecer en múltiples manifiestos. FK: </w:t>
+      </w:r>
+      <w:proofErr w:type="spellStart"/>
+      <w:r>
+        <w:rPr>
+          <w:rFonts w:ascii="Arial" w:eastAsia="Arial" w:hAnsi="Arial" w:cs="Arial"/>
+          <w:sz w:val="24"/>
+          <w:szCs w:val="24"/>
+        </w:rPr>
+        <w:t>id_empresa_transportadora</w:t>
+      </w:r>
+      <w:proofErr w:type="spellEnd"/>
+      <w:r>
+        <w:rPr>
+          <w:rFonts w:ascii="Arial" w:eastAsia="Arial" w:hAnsi="Arial" w:cs="Arial"/>
+          <w:sz w:val="24"/>
+          <w:szCs w:val="24"/>
+        </w:rPr>
+        <w:t>.</w:t>
       </w:r>
     </w:p>
     <w:p>
@@ -22877,7 +23912,25 @@
           <w:sz w:val="24"/>
           <w:szCs w:val="24"/>
         </w:rPr>
-        <w:t>RESIDUOS (1) ——&lt; MANIFIESTOS (N): Un tipo de residuo puede aparecer en múltiples manifiestos. FK: id_residuo.</w:t>
+        <w:t xml:space="preserve">RESIDUOS (1) ——&lt; MANIFIESTOS (N): Un tipo de residuo puede aparecer en múltiples manifiestos. FK: </w:t>
+      </w:r>
+      <w:proofErr w:type="spellStart"/>
+      <w:r>
+        <w:rPr>
+          <w:rFonts w:ascii="Arial" w:eastAsia="Arial" w:hAnsi="Arial" w:cs="Arial"/>
+          <w:sz w:val="24"/>
+          <w:szCs w:val="24"/>
+        </w:rPr>
+        <w:t>id_residuo</w:t>
+      </w:r>
+      <w:proofErr w:type="spellEnd"/>
+      <w:r>
+        <w:rPr>
+          <w:rFonts w:ascii="Arial" w:eastAsia="Arial" w:hAnsi="Arial" w:cs="Arial"/>
+          <w:sz w:val="24"/>
+          <w:szCs w:val="24"/>
+        </w:rPr>
+        <w:t>.</w:t>
       </w:r>
     </w:p>
     <w:p>
@@ -22902,7 +23955,25 @@
           <w:sz w:val="24"/>
           <w:szCs w:val="24"/>
         </w:rPr>
-        <w:t>ENCARGADOS (1) ——&lt; MANIFIESTOS (N): Un encargado puede ser responsable de múltiples manifiestos. FK: id_encargado.</w:t>
+        <w:t xml:space="preserve">ENCARGADOS (1) ——&lt; MANIFIESTOS (N): Un encargado puede ser responsable de múltiples manifiestos. FK: </w:t>
+      </w:r>
+      <w:proofErr w:type="spellStart"/>
+      <w:r>
+        <w:rPr>
+          <w:rFonts w:ascii="Arial" w:eastAsia="Arial" w:hAnsi="Arial" w:cs="Arial"/>
+          <w:sz w:val="24"/>
+          <w:szCs w:val="24"/>
+        </w:rPr>
+        <w:t>id_encargado</w:t>
+      </w:r>
+      <w:proofErr w:type="spellEnd"/>
+      <w:r>
+        <w:rPr>
+          <w:rFonts w:ascii="Arial" w:eastAsia="Arial" w:hAnsi="Arial" w:cs="Arial"/>
+          <w:sz w:val="24"/>
+          <w:szCs w:val="24"/>
+        </w:rPr>
+        <w:t>.</w:t>
       </w:r>
     </w:p>
     <w:p>
@@ -22927,7 +23998,25 @@
           <w:sz w:val="24"/>
           <w:szCs w:val="24"/>
         </w:rPr>
-        <w:t>USUARIOS (1) ——&lt; MANIFIESTOS (N): Un usuario registra múltiples manifiestos para auditoría. FK: id_usuario_registro.</w:t>
+        <w:t xml:space="preserve">USUARIOS (1) ——&lt; MANIFIESTOS (N): Un usuario registra múltiples manifiestos para auditoría. FK: </w:t>
+      </w:r>
+      <w:proofErr w:type="spellStart"/>
+      <w:r>
+        <w:rPr>
+          <w:rFonts w:ascii="Arial" w:eastAsia="Arial" w:hAnsi="Arial" w:cs="Arial"/>
+          <w:sz w:val="24"/>
+          <w:szCs w:val="24"/>
+        </w:rPr>
+        <w:t>id_usuario_registro</w:t>
+      </w:r>
+      <w:proofErr w:type="spellEnd"/>
+      <w:r>
+        <w:rPr>
+          <w:rFonts w:ascii="Arial" w:eastAsia="Arial" w:hAnsi="Arial" w:cs="Arial"/>
+          <w:sz w:val="24"/>
+          <w:szCs w:val="24"/>
+        </w:rPr>
+        <w:t>.</w:t>
       </w:r>
     </w:p>
     <w:p>
@@ -22952,7 +24041,25 @@
           <w:sz w:val="24"/>
           <w:szCs w:val="24"/>
         </w:rPr>
-        <w:t>EMPRESAS (1) ——&lt; ENCARGADOS (N): Una empresa puede tener múltiples encargados asociados. FK: empresa_id.</w:t>
+        <w:t xml:space="preserve">EMPRESAS (1) ——&lt; ENCARGADOS (N): Una empresa puede tener múltiples encargados asociados. FK: </w:t>
+      </w:r>
+      <w:proofErr w:type="spellStart"/>
+      <w:r>
+        <w:rPr>
+          <w:rFonts w:ascii="Arial" w:eastAsia="Arial" w:hAnsi="Arial" w:cs="Arial"/>
+          <w:sz w:val="24"/>
+          <w:szCs w:val="24"/>
+        </w:rPr>
+        <w:t>empresa_id</w:t>
+      </w:r>
+      <w:proofErr w:type="spellEnd"/>
+      <w:r>
+        <w:rPr>
+          <w:rFonts w:ascii="Arial" w:eastAsia="Arial" w:hAnsi="Arial" w:cs="Arial"/>
+          <w:sz w:val="24"/>
+          <w:szCs w:val="24"/>
+        </w:rPr>
+        <w:t>.</w:t>
       </w:r>
     </w:p>
     <w:p>
@@ -23000,7 +24107,7 @@
         <w:pStyle w:val="Descripcin"/>
         <w:keepNext/>
       </w:pPr>
-      <w:bookmarkStart w:id="154" w:name="_Toc227232908"/>
+      <w:bookmarkStart w:id="157" w:name="_Toc227232908"/>
       <w:r>
         <w:t xml:space="preserve">Tabla </w:t>
       </w:r>
@@ -23019,7 +24126,7 @@
         </w:rPr>
         <w:t>10</w:t>
       </w:r>
-      <w:bookmarkEnd w:id="154"/>
+      <w:bookmarkEnd w:id="157"/>
       <w:r>
         <w:fldChar w:fldCharType="end"/>
       </w:r>
@@ -23206,6 +24313,7 @@
                 <w:szCs w:val="24"/>
               </w:rPr>
             </w:pPr>
+            <w:proofErr w:type="spellStart"/>
             <w:r>
               <w:rPr>
                 <w:rFonts w:ascii="Arial" w:eastAsia="Arial" w:hAnsi="Arial" w:cs="Arial"/>
@@ -23214,6 +24322,7 @@
               </w:rPr>
               <w:t>id_manifiesto</w:t>
             </w:r>
+            <w:proofErr w:type="spellEnd"/>
           </w:p>
         </w:tc>
         <w:tc>
@@ -23328,6 +24437,7 @@
                 <w:szCs w:val="24"/>
               </w:rPr>
             </w:pPr>
+            <w:proofErr w:type="spellStart"/>
             <w:r>
               <w:rPr>
                 <w:rFonts w:ascii="Arial" w:eastAsia="Arial" w:hAnsi="Arial" w:cs="Arial"/>
@@ -23336,6 +24446,7 @@
               </w:rPr>
               <w:t>num_manifiesto</w:t>
             </w:r>
+            <w:proofErr w:type="spellEnd"/>
           </w:p>
         </w:tc>
         <w:tc>
@@ -23450,6 +24561,7 @@
                 <w:szCs w:val="24"/>
               </w:rPr>
             </w:pPr>
+            <w:proofErr w:type="spellStart"/>
             <w:r>
               <w:rPr>
                 <w:rFonts w:ascii="Arial" w:eastAsia="Arial" w:hAnsi="Arial" w:cs="Arial"/>
@@ -23458,6 +24570,7 @@
               </w:rPr>
               <w:t>id_empresa_generadora</w:t>
             </w:r>
+            <w:proofErr w:type="spellEnd"/>
           </w:p>
         </w:tc>
         <w:tc>
@@ -23572,6 +24685,7 @@
                 <w:szCs w:val="24"/>
               </w:rPr>
             </w:pPr>
+            <w:proofErr w:type="spellStart"/>
             <w:r>
               <w:rPr>
                 <w:rFonts w:ascii="Arial" w:eastAsia="Arial" w:hAnsi="Arial" w:cs="Arial"/>
@@ -23580,6 +24694,7 @@
               </w:rPr>
               <w:t>id_residuo</w:t>
             </w:r>
+            <w:proofErr w:type="spellEnd"/>
           </w:p>
         </w:tc>
         <w:tc>
@@ -23694,6 +24809,7 @@
                 <w:szCs w:val="24"/>
               </w:rPr>
             </w:pPr>
+            <w:proofErr w:type="spellStart"/>
             <w:r>
               <w:rPr>
                 <w:rFonts w:ascii="Arial" w:eastAsia="Arial" w:hAnsi="Arial" w:cs="Arial"/>
@@ -23702,6 +24818,7 @@
               </w:rPr>
               <w:t>cretib</w:t>
             </w:r>
+            <w:proofErr w:type="spellEnd"/>
           </w:p>
         </w:tc>
         <w:tc>
@@ -24060,6 +25177,7 @@
                 <w:szCs w:val="24"/>
               </w:rPr>
             </w:pPr>
+            <w:proofErr w:type="spellStart"/>
             <w:r>
               <w:rPr>
                 <w:rFonts w:ascii="Arial" w:eastAsia="Arial" w:hAnsi="Arial" w:cs="Arial"/>
@@ -24068,6 +25186,7 @@
               </w:rPr>
               <w:t>fecha_recoleccion</w:t>
             </w:r>
+            <w:proofErr w:type="spellEnd"/>
           </w:p>
         </w:tc>
         <w:tc>
@@ -24183,6 +25302,7 @@
                 <w:szCs w:val="24"/>
               </w:rPr>
             </w:pPr>
+            <w:proofErr w:type="spellStart"/>
             <w:r>
               <w:rPr>
                 <w:rFonts w:ascii="Arial" w:eastAsia="Arial" w:hAnsi="Arial" w:cs="Arial"/>
@@ -24191,6 +25311,7 @@
               </w:rPr>
               <w:t>fecha_acopio</w:t>
             </w:r>
+            <w:proofErr w:type="spellEnd"/>
           </w:p>
         </w:tc>
         <w:tc>
@@ -24309,6 +25430,7 @@
                 <w:szCs w:val="24"/>
               </w:rPr>
             </w:pPr>
+            <w:proofErr w:type="spellStart"/>
             <w:r>
               <w:rPr>
                 <w:rFonts w:ascii="Arial" w:eastAsia="Arial" w:hAnsi="Arial" w:cs="Arial"/>
@@ -24317,6 +25439,7 @@
               </w:rPr>
               <w:t>nra</w:t>
             </w:r>
+            <w:proofErr w:type="spellEnd"/>
           </w:p>
         </w:tc>
         <w:tc>
@@ -24435,6 +25558,7 @@
                 <w:szCs w:val="24"/>
               </w:rPr>
             </w:pPr>
+            <w:proofErr w:type="spellStart"/>
             <w:r>
               <w:rPr>
                 <w:rFonts w:ascii="Arial" w:eastAsia="Arial" w:hAnsi="Arial" w:cs="Arial"/>
@@ -24443,6 +25567,7 @@
               </w:rPr>
               <w:t>id_empresa_transportadora</w:t>
             </w:r>
+            <w:proofErr w:type="spellEnd"/>
           </w:p>
         </w:tc>
         <w:tc>
@@ -24561,6 +25686,7 @@
                 <w:szCs w:val="24"/>
               </w:rPr>
             </w:pPr>
+            <w:proofErr w:type="spellStart"/>
             <w:r>
               <w:rPr>
                 <w:rFonts w:ascii="Arial" w:eastAsia="Arial" w:hAnsi="Arial" w:cs="Arial"/>
@@ -24569,6 +25695,7 @@
               </w:rPr>
               <w:t>destino_final</w:t>
             </w:r>
+            <w:proofErr w:type="spellEnd"/>
           </w:p>
         </w:tc>
         <w:tc>
@@ -24687,6 +25814,7 @@
                 <w:szCs w:val="24"/>
               </w:rPr>
             </w:pPr>
+            <w:proofErr w:type="spellStart"/>
             <w:r>
               <w:rPr>
                 <w:rFonts w:ascii="Arial" w:eastAsia="Arial" w:hAnsi="Arial" w:cs="Arial"/>
@@ -24695,6 +25823,7 @@
               </w:rPr>
               <w:t>id_encargado</w:t>
             </w:r>
+            <w:proofErr w:type="spellEnd"/>
           </w:p>
         </w:tc>
         <w:tc>
@@ -24939,6 +26068,7 @@
                 <w:szCs w:val="24"/>
               </w:rPr>
             </w:pPr>
+            <w:proofErr w:type="spellStart"/>
             <w:r>
               <w:rPr>
                 <w:rFonts w:ascii="Arial" w:eastAsia="Arial" w:hAnsi="Arial" w:cs="Arial"/>
@@ -24947,6 +26077,7 @@
               </w:rPr>
               <w:t>fecha_registro</w:t>
             </w:r>
+            <w:proofErr w:type="spellEnd"/>
           </w:p>
         </w:tc>
         <w:tc>
@@ -25065,6 +26196,7 @@
                 <w:szCs w:val="24"/>
               </w:rPr>
             </w:pPr>
+            <w:proofErr w:type="spellStart"/>
             <w:r>
               <w:rPr>
                 <w:rFonts w:ascii="Arial" w:eastAsia="Arial" w:hAnsi="Arial" w:cs="Arial"/>
@@ -25073,6 +26205,7 @@
               </w:rPr>
               <w:t>id_usuario_registro</w:t>
             </w:r>
+            <w:proofErr w:type="spellEnd"/>
           </w:p>
         </w:tc>
         <w:tc>
@@ -25250,7 +26383,25 @@
           <w:sz w:val="24"/>
           <w:szCs w:val="24"/>
         </w:rPr>
-        <w:t>Integridad referencial: Habilitada con PRAGMA foreign_keys = ON al iniciar cada conexión.</w:t>
+        <w:t xml:space="preserve">Integridad referencial: Habilitada con PRAGMA </w:t>
+      </w:r>
+      <w:proofErr w:type="spellStart"/>
+      <w:r>
+        <w:rPr>
+          <w:rFonts w:ascii="Arial" w:eastAsia="Arial" w:hAnsi="Arial" w:cs="Arial"/>
+          <w:sz w:val="24"/>
+          <w:szCs w:val="24"/>
+        </w:rPr>
+        <w:t>foreign_keys</w:t>
+      </w:r>
+      <w:proofErr w:type="spellEnd"/>
+      <w:r>
+        <w:rPr>
+          <w:rFonts w:ascii="Arial" w:eastAsia="Arial" w:hAnsi="Arial" w:cs="Arial"/>
+          <w:sz w:val="24"/>
+          <w:szCs w:val="24"/>
+        </w:rPr>
+        <w:t xml:space="preserve"> = ON al iniciar cada conexión.</w:t>
       </w:r>
     </w:p>
     <w:p>
@@ -25322,7 +26473,25 @@
           <w:sz w:val="24"/>
           <w:szCs w:val="24"/>
         </w:rPr>
-        <w:t>Respaldo: La base de datos consiste en un único archivo .db que puede copiarse para respaldo. El sistema incluye opción para exportar copia desde el módulo de administración.</w:t>
+        <w:t>Respaldo: La base de datos consiste en un único archivo .</w:t>
+      </w:r>
+      <w:proofErr w:type="spellStart"/>
+      <w:r>
+        <w:rPr>
+          <w:rFonts w:ascii="Arial" w:eastAsia="Arial" w:hAnsi="Arial" w:cs="Arial"/>
+          <w:sz w:val="24"/>
+          <w:szCs w:val="24"/>
+        </w:rPr>
+        <w:t>db</w:t>
+      </w:r>
+      <w:proofErr w:type="spellEnd"/>
+      <w:r>
+        <w:rPr>
+          <w:rFonts w:ascii="Arial" w:eastAsia="Arial" w:hAnsi="Arial" w:cs="Arial"/>
+          <w:sz w:val="24"/>
+          <w:szCs w:val="24"/>
+        </w:rPr>
+        <w:t xml:space="preserve"> que puede copiarse para respaldo. El sistema incluye opción para exportar copia desde el módulo de administración.</w:t>
       </w:r>
     </w:p>
     <w:p>
@@ -25346,7 +26515,25 @@
           <w:sz w:val="24"/>
           <w:szCs w:val="24"/>
         </w:rPr>
-        <w:t>Auditoría: El campo id_usuario_registro en la tabla MANIFIESTOS permite rastrear qué usuario registró cada entrada.</w:t>
+        <w:t xml:space="preserve">Auditoría: El campo </w:t>
+      </w:r>
+      <w:proofErr w:type="spellStart"/>
+      <w:r>
+        <w:rPr>
+          <w:rFonts w:ascii="Arial" w:eastAsia="Arial" w:hAnsi="Arial" w:cs="Arial"/>
+          <w:sz w:val="24"/>
+          <w:szCs w:val="24"/>
+        </w:rPr>
+        <w:t>id_usuario_registro</w:t>
+      </w:r>
+      <w:proofErr w:type="spellEnd"/>
+      <w:r>
+        <w:rPr>
+          <w:rFonts w:ascii="Arial" w:eastAsia="Arial" w:hAnsi="Arial" w:cs="Arial"/>
+          <w:sz w:val="24"/>
+          <w:szCs w:val="24"/>
+        </w:rPr>
+        <w:t xml:space="preserve"> en la tabla MANIFIESTOS permite rastrear qué usuario registró cada entrada.</w:t>
       </w:r>
     </w:p>
     <w:p>
@@ -25370,7 +26557,43 @@
           <w:sz w:val="24"/>
           <w:szCs w:val="24"/>
         </w:rPr>
-        <w:t>Eliminación lógica (Soft delete): Se utiliza el campo activo=0 en lugar de eliminación física, preservando la integridad histórica de los datos.</w:t>
+        <w:t>Eliminación lógica (</w:t>
+      </w:r>
+      <w:proofErr w:type="spellStart"/>
+      <w:r>
+        <w:rPr>
+          <w:rFonts w:ascii="Arial" w:eastAsia="Arial" w:hAnsi="Arial" w:cs="Arial"/>
+          <w:sz w:val="24"/>
+          <w:szCs w:val="24"/>
+        </w:rPr>
+        <w:t>Soft</w:t>
+      </w:r>
+      <w:proofErr w:type="spellEnd"/>
+      <w:r>
+        <w:rPr>
+          <w:rFonts w:ascii="Arial" w:eastAsia="Arial" w:hAnsi="Arial" w:cs="Arial"/>
+          <w:sz w:val="24"/>
+          <w:szCs w:val="24"/>
+        </w:rPr>
+        <w:t xml:space="preserve"> </w:t>
+      </w:r>
+      <w:proofErr w:type="spellStart"/>
+      <w:r>
+        <w:rPr>
+          <w:rFonts w:ascii="Arial" w:eastAsia="Arial" w:hAnsi="Arial" w:cs="Arial"/>
+          <w:sz w:val="24"/>
+          <w:szCs w:val="24"/>
+        </w:rPr>
+        <w:t>delete</w:t>
+      </w:r>
+      <w:proofErr w:type="spellEnd"/>
+      <w:r>
+        <w:rPr>
+          <w:rFonts w:ascii="Arial" w:eastAsia="Arial" w:hAnsi="Arial" w:cs="Arial"/>
+          <w:sz w:val="24"/>
+          <w:szCs w:val="24"/>
+        </w:rPr>
+        <w:t>): Se utiliza el campo activo=0 en lugar de eliminación física, preservando la integridad histórica de los datos.</w:t>
       </w:r>
     </w:p>
     <w:p>
@@ -25389,23 +26612,23 @@
       <w:pPr>
         <w:pStyle w:val="Ttulo2"/>
       </w:pPr>
-      <w:bookmarkStart w:id="155" w:name="_Toc227187995"/>
-      <w:bookmarkStart w:id="156" w:name="_Toc227232997"/>
+      <w:bookmarkStart w:id="158" w:name="_Toc227187995"/>
+      <w:bookmarkStart w:id="159" w:name="_Toc227232997"/>
       <w:r>
         <w:t>Implementación de Módulos del Sistema</w:t>
       </w:r>
-      <w:bookmarkEnd w:id="155"/>
-      <w:bookmarkEnd w:id="156"/>
+      <w:bookmarkEnd w:id="158"/>
+      <w:bookmarkEnd w:id="159"/>
     </w:p>
     <w:p>
       <w:pPr>
         <w:pStyle w:val="Ttulo3"/>
       </w:pPr>
-      <w:bookmarkStart w:id="157" w:name="_Toc227232998"/>
+      <w:bookmarkStart w:id="160" w:name="_Toc227232998"/>
       <w:r>
         <w:t>Módulo de Autenticación</w:t>
       </w:r>
-      <w:bookmarkEnd w:id="157"/>
+      <w:bookmarkEnd w:id="160"/>
     </w:p>
     <w:p>
       <w:pPr>
@@ -25443,11 +26666,11 @@
       <w:pPr>
         <w:pStyle w:val="Ttulo3"/>
       </w:pPr>
-      <w:bookmarkStart w:id="158" w:name="_Toc227232999"/>
+      <w:bookmarkStart w:id="161" w:name="_Toc227232999"/>
       <w:r>
         <w:t>Módulo de Manifiestos</w:t>
       </w:r>
-      <w:bookmarkEnd w:id="158"/>
+      <w:bookmarkEnd w:id="161"/>
     </w:p>
     <w:p>
       <w:pPr>
@@ -25485,11 +26708,11 @@
       <w:pPr>
         <w:pStyle w:val="Ttulo3"/>
       </w:pPr>
-      <w:bookmarkStart w:id="159" w:name="_Toc227233000"/>
+      <w:bookmarkStart w:id="162" w:name="_Toc227233000"/>
       <w:r>
         <w:t>Módulo de Catálogos</w:t>
       </w:r>
-      <w:bookmarkEnd w:id="159"/>
+      <w:bookmarkEnd w:id="162"/>
     </w:p>
     <w:p>
       <w:pPr>
@@ -25536,11 +26759,11 @@
       <w:pPr>
         <w:pStyle w:val="Ttulo3"/>
       </w:pPr>
-      <w:bookmarkStart w:id="160" w:name="_Toc227233001"/>
+      <w:bookmarkStart w:id="163" w:name="_Toc227233001"/>
       <w:r>
         <w:t>Módulo de Reportes COA</w:t>
       </w:r>
-      <w:bookmarkEnd w:id="160"/>
+      <w:bookmarkEnd w:id="163"/>
     </w:p>
     <w:p>
       <w:pPr>
@@ -25578,13 +26801,13 @@
       <w:pPr>
         <w:pStyle w:val="Ttulo2"/>
       </w:pPr>
-      <w:bookmarkStart w:id="161" w:name="_Toc227187996"/>
-      <w:bookmarkStart w:id="162" w:name="_Toc227233002"/>
+      <w:bookmarkStart w:id="164" w:name="_Toc227187996"/>
+      <w:bookmarkStart w:id="165" w:name="_Toc227233002"/>
       <w:r>
         <w:t>Plan de Pruebas</w:t>
       </w:r>
-      <w:bookmarkEnd w:id="161"/>
-      <w:bookmarkEnd w:id="162"/>
+      <w:bookmarkEnd w:id="164"/>
+      <w:bookmarkEnd w:id="165"/>
     </w:p>
     <w:p>
       <w:pPr>
@@ -25623,7 +26846,7 @@
         <w:pStyle w:val="Descripcin"/>
         <w:keepNext/>
       </w:pPr>
-      <w:bookmarkStart w:id="163" w:name="_Toc227232909"/>
+      <w:bookmarkStart w:id="166" w:name="_Toc227232909"/>
       <w:r>
         <w:t xml:space="preserve">Tabla </w:t>
       </w:r>
@@ -25642,7 +26865,7 @@
         </w:rPr>
         <w:t>11</w:t>
       </w:r>
-      <w:bookmarkEnd w:id="163"/>
+      <w:bookmarkEnd w:id="166"/>
       <w:r>
         <w:fldChar w:fldCharType="end"/>
       </w:r>
@@ -25969,7 +27192,25 @@
                 <w:sz w:val="24"/>
                 <w:szCs w:val="24"/>
               </w:rPr>
-              <w:t>Acceso al dashboard con todos los módulos habilitados</w:t>
+              <w:t xml:space="preserve">Acceso al </w:t>
+            </w:r>
+            <w:proofErr w:type="spellStart"/>
+            <w:r>
+              <w:rPr>
+                <w:rFonts w:ascii="Arial" w:eastAsia="Arial" w:hAnsi="Arial" w:cs="Arial"/>
+                <w:sz w:val="24"/>
+                <w:szCs w:val="24"/>
+              </w:rPr>
+              <w:t>dashboard</w:t>
+            </w:r>
+            <w:proofErr w:type="spellEnd"/>
+            <w:r>
+              <w:rPr>
+                <w:rFonts w:ascii="Arial" w:eastAsia="Arial" w:hAnsi="Arial" w:cs="Arial"/>
+                <w:sz w:val="24"/>
+                <w:szCs w:val="24"/>
+              </w:rPr>
+              <w:t xml:space="preserve"> con todos los módulos habilitados</w:t>
             </w:r>
           </w:p>
         </w:tc>
@@ -27488,13 +28729,13 @@
       <w:pPr>
         <w:pStyle w:val="Ttulo2"/>
       </w:pPr>
-      <w:bookmarkStart w:id="164" w:name="_Toc227187997"/>
-      <w:bookmarkStart w:id="165" w:name="_Toc227233003"/>
+      <w:bookmarkStart w:id="167" w:name="_Toc227187997"/>
+      <w:bookmarkStart w:id="168" w:name="_Toc227233003"/>
       <w:r>
         <w:t>Implementación del Sistema</w:t>
       </w:r>
-      <w:bookmarkEnd w:id="164"/>
-      <w:bookmarkEnd w:id="165"/>
+      <w:bookmarkEnd w:id="167"/>
+      <w:bookmarkEnd w:id="168"/>
     </w:p>
     <w:p>
       <w:pPr>
@@ -27555,7 +28796,43 @@
           <w:sz w:val="24"/>
           <w:szCs w:val="24"/>
         </w:rPr>
-        <w:t>Instalación del sistema: Despliegue del archivo ejecutable .jar y la base de datos SQLite inicial (coareport.db) en el directorio de trabajo definido.</w:t>
+        <w:t>Instalación del sistema: Despliegue del archivo ejecutable .</w:t>
+      </w:r>
+      <w:proofErr w:type="spellStart"/>
+      <w:r>
+        <w:rPr>
+          <w:rFonts w:ascii="Arial" w:eastAsia="Arial" w:hAnsi="Arial" w:cs="Arial"/>
+          <w:sz w:val="24"/>
+          <w:szCs w:val="24"/>
+        </w:rPr>
+        <w:t>jar</w:t>
+      </w:r>
+      <w:proofErr w:type="spellEnd"/>
+      <w:r>
+        <w:rPr>
+          <w:rFonts w:ascii="Arial" w:eastAsia="Arial" w:hAnsi="Arial" w:cs="Arial"/>
+          <w:sz w:val="24"/>
+          <w:szCs w:val="24"/>
+        </w:rPr>
+        <w:t xml:space="preserve"> y la base de datos SQLite inicial (</w:t>
+      </w:r>
+      <w:proofErr w:type="spellStart"/>
+      <w:r>
+        <w:rPr>
+          <w:rFonts w:ascii="Arial" w:eastAsia="Arial" w:hAnsi="Arial" w:cs="Arial"/>
+          <w:sz w:val="24"/>
+          <w:szCs w:val="24"/>
+        </w:rPr>
+        <w:t>coareport.db</w:t>
+      </w:r>
+      <w:proofErr w:type="spellEnd"/>
+      <w:r>
+        <w:rPr>
+          <w:rFonts w:ascii="Arial" w:eastAsia="Arial" w:hAnsi="Arial" w:cs="Arial"/>
+          <w:sz w:val="24"/>
+          <w:szCs w:val="24"/>
+        </w:rPr>
+        <w:t>) en el directorio de trabajo definido.</w:t>
       </w:r>
     </w:p>
     <w:p>
@@ -27659,13 +28936,13 @@
       <w:pPr>
         <w:pStyle w:val="Ttulo2"/>
       </w:pPr>
-      <w:bookmarkStart w:id="166" w:name="_Toc227187998"/>
-      <w:bookmarkStart w:id="167" w:name="_Toc227233004"/>
+      <w:bookmarkStart w:id="169" w:name="_Toc227187998"/>
+      <w:bookmarkStart w:id="170" w:name="_Toc227233004"/>
       <w:r>
         <w:t>DOCUMENTACIÓN</w:t>
       </w:r>
-      <w:bookmarkEnd w:id="166"/>
-      <w:bookmarkEnd w:id="167"/>
+      <w:bookmarkEnd w:id="169"/>
+      <w:bookmarkEnd w:id="170"/>
     </w:p>
     <w:p>
       <w:pPr>
@@ -27691,11 +28968,11 @@
       <w:pPr>
         <w:pStyle w:val="Ttulo3"/>
       </w:pPr>
-      <w:bookmarkStart w:id="168" w:name="_Toc227233005"/>
+      <w:bookmarkStart w:id="171" w:name="_Toc227233005"/>
       <w:r>
         <w:t>Manual de Usuario</w:t>
       </w:r>
-      <w:bookmarkEnd w:id="168"/>
+      <w:bookmarkEnd w:id="171"/>
     </w:p>
     <w:p>
       <w:pPr>
@@ -27733,11 +29010,11 @@
       <w:pPr>
         <w:pStyle w:val="Ttulo3"/>
       </w:pPr>
-      <w:bookmarkStart w:id="169" w:name="_Toc227233006"/>
+      <w:bookmarkStart w:id="172" w:name="_Toc227233006"/>
       <w:r>
         <w:t>Manual de Instalación y Técnico</w:t>
       </w:r>
-      <w:bookmarkEnd w:id="169"/>
+      <w:bookmarkEnd w:id="172"/>
     </w:p>
     <w:p>
       <w:pPr>
@@ -27754,7 +29031,21 @@
         <w:rPr>
           <w:rFonts w:ascii="Arial" w:eastAsia="Arial" w:hAnsi="Arial" w:cs="Arial"/>
         </w:rPr>
-        <w:t>El Manual de Instalación y Técnico está dirigido al personal de soporte tecnológico de la empresa. Contiene: requisitos del sistema, instrucciones paso a paso para la instalación y configuración del entorno de ejecución (JVM, archivo .jar y base de datos), descripción de la arquitectura del sistema, estructura de la base de datos, y guía para la restauración de respaldos. El documento se presenta en formato de página web (HTML) como Anexo B</w:t>
+        <w:t>El Manual de Instalación y Técnico está dirigido al personal de soporte tecnológico de la empresa. Contiene: requisitos del sistema, instrucciones paso a paso para la instalación y configuración del entorno de ejecución (JVM, archivo .</w:t>
+      </w:r>
+      <w:proofErr w:type="spellStart"/>
+      <w:r>
+        <w:rPr>
+          <w:rFonts w:ascii="Arial" w:eastAsia="Arial" w:hAnsi="Arial" w:cs="Arial"/>
+        </w:rPr>
+        <w:t>jar</w:t>
+      </w:r>
+      <w:proofErr w:type="spellEnd"/>
+      <w:r>
+        <w:rPr>
+          <w:rFonts w:ascii="Arial" w:eastAsia="Arial" w:hAnsi="Arial" w:cs="Arial"/>
+        </w:rPr>
+        <w:t xml:space="preserve"> y base de datos), descripción de la arquitectura del sistema, estructura de la base de datos, y guía para la restauración de respaldos. El documento se presenta en formato de página web (HTML) como Anexo B</w:t>
       </w:r>
     </w:p>
     <w:p>
@@ -28175,9 +29466,8 @@
         <w:pStyle w:val="Ttulo1"/>
         <w:jc w:val="center"/>
         <w:sectPr>
-          <w:footerReference w:type="even" r:id="rId81"/>
-          <w:footerReference w:type="default" r:id="rId82"/>
-          <w:footerReference w:type="first" r:id="rId83"/>
+          <w:footerReference w:type="even" r:id="rId60"/>
+          <w:footerReference w:type="first" r:id="rId61"/>
           <w:pgSz w:w="12240" w:h="15840"/>
           <w:pgMar w:top="1820" w:right="1080" w:bottom="1080" w:left="1440" w:header="0" w:footer="833" w:gutter="0"/>
           <w:cols w:space="720"/>
@@ -28185,7 +29475,7 @@
           <w:docGrid w:linePitch="100"/>
         </w:sectPr>
       </w:pPr>
-      <w:bookmarkStart w:id="170" w:name="_Toc227233007"/>
+      <w:bookmarkStart w:id="173" w:name="_Toc227233007"/>
       <w:r>
         <w:t xml:space="preserve">CAPÍTULO V </w:t>
       </w:r>
@@ -28195,13 +29485,13 @@
         </w:rPr>
         <w:t>RESULTADOS</w:t>
       </w:r>
-      <w:bookmarkEnd w:id="170"/>
+      <w:bookmarkEnd w:id="173"/>
     </w:p>
     <w:p>
       <w:pPr>
         <w:pStyle w:val="Ttulo2"/>
       </w:pPr>
-      <w:bookmarkStart w:id="171" w:name="_Toc227233008"/>
+      <w:bookmarkStart w:id="174" w:name="_Toc227233008"/>
       <w:r>
         <w:lastRenderedPageBreak/>
         <w:t>RESULTADOS</w:t>
@@ -28218,7 +29508,7 @@
         </w:rPr>
         <w:t>OBTENIDOS</w:t>
       </w:r>
-      <w:bookmarkEnd w:id="171"/>
+      <w:bookmarkEnd w:id="174"/>
     </w:p>
     <w:p>
       <w:pPr>
@@ -28272,11 +29562,11 @@
       <w:pPr>
         <w:pStyle w:val="Ttulo3"/>
       </w:pPr>
-      <w:bookmarkStart w:id="172" w:name="_Toc227233009"/>
+      <w:bookmarkStart w:id="175" w:name="_Toc227233009"/>
       <w:r>
         <w:t>Resultado 1 – Sistema funcional de escritorio desarrollado e implementado</w:t>
       </w:r>
-      <w:bookmarkEnd w:id="172"/>
+      <w:bookmarkEnd w:id="175"/>
     </w:p>
     <w:p>
       <w:pPr>
@@ -28295,7 +29585,25 @@
           <w:sz w:val="24"/>
           <w:szCs w:val="24"/>
         </w:rPr>
-        <w:t>Se desarrolló e implementó exitosamente el sistema informático de escritorio COA-REPORT utilizando Java 17, JavaFX 17 y SQLite como tecnologías base. El sistema opera de manera estable en el entorno Windows de la empresa, cumpliendo con todos los requerimientos funcionales y no funcionales definidos en la etapa de análisis. La aplicación es completamente autónoma, sin dependencias de servidores externos, y funciona en modo offline al 100%.</w:t>
+        <w:t xml:space="preserve">Se desarrolló e implementó exitosamente el sistema informático de escritorio COA-REPORT utilizando Java 17, </w:t>
+      </w:r>
+      <w:proofErr w:type="spellStart"/>
+      <w:r>
+        <w:rPr>
+          <w:rFonts w:ascii="Arial" w:eastAsia="Arial" w:hAnsi="Arial" w:cs="Arial"/>
+          <w:sz w:val="24"/>
+          <w:szCs w:val="24"/>
+        </w:rPr>
+        <w:t>JavaFX</w:t>
+      </w:r>
+      <w:proofErr w:type="spellEnd"/>
+      <w:r>
+        <w:rPr>
+          <w:rFonts w:ascii="Arial" w:eastAsia="Arial" w:hAnsi="Arial" w:cs="Arial"/>
+          <w:sz w:val="24"/>
+          <w:szCs w:val="24"/>
+        </w:rPr>
+        <w:t xml:space="preserve"> 17 y SQLite como tecnologías base. El sistema opera de manera estable en el entorno Windows de la empresa, cumpliendo con todos los requerimientos funcionales y no funcionales definidos en la etapa de análisis. La aplicación es completamente autónoma, sin dependencias de servidores externos, y funciona en modo offline al 100%.</w:t>
       </w:r>
     </w:p>
     <w:p>
@@ -28314,11 +29622,11 @@
       <w:pPr>
         <w:pStyle w:val="Ttulo3"/>
       </w:pPr>
-      <w:bookmarkStart w:id="173" w:name="_Toc227233010"/>
+      <w:bookmarkStart w:id="176" w:name="_Toc227233010"/>
       <w:r>
         <w:t>Resultado 2 – Automatización del proceso de gestión de manifiestos</w:t>
       </w:r>
-      <w:bookmarkEnd w:id="173"/>
+      <w:bookmarkEnd w:id="176"/>
     </w:p>
     <w:p>
       <w:pPr>
@@ -28356,11 +29664,11 @@
       <w:pPr>
         <w:pStyle w:val="Ttulo3"/>
       </w:pPr>
-      <w:bookmarkStart w:id="174" w:name="_Toc227233011"/>
+      <w:bookmarkStart w:id="177" w:name="_Toc227233011"/>
       <w:r>
         <w:t>Resultado 3 – Base de datos relacional centralizada</w:t>
       </w:r>
-      <w:bookmarkEnd w:id="174"/>
+      <w:bookmarkEnd w:id="177"/>
     </w:p>
     <w:p>
       <w:pPr>
@@ -28398,11 +29706,11 @@
       <w:pPr>
         <w:pStyle w:val="Ttulo3"/>
       </w:pPr>
-      <w:bookmarkStart w:id="175" w:name="_Toc227233012"/>
+      <w:bookmarkStart w:id="178" w:name="_Toc227233012"/>
       <w:r>
         <w:t>Resultado 4 – Generación automatizada del reporte COA</w:t>
       </w:r>
-      <w:bookmarkEnd w:id="175"/>
+      <w:bookmarkEnd w:id="178"/>
     </w:p>
     <w:p>
       <w:pPr>
@@ -28512,19 +29820,19 @@
       <w:pPr>
         <w:pStyle w:val="Ttulo3"/>
       </w:pPr>
-      <w:bookmarkStart w:id="176" w:name="_Toc227233013"/>
+      <w:bookmarkStart w:id="179" w:name="_Toc227233013"/>
       <w:r>
         <w:lastRenderedPageBreak/>
         <w:t>Resultado 5 – Mejoras cuantificables en el proceso</w:t>
       </w:r>
-      <w:bookmarkEnd w:id="176"/>
+      <w:bookmarkEnd w:id="179"/>
     </w:p>
     <w:p>
       <w:pPr>
         <w:pStyle w:val="Descripcin"/>
         <w:keepNext/>
       </w:pPr>
-      <w:bookmarkStart w:id="177" w:name="_Toc227232910"/>
+      <w:bookmarkStart w:id="180" w:name="_Toc227232910"/>
       <w:r>
         <w:t xml:space="preserve">Tabla </w:t>
       </w:r>
@@ -28543,7 +29851,7 @@
         </w:rPr>
         <w:t>12</w:t>
       </w:r>
-      <w:bookmarkEnd w:id="177"/>
+      <w:bookmarkEnd w:id="180"/>
       <w:r>
         <w:fldChar w:fldCharType="end"/>
       </w:r>
@@ -29485,11 +30793,11 @@
       <w:pPr>
         <w:pStyle w:val="Ttulo2"/>
       </w:pPr>
-      <w:bookmarkStart w:id="178" w:name="_Toc227233014"/>
+      <w:bookmarkStart w:id="181" w:name="_Toc227233014"/>
       <w:r>
         <w:t>Impacto del Proyecto en la Organización</w:t>
       </w:r>
-      <w:bookmarkEnd w:id="178"/>
+      <w:bookmarkEnd w:id="181"/>
     </w:p>
     <w:p>
       <w:pPr>
@@ -29606,13 +30914,13 @@
       <w:pPr>
         <w:pStyle w:val="Ttulo2"/>
       </w:pPr>
-      <w:bookmarkStart w:id="179" w:name="_Toc227188000"/>
-      <w:bookmarkStart w:id="180" w:name="_Toc227233015"/>
+      <w:bookmarkStart w:id="182" w:name="_Toc227188000"/>
+      <w:bookmarkStart w:id="183" w:name="_Toc227233015"/>
       <w:r>
         <w:t>TRABAJO FUTURO</w:t>
       </w:r>
-      <w:bookmarkEnd w:id="179"/>
-      <w:bookmarkEnd w:id="180"/>
+      <w:bookmarkEnd w:id="182"/>
+      <w:bookmarkEnd w:id="183"/>
     </w:p>
     <w:p>
       <w:pPr>
@@ -29680,7 +30988,25 @@
           <w:sz w:val="24"/>
           <w:szCs w:val="24"/>
         </w:rPr>
-        <w:t>Integración con el Sistema RETC de SEMARNAT: Desarrollar una funcionalidad de exportación del reporte COA en el formato XML o CSV requerido directamente por el sistema en línea de SEMARNAT, eliminando la necesidad de re-captura en el portal.</w:t>
+        <w:t xml:space="preserve">Integración con el Sistema RETC de SEMARNAT: Desarrollar una funcionalidad de exportación del reporte COA en el formato XML o CSV requerido directamente por el sistema en línea de SEMARNAT, eliminando la necesidad de </w:t>
+      </w:r>
+      <w:proofErr w:type="spellStart"/>
+      <w:r>
+        <w:rPr>
+          <w:rFonts w:ascii="Arial" w:eastAsia="Arial" w:hAnsi="Arial" w:cs="Arial"/>
+          <w:sz w:val="24"/>
+          <w:szCs w:val="24"/>
+        </w:rPr>
+        <w:t>re-captura</w:t>
+      </w:r>
+      <w:proofErr w:type="spellEnd"/>
+      <w:r>
+        <w:rPr>
+          <w:rFonts w:ascii="Arial" w:eastAsia="Arial" w:hAnsi="Arial" w:cs="Arial"/>
+          <w:sz w:val="24"/>
+          <w:szCs w:val="24"/>
+        </w:rPr>
+        <w:t xml:space="preserve"> en el portal.</w:t>
       </w:r>
     </w:p>
     <w:p>
@@ -29705,7 +31031,25 @@
           <w:sz w:val="24"/>
           <w:szCs w:val="24"/>
         </w:rPr>
-        <w:t>Módulo estadístico y de visualización: Incorporar gráficas y dashboards que permitan visualizar tendencias en la generación de residuos peligrosos por tipo, empresa, periodo y región, aportando valor analítico a la gestión ambiental.</w:t>
+        <w:t xml:space="preserve">Módulo estadístico y de visualización: Incorporar gráficas y </w:t>
+      </w:r>
+      <w:proofErr w:type="spellStart"/>
+      <w:r>
+        <w:rPr>
+          <w:rFonts w:ascii="Arial" w:eastAsia="Arial" w:hAnsi="Arial" w:cs="Arial"/>
+          <w:sz w:val="24"/>
+          <w:szCs w:val="24"/>
+        </w:rPr>
+        <w:t>dashboards</w:t>
+      </w:r>
+      <w:proofErr w:type="spellEnd"/>
+      <w:r>
+        <w:rPr>
+          <w:rFonts w:ascii="Arial" w:eastAsia="Arial" w:hAnsi="Arial" w:cs="Arial"/>
+          <w:sz w:val="24"/>
+          <w:szCs w:val="24"/>
+        </w:rPr>
+        <w:t xml:space="preserve"> que permitan visualizar tendencias en la generación de residuos peligrosos por tipo, empresa, periodo y región, aportando valor analítico a la gestión ambiental.</w:t>
       </w:r>
     </w:p>
     <w:p>
@@ -29799,13 +31143,13 @@
       <w:pPr>
         <w:pStyle w:val="Ttulo2"/>
       </w:pPr>
-      <w:bookmarkStart w:id="181" w:name="_Toc227188001"/>
-      <w:bookmarkStart w:id="182" w:name="_Toc227233016"/>
+      <w:bookmarkStart w:id="184" w:name="_Toc227188001"/>
+      <w:bookmarkStart w:id="185" w:name="_Toc227233016"/>
       <w:r>
         <w:t>CONCLUSIONES</w:t>
       </w:r>
-      <w:bookmarkEnd w:id="181"/>
-      <w:bookmarkEnd w:id="182"/>
+      <w:bookmarkEnd w:id="184"/>
+      <w:bookmarkEnd w:id="185"/>
     </w:p>
     <w:p>
       <w:pPr>
@@ -29953,9 +31297,8 @@
           <w:szCs w:val="24"/>
         </w:rPr>
         <w:sectPr>
-          <w:footerReference w:type="even" r:id="rId84"/>
-          <w:footerReference w:type="default" r:id="rId85"/>
-          <w:footerReference w:type="first" r:id="rId86"/>
+          <w:footerReference w:type="even" r:id="rId62"/>
+          <w:footerReference w:type="first" r:id="rId63"/>
           <w:pgSz w:w="12240" w:h="15840"/>
           <w:pgMar w:top="1420" w:right="1080" w:bottom="1080" w:left="1440" w:header="0" w:footer="833" w:gutter="0"/>
           <w:cols w:space="720"/>
@@ -29968,14 +31311,14 @@
       <w:pPr>
         <w:pStyle w:val="Ttulo1"/>
       </w:pPr>
-      <w:bookmarkStart w:id="183" w:name="_Toc227188002"/>
-      <w:bookmarkStart w:id="184" w:name="_Toc227233017"/>
+      <w:bookmarkStart w:id="186" w:name="_Toc227188002"/>
+      <w:bookmarkStart w:id="187" w:name="_Toc227233017"/>
       <w:r>
         <w:lastRenderedPageBreak/>
         <w:t>REFERENCIAS DE CONSULTA</w:t>
       </w:r>
-      <w:bookmarkEnd w:id="183"/>
-      <w:bookmarkEnd w:id="184"/>
+      <w:bookmarkEnd w:id="186"/>
+      <w:bookmarkEnd w:id="187"/>
     </w:p>
     <w:p>
       <w:pPr>
@@ -30151,6 +31494,7 @@
         </w:rPr>
         <w:t xml:space="preserve">Cámara de Diputados del H. Congreso de la Unión. (1988). </w:t>
       </w:r>
+      <w:bookmarkStart w:id="188" w:name="_Int_4k2FnEr3"/>
       <w:r>
         <w:rPr>
           <w:rStyle w:val="nfasis"/>
@@ -30166,7 +31510,24 @@
           <w:color w:val="000000"/>
           <w:spacing w:val="-2"/>
         </w:rPr>
-        <w:t xml:space="preserve">. Diario Oficial de la </w:t>
+        <w:t>.</w:t>
+      </w:r>
+      <w:bookmarkEnd w:id="188"/>
+      <w:r>
+        <w:rPr>
+          <w:rFonts w:ascii="Arial" w:hAnsi="Arial"/>
+          <w:color w:val="000000"/>
+          <w:spacing w:val="-2"/>
+        </w:rPr>
+        <w:t xml:space="preserve"> (“Ley General del Equilibrio Ecológico y la Protección al Ambiente”)</w:t>
+      </w:r>
+      <w:r>
+        <w:rPr>
+          <w:rFonts w:ascii="Arial" w:hAnsi="Arial"/>
+          <w:color w:val="000000"/>
+          <w:spacing w:val="-2"/>
+        </w:rPr>
+        <w:t xml:space="preserve"> Diario Oficial de la </w:t>
       </w:r>
       <w:r>
         <w:rPr>
@@ -30196,11 +31557,11 @@
       </w:pPr>
     </w:p>
     <w:sectPr>
-      <w:footerReference w:type="even" r:id="rId87"/>
-      <w:footerReference w:type="default" r:id="rId88"/>
-      <w:footerReference w:type="first" r:id="rId89"/>
+      <w:footerReference w:type="even" r:id="rId64"/>
+      <w:footerReference w:type="first" r:id="rId65"/>
       <w:pgSz w:w="12240" w:h="15840"/>
       <w:pgMar w:top="1400" w:right="1080" w:bottom="1080" w:left="1440" w:header="0" w:footer="833" w:gutter="0"/>
+      <w:pgNumType w:start="1"/>
       <w:cols w:space="720"/>
       <w:formProt w:val="0"/>
       <w:docGrid w:linePitch="100"/>
@@ -30229,314 +31590,6 @@
 </file>
 
 <file path=word/footer1.xml><?xml version="1.0" encoding="utf-8"?>
-<w:ftr xmlns:wpc="http://schemas.microsoft.com/office/word/2010/wordprocessingCanvas" xmlns:cx="http://schemas.microsoft.com/office/drawing/2014/chartex" xmlns:cx1="http://schemas.microsoft.com/office/drawing/2015/9/8/chartex" xmlns:cx2="http://schemas.microsoft.com/office/drawing/2015/10/21/chartex" xmlns:cx3="http://schemas.microsoft.com/office/drawing/2016/5/9/chartex" xmlns:cx4="http://schemas.microsoft.com/office/drawing/2016/5/10/chartex" xmlns:cx5="http://schemas.microsoft.com/office/drawing/2016/5/11/chartex" xmlns:cx6="http://schemas.microsoft.com/office/drawing/2016/5/12/chartex" xmlns:cx7="http://schemas.microsoft.com/office/drawing/2016/5/13/chartex" xmlns:cx8="http://schemas.microsoft.com/office/drawing/2016/5/14/chartex" xmlns:mc="http://schemas.openxmlformats.org/markup-compatibility/2006" xmlns:aink="http://schemas.microsoft.com/office/drawing/2016/ink" xmlns:am3d="http://schemas.microsoft.com/office/drawing/2017/model3d" xmlns:o="urn:schemas-microsoft-com:office:office" xmlns:oel="http://schemas.microsoft.com/office/2019/extlst" xmlns:r="http://schemas.openxmlformats.org/officeDocument/2006/relationships" xmlns:m="http://schemas.openxmlformats.org/officeDocument/2006/math" xmlns:v="urn:schemas-microsoft-com:vml" xmlns:wp14="http://schemas.microsoft.com/office/word/2010/wordprocessingDrawing" xmlns:wp="http://schemas.openxmlformats.org/drawingml/2006/wordprocessingDrawing" xmlns:w10="urn:schemas-microsoft-com:office:word" xmlns:w="http://schemas.openxmlformats.org/wordprocessingml/2006/main" xmlns:w14="http://schemas.microsoft.com/office/word/2010/wordml" xmlns:w15="http://schemas.microsoft.com/office/word/2012/wordml" xmlns:w16cex="http://schemas.microsoft.com/office/word/2018/wordml/cex" xmlns:w16cid="http://schemas.microsoft.com/office/word/2016/wordml/cid" xmlns:w16="http://schemas.microsoft.com/office/word/2018/wordml" xmlns:w16du="http://schemas.microsoft.com/office/word/2023/wordml/word16du" xmlns:w16sdtdh="http://schemas.microsoft.com/office/word/2020/wordml/sdtdatahash" xmlns:w16sdtfl="http://schemas.microsoft.com/office/word/2024/wordml/sdtformatlock" xmlns:w16se="http://schemas.microsoft.com/office/word/2015/wordml/symex" xmlns:wpg="http://schemas.microsoft.com/office/word/2010/wordprocessingGroup" xmlns:wpi="http://schemas.microsoft.com/office/word/2010/wordprocessingInk" xmlns:wne="http://schemas.microsoft.com/office/word/2006/wordml" xmlns:wps="http://schemas.microsoft.com/office/word/2010/wordprocessingShape" mc:Ignorable="w14 w15 w16se w16cid w16 w16cex w16sdtdh w16sdtfl w16du wp14">
-  <w:p>
-    <w:pPr>
-      <w:pStyle w:val="Piedepgina"/>
-    </w:pPr>
-  </w:p>
-</w:ftr>
-</file>
-
-<file path=word/footer10.xml><?xml version="1.0" encoding="utf-8"?>
-<w:ftr xmlns:wpc="http://schemas.microsoft.com/office/word/2010/wordprocessingCanvas" xmlns:cx="http://schemas.microsoft.com/office/drawing/2014/chartex" xmlns:cx1="http://schemas.microsoft.com/office/drawing/2015/9/8/chartex" xmlns:cx2="http://schemas.microsoft.com/office/drawing/2015/10/21/chartex" xmlns:cx3="http://schemas.microsoft.com/office/drawing/2016/5/9/chartex" xmlns:cx4="http://schemas.microsoft.com/office/drawing/2016/5/10/chartex" xmlns:cx5="http://schemas.microsoft.com/office/drawing/2016/5/11/chartex" xmlns:cx6="http://schemas.microsoft.com/office/drawing/2016/5/12/chartex" xmlns:cx7="http://schemas.microsoft.com/office/drawing/2016/5/13/chartex" xmlns:cx8="http://schemas.microsoft.com/office/drawing/2016/5/14/chartex" xmlns:mc="http://schemas.openxmlformats.org/markup-compatibility/2006" xmlns:aink="http://schemas.microsoft.com/office/drawing/2016/ink" xmlns:am3d="http://schemas.microsoft.com/office/drawing/2017/model3d" xmlns:o="urn:schemas-microsoft-com:office:office" xmlns:oel="http://schemas.microsoft.com/office/2019/extlst" xmlns:r="http://schemas.openxmlformats.org/officeDocument/2006/relationships" xmlns:m="http://schemas.openxmlformats.org/officeDocument/2006/math" xmlns:v="urn:schemas-microsoft-com:vml" xmlns:wp14="http://schemas.microsoft.com/office/word/2010/wordprocessingDrawing" xmlns:wp="http://schemas.openxmlformats.org/drawingml/2006/wordprocessingDrawing" xmlns:w10="urn:schemas-microsoft-com:office:word" xmlns:w="http://schemas.openxmlformats.org/wordprocessingml/2006/main" xmlns:w14="http://schemas.microsoft.com/office/word/2010/wordml" xmlns:w15="http://schemas.microsoft.com/office/word/2012/wordml" xmlns:w16cex="http://schemas.microsoft.com/office/word/2018/wordml/cex" xmlns:w16cid="http://schemas.microsoft.com/office/word/2016/wordml/cid" xmlns:w16="http://schemas.microsoft.com/office/word/2018/wordml" xmlns:w16du="http://schemas.microsoft.com/office/word/2023/wordml/word16du" xmlns:w16sdtdh="http://schemas.microsoft.com/office/word/2020/wordml/sdtdatahash" xmlns:w16sdtfl="http://schemas.microsoft.com/office/word/2024/wordml/sdtformatlock" xmlns:w16se="http://schemas.microsoft.com/office/word/2015/wordml/symex" xmlns:wpg="http://schemas.microsoft.com/office/word/2010/wordprocessingGroup" xmlns:wpi="http://schemas.microsoft.com/office/word/2010/wordprocessingInk" xmlns:wne="http://schemas.microsoft.com/office/word/2006/wordml" xmlns:wps="http://schemas.microsoft.com/office/word/2010/wordprocessingShape" mc:Ignorable="w14 w15 w16se w16cid w16 w16cex w16sdtdh w16sdtfl w16du wp14">
-  <w:p>
-    <w:pPr>
-      <w:pStyle w:val="Textoindependiente"/>
-      <w:spacing w:line="14" w:lineRule="auto"/>
-      <w:rPr>
-        <w:sz w:val="2"/>
-      </w:rPr>
-    </w:pPr>
-  </w:p>
-</w:ftr>
-</file>
-
-<file path=word/footer11.xml><?xml version="1.0" encoding="utf-8"?>
-<w:ftr xmlns:wpc="http://schemas.microsoft.com/office/word/2010/wordprocessingCanvas" xmlns:cx="http://schemas.microsoft.com/office/drawing/2014/chartex" xmlns:cx1="http://schemas.microsoft.com/office/drawing/2015/9/8/chartex" xmlns:cx2="http://schemas.microsoft.com/office/drawing/2015/10/21/chartex" xmlns:cx3="http://schemas.microsoft.com/office/drawing/2016/5/9/chartex" xmlns:cx4="http://schemas.microsoft.com/office/drawing/2016/5/10/chartex" xmlns:cx5="http://schemas.microsoft.com/office/drawing/2016/5/11/chartex" xmlns:cx6="http://schemas.microsoft.com/office/drawing/2016/5/12/chartex" xmlns:cx7="http://schemas.microsoft.com/office/drawing/2016/5/13/chartex" xmlns:cx8="http://schemas.microsoft.com/office/drawing/2016/5/14/chartex" xmlns:mc="http://schemas.openxmlformats.org/markup-compatibility/2006" xmlns:aink="http://schemas.microsoft.com/office/drawing/2016/ink" xmlns:am3d="http://schemas.microsoft.com/office/drawing/2017/model3d" xmlns:o="urn:schemas-microsoft-com:office:office" xmlns:oel="http://schemas.microsoft.com/office/2019/extlst" xmlns:r="http://schemas.openxmlformats.org/officeDocument/2006/relationships" xmlns:m="http://schemas.openxmlformats.org/officeDocument/2006/math" xmlns:v="urn:schemas-microsoft-com:vml" xmlns:wp14="http://schemas.microsoft.com/office/word/2010/wordprocessingDrawing" xmlns:wp="http://schemas.openxmlformats.org/drawingml/2006/wordprocessingDrawing" xmlns:w10="urn:schemas-microsoft-com:office:word" xmlns:w="http://schemas.openxmlformats.org/wordprocessingml/2006/main" xmlns:w14="http://schemas.microsoft.com/office/word/2010/wordml" xmlns:w15="http://schemas.microsoft.com/office/word/2012/wordml" xmlns:w16cex="http://schemas.microsoft.com/office/word/2018/wordml/cex" xmlns:w16cid="http://schemas.microsoft.com/office/word/2016/wordml/cid" xmlns:w16="http://schemas.microsoft.com/office/word/2018/wordml" xmlns:w16du="http://schemas.microsoft.com/office/word/2023/wordml/word16du" xmlns:w16sdtdh="http://schemas.microsoft.com/office/word/2020/wordml/sdtdatahash" xmlns:w16sdtfl="http://schemas.microsoft.com/office/word/2024/wordml/sdtformatlock" xmlns:w16se="http://schemas.microsoft.com/office/word/2015/wordml/symex" xmlns:wpg="http://schemas.microsoft.com/office/word/2010/wordprocessingGroup" xmlns:wpi="http://schemas.microsoft.com/office/word/2010/wordprocessingInk" xmlns:wne="http://schemas.microsoft.com/office/word/2006/wordml" xmlns:wps="http://schemas.microsoft.com/office/word/2010/wordprocessingShape" mc:Ignorable="w14 w15 w16se w16cid w16 w16cex w16sdtdh w16sdtfl w16du wp14">
-  <w:p>
-    <w:pPr>
-      <w:pStyle w:val="Textoindependiente"/>
-      <w:spacing w:line="14" w:lineRule="auto"/>
-      <w:rPr>
-        <w:sz w:val="2"/>
-      </w:rPr>
-    </w:pPr>
-  </w:p>
-</w:ftr>
-</file>
-
-<file path=word/footer12.xml><?xml version="1.0" encoding="utf-8"?>
-<w:ftr xmlns:wpc="http://schemas.microsoft.com/office/word/2010/wordprocessingCanvas" xmlns:cx="http://schemas.microsoft.com/office/drawing/2014/chartex" xmlns:cx1="http://schemas.microsoft.com/office/drawing/2015/9/8/chartex" xmlns:cx2="http://schemas.microsoft.com/office/drawing/2015/10/21/chartex" xmlns:cx3="http://schemas.microsoft.com/office/drawing/2016/5/9/chartex" xmlns:cx4="http://schemas.microsoft.com/office/drawing/2016/5/10/chartex" xmlns:cx5="http://schemas.microsoft.com/office/drawing/2016/5/11/chartex" xmlns:cx6="http://schemas.microsoft.com/office/drawing/2016/5/12/chartex" xmlns:cx7="http://schemas.microsoft.com/office/drawing/2016/5/13/chartex" xmlns:cx8="http://schemas.microsoft.com/office/drawing/2016/5/14/chartex" xmlns:mc="http://schemas.openxmlformats.org/markup-compatibility/2006" xmlns:aink="http://schemas.microsoft.com/office/drawing/2016/ink" xmlns:am3d="http://schemas.microsoft.com/office/drawing/2017/model3d" xmlns:o="urn:schemas-microsoft-com:office:office" xmlns:oel="http://schemas.microsoft.com/office/2019/extlst" xmlns:r="http://schemas.openxmlformats.org/officeDocument/2006/relationships" xmlns:m="http://schemas.openxmlformats.org/officeDocument/2006/math" xmlns:v="urn:schemas-microsoft-com:vml" xmlns:wp14="http://schemas.microsoft.com/office/word/2010/wordprocessingDrawing" xmlns:wp="http://schemas.openxmlformats.org/drawingml/2006/wordprocessingDrawing" xmlns:w10="urn:schemas-microsoft-com:office:word" xmlns:w="http://schemas.openxmlformats.org/wordprocessingml/2006/main" xmlns:w14="http://schemas.microsoft.com/office/word/2010/wordml" xmlns:w15="http://schemas.microsoft.com/office/word/2012/wordml" xmlns:w16cex="http://schemas.microsoft.com/office/word/2018/wordml/cex" xmlns:w16cid="http://schemas.microsoft.com/office/word/2016/wordml/cid" xmlns:w16="http://schemas.microsoft.com/office/word/2018/wordml" xmlns:w16du="http://schemas.microsoft.com/office/word/2023/wordml/word16du" xmlns:w16sdtdh="http://schemas.microsoft.com/office/word/2020/wordml/sdtdatahash" xmlns:w16sdtfl="http://schemas.microsoft.com/office/word/2024/wordml/sdtformatlock" xmlns:w16se="http://schemas.microsoft.com/office/word/2015/wordml/symex" xmlns:wpg="http://schemas.microsoft.com/office/word/2010/wordprocessingGroup" xmlns:wpi="http://schemas.microsoft.com/office/word/2010/wordprocessingInk" xmlns:wne="http://schemas.microsoft.com/office/word/2006/wordml" xmlns:wps="http://schemas.microsoft.com/office/word/2010/wordprocessingShape" mc:Ignorable="w14 w15 w16se w16cid w16 w16cex w16sdtdh w16sdtfl w16du wp14">
-  <w:p>
-    <w:pPr>
-      <w:pStyle w:val="Piedepgina"/>
-    </w:pPr>
-  </w:p>
-</w:ftr>
-</file>
-
-<file path=word/footer13.xml><?xml version="1.0" encoding="utf-8"?>
-<w:ftr xmlns:wpc="http://schemas.microsoft.com/office/word/2010/wordprocessingCanvas" xmlns:cx="http://schemas.microsoft.com/office/drawing/2014/chartex" xmlns:cx1="http://schemas.microsoft.com/office/drawing/2015/9/8/chartex" xmlns:cx2="http://schemas.microsoft.com/office/drawing/2015/10/21/chartex" xmlns:cx3="http://schemas.microsoft.com/office/drawing/2016/5/9/chartex" xmlns:cx4="http://schemas.microsoft.com/office/drawing/2016/5/10/chartex" xmlns:cx5="http://schemas.microsoft.com/office/drawing/2016/5/11/chartex" xmlns:cx6="http://schemas.microsoft.com/office/drawing/2016/5/12/chartex" xmlns:cx7="http://schemas.microsoft.com/office/drawing/2016/5/13/chartex" xmlns:cx8="http://schemas.microsoft.com/office/drawing/2016/5/14/chartex" xmlns:mc="http://schemas.openxmlformats.org/markup-compatibility/2006" xmlns:aink="http://schemas.microsoft.com/office/drawing/2016/ink" xmlns:am3d="http://schemas.microsoft.com/office/drawing/2017/model3d" xmlns:o="urn:schemas-microsoft-com:office:office" xmlns:oel="http://schemas.microsoft.com/office/2019/extlst" xmlns:r="http://schemas.openxmlformats.org/officeDocument/2006/relationships" xmlns:m="http://schemas.openxmlformats.org/officeDocument/2006/math" xmlns:v="urn:schemas-microsoft-com:vml" xmlns:wp14="http://schemas.microsoft.com/office/word/2010/wordprocessingDrawing" xmlns:wp="http://schemas.openxmlformats.org/drawingml/2006/wordprocessingDrawing" xmlns:w10="urn:schemas-microsoft-com:office:word" xmlns:w="http://schemas.openxmlformats.org/wordprocessingml/2006/main" xmlns:w14="http://schemas.microsoft.com/office/word/2010/wordml" xmlns:w15="http://schemas.microsoft.com/office/word/2012/wordml" xmlns:w16cex="http://schemas.microsoft.com/office/word/2018/wordml/cex" xmlns:w16cid="http://schemas.microsoft.com/office/word/2016/wordml/cid" xmlns:w16="http://schemas.microsoft.com/office/word/2018/wordml" xmlns:w16du="http://schemas.microsoft.com/office/word/2023/wordml/word16du" xmlns:w16sdtdh="http://schemas.microsoft.com/office/word/2020/wordml/sdtdatahash" xmlns:w16sdtfl="http://schemas.microsoft.com/office/word/2024/wordml/sdtformatlock" xmlns:w16se="http://schemas.microsoft.com/office/word/2015/wordml/symex" xmlns:wpg="http://schemas.microsoft.com/office/word/2010/wordprocessingGroup" xmlns:wpi="http://schemas.microsoft.com/office/word/2010/wordprocessingInk" xmlns:wne="http://schemas.microsoft.com/office/word/2006/wordml" xmlns:wps="http://schemas.microsoft.com/office/word/2010/wordprocessingShape" mc:Ignorable="w14 w15 w16se w16cid w16 w16cex w16sdtdh w16sdtfl w16du wp14">
-  <w:p>
-    <w:pPr>
-      <w:pStyle w:val="Textoindependiente"/>
-      <w:spacing w:line="14" w:lineRule="auto"/>
-      <w:rPr>
-        <w:sz w:val="2"/>
-      </w:rPr>
-    </w:pPr>
-  </w:p>
-</w:ftr>
-</file>
-
-<file path=word/footer14.xml><?xml version="1.0" encoding="utf-8"?>
-<w:ftr xmlns:wpc="http://schemas.microsoft.com/office/word/2010/wordprocessingCanvas" xmlns:cx="http://schemas.microsoft.com/office/drawing/2014/chartex" xmlns:cx1="http://schemas.microsoft.com/office/drawing/2015/9/8/chartex" xmlns:cx2="http://schemas.microsoft.com/office/drawing/2015/10/21/chartex" xmlns:cx3="http://schemas.microsoft.com/office/drawing/2016/5/9/chartex" xmlns:cx4="http://schemas.microsoft.com/office/drawing/2016/5/10/chartex" xmlns:cx5="http://schemas.microsoft.com/office/drawing/2016/5/11/chartex" xmlns:cx6="http://schemas.microsoft.com/office/drawing/2016/5/12/chartex" xmlns:cx7="http://schemas.microsoft.com/office/drawing/2016/5/13/chartex" xmlns:cx8="http://schemas.microsoft.com/office/drawing/2016/5/14/chartex" xmlns:mc="http://schemas.openxmlformats.org/markup-compatibility/2006" xmlns:aink="http://schemas.microsoft.com/office/drawing/2016/ink" xmlns:am3d="http://schemas.microsoft.com/office/drawing/2017/model3d" xmlns:o="urn:schemas-microsoft-com:office:office" xmlns:oel="http://schemas.microsoft.com/office/2019/extlst" xmlns:r="http://schemas.openxmlformats.org/officeDocument/2006/relationships" xmlns:m="http://schemas.openxmlformats.org/officeDocument/2006/math" xmlns:v="urn:schemas-microsoft-com:vml" xmlns:wp14="http://schemas.microsoft.com/office/word/2010/wordprocessingDrawing" xmlns:wp="http://schemas.openxmlformats.org/drawingml/2006/wordprocessingDrawing" xmlns:w10="urn:schemas-microsoft-com:office:word" xmlns:w="http://schemas.openxmlformats.org/wordprocessingml/2006/main" xmlns:w14="http://schemas.microsoft.com/office/word/2010/wordml" xmlns:w15="http://schemas.microsoft.com/office/word/2012/wordml" xmlns:w16cex="http://schemas.microsoft.com/office/word/2018/wordml/cex" xmlns:w16cid="http://schemas.microsoft.com/office/word/2016/wordml/cid" xmlns:w16="http://schemas.microsoft.com/office/word/2018/wordml" xmlns:w16du="http://schemas.microsoft.com/office/word/2023/wordml/word16du" xmlns:w16sdtdh="http://schemas.microsoft.com/office/word/2020/wordml/sdtdatahash" xmlns:w16sdtfl="http://schemas.microsoft.com/office/word/2024/wordml/sdtformatlock" xmlns:w16se="http://schemas.microsoft.com/office/word/2015/wordml/symex" xmlns:wpg="http://schemas.microsoft.com/office/word/2010/wordprocessingGroup" xmlns:wpi="http://schemas.microsoft.com/office/word/2010/wordprocessingInk" xmlns:wne="http://schemas.microsoft.com/office/word/2006/wordml" xmlns:wps="http://schemas.microsoft.com/office/word/2010/wordprocessingShape" mc:Ignorable="w14 w15 w16se w16cid w16 w16cex w16sdtdh w16sdtfl w16du wp14">
-  <w:p>
-    <w:pPr>
-      <w:pStyle w:val="Textoindependiente"/>
-      <w:spacing w:line="14" w:lineRule="auto"/>
-      <w:rPr>
-        <w:sz w:val="2"/>
-      </w:rPr>
-    </w:pPr>
-  </w:p>
-</w:ftr>
-</file>
-
-<file path=word/footer15.xml><?xml version="1.0" encoding="utf-8"?>
-<w:ftr xmlns:wpc="http://schemas.microsoft.com/office/word/2010/wordprocessingCanvas" xmlns:cx="http://schemas.microsoft.com/office/drawing/2014/chartex" xmlns:cx1="http://schemas.microsoft.com/office/drawing/2015/9/8/chartex" xmlns:cx2="http://schemas.microsoft.com/office/drawing/2015/10/21/chartex" xmlns:cx3="http://schemas.microsoft.com/office/drawing/2016/5/9/chartex" xmlns:cx4="http://schemas.microsoft.com/office/drawing/2016/5/10/chartex" xmlns:cx5="http://schemas.microsoft.com/office/drawing/2016/5/11/chartex" xmlns:cx6="http://schemas.microsoft.com/office/drawing/2016/5/12/chartex" xmlns:cx7="http://schemas.microsoft.com/office/drawing/2016/5/13/chartex" xmlns:cx8="http://schemas.microsoft.com/office/drawing/2016/5/14/chartex" xmlns:mc="http://schemas.openxmlformats.org/markup-compatibility/2006" xmlns:aink="http://schemas.microsoft.com/office/drawing/2016/ink" xmlns:am3d="http://schemas.microsoft.com/office/drawing/2017/model3d" xmlns:o="urn:schemas-microsoft-com:office:office" xmlns:oel="http://schemas.microsoft.com/office/2019/extlst" xmlns:r="http://schemas.openxmlformats.org/officeDocument/2006/relationships" xmlns:m="http://schemas.openxmlformats.org/officeDocument/2006/math" xmlns:v="urn:schemas-microsoft-com:vml" xmlns:wp14="http://schemas.microsoft.com/office/word/2010/wordprocessingDrawing" xmlns:wp="http://schemas.openxmlformats.org/drawingml/2006/wordprocessingDrawing" xmlns:w10="urn:schemas-microsoft-com:office:word" xmlns:w="http://schemas.openxmlformats.org/wordprocessingml/2006/main" xmlns:w14="http://schemas.microsoft.com/office/word/2010/wordml" xmlns:w15="http://schemas.microsoft.com/office/word/2012/wordml" xmlns:w16cex="http://schemas.microsoft.com/office/word/2018/wordml/cex" xmlns:w16cid="http://schemas.microsoft.com/office/word/2016/wordml/cid" xmlns:w16="http://schemas.microsoft.com/office/word/2018/wordml" xmlns:w16du="http://schemas.microsoft.com/office/word/2023/wordml/word16du" xmlns:w16sdtdh="http://schemas.microsoft.com/office/word/2020/wordml/sdtdatahash" xmlns:w16sdtfl="http://schemas.microsoft.com/office/word/2024/wordml/sdtformatlock" xmlns:w16se="http://schemas.microsoft.com/office/word/2015/wordml/symex" xmlns:wpg="http://schemas.microsoft.com/office/word/2010/wordprocessingGroup" xmlns:wpi="http://schemas.microsoft.com/office/word/2010/wordprocessingInk" xmlns:wne="http://schemas.microsoft.com/office/word/2006/wordml" xmlns:wps="http://schemas.microsoft.com/office/word/2010/wordprocessingShape" mc:Ignorable="w14 w15 w16se w16cid w16 w16cex w16sdtdh w16sdtfl w16du wp14">
-  <w:p>
-    <w:pPr>
-      <w:pStyle w:val="Piedepgina"/>
-    </w:pPr>
-  </w:p>
-</w:ftr>
-</file>
-
-<file path=word/footer16.xml><?xml version="1.0" encoding="utf-8"?>
-<w:ftr xmlns:wpc="http://schemas.microsoft.com/office/word/2010/wordprocessingCanvas" xmlns:cx="http://schemas.microsoft.com/office/drawing/2014/chartex" xmlns:cx1="http://schemas.microsoft.com/office/drawing/2015/9/8/chartex" xmlns:cx2="http://schemas.microsoft.com/office/drawing/2015/10/21/chartex" xmlns:cx3="http://schemas.microsoft.com/office/drawing/2016/5/9/chartex" xmlns:cx4="http://schemas.microsoft.com/office/drawing/2016/5/10/chartex" xmlns:cx5="http://schemas.microsoft.com/office/drawing/2016/5/11/chartex" xmlns:cx6="http://schemas.microsoft.com/office/drawing/2016/5/12/chartex" xmlns:cx7="http://schemas.microsoft.com/office/drawing/2016/5/13/chartex" xmlns:cx8="http://schemas.microsoft.com/office/drawing/2016/5/14/chartex" xmlns:mc="http://schemas.openxmlformats.org/markup-compatibility/2006" xmlns:aink="http://schemas.microsoft.com/office/drawing/2016/ink" xmlns:am3d="http://schemas.microsoft.com/office/drawing/2017/model3d" xmlns:o="urn:schemas-microsoft-com:office:office" xmlns:oel="http://schemas.microsoft.com/office/2019/extlst" xmlns:r="http://schemas.openxmlformats.org/officeDocument/2006/relationships" xmlns:m="http://schemas.openxmlformats.org/officeDocument/2006/math" xmlns:v="urn:schemas-microsoft-com:vml" xmlns:wp14="http://schemas.microsoft.com/office/word/2010/wordprocessingDrawing" xmlns:wp="http://schemas.openxmlformats.org/drawingml/2006/wordprocessingDrawing" xmlns:w10="urn:schemas-microsoft-com:office:word" xmlns:w="http://schemas.openxmlformats.org/wordprocessingml/2006/main" xmlns:w14="http://schemas.microsoft.com/office/word/2010/wordml" xmlns:w15="http://schemas.microsoft.com/office/word/2012/wordml" xmlns:w16cex="http://schemas.microsoft.com/office/word/2018/wordml/cex" xmlns:w16cid="http://schemas.microsoft.com/office/word/2016/wordml/cid" xmlns:w16="http://schemas.microsoft.com/office/word/2018/wordml" xmlns:w16du="http://schemas.microsoft.com/office/word/2023/wordml/word16du" xmlns:w16sdtdh="http://schemas.microsoft.com/office/word/2020/wordml/sdtdatahash" xmlns:w16sdtfl="http://schemas.microsoft.com/office/word/2024/wordml/sdtformatlock" xmlns:w16se="http://schemas.microsoft.com/office/word/2015/wordml/symex" xmlns:wpg="http://schemas.microsoft.com/office/word/2010/wordprocessingGroup" xmlns:wpi="http://schemas.microsoft.com/office/word/2010/wordprocessingInk" xmlns:wne="http://schemas.microsoft.com/office/word/2006/wordml" xmlns:wps="http://schemas.microsoft.com/office/word/2010/wordprocessingShape" mc:Ignorable="w14 w15 w16se w16cid w16 w16cex w16sdtdh w16sdtfl w16du wp14">
-  <w:sdt>
-    <w:sdtPr>
-      <w:id w:val="1208214560"/>
-      <w:docPartObj>
-        <w:docPartGallery w:val="Page Numbers (Bottom of Page)"/>
-        <w:docPartUnique/>
-      </w:docPartObj>
-    </w:sdtPr>
-    <w:sdtContent>
-      <w:p>
-        <w:pPr>
-          <w:pStyle w:val="Piedepgina"/>
-          <w:jc w:val="right"/>
-        </w:pPr>
-        <w:r>
-          <w:fldChar w:fldCharType="begin"/>
-        </w:r>
-        <w:r>
-          <w:instrText>PAGE   \* MERGEFORMAT</w:instrText>
-        </w:r>
-        <w:r>
-          <w:fldChar w:fldCharType="separate"/>
-        </w:r>
-        <w:r>
-          <w:t>2</w:t>
-        </w:r>
-        <w:r>
-          <w:fldChar w:fldCharType="end"/>
-        </w:r>
-      </w:p>
-    </w:sdtContent>
-  </w:sdt>
-  <w:p>
-    <w:pPr>
-      <w:pStyle w:val="Textoindependiente"/>
-      <w:spacing w:line="14" w:lineRule="auto"/>
-      <w:rPr>
-        <w:sz w:val="20"/>
-      </w:rPr>
-    </w:pPr>
-  </w:p>
-</w:ftr>
-</file>
-
-<file path=word/footer17.xml><?xml version="1.0" encoding="utf-8"?>
-<w:ftr xmlns:wpc="http://schemas.microsoft.com/office/word/2010/wordprocessingCanvas" xmlns:cx="http://schemas.microsoft.com/office/drawing/2014/chartex" xmlns:cx1="http://schemas.microsoft.com/office/drawing/2015/9/8/chartex" xmlns:cx2="http://schemas.microsoft.com/office/drawing/2015/10/21/chartex" xmlns:cx3="http://schemas.microsoft.com/office/drawing/2016/5/9/chartex" xmlns:cx4="http://schemas.microsoft.com/office/drawing/2016/5/10/chartex" xmlns:cx5="http://schemas.microsoft.com/office/drawing/2016/5/11/chartex" xmlns:cx6="http://schemas.microsoft.com/office/drawing/2016/5/12/chartex" xmlns:cx7="http://schemas.microsoft.com/office/drawing/2016/5/13/chartex" xmlns:cx8="http://schemas.microsoft.com/office/drawing/2016/5/14/chartex" xmlns:mc="http://schemas.openxmlformats.org/markup-compatibility/2006" xmlns:aink="http://schemas.microsoft.com/office/drawing/2016/ink" xmlns:am3d="http://schemas.microsoft.com/office/drawing/2017/model3d" xmlns:o="urn:schemas-microsoft-com:office:office" xmlns:oel="http://schemas.microsoft.com/office/2019/extlst" xmlns:r="http://schemas.openxmlformats.org/officeDocument/2006/relationships" xmlns:m="http://schemas.openxmlformats.org/officeDocument/2006/math" xmlns:v="urn:schemas-microsoft-com:vml" xmlns:wp14="http://schemas.microsoft.com/office/word/2010/wordprocessingDrawing" xmlns:wp="http://schemas.openxmlformats.org/drawingml/2006/wordprocessingDrawing" xmlns:w10="urn:schemas-microsoft-com:office:word" xmlns:w="http://schemas.openxmlformats.org/wordprocessingml/2006/main" xmlns:w14="http://schemas.microsoft.com/office/word/2010/wordml" xmlns:w15="http://schemas.microsoft.com/office/word/2012/wordml" xmlns:w16cex="http://schemas.microsoft.com/office/word/2018/wordml/cex" xmlns:w16cid="http://schemas.microsoft.com/office/word/2016/wordml/cid" xmlns:w16="http://schemas.microsoft.com/office/word/2018/wordml" xmlns:w16du="http://schemas.microsoft.com/office/word/2023/wordml/word16du" xmlns:w16sdtdh="http://schemas.microsoft.com/office/word/2020/wordml/sdtdatahash" xmlns:w16sdtfl="http://schemas.microsoft.com/office/word/2024/wordml/sdtformatlock" xmlns:w16se="http://schemas.microsoft.com/office/word/2015/wordml/symex" xmlns:wpg="http://schemas.microsoft.com/office/word/2010/wordprocessingGroup" xmlns:wpi="http://schemas.microsoft.com/office/word/2010/wordprocessingInk" xmlns:wne="http://schemas.microsoft.com/office/word/2006/wordml" xmlns:wps="http://schemas.microsoft.com/office/word/2010/wordprocessingShape" mc:Ignorable="w14 w15 w16se w16cid w16 w16cex w16sdtdh w16sdtfl w16du wp14">
-  <w:p>
-    <w:pPr>
-      <w:pStyle w:val="Textoindependiente"/>
-      <w:spacing w:line="14" w:lineRule="auto"/>
-      <w:rPr>
-        <w:sz w:val="20"/>
-      </w:rPr>
-    </w:pPr>
-    <w:r>
-      <w:rPr>
-        <w:noProof/>
-      </w:rPr>
-      <w:pict w14:anchorId="7CD481DB">
-        <v:shapetype id="_x0000_t202" coordsize="21600,21600" o:spt="202" path="m,l,21600r21600,l21600,xe">
-          <v:stroke joinstyle="miter"/>
-          <v:path gradientshapeok="t" o:connecttype="rect"/>
-        </v:shapetype>
-        <v:shape id="_x0000_s1061" type="#_x0000_t202" style="position:absolute;margin-left:525.5pt;margin-top:717.5pt;width:17.25pt;height:14.3pt;z-index:-251678720;visibility:visible;mso-wrap-style:square;mso-wrap-distance-left:0;mso-wrap-distance-top:0;mso-wrap-distance-right:0;mso-wrap-distance-bottom:0;mso-position-horizontal:absolute;mso-position-horizontal-relative:page;mso-position-vertical:absolute;mso-position-vertical-relative:page;v-text-anchor:top" o:gfxdata="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" o:allowincell="f" stroked="f">
-          <v:fill opacity="0"/>
-          <v:textbox inset="0,0,0,0">
-            <w:txbxContent>
-              <w:p>
-                <w:pPr>
-                  <w:pStyle w:val="Contenidodelmarco"/>
-                  <w:spacing w:before="13"/>
-                  <w:ind w:left="20"/>
-                  <w:rPr>
-                    <w:rFonts w:ascii="Arial MT" w:hAnsi="Arial MT"/>
-                  </w:rPr>
-                </w:pPr>
-                <w:r>
-                  <w:rPr>
-                    <w:rFonts w:ascii="Arial MT" w:hAnsi="Arial MT"/>
-                    <w:color w:val="000000"/>
-                    <w:spacing w:val="-5"/>
-                  </w:rPr>
-                  <w:fldChar w:fldCharType="begin"/>
-                </w:r>
-                <w:r>
-                  <w:rPr>
-                    <w:rFonts w:ascii="Arial MT" w:hAnsi="Arial MT"/>
-                    <w:color w:val="000000"/>
-                    <w:spacing w:val="-5"/>
-                  </w:rPr>
-                  <w:instrText xml:space="preserve"> PAGE </w:instrText>
-                </w:r>
-                <w:r>
-                  <w:rPr>
-                    <w:rFonts w:ascii="Arial MT" w:hAnsi="Arial MT"/>
-                    <w:color w:val="000000"/>
-                    <w:spacing w:val="-5"/>
-                  </w:rPr>
-                  <w:fldChar w:fldCharType="separate"/>
-                </w:r>
-                <w:r>
-                  <w:rPr>
-                    <w:rFonts w:ascii="Arial MT" w:hAnsi="Arial MT"/>
-                    <w:color w:val="000000"/>
-                    <w:spacing w:val="-5"/>
-                  </w:rPr>
-                  <w:t>5</w:t>
-                </w:r>
-                <w:r>
-                  <w:rPr>
-                    <w:rFonts w:ascii="Arial MT" w:hAnsi="Arial MT"/>
-                    <w:color w:val="000000"/>
-                    <w:spacing w:val="-5"/>
-                  </w:rPr>
-                  <w:fldChar w:fldCharType="end"/>
-                </w:r>
-              </w:p>
-            </w:txbxContent>
-          </v:textbox>
-          <w10:wrap anchorx="page" anchory="page"/>
-        </v:shape>
-      </w:pict>
-    </w:r>
-  </w:p>
-</w:ftr>
-</file>
-
-<file path=word/footer18.xml><?xml version="1.0" encoding="utf-8"?>
-<w:ftr xmlns:wpc="http://schemas.microsoft.com/office/word/2010/wordprocessingCanvas" xmlns:cx="http://schemas.microsoft.com/office/drawing/2014/chartex" xmlns:cx1="http://schemas.microsoft.com/office/drawing/2015/9/8/chartex" xmlns:cx2="http://schemas.microsoft.com/office/drawing/2015/10/21/chartex" xmlns:cx3="http://schemas.microsoft.com/office/drawing/2016/5/9/chartex" xmlns:cx4="http://schemas.microsoft.com/office/drawing/2016/5/10/chartex" xmlns:cx5="http://schemas.microsoft.com/office/drawing/2016/5/11/chartex" xmlns:cx6="http://schemas.microsoft.com/office/drawing/2016/5/12/chartex" xmlns:cx7="http://schemas.microsoft.com/office/drawing/2016/5/13/chartex" xmlns:cx8="http://schemas.microsoft.com/office/drawing/2016/5/14/chartex" xmlns:mc="http://schemas.openxmlformats.org/markup-compatibility/2006" xmlns:aink="http://schemas.microsoft.com/office/drawing/2016/ink" xmlns:am3d="http://schemas.microsoft.com/office/drawing/2017/model3d" xmlns:o="urn:schemas-microsoft-com:office:office" xmlns:oel="http://schemas.microsoft.com/office/2019/extlst" xmlns:r="http://schemas.openxmlformats.org/officeDocument/2006/relationships" xmlns:m="http://schemas.openxmlformats.org/officeDocument/2006/math" xmlns:v="urn:schemas-microsoft-com:vml" xmlns:wp14="http://schemas.microsoft.com/office/word/2010/wordprocessingDrawing" xmlns:wp="http://schemas.openxmlformats.org/drawingml/2006/wordprocessingDrawing" xmlns:w10="urn:schemas-microsoft-com:office:word" xmlns:w="http://schemas.openxmlformats.org/wordprocessingml/2006/main" xmlns:w14="http://schemas.microsoft.com/office/word/2010/wordml" xmlns:w15="http://schemas.microsoft.com/office/word/2012/wordml" xmlns:w16cex="http://schemas.microsoft.com/office/word/2018/wordml/cex" xmlns:w16cid="http://schemas.microsoft.com/office/word/2016/wordml/cid" xmlns:w16="http://schemas.microsoft.com/office/word/2018/wordml" xmlns:w16du="http://schemas.microsoft.com/office/word/2023/wordml/word16du" xmlns:w16sdtdh="http://schemas.microsoft.com/office/word/2020/wordml/sdtdatahash" xmlns:w16sdtfl="http://schemas.microsoft.com/office/word/2024/wordml/sdtformatlock" xmlns:w16se="http://schemas.microsoft.com/office/word/2015/wordml/symex" xmlns:wpg="http://schemas.microsoft.com/office/word/2010/wordprocessingGroup" xmlns:wpi="http://schemas.microsoft.com/office/word/2010/wordprocessingInk" xmlns:wne="http://schemas.microsoft.com/office/word/2006/wordml" xmlns:wps="http://schemas.microsoft.com/office/word/2010/wordprocessingShape" mc:Ignorable="w14 w15 w16se w16cid w16 w16cex w16sdtdh w16sdtfl w16du wp14">
-  <w:p>
-    <w:pPr>
-      <w:pStyle w:val="Piedepgina"/>
-    </w:pPr>
-  </w:p>
-</w:ftr>
-</file>
-
-<file path=word/footer19.xml><?xml version="1.0" encoding="utf-8"?>
-<w:ftr xmlns:wpc="http://schemas.microsoft.com/office/word/2010/wordprocessingCanvas" xmlns:cx="http://schemas.microsoft.com/office/drawing/2014/chartex" xmlns:cx1="http://schemas.microsoft.com/office/drawing/2015/9/8/chartex" xmlns:cx2="http://schemas.microsoft.com/office/drawing/2015/10/21/chartex" xmlns:cx3="http://schemas.microsoft.com/office/drawing/2016/5/9/chartex" xmlns:cx4="http://schemas.microsoft.com/office/drawing/2016/5/10/chartex" xmlns:cx5="http://schemas.microsoft.com/office/drawing/2016/5/11/chartex" xmlns:cx6="http://schemas.microsoft.com/office/drawing/2016/5/12/chartex" xmlns:cx7="http://schemas.microsoft.com/office/drawing/2016/5/13/chartex" xmlns:cx8="http://schemas.microsoft.com/office/drawing/2016/5/14/chartex" xmlns:mc="http://schemas.openxmlformats.org/markup-compatibility/2006" xmlns:aink="http://schemas.microsoft.com/office/drawing/2016/ink" xmlns:am3d="http://schemas.microsoft.com/office/drawing/2017/model3d" xmlns:o="urn:schemas-microsoft-com:office:office" xmlns:oel="http://schemas.microsoft.com/office/2019/extlst" xmlns:r="http://schemas.openxmlformats.org/officeDocument/2006/relationships" xmlns:m="http://schemas.openxmlformats.org/officeDocument/2006/math" xmlns:v="urn:schemas-microsoft-com:vml" xmlns:wp14="http://schemas.microsoft.com/office/word/2010/wordprocessingDrawing" xmlns:wp="http://schemas.openxmlformats.org/drawingml/2006/wordprocessingDrawing" xmlns:w10="urn:schemas-microsoft-com:office:word" xmlns:w="http://schemas.openxmlformats.org/wordprocessingml/2006/main" xmlns:w14="http://schemas.microsoft.com/office/word/2010/wordml" xmlns:w15="http://schemas.microsoft.com/office/word/2012/wordml" xmlns:w16cex="http://schemas.microsoft.com/office/word/2018/wordml/cex" xmlns:w16cid="http://schemas.microsoft.com/office/word/2016/wordml/cid" xmlns:w16="http://schemas.microsoft.com/office/word/2018/wordml" xmlns:w16du="http://schemas.microsoft.com/office/word/2023/wordml/word16du" xmlns:w16sdtdh="http://schemas.microsoft.com/office/word/2020/wordml/sdtdatahash" xmlns:w16sdtfl="http://schemas.microsoft.com/office/word/2024/wordml/sdtformatlock" xmlns:w16se="http://schemas.microsoft.com/office/word/2015/wordml/symex" xmlns:wpg="http://schemas.microsoft.com/office/word/2010/wordprocessingGroup" xmlns:wpi="http://schemas.microsoft.com/office/word/2010/wordprocessingInk" xmlns:wne="http://schemas.microsoft.com/office/word/2006/wordml" xmlns:wps="http://schemas.microsoft.com/office/word/2010/wordprocessingShape" mc:Ignorable="w14 w15 w16se w16cid w16 w16cex w16sdtdh w16sdtfl w16du wp14">
-  <w:p>
-    <w:pPr>
-      <w:pStyle w:val="Textoindependiente"/>
-      <w:spacing w:line="14" w:lineRule="auto"/>
-      <w:rPr>
-        <w:sz w:val="20"/>
-      </w:rPr>
-    </w:pPr>
-    <w:r>
-      <w:rPr>
-        <w:noProof/>
-      </w:rPr>
-      <w:pict w14:anchorId="26669DCB">
-        <v:shapetype id="_x0000_t202" coordsize="21600,21600" o:spt="202" path="m,l,21600r21600,l21600,xe">
-          <v:stroke joinstyle="miter"/>
-          <v:path gradientshapeok="t" o:connecttype="rect"/>
-        </v:shapetype>
-        <v:shape id="Marco8" o:spid="_x0000_s1060" type="#_x0000_t202" style="position:absolute;margin-left:525.5pt;margin-top:717.5pt;width:17.25pt;height:14.3pt;z-index:-251677696;visibility:visible;mso-wrap-style:square;mso-wrap-distance-left:0;mso-wrap-distance-top:0;mso-wrap-distance-right:0;mso-wrap-distance-bottom:0;mso-position-horizontal:absolute;mso-position-horizontal-relative:page;mso-position-vertical:absolute;mso-position-vertical-relative:page;v-text-anchor:top" o:gfxdata="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" o:allowincell="f" stroked="f">
-          <v:fill opacity="0"/>
-          <v:textbox inset="0,0,0,0">
-            <w:txbxContent>
-              <w:p>
-                <w:pPr>
-                  <w:pStyle w:val="Contenidodelmarco"/>
-                  <w:spacing w:before="13"/>
-                  <w:ind w:left="20"/>
-                  <w:rPr>
-                    <w:rFonts w:ascii="Arial MT" w:hAnsi="Arial MT"/>
-                  </w:rPr>
-                </w:pPr>
-                <w:r>
-                  <w:rPr>
-                    <w:rFonts w:ascii="Arial MT" w:hAnsi="Arial MT"/>
-                    <w:color w:val="000000"/>
-                    <w:spacing w:val="-5"/>
-                  </w:rPr>
-                  <w:fldChar w:fldCharType="begin"/>
-                </w:r>
-                <w:r>
-                  <w:rPr>
-                    <w:rFonts w:ascii="Arial MT" w:hAnsi="Arial MT"/>
-                    <w:color w:val="000000"/>
-                    <w:spacing w:val="-5"/>
-                  </w:rPr>
-                  <w:instrText xml:space="preserve"> PAGE </w:instrText>
-                </w:r>
-                <w:r>
-                  <w:rPr>
-                    <w:rFonts w:ascii="Arial MT" w:hAnsi="Arial MT"/>
-                    <w:color w:val="000000"/>
-                    <w:spacing w:val="-5"/>
-                  </w:rPr>
-                  <w:fldChar w:fldCharType="separate"/>
-                </w:r>
-                <w:r>
-                  <w:rPr>
-                    <w:rFonts w:ascii="Arial MT" w:hAnsi="Arial MT"/>
-                    <w:color w:val="000000"/>
-                    <w:spacing w:val="-5"/>
-                  </w:rPr>
-                  <w:t>6</w:t>
-                </w:r>
-                <w:r>
-                  <w:rPr>
-                    <w:rFonts w:ascii="Arial MT" w:hAnsi="Arial MT"/>
-                    <w:color w:val="000000"/>
-                    <w:spacing w:val="-5"/>
-                  </w:rPr>
-                  <w:fldChar w:fldCharType="end"/>
-                </w:r>
-              </w:p>
-            </w:txbxContent>
-          </v:textbox>
-          <w10:wrap anchorx="page" anchory="page"/>
-        </v:shape>
-      </w:pict>
-    </w:r>
-  </w:p>
-</w:ftr>
-</file>
-
-<file path=word/footer2.xml><?xml version="1.0" encoding="utf-8"?>
 <w:ftr xmlns:wpc="http://schemas.microsoft.com/office/word/2010/wordprocessingCanvas" xmlns:cx="http://schemas.microsoft.com/office/drawing/2014/chartex" xmlns:cx1="http://schemas.microsoft.com/office/drawing/2015/9/8/chartex" xmlns:cx2="http://schemas.microsoft.com/office/drawing/2015/10/21/chartex" xmlns:cx3="http://schemas.microsoft.com/office/drawing/2016/5/9/chartex" xmlns:cx4="http://schemas.microsoft.com/office/drawing/2016/5/10/chartex" xmlns:cx5="http://schemas.microsoft.com/office/drawing/2016/5/11/chartex" xmlns:cx6="http://schemas.microsoft.com/office/drawing/2016/5/12/chartex" xmlns:cx7="http://schemas.microsoft.com/office/drawing/2016/5/13/chartex" xmlns:cx8="http://schemas.microsoft.com/office/drawing/2016/5/14/chartex" xmlns:mc="http://schemas.openxmlformats.org/markup-compatibility/2006" xmlns:aink="http://schemas.microsoft.com/office/drawing/2016/ink" xmlns:am3d="http://schemas.microsoft.com/office/drawing/2017/model3d" xmlns:o="urn:schemas-microsoft-com:office:office" xmlns:oel="http://schemas.microsoft.com/office/2019/extlst" xmlns:r="http://schemas.openxmlformats.org/officeDocument/2006/relationships" xmlns:m="http://schemas.openxmlformats.org/officeDocument/2006/math" xmlns:v="urn:schemas-microsoft-com:vml" xmlns:wp14="http://schemas.microsoft.com/office/word/2010/wordprocessingDrawing" xmlns:wp="http://schemas.openxmlformats.org/drawingml/2006/wordprocessingDrawing" xmlns:w10="urn:schemas-microsoft-com:office:word" xmlns:w="http://schemas.openxmlformats.org/wordprocessingml/2006/main" xmlns:w14="http://schemas.microsoft.com/office/word/2010/wordml" xmlns:w15="http://schemas.microsoft.com/office/word/2012/wordml" xmlns:w16cex="http://schemas.microsoft.com/office/word/2018/wordml/cex" xmlns:w16cid="http://schemas.microsoft.com/office/word/2016/wordml/cid" xmlns:w16="http://schemas.microsoft.com/office/word/2018/wordml" xmlns:w16du="http://schemas.microsoft.com/office/word/2023/wordml/word16du" xmlns:w16sdtdh="http://schemas.microsoft.com/office/word/2020/wordml/sdtdatahash" xmlns:w16sdtfl="http://schemas.microsoft.com/office/word/2024/wordml/sdtformatlock" xmlns:w16se="http://schemas.microsoft.com/office/word/2015/wordml/symex" xmlns:wpg="http://schemas.microsoft.com/office/word/2010/wordprocessingGroup" xmlns:wpi="http://schemas.microsoft.com/office/word/2010/wordprocessingInk" xmlns:wne="http://schemas.microsoft.com/office/word/2006/wordml" xmlns:wps="http://schemas.microsoft.com/office/word/2010/wordprocessingShape" mc:Ignorable="w14 w15 w16se w16cid w16 w16cex w16sdtdh w16sdtfl w16du wp14">
   <w:p>
     <w:pPr>
@@ -30557,7 +31610,7 @@
         </v:shapetype>
         <v:shape id="Marco1" o:spid="_x0000_s1066" type="#_x0000_t202" style="position:absolute;margin-left:235.9pt;margin-top:702.3pt;width:303.9pt;height:10.95pt;z-index:-251665408;visibility:visible;mso-wrap-style:square;mso-wrap-distance-left:0;mso-wrap-distance-top:0;mso-wrap-distance-right:0;mso-wrap-distance-bottom:0;mso-position-horizontal:absolute;mso-position-horizontal-relative:page;mso-position-vertical:absolute;mso-position-vertical-relative:page;v-text-anchor:top" o:gfxdata="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" o:allowincell="f" stroked="f">
           <v:fill opacity="0"/>
-          <v:textbox inset="0,0,0,0">
+          <v:textbox style="mso-next-textbox:#Marco1" inset="0,0,0,0">
             <w:txbxContent>
               <w:p>
                 <w:pPr>
@@ -30622,7 +31675,161 @@
 </w:ftr>
 </file>
 
-<file path=word/footer20.xml><?xml version="1.0" encoding="utf-8"?>
+<file path=word/footer10.xml><?xml version="1.0" encoding="utf-8"?>
+<w:ftr xmlns:wpc="http://schemas.microsoft.com/office/word/2010/wordprocessingCanvas" xmlns:cx="http://schemas.microsoft.com/office/drawing/2014/chartex" xmlns:cx1="http://schemas.microsoft.com/office/drawing/2015/9/8/chartex" xmlns:cx2="http://schemas.microsoft.com/office/drawing/2015/10/21/chartex" xmlns:cx3="http://schemas.microsoft.com/office/drawing/2016/5/9/chartex" xmlns:cx4="http://schemas.microsoft.com/office/drawing/2016/5/10/chartex" xmlns:cx5="http://schemas.microsoft.com/office/drawing/2016/5/11/chartex" xmlns:cx6="http://schemas.microsoft.com/office/drawing/2016/5/12/chartex" xmlns:cx7="http://schemas.microsoft.com/office/drawing/2016/5/13/chartex" xmlns:cx8="http://schemas.microsoft.com/office/drawing/2016/5/14/chartex" xmlns:mc="http://schemas.openxmlformats.org/markup-compatibility/2006" xmlns:aink="http://schemas.microsoft.com/office/drawing/2016/ink" xmlns:am3d="http://schemas.microsoft.com/office/drawing/2017/model3d" xmlns:o="urn:schemas-microsoft-com:office:office" xmlns:oel="http://schemas.microsoft.com/office/2019/extlst" xmlns:r="http://schemas.openxmlformats.org/officeDocument/2006/relationships" xmlns:m="http://schemas.openxmlformats.org/officeDocument/2006/math" xmlns:v="urn:schemas-microsoft-com:vml" xmlns:wp14="http://schemas.microsoft.com/office/word/2010/wordprocessingDrawing" xmlns:wp="http://schemas.openxmlformats.org/drawingml/2006/wordprocessingDrawing" xmlns:w10="urn:schemas-microsoft-com:office:word" xmlns:w="http://schemas.openxmlformats.org/wordprocessingml/2006/main" xmlns:w14="http://schemas.microsoft.com/office/word/2010/wordml" xmlns:w15="http://schemas.microsoft.com/office/word/2012/wordml" xmlns:w16cex="http://schemas.microsoft.com/office/word/2018/wordml/cex" xmlns:w16cid="http://schemas.microsoft.com/office/word/2016/wordml/cid" xmlns:w16="http://schemas.microsoft.com/office/word/2018/wordml" xmlns:w16du="http://schemas.microsoft.com/office/word/2023/wordml/word16du" xmlns:w16sdtdh="http://schemas.microsoft.com/office/word/2020/wordml/sdtdatahash" xmlns:w16sdtfl="http://schemas.microsoft.com/office/word/2024/wordml/sdtformatlock" xmlns:w16se="http://schemas.microsoft.com/office/word/2015/wordml/symex" xmlns:wpg="http://schemas.microsoft.com/office/word/2010/wordprocessingGroup" xmlns:wpi="http://schemas.microsoft.com/office/word/2010/wordprocessingInk" xmlns:wne="http://schemas.microsoft.com/office/word/2006/wordml" xmlns:wps="http://schemas.microsoft.com/office/word/2010/wordprocessingShape" mc:Ignorable="w14 w15 w16se w16cid w16 w16cex w16sdtdh w16sdtfl w16du wp14">
+  <w:p>
+    <w:pPr>
+      <w:pStyle w:val="Textoindependiente"/>
+      <w:spacing w:line="14" w:lineRule="auto"/>
+      <w:rPr>
+        <w:sz w:val="2"/>
+      </w:rPr>
+    </w:pPr>
+  </w:p>
+</w:ftr>
+</file>
+
+<file path=word/footer11.xml><?xml version="1.0" encoding="utf-8"?>
+<w:ftr xmlns:wpc="http://schemas.microsoft.com/office/word/2010/wordprocessingCanvas" xmlns:cx="http://schemas.microsoft.com/office/drawing/2014/chartex" xmlns:cx1="http://schemas.microsoft.com/office/drawing/2015/9/8/chartex" xmlns:cx2="http://schemas.microsoft.com/office/drawing/2015/10/21/chartex" xmlns:cx3="http://schemas.microsoft.com/office/drawing/2016/5/9/chartex" xmlns:cx4="http://schemas.microsoft.com/office/drawing/2016/5/10/chartex" xmlns:cx5="http://schemas.microsoft.com/office/drawing/2016/5/11/chartex" xmlns:cx6="http://schemas.microsoft.com/office/drawing/2016/5/12/chartex" xmlns:cx7="http://schemas.microsoft.com/office/drawing/2016/5/13/chartex" xmlns:cx8="http://schemas.microsoft.com/office/drawing/2016/5/14/chartex" xmlns:mc="http://schemas.openxmlformats.org/markup-compatibility/2006" xmlns:aink="http://schemas.microsoft.com/office/drawing/2016/ink" xmlns:am3d="http://schemas.microsoft.com/office/drawing/2017/model3d" xmlns:o="urn:schemas-microsoft-com:office:office" xmlns:oel="http://schemas.microsoft.com/office/2019/extlst" xmlns:r="http://schemas.openxmlformats.org/officeDocument/2006/relationships" xmlns:m="http://schemas.openxmlformats.org/officeDocument/2006/math" xmlns:v="urn:schemas-microsoft-com:vml" xmlns:wp14="http://schemas.microsoft.com/office/word/2010/wordprocessingDrawing" xmlns:wp="http://schemas.openxmlformats.org/drawingml/2006/wordprocessingDrawing" xmlns:w10="urn:schemas-microsoft-com:office:word" xmlns:w="http://schemas.openxmlformats.org/wordprocessingml/2006/main" xmlns:w14="http://schemas.microsoft.com/office/word/2010/wordml" xmlns:w15="http://schemas.microsoft.com/office/word/2012/wordml" xmlns:w16cex="http://schemas.microsoft.com/office/word/2018/wordml/cex" xmlns:w16cid="http://schemas.microsoft.com/office/word/2016/wordml/cid" xmlns:w16="http://schemas.microsoft.com/office/word/2018/wordml" xmlns:w16du="http://schemas.microsoft.com/office/word/2023/wordml/word16du" xmlns:w16sdtdh="http://schemas.microsoft.com/office/word/2020/wordml/sdtdatahash" xmlns:w16sdtfl="http://schemas.microsoft.com/office/word/2024/wordml/sdtformatlock" xmlns:w16se="http://schemas.microsoft.com/office/word/2015/wordml/symex" xmlns:wpg="http://schemas.microsoft.com/office/word/2010/wordprocessingGroup" xmlns:wpi="http://schemas.microsoft.com/office/word/2010/wordprocessingInk" xmlns:wne="http://schemas.microsoft.com/office/word/2006/wordml" xmlns:wps="http://schemas.microsoft.com/office/word/2010/wordprocessingShape" mc:Ignorable="w14 w15 w16se w16cid w16 w16cex w16sdtdh w16sdtfl w16du wp14">
+  <w:sdt>
+    <w:sdtPr>
+      <w:id w:val="1383520352"/>
+      <w:docPartObj>
+        <w:docPartGallery w:val="Page Numbers (Bottom of Page)"/>
+        <w:docPartUnique/>
+      </w:docPartObj>
+    </w:sdtPr>
+    <w:sdtContent>
+      <w:sdt>
+        <w:sdtPr>
+          <w:id w:val="-1769616900"/>
+          <w:docPartObj>
+            <w:docPartGallery w:val="Page Numbers (Top of Page)"/>
+            <w:docPartUnique/>
+          </w:docPartObj>
+        </w:sdtPr>
+        <w:sdtContent>
+          <w:p>
+            <w:pPr>
+              <w:pStyle w:val="Piedepgina"/>
+              <w:jc w:val="right"/>
+            </w:pPr>
+            <w:r>
+              <w:t xml:space="preserve">Página </w:t>
+            </w:r>
+            <w:r>
+              <w:rPr>
+                <w:b/>
+                <w:bCs/>
+                <w:sz w:val="24"/>
+                <w:szCs w:val="24"/>
+              </w:rPr>
+              <w:fldChar w:fldCharType="begin"/>
+            </w:r>
+            <w:r>
+              <w:rPr>
+                <w:b/>
+                <w:bCs/>
+              </w:rPr>
+              <w:instrText>PAGE</w:instrText>
+            </w:r>
+            <w:r>
+              <w:rPr>
+                <w:b/>
+                <w:bCs/>
+                <w:sz w:val="24"/>
+                <w:szCs w:val="24"/>
+              </w:rPr>
+              <w:fldChar w:fldCharType="separate"/>
+            </w:r>
+            <w:r>
+              <w:rPr>
+                <w:b/>
+                <w:bCs/>
+              </w:rPr>
+              <w:t>2</w:t>
+            </w:r>
+            <w:r>
+              <w:rPr>
+                <w:b/>
+                <w:bCs/>
+                <w:sz w:val="24"/>
+                <w:szCs w:val="24"/>
+              </w:rPr>
+              <w:fldChar w:fldCharType="end"/>
+            </w:r>
+            <w:r>
+              <w:t xml:space="preserve"> de </w:t>
+            </w:r>
+            <w:r>
+              <w:rPr>
+                <w:b/>
+                <w:bCs/>
+                <w:sz w:val="24"/>
+                <w:szCs w:val="24"/>
+              </w:rPr>
+              <w:fldChar w:fldCharType="begin"/>
+            </w:r>
+            <w:r>
+              <w:rPr>
+                <w:b/>
+                <w:bCs/>
+              </w:rPr>
+              <w:instrText>NUMPAGES</w:instrText>
+            </w:r>
+            <w:r>
+              <w:rPr>
+                <w:b/>
+                <w:bCs/>
+                <w:sz w:val="24"/>
+                <w:szCs w:val="24"/>
+              </w:rPr>
+              <w:fldChar w:fldCharType="separate"/>
+            </w:r>
+            <w:r>
+              <w:rPr>
+                <w:b/>
+                <w:bCs/>
+              </w:rPr>
+              <w:t>2</w:t>
+            </w:r>
+            <w:r>
+              <w:rPr>
+                <w:b/>
+                <w:bCs/>
+                <w:sz w:val="24"/>
+                <w:szCs w:val="24"/>
+              </w:rPr>
+              <w:fldChar w:fldCharType="end"/>
+            </w:r>
+          </w:p>
+        </w:sdtContent>
+      </w:sdt>
+    </w:sdtContent>
+  </w:sdt>
+  <w:p>
+    <w:pPr>
+      <w:pStyle w:val="Textoindependiente"/>
+      <w:spacing w:line="14" w:lineRule="auto"/>
+      <w:rPr>
+        <w:sz w:val="20"/>
+      </w:rPr>
+    </w:pPr>
+  </w:p>
+</w:ftr>
+</file>
+
+<file path=word/footer12.xml><?xml version="1.0" encoding="utf-8"?>
+<w:ftr xmlns:wpc="http://schemas.microsoft.com/office/word/2010/wordprocessingCanvas" xmlns:cx="http://schemas.microsoft.com/office/drawing/2014/chartex" xmlns:cx1="http://schemas.microsoft.com/office/drawing/2015/9/8/chartex" xmlns:cx2="http://schemas.microsoft.com/office/drawing/2015/10/21/chartex" xmlns:cx3="http://schemas.microsoft.com/office/drawing/2016/5/9/chartex" xmlns:cx4="http://schemas.microsoft.com/office/drawing/2016/5/10/chartex" xmlns:cx5="http://schemas.microsoft.com/office/drawing/2016/5/11/chartex" xmlns:cx6="http://schemas.microsoft.com/office/drawing/2016/5/12/chartex" xmlns:cx7="http://schemas.microsoft.com/office/drawing/2016/5/13/chartex" xmlns:cx8="http://schemas.microsoft.com/office/drawing/2016/5/14/chartex" xmlns:mc="http://schemas.openxmlformats.org/markup-compatibility/2006" xmlns:aink="http://schemas.microsoft.com/office/drawing/2016/ink" xmlns:am3d="http://schemas.microsoft.com/office/drawing/2017/model3d" xmlns:o="urn:schemas-microsoft-com:office:office" xmlns:oel="http://schemas.microsoft.com/office/2019/extlst" xmlns:r="http://schemas.openxmlformats.org/officeDocument/2006/relationships" xmlns:m="http://schemas.openxmlformats.org/officeDocument/2006/math" xmlns:v="urn:schemas-microsoft-com:vml" xmlns:wp14="http://schemas.microsoft.com/office/word/2010/wordprocessingDrawing" xmlns:wp="http://schemas.openxmlformats.org/drawingml/2006/wordprocessingDrawing" xmlns:w10="urn:schemas-microsoft-com:office:word" xmlns:w="http://schemas.openxmlformats.org/wordprocessingml/2006/main" xmlns:w14="http://schemas.microsoft.com/office/word/2010/wordml" xmlns:w15="http://schemas.microsoft.com/office/word/2012/wordml" xmlns:w16cex="http://schemas.microsoft.com/office/word/2018/wordml/cex" xmlns:w16cid="http://schemas.microsoft.com/office/word/2016/wordml/cid" xmlns:w16="http://schemas.microsoft.com/office/word/2018/wordml" xmlns:w16du="http://schemas.microsoft.com/office/word/2023/wordml/word16du" xmlns:w16sdtdh="http://schemas.microsoft.com/office/word/2020/wordml/sdtdatahash" xmlns:w16sdtfl="http://schemas.microsoft.com/office/word/2024/wordml/sdtformatlock" xmlns:w16se="http://schemas.microsoft.com/office/word/2015/wordml/symex" xmlns:wpg="http://schemas.microsoft.com/office/word/2010/wordprocessingGroup" xmlns:wpi="http://schemas.microsoft.com/office/word/2010/wordprocessingInk" xmlns:wne="http://schemas.microsoft.com/office/word/2006/wordml" xmlns:wps="http://schemas.microsoft.com/office/word/2010/wordprocessingShape" mc:Ignorable="w14 w15 w16se w16cid w16 w16cex w16sdtdh w16sdtfl w16du wp14">
+  <w:p>
+    <w:pPr>
+      <w:pStyle w:val="Piedepgina"/>
+    </w:pPr>
+  </w:p>
+</w:ftr>
+</file>
+
+<file path=word/footer13.xml><?xml version="1.0" encoding="utf-8"?>
 <w:ftr xmlns:wpc="http://schemas.microsoft.com/office/word/2010/wordprocessingCanvas" xmlns:cx="http://schemas.microsoft.com/office/drawing/2014/chartex" xmlns:cx1="http://schemas.microsoft.com/office/drawing/2015/9/8/chartex" xmlns:cx2="http://schemas.microsoft.com/office/drawing/2015/10/21/chartex" xmlns:cx3="http://schemas.microsoft.com/office/drawing/2016/5/9/chartex" xmlns:cx4="http://schemas.microsoft.com/office/drawing/2016/5/10/chartex" xmlns:cx5="http://schemas.microsoft.com/office/drawing/2016/5/11/chartex" xmlns:cx6="http://schemas.microsoft.com/office/drawing/2016/5/12/chartex" xmlns:cx7="http://schemas.microsoft.com/office/drawing/2016/5/13/chartex" xmlns:cx8="http://schemas.microsoft.com/office/drawing/2016/5/14/chartex" xmlns:mc="http://schemas.openxmlformats.org/markup-compatibility/2006" xmlns:aink="http://schemas.microsoft.com/office/drawing/2016/ink" xmlns:am3d="http://schemas.microsoft.com/office/drawing/2017/model3d" xmlns:o="urn:schemas-microsoft-com:office:office" xmlns:oel="http://schemas.microsoft.com/office/2019/extlst" xmlns:r="http://schemas.openxmlformats.org/officeDocument/2006/relationships" xmlns:m="http://schemas.openxmlformats.org/officeDocument/2006/math" xmlns:v="urn:schemas-microsoft-com:vml" xmlns:wp14="http://schemas.microsoft.com/office/word/2010/wordprocessingDrawing" xmlns:wp="http://schemas.openxmlformats.org/drawingml/2006/wordprocessingDrawing" xmlns:w10="urn:schemas-microsoft-com:office:word" xmlns:w="http://schemas.openxmlformats.org/wordprocessingml/2006/main" xmlns:w14="http://schemas.microsoft.com/office/word/2010/wordml" xmlns:w15="http://schemas.microsoft.com/office/word/2012/wordml" xmlns:w16cex="http://schemas.microsoft.com/office/word/2018/wordml/cex" xmlns:w16cid="http://schemas.microsoft.com/office/word/2016/wordml/cid" xmlns:w16="http://schemas.microsoft.com/office/word/2018/wordml" xmlns:w16du="http://schemas.microsoft.com/office/word/2023/wordml/word16du" xmlns:w16sdtdh="http://schemas.microsoft.com/office/word/2020/wordml/sdtdatahash" xmlns:w16sdtfl="http://schemas.microsoft.com/office/word/2024/wordml/sdtformatlock" xmlns:w16se="http://schemas.microsoft.com/office/word/2015/wordml/symex" xmlns:wpg="http://schemas.microsoft.com/office/word/2010/wordprocessingGroup" xmlns:wpi="http://schemas.microsoft.com/office/word/2010/wordprocessingInk" xmlns:wne="http://schemas.microsoft.com/office/word/2006/wordml" xmlns:wps="http://schemas.microsoft.com/office/word/2010/wordprocessingShape" mc:Ignorable="w14 w15 w16se w16cid w16 w16cex w16sdtdh w16sdtfl w16du wp14">
   <w:p>
     <w:pPr>
@@ -30705,7 +31912,7 @@
 </w:ftr>
 </file>
 
-<file path=word/footer21.xml><?xml version="1.0" encoding="utf-8"?>
+<file path=word/footer14.xml><?xml version="1.0" encoding="utf-8"?>
 <w:ftr xmlns:wpc="http://schemas.microsoft.com/office/word/2010/wordprocessingCanvas" xmlns:cx="http://schemas.microsoft.com/office/drawing/2014/chartex" xmlns:cx1="http://schemas.microsoft.com/office/drawing/2015/9/8/chartex" xmlns:cx2="http://schemas.microsoft.com/office/drawing/2015/10/21/chartex" xmlns:cx3="http://schemas.microsoft.com/office/drawing/2016/5/9/chartex" xmlns:cx4="http://schemas.microsoft.com/office/drawing/2016/5/10/chartex" xmlns:cx5="http://schemas.microsoft.com/office/drawing/2016/5/11/chartex" xmlns:cx6="http://schemas.microsoft.com/office/drawing/2016/5/12/chartex" xmlns:cx7="http://schemas.microsoft.com/office/drawing/2016/5/13/chartex" xmlns:cx8="http://schemas.microsoft.com/office/drawing/2016/5/14/chartex" xmlns:mc="http://schemas.openxmlformats.org/markup-compatibility/2006" xmlns:aink="http://schemas.microsoft.com/office/drawing/2016/ink" xmlns:am3d="http://schemas.microsoft.com/office/drawing/2017/model3d" xmlns:o="urn:schemas-microsoft-com:office:office" xmlns:oel="http://schemas.microsoft.com/office/2019/extlst" xmlns:r="http://schemas.openxmlformats.org/officeDocument/2006/relationships" xmlns:m="http://schemas.openxmlformats.org/officeDocument/2006/math" xmlns:v="urn:schemas-microsoft-com:vml" xmlns:wp14="http://schemas.microsoft.com/office/word/2010/wordprocessingDrawing" xmlns:wp="http://schemas.openxmlformats.org/drawingml/2006/wordprocessingDrawing" xmlns:w10="urn:schemas-microsoft-com:office:word" xmlns:w="http://schemas.openxmlformats.org/wordprocessingml/2006/main" xmlns:w14="http://schemas.microsoft.com/office/word/2010/wordml" xmlns:w15="http://schemas.microsoft.com/office/word/2012/wordml" xmlns:w16cex="http://schemas.microsoft.com/office/word/2018/wordml/cex" xmlns:w16cid="http://schemas.microsoft.com/office/word/2016/wordml/cid" xmlns:w16="http://schemas.microsoft.com/office/word/2018/wordml" xmlns:w16du="http://schemas.microsoft.com/office/word/2023/wordml/word16du" xmlns:w16sdtdh="http://schemas.microsoft.com/office/word/2020/wordml/sdtdatahash" xmlns:w16sdtfl="http://schemas.microsoft.com/office/word/2024/wordml/sdtformatlock" xmlns:w16se="http://schemas.microsoft.com/office/word/2015/wordml/symex" xmlns:wpg="http://schemas.microsoft.com/office/word/2010/wordprocessingGroup" xmlns:wpi="http://schemas.microsoft.com/office/word/2010/wordprocessingInk" xmlns:wne="http://schemas.microsoft.com/office/word/2006/wordml" xmlns:wps="http://schemas.microsoft.com/office/word/2010/wordprocessingShape" mc:Ignorable="w14 w15 w16se w16cid w16 w16cex w16sdtdh w16sdtfl w16du wp14">
   <w:p>
     <w:pPr>
@@ -30715,90 +31922,7 @@
 </w:ftr>
 </file>
 
-<file path=word/footer22.xml><?xml version="1.0" encoding="utf-8"?>
-<w:ftr xmlns:wpc="http://schemas.microsoft.com/office/word/2010/wordprocessingCanvas" xmlns:cx="http://schemas.microsoft.com/office/drawing/2014/chartex" xmlns:cx1="http://schemas.microsoft.com/office/drawing/2015/9/8/chartex" xmlns:cx2="http://schemas.microsoft.com/office/drawing/2015/10/21/chartex" xmlns:cx3="http://schemas.microsoft.com/office/drawing/2016/5/9/chartex" xmlns:cx4="http://schemas.microsoft.com/office/drawing/2016/5/10/chartex" xmlns:cx5="http://schemas.microsoft.com/office/drawing/2016/5/11/chartex" xmlns:cx6="http://schemas.microsoft.com/office/drawing/2016/5/12/chartex" xmlns:cx7="http://schemas.microsoft.com/office/drawing/2016/5/13/chartex" xmlns:cx8="http://schemas.microsoft.com/office/drawing/2016/5/14/chartex" xmlns:mc="http://schemas.openxmlformats.org/markup-compatibility/2006" xmlns:aink="http://schemas.microsoft.com/office/drawing/2016/ink" xmlns:am3d="http://schemas.microsoft.com/office/drawing/2017/model3d" xmlns:o="urn:schemas-microsoft-com:office:office" xmlns:oel="http://schemas.microsoft.com/office/2019/extlst" xmlns:r="http://schemas.openxmlformats.org/officeDocument/2006/relationships" xmlns:m="http://schemas.openxmlformats.org/officeDocument/2006/math" xmlns:v="urn:schemas-microsoft-com:vml" xmlns:wp14="http://schemas.microsoft.com/office/word/2010/wordprocessingDrawing" xmlns:wp="http://schemas.openxmlformats.org/drawingml/2006/wordprocessingDrawing" xmlns:w10="urn:schemas-microsoft-com:office:word" xmlns:w="http://schemas.openxmlformats.org/wordprocessingml/2006/main" xmlns:w14="http://schemas.microsoft.com/office/word/2010/wordml" xmlns:w15="http://schemas.microsoft.com/office/word/2012/wordml" xmlns:w16cex="http://schemas.microsoft.com/office/word/2018/wordml/cex" xmlns:w16cid="http://schemas.microsoft.com/office/word/2016/wordml/cid" xmlns:w16="http://schemas.microsoft.com/office/word/2018/wordml" xmlns:w16du="http://schemas.microsoft.com/office/word/2023/wordml/word16du" xmlns:w16sdtdh="http://schemas.microsoft.com/office/word/2020/wordml/sdtdatahash" xmlns:w16sdtfl="http://schemas.microsoft.com/office/word/2024/wordml/sdtformatlock" xmlns:w16se="http://schemas.microsoft.com/office/word/2015/wordml/symex" xmlns:wpg="http://schemas.microsoft.com/office/word/2010/wordprocessingGroup" xmlns:wpi="http://schemas.microsoft.com/office/word/2010/wordprocessingInk" xmlns:wne="http://schemas.microsoft.com/office/word/2006/wordml" xmlns:wps="http://schemas.microsoft.com/office/word/2010/wordprocessingShape" mc:Ignorable="w14 w15 w16se w16cid w16 w16cex w16sdtdh w16sdtfl w16du wp14">
-  <w:p>
-    <w:pPr>
-      <w:pStyle w:val="Textoindependiente"/>
-      <w:spacing w:line="14" w:lineRule="auto"/>
-      <w:rPr>
-        <w:sz w:val="20"/>
-      </w:rPr>
-    </w:pPr>
-    <w:r>
-      <w:rPr>
-        <w:noProof/>
-      </w:rPr>
-      <w:pict w14:anchorId="5912FD9C">
-        <v:shapetype id="_x0000_t202" coordsize="21600,21600" o:spt="202" path="m,l,21600r21600,l21600,xe">
-          <v:stroke joinstyle="miter"/>
-          <v:path gradientshapeok="t" o:connecttype="rect"/>
-        </v:shapetype>
-        <v:shape id="Marco10" o:spid="_x0000_s1058" type="#_x0000_t202" style="position:absolute;margin-left:525.5pt;margin-top:717.5pt;width:17.25pt;height:14.3pt;z-index:-251675648;visibility:visible;mso-wrap-style:square;mso-wrap-distance-left:0;mso-wrap-distance-top:0;mso-wrap-distance-right:0;mso-wrap-distance-bottom:0;mso-position-horizontal:absolute;mso-position-horizontal-relative:page;mso-position-vertical:absolute;mso-position-vertical-relative:page;v-text-anchor:top" o:gfxdata="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" o:allowincell="f" stroked="f">
-          <v:fill opacity="0"/>
-          <v:textbox style="mso-next-textbox:#Marco10" inset="0,0,0,0">
-            <w:txbxContent>
-              <w:p>
-                <w:pPr>
-                  <w:pStyle w:val="Contenidodelmarco"/>
-                  <w:spacing w:before="13"/>
-                  <w:ind w:left="20"/>
-                  <w:rPr>
-                    <w:rFonts w:ascii="Arial MT" w:hAnsi="Arial MT"/>
-                  </w:rPr>
-                </w:pPr>
-                <w:r>
-                  <w:rPr>
-                    <w:rFonts w:ascii="Arial MT" w:hAnsi="Arial MT"/>
-                    <w:color w:val="000000"/>
-                    <w:spacing w:val="-5"/>
-                  </w:rPr>
-                  <w:fldChar w:fldCharType="begin"/>
-                </w:r>
-                <w:r>
-                  <w:rPr>
-                    <w:rFonts w:ascii="Arial MT" w:hAnsi="Arial MT"/>
-                    <w:color w:val="000000"/>
-                    <w:spacing w:val="-5"/>
-                  </w:rPr>
-                  <w:instrText xml:space="preserve"> PAGE </w:instrText>
-                </w:r>
-                <w:r>
-                  <w:rPr>
-                    <w:rFonts w:ascii="Arial MT" w:hAnsi="Arial MT"/>
-                    <w:color w:val="000000"/>
-                    <w:spacing w:val="-5"/>
-                  </w:rPr>
-                  <w:fldChar w:fldCharType="separate"/>
-                </w:r>
-                <w:r>
-                  <w:rPr>
-                    <w:rFonts w:ascii="Arial MT" w:hAnsi="Arial MT"/>
-                    <w:color w:val="000000"/>
-                    <w:spacing w:val="-5"/>
-                  </w:rPr>
-                  <w:t>8</w:t>
-                </w:r>
-                <w:r>
-                  <w:rPr>
-                    <w:rFonts w:ascii="Arial MT" w:hAnsi="Arial MT"/>
-                    <w:color w:val="000000"/>
-                    <w:spacing w:val="-5"/>
-                  </w:rPr>
-                  <w:fldChar w:fldCharType="end"/>
-                </w:r>
-              </w:p>
-            </w:txbxContent>
-          </v:textbox>
-          <w10:wrap anchorx="page" anchory="page"/>
-        </v:shape>
-      </w:pict>
-    </w:r>
-  </w:p>
-</w:ftr>
-</file>
-
-<file path=word/footer23.xml><?xml version="1.0" encoding="utf-8"?>
+<file path=word/footer15.xml><?xml version="1.0" encoding="utf-8"?>
 <w:ftr xmlns:wpc="http://schemas.microsoft.com/office/word/2010/wordprocessingCanvas" xmlns:cx="http://schemas.microsoft.com/office/drawing/2014/chartex" xmlns:cx1="http://schemas.microsoft.com/office/drawing/2015/9/8/chartex" xmlns:cx2="http://schemas.microsoft.com/office/drawing/2015/10/21/chartex" xmlns:cx3="http://schemas.microsoft.com/office/drawing/2016/5/9/chartex" xmlns:cx4="http://schemas.microsoft.com/office/drawing/2016/5/10/chartex" xmlns:cx5="http://schemas.microsoft.com/office/drawing/2016/5/11/chartex" xmlns:cx6="http://schemas.microsoft.com/office/drawing/2016/5/12/chartex" xmlns:cx7="http://schemas.microsoft.com/office/drawing/2016/5/13/chartex" xmlns:cx8="http://schemas.microsoft.com/office/drawing/2016/5/14/chartex" xmlns:mc="http://schemas.openxmlformats.org/markup-compatibility/2006" xmlns:aink="http://schemas.microsoft.com/office/drawing/2016/ink" xmlns:am3d="http://schemas.microsoft.com/office/drawing/2017/model3d" xmlns:o="urn:schemas-microsoft-com:office:office" xmlns:oel="http://schemas.microsoft.com/office/2019/extlst" xmlns:r="http://schemas.openxmlformats.org/officeDocument/2006/relationships" xmlns:m="http://schemas.openxmlformats.org/officeDocument/2006/math" xmlns:v="urn:schemas-microsoft-com:vml" xmlns:wp14="http://schemas.microsoft.com/office/word/2010/wordprocessingDrawing" xmlns:wp="http://schemas.openxmlformats.org/drawingml/2006/wordprocessingDrawing" xmlns:w10="urn:schemas-microsoft-com:office:word" xmlns:w="http://schemas.openxmlformats.org/wordprocessingml/2006/main" xmlns:w14="http://schemas.microsoft.com/office/word/2010/wordml" xmlns:w15="http://schemas.microsoft.com/office/word/2012/wordml" xmlns:w16cex="http://schemas.microsoft.com/office/word/2018/wordml/cex" xmlns:w16cid="http://schemas.microsoft.com/office/word/2016/wordml/cid" xmlns:w16="http://schemas.microsoft.com/office/word/2018/wordml" xmlns:w16du="http://schemas.microsoft.com/office/word/2023/wordml/word16du" xmlns:w16sdtdh="http://schemas.microsoft.com/office/word/2020/wordml/sdtdatahash" xmlns:w16sdtfl="http://schemas.microsoft.com/office/word/2024/wordml/sdtformatlock" xmlns:w16se="http://schemas.microsoft.com/office/word/2015/wordml/symex" xmlns:wpg="http://schemas.microsoft.com/office/word/2010/wordprocessingGroup" xmlns:wpi="http://schemas.microsoft.com/office/word/2010/wordprocessingInk" xmlns:wne="http://schemas.microsoft.com/office/word/2006/wordml" xmlns:wps="http://schemas.microsoft.com/office/word/2010/wordprocessingShape" mc:Ignorable="w14 w15 w16se w16cid w16 w16cex w16sdtdh w16sdtfl w16du wp14">
   <w:p>
     <w:pPr>
@@ -30881,7 +32005,7 @@
 </w:ftr>
 </file>
 
-<file path=word/footer24.xml><?xml version="1.0" encoding="utf-8"?>
+<file path=word/footer16.xml><?xml version="1.0" encoding="utf-8"?>
 <w:ftr xmlns:wpc="http://schemas.microsoft.com/office/word/2010/wordprocessingCanvas" xmlns:cx="http://schemas.microsoft.com/office/drawing/2014/chartex" xmlns:cx1="http://schemas.microsoft.com/office/drawing/2015/9/8/chartex" xmlns:cx2="http://schemas.microsoft.com/office/drawing/2015/10/21/chartex" xmlns:cx3="http://schemas.microsoft.com/office/drawing/2016/5/9/chartex" xmlns:cx4="http://schemas.microsoft.com/office/drawing/2016/5/10/chartex" xmlns:cx5="http://schemas.microsoft.com/office/drawing/2016/5/11/chartex" xmlns:cx6="http://schemas.microsoft.com/office/drawing/2016/5/12/chartex" xmlns:cx7="http://schemas.microsoft.com/office/drawing/2016/5/13/chartex" xmlns:cx8="http://schemas.microsoft.com/office/drawing/2016/5/14/chartex" xmlns:mc="http://schemas.openxmlformats.org/markup-compatibility/2006" xmlns:aink="http://schemas.microsoft.com/office/drawing/2016/ink" xmlns:am3d="http://schemas.microsoft.com/office/drawing/2017/model3d" xmlns:o="urn:schemas-microsoft-com:office:office" xmlns:oel="http://schemas.microsoft.com/office/2019/extlst" xmlns:r="http://schemas.openxmlformats.org/officeDocument/2006/relationships" xmlns:m="http://schemas.openxmlformats.org/officeDocument/2006/math" xmlns:v="urn:schemas-microsoft-com:vml" xmlns:wp14="http://schemas.microsoft.com/office/word/2010/wordprocessingDrawing" xmlns:wp="http://schemas.openxmlformats.org/drawingml/2006/wordprocessingDrawing" xmlns:w10="urn:schemas-microsoft-com:office:word" xmlns:w="http://schemas.openxmlformats.org/wordprocessingml/2006/main" xmlns:w14="http://schemas.microsoft.com/office/word/2010/wordml" xmlns:w15="http://schemas.microsoft.com/office/word/2012/wordml" xmlns:w16cex="http://schemas.microsoft.com/office/word/2018/wordml/cex" xmlns:w16cid="http://schemas.microsoft.com/office/word/2016/wordml/cid" xmlns:w16="http://schemas.microsoft.com/office/word/2018/wordml" xmlns:w16du="http://schemas.microsoft.com/office/word/2023/wordml/word16du" xmlns:w16sdtdh="http://schemas.microsoft.com/office/word/2020/wordml/sdtdatahash" xmlns:w16sdtfl="http://schemas.microsoft.com/office/word/2024/wordml/sdtformatlock" xmlns:w16se="http://schemas.microsoft.com/office/word/2015/wordml/symex" xmlns:wpg="http://schemas.microsoft.com/office/word/2010/wordprocessingGroup" xmlns:wpi="http://schemas.microsoft.com/office/word/2010/wordprocessingInk" xmlns:wne="http://schemas.microsoft.com/office/word/2006/wordml" xmlns:wps="http://schemas.microsoft.com/office/word/2010/wordprocessingShape" mc:Ignorable="w14 w15 w16se w16cid w16 w16cex w16sdtdh w16sdtfl w16du wp14">
   <w:p>
     <w:pPr>
@@ -30891,122 +32015,7 @@
 </w:ftr>
 </file>
 
-<file path=word/footer25.xml><?xml version="1.0" encoding="utf-8"?>
-<w:ftr xmlns:wpc="http://schemas.microsoft.com/office/word/2010/wordprocessingCanvas" xmlns:cx="http://schemas.microsoft.com/office/drawing/2014/chartex" xmlns:cx1="http://schemas.microsoft.com/office/drawing/2015/9/8/chartex" xmlns:cx2="http://schemas.microsoft.com/office/drawing/2015/10/21/chartex" xmlns:cx3="http://schemas.microsoft.com/office/drawing/2016/5/9/chartex" xmlns:cx4="http://schemas.microsoft.com/office/drawing/2016/5/10/chartex" xmlns:cx5="http://schemas.microsoft.com/office/drawing/2016/5/11/chartex" xmlns:cx6="http://schemas.microsoft.com/office/drawing/2016/5/12/chartex" xmlns:cx7="http://schemas.microsoft.com/office/drawing/2016/5/13/chartex" xmlns:cx8="http://schemas.microsoft.com/office/drawing/2016/5/14/chartex" xmlns:mc="http://schemas.openxmlformats.org/markup-compatibility/2006" xmlns:aink="http://schemas.microsoft.com/office/drawing/2016/ink" xmlns:am3d="http://schemas.microsoft.com/office/drawing/2017/model3d" xmlns:o="urn:schemas-microsoft-com:office:office" xmlns:oel="http://schemas.microsoft.com/office/2019/extlst" xmlns:r="http://schemas.openxmlformats.org/officeDocument/2006/relationships" xmlns:m="http://schemas.openxmlformats.org/officeDocument/2006/math" xmlns:v="urn:schemas-microsoft-com:vml" xmlns:wp14="http://schemas.microsoft.com/office/word/2010/wordprocessingDrawing" xmlns:wp="http://schemas.openxmlformats.org/drawingml/2006/wordprocessingDrawing" xmlns:w10="urn:schemas-microsoft-com:office:word" xmlns:w="http://schemas.openxmlformats.org/wordprocessingml/2006/main" xmlns:w14="http://schemas.microsoft.com/office/word/2010/wordml" xmlns:w15="http://schemas.microsoft.com/office/word/2012/wordml" xmlns:w16cex="http://schemas.microsoft.com/office/word/2018/wordml/cex" xmlns:w16cid="http://schemas.microsoft.com/office/word/2016/wordml/cid" xmlns:w16="http://schemas.microsoft.com/office/word/2018/wordml" xmlns:w16du="http://schemas.microsoft.com/office/word/2023/wordml/word16du" xmlns:w16sdtdh="http://schemas.microsoft.com/office/word/2020/wordml/sdtdatahash" xmlns:w16sdtfl="http://schemas.microsoft.com/office/word/2024/wordml/sdtformatlock" xmlns:w16se="http://schemas.microsoft.com/office/word/2015/wordml/symex" xmlns:wpg="http://schemas.microsoft.com/office/word/2010/wordprocessingGroup" xmlns:wpi="http://schemas.microsoft.com/office/word/2010/wordprocessingInk" xmlns:wne="http://schemas.microsoft.com/office/word/2006/wordml" xmlns:wps="http://schemas.microsoft.com/office/word/2010/wordprocessingShape" mc:Ignorable="w14 w15 w16se w16cid w16 w16cex w16sdtdh w16sdtfl w16du wp14">
-  <w:p>
-    <w:pPr>
-      <w:pStyle w:val="Textoindependiente"/>
-      <w:spacing w:line="14" w:lineRule="auto"/>
-      <w:rPr>
-        <w:sz w:val="20"/>
-      </w:rPr>
-    </w:pPr>
-    <w:r>
-      <w:rPr>
-        <w:noProof/>
-      </w:rPr>
-      <w:pict w14:anchorId="04E843F2">
-        <v:shapetype id="_x0000_t202" coordsize="21600,21600" o:spt="202" path="m,l,21600r21600,l21600,xe">
-          <v:stroke joinstyle="miter"/>
-          <v:path gradientshapeok="t" o:connecttype="rect"/>
-        </v:shapetype>
-        <v:shape id="Marco14" o:spid="_x0000_s1025" type="#_x0000_t202" style="position:absolute;margin-left:457.65pt;margin-top:736.5pt;width:82.15pt;height:14.3pt;z-index:-251651072;visibility:visible;mso-wrap-style:square;mso-wrap-distance-left:0;mso-wrap-distance-top:0;mso-wrap-distance-right:0;mso-wrap-distance-bottom:0;mso-position-horizontal:absolute;mso-position-horizontal-relative:page;mso-position-vertical:absolute;mso-position-vertical-relative:page;v-text-anchor:top" o:gfxdata="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" o:allowincell="f" stroked="f">
-          <v:fill opacity="0"/>
-          <v:textbox inset="0,0,0,0">
-            <w:txbxContent>
-              <w:p>
-                <w:pPr>
-                  <w:pStyle w:val="Contenidodelmarco"/>
-                  <w:spacing w:before="13"/>
-                  <w:ind w:left="20"/>
-                  <w:rPr>
-                    <w:rFonts w:ascii="Arial" w:hAnsi="Arial"/>
-                    <w:b/>
-                  </w:rPr>
-                </w:pPr>
-                <w:r>
-                  <w:rPr>
-                    <w:rFonts w:ascii="Arial MT" w:hAnsi="Arial MT"/>
-                    <w:color w:val="000000"/>
-                  </w:rPr>
-                  <w:t xml:space="preserve">Página </w:t>
-                </w:r>
-                <w:r>
-                  <w:rPr>
-                    <w:rFonts w:ascii="Arial" w:hAnsi="Arial"/>
-                    <w:b/>
-                    <w:color w:val="000000"/>
-                  </w:rPr>
-                  <w:fldChar w:fldCharType="begin"/>
-                </w:r>
-                <w:r>
-                  <w:rPr>
-                    <w:rFonts w:ascii="Arial" w:hAnsi="Arial"/>
-                    <w:b/>
-                    <w:color w:val="000000"/>
-                  </w:rPr>
-                  <w:instrText xml:space="preserve"> PAGE </w:instrText>
-                </w:r>
-                <w:r>
-                  <w:rPr>
-                    <w:rFonts w:ascii="Arial" w:hAnsi="Arial"/>
-                    <w:b/>
-                    <w:color w:val="000000"/>
-                  </w:rPr>
-                  <w:fldChar w:fldCharType="separate"/>
-                </w:r>
-                <w:r>
-                  <w:rPr>
-                    <w:rFonts w:ascii="Arial" w:hAnsi="Arial"/>
-                    <w:b/>
-                    <w:color w:val="000000"/>
-                  </w:rPr>
-                  <w:t>11</w:t>
-                </w:r>
-                <w:r>
-                  <w:rPr>
-                    <w:rFonts w:ascii="Arial" w:hAnsi="Arial"/>
-                    <w:b/>
-                    <w:color w:val="000000"/>
-                  </w:rPr>
-                  <w:fldChar w:fldCharType="end"/>
-                </w:r>
-                <w:r>
-                  <w:rPr>
-                    <w:rFonts w:ascii="Arial" w:hAnsi="Arial"/>
-                    <w:b/>
-                    <w:color w:val="000000"/>
-                  </w:rPr>
-                  <w:t xml:space="preserve"> </w:t>
-                </w:r>
-                <w:r>
-                  <w:rPr>
-                    <w:rFonts w:ascii="Arial MT" w:hAnsi="Arial MT"/>
-                    <w:color w:val="000000"/>
-                  </w:rPr>
-                  <w:t xml:space="preserve">de </w:t>
-                </w:r>
-                <w:r>
-                  <w:rPr>
-                    <w:rFonts w:ascii="Arial" w:hAnsi="Arial"/>
-                    <w:b/>
-                    <w:color w:val="000000"/>
-                    <w:spacing w:val="-5"/>
-                  </w:rPr>
-                  <w:t>26</w:t>
-                </w:r>
-              </w:p>
-            </w:txbxContent>
-          </v:textbox>
-          <w10:wrap anchorx="page" anchory="page"/>
-        </v:shape>
-      </w:pict>
-    </w:r>
-  </w:p>
-</w:ftr>
-</file>
-
-<file path=word/footer26.xml><?xml version="1.0" encoding="utf-8"?>
+<file path=word/footer17.xml><?xml version="1.0" encoding="utf-8"?>
 <w:ftr xmlns:wpc="http://schemas.microsoft.com/office/word/2010/wordprocessingCanvas" xmlns:cx="http://schemas.microsoft.com/office/drawing/2014/chartex" xmlns:cx1="http://schemas.microsoft.com/office/drawing/2015/9/8/chartex" xmlns:cx2="http://schemas.microsoft.com/office/drawing/2015/10/21/chartex" xmlns:cx3="http://schemas.microsoft.com/office/drawing/2016/5/9/chartex" xmlns:cx4="http://schemas.microsoft.com/office/drawing/2016/5/10/chartex" xmlns:cx5="http://schemas.microsoft.com/office/drawing/2016/5/11/chartex" xmlns:cx6="http://schemas.microsoft.com/office/drawing/2016/5/12/chartex" xmlns:cx7="http://schemas.microsoft.com/office/drawing/2016/5/13/chartex" xmlns:cx8="http://schemas.microsoft.com/office/drawing/2016/5/14/chartex" xmlns:mc="http://schemas.openxmlformats.org/markup-compatibility/2006" xmlns:aink="http://schemas.microsoft.com/office/drawing/2016/ink" xmlns:am3d="http://schemas.microsoft.com/office/drawing/2017/model3d" xmlns:o="urn:schemas-microsoft-com:office:office" xmlns:oel="http://schemas.microsoft.com/office/2019/extlst" xmlns:r="http://schemas.openxmlformats.org/officeDocument/2006/relationships" xmlns:m="http://schemas.openxmlformats.org/officeDocument/2006/math" xmlns:v="urn:schemas-microsoft-com:vml" xmlns:wp14="http://schemas.microsoft.com/office/word/2010/wordprocessingDrawing" xmlns:wp="http://schemas.openxmlformats.org/drawingml/2006/wordprocessingDrawing" xmlns:w10="urn:schemas-microsoft-com:office:word" xmlns:w="http://schemas.openxmlformats.org/wordprocessingml/2006/main" xmlns:w14="http://schemas.microsoft.com/office/word/2010/wordml" xmlns:w15="http://schemas.microsoft.com/office/word/2012/wordml" xmlns:w16cex="http://schemas.microsoft.com/office/word/2018/wordml/cex" xmlns:w16cid="http://schemas.microsoft.com/office/word/2016/wordml/cid" xmlns:w16="http://schemas.microsoft.com/office/word/2018/wordml" xmlns:w16du="http://schemas.microsoft.com/office/word/2023/wordml/word16du" xmlns:w16sdtdh="http://schemas.microsoft.com/office/word/2020/wordml/sdtdatahash" xmlns:w16sdtfl="http://schemas.microsoft.com/office/word/2024/wordml/sdtformatlock" xmlns:w16se="http://schemas.microsoft.com/office/word/2015/wordml/symex" xmlns:wpg="http://schemas.microsoft.com/office/word/2010/wordprocessingGroup" xmlns:wpi="http://schemas.microsoft.com/office/word/2010/wordprocessingInk" xmlns:wne="http://schemas.microsoft.com/office/word/2006/wordml" xmlns:wps="http://schemas.microsoft.com/office/word/2010/wordprocessingShape" mc:Ignorable="w14 w15 w16se w16cid w16 w16cex w16sdtdh w16sdtfl w16du wp14">
   <w:p>
     <w:pPr>
@@ -31121,7 +32130,7 @@
 </w:ftr>
 </file>
 
-<file path=word/footer27.xml><?xml version="1.0" encoding="utf-8"?>
+<file path=word/footer18.xml><?xml version="1.0" encoding="utf-8"?>
 <w:ftr xmlns:wpc="http://schemas.microsoft.com/office/word/2010/wordprocessingCanvas" xmlns:cx="http://schemas.microsoft.com/office/drawing/2014/chartex" xmlns:cx1="http://schemas.microsoft.com/office/drawing/2015/9/8/chartex" xmlns:cx2="http://schemas.microsoft.com/office/drawing/2015/10/21/chartex" xmlns:cx3="http://schemas.microsoft.com/office/drawing/2016/5/9/chartex" xmlns:cx4="http://schemas.microsoft.com/office/drawing/2016/5/10/chartex" xmlns:cx5="http://schemas.microsoft.com/office/drawing/2016/5/11/chartex" xmlns:cx6="http://schemas.microsoft.com/office/drawing/2016/5/12/chartex" xmlns:cx7="http://schemas.microsoft.com/office/drawing/2016/5/13/chartex" xmlns:cx8="http://schemas.microsoft.com/office/drawing/2016/5/14/chartex" xmlns:mc="http://schemas.openxmlformats.org/markup-compatibility/2006" xmlns:aink="http://schemas.microsoft.com/office/drawing/2016/ink" xmlns:am3d="http://schemas.microsoft.com/office/drawing/2017/model3d" xmlns:o="urn:schemas-microsoft-com:office:office" xmlns:oel="http://schemas.microsoft.com/office/2019/extlst" xmlns:r="http://schemas.openxmlformats.org/officeDocument/2006/relationships" xmlns:m="http://schemas.openxmlformats.org/officeDocument/2006/math" xmlns:v="urn:schemas-microsoft-com:vml" xmlns:wp14="http://schemas.microsoft.com/office/word/2010/wordprocessingDrawing" xmlns:wp="http://schemas.openxmlformats.org/drawingml/2006/wordprocessingDrawing" xmlns:w10="urn:schemas-microsoft-com:office:word" xmlns:w="http://schemas.openxmlformats.org/wordprocessingml/2006/main" xmlns:w14="http://schemas.microsoft.com/office/word/2010/wordml" xmlns:w15="http://schemas.microsoft.com/office/word/2012/wordml" xmlns:w16cex="http://schemas.microsoft.com/office/word/2018/wordml/cex" xmlns:w16cid="http://schemas.microsoft.com/office/word/2016/wordml/cid" xmlns:w16="http://schemas.microsoft.com/office/word/2018/wordml" xmlns:w16du="http://schemas.microsoft.com/office/word/2023/wordml/word16du" xmlns:w16sdtdh="http://schemas.microsoft.com/office/word/2020/wordml/sdtdatahash" xmlns:w16sdtfl="http://schemas.microsoft.com/office/word/2024/wordml/sdtformatlock" xmlns:w16se="http://schemas.microsoft.com/office/word/2015/wordml/symex" xmlns:wpg="http://schemas.microsoft.com/office/word/2010/wordprocessingGroup" xmlns:wpi="http://schemas.microsoft.com/office/word/2010/wordprocessingInk" xmlns:wne="http://schemas.microsoft.com/office/word/2006/wordml" xmlns:wps="http://schemas.microsoft.com/office/word/2010/wordprocessingShape" mc:Ignorable="w14 w15 w16se w16cid w16 w16cex w16sdtdh w16sdtfl w16du wp14">
   <w:p>
     <w:pPr>
@@ -31131,122 +32140,7 @@
 </w:ftr>
 </file>
 
-<file path=word/footer28.xml><?xml version="1.0" encoding="utf-8"?>
-<w:ftr xmlns:wpc="http://schemas.microsoft.com/office/word/2010/wordprocessingCanvas" xmlns:cx="http://schemas.microsoft.com/office/drawing/2014/chartex" xmlns:cx1="http://schemas.microsoft.com/office/drawing/2015/9/8/chartex" xmlns:cx2="http://schemas.microsoft.com/office/drawing/2015/10/21/chartex" xmlns:cx3="http://schemas.microsoft.com/office/drawing/2016/5/9/chartex" xmlns:cx4="http://schemas.microsoft.com/office/drawing/2016/5/10/chartex" xmlns:cx5="http://schemas.microsoft.com/office/drawing/2016/5/11/chartex" xmlns:cx6="http://schemas.microsoft.com/office/drawing/2016/5/12/chartex" xmlns:cx7="http://schemas.microsoft.com/office/drawing/2016/5/13/chartex" xmlns:cx8="http://schemas.microsoft.com/office/drawing/2016/5/14/chartex" xmlns:mc="http://schemas.openxmlformats.org/markup-compatibility/2006" xmlns:aink="http://schemas.microsoft.com/office/drawing/2016/ink" xmlns:am3d="http://schemas.microsoft.com/office/drawing/2017/model3d" xmlns:o="urn:schemas-microsoft-com:office:office" xmlns:oel="http://schemas.microsoft.com/office/2019/extlst" xmlns:r="http://schemas.openxmlformats.org/officeDocument/2006/relationships" xmlns:m="http://schemas.openxmlformats.org/officeDocument/2006/math" xmlns:v="urn:schemas-microsoft-com:vml" xmlns:wp14="http://schemas.microsoft.com/office/word/2010/wordprocessingDrawing" xmlns:wp="http://schemas.openxmlformats.org/drawingml/2006/wordprocessingDrawing" xmlns:w10="urn:schemas-microsoft-com:office:word" xmlns:w="http://schemas.openxmlformats.org/wordprocessingml/2006/main" xmlns:w14="http://schemas.microsoft.com/office/word/2010/wordml" xmlns:w15="http://schemas.microsoft.com/office/word/2012/wordml" xmlns:w16cex="http://schemas.microsoft.com/office/word/2018/wordml/cex" xmlns:w16cid="http://schemas.microsoft.com/office/word/2016/wordml/cid" xmlns:w16="http://schemas.microsoft.com/office/word/2018/wordml" xmlns:w16du="http://schemas.microsoft.com/office/word/2023/wordml/word16du" xmlns:w16sdtdh="http://schemas.microsoft.com/office/word/2020/wordml/sdtdatahash" xmlns:w16sdtfl="http://schemas.microsoft.com/office/word/2024/wordml/sdtformatlock" xmlns:w16se="http://schemas.microsoft.com/office/word/2015/wordml/symex" xmlns:wpg="http://schemas.microsoft.com/office/word/2010/wordprocessingGroup" xmlns:wpi="http://schemas.microsoft.com/office/word/2010/wordprocessingInk" xmlns:wne="http://schemas.microsoft.com/office/word/2006/wordml" xmlns:wps="http://schemas.microsoft.com/office/word/2010/wordprocessingShape" mc:Ignorable="w14 w15 w16se w16cid w16 w16cex w16sdtdh w16sdtfl w16du wp14">
-  <w:p>
-    <w:pPr>
-      <w:pStyle w:val="Textoindependiente"/>
-      <w:spacing w:line="14" w:lineRule="auto"/>
-      <w:rPr>
-        <w:sz w:val="20"/>
-      </w:rPr>
-    </w:pPr>
-    <w:r>
-      <w:rPr>
-        <w:noProof/>
-      </w:rPr>
-      <w:pict w14:anchorId="1353618E">
-        <v:shapetype id="_x0000_t202" coordsize="21600,21600" o:spt="202" path="m,l,21600r21600,l21600,xe">
-          <v:stroke joinstyle="miter"/>
-          <v:path gradientshapeok="t" o:connecttype="rect"/>
-        </v:shapetype>
-        <v:shape id="Marco18" o:spid="_x0000_s1052" type="#_x0000_t202" style="position:absolute;margin-left:457.65pt;margin-top:736.5pt;width:82.15pt;height:14.3pt;z-index:-251669504;visibility:visible;mso-wrap-style:square;mso-wrap-distance-left:0;mso-wrap-distance-top:0;mso-wrap-distance-right:0;mso-wrap-distance-bottom:0;mso-position-horizontal:absolute;mso-position-horizontal-relative:page;mso-position-vertical:absolute;mso-position-vertical-relative:page;v-text-anchor:top" o:gfxdata="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" o:allowincell="f" stroked="f">
-          <v:fill opacity="0"/>
-          <v:textbox inset="0,0,0,0">
-            <w:txbxContent>
-              <w:p>
-                <w:pPr>
-                  <w:pStyle w:val="Contenidodelmarco"/>
-                  <w:spacing w:before="13"/>
-                  <w:ind w:left="20"/>
-                  <w:rPr>
-                    <w:rFonts w:ascii="Arial" w:hAnsi="Arial"/>
-                    <w:b/>
-                  </w:rPr>
-                </w:pPr>
-                <w:r>
-                  <w:rPr>
-                    <w:rFonts w:ascii="Arial MT" w:hAnsi="Arial MT"/>
-                    <w:color w:val="000000"/>
-                  </w:rPr>
-                  <w:t xml:space="preserve">Página </w:t>
-                </w:r>
-                <w:r>
-                  <w:rPr>
-                    <w:rFonts w:ascii="Arial" w:hAnsi="Arial"/>
-                    <w:b/>
-                    <w:color w:val="000000"/>
-                  </w:rPr>
-                  <w:fldChar w:fldCharType="begin"/>
-                </w:r>
-                <w:r>
-                  <w:rPr>
-                    <w:rFonts w:ascii="Arial" w:hAnsi="Arial"/>
-                    <w:b/>
-                    <w:color w:val="000000"/>
-                  </w:rPr>
-                  <w:instrText xml:space="preserve"> PAGE </w:instrText>
-                </w:r>
-                <w:r>
-                  <w:rPr>
-                    <w:rFonts w:ascii="Arial" w:hAnsi="Arial"/>
-                    <w:b/>
-                    <w:color w:val="000000"/>
-                  </w:rPr>
-                  <w:fldChar w:fldCharType="separate"/>
-                </w:r>
-                <w:r>
-                  <w:rPr>
-                    <w:rFonts w:ascii="Arial" w:hAnsi="Arial"/>
-                    <w:b/>
-                    <w:color w:val="000000"/>
-                  </w:rPr>
-                  <w:t>14</w:t>
-                </w:r>
-                <w:r>
-                  <w:rPr>
-                    <w:rFonts w:ascii="Arial" w:hAnsi="Arial"/>
-                    <w:b/>
-                    <w:color w:val="000000"/>
-                  </w:rPr>
-                  <w:fldChar w:fldCharType="end"/>
-                </w:r>
-                <w:r>
-                  <w:rPr>
-                    <w:rFonts w:ascii="Arial" w:hAnsi="Arial"/>
-                    <w:b/>
-                    <w:color w:val="000000"/>
-                  </w:rPr>
-                  <w:t xml:space="preserve"> </w:t>
-                </w:r>
-                <w:r>
-                  <w:rPr>
-                    <w:rFonts w:ascii="Arial MT" w:hAnsi="Arial MT"/>
-                    <w:color w:val="000000"/>
-                  </w:rPr>
-                  <w:t xml:space="preserve">de </w:t>
-                </w:r>
-                <w:r>
-                  <w:rPr>
-                    <w:rFonts w:ascii="Arial" w:hAnsi="Arial"/>
-                    <w:b/>
-                    <w:color w:val="000000"/>
-                    <w:spacing w:val="-5"/>
-                  </w:rPr>
-                  <w:t>26</w:t>
-                </w:r>
-              </w:p>
-            </w:txbxContent>
-          </v:textbox>
-          <w10:wrap anchorx="page" anchory="page"/>
-        </v:shape>
-      </w:pict>
-    </w:r>
-  </w:p>
-</w:ftr>
-</file>
-
-<file path=word/footer29.xml><?xml version="1.0" encoding="utf-8"?>
+<file path=word/footer19.xml><?xml version="1.0" encoding="utf-8"?>
 <w:ftr xmlns:wpc="http://schemas.microsoft.com/office/word/2010/wordprocessingCanvas" xmlns:cx="http://schemas.microsoft.com/office/drawing/2014/chartex" xmlns:cx1="http://schemas.microsoft.com/office/drawing/2015/9/8/chartex" xmlns:cx2="http://schemas.microsoft.com/office/drawing/2015/10/21/chartex" xmlns:cx3="http://schemas.microsoft.com/office/drawing/2016/5/9/chartex" xmlns:cx4="http://schemas.microsoft.com/office/drawing/2016/5/10/chartex" xmlns:cx5="http://schemas.microsoft.com/office/drawing/2016/5/11/chartex" xmlns:cx6="http://schemas.microsoft.com/office/drawing/2016/5/12/chartex" xmlns:cx7="http://schemas.microsoft.com/office/drawing/2016/5/13/chartex" xmlns:cx8="http://schemas.microsoft.com/office/drawing/2016/5/14/chartex" xmlns:mc="http://schemas.openxmlformats.org/markup-compatibility/2006" xmlns:aink="http://schemas.microsoft.com/office/drawing/2016/ink" xmlns:am3d="http://schemas.microsoft.com/office/drawing/2017/model3d" xmlns:o="urn:schemas-microsoft-com:office:office" xmlns:oel="http://schemas.microsoft.com/office/2019/extlst" xmlns:r="http://schemas.openxmlformats.org/officeDocument/2006/relationships" xmlns:m="http://schemas.openxmlformats.org/officeDocument/2006/math" xmlns:v="urn:schemas-microsoft-com:vml" xmlns:wp14="http://schemas.microsoft.com/office/word/2010/wordprocessingDrawing" xmlns:wp="http://schemas.openxmlformats.org/drawingml/2006/wordprocessingDrawing" xmlns:w10="urn:schemas-microsoft-com:office:word" xmlns:w="http://schemas.openxmlformats.org/wordprocessingml/2006/main" xmlns:w14="http://schemas.microsoft.com/office/word/2010/wordml" xmlns:w15="http://schemas.microsoft.com/office/word/2012/wordml" xmlns:w16cex="http://schemas.microsoft.com/office/word/2018/wordml/cex" xmlns:w16cid="http://schemas.microsoft.com/office/word/2016/wordml/cid" xmlns:w16="http://schemas.microsoft.com/office/word/2018/wordml" xmlns:w16du="http://schemas.microsoft.com/office/word/2023/wordml/word16du" xmlns:w16sdtdh="http://schemas.microsoft.com/office/word/2020/wordml/sdtdatahash" xmlns:w16sdtfl="http://schemas.microsoft.com/office/word/2024/wordml/sdtformatlock" xmlns:w16se="http://schemas.microsoft.com/office/word/2015/wordml/symex" xmlns:wpg="http://schemas.microsoft.com/office/word/2010/wordprocessingGroup" xmlns:wpi="http://schemas.microsoft.com/office/word/2010/wordprocessingInk" xmlns:wne="http://schemas.microsoft.com/office/word/2006/wordml" xmlns:wps="http://schemas.microsoft.com/office/word/2010/wordprocessingShape" mc:Ignorable="w14 w15 w16se w16cid w16 w16cex w16sdtdh w16sdtfl w16du wp14">
   <w:p>
     <w:pPr>
@@ -31361,7 +32255,7 @@
 </w:ftr>
 </file>
 
-<file path=word/footer3.xml><?xml version="1.0" encoding="utf-8"?>
+<file path=word/footer2.xml><?xml version="1.0" encoding="utf-8"?>
 <w:ftr xmlns:wpc="http://schemas.microsoft.com/office/word/2010/wordprocessingCanvas" xmlns:cx="http://schemas.microsoft.com/office/drawing/2014/chartex" xmlns:cx1="http://schemas.microsoft.com/office/drawing/2015/9/8/chartex" xmlns:cx2="http://schemas.microsoft.com/office/drawing/2015/10/21/chartex" xmlns:cx3="http://schemas.microsoft.com/office/drawing/2016/5/9/chartex" xmlns:cx4="http://schemas.microsoft.com/office/drawing/2016/5/10/chartex" xmlns:cx5="http://schemas.microsoft.com/office/drawing/2016/5/11/chartex" xmlns:cx6="http://schemas.microsoft.com/office/drawing/2016/5/12/chartex" xmlns:cx7="http://schemas.microsoft.com/office/drawing/2016/5/13/chartex" xmlns:cx8="http://schemas.microsoft.com/office/drawing/2016/5/14/chartex" xmlns:mc="http://schemas.openxmlformats.org/markup-compatibility/2006" xmlns:aink="http://schemas.microsoft.com/office/drawing/2016/ink" xmlns:am3d="http://schemas.microsoft.com/office/drawing/2017/model3d" xmlns:o="urn:schemas-microsoft-com:office:office" xmlns:oel="http://schemas.microsoft.com/office/2019/extlst" xmlns:r="http://schemas.openxmlformats.org/officeDocument/2006/relationships" xmlns:m="http://schemas.openxmlformats.org/officeDocument/2006/math" xmlns:v="urn:schemas-microsoft-com:vml" xmlns:wp14="http://schemas.microsoft.com/office/word/2010/wordprocessingDrawing" xmlns:wp="http://schemas.openxmlformats.org/drawingml/2006/wordprocessingDrawing" xmlns:w10="urn:schemas-microsoft-com:office:word" xmlns:w="http://schemas.openxmlformats.org/wordprocessingml/2006/main" xmlns:w14="http://schemas.microsoft.com/office/word/2010/wordml" xmlns:w15="http://schemas.microsoft.com/office/word/2012/wordml" xmlns:w16cex="http://schemas.microsoft.com/office/word/2018/wordml/cex" xmlns:w16cid="http://schemas.microsoft.com/office/word/2016/wordml/cid" xmlns:w16="http://schemas.microsoft.com/office/word/2018/wordml" xmlns:w16du="http://schemas.microsoft.com/office/word/2023/wordml/word16du" xmlns:w16sdtdh="http://schemas.microsoft.com/office/word/2020/wordml/sdtdatahash" xmlns:w16sdtfl="http://schemas.microsoft.com/office/word/2024/wordml/sdtformatlock" xmlns:w16se="http://schemas.microsoft.com/office/word/2015/wordml/symex" xmlns:wpg="http://schemas.microsoft.com/office/word/2010/wordprocessingGroup" xmlns:wpi="http://schemas.microsoft.com/office/word/2010/wordprocessingInk" xmlns:wne="http://schemas.microsoft.com/office/word/2006/wordml" xmlns:wps="http://schemas.microsoft.com/office/word/2010/wordprocessingShape" mc:Ignorable="w14 w15 w16se w16cid w16 w16cex w16sdtdh w16sdtfl w16du wp14">
   <w:p>
     <w:pPr>
@@ -31382,7 +32276,7 @@
         </v:shapetype>
         <v:shape id="_x0000_s1065" type="#_x0000_t202" style="position:absolute;margin-left:235.9pt;margin-top:702.3pt;width:303.9pt;height:10.95pt;z-index:-251663360;visibility:visible;mso-wrap-style:square;mso-wrap-distance-left:0;mso-wrap-distance-top:0;mso-wrap-distance-right:0;mso-wrap-distance-bottom:0;mso-position-horizontal:absolute;mso-position-horizontal-relative:page;mso-position-vertical:absolute;mso-position-vertical-relative:page;v-text-anchor:top" o:gfxdata="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" o:allowincell="f" stroked="f">
           <v:fill opacity="0"/>
-          <v:textbox inset="0,0,0,0">
+          <v:textbox style="mso-next-textbox:#_x0000_s1065" inset="0,0,0,0">
             <w:txbxContent>
               <w:p>
                 <w:pPr>
@@ -31422,7 +32316,7 @@
 </w:ftr>
 </file>
 
-<file path=word/footer30.xml><?xml version="1.0" encoding="utf-8"?>
+<file path=word/footer20.xml><?xml version="1.0" encoding="utf-8"?>
 <w:ftr xmlns:wpc="http://schemas.microsoft.com/office/word/2010/wordprocessingCanvas" xmlns:cx="http://schemas.microsoft.com/office/drawing/2014/chartex" xmlns:cx1="http://schemas.microsoft.com/office/drawing/2015/9/8/chartex" xmlns:cx2="http://schemas.microsoft.com/office/drawing/2015/10/21/chartex" xmlns:cx3="http://schemas.microsoft.com/office/drawing/2016/5/9/chartex" xmlns:cx4="http://schemas.microsoft.com/office/drawing/2016/5/10/chartex" xmlns:cx5="http://schemas.microsoft.com/office/drawing/2016/5/11/chartex" xmlns:cx6="http://schemas.microsoft.com/office/drawing/2016/5/12/chartex" xmlns:cx7="http://schemas.microsoft.com/office/drawing/2016/5/13/chartex" xmlns:cx8="http://schemas.microsoft.com/office/drawing/2016/5/14/chartex" xmlns:mc="http://schemas.openxmlformats.org/markup-compatibility/2006" xmlns:aink="http://schemas.microsoft.com/office/drawing/2016/ink" xmlns:am3d="http://schemas.microsoft.com/office/drawing/2017/model3d" xmlns:o="urn:schemas-microsoft-com:office:office" xmlns:oel="http://schemas.microsoft.com/office/2019/extlst" xmlns:r="http://schemas.openxmlformats.org/officeDocument/2006/relationships" xmlns:m="http://schemas.openxmlformats.org/officeDocument/2006/math" xmlns:v="urn:schemas-microsoft-com:vml" xmlns:wp14="http://schemas.microsoft.com/office/word/2010/wordprocessingDrawing" xmlns:wp="http://schemas.openxmlformats.org/drawingml/2006/wordprocessingDrawing" xmlns:w10="urn:schemas-microsoft-com:office:word" xmlns:w="http://schemas.openxmlformats.org/wordprocessingml/2006/main" xmlns:w14="http://schemas.microsoft.com/office/word/2010/wordml" xmlns:w15="http://schemas.microsoft.com/office/word/2012/wordml" xmlns:w16cex="http://schemas.microsoft.com/office/word/2018/wordml/cex" xmlns:w16cid="http://schemas.microsoft.com/office/word/2016/wordml/cid" xmlns:w16="http://schemas.microsoft.com/office/word/2018/wordml" xmlns:w16du="http://schemas.microsoft.com/office/word/2023/wordml/word16du" xmlns:w16sdtdh="http://schemas.microsoft.com/office/word/2020/wordml/sdtdatahash" xmlns:w16sdtfl="http://schemas.microsoft.com/office/word/2024/wordml/sdtformatlock" xmlns:w16se="http://schemas.microsoft.com/office/word/2015/wordml/symex" xmlns:wpg="http://schemas.microsoft.com/office/word/2010/wordprocessingGroup" xmlns:wpi="http://schemas.microsoft.com/office/word/2010/wordprocessingInk" xmlns:wne="http://schemas.microsoft.com/office/word/2006/wordml" xmlns:wps="http://schemas.microsoft.com/office/word/2010/wordprocessingShape" mc:Ignorable="w14 w15 w16se w16cid w16 w16cex w16sdtdh w16sdtfl w16du wp14">
   <w:p>
     <w:pPr>
@@ -31432,122 +32326,7 @@
 </w:ftr>
 </file>
 
-<file path=word/footer31.xml><?xml version="1.0" encoding="utf-8"?>
-<w:ftr xmlns:wpc="http://schemas.microsoft.com/office/word/2010/wordprocessingCanvas" xmlns:cx="http://schemas.microsoft.com/office/drawing/2014/chartex" xmlns:cx1="http://schemas.microsoft.com/office/drawing/2015/9/8/chartex" xmlns:cx2="http://schemas.microsoft.com/office/drawing/2015/10/21/chartex" xmlns:cx3="http://schemas.microsoft.com/office/drawing/2016/5/9/chartex" xmlns:cx4="http://schemas.microsoft.com/office/drawing/2016/5/10/chartex" xmlns:cx5="http://schemas.microsoft.com/office/drawing/2016/5/11/chartex" xmlns:cx6="http://schemas.microsoft.com/office/drawing/2016/5/12/chartex" xmlns:cx7="http://schemas.microsoft.com/office/drawing/2016/5/13/chartex" xmlns:cx8="http://schemas.microsoft.com/office/drawing/2016/5/14/chartex" xmlns:mc="http://schemas.openxmlformats.org/markup-compatibility/2006" xmlns:aink="http://schemas.microsoft.com/office/drawing/2016/ink" xmlns:am3d="http://schemas.microsoft.com/office/drawing/2017/model3d" xmlns:o="urn:schemas-microsoft-com:office:office" xmlns:oel="http://schemas.microsoft.com/office/2019/extlst" xmlns:r="http://schemas.openxmlformats.org/officeDocument/2006/relationships" xmlns:m="http://schemas.openxmlformats.org/officeDocument/2006/math" xmlns:v="urn:schemas-microsoft-com:vml" xmlns:wp14="http://schemas.microsoft.com/office/word/2010/wordprocessingDrawing" xmlns:wp="http://schemas.openxmlformats.org/drawingml/2006/wordprocessingDrawing" xmlns:w10="urn:schemas-microsoft-com:office:word" xmlns:w="http://schemas.openxmlformats.org/wordprocessingml/2006/main" xmlns:w14="http://schemas.microsoft.com/office/word/2010/wordml" xmlns:w15="http://schemas.microsoft.com/office/word/2012/wordml" xmlns:w16cex="http://schemas.microsoft.com/office/word/2018/wordml/cex" xmlns:w16cid="http://schemas.microsoft.com/office/word/2016/wordml/cid" xmlns:w16="http://schemas.microsoft.com/office/word/2018/wordml" xmlns:w16du="http://schemas.microsoft.com/office/word/2023/wordml/word16du" xmlns:w16sdtdh="http://schemas.microsoft.com/office/word/2020/wordml/sdtdatahash" xmlns:w16sdtfl="http://schemas.microsoft.com/office/word/2024/wordml/sdtformatlock" xmlns:w16se="http://schemas.microsoft.com/office/word/2015/wordml/symex" xmlns:wpg="http://schemas.microsoft.com/office/word/2010/wordprocessingGroup" xmlns:wpi="http://schemas.microsoft.com/office/word/2010/wordprocessingInk" xmlns:wne="http://schemas.microsoft.com/office/word/2006/wordml" xmlns:wps="http://schemas.microsoft.com/office/word/2010/wordprocessingShape" mc:Ignorable="w14 w15 w16se w16cid w16 w16cex w16sdtdh w16sdtfl w16du wp14">
-  <w:p>
-    <w:pPr>
-      <w:pStyle w:val="Textoindependiente"/>
-      <w:spacing w:line="14" w:lineRule="auto"/>
-      <w:rPr>
-        <w:sz w:val="20"/>
-      </w:rPr>
-    </w:pPr>
-    <w:r>
-      <w:rPr>
-        <w:noProof/>
-      </w:rPr>
-      <w:pict w14:anchorId="311B37FB">
-        <v:shapetype id="_x0000_t202" coordsize="21600,21600" o:spt="202" path="m,l,21600r21600,l21600,xe">
-          <v:stroke joinstyle="miter"/>
-          <v:path gradientshapeok="t" o:connecttype="rect"/>
-        </v:shapetype>
-        <v:shape id="Marco21" o:spid="_x0000_s1050" type="#_x0000_t202" style="position:absolute;margin-left:457.65pt;margin-top:736.5pt;width:82.15pt;height:14.3pt;z-index:-251667456;visibility:visible;mso-wrap-style:square;mso-wrap-distance-left:0;mso-wrap-distance-top:0;mso-wrap-distance-right:0;mso-wrap-distance-bottom:0;mso-position-horizontal:absolute;mso-position-horizontal-relative:page;mso-position-vertical:absolute;mso-position-vertical-relative:page;v-text-anchor:top" o:gfxdata="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" o:allowincell="f" stroked="f">
-          <v:fill opacity="0"/>
-          <v:textbox inset="0,0,0,0">
-            <w:txbxContent>
-              <w:p>
-                <w:pPr>
-                  <w:pStyle w:val="Contenidodelmarco"/>
-                  <w:spacing w:before="13"/>
-                  <w:ind w:left="20"/>
-                  <w:rPr>
-                    <w:rFonts w:ascii="Arial" w:hAnsi="Arial"/>
-                    <w:b/>
-                  </w:rPr>
-                </w:pPr>
-                <w:r>
-                  <w:rPr>
-                    <w:rFonts w:ascii="Arial MT" w:hAnsi="Arial MT"/>
-                    <w:color w:val="000000"/>
-                  </w:rPr>
-                  <w:t xml:space="preserve">Página </w:t>
-                </w:r>
-                <w:r>
-                  <w:rPr>
-                    <w:rFonts w:ascii="Arial" w:hAnsi="Arial"/>
-                    <w:b/>
-                    <w:color w:val="000000"/>
-                  </w:rPr>
-                  <w:fldChar w:fldCharType="begin"/>
-                </w:r>
-                <w:r>
-                  <w:rPr>
-                    <w:rFonts w:ascii="Arial" w:hAnsi="Arial"/>
-                    <w:b/>
-                    <w:color w:val="000000"/>
-                  </w:rPr>
-                  <w:instrText xml:space="preserve"> PAGE </w:instrText>
-                </w:r>
-                <w:r>
-                  <w:rPr>
-                    <w:rFonts w:ascii="Arial" w:hAnsi="Arial"/>
-                    <w:b/>
-                    <w:color w:val="000000"/>
-                  </w:rPr>
-                  <w:fldChar w:fldCharType="separate"/>
-                </w:r>
-                <w:r>
-                  <w:rPr>
-                    <w:rFonts w:ascii="Arial" w:hAnsi="Arial"/>
-                    <w:b/>
-                    <w:color w:val="000000"/>
-                  </w:rPr>
-                  <w:t>15</w:t>
-                </w:r>
-                <w:r>
-                  <w:rPr>
-                    <w:rFonts w:ascii="Arial" w:hAnsi="Arial"/>
-                    <w:b/>
-                    <w:color w:val="000000"/>
-                  </w:rPr>
-                  <w:fldChar w:fldCharType="end"/>
-                </w:r>
-                <w:r>
-                  <w:rPr>
-                    <w:rFonts w:ascii="Arial" w:hAnsi="Arial"/>
-                    <w:b/>
-                    <w:color w:val="000000"/>
-                  </w:rPr>
-                  <w:t xml:space="preserve"> </w:t>
-                </w:r>
-                <w:r>
-                  <w:rPr>
-                    <w:rFonts w:ascii="Arial MT" w:hAnsi="Arial MT"/>
-                    <w:color w:val="000000"/>
-                  </w:rPr>
-                  <w:t xml:space="preserve">de </w:t>
-                </w:r>
-                <w:r>
-                  <w:rPr>
-                    <w:rFonts w:ascii="Arial" w:hAnsi="Arial"/>
-                    <w:b/>
-                    <w:color w:val="000000"/>
-                    <w:spacing w:val="-5"/>
-                  </w:rPr>
-                  <w:t>26</w:t>
-                </w:r>
-              </w:p>
-            </w:txbxContent>
-          </v:textbox>
-          <w10:wrap anchorx="page" anchory="page"/>
-        </v:shape>
-      </w:pict>
-    </w:r>
-  </w:p>
-</w:ftr>
-</file>
-
-<file path=word/footer32.xml><?xml version="1.0" encoding="utf-8"?>
+<file path=word/footer21.xml><?xml version="1.0" encoding="utf-8"?>
 <w:ftr xmlns:wpc="http://schemas.microsoft.com/office/word/2010/wordprocessingCanvas" xmlns:cx="http://schemas.microsoft.com/office/drawing/2014/chartex" xmlns:cx1="http://schemas.microsoft.com/office/drawing/2015/9/8/chartex" xmlns:cx2="http://schemas.microsoft.com/office/drawing/2015/10/21/chartex" xmlns:cx3="http://schemas.microsoft.com/office/drawing/2016/5/9/chartex" xmlns:cx4="http://schemas.microsoft.com/office/drawing/2016/5/10/chartex" xmlns:cx5="http://schemas.microsoft.com/office/drawing/2016/5/11/chartex" xmlns:cx6="http://schemas.microsoft.com/office/drawing/2016/5/12/chartex" xmlns:cx7="http://schemas.microsoft.com/office/drawing/2016/5/13/chartex" xmlns:cx8="http://schemas.microsoft.com/office/drawing/2016/5/14/chartex" xmlns:mc="http://schemas.openxmlformats.org/markup-compatibility/2006" xmlns:aink="http://schemas.microsoft.com/office/drawing/2016/ink" xmlns:am3d="http://schemas.microsoft.com/office/drawing/2017/model3d" xmlns:o="urn:schemas-microsoft-com:office:office" xmlns:oel="http://schemas.microsoft.com/office/2019/extlst" xmlns:r="http://schemas.openxmlformats.org/officeDocument/2006/relationships" xmlns:m="http://schemas.openxmlformats.org/officeDocument/2006/math" xmlns:v="urn:schemas-microsoft-com:vml" xmlns:wp14="http://schemas.microsoft.com/office/word/2010/wordprocessingDrawing" xmlns:wp="http://schemas.openxmlformats.org/drawingml/2006/wordprocessingDrawing" xmlns:w10="urn:schemas-microsoft-com:office:word" xmlns:w="http://schemas.openxmlformats.org/wordprocessingml/2006/main" xmlns:w14="http://schemas.microsoft.com/office/word/2010/wordml" xmlns:w15="http://schemas.microsoft.com/office/word/2012/wordml" xmlns:w16cex="http://schemas.microsoft.com/office/word/2018/wordml/cex" xmlns:w16cid="http://schemas.microsoft.com/office/word/2016/wordml/cid" xmlns:w16="http://schemas.microsoft.com/office/word/2018/wordml" xmlns:w16du="http://schemas.microsoft.com/office/word/2023/wordml/word16du" xmlns:w16sdtdh="http://schemas.microsoft.com/office/word/2020/wordml/sdtdatahash" xmlns:w16sdtfl="http://schemas.microsoft.com/office/word/2024/wordml/sdtformatlock" xmlns:w16se="http://schemas.microsoft.com/office/word/2015/wordml/symex" xmlns:wpg="http://schemas.microsoft.com/office/word/2010/wordprocessingGroup" xmlns:wpi="http://schemas.microsoft.com/office/word/2010/wordprocessingInk" xmlns:wne="http://schemas.microsoft.com/office/word/2006/wordml" xmlns:wps="http://schemas.microsoft.com/office/word/2010/wordprocessingShape" mc:Ignorable="w14 w15 w16se w16cid w16 w16cex w16sdtdh w16sdtfl w16du wp14">
   <w:p>
     <w:pPr>
@@ -31662,7 +32441,7 @@
 </w:ftr>
 </file>
 
-<file path=word/footer33.xml><?xml version="1.0" encoding="utf-8"?>
+<file path=word/footer22.xml><?xml version="1.0" encoding="utf-8"?>
 <w:ftr xmlns:wpc="http://schemas.microsoft.com/office/word/2010/wordprocessingCanvas" xmlns:cx="http://schemas.microsoft.com/office/drawing/2014/chartex" xmlns:cx1="http://schemas.microsoft.com/office/drawing/2015/9/8/chartex" xmlns:cx2="http://schemas.microsoft.com/office/drawing/2015/10/21/chartex" xmlns:cx3="http://schemas.microsoft.com/office/drawing/2016/5/9/chartex" xmlns:cx4="http://schemas.microsoft.com/office/drawing/2016/5/10/chartex" xmlns:cx5="http://schemas.microsoft.com/office/drawing/2016/5/11/chartex" xmlns:cx6="http://schemas.microsoft.com/office/drawing/2016/5/12/chartex" xmlns:cx7="http://schemas.microsoft.com/office/drawing/2016/5/13/chartex" xmlns:cx8="http://schemas.microsoft.com/office/drawing/2016/5/14/chartex" xmlns:mc="http://schemas.openxmlformats.org/markup-compatibility/2006" xmlns:aink="http://schemas.microsoft.com/office/drawing/2016/ink" xmlns:am3d="http://schemas.microsoft.com/office/drawing/2017/model3d" xmlns:o="urn:schemas-microsoft-com:office:office" xmlns:oel="http://schemas.microsoft.com/office/2019/extlst" xmlns:r="http://schemas.openxmlformats.org/officeDocument/2006/relationships" xmlns:m="http://schemas.openxmlformats.org/officeDocument/2006/math" xmlns:v="urn:schemas-microsoft-com:vml" xmlns:wp14="http://schemas.microsoft.com/office/word/2010/wordprocessingDrawing" xmlns:wp="http://schemas.openxmlformats.org/drawingml/2006/wordprocessingDrawing" xmlns:w10="urn:schemas-microsoft-com:office:word" xmlns:w="http://schemas.openxmlformats.org/wordprocessingml/2006/main" xmlns:w14="http://schemas.microsoft.com/office/word/2010/wordml" xmlns:w15="http://schemas.microsoft.com/office/word/2012/wordml" xmlns:w16cex="http://schemas.microsoft.com/office/word/2018/wordml/cex" xmlns:w16cid="http://schemas.microsoft.com/office/word/2016/wordml/cid" xmlns:w16="http://schemas.microsoft.com/office/word/2018/wordml" xmlns:w16du="http://schemas.microsoft.com/office/word/2023/wordml/word16du" xmlns:w16sdtdh="http://schemas.microsoft.com/office/word/2020/wordml/sdtdatahash" xmlns:w16sdtfl="http://schemas.microsoft.com/office/word/2024/wordml/sdtformatlock" xmlns:w16se="http://schemas.microsoft.com/office/word/2015/wordml/symex" xmlns:wpg="http://schemas.microsoft.com/office/word/2010/wordprocessingGroup" xmlns:wpi="http://schemas.microsoft.com/office/word/2010/wordprocessingInk" xmlns:wne="http://schemas.microsoft.com/office/word/2006/wordml" xmlns:wps="http://schemas.microsoft.com/office/word/2010/wordprocessingShape" mc:Ignorable="w14 w15 w16se w16cid w16 w16cex w16sdtdh w16sdtfl w16du wp14">
   <w:p>
     <w:pPr>
@@ -31672,122 +32451,7 @@
 </w:ftr>
 </file>
 
-<file path=word/footer34.xml><?xml version="1.0" encoding="utf-8"?>
-<w:ftr xmlns:wpc="http://schemas.microsoft.com/office/word/2010/wordprocessingCanvas" xmlns:cx="http://schemas.microsoft.com/office/drawing/2014/chartex" xmlns:cx1="http://schemas.microsoft.com/office/drawing/2015/9/8/chartex" xmlns:cx2="http://schemas.microsoft.com/office/drawing/2015/10/21/chartex" xmlns:cx3="http://schemas.microsoft.com/office/drawing/2016/5/9/chartex" xmlns:cx4="http://schemas.microsoft.com/office/drawing/2016/5/10/chartex" xmlns:cx5="http://schemas.microsoft.com/office/drawing/2016/5/11/chartex" xmlns:cx6="http://schemas.microsoft.com/office/drawing/2016/5/12/chartex" xmlns:cx7="http://schemas.microsoft.com/office/drawing/2016/5/13/chartex" xmlns:cx8="http://schemas.microsoft.com/office/drawing/2016/5/14/chartex" xmlns:mc="http://schemas.openxmlformats.org/markup-compatibility/2006" xmlns:aink="http://schemas.microsoft.com/office/drawing/2016/ink" xmlns:am3d="http://schemas.microsoft.com/office/drawing/2017/model3d" xmlns:o="urn:schemas-microsoft-com:office:office" xmlns:oel="http://schemas.microsoft.com/office/2019/extlst" xmlns:r="http://schemas.openxmlformats.org/officeDocument/2006/relationships" xmlns:m="http://schemas.openxmlformats.org/officeDocument/2006/math" xmlns:v="urn:schemas-microsoft-com:vml" xmlns:wp14="http://schemas.microsoft.com/office/word/2010/wordprocessingDrawing" xmlns:wp="http://schemas.openxmlformats.org/drawingml/2006/wordprocessingDrawing" xmlns:w10="urn:schemas-microsoft-com:office:word" xmlns:w="http://schemas.openxmlformats.org/wordprocessingml/2006/main" xmlns:w14="http://schemas.microsoft.com/office/word/2010/wordml" xmlns:w15="http://schemas.microsoft.com/office/word/2012/wordml" xmlns:w16cex="http://schemas.microsoft.com/office/word/2018/wordml/cex" xmlns:w16cid="http://schemas.microsoft.com/office/word/2016/wordml/cid" xmlns:w16="http://schemas.microsoft.com/office/word/2018/wordml" xmlns:w16du="http://schemas.microsoft.com/office/word/2023/wordml/word16du" xmlns:w16sdtdh="http://schemas.microsoft.com/office/word/2020/wordml/sdtdatahash" xmlns:w16sdtfl="http://schemas.microsoft.com/office/word/2024/wordml/sdtformatlock" xmlns:w16se="http://schemas.microsoft.com/office/word/2015/wordml/symex" xmlns:wpg="http://schemas.microsoft.com/office/word/2010/wordprocessingGroup" xmlns:wpi="http://schemas.microsoft.com/office/word/2010/wordprocessingInk" xmlns:wne="http://schemas.microsoft.com/office/word/2006/wordml" xmlns:wps="http://schemas.microsoft.com/office/word/2010/wordprocessingShape" mc:Ignorable="w14 w15 w16se w16cid w16 w16cex w16sdtdh w16sdtfl w16du wp14">
-  <w:p>
-    <w:pPr>
-      <w:pStyle w:val="Textoindependiente"/>
-      <w:spacing w:line="14" w:lineRule="auto"/>
-      <w:rPr>
-        <w:sz w:val="20"/>
-      </w:rPr>
-    </w:pPr>
-    <w:r>
-      <w:rPr>
-        <w:noProof/>
-      </w:rPr>
-      <w:pict w14:anchorId="1B303496">
-        <v:shapetype id="_x0000_t202" coordsize="21600,21600" o:spt="202" path="m,l,21600r21600,l21600,xe">
-          <v:stroke joinstyle="miter"/>
-          <v:path gradientshapeok="t" o:connecttype="rect"/>
-        </v:shapetype>
-        <v:shape id="Marco28" o:spid="_x0000_s1048" type="#_x0000_t202" style="position:absolute;margin-left:457.65pt;margin-top:736.5pt;width:82.15pt;height:14.3pt;z-index:-251664384;visibility:visible;mso-wrap-style:square;mso-wrap-distance-left:0;mso-wrap-distance-top:0;mso-wrap-distance-right:0;mso-wrap-distance-bottom:0;mso-position-horizontal:absolute;mso-position-horizontal-relative:page;mso-position-vertical:absolute;mso-position-vertical-relative:page;v-text-anchor:top" o:gfxdata="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" o:allowincell="f" stroked="f">
-          <v:fill opacity="0"/>
-          <v:textbox inset="0,0,0,0">
-            <w:txbxContent>
-              <w:p>
-                <w:pPr>
-                  <w:pStyle w:val="Contenidodelmarco"/>
-                  <w:spacing w:before="13"/>
-                  <w:ind w:left="20"/>
-                  <w:rPr>
-                    <w:rFonts w:ascii="Arial" w:hAnsi="Arial"/>
-                    <w:b/>
-                  </w:rPr>
-                </w:pPr>
-                <w:r>
-                  <w:rPr>
-                    <w:rFonts w:ascii="Arial MT" w:hAnsi="Arial MT"/>
-                    <w:color w:val="000000"/>
-                  </w:rPr>
-                  <w:t xml:space="preserve">Página </w:t>
-                </w:r>
-                <w:r>
-                  <w:rPr>
-                    <w:rFonts w:ascii="Arial" w:hAnsi="Arial"/>
-                    <w:b/>
-                    <w:color w:val="000000"/>
-                  </w:rPr>
-                  <w:fldChar w:fldCharType="begin"/>
-                </w:r>
-                <w:r>
-                  <w:rPr>
-                    <w:rFonts w:ascii="Arial" w:hAnsi="Arial"/>
-                    <w:b/>
-                    <w:color w:val="000000"/>
-                  </w:rPr>
-                  <w:instrText xml:space="preserve"> PAGE </w:instrText>
-                </w:r>
-                <w:r>
-                  <w:rPr>
-                    <w:rFonts w:ascii="Arial" w:hAnsi="Arial"/>
-                    <w:b/>
-                    <w:color w:val="000000"/>
-                  </w:rPr>
-                  <w:fldChar w:fldCharType="separate"/>
-                </w:r>
-                <w:r>
-                  <w:rPr>
-                    <w:rFonts w:ascii="Arial" w:hAnsi="Arial"/>
-                    <w:b/>
-                    <w:color w:val="000000"/>
-                  </w:rPr>
-                  <w:t>17</w:t>
-                </w:r>
-                <w:r>
-                  <w:rPr>
-                    <w:rFonts w:ascii="Arial" w:hAnsi="Arial"/>
-                    <w:b/>
-                    <w:color w:val="000000"/>
-                  </w:rPr>
-                  <w:fldChar w:fldCharType="end"/>
-                </w:r>
-                <w:r>
-                  <w:rPr>
-                    <w:rFonts w:ascii="Arial" w:hAnsi="Arial"/>
-                    <w:b/>
-                    <w:color w:val="000000"/>
-                  </w:rPr>
-                  <w:t xml:space="preserve"> </w:t>
-                </w:r>
-                <w:r>
-                  <w:rPr>
-                    <w:rFonts w:ascii="Arial MT" w:hAnsi="Arial MT"/>
-                    <w:color w:val="000000"/>
-                  </w:rPr>
-                  <w:t xml:space="preserve">de </w:t>
-                </w:r>
-                <w:r>
-                  <w:rPr>
-                    <w:rFonts w:ascii="Arial" w:hAnsi="Arial"/>
-                    <w:b/>
-                    <w:color w:val="000000"/>
-                    <w:spacing w:val="-5"/>
-                  </w:rPr>
-                  <w:t>26</w:t>
-                </w:r>
-              </w:p>
-            </w:txbxContent>
-          </v:textbox>
-          <w10:wrap anchorx="page" anchory="page"/>
-        </v:shape>
-      </w:pict>
-    </w:r>
-  </w:p>
-</w:ftr>
-</file>
-
-<file path=word/footer35.xml><?xml version="1.0" encoding="utf-8"?>
+<file path=word/footer23.xml><?xml version="1.0" encoding="utf-8"?>
 <w:ftr xmlns:wpc="http://schemas.microsoft.com/office/word/2010/wordprocessingCanvas" xmlns:cx="http://schemas.microsoft.com/office/drawing/2014/chartex" xmlns:cx1="http://schemas.microsoft.com/office/drawing/2015/9/8/chartex" xmlns:cx2="http://schemas.microsoft.com/office/drawing/2015/10/21/chartex" xmlns:cx3="http://schemas.microsoft.com/office/drawing/2016/5/9/chartex" xmlns:cx4="http://schemas.microsoft.com/office/drawing/2016/5/10/chartex" xmlns:cx5="http://schemas.microsoft.com/office/drawing/2016/5/11/chartex" xmlns:cx6="http://schemas.microsoft.com/office/drawing/2016/5/12/chartex" xmlns:cx7="http://schemas.microsoft.com/office/drawing/2016/5/13/chartex" xmlns:cx8="http://schemas.microsoft.com/office/drawing/2016/5/14/chartex" xmlns:mc="http://schemas.openxmlformats.org/markup-compatibility/2006" xmlns:aink="http://schemas.microsoft.com/office/drawing/2016/ink" xmlns:am3d="http://schemas.microsoft.com/office/drawing/2017/model3d" xmlns:o="urn:schemas-microsoft-com:office:office" xmlns:oel="http://schemas.microsoft.com/office/2019/extlst" xmlns:r="http://schemas.openxmlformats.org/officeDocument/2006/relationships" xmlns:m="http://schemas.openxmlformats.org/officeDocument/2006/math" xmlns:v="urn:schemas-microsoft-com:vml" xmlns:wp14="http://schemas.microsoft.com/office/word/2010/wordprocessingDrawing" xmlns:wp="http://schemas.openxmlformats.org/drawingml/2006/wordprocessingDrawing" xmlns:w10="urn:schemas-microsoft-com:office:word" xmlns:w="http://schemas.openxmlformats.org/wordprocessingml/2006/main" xmlns:w14="http://schemas.microsoft.com/office/word/2010/wordml" xmlns:w15="http://schemas.microsoft.com/office/word/2012/wordml" xmlns:w16cex="http://schemas.microsoft.com/office/word/2018/wordml/cex" xmlns:w16cid="http://schemas.microsoft.com/office/word/2016/wordml/cid" xmlns:w16="http://schemas.microsoft.com/office/word/2018/wordml" xmlns:w16du="http://schemas.microsoft.com/office/word/2023/wordml/word16du" xmlns:w16sdtdh="http://schemas.microsoft.com/office/word/2020/wordml/sdtdatahash" xmlns:w16sdtfl="http://schemas.microsoft.com/office/word/2024/wordml/sdtformatlock" xmlns:w16se="http://schemas.microsoft.com/office/word/2015/wordml/symex" xmlns:wpg="http://schemas.microsoft.com/office/word/2010/wordprocessingGroup" xmlns:wpi="http://schemas.microsoft.com/office/word/2010/wordprocessingInk" xmlns:wne="http://schemas.microsoft.com/office/word/2006/wordml" xmlns:wps="http://schemas.microsoft.com/office/word/2010/wordprocessingShape" mc:Ignorable="w14 w15 w16se w16cid w16 w16cex w16sdtdh w16sdtfl w16du wp14">
   <w:p>
     <w:pPr>
@@ -31902,7 +32566,7 @@
 </w:ftr>
 </file>
 
-<file path=word/footer36.xml><?xml version="1.0" encoding="utf-8"?>
+<file path=word/footer24.xml><?xml version="1.0" encoding="utf-8"?>
 <w:ftr xmlns:wpc="http://schemas.microsoft.com/office/word/2010/wordprocessingCanvas" xmlns:cx="http://schemas.microsoft.com/office/drawing/2014/chartex" xmlns:cx1="http://schemas.microsoft.com/office/drawing/2015/9/8/chartex" xmlns:cx2="http://schemas.microsoft.com/office/drawing/2015/10/21/chartex" xmlns:cx3="http://schemas.microsoft.com/office/drawing/2016/5/9/chartex" xmlns:cx4="http://schemas.microsoft.com/office/drawing/2016/5/10/chartex" xmlns:cx5="http://schemas.microsoft.com/office/drawing/2016/5/11/chartex" xmlns:cx6="http://schemas.microsoft.com/office/drawing/2016/5/12/chartex" xmlns:cx7="http://schemas.microsoft.com/office/drawing/2016/5/13/chartex" xmlns:cx8="http://schemas.microsoft.com/office/drawing/2016/5/14/chartex" xmlns:mc="http://schemas.openxmlformats.org/markup-compatibility/2006" xmlns:aink="http://schemas.microsoft.com/office/drawing/2016/ink" xmlns:am3d="http://schemas.microsoft.com/office/drawing/2017/model3d" xmlns:o="urn:schemas-microsoft-com:office:office" xmlns:oel="http://schemas.microsoft.com/office/2019/extlst" xmlns:r="http://schemas.openxmlformats.org/officeDocument/2006/relationships" xmlns:m="http://schemas.openxmlformats.org/officeDocument/2006/math" xmlns:v="urn:schemas-microsoft-com:vml" xmlns:wp14="http://schemas.microsoft.com/office/word/2010/wordprocessingDrawing" xmlns:wp="http://schemas.openxmlformats.org/drawingml/2006/wordprocessingDrawing" xmlns:w10="urn:schemas-microsoft-com:office:word" xmlns:w="http://schemas.openxmlformats.org/wordprocessingml/2006/main" xmlns:w14="http://schemas.microsoft.com/office/word/2010/wordml" xmlns:w15="http://schemas.microsoft.com/office/word/2012/wordml" xmlns:w16cex="http://schemas.microsoft.com/office/word/2018/wordml/cex" xmlns:w16cid="http://schemas.microsoft.com/office/word/2016/wordml/cid" xmlns:w16="http://schemas.microsoft.com/office/word/2018/wordml" xmlns:w16du="http://schemas.microsoft.com/office/word/2023/wordml/word16du" xmlns:w16sdtdh="http://schemas.microsoft.com/office/word/2020/wordml/sdtdatahash" xmlns:w16sdtfl="http://schemas.microsoft.com/office/word/2024/wordml/sdtformatlock" xmlns:w16se="http://schemas.microsoft.com/office/word/2015/wordml/symex" xmlns:wpg="http://schemas.microsoft.com/office/word/2010/wordprocessingGroup" xmlns:wpi="http://schemas.microsoft.com/office/word/2010/wordprocessingInk" xmlns:wne="http://schemas.microsoft.com/office/word/2006/wordml" xmlns:wps="http://schemas.microsoft.com/office/word/2010/wordprocessingShape" mc:Ignorable="w14 w15 w16se w16cid w16 w16cex w16sdtdh w16sdtfl w16du wp14">
   <w:p>
     <w:pPr>
@@ -31912,21 +32576,7 @@
 </w:ftr>
 </file>
 
-<file path=word/footer37.xml><?xml version="1.0" encoding="utf-8"?>
-<w:ftr xmlns:wpc="http://schemas.microsoft.com/office/word/2010/wordprocessingCanvas" xmlns:cx="http://schemas.microsoft.com/office/drawing/2014/chartex" xmlns:cx1="http://schemas.microsoft.com/office/drawing/2015/9/8/chartex" xmlns:cx2="http://schemas.microsoft.com/office/drawing/2015/10/21/chartex" xmlns:cx3="http://schemas.microsoft.com/office/drawing/2016/5/9/chartex" xmlns:cx4="http://schemas.microsoft.com/office/drawing/2016/5/10/chartex" xmlns:cx5="http://schemas.microsoft.com/office/drawing/2016/5/11/chartex" xmlns:cx6="http://schemas.microsoft.com/office/drawing/2016/5/12/chartex" xmlns:cx7="http://schemas.microsoft.com/office/drawing/2016/5/13/chartex" xmlns:cx8="http://schemas.microsoft.com/office/drawing/2016/5/14/chartex" xmlns:mc="http://schemas.openxmlformats.org/markup-compatibility/2006" xmlns:aink="http://schemas.microsoft.com/office/drawing/2016/ink" xmlns:am3d="http://schemas.microsoft.com/office/drawing/2017/model3d" xmlns:o="urn:schemas-microsoft-com:office:office" xmlns:oel="http://schemas.microsoft.com/office/2019/extlst" xmlns:r="http://schemas.openxmlformats.org/officeDocument/2006/relationships" xmlns:m="http://schemas.openxmlformats.org/officeDocument/2006/math" xmlns:v="urn:schemas-microsoft-com:vml" xmlns:wp14="http://schemas.microsoft.com/office/word/2010/wordprocessingDrawing" xmlns:wp="http://schemas.openxmlformats.org/drawingml/2006/wordprocessingDrawing" xmlns:w10="urn:schemas-microsoft-com:office:word" xmlns:w="http://schemas.openxmlformats.org/wordprocessingml/2006/main" xmlns:w14="http://schemas.microsoft.com/office/word/2010/wordml" xmlns:w15="http://schemas.microsoft.com/office/word/2012/wordml" xmlns:w16cex="http://schemas.microsoft.com/office/word/2018/wordml/cex" xmlns:w16cid="http://schemas.microsoft.com/office/word/2016/wordml/cid" xmlns:w16="http://schemas.microsoft.com/office/word/2018/wordml" xmlns:w16du="http://schemas.microsoft.com/office/word/2023/wordml/word16du" xmlns:w16sdtdh="http://schemas.microsoft.com/office/word/2020/wordml/sdtdatahash" xmlns:w16sdtfl="http://schemas.microsoft.com/office/word/2024/wordml/sdtformatlock" xmlns:w16se="http://schemas.microsoft.com/office/word/2015/wordml/symex" xmlns:wpg="http://schemas.microsoft.com/office/word/2010/wordprocessingGroup" xmlns:wpi="http://schemas.microsoft.com/office/word/2010/wordprocessingInk" xmlns:wne="http://schemas.microsoft.com/office/word/2006/wordml" xmlns:wps="http://schemas.microsoft.com/office/word/2010/wordprocessingShape" mc:Ignorable="w14 w15 w16se w16cid w16 w16cex w16sdtdh w16sdtfl w16du wp14">
-  <w:p>
-    <w:pPr>
-      <w:pStyle w:val="Textoindependiente"/>
-      <w:spacing w:line="14" w:lineRule="auto"/>
-      <w:rPr>
-        <w:sz w:val="20"/>
-      </w:rPr>
-    </w:pPr>
-  </w:p>
-</w:ftr>
-</file>
-
-<file path=word/footer38.xml><?xml version="1.0" encoding="utf-8"?>
+<file path=word/footer25.xml><?xml version="1.0" encoding="utf-8"?>
 <w:ftr xmlns:wpc="http://schemas.microsoft.com/office/word/2010/wordprocessingCanvas" xmlns:cx="http://schemas.microsoft.com/office/drawing/2014/chartex" xmlns:cx1="http://schemas.microsoft.com/office/drawing/2015/9/8/chartex" xmlns:cx2="http://schemas.microsoft.com/office/drawing/2015/10/21/chartex" xmlns:cx3="http://schemas.microsoft.com/office/drawing/2016/5/9/chartex" xmlns:cx4="http://schemas.microsoft.com/office/drawing/2016/5/10/chartex" xmlns:cx5="http://schemas.microsoft.com/office/drawing/2016/5/11/chartex" xmlns:cx6="http://schemas.microsoft.com/office/drawing/2016/5/12/chartex" xmlns:cx7="http://schemas.microsoft.com/office/drawing/2016/5/13/chartex" xmlns:cx8="http://schemas.microsoft.com/office/drawing/2016/5/14/chartex" xmlns:mc="http://schemas.openxmlformats.org/markup-compatibility/2006" xmlns:aink="http://schemas.microsoft.com/office/drawing/2016/ink" xmlns:am3d="http://schemas.microsoft.com/office/drawing/2017/model3d" xmlns:o="urn:schemas-microsoft-com:office:office" xmlns:oel="http://schemas.microsoft.com/office/2019/extlst" xmlns:r="http://schemas.openxmlformats.org/officeDocument/2006/relationships" xmlns:m="http://schemas.openxmlformats.org/officeDocument/2006/math" xmlns:v="urn:schemas-microsoft-com:vml" xmlns:wp14="http://schemas.microsoft.com/office/word/2010/wordprocessingDrawing" xmlns:wp="http://schemas.openxmlformats.org/drawingml/2006/wordprocessingDrawing" xmlns:w10="urn:schemas-microsoft-com:office:word" xmlns:w="http://schemas.openxmlformats.org/wordprocessingml/2006/main" xmlns:w14="http://schemas.microsoft.com/office/word/2010/wordml" xmlns:w15="http://schemas.microsoft.com/office/word/2012/wordml" xmlns:w16cex="http://schemas.microsoft.com/office/word/2018/wordml/cex" xmlns:w16cid="http://schemas.microsoft.com/office/word/2016/wordml/cid" xmlns:w16="http://schemas.microsoft.com/office/word/2018/wordml" xmlns:w16du="http://schemas.microsoft.com/office/word/2023/wordml/word16du" xmlns:w16sdtdh="http://schemas.microsoft.com/office/word/2020/wordml/sdtdatahash" xmlns:w16sdtfl="http://schemas.microsoft.com/office/word/2024/wordml/sdtformatlock" xmlns:w16se="http://schemas.microsoft.com/office/word/2015/wordml/symex" xmlns:wpg="http://schemas.microsoft.com/office/word/2010/wordprocessingGroup" xmlns:wpi="http://schemas.microsoft.com/office/word/2010/wordprocessingInk" xmlns:wne="http://schemas.microsoft.com/office/word/2006/wordml" xmlns:wps="http://schemas.microsoft.com/office/word/2010/wordprocessingShape" mc:Ignorable="w14 w15 w16se w16cid w16 w16cex w16sdtdh w16sdtfl w16du wp14">
   <w:p>
     <w:pPr>
@@ -32041,7 +32691,7 @@
 </w:ftr>
 </file>
 
-<file path=word/footer39.xml><?xml version="1.0" encoding="utf-8"?>
+<file path=word/footer26.xml><?xml version="1.0" encoding="utf-8"?>
 <w:ftr xmlns:wpc="http://schemas.microsoft.com/office/word/2010/wordprocessingCanvas" xmlns:cx="http://schemas.microsoft.com/office/drawing/2014/chartex" xmlns:cx1="http://schemas.microsoft.com/office/drawing/2015/9/8/chartex" xmlns:cx2="http://schemas.microsoft.com/office/drawing/2015/10/21/chartex" xmlns:cx3="http://schemas.microsoft.com/office/drawing/2016/5/9/chartex" xmlns:cx4="http://schemas.microsoft.com/office/drawing/2016/5/10/chartex" xmlns:cx5="http://schemas.microsoft.com/office/drawing/2016/5/11/chartex" xmlns:cx6="http://schemas.microsoft.com/office/drawing/2016/5/12/chartex" xmlns:cx7="http://schemas.microsoft.com/office/drawing/2016/5/13/chartex" xmlns:cx8="http://schemas.microsoft.com/office/drawing/2016/5/14/chartex" xmlns:mc="http://schemas.openxmlformats.org/markup-compatibility/2006" xmlns:aink="http://schemas.microsoft.com/office/drawing/2016/ink" xmlns:am3d="http://schemas.microsoft.com/office/drawing/2017/model3d" xmlns:o="urn:schemas-microsoft-com:office:office" xmlns:oel="http://schemas.microsoft.com/office/2019/extlst" xmlns:r="http://schemas.openxmlformats.org/officeDocument/2006/relationships" xmlns:m="http://schemas.openxmlformats.org/officeDocument/2006/math" xmlns:v="urn:schemas-microsoft-com:vml" xmlns:wp14="http://schemas.microsoft.com/office/word/2010/wordprocessingDrawing" xmlns:wp="http://schemas.openxmlformats.org/drawingml/2006/wordprocessingDrawing" xmlns:w10="urn:schemas-microsoft-com:office:word" xmlns:w="http://schemas.openxmlformats.org/wordprocessingml/2006/main" xmlns:w14="http://schemas.microsoft.com/office/word/2010/wordml" xmlns:w15="http://schemas.microsoft.com/office/word/2012/wordml" xmlns:w16cex="http://schemas.microsoft.com/office/word/2018/wordml/cex" xmlns:w16cid="http://schemas.microsoft.com/office/word/2016/wordml/cid" xmlns:w16="http://schemas.microsoft.com/office/word/2018/wordml" xmlns:w16du="http://schemas.microsoft.com/office/word/2023/wordml/word16du" xmlns:w16sdtdh="http://schemas.microsoft.com/office/word/2020/wordml/sdtdatahash" xmlns:w16sdtfl="http://schemas.microsoft.com/office/word/2024/wordml/sdtformatlock" xmlns:w16se="http://schemas.microsoft.com/office/word/2015/wordml/symex" xmlns:wpg="http://schemas.microsoft.com/office/word/2010/wordprocessingGroup" xmlns:wpi="http://schemas.microsoft.com/office/word/2010/wordprocessingInk" xmlns:wne="http://schemas.microsoft.com/office/word/2006/wordml" xmlns:wps="http://schemas.microsoft.com/office/word/2010/wordprocessingShape" mc:Ignorable="w14 w15 w16se w16cid w16 w16cex w16sdtdh w16sdtfl w16du wp14">
   <w:p>
     <w:pPr>
@@ -32051,31 +32701,7 @@
 </w:ftr>
 </file>
 
-<file path=word/footer4.xml><?xml version="1.0" encoding="utf-8"?>
-<w:ftr xmlns:wpc="http://schemas.microsoft.com/office/word/2010/wordprocessingCanvas" xmlns:cx="http://schemas.microsoft.com/office/drawing/2014/chartex" xmlns:cx1="http://schemas.microsoft.com/office/drawing/2015/9/8/chartex" xmlns:cx2="http://schemas.microsoft.com/office/drawing/2015/10/21/chartex" xmlns:cx3="http://schemas.microsoft.com/office/drawing/2016/5/9/chartex" xmlns:cx4="http://schemas.microsoft.com/office/drawing/2016/5/10/chartex" xmlns:cx5="http://schemas.microsoft.com/office/drawing/2016/5/11/chartex" xmlns:cx6="http://schemas.microsoft.com/office/drawing/2016/5/12/chartex" xmlns:cx7="http://schemas.microsoft.com/office/drawing/2016/5/13/chartex" xmlns:cx8="http://schemas.microsoft.com/office/drawing/2016/5/14/chartex" xmlns:mc="http://schemas.openxmlformats.org/markup-compatibility/2006" xmlns:aink="http://schemas.microsoft.com/office/drawing/2016/ink" xmlns:am3d="http://schemas.microsoft.com/office/drawing/2017/model3d" xmlns:o="urn:schemas-microsoft-com:office:office" xmlns:oel="http://schemas.microsoft.com/office/2019/extlst" xmlns:r="http://schemas.openxmlformats.org/officeDocument/2006/relationships" xmlns:m="http://schemas.openxmlformats.org/officeDocument/2006/math" xmlns:v="urn:schemas-microsoft-com:vml" xmlns:wp14="http://schemas.microsoft.com/office/word/2010/wordprocessingDrawing" xmlns:wp="http://schemas.openxmlformats.org/drawingml/2006/wordprocessingDrawing" xmlns:w10="urn:schemas-microsoft-com:office:word" xmlns:w="http://schemas.openxmlformats.org/wordprocessingml/2006/main" xmlns:w14="http://schemas.microsoft.com/office/word/2010/wordml" xmlns:w15="http://schemas.microsoft.com/office/word/2012/wordml" xmlns:w16cex="http://schemas.microsoft.com/office/word/2018/wordml/cex" xmlns:w16cid="http://schemas.microsoft.com/office/word/2016/wordml/cid" xmlns:w16="http://schemas.microsoft.com/office/word/2018/wordml" xmlns:w16du="http://schemas.microsoft.com/office/word/2023/wordml/word16du" xmlns:w16sdtdh="http://schemas.microsoft.com/office/word/2020/wordml/sdtdatahash" xmlns:w16sdtfl="http://schemas.microsoft.com/office/word/2024/wordml/sdtformatlock" xmlns:w16se="http://schemas.microsoft.com/office/word/2015/wordml/symex" xmlns:wpg="http://schemas.microsoft.com/office/word/2010/wordprocessingGroup" xmlns:wpi="http://schemas.microsoft.com/office/word/2010/wordprocessingInk" xmlns:wne="http://schemas.microsoft.com/office/word/2006/wordml" xmlns:wps="http://schemas.microsoft.com/office/word/2010/wordprocessingShape" mc:Ignorable="w14 w15 w16se w16cid w16 w16cex w16sdtdh w16sdtfl w16du wp14">
-  <w:p>
-    <w:pPr>
-      <w:pStyle w:val="Piedepgina"/>
-    </w:pPr>
-  </w:p>
-</w:ftr>
-</file>
-
-<file path=word/footer40.xml><?xml version="1.0" encoding="utf-8"?>
-<w:ftr xmlns:wpc="http://schemas.microsoft.com/office/word/2010/wordprocessingCanvas" xmlns:cx="http://schemas.microsoft.com/office/drawing/2014/chartex" xmlns:cx1="http://schemas.microsoft.com/office/drawing/2015/9/8/chartex" xmlns:cx2="http://schemas.microsoft.com/office/drawing/2015/10/21/chartex" xmlns:cx3="http://schemas.microsoft.com/office/drawing/2016/5/9/chartex" xmlns:cx4="http://schemas.microsoft.com/office/drawing/2016/5/10/chartex" xmlns:cx5="http://schemas.microsoft.com/office/drawing/2016/5/11/chartex" xmlns:cx6="http://schemas.microsoft.com/office/drawing/2016/5/12/chartex" xmlns:cx7="http://schemas.microsoft.com/office/drawing/2016/5/13/chartex" xmlns:cx8="http://schemas.microsoft.com/office/drawing/2016/5/14/chartex" xmlns:mc="http://schemas.openxmlformats.org/markup-compatibility/2006" xmlns:aink="http://schemas.microsoft.com/office/drawing/2016/ink" xmlns:am3d="http://schemas.microsoft.com/office/drawing/2017/model3d" xmlns:o="urn:schemas-microsoft-com:office:office" xmlns:oel="http://schemas.microsoft.com/office/2019/extlst" xmlns:r="http://schemas.openxmlformats.org/officeDocument/2006/relationships" xmlns:m="http://schemas.openxmlformats.org/officeDocument/2006/math" xmlns:v="urn:schemas-microsoft-com:vml" xmlns:wp14="http://schemas.microsoft.com/office/word/2010/wordprocessingDrawing" xmlns:wp="http://schemas.openxmlformats.org/drawingml/2006/wordprocessingDrawing" xmlns:w10="urn:schemas-microsoft-com:office:word" xmlns:w="http://schemas.openxmlformats.org/wordprocessingml/2006/main" xmlns:w14="http://schemas.microsoft.com/office/word/2010/wordml" xmlns:w15="http://schemas.microsoft.com/office/word/2012/wordml" xmlns:w16cex="http://schemas.microsoft.com/office/word/2018/wordml/cex" xmlns:w16cid="http://schemas.microsoft.com/office/word/2016/wordml/cid" xmlns:w16="http://schemas.microsoft.com/office/word/2018/wordml" xmlns:w16du="http://schemas.microsoft.com/office/word/2023/wordml/word16du" xmlns:w16sdtdh="http://schemas.microsoft.com/office/word/2020/wordml/sdtdatahash" xmlns:w16sdtfl="http://schemas.microsoft.com/office/word/2024/wordml/sdtformatlock" xmlns:w16se="http://schemas.microsoft.com/office/word/2015/wordml/symex" xmlns:wpg="http://schemas.microsoft.com/office/word/2010/wordprocessingGroup" xmlns:wpi="http://schemas.microsoft.com/office/word/2010/wordprocessingInk" xmlns:wne="http://schemas.microsoft.com/office/word/2006/wordml" xmlns:wps="http://schemas.microsoft.com/office/word/2010/wordprocessingShape" mc:Ignorable="w14 w15 w16se w16cid w16 w16cex w16sdtdh w16sdtfl w16du wp14">
-  <w:p>
-    <w:pPr>
-      <w:pStyle w:val="Textoindependiente"/>
-      <w:spacing w:line="14" w:lineRule="auto"/>
-      <w:rPr>
-        <w:sz w:val="20"/>
-      </w:rPr>
-    </w:pPr>
-  </w:p>
-</w:ftr>
-</file>
-
-<file path=word/footer41.xml><?xml version="1.0" encoding="utf-8"?>
+<file path=word/footer27.xml><?xml version="1.0" encoding="utf-8"?>
 <w:ftr xmlns:wpc="http://schemas.microsoft.com/office/word/2010/wordprocessingCanvas" xmlns:cx="http://schemas.microsoft.com/office/drawing/2014/chartex" xmlns:cx1="http://schemas.microsoft.com/office/drawing/2015/9/8/chartex" xmlns:cx2="http://schemas.microsoft.com/office/drawing/2015/10/21/chartex" xmlns:cx3="http://schemas.microsoft.com/office/drawing/2016/5/9/chartex" xmlns:cx4="http://schemas.microsoft.com/office/drawing/2016/5/10/chartex" xmlns:cx5="http://schemas.microsoft.com/office/drawing/2016/5/11/chartex" xmlns:cx6="http://schemas.microsoft.com/office/drawing/2016/5/12/chartex" xmlns:cx7="http://schemas.microsoft.com/office/drawing/2016/5/13/chartex" xmlns:cx8="http://schemas.microsoft.com/office/drawing/2016/5/14/chartex" xmlns:mc="http://schemas.openxmlformats.org/markup-compatibility/2006" xmlns:aink="http://schemas.microsoft.com/office/drawing/2016/ink" xmlns:am3d="http://schemas.microsoft.com/office/drawing/2017/model3d" xmlns:o="urn:schemas-microsoft-com:office:office" xmlns:oel="http://schemas.microsoft.com/office/2019/extlst" xmlns:r="http://schemas.openxmlformats.org/officeDocument/2006/relationships" xmlns:m="http://schemas.openxmlformats.org/officeDocument/2006/math" xmlns:v="urn:schemas-microsoft-com:vml" xmlns:wp14="http://schemas.microsoft.com/office/word/2010/wordprocessingDrawing" xmlns:wp="http://schemas.openxmlformats.org/drawingml/2006/wordprocessingDrawing" xmlns:w10="urn:schemas-microsoft-com:office:word" xmlns:w="http://schemas.openxmlformats.org/wordprocessingml/2006/main" xmlns:w14="http://schemas.microsoft.com/office/word/2010/wordml" xmlns:w15="http://schemas.microsoft.com/office/word/2012/wordml" xmlns:w16cex="http://schemas.microsoft.com/office/word/2018/wordml/cex" xmlns:w16cid="http://schemas.microsoft.com/office/word/2016/wordml/cid" xmlns:w16="http://schemas.microsoft.com/office/word/2018/wordml" xmlns:w16du="http://schemas.microsoft.com/office/word/2023/wordml/word16du" xmlns:w16sdtdh="http://schemas.microsoft.com/office/word/2020/wordml/sdtdatahash" xmlns:w16sdtfl="http://schemas.microsoft.com/office/word/2024/wordml/sdtformatlock" xmlns:w16se="http://schemas.microsoft.com/office/word/2015/wordml/symex" xmlns:wpg="http://schemas.microsoft.com/office/word/2010/wordprocessingGroup" xmlns:wpi="http://schemas.microsoft.com/office/word/2010/wordprocessingInk" xmlns:wne="http://schemas.microsoft.com/office/word/2006/wordml" xmlns:wps="http://schemas.microsoft.com/office/word/2010/wordprocessingShape" mc:Ignorable="w14 w15 w16se w16cid w16 w16cex w16sdtdh w16sdtfl w16du wp14">
   <w:p>
     <w:pPr>
@@ -32190,7 +32816,7 @@
 </w:ftr>
 </file>
 
-<file path=word/footer42.xml><?xml version="1.0" encoding="utf-8"?>
+<file path=word/footer28.xml><?xml version="1.0" encoding="utf-8"?>
 <w:ftr xmlns:wpc="http://schemas.microsoft.com/office/word/2010/wordprocessingCanvas" xmlns:cx="http://schemas.microsoft.com/office/drawing/2014/chartex" xmlns:cx1="http://schemas.microsoft.com/office/drawing/2015/9/8/chartex" xmlns:cx2="http://schemas.microsoft.com/office/drawing/2015/10/21/chartex" xmlns:cx3="http://schemas.microsoft.com/office/drawing/2016/5/9/chartex" xmlns:cx4="http://schemas.microsoft.com/office/drawing/2016/5/10/chartex" xmlns:cx5="http://schemas.microsoft.com/office/drawing/2016/5/11/chartex" xmlns:cx6="http://schemas.microsoft.com/office/drawing/2016/5/12/chartex" xmlns:cx7="http://schemas.microsoft.com/office/drawing/2016/5/13/chartex" xmlns:cx8="http://schemas.microsoft.com/office/drawing/2016/5/14/chartex" xmlns:mc="http://schemas.openxmlformats.org/markup-compatibility/2006" xmlns:aink="http://schemas.microsoft.com/office/drawing/2016/ink" xmlns:am3d="http://schemas.microsoft.com/office/drawing/2017/model3d" xmlns:o="urn:schemas-microsoft-com:office:office" xmlns:oel="http://schemas.microsoft.com/office/2019/extlst" xmlns:r="http://schemas.openxmlformats.org/officeDocument/2006/relationships" xmlns:m="http://schemas.openxmlformats.org/officeDocument/2006/math" xmlns:v="urn:schemas-microsoft-com:vml" xmlns:wp14="http://schemas.microsoft.com/office/word/2010/wordprocessingDrawing" xmlns:wp="http://schemas.openxmlformats.org/drawingml/2006/wordprocessingDrawing" xmlns:w10="urn:schemas-microsoft-com:office:word" xmlns:w="http://schemas.openxmlformats.org/wordprocessingml/2006/main" xmlns:w14="http://schemas.microsoft.com/office/word/2010/wordml" xmlns:w15="http://schemas.microsoft.com/office/word/2012/wordml" xmlns:w16cex="http://schemas.microsoft.com/office/word/2018/wordml/cex" xmlns:w16cid="http://schemas.microsoft.com/office/word/2016/wordml/cid" xmlns:w16="http://schemas.microsoft.com/office/word/2018/wordml" xmlns:w16du="http://schemas.microsoft.com/office/word/2023/wordml/word16du" xmlns:w16sdtdh="http://schemas.microsoft.com/office/word/2020/wordml/sdtdatahash" xmlns:w16sdtfl="http://schemas.microsoft.com/office/word/2024/wordml/sdtformatlock" xmlns:w16se="http://schemas.microsoft.com/office/word/2015/wordml/symex" xmlns:wpg="http://schemas.microsoft.com/office/word/2010/wordprocessingGroup" xmlns:wpi="http://schemas.microsoft.com/office/word/2010/wordprocessingInk" xmlns:wne="http://schemas.microsoft.com/office/word/2006/wordml" xmlns:wps="http://schemas.microsoft.com/office/word/2010/wordprocessingShape" mc:Ignorable="w14 w15 w16se w16cid w16 w16cex w16sdtdh w16sdtfl w16du wp14">
   <w:p>
     <w:pPr>
@@ -32200,21 +32826,7 @@
 </w:ftr>
 </file>
 
-<file path=word/footer43.xml><?xml version="1.0" encoding="utf-8"?>
-<w:ftr xmlns:wpc="http://schemas.microsoft.com/office/word/2010/wordprocessingCanvas" xmlns:cx="http://schemas.microsoft.com/office/drawing/2014/chartex" xmlns:cx1="http://schemas.microsoft.com/office/drawing/2015/9/8/chartex" xmlns:cx2="http://schemas.microsoft.com/office/drawing/2015/10/21/chartex" xmlns:cx3="http://schemas.microsoft.com/office/drawing/2016/5/9/chartex" xmlns:cx4="http://schemas.microsoft.com/office/drawing/2016/5/10/chartex" xmlns:cx5="http://schemas.microsoft.com/office/drawing/2016/5/11/chartex" xmlns:cx6="http://schemas.microsoft.com/office/drawing/2016/5/12/chartex" xmlns:cx7="http://schemas.microsoft.com/office/drawing/2016/5/13/chartex" xmlns:cx8="http://schemas.microsoft.com/office/drawing/2016/5/14/chartex" xmlns:mc="http://schemas.openxmlformats.org/markup-compatibility/2006" xmlns:aink="http://schemas.microsoft.com/office/drawing/2016/ink" xmlns:am3d="http://schemas.microsoft.com/office/drawing/2017/model3d" xmlns:o="urn:schemas-microsoft-com:office:office" xmlns:oel="http://schemas.microsoft.com/office/2019/extlst" xmlns:r="http://schemas.openxmlformats.org/officeDocument/2006/relationships" xmlns:m="http://schemas.openxmlformats.org/officeDocument/2006/math" xmlns:v="urn:schemas-microsoft-com:vml" xmlns:wp14="http://schemas.microsoft.com/office/word/2010/wordprocessingDrawing" xmlns:wp="http://schemas.openxmlformats.org/drawingml/2006/wordprocessingDrawing" xmlns:w10="urn:schemas-microsoft-com:office:word" xmlns:w="http://schemas.openxmlformats.org/wordprocessingml/2006/main" xmlns:w14="http://schemas.microsoft.com/office/word/2010/wordml" xmlns:w15="http://schemas.microsoft.com/office/word/2012/wordml" xmlns:w16cex="http://schemas.microsoft.com/office/word/2018/wordml/cex" xmlns:w16cid="http://schemas.microsoft.com/office/word/2016/wordml/cid" xmlns:w16="http://schemas.microsoft.com/office/word/2018/wordml" xmlns:w16du="http://schemas.microsoft.com/office/word/2023/wordml/word16du" xmlns:w16sdtdh="http://schemas.microsoft.com/office/word/2020/wordml/sdtdatahash" xmlns:w16sdtfl="http://schemas.microsoft.com/office/word/2024/wordml/sdtformatlock" xmlns:w16se="http://schemas.microsoft.com/office/word/2015/wordml/symex" xmlns:wpg="http://schemas.microsoft.com/office/word/2010/wordprocessingGroup" xmlns:wpi="http://schemas.microsoft.com/office/word/2010/wordprocessingInk" xmlns:wne="http://schemas.microsoft.com/office/word/2006/wordml" xmlns:wps="http://schemas.microsoft.com/office/word/2010/wordprocessingShape" mc:Ignorable="w14 w15 w16se w16cid w16 w16cex w16sdtdh w16sdtfl w16du wp14">
-  <w:p>
-    <w:pPr>
-      <w:pStyle w:val="Textoindependiente"/>
-      <w:spacing w:line="14" w:lineRule="auto"/>
-      <w:rPr>
-        <w:sz w:val="20"/>
-      </w:rPr>
-    </w:pPr>
-  </w:p>
-</w:ftr>
-</file>
-
-<file path=word/footer44.xml><?xml version="1.0" encoding="utf-8"?>
+<file path=word/footer29.xml><?xml version="1.0" encoding="utf-8"?>
 <w:ftr xmlns:wpc="http://schemas.microsoft.com/office/word/2010/wordprocessingCanvas" xmlns:cx="http://schemas.microsoft.com/office/drawing/2014/chartex" xmlns:cx1="http://schemas.microsoft.com/office/drawing/2015/9/8/chartex" xmlns:cx2="http://schemas.microsoft.com/office/drawing/2015/10/21/chartex" xmlns:cx3="http://schemas.microsoft.com/office/drawing/2016/5/9/chartex" xmlns:cx4="http://schemas.microsoft.com/office/drawing/2016/5/10/chartex" xmlns:cx5="http://schemas.microsoft.com/office/drawing/2016/5/11/chartex" xmlns:cx6="http://schemas.microsoft.com/office/drawing/2016/5/12/chartex" xmlns:cx7="http://schemas.microsoft.com/office/drawing/2016/5/13/chartex" xmlns:cx8="http://schemas.microsoft.com/office/drawing/2016/5/14/chartex" xmlns:mc="http://schemas.openxmlformats.org/markup-compatibility/2006" xmlns:aink="http://schemas.microsoft.com/office/drawing/2016/ink" xmlns:am3d="http://schemas.microsoft.com/office/drawing/2017/model3d" xmlns:o="urn:schemas-microsoft-com:office:office" xmlns:oel="http://schemas.microsoft.com/office/2019/extlst" xmlns:r="http://schemas.openxmlformats.org/officeDocument/2006/relationships" xmlns:m="http://schemas.openxmlformats.org/officeDocument/2006/math" xmlns:v="urn:schemas-microsoft-com:vml" xmlns:wp14="http://schemas.microsoft.com/office/word/2010/wordprocessingDrawing" xmlns:wp="http://schemas.openxmlformats.org/drawingml/2006/wordprocessingDrawing" xmlns:w10="urn:schemas-microsoft-com:office:word" xmlns:w="http://schemas.openxmlformats.org/wordprocessingml/2006/main" xmlns:w14="http://schemas.microsoft.com/office/word/2010/wordml" xmlns:w15="http://schemas.microsoft.com/office/word/2012/wordml" xmlns:w16cex="http://schemas.microsoft.com/office/word/2018/wordml/cex" xmlns:w16cid="http://schemas.microsoft.com/office/word/2016/wordml/cid" xmlns:w16="http://schemas.microsoft.com/office/word/2018/wordml" xmlns:w16du="http://schemas.microsoft.com/office/word/2023/wordml/word16du" xmlns:w16sdtdh="http://schemas.microsoft.com/office/word/2020/wordml/sdtdatahash" xmlns:w16sdtfl="http://schemas.microsoft.com/office/word/2024/wordml/sdtformatlock" xmlns:w16se="http://schemas.microsoft.com/office/word/2015/wordml/symex" xmlns:wpg="http://schemas.microsoft.com/office/word/2010/wordprocessingGroup" xmlns:wpi="http://schemas.microsoft.com/office/word/2010/wordprocessingInk" xmlns:wne="http://schemas.microsoft.com/office/word/2006/wordml" xmlns:wps="http://schemas.microsoft.com/office/word/2010/wordprocessingShape" mc:Ignorable="w14 w15 w16se w16cid w16 w16cex w16sdtdh w16sdtfl w16du wp14">
   <w:p>
     <w:pPr>
@@ -32329,7 +32941,7 @@
 </w:ftr>
 </file>
 
-<file path=word/footer45.xml><?xml version="1.0" encoding="utf-8"?>
+<file path=word/footer3.xml><?xml version="1.0" encoding="utf-8"?>
 <w:ftr xmlns:wpc="http://schemas.microsoft.com/office/word/2010/wordprocessingCanvas" xmlns:cx="http://schemas.microsoft.com/office/drawing/2014/chartex" xmlns:cx1="http://schemas.microsoft.com/office/drawing/2015/9/8/chartex" xmlns:cx2="http://schemas.microsoft.com/office/drawing/2015/10/21/chartex" xmlns:cx3="http://schemas.microsoft.com/office/drawing/2016/5/9/chartex" xmlns:cx4="http://schemas.microsoft.com/office/drawing/2016/5/10/chartex" xmlns:cx5="http://schemas.microsoft.com/office/drawing/2016/5/11/chartex" xmlns:cx6="http://schemas.microsoft.com/office/drawing/2016/5/12/chartex" xmlns:cx7="http://schemas.microsoft.com/office/drawing/2016/5/13/chartex" xmlns:cx8="http://schemas.microsoft.com/office/drawing/2016/5/14/chartex" xmlns:mc="http://schemas.openxmlformats.org/markup-compatibility/2006" xmlns:aink="http://schemas.microsoft.com/office/drawing/2016/ink" xmlns:am3d="http://schemas.microsoft.com/office/drawing/2017/model3d" xmlns:o="urn:schemas-microsoft-com:office:office" xmlns:oel="http://schemas.microsoft.com/office/2019/extlst" xmlns:r="http://schemas.openxmlformats.org/officeDocument/2006/relationships" xmlns:m="http://schemas.openxmlformats.org/officeDocument/2006/math" xmlns:v="urn:schemas-microsoft-com:vml" xmlns:wp14="http://schemas.microsoft.com/office/word/2010/wordprocessingDrawing" xmlns:wp="http://schemas.openxmlformats.org/drawingml/2006/wordprocessingDrawing" xmlns:w10="urn:schemas-microsoft-com:office:word" xmlns:w="http://schemas.openxmlformats.org/wordprocessingml/2006/main" xmlns:w14="http://schemas.microsoft.com/office/word/2010/wordml" xmlns:w15="http://schemas.microsoft.com/office/word/2012/wordml" xmlns:w16cex="http://schemas.microsoft.com/office/word/2018/wordml/cex" xmlns:w16cid="http://schemas.microsoft.com/office/word/2016/wordml/cid" xmlns:w16="http://schemas.microsoft.com/office/word/2018/wordml" xmlns:w16du="http://schemas.microsoft.com/office/word/2023/wordml/word16du" xmlns:w16sdtdh="http://schemas.microsoft.com/office/word/2020/wordml/sdtdatahash" xmlns:w16sdtfl="http://schemas.microsoft.com/office/word/2024/wordml/sdtformatlock" xmlns:w16se="http://schemas.microsoft.com/office/word/2015/wordml/symex" xmlns:wpg="http://schemas.microsoft.com/office/word/2010/wordprocessingGroup" xmlns:wpi="http://schemas.microsoft.com/office/word/2010/wordprocessingInk" xmlns:wne="http://schemas.microsoft.com/office/word/2006/wordml" xmlns:wps="http://schemas.microsoft.com/office/word/2010/wordprocessingShape" mc:Ignorable="w14 w15 w16se w16cid w16 w16cex w16sdtdh w16sdtfl w16du wp14">
   <w:p>
     <w:pPr>
@@ -32339,21 +32951,17 @@
 </w:ftr>
 </file>
 
-<file path=word/footer46.xml><?xml version="1.0" encoding="utf-8"?>
+<file path=word/footer30.xml><?xml version="1.0" encoding="utf-8"?>
 <w:ftr xmlns:wpc="http://schemas.microsoft.com/office/word/2010/wordprocessingCanvas" xmlns:cx="http://schemas.microsoft.com/office/drawing/2014/chartex" xmlns:cx1="http://schemas.microsoft.com/office/drawing/2015/9/8/chartex" xmlns:cx2="http://schemas.microsoft.com/office/drawing/2015/10/21/chartex" xmlns:cx3="http://schemas.microsoft.com/office/drawing/2016/5/9/chartex" xmlns:cx4="http://schemas.microsoft.com/office/drawing/2016/5/10/chartex" xmlns:cx5="http://schemas.microsoft.com/office/drawing/2016/5/11/chartex" xmlns:cx6="http://schemas.microsoft.com/office/drawing/2016/5/12/chartex" xmlns:cx7="http://schemas.microsoft.com/office/drawing/2016/5/13/chartex" xmlns:cx8="http://schemas.microsoft.com/office/drawing/2016/5/14/chartex" xmlns:mc="http://schemas.openxmlformats.org/markup-compatibility/2006" xmlns:aink="http://schemas.microsoft.com/office/drawing/2016/ink" xmlns:am3d="http://schemas.microsoft.com/office/drawing/2017/model3d" xmlns:o="urn:schemas-microsoft-com:office:office" xmlns:oel="http://schemas.microsoft.com/office/2019/extlst" xmlns:r="http://schemas.openxmlformats.org/officeDocument/2006/relationships" xmlns:m="http://schemas.openxmlformats.org/officeDocument/2006/math" xmlns:v="urn:schemas-microsoft-com:vml" xmlns:wp14="http://schemas.microsoft.com/office/word/2010/wordprocessingDrawing" xmlns:wp="http://schemas.openxmlformats.org/drawingml/2006/wordprocessingDrawing" xmlns:w10="urn:schemas-microsoft-com:office:word" xmlns:w="http://schemas.openxmlformats.org/wordprocessingml/2006/main" xmlns:w14="http://schemas.microsoft.com/office/word/2010/wordml" xmlns:w15="http://schemas.microsoft.com/office/word/2012/wordml" xmlns:w16cex="http://schemas.microsoft.com/office/word/2018/wordml/cex" xmlns:w16cid="http://schemas.microsoft.com/office/word/2016/wordml/cid" xmlns:w16="http://schemas.microsoft.com/office/word/2018/wordml" xmlns:w16du="http://schemas.microsoft.com/office/word/2023/wordml/word16du" xmlns:w16sdtdh="http://schemas.microsoft.com/office/word/2020/wordml/sdtdatahash" xmlns:w16sdtfl="http://schemas.microsoft.com/office/word/2024/wordml/sdtformatlock" xmlns:w16se="http://schemas.microsoft.com/office/word/2015/wordml/symex" xmlns:wpg="http://schemas.microsoft.com/office/word/2010/wordprocessingGroup" xmlns:wpi="http://schemas.microsoft.com/office/word/2010/wordprocessingInk" xmlns:wne="http://schemas.microsoft.com/office/word/2006/wordml" xmlns:wps="http://schemas.microsoft.com/office/word/2010/wordprocessingShape" mc:Ignorable="w14 w15 w16se w16cid w16 w16cex w16sdtdh w16sdtfl w16du wp14">
   <w:p>
     <w:pPr>
-      <w:pStyle w:val="Textoindependiente"/>
-      <w:spacing w:line="14" w:lineRule="auto"/>
-      <w:rPr>
-        <w:sz w:val="20"/>
-      </w:rPr>
+      <w:pStyle w:val="Piedepgina"/>
     </w:pPr>
   </w:p>
 </w:ftr>
 </file>
 
-<file path=word/footer47.xml><?xml version="1.0" encoding="utf-8"?>
+<file path=word/footer31.xml><?xml version="1.0" encoding="utf-8"?>
 <w:ftr xmlns:wpc="http://schemas.microsoft.com/office/word/2010/wordprocessingCanvas" xmlns:cx="http://schemas.microsoft.com/office/drawing/2014/chartex" xmlns:cx1="http://schemas.microsoft.com/office/drawing/2015/9/8/chartex" xmlns:cx2="http://schemas.microsoft.com/office/drawing/2015/10/21/chartex" xmlns:cx3="http://schemas.microsoft.com/office/drawing/2016/5/9/chartex" xmlns:cx4="http://schemas.microsoft.com/office/drawing/2016/5/10/chartex" xmlns:cx5="http://schemas.microsoft.com/office/drawing/2016/5/11/chartex" xmlns:cx6="http://schemas.microsoft.com/office/drawing/2016/5/12/chartex" xmlns:cx7="http://schemas.microsoft.com/office/drawing/2016/5/13/chartex" xmlns:cx8="http://schemas.microsoft.com/office/drawing/2016/5/14/chartex" xmlns:mc="http://schemas.openxmlformats.org/markup-compatibility/2006" xmlns:aink="http://schemas.microsoft.com/office/drawing/2016/ink" xmlns:am3d="http://schemas.microsoft.com/office/drawing/2017/model3d" xmlns:o="urn:schemas-microsoft-com:office:office" xmlns:oel="http://schemas.microsoft.com/office/2019/extlst" xmlns:r="http://schemas.openxmlformats.org/officeDocument/2006/relationships" xmlns:m="http://schemas.openxmlformats.org/officeDocument/2006/math" xmlns:v="urn:schemas-microsoft-com:vml" xmlns:wp14="http://schemas.microsoft.com/office/word/2010/wordprocessingDrawing" xmlns:wp="http://schemas.openxmlformats.org/drawingml/2006/wordprocessingDrawing" xmlns:w10="urn:schemas-microsoft-com:office:word" xmlns:w="http://schemas.openxmlformats.org/wordprocessingml/2006/main" xmlns:w14="http://schemas.microsoft.com/office/word/2010/wordml" xmlns:w15="http://schemas.microsoft.com/office/word/2012/wordml" xmlns:w16cex="http://schemas.microsoft.com/office/word/2018/wordml/cex" xmlns:w16cid="http://schemas.microsoft.com/office/word/2016/wordml/cid" xmlns:w16="http://schemas.microsoft.com/office/word/2018/wordml" xmlns:w16du="http://schemas.microsoft.com/office/word/2023/wordml/word16du" xmlns:w16sdtdh="http://schemas.microsoft.com/office/word/2020/wordml/sdtdatahash" xmlns:w16sdtfl="http://schemas.microsoft.com/office/word/2024/wordml/sdtformatlock" xmlns:w16se="http://schemas.microsoft.com/office/word/2015/wordml/symex" xmlns:wpg="http://schemas.microsoft.com/office/word/2010/wordprocessingGroup" xmlns:wpi="http://schemas.microsoft.com/office/word/2010/wordprocessingInk" xmlns:wne="http://schemas.microsoft.com/office/word/2006/wordml" xmlns:wps="http://schemas.microsoft.com/office/word/2010/wordprocessingShape" mc:Ignorable="w14 w15 w16se w16cid w16 w16cex w16sdtdh w16sdtfl w16du wp14">
   <w:p>
     <w:pPr>
@@ -32468,7 +33076,7 @@
 </w:ftr>
 </file>
 
-<file path=word/footer48.xml><?xml version="1.0" encoding="utf-8"?>
+<file path=word/footer32.xml><?xml version="1.0" encoding="utf-8"?>
 <w:ftr xmlns:wpc="http://schemas.microsoft.com/office/word/2010/wordprocessingCanvas" xmlns:cx="http://schemas.microsoft.com/office/drawing/2014/chartex" xmlns:cx1="http://schemas.microsoft.com/office/drawing/2015/9/8/chartex" xmlns:cx2="http://schemas.microsoft.com/office/drawing/2015/10/21/chartex" xmlns:cx3="http://schemas.microsoft.com/office/drawing/2016/5/9/chartex" xmlns:cx4="http://schemas.microsoft.com/office/drawing/2016/5/10/chartex" xmlns:cx5="http://schemas.microsoft.com/office/drawing/2016/5/11/chartex" xmlns:cx6="http://schemas.microsoft.com/office/drawing/2016/5/12/chartex" xmlns:cx7="http://schemas.microsoft.com/office/drawing/2016/5/13/chartex" xmlns:cx8="http://schemas.microsoft.com/office/drawing/2016/5/14/chartex" xmlns:mc="http://schemas.openxmlformats.org/markup-compatibility/2006" xmlns:aink="http://schemas.microsoft.com/office/drawing/2016/ink" xmlns:am3d="http://schemas.microsoft.com/office/drawing/2017/model3d" xmlns:o="urn:schemas-microsoft-com:office:office" xmlns:oel="http://schemas.microsoft.com/office/2019/extlst" xmlns:r="http://schemas.openxmlformats.org/officeDocument/2006/relationships" xmlns:m="http://schemas.openxmlformats.org/officeDocument/2006/math" xmlns:v="urn:schemas-microsoft-com:vml" xmlns:wp14="http://schemas.microsoft.com/office/word/2010/wordprocessingDrawing" xmlns:wp="http://schemas.openxmlformats.org/drawingml/2006/wordprocessingDrawing" xmlns:w10="urn:schemas-microsoft-com:office:word" xmlns:w="http://schemas.openxmlformats.org/wordprocessingml/2006/main" xmlns:w14="http://schemas.microsoft.com/office/word/2010/wordml" xmlns:w15="http://schemas.microsoft.com/office/word/2012/wordml" xmlns:w16cex="http://schemas.microsoft.com/office/word/2018/wordml/cex" xmlns:w16cid="http://schemas.microsoft.com/office/word/2016/wordml/cid" xmlns:w16="http://schemas.microsoft.com/office/word/2018/wordml" xmlns:w16du="http://schemas.microsoft.com/office/word/2023/wordml/word16du" xmlns:w16sdtdh="http://schemas.microsoft.com/office/word/2020/wordml/sdtdatahash" xmlns:w16sdtfl="http://schemas.microsoft.com/office/word/2024/wordml/sdtformatlock" xmlns:w16se="http://schemas.microsoft.com/office/word/2015/wordml/symex" xmlns:wpg="http://schemas.microsoft.com/office/word/2010/wordprocessingGroup" xmlns:wpi="http://schemas.microsoft.com/office/word/2010/wordprocessingInk" xmlns:wne="http://schemas.microsoft.com/office/word/2006/wordml" xmlns:wps="http://schemas.microsoft.com/office/word/2010/wordprocessingShape" mc:Ignorable="w14 w15 w16se w16cid w16 w16cex w16sdtdh w16sdtfl w16du wp14">
   <w:p>
     <w:pPr>
@@ -32478,98 +33086,7 @@
 </w:ftr>
 </file>
 
-<file path=word/footer49.xml><?xml version="1.0" encoding="utf-8"?>
-<w:ftr xmlns:wpc="http://schemas.microsoft.com/office/word/2010/wordprocessingCanvas" xmlns:cx="http://schemas.microsoft.com/office/drawing/2014/chartex" xmlns:cx1="http://schemas.microsoft.com/office/drawing/2015/9/8/chartex" xmlns:cx2="http://schemas.microsoft.com/office/drawing/2015/10/21/chartex" xmlns:cx3="http://schemas.microsoft.com/office/drawing/2016/5/9/chartex" xmlns:cx4="http://schemas.microsoft.com/office/drawing/2016/5/10/chartex" xmlns:cx5="http://schemas.microsoft.com/office/drawing/2016/5/11/chartex" xmlns:cx6="http://schemas.microsoft.com/office/drawing/2016/5/12/chartex" xmlns:cx7="http://schemas.microsoft.com/office/drawing/2016/5/13/chartex" xmlns:cx8="http://schemas.microsoft.com/office/drawing/2016/5/14/chartex" xmlns:mc="http://schemas.openxmlformats.org/markup-compatibility/2006" xmlns:aink="http://schemas.microsoft.com/office/drawing/2016/ink" xmlns:am3d="http://schemas.microsoft.com/office/drawing/2017/model3d" xmlns:o="urn:schemas-microsoft-com:office:office" xmlns:oel="http://schemas.microsoft.com/office/2019/extlst" xmlns:r="http://schemas.openxmlformats.org/officeDocument/2006/relationships" xmlns:m="http://schemas.openxmlformats.org/officeDocument/2006/math" xmlns:v="urn:schemas-microsoft-com:vml" xmlns:wp14="http://schemas.microsoft.com/office/word/2010/wordprocessingDrawing" xmlns:wp="http://schemas.openxmlformats.org/drawingml/2006/wordprocessingDrawing" xmlns:w10="urn:schemas-microsoft-com:office:word" xmlns:w="http://schemas.openxmlformats.org/wordprocessingml/2006/main" xmlns:w14="http://schemas.microsoft.com/office/word/2010/wordml" xmlns:w15="http://schemas.microsoft.com/office/word/2012/wordml" xmlns:w16cex="http://schemas.microsoft.com/office/word/2018/wordml/cex" xmlns:w16cid="http://schemas.microsoft.com/office/word/2016/wordml/cid" xmlns:w16="http://schemas.microsoft.com/office/word/2018/wordml" xmlns:w16du="http://schemas.microsoft.com/office/word/2023/wordml/word16du" xmlns:w16sdtdh="http://schemas.microsoft.com/office/word/2020/wordml/sdtdatahash" xmlns:w16sdtfl="http://schemas.microsoft.com/office/word/2024/wordml/sdtformatlock" xmlns:w16se="http://schemas.microsoft.com/office/word/2015/wordml/symex" xmlns:wpg="http://schemas.microsoft.com/office/word/2010/wordprocessingGroup" xmlns:wpi="http://schemas.microsoft.com/office/word/2010/wordprocessingInk" xmlns:wne="http://schemas.microsoft.com/office/word/2006/wordml" xmlns:wps="http://schemas.microsoft.com/office/word/2010/wordprocessingShape" mc:Ignorable="w14 w15 w16se w16cid w16 w16cex w16sdtdh w16sdtfl w16du wp14">
-  <w:p>
-    <w:pPr>
-      <w:pStyle w:val="Textoindependiente"/>
-      <w:spacing w:line="14" w:lineRule="auto"/>
-      <w:rPr>
-        <w:sz w:val="20"/>
-      </w:rPr>
-    </w:pPr>
-  </w:p>
-</w:ftr>
-</file>
-
-<file path=word/footer5.xml><?xml version="1.0" encoding="utf-8"?>
-<w:ftr xmlns:wpc="http://schemas.microsoft.com/office/word/2010/wordprocessingCanvas" xmlns:cx="http://schemas.microsoft.com/office/drawing/2014/chartex" xmlns:cx1="http://schemas.microsoft.com/office/drawing/2015/9/8/chartex" xmlns:cx2="http://schemas.microsoft.com/office/drawing/2015/10/21/chartex" xmlns:cx3="http://schemas.microsoft.com/office/drawing/2016/5/9/chartex" xmlns:cx4="http://schemas.microsoft.com/office/drawing/2016/5/10/chartex" xmlns:cx5="http://schemas.microsoft.com/office/drawing/2016/5/11/chartex" xmlns:cx6="http://schemas.microsoft.com/office/drawing/2016/5/12/chartex" xmlns:cx7="http://schemas.microsoft.com/office/drawing/2016/5/13/chartex" xmlns:cx8="http://schemas.microsoft.com/office/drawing/2016/5/14/chartex" xmlns:mc="http://schemas.openxmlformats.org/markup-compatibility/2006" xmlns:aink="http://schemas.microsoft.com/office/drawing/2016/ink" xmlns:am3d="http://schemas.microsoft.com/office/drawing/2017/model3d" xmlns:o="urn:schemas-microsoft-com:office:office" xmlns:oel="http://schemas.microsoft.com/office/2019/extlst" xmlns:r="http://schemas.openxmlformats.org/officeDocument/2006/relationships" xmlns:m="http://schemas.openxmlformats.org/officeDocument/2006/math" xmlns:v="urn:schemas-microsoft-com:vml" xmlns:wp14="http://schemas.microsoft.com/office/word/2010/wordprocessingDrawing" xmlns:wp="http://schemas.openxmlformats.org/drawingml/2006/wordprocessingDrawing" xmlns:w10="urn:schemas-microsoft-com:office:word" xmlns:w="http://schemas.openxmlformats.org/wordprocessingml/2006/main" xmlns:w14="http://schemas.microsoft.com/office/word/2010/wordml" xmlns:w15="http://schemas.microsoft.com/office/word/2012/wordml" xmlns:w16cex="http://schemas.microsoft.com/office/word/2018/wordml/cex" xmlns:w16cid="http://schemas.microsoft.com/office/word/2016/wordml/cid" xmlns:w16="http://schemas.microsoft.com/office/word/2018/wordml" xmlns:w16du="http://schemas.microsoft.com/office/word/2023/wordml/word16du" xmlns:w16sdtdh="http://schemas.microsoft.com/office/word/2020/wordml/sdtdatahash" xmlns:w16sdtfl="http://schemas.microsoft.com/office/word/2024/wordml/sdtformatlock" xmlns:w16se="http://schemas.microsoft.com/office/word/2015/wordml/symex" xmlns:wpg="http://schemas.microsoft.com/office/word/2010/wordprocessingGroup" xmlns:wpi="http://schemas.microsoft.com/office/word/2010/wordprocessingInk" xmlns:wne="http://schemas.microsoft.com/office/word/2006/wordml" xmlns:wps="http://schemas.microsoft.com/office/word/2010/wordprocessingShape" mc:Ignorable="w14 w15 w16se w16cid w16 w16cex w16sdtdh w16sdtfl w16du wp14">
-  <w:p>
-    <w:pPr>
-      <w:pStyle w:val="Textoindependiente"/>
-      <w:spacing w:line="14" w:lineRule="auto"/>
-      <w:rPr>
-        <w:sz w:val="20"/>
-      </w:rPr>
-    </w:pPr>
-    <w:r>
-      <w:rPr>
-        <w:noProof/>
-      </w:rPr>
-      <w:pict w14:anchorId="79F23D85">
-        <v:shapetype id="_x0000_t202" coordsize="21600,21600" o:spt="202" path="m,l,21600r21600,l21600,xe">
-          <v:stroke joinstyle="miter"/>
-          <v:path gradientshapeok="t" o:connecttype="rect"/>
-        </v:shapetype>
-        <v:shape id="Marco3" o:spid="_x0000_s1064" type="#_x0000_t202" style="position:absolute;margin-left:233.65pt;margin-top:684.45pt;width:303.9pt;height:10.95pt;z-index:-251662336;visibility:visible;mso-wrap-style:square;mso-wrap-distance-left:0;mso-wrap-distance-top:0;mso-wrap-distance-right:0;mso-wrap-distance-bottom:0;mso-position-horizontal:absolute;mso-position-horizontal-relative:page;mso-position-vertical:absolute;mso-position-vertical-relative:page;v-text-anchor:top" o:gfxdata="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" o:allowincell="f" stroked="f">
-          <v:fill opacity="0"/>
-          <v:textbox inset="0,0,0,0">
-            <w:txbxContent>
-              <w:p>
-                <w:pPr>
-                  <w:pStyle w:val="Contenidodelmarco"/>
-                  <w:spacing w:before="14"/>
-                  <w:ind w:left="20"/>
-                  <w:rPr>
-                    <w:rFonts w:ascii="Arial MT" w:hAnsi="Arial MT"/>
-                    <w:sz w:val="16"/>
-                  </w:rPr>
-                </w:pPr>
-                <w:r>
-                  <w:rPr>
-                    <w:rFonts w:ascii="Arial MT" w:hAnsi="Arial MT"/>
-                    <w:color w:val="000000"/>
-                    <w:sz w:val="16"/>
-                  </w:rPr>
-                  <w:t>SANTA MARÍA ATARASQUILLO, LERMA ESTADO DE MÉXICO.</w:t>
-                </w:r>
-                <w:r>
-                  <w:rPr>
-                    <w:rFonts w:ascii="Arial MT" w:hAnsi="Arial MT"/>
-                    <w:color w:val="000000"/>
-                    <w:sz w:val="16"/>
-                  </w:rPr>
-                  <w:t xml:space="preserve"> </w:t>
-                </w:r>
-                <w:r>
-                  <w:rPr>
-                    <w:rFonts w:ascii="Arial MT" w:hAnsi="Arial MT"/>
-                    <w:color w:val="000000"/>
-                    <w:sz w:val="16"/>
-                  </w:rPr>
-                  <w:t xml:space="preserve">24 ABRIL </w:t>
-                </w:r>
-                <w:r>
-                  <w:rPr>
-                    <w:rFonts w:ascii="Arial MT" w:hAnsi="Arial MT"/>
-                    <w:color w:val="000000"/>
-                    <w:spacing w:val="-4"/>
-                    <w:sz w:val="16"/>
-                  </w:rPr>
-                  <w:t>2026</w:t>
-                </w:r>
-              </w:p>
-            </w:txbxContent>
-          </v:textbox>
-          <w10:wrap anchorx="page" anchory="page"/>
-        </v:shape>
-      </w:pict>
-    </w:r>
-  </w:p>
-</w:ftr>
-</file>
-
-<file path=word/footer50.xml><?xml version="1.0" encoding="utf-8"?>
+<file path=word/footer33.xml><?xml version="1.0" encoding="utf-8"?>
 <w:ftr xmlns:wpc="http://schemas.microsoft.com/office/word/2010/wordprocessingCanvas" xmlns:cx="http://schemas.microsoft.com/office/drawing/2014/chartex" xmlns:cx1="http://schemas.microsoft.com/office/drawing/2015/9/8/chartex" xmlns:cx2="http://schemas.microsoft.com/office/drawing/2015/10/21/chartex" xmlns:cx3="http://schemas.microsoft.com/office/drawing/2016/5/9/chartex" xmlns:cx4="http://schemas.microsoft.com/office/drawing/2016/5/10/chartex" xmlns:cx5="http://schemas.microsoft.com/office/drawing/2016/5/11/chartex" xmlns:cx6="http://schemas.microsoft.com/office/drawing/2016/5/12/chartex" xmlns:cx7="http://schemas.microsoft.com/office/drawing/2016/5/13/chartex" xmlns:cx8="http://schemas.microsoft.com/office/drawing/2016/5/14/chartex" xmlns:mc="http://schemas.openxmlformats.org/markup-compatibility/2006" xmlns:aink="http://schemas.microsoft.com/office/drawing/2016/ink" xmlns:am3d="http://schemas.microsoft.com/office/drawing/2017/model3d" xmlns:o="urn:schemas-microsoft-com:office:office" xmlns:oel="http://schemas.microsoft.com/office/2019/extlst" xmlns:r="http://schemas.openxmlformats.org/officeDocument/2006/relationships" xmlns:m="http://schemas.openxmlformats.org/officeDocument/2006/math" xmlns:v="urn:schemas-microsoft-com:vml" xmlns:wp14="http://schemas.microsoft.com/office/word/2010/wordprocessingDrawing" xmlns:wp="http://schemas.openxmlformats.org/drawingml/2006/wordprocessingDrawing" xmlns:w10="urn:schemas-microsoft-com:office:word" xmlns:w="http://schemas.openxmlformats.org/wordprocessingml/2006/main" xmlns:w14="http://schemas.microsoft.com/office/word/2010/wordml" xmlns:w15="http://schemas.microsoft.com/office/word/2012/wordml" xmlns:w16cex="http://schemas.microsoft.com/office/word/2018/wordml/cex" xmlns:w16cid="http://schemas.microsoft.com/office/word/2016/wordml/cid" xmlns:w16="http://schemas.microsoft.com/office/word/2018/wordml" xmlns:w16du="http://schemas.microsoft.com/office/word/2023/wordml/word16du" xmlns:w16sdtdh="http://schemas.microsoft.com/office/word/2020/wordml/sdtdatahash" xmlns:w16sdtfl="http://schemas.microsoft.com/office/word/2024/wordml/sdtformatlock" xmlns:w16se="http://schemas.microsoft.com/office/word/2015/wordml/symex" xmlns:wpg="http://schemas.microsoft.com/office/word/2010/wordprocessingGroup" xmlns:wpi="http://schemas.microsoft.com/office/word/2010/wordprocessingInk" xmlns:wne="http://schemas.microsoft.com/office/word/2006/wordml" xmlns:wps="http://schemas.microsoft.com/office/word/2010/wordprocessingShape" mc:Ignorable="w14 w15 w16se w16cid w16 w16cex w16sdtdh w16sdtfl w16du wp14">
   <w:p>
     <w:pPr>
@@ -32684,7 +33201,7 @@
 </w:ftr>
 </file>
 
-<file path=word/footer51.xml><?xml version="1.0" encoding="utf-8"?>
+<file path=word/footer34.xml><?xml version="1.0" encoding="utf-8"?>
 <w:ftr xmlns:wpc="http://schemas.microsoft.com/office/word/2010/wordprocessingCanvas" xmlns:cx="http://schemas.microsoft.com/office/drawing/2014/chartex" xmlns:cx1="http://schemas.microsoft.com/office/drawing/2015/9/8/chartex" xmlns:cx2="http://schemas.microsoft.com/office/drawing/2015/10/21/chartex" xmlns:cx3="http://schemas.microsoft.com/office/drawing/2016/5/9/chartex" xmlns:cx4="http://schemas.microsoft.com/office/drawing/2016/5/10/chartex" xmlns:cx5="http://schemas.microsoft.com/office/drawing/2016/5/11/chartex" xmlns:cx6="http://schemas.microsoft.com/office/drawing/2016/5/12/chartex" xmlns:cx7="http://schemas.microsoft.com/office/drawing/2016/5/13/chartex" xmlns:cx8="http://schemas.microsoft.com/office/drawing/2016/5/14/chartex" xmlns:mc="http://schemas.openxmlformats.org/markup-compatibility/2006" xmlns:aink="http://schemas.microsoft.com/office/drawing/2016/ink" xmlns:am3d="http://schemas.microsoft.com/office/drawing/2017/model3d" xmlns:o="urn:schemas-microsoft-com:office:office" xmlns:oel="http://schemas.microsoft.com/office/2019/extlst" xmlns:r="http://schemas.openxmlformats.org/officeDocument/2006/relationships" xmlns:m="http://schemas.openxmlformats.org/officeDocument/2006/math" xmlns:v="urn:schemas-microsoft-com:vml" xmlns:wp14="http://schemas.microsoft.com/office/word/2010/wordprocessingDrawing" xmlns:wp="http://schemas.openxmlformats.org/drawingml/2006/wordprocessingDrawing" xmlns:w10="urn:schemas-microsoft-com:office:word" xmlns:w="http://schemas.openxmlformats.org/wordprocessingml/2006/main" xmlns:w14="http://schemas.microsoft.com/office/word/2010/wordml" xmlns:w15="http://schemas.microsoft.com/office/word/2012/wordml" xmlns:w16cex="http://schemas.microsoft.com/office/word/2018/wordml/cex" xmlns:w16cid="http://schemas.microsoft.com/office/word/2016/wordml/cid" xmlns:w16="http://schemas.microsoft.com/office/word/2018/wordml" xmlns:w16du="http://schemas.microsoft.com/office/word/2023/wordml/word16du" xmlns:w16sdtdh="http://schemas.microsoft.com/office/word/2020/wordml/sdtdatahash" xmlns:w16sdtfl="http://schemas.microsoft.com/office/word/2024/wordml/sdtformatlock" xmlns:w16se="http://schemas.microsoft.com/office/word/2015/wordml/symex" xmlns:wpg="http://schemas.microsoft.com/office/word/2010/wordprocessingGroup" xmlns:wpi="http://schemas.microsoft.com/office/word/2010/wordprocessingInk" xmlns:wne="http://schemas.microsoft.com/office/word/2006/wordml" xmlns:wps="http://schemas.microsoft.com/office/word/2010/wordprocessingShape" mc:Ignorable="w14 w15 w16se w16cid w16 w16cex w16sdtdh w16sdtfl w16du wp14">
   <w:p>
     <w:pPr>
@@ -32694,21 +33211,7 @@
 </w:ftr>
 </file>
 
-<file path=word/footer52.xml><?xml version="1.0" encoding="utf-8"?>
-<w:ftr xmlns:wpc="http://schemas.microsoft.com/office/word/2010/wordprocessingCanvas" xmlns:cx="http://schemas.microsoft.com/office/drawing/2014/chartex" xmlns:cx1="http://schemas.microsoft.com/office/drawing/2015/9/8/chartex" xmlns:cx2="http://schemas.microsoft.com/office/drawing/2015/10/21/chartex" xmlns:cx3="http://schemas.microsoft.com/office/drawing/2016/5/9/chartex" xmlns:cx4="http://schemas.microsoft.com/office/drawing/2016/5/10/chartex" xmlns:cx5="http://schemas.microsoft.com/office/drawing/2016/5/11/chartex" xmlns:cx6="http://schemas.microsoft.com/office/drawing/2016/5/12/chartex" xmlns:cx7="http://schemas.microsoft.com/office/drawing/2016/5/13/chartex" xmlns:cx8="http://schemas.microsoft.com/office/drawing/2016/5/14/chartex" xmlns:mc="http://schemas.openxmlformats.org/markup-compatibility/2006" xmlns:aink="http://schemas.microsoft.com/office/drawing/2016/ink" xmlns:am3d="http://schemas.microsoft.com/office/drawing/2017/model3d" xmlns:o="urn:schemas-microsoft-com:office:office" xmlns:oel="http://schemas.microsoft.com/office/2019/extlst" xmlns:r="http://schemas.openxmlformats.org/officeDocument/2006/relationships" xmlns:m="http://schemas.openxmlformats.org/officeDocument/2006/math" xmlns:v="urn:schemas-microsoft-com:vml" xmlns:wp14="http://schemas.microsoft.com/office/word/2010/wordprocessingDrawing" xmlns:wp="http://schemas.openxmlformats.org/drawingml/2006/wordprocessingDrawing" xmlns:w10="urn:schemas-microsoft-com:office:word" xmlns:w="http://schemas.openxmlformats.org/wordprocessingml/2006/main" xmlns:w14="http://schemas.microsoft.com/office/word/2010/wordml" xmlns:w15="http://schemas.microsoft.com/office/word/2012/wordml" xmlns:w16cex="http://schemas.microsoft.com/office/word/2018/wordml/cex" xmlns:w16cid="http://schemas.microsoft.com/office/word/2016/wordml/cid" xmlns:w16="http://schemas.microsoft.com/office/word/2018/wordml" xmlns:w16du="http://schemas.microsoft.com/office/word/2023/wordml/word16du" xmlns:w16sdtdh="http://schemas.microsoft.com/office/word/2020/wordml/sdtdatahash" xmlns:w16sdtfl="http://schemas.microsoft.com/office/word/2024/wordml/sdtformatlock" xmlns:w16se="http://schemas.microsoft.com/office/word/2015/wordml/symex" xmlns:wpg="http://schemas.microsoft.com/office/word/2010/wordprocessingGroup" xmlns:wpi="http://schemas.microsoft.com/office/word/2010/wordprocessingInk" xmlns:wne="http://schemas.microsoft.com/office/word/2006/wordml" xmlns:wps="http://schemas.microsoft.com/office/word/2010/wordprocessingShape" mc:Ignorable="w14 w15 w16se w16cid w16 w16cex w16sdtdh w16sdtfl w16du wp14">
-  <w:p>
-    <w:pPr>
-      <w:pStyle w:val="Textoindependiente"/>
-      <w:spacing w:line="14" w:lineRule="auto"/>
-      <w:rPr>
-        <w:sz w:val="20"/>
-      </w:rPr>
-    </w:pPr>
-  </w:p>
-</w:ftr>
-</file>
-
-<file path=word/footer53.xml><?xml version="1.0" encoding="utf-8"?>
+<file path=word/footer35.xml><?xml version="1.0" encoding="utf-8"?>
 <w:ftr xmlns:wpc="http://schemas.microsoft.com/office/word/2010/wordprocessingCanvas" xmlns:cx="http://schemas.microsoft.com/office/drawing/2014/chartex" xmlns:cx1="http://schemas.microsoft.com/office/drawing/2015/9/8/chartex" xmlns:cx2="http://schemas.microsoft.com/office/drawing/2015/10/21/chartex" xmlns:cx3="http://schemas.microsoft.com/office/drawing/2016/5/9/chartex" xmlns:cx4="http://schemas.microsoft.com/office/drawing/2016/5/10/chartex" xmlns:cx5="http://schemas.microsoft.com/office/drawing/2016/5/11/chartex" xmlns:cx6="http://schemas.microsoft.com/office/drawing/2016/5/12/chartex" xmlns:cx7="http://schemas.microsoft.com/office/drawing/2016/5/13/chartex" xmlns:cx8="http://schemas.microsoft.com/office/drawing/2016/5/14/chartex" xmlns:mc="http://schemas.openxmlformats.org/markup-compatibility/2006" xmlns:aink="http://schemas.microsoft.com/office/drawing/2016/ink" xmlns:am3d="http://schemas.microsoft.com/office/drawing/2017/model3d" xmlns:o="urn:schemas-microsoft-com:office:office" xmlns:oel="http://schemas.microsoft.com/office/2019/extlst" xmlns:r="http://schemas.openxmlformats.org/officeDocument/2006/relationships" xmlns:m="http://schemas.openxmlformats.org/officeDocument/2006/math" xmlns:v="urn:schemas-microsoft-com:vml" xmlns:wp14="http://schemas.microsoft.com/office/word/2010/wordprocessingDrawing" xmlns:wp="http://schemas.openxmlformats.org/drawingml/2006/wordprocessingDrawing" xmlns:w10="urn:schemas-microsoft-com:office:word" xmlns:w="http://schemas.openxmlformats.org/wordprocessingml/2006/main" xmlns:w14="http://schemas.microsoft.com/office/word/2010/wordml" xmlns:w15="http://schemas.microsoft.com/office/word/2012/wordml" xmlns:w16cex="http://schemas.microsoft.com/office/word/2018/wordml/cex" xmlns:w16cid="http://schemas.microsoft.com/office/word/2016/wordml/cid" xmlns:w16="http://schemas.microsoft.com/office/word/2018/wordml" xmlns:w16du="http://schemas.microsoft.com/office/word/2023/wordml/word16du" xmlns:w16sdtdh="http://schemas.microsoft.com/office/word/2020/wordml/sdtdatahash" xmlns:w16sdtfl="http://schemas.microsoft.com/office/word/2024/wordml/sdtformatlock" xmlns:w16se="http://schemas.microsoft.com/office/word/2015/wordml/symex" xmlns:wpg="http://schemas.microsoft.com/office/word/2010/wordprocessingGroup" xmlns:wpi="http://schemas.microsoft.com/office/word/2010/wordprocessingInk" xmlns:wne="http://schemas.microsoft.com/office/word/2006/wordml" xmlns:wps="http://schemas.microsoft.com/office/word/2010/wordprocessingShape" mc:Ignorable="w14 w15 w16se w16cid w16 w16cex w16sdtdh w16sdtfl w16du wp14">
   <w:p>
     <w:pPr>
@@ -32823,7 +33326,7 @@
 </w:ftr>
 </file>
 
-<file path=word/footer54.xml><?xml version="1.0" encoding="utf-8"?>
+<file path=word/footer36.xml><?xml version="1.0" encoding="utf-8"?>
 <w:ftr xmlns:wpc="http://schemas.microsoft.com/office/word/2010/wordprocessingCanvas" xmlns:cx="http://schemas.microsoft.com/office/drawing/2014/chartex" xmlns:cx1="http://schemas.microsoft.com/office/drawing/2015/9/8/chartex" xmlns:cx2="http://schemas.microsoft.com/office/drawing/2015/10/21/chartex" xmlns:cx3="http://schemas.microsoft.com/office/drawing/2016/5/9/chartex" xmlns:cx4="http://schemas.microsoft.com/office/drawing/2016/5/10/chartex" xmlns:cx5="http://schemas.microsoft.com/office/drawing/2016/5/11/chartex" xmlns:cx6="http://schemas.microsoft.com/office/drawing/2016/5/12/chartex" xmlns:cx7="http://schemas.microsoft.com/office/drawing/2016/5/13/chartex" xmlns:cx8="http://schemas.microsoft.com/office/drawing/2016/5/14/chartex" xmlns:mc="http://schemas.openxmlformats.org/markup-compatibility/2006" xmlns:aink="http://schemas.microsoft.com/office/drawing/2016/ink" xmlns:am3d="http://schemas.microsoft.com/office/drawing/2017/model3d" xmlns:o="urn:schemas-microsoft-com:office:office" xmlns:oel="http://schemas.microsoft.com/office/2019/extlst" xmlns:r="http://schemas.openxmlformats.org/officeDocument/2006/relationships" xmlns:m="http://schemas.openxmlformats.org/officeDocument/2006/math" xmlns:v="urn:schemas-microsoft-com:vml" xmlns:wp14="http://schemas.microsoft.com/office/word/2010/wordprocessingDrawing" xmlns:wp="http://schemas.openxmlformats.org/drawingml/2006/wordprocessingDrawing" xmlns:w10="urn:schemas-microsoft-com:office:word" xmlns:w="http://schemas.openxmlformats.org/wordprocessingml/2006/main" xmlns:w14="http://schemas.microsoft.com/office/word/2010/wordml" xmlns:w15="http://schemas.microsoft.com/office/word/2012/wordml" xmlns:w16cex="http://schemas.microsoft.com/office/word/2018/wordml/cex" xmlns:w16cid="http://schemas.microsoft.com/office/word/2016/wordml/cid" xmlns:w16="http://schemas.microsoft.com/office/word/2018/wordml" xmlns:w16du="http://schemas.microsoft.com/office/word/2023/wordml/word16du" xmlns:w16sdtdh="http://schemas.microsoft.com/office/word/2020/wordml/sdtdatahash" xmlns:w16sdtfl="http://schemas.microsoft.com/office/word/2024/wordml/sdtformatlock" xmlns:w16se="http://schemas.microsoft.com/office/word/2015/wordml/symex" xmlns:wpg="http://schemas.microsoft.com/office/word/2010/wordprocessingGroup" xmlns:wpi="http://schemas.microsoft.com/office/word/2010/wordprocessingInk" xmlns:wne="http://schemas.microsoft.com/office/word/2006/wordml" xmlns:wps="http://schemas.microsoft.com/office/word/2010/wordprocessingShape" mc:Ignorable="w14 w15 w16se w16cid w16 w16cex w16sdtdh w16sdtfl w16du wp14">
   <w:p>
     <w:pPr>
@@ -32833,21 +33336,7 @@
 </w:ftr>
 </file>
 
-<file path=word/footer55.xml><?xml version="1.0" encoding="utf-8"?>
-<w:ftr xmlns:wpc="http://schemas.microsoft.com/office/word/2010/wordprocessingCanvas" xmlns:cx="http://schemas.microsoft.com/office/drawing/2014/chartex" xmlns:cx1="http://schemas.microsoft.com/office/drawing/2015/9/8/chartex" xmlns:cx2="http://schemas.microsoft.com/office/drawing/2015/10/21/chartex" xmlns:cx3="http://schemas.microsoft.com/office/drawing/2016/5/9/chartex" xmlns:cx4="http://schemas.microsoft.com/office/drawing/2016/5/10/chartex" xmlns:cx5="http://schemas.microsoft.com/office/drawing/2016/5/11/chartex" xmlns:cx6="http://schemas.microsoft.com/office/drawing/2016/5/12/chartex" xmlns:cx7="http://schemas.microsoft.com/office/drawing/2016/5/13/chartex" xmlns:cx8="http://schemas.microsoft.com/office/drawing/2016/5/14/chartex" xmlns:mc="http://schemas.openxmlformats.org/markup-compatibility/2006" xmlns:aink="http://schemas.microsoft.com/office/drawing/2016/ink" xmlns:am3d="http://schemas.microsoft.com/office/drawing/2017/model3d" xmlns:o="urn:schemas-microsoft-com:office:office" xmlns:oel="http://schemas.microsoft.com/office/2019/extlst" xmlns:r="http://schemas.openxmlformats.org/officeDocument/2006/relationships" xmlns:m="http://schemas.openxmlformats.org/officeDocument/2006/math" xmlns:v="urn:schemas-microsoft-com:vml" xmlns:wp14="http://schemas.microsoft.com/office/word/2010/wordprocessingDrawing" xmlns:wp="http://schemas.openxmlformats.org/drawingml/2006/wordprocessingDrawing" xmlns:w10="urn:schemas-microsoft-com:office:word" xmlns:w="http://schemas.openxmlformats.org/wordprocessingml/2006/main" xmlns:w14="http://schemas.microsoft.com/office/word/2010/wordml" xmlns:w15="http://schemas.microsoft.com/office/word/2012/wordml" xmlns:w16cex="http://schemas.microsoft.com/office/word/2018/wordml/cex" xmlns:w16cid="http://schemas.microsoft.com/office/word/2016/wordml/cid" xmlns:w16="http://schemas.microsoft.com/office/word/2018/wordml" xmlns:w16du="http://schemas.microsoft.com/office/word/2023/wordml/word16du" xmlns:w16sdtdh="http://schemas.microsoft.com/office/word/2020/wordml/sdtdatahash" xmlns:w16sdtfl="http://schemas.microsoft.com/office/word/2024/wordml/sdtformatlock" xmlns:w16se="http://schemas.microsoft.com/office/word/2015/wordml/symex" xmlns:wpg="http://schemas.microsoft.com/office/word/2010/wordprocessingGroup" xmlns:wpi="http://schemas.microsoft.com/office/word/2010/wordprocessingInk" xmlns:wne="http://schemas.microsoft.com/office/word/2006/wordml" xmlns:wps="http://schemas.microsoft.com/office/word/2010/wordprocessingShape" mc:Ignorable="w14 w15 w16se w16cid w16 w16cex w16sdtdh w16sdtfl w16du wp14">
-  <w:p>
-    <w:pPr>
-      <w:pStyle w:val="Textoindependiente"/>
-      <w:spacing w:line="14" w:lineRule="auto"/>
-      <w:rPr>
-        <w:sz w:val="20"/>
-      </w:rPr>
-    </w:pPr>
-  </w:p>
-</w:ftr>
-</file>
-
-<file path=word/footer56.xml><?xml version="1.0" encoding="utf-8"?>
+<file path=word/footer37.xml><?xml version="1.0" encoding="utf-8"?>
 <w:ftr xmlns:wpc="http://schemas.microsoft.com/office/word/2010/wordprocessingCanvas" xmlns:cx="http://schemas.microsoft.com/office/drawing/2014/chartex" xmlns:cx1="http://schemas.microsoft.com/office/drawing/2015/9/8/chartex" xmlns:cx2="http://schemas.microsoft.com/office/drawing/2015/10/21/chartex" xmlns:cx3="http://schemas.microsoft.com/office/drawing/2016/5/9/chartex" xmlns:cx4="http://schemas.microsoft.com/office/drawing/2016/5/10/chartex" xmlns:cx5="http://schemas.microsoft.com/office/drawing/2016/5/11/chartex" xmlns:cx6="http://schemas.microsoft.com/office/drawing/2016/5/12/chartex" xmlns:cx7="http://schemas.microsoft.com/office/drawing/2016/5/13/chartex" xmlns:cx8="http://schemas.microsoft.com/office/drawing/2016/5/14/chartex" xmlns:mc="http://schemas.openxmlformats.org/markup-compatibility/2006" xmlns:aink="http://schemas.microsoft.com/office/drawing/2016/ink" xmlns:am3d="http://schemas.microsoft.com/office/drawing/2017/model3d" xmlns:o="urn:schemas-microsoft-com:office:office" xmlns:oel="http://schemas.microsoft.com/office/2019/extlst" xmlns:r="http://schemas.openxmlformats.org/officeDocument/2006/relationships" xmlns:m="http://schemas.openxmlformats.org/officeDocument/2006/math" xmlns:v="urn:schemas-microsoft-com:vml" xmlns:wp14="http://schemas.microsoft.com/office/word/2010/wordprocessingDrawing" xmlns:wp="http://schemas.openxmlformats.org/drawingml/2006/wordprocessingDrawing" xmlns:w10="urn:schemas-microsoft-com:office:word" xmlns:w="http://schemas.openxmlformats.org/wordprocessingml/2006/main" xmlns:w14="http://schemas.microsoft.com/office/word/2010/wordml" xmlns:w15="http://schemas.microsoft.com/office/word/2012/wordml" xmlns:w16cex="http://schemas.microsoft.com/office/word/2018/wordml/cex" xmlns:w16cid="http://schemas.microsoft.com/office/word/2016/wordml/cid" xmlns:w16="http://schemas.microsoft.com/office/word/2018/wordml" xmlns:w16du="http://schemas.microsoft.com/office/word/2023/wordml/word16du" xmlns:w16sdtdh="http://schemas.microsoft.com/office/word/2020/wordml/sdtdatahash" xmlns:w16sdtfl="http://schemas.microsoft.com/office/word/2024/wordml/sdtformatlock" xmlns:w16se="http://schemas.microsoft.com/office/word/2015/wordml/symex" xmlns:wpg="http://schemas.microsoft.com/office/word/2010/wordprocessingGroup" xmlns:wpi="http://schemas.microsoft.com/office/word/2010/wordprocessingInk" xmlns:wne="http://schemas.microsoft.com/office/word/2006/wordml" xmlns:wps="http://schemas.microsoft.com/office/word/2010/wordprocessingShape" mc:Ignorable="w14 w15 w16se w16cid w16 w16cex w16sdtdh w16sdtfl w16du wp14">
   <w:p>
     <w:pPr>
@@ -32962,7 +33451,7 @@
 </w:ftr>
 </file>
 
-<file path=word/footer57.xml><?xml version="1.0" encoding="utf-8"?>
+<file path=word/footer38.xml><?xml version="1.0" encoding="utf-8"?>
 <w:ftr xmlns:wpc="http://schemas.microsoft.com/office/word/2010/wordprocessingCanvas" xmlns:cx="http://schemas.microsoft.com/office/drawing/2014/chartex" xmlns:cx1="http://schemas.microsoft.com/office/drawing/2015/9/8/chartex" xmlns:cx2="http://schemas.microsoft.com/office/drawing/2015/10/21/chartex" xmlns:cx3="http://schemas.microsoft.com/office/drawing/2016/5/9/chartex" xmlns:cx4="http://schemas.microsoft.com/office/drawing/2016/5/10/chartex" xmlns:cx5="http://schemas.microsoft.com/office/drawing/2016/5/11/chartex" xmlns:cx6="http://schemas.microsoft.com/office/drawing/2016/5/12/chartex" xmlns:cx7="http://schemas.microsoft.com/office/drawing/2016/5/13/chartex" xmlns:cx8="http://schemas.microsoft.com/office/drawing/2016/5/14/chartex" xmlns:mc="http://schemas.openxmlformats.org/markup-compatibility/2006" xmlns:aink="http://schemas.microsoft.com/office/drawing/2016/ink" xmlns:am3d="http://schemas.microsoft.com/office/drawing/2017/model3d" xmlns:o="urn:schemas-microsoft-com:office:office" xmlns:oel="http://schemas.microsoft.com/office/2019/extlst" xmlns:r="http://schemas.openxmlformats.org/officeDocument/2006/relationships" xmlns:m="http://schemas.openxmlformats.org/officeDocument/2006/math" xmlns:v="urn:schemas-microsoft-com:vml" xmlns:wp14="http://schemas.microsoft.com/office/word/2010/wordprocessingDrawing" xmlns:wp="http://schemas.openxmlformats.org/drawingml/2006/wordprocessingDrawing" xmlns:w10="urn:schemas-microsoft-com:office:word" xmlns:w="http://schemas.openxmlformats.org/wordprocessingml/2006/main" xmlns:w14="http://schemas.microsoft.com/office/word/2010/wordml" xmlns:w15="http://schemas.microsoft.com/office/word/2012/wordml" xmlns:w16cex="http://schemas.microsoft.com/office/word/2018/wordml/cex" xmlns:w16cid="http://schemas.microsoft.com/office/word/2016/wordml/cid" xmlns:w16="http://schemas.microsoft.com/office/word/2018/wordml" xmlns:w16du="http://schemas.microsoft.com/office/word/2023/wordml/word16du" xmlns:w16sdtdh="http://schemas.microsoft.com/office/word/2020/wordml/sdtdatahash" xmlns:w16sdtfl="http://schemas.microsoft.com/office/word/2024/wordml/sdtformatlock" xmlns:w16se="http://schemas.microsoft.com/office/word/2015/wordml/symex" xmlns:wpg="http://schemas.microsoft.com/office/word/2010/wordprocessingGroup" xmlns:wpi="http://schemas.microsoft.com/office/word/2010/wordprocessingInk" xmlns:wne="http://schemas.microsoft.com/office/word/2006/wordml" xmlns:wps="http://schemas.microsoft.com/office/word/2010/wordprocessingShape" mc:Ignorable="w14 w15 w16se w16cid w16 w16cex w16sdtdh w16sdtfl w16du wp14">
   <w:p>
     <w:pPr>
@@ -32972,21 +33461,7 @@
 </w:ftr>
 </file>
 
-<file path=word/footer58.xml><?xml version="1.0" encoding="utf-8"?>
-<w:ftr xmlns:wpc="http://schemas.microsoft.com/office/word/2010/wordprocessingCanvas" xmlns:cx="http://schemas.microsoft.com/office/drawing/2014/chartex" xmlns:cx1="http://schemas.microsoft.com/office/drawing/2015/9/8/chartex" xmlns:cx2="http://schemas.microsoft.com/office/drawing/2015/10/21/chartex" xmlns:cx3="http://schemas.microsoft.com/office/drawing/2016/5/9/chartex" xmlns:cx4="http://schemas.microsoft.com/office/drawing/2016/5/10/chartex" xmlns:cx5="http://schemas.microsoft.com/office/drawing/2016/5/11/chartex" xmlns:cx6="http://schemas.microsoft.com/office/drawing/2016/5/12/chartex" xmlns:cx7="http://schemas.microsoft.com/office/drawing/2016/5/13/chartex" xmlns:cx8="http://schemas.microsoft.com/office/drawing/2016/5/14/chartex" xmlns:mc="http://schemas.openxmlformats.org/markup-compatibility/2006" xmlns:aink="http://schemas.microsoft.com/office/drawing/2016/ink" xmlns:am3d="http://schemas.microsoft.com/office/drawing/2017/model3d" xmlns:o="urn:schemas-microsoft-com:office:office" xmlns:oel="http://schemas.microsoft.com/office/2019/extlst" xmlns:r="http://schemas.openxmlformats.org/officeDocument/2006/relationships" xmlns:m="http://schemas.openxmlformats.org/officeDocument/2006/math" xmlns:v="urn:schemas-microsoft-com:vml" xmlns:wp14="http://schemas.microsoft.com/office/word/2010/wordprocessingDrawing" xmlns:wp="http://schemas.openxmlformats.org/drawingml/2006/wordprocessingDrawing" xmlns:w10="urn:schemas-microsoft-com:office:word" xmlns:w="http://schemas.openxmlformats.org/wordprocessingml/2006/main" xmlns:w14="http://schemas.microsoft.com/office/word/2010/wordml" xmlns:w15="http://schemas.microsoft.com/office/word/2012/wordml" xmlns:w16cex="http://schemas.microsoft.com/office/word/2018/wordml/cex" xmlns:w16cid="http://schemas.microsoft.com/office/word/2016/wordml/cid" xmlns:w16="http://schemas.microsoft.com/office/word/2018/wordml" xmlns:w16du="http://schemas.microsoft.com/office/word/2023/wordml/word16du" xmlns:w16sdtdh="http://schemas.microsoft.com/office/word/2020/wordml/sdtdatahash" xmlns:w16sdtfl="http://schemas.microsoft.com/office/word/2024/wordml/sdtformatlock" xmlns:w16se="http://schemas.microsoft.com/office/word/2015/wordml/symex" xmlns:wpg="http://schemas.microsoft.com/office/word/2010/wordprocessingGroup" xmlns:wpi="http://schemas.microsoft.com/office/word/2010/wordprocessingInk" xmlns:wne="http://schemas.microsoft.com/office/word/2006/wordml" xmlns:wps="http://schemas.microsoft.com/office/word/2010/wordprocessingShape" mc:Ignorable="w14 w15 w16se w16cid w16 w16cex w16sdtdh w16sdtfl w16du wp14">
-  <w:p>
-    <w:pPr>
-      <w:pStyle w:val="Textoindependiente"/>
-      <w:spacing w:line="14" w:lineRule="auto"/>
-      <w:rPr>
-        <w:sz w:val="20"/>
-      </w:rPr>
-    </w:pPr>
-  </w:p>
-</w:ftr>
-</file>
-
-<file path=word/footer59.xml><?xml version="1.0" encoding="utf-8"?>
+<file path=word/footer39.xml><?xml version="1.0" encoding="utf-8"?>
 <w:ftr xmlns:wpc="http://schemas.microsoft.com/office/word/2010/wordprocessingCanvas" xmlns:cx="http://schemas.microsoft.com/office/drawing/2014/chartex" xmlns:cx1="http://schemas.microsoft.com/office/drawing/2015/9/8/chartex" xmlns:cx2="http://schemas.microsoft.com/office/drawing/2015/10/21/chartex" xmlns:cx3="http://schemas.microsoft.com/office/drawing/2016/5/9/chartex" xmlns:cx4="http://schemas.microsoft.com/office/drawing/2016/5/10/chartex" xmlns:cx5="http://schemas.microsoft.com/office/drawing/2016/5/11/chartex" xmlns:cx6="http://schemas.microsoft.com/office/drawing/2016/5/12/chartex" xmlns:cx7="http://schemas.microsoft.com/office/drawing/2016/5/13/chartex" xmlns:cx8="http://schemas.microsoft.com/office/drawing/2016/5/14/chartex" xmlns:mc="http://schemas.openxmlformats.org/markup-compatibility/2006" xmlns:aink="http://schemas.microsoft.com/office/drawing/2016/ink" xmlns:am3d="http://schemas.microsoft.com/office/drawing/2017/model3d" xmlns:o="urn:schemas-microsoft-com:office:office" xmlns:oel="http://schemas.microsoft.com/office/2019/extlst" xmlns:r="http://schemas.openxmlformats.org/officeDocument/2006/relationships" xmlns:m="http://schemas.openxmlformats.org/officeDocument/2006/math" xmlns:v="urn:schemas-microsoft-com:vml" xmlns:wp14="http://schemas.microsoft.com/office/word/2010/wordprocessingDrawing" xmlns:wp="http://schemas.openxmlformats.org/drawingml/2006/wordprocessingDrawing" xmlns:w10="urn:schemas-microsoft-com:office:word" xmlns:w="http://schemas.openxmlformats.org/wordprocessingml/2006/main" xmlns:w14="http://schemas.microsoft.com/office/word/2010/wordml" xmlns:w15="http://schemas.microsoft.com/office/word/2012/wordml" xmlns:w16cex="http://schemas.microsoft.com/office/word/2018/wordml/cex" xmlns:w16cid="http://schemas.microsoft.com/office/word/2016/wordml/cid" xmlns:w16="http://schemas.microsoft.com/office/word/2018/wordml" xmlns:w16du="http://schemas.microsoft.com/office/word/2023/wordml/word16du" xmlns:w16sdtdh="http://schemas.microsoft.com/office/word/2020/wordml/sdtdatahash" xmlns:w16sdtfl="http://schemas.microsoft.com/office/word/2024/wordml/sdtformatlock" xmlns:w16se="http://schemas.microsoft.com/office/word/2015/wordml/symex" xmlns:wpg="http://schemas.microsoft.com/office/word/2010/wordprocessingGroup" xmlns:wpi="http://schemas.microsoft.com/office/word/2010/wordprocessingInk" xmlns:wne="http://schemas.microsoft.com/office/word/2006/wordml" xmlns:wps="http://schemas.microsoft.com/office/word/2010/wordprocessingShape" mc:Ignorable="w14 w15 w16se w16cid w16 w16cex w16sdtdh w16sdtfl w16du wp14">
   <w:p>
     <w:pPr>
@@ -33101,7 +33576,7 @@
 </w:ftr>
 </file>
 
-<file path=word/footer6.xml><?xml version="1.0" encoding="utf-8"?>
+<file path=word/footer4.xml><?xml version="1.0" encoding="utf-8"?>
 <w:ftr xmlns:wpc="http://schemas.microsoft.com/office/word/2010/wordprocessingCanvas" xmlns:cx="http://schemas.microsoft.com/office/drawing/2014/chartex" xmlns:cx1="http://schemas.microsoft.com/office/drawing/2015/9/8/chartex" xmlns:cx2="http://schemas.microsoft.com/office/drawing/2015/10/21/chartex" xmlns:cx3="http://schemas.microsoft.com/office/drawing/2016/5/9/chartex" xmlns:cx4="http://schemas.microsoft.com/office/drawing/2016/5/10/chartex" xmlns:cx5="http://schemas.microsoft.com/office/drawing/2016/5/11/chartex" xmlns:cx6="http://schemas.microsoft.com/office/drawing/2016/5/12/chartex" xmlns:cx7="http://schemas.microsoft.com/office/drawing/2016/5/13/chartex" xmlns:cx8="http://schemas.microsoft.com/office/drawing/2016/5/14/chartex" xmlns:mc="http://schemas.openxmlformats.org/markup-compatibility/2006" xmlns:aink="http://schemas.microsoft.com/office/drawing/2016/ink" xmlns:am3d="http://schemas.microsoft.com/office/drawing/2017/model3d" xmlns:o="urn:schemas-microsoft-com:office:office" xmlns:oel="http://schemas.microsoft.com/office/2019/extlst" xmlns:r="http://schemas.openxmlformats.org/officeDocument/2006/relationships" xmlns:m="http://schemas.openxmlformats.org/officeDocument/2006/math" xmlns:v="urn:schemas-microsoft-com:vml" xmlns:wp14="http://schemas.microsoft.com/office/word/2010/wordprocessingDrawing" xmlns:wp="http://schemas.openxmlformats.org/drawingml/2006/wordprocessingDrawing" xmlns:w10="urn:schemas-microsoft-com:office:word" xmlns:w="http://schemas.openxmlformats.org/wordprocessingml/2006/main" xmlns:w14="http://schemas.microsoft.com/office/word/2010/wordml" xmlns:w15="http://schemas.microsoft.com/office/word/2012/wordml" xmlns:w16cex="http://schemas.microsoft.com/office/word/2018/wordml/cex" xmlns:w16cid="http://schemas.microsoft.com/office/word/2016/wordml/cid" xmlns:w16="http://schemas.microsoft.com/office/word/2018/wordml" xmlns:w16du="http://schemas.microsoft.com/office/word/2023/wordml/word16du" xmlns:w16sdtdh="http://schemas.microsoft.com/office/word/2020/wordml/sdtdatahash" xmlns:w16sdtfl="http://schemas.microsoft.com/office/word/2024/wordml/sdtformatlock" xmlns:w16se="http://schemas.microsoft.com/office/word/2015/wordml/symex" xmlns:wpg="http://schemas.microsoft.com/office/word/2010/wordprocessingGroup" xmlns:wpi="http://schemas.microsoft.com/office/word/2010/wordprocessingInk" xmlns:wne="http://schemas.microsoft.com/office/word/2006/wordml" xmlns:wps="http://schemas.microsoft.com/office/word/2010/wordprocessingShape" mc:Ignorable="w14 w15 w16se w16cid w16 w16cex w16sdtdh w16sdtfl w16du wp14">
   <w:p>
     <w:pPr>
@@ -33122,7 +33597,7 @@
         </v:shapetype>
         <v:shape id="_x0000_s1063" type="#_x0000_t202" style="position:absolute;margin-left:233.65pt;margin-top:684.45pt;width:303.9pt;height:10.95pt;z-index:-251661312;visibility:visible;mso-wrap-style:square;mso-wrap-distance-left:0;mso-wrap-distance-top:0;mso-wrap-distance-right:0;mso-wrap-distance-bottom:0;mso-position-horizontal:absolute;mso-position-horizontal-relative:page;mso-position-vertical:absolute;mso-position-vertical-relative:page;v-text-anchor:top" o:gfxdata="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" o:allowincell="f" stroked="f">
           <v:fill opacity="0"/>
-          <v:textbox inset="0,0,0,0">
+          <v:textbox style="mso-next-textbox:#_x0000_s1063" inset="0,0,0,0">
             <w:txbxContent>
               <w:p>
                 <w:pPr>
@@ -33162,7 +33637,7 @@
 </w:ftr>
 </file>
 
-<file path=word/footer60.xml><?xml version="1.0" encoding="utf-8"?>
+<file path=word/footer40.xml><?xml version="1.0" encoding="utf-8"?>
 <w:ftr xmlns:wpc="http://schemas.microsoft.com/office/word/2010/wordprocessingCanvas" xmlns:cx="http://schemas.microsoft.com/office/drawing/2014/chartex" xmlns:cx1="http://schemas.microsoft.com/office/drawing/2015/9/8/chartex" xmlns:cx2="http://schemas.microsoft.com/office/drawing/2015/10/21/chartex" xmlns:cx3="http://schemas.microsoft.com/office/drawing/2016/5/9/chartex" xmlns:cx4="http://schemas.microsoft.com/office/drawing/2016/5/10/chartex" xmlns:cx5="http://schemas.microsoft.com/office/drawing/2016/5/11/chartex" xmlns:cx6="http://schemas.microsoft.com/office/drawing/2016/5/12/chartex" xmlns:cx7="http://schemas.microsoft.com/office/drawing/2016/5/13/chartex" xmlns:cx8="http://schemas.microsoft.com/office/drawing/2016/5/14/chartex" xmlns:mc="http://schemas.openxmlformats.org/markup-compatibility/2006" xmlns:aink="http://schemas.microsoft.com/office/drawing/2016/ink" xmlns:am3d="http://schemas.microsoft.com/office/drawing/2017/model3d" xmlns:o="urn:schemas-microsoft-com:office:office" xmlns:oel="http://schemas.microsoft.com/office/2019/extlst" xmlns:r="http://schemas.openxmlformats.org/officeDocument/2006/relationships" xmlns:m="http://schemas.openxmlformats.org/officeDocument/2006/math" xmlns:v="urn:schemas-microsoft-com:vml" xmlns:wp14="http://schemas.microsoft.com/office/word/2010/wordprocessingDrawing" xmlns:wp="http://schemas.openxmlformats.org/drawingml/2006/wordprocessingDrawing" xmlns:w10="urn:schemas-microsoft-com:office:word" xmlns:w="http://schemas.openxmlformats.org/wordprocessingml/2006/main" xmlns:w14="http://schemas.microsoft.com/office/word/2010/wordml" xmlns:w15="http://schemas.microsoft.com/office/word/2012/wordml" xmlns:w16cex="http://schemas.microsoft.com/office/word/2018/wordml/cex" xmlns:w16cid="http://schemas.microsoft.com/office/word/2016/wordml/cid" xmlns:w16="http://schemas.microsoft.com/office/word/2018/wordml" xmlns:w16du="http://schemas.microsoft.com/office/word/2023/wordml/word16du" xmlns:w16sdtdh="http://schemas.microsoft.com/office/word/2020/wordml/sdtdatahash" xmlns:w16sdtfl="http://schemas.microsoft.com/office/word/2024/wordml/sdtformatlock" xmlns:w16se="http://schemas.microsoft.com/office/word/2015/wordml/symex" xmlns:wpg="http://schemas.microsoft.com/office/word/2010/wordprocessingGroup" xmlns:wpi="http://schemas.microsoft.com/office/word/2010/wordprocessingInk" xmlns:wne="http://schemas.microsoft.com/office/word/2006/wordml" xmlns:wps="http://schemas.microsoft.com/office/word/2010/wordprocessingShape" mc:Ignorable="w14 w15 w16se w16cid w16 w16cex w16sdtdh w16sdtfl w16du wp14">
   <w:p>
     <w:pPr>
@@ -33172,21 +33647,7 @@
 </w:ftr>
 </file>
 
-<file path=word/footer61.xml><?xml version="1.0" encoding="utf-8"?>
-<w:ftr xmlns:wpc="http://schemas.microsoft.com/office/word/2010/wordprocessingCanvas" xmlns:cx="http://schemas.microsoft.com/office/drawing/2014/chartex" xmlns:cx1="http://schemas.microsoft.com/office/drawing/2015/9/8/chartex" xmlns:cx2="http://schemas.microsoft.com/office/drawing/2015/10/21/chartex" xmlns:cx3="http://schemas.microsoft.com/office/drawing/2016/5/9/chartex" xmlns:cx4="http://schemas.microsoft.com/office/drawing/2016/5/10/chartex" xmlns:cx5="http://schemas.microsoft.com/office/drawing/2016/5/11/chartex" xmlns:cx6="http://schemas.microsoft.com/office/drawing/2016/5/12/chartex" xmlns:cx7="http://schemas.microsoft.com/office/drawing/2016/5/13/chartex" xmlns:cx8="http://schemas.microsoft.com/office/drawing/2016/5/14/chartex" xmlns:mc="http://schemas.openxmlformats.org/markup-compatibility/2006" xmlns:aink="http://schemas.microsoft.com/office/drawing/2016/ink" xmlns:am3d="http://schemas.microsoft.com/office/drawing/2017/model3d" xmlns:o="urn:schemas-microsoft-com:office:office" xmlns:oel="http://schemas.microsoft.com/office/2019/extlst" xmlns:r="http://schemas.openxmlformats.org/officeDocument/2006/relationships" xmlns:m="http://schemas.openxmlformats.org/officeDocument/2006/math" xmlns:v="urn:schemas-microsoft-com:vml" xmlns:wp14="http://schemas.microsoft.com/office/word/2010/wordprocessingDrawing" xmlns:wp="http://schemas.openxmlformats.org/drawingml/2006/wordprocessingDrawing" xmlns:w10="urn:schemas-microsoft-com:office:word" xmlns:w="http://schemas.openxmlformats.org/wordprocessingml/2006/main" xmlns:w14="http://schemas.microsoft.com/office/word/2010/wordml" xmlns:w15="http://schemas.microsoft.com/office/word/2012/wordml" xmlns:w16cex="http://schemas.microsoft.com/office/word/2018/wordml/cex" xmlns:w16cid="http://schemas.microsoft.com/office/word/2016/wordml/cid" xmlns:w16="http://schemas.microsoft.com/office/word/2018/wordml" xmlns:w16du="http://schemas.microsoft.com/office/word/2023/wordml/word16du" xmlns:w16sdtdh="http://schemas.microsoft.com/office/word/2020/wordml/sdtdatahash" xmlns:w16sdtfl="http://schemas.microsoft.com/office/word/2024/wordml/sdtformatlock" xmlns:w16se="http://schemas.microsoft.com/office/word/2015/wordml/symex" xmlns:wpg="http://schemas.microsoft.com/office/word/2010/wordprocessingGroup" xmlns:wpi="http://schemas.microsoft.com/office/word/2010/wordprocessingInk" xmlns:wne="http://schemas.microsoft.com/office/word/2006/wordml" xmlns:wps="http://schemas.microsoft.com/office/word/2010/wordprocessingShape" mc:Ignorable="w14 w15 w16se w16cid w16 w16cex w16sdtdh w16sdtfl w16du wp14">
-  <w:p>
-    <w:pPr>
-      <w:pStyle w:val="Textoindependiente"/>
-      <w:spacing w:line="14" w:lineRule="auto"/>
-      <w:rPr>
-        <w:sz w:val="20"/>
-      </w:rPr>
-    </w:pPr>
-  </w:p>
-</w:ftr>
-</file>
-
-<file path=word/footer62.xml><?xml version="1.0" encoding="utf-8"?>
+<file path=word/footer41.xml><?xml version="1.0" encoding="utf-8"?>
 <w:ftr xmlns:wpc="http://schemas.microsoft.com/office/word/2010/wordprocessingCanvas" xmlns:cx="http://schemas.microsoft.com/office/drawing/2014/chartex" xmlns:cx1="http://schemas.microsoft.com/office/drawing/2015/9/8/chartex" xmlns:cx2="http://schemas.microsoft.com/office/drawing/2015/10/21/chartex" xmlns:cx3="http://schemas.microsoft.com/office/drawing/2016/5/9/chartex" xmlns:cx4="http://schemas.microsoft.com/office/drawing/2016/5/10/chartex" xmlns:cx5="http://schemas.microsoft.com/office/drawing/2016/5/11/chartex" xmlns:cx6="http://schemas.microsoft.com/office/drawing/2016/5/12/chartex" xmlns:cx7="http://schemas.microsoft.com/office/drawing/2016/5/13/chartex" xmlns:cx8="http://schemas.microsoft.com/office/drawing/2016/5/14/chartex" xmlns:mc="http://schemas.openxmlformats.org/markup-compatibility/2006" xmlns:aink="http://schemas.microsoft.com/office/drawing/2016/ink" xmlns:am3d="http://schemas.microsoft.com/office/drawing/2017/model3d" xmlns:o="urn:schemas-microsoft-com:office:office" xmlns:oel="http://schemas.microsoft.com/office/2019/extlst" xmlns:r="http://schemas.openxmlformats.org/officeDocument/2006/relationships" xmlns:m="http://schemas.openxmlformats.org/officeDocument/2006/math" xmlns:v="urn:schemas-microsoft-com:vml" xmlns:wp14="http://schemas.microsoft.com/office/word/2010/wordprocessingDrawing" xmlns:wp="http://schemas.openxmlformats.org/drawingml/2006/wordprocessingDrawing" xmlns:w10="urn:schemas-microsoft-com:office:word" xmlns:w="http://schemas.openxmlformats.org/wordprocessingml/2006/main" xmlns:w14="http://schemas.microsoft.com/office/word/2010/wordml" xmlns:w15="http://schemas.microsoft.com/office/word/2012/wordml" xmlns:w16cex="http://schemas.microsoft.com/office/word/2018/wordml/cex" xmlns:w16cid="http://schemas.microsoft.com/office/word/2016/wordml/cid" xmlns:w16="http://schemas.microsoft.com/office/word/2018/wordml" xmlns:w16du="http://schemas.microsoft.com/office/word/2023/wordml/word16du" xmlns:w16sdtdh="http://schemas.microsoft.com/office/word/2020/wordml/sdtdatahash" xmlns:w16sdtfl="http://schemas.microsoft.com/office/word/2024/wordml/sdtformatlock" xmlns:w16se="http://schemas.microsoft.com/office/word/2015/wordml/symex" xmlns:wpg="http://schemas.microsoft.com/office/word/2010/wordprocessingGroup" xmlns:wpi="http://schemas.microsoft.com/office/word/2010/wordprocessingInk" xmlns:wne="http://schemas.microsoft.com/office/word/2006/wordml" xmlns:wps="http://schemas.microsoft.com/office/word/2010/wordprocessingShape" mc:Ignorable="w14 w15 w16se w16cid w16 w16cex w16sdtdh w16sdtfl w16du wp14">
   <w:p>
     <w:pPr>
@@ -33301,7 +33762,7 @@
 </w:ftr>
 </file>
 
-<file path=word/footer7.xml><?xml version="1.0" encoding="utf-8"?>
+<file path=word/footer5.xml><?xml version="1.0" encoding="utf-8"?>
 <w:ftr xmlns:wpc="http://schemas.microsoft.com/office/word/2010/wordprocessingCanvas" xmlns:cx="http://schemas.microsoft.com/office/drawing/2014/chartex" xmlns:cx1="http://schemas.microsoft.com/office/drawing/2015/9/8/chartex" xmlns:cx2="http://schemas.microsoft.com/office/drawing/2015/10/21/chartex" xmlns:cx3="http://schemas.microsoft.com/office/drawing/2016/5/9/chartex" xmlns:cx4="http://schemas.microsoft.com/office/drawing/2016/5/10/chartex" xmlns:cx5="http://schemas.microsoft.com/office/drawing/2016/5/11/chartex" xmlns:cx6="http://schemas.microsoft.com/office/drawing/2016/5/12/chartex" xmlns:cx7="http://schemas.microsoft.com/office/drawing/2016/5/13/chartex" xmlns:cx8="http://schemas.microsoft.com/office/drawing/2016/5/14/chartex" xmlns:mc="http://schemas.openxmlformats.org/markup-compatibility/2006" xmlns:aink="http://schemas.microsoft.com/office/drawing/2016/ink" xmlns:am3d="http://schemas.microsoft.com/office/drawing/2017/model3d" xmlns:o="urn:schemas-microsoft-com:office:office" xmlns:oel="http://schemas.microsoft.com/office/2019/extlst" xmlns:r="http://schemas.openxmlformats.org/officeDocument/2006/relationships" xmlns:m="http://schemas.openxmlformats.org/officeDocument/2006/math" xmlns:v="urn:schemas-microsoft-com:vml" xmlns:wp14="http://schemas.microsoft.com/office/word/2010/wordprocessingDrawing" xmlns:wp="http://schemas.openxmlformats.org/drawingml/2006/wordprocessingDrawing" xmlns:w10="urn:schemas-microsoft-com:office:word" xmlns:w="http://schemas.openxmlformats.org/wordprocessingml/2006/main" xmlns:w14="http://schemas.microsoft.com/office/word/2010/wordml" xmlns:w15="http://schemas.microsoft.com/office/word/2012/wordml" xmlns:w16cex="http://schemas.microsoft.com/office/word/2018/wordml/cex" xmlns:w16cid="http://schemas.microsoft.com/office/word/2016/wordml/cid" xmlns:w16="http://schemas.microsoft.com/office/word/2018/wordml" xmlns:w16du="http://schemas.microsoft.com/office/word/2023/wordml/word16du" xmlns:w16sdtdh="http://schemas.microsoft.com/office/word/2020/wordml/sdtdatahash" xmlns:w16sdtfl="http://schemas.microsoft.com/office/word/2024/wordml/sdtformatlock" xmlns:w16se="http://schemas.microsoft.com/office/word/2015/wordml/symex" xmlns:wpg="http://schemas.microsoft.com/office/word/2010/wordprocessingGroup" xmlns:wpi="http://schemas.microsoft.com/office/word/2010/wordprocessingInk" xmlns:wne="http://schemas.microsoft.com/office/word/2006/wordml" xmlns:wps="http://schemas.microsoft.com/office/word/2010/wordprocessingShape" mc:Ignorable="w14 w15 w16se w16cid w16 w16cex w16sdtdh w16sdtfl w16du wp14">
   <w:p>
     <w:pPr>
@@ -33313,6 +33774,98 @@
     </w:pPr>
     <w:r>
       <w:rPr>
+        <w:sz w:val="20"/>
+      </w:rPr>
+      <w:t xml:space="preserve">Página </w:t>
+    </w:r>
+    <w:r>
+      <w:rPr>
+        <w:b/>
+        <w:bCs/>
+        <w:sz w:val="20"/>
+      </w:rPr>
+      <w:fldChar w:fldCharType="begin"/>
+    </w:r>
+    <w:r>
+      <w:rPr>
+        <w:b/>
+        <w:bCs/>
+        <w:sz w:val="20"/>
+      </w:rPr>
+      <w:instrText>PAGE  \* Arabic  \* MERGEFORMAT</w:instrText>
+    </w:r>
+    <w:r>
+      <w:rPr>
+        <w:b/>
+        <w:bCs/>
+        <w:sz w:val="20"/>
+      </w:rPr>
+      <w:fldChar w:fldCharType="separate"/>
+    </w:r>
+    <w:r>
+      <w:rPr>
+        <w:b/>
+        <w:bCs/>
+        <w:sz w:val="20"/>
+      </w:rPr>
+      <w:t>1</w:t>
+    </w:r>
+    <w:r>
+      <w:rPr>
+        <w:b/>
+        <w:bCs/>
+        <w:sz w:val="20"/>
+      </w:rPr>
+      <w:fldChar w:fldCharType="end"/>
+    </w:r>
+    <w:r>
+      <w:rPr>
+        <w:sz w:val="20"/>
+      </w:rPr>
+      <w:t xml:space="preserve"> de </w:t>
+    </w:r>
+    <w:r>
+      <w:rPr>
+        <w:b/>
+        <w:bCs/>
+        <w:sz w:val="20"/>
+      </w:rPr>
+      <w:fldChar w:fldCharType="begin"/>
+    </w:r>
+    <w:r>
+      <w:rPr>
+        <w:b/>
+        <w:bCs/>
+        <w:sz w:val="20"/>
+      </w:rPr>
+      <w:instrText>NUMPAGES  \* Arabic  \* MERGEFORMAT</w:instrText>
+    </w:r>
+    <w:r>
+      <w:rPr>
+        <w:b/>
+        <w:bCs/>
+        <w:sz w:val="20"/>
+      </w:rPr>
+      <w:fldChar w:fldCharType="separate"/>
+    </w:r>
+    <w:r>
+      <w:rPr>
+        <w:b/>
+        <w:bCs/>
+        <w:sz w:val="20"/>
+      </w:rPr>
+      <w:t>2</w:t>
+    </w:r>
+    <w:r>
+      <w:rPr>
+        <w:b/>
+        <w:bCs/>
+        <w:sz w:val="20"/>
+      </w:rPr>
+      <w:fldChar w:fldCharType="end"/>
+    </w:r>
+    <w:r>
+      <w:rPr>
         <w:noProof/>
       </w:rPr>
       <w:pict w14:anchorId="4A047ED7">
@@ -33322,7 +33875,7 @@
         </v:shapetype>
         <v:shape id="_x0000_s1067" type="#_x0000_t202" style="position:absolute;margin-left:235.9pt;margin-top:702.3pt;width:303.9pt;height:10.95pt;z-index:-251635712;visibility:visible;mso-wrap-style:square;mso-wrap-distance-left:0;mso-wrap-distance-top:0;mso-wrap-distance-right:0;mso-wrap-distance-bottom:0;mso-position-horizontal:absolute;mso-position-horizontal-relative:page;mso-position-vertical:absolute;mso-position-vertical-relative:page;v-text-anchor:top" o:gfxdata="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" o:allowincell="f" stroked="f">
           <v:fill opacity="0"/>
-          <v:textbox inset="0,0,0,0">
+          <v:textbox style="mso-next-textbox:#_x0000_s1067" inset="0,0,0,0">
             <w:txbxContent>
               <w:p>
                 <w:pPr>
@@ -33362,7 +33915,7 @@
 </w:ftr>
 </file>
 
-<file path=word/footer8.xml><?xml version="1.0" encoding="utf-8"?>
+<file path=word/footer6.xml><?xml version="1.0" encoding="utf-8"?>
 <w:ftr xmlns:wpc="http://schemas.microsoft.com/office/word/2010/wordprocessingCanvas" xmlns:cx="http://schemas.microsoft.com/office/drawing/2014/chartex" xmlns:cx1="http://schemas.microsoft.com/office/drawing/2015/9/8/chartex" xmlns:cx2="http://schemas.microsoft.com/office/drawing/2015/10/21/chartex" xmlns:cx3="http://schemas.microsoft.com/office/drawing/2016/5/9/chartex" xmlns:cx4="http://schemas.microsoft.com/office/drawing/2016/5/10/chartex" xmlns:cx5="http://schemas.microsoft.com/office/drawing/2016/5/11/chartex" xmlns:cx6="http://schemas.microsoft.com/office/drawing/2016/5/12/chartex" xmlns:cx7="http://schemas.microsoft.com/office/drawing/2016/5/13/chartex" xmlns:cx8="http://schemas.microsoft.com/office/drawing/2016/5/14/chartex" xmlns:mc="http://schemas.openxmlformats.org/markup-compatibility/2006" xmlns:aink="http://schemas.microsoft.com/office/drawing/2016/ink" xmlns:am3d="http://schemas.microsoft.com/office/drawing/2017/model3d" xmlns:o="urn:schemas-microsoft-com:office:office" xmlns:oel="http://schemas.microsoft.com/office/2019/extlst" xmlns:r="http://schemas.openxmlformats.org/officeDocument/2006/relationships" xmlns:m="http://schemas.openxmlformats.org/officeDocument/2006/math" xmlns:v="urn:schemas-microsoft-com:vml" xmlns:wp14="http://schemas.microsoft.com/office/word/2010/wordprocessingDrawing" xmlns:wp="http://schemas.openxmlformats.org/drawingml/2006/wordprocessingDrawing" xmlns:w10="urn:schemas-microsoft-com:office:word" xmlns:w="http://schemas.openxmlformats.org/wordprocessingml/2006/main" xmlns:w14="http://schemas.microsoft.com/office/word/2010/wordml" xmlns:w15="http://schemas.microsoft.com/office/word/2012/wordml" xmlns:w16cex="http://schemas.microsoft.com/office/word/2018/wordml/cex" xmlns:w16cid="http://schemas.microsoft.com/office/word/2016/wordml/cid" xmlns:w16="http://schemas.microsoft.com/office/word/2018/wordml" xmlns:w16du="http://schemas.microsoft.com/office/word/2023/wordml/word16du" xmlns:w16sdtdh="http://schemas.microsoft.com/office/word/2020/wordml/sdtdatahash" xmlns:w16sdtfl="http://schemas.microsoft.com/office/word/2024/wordml/sdtformatlock" xmlns:w16se="http://schemas.microsoft.com/office/word/2015/wordml/symex" xmlns:wpg="http://schemas.microsoft.com/office/word/2010/wordprocessingGroup" xmlns:wpi="http://schemas.microsoft.com/office/word/2010/wordprocessingInk" xmlns:wne="http://schemas.microsoft.com/office/word/2006/wordml" xmlns:wps="http://schemas.microsoft.com/office/word/2010/wordprocessingShape" mc:Ignorable="w14 w15 w16se w16cid w16 w16cex w16sdtdh w16sdtfl w16du wp14">
   <w:p>
     <w:pPr>
@@ -33383,7 +33936,7 @@
         </v:shapetype>
         <v:shape id="_x0000_s1068" type="#_x0000_t202" style="position:absolute;margin-left:235.9pt;margin-top:702.3pt;width:303.9pt;height:10.95pt;z-index:-251634688;visibility:visible;mso-wrap-style:square;mso-wrap-distance-left:0;mso-wrap-distance-top:0;mso-wrap-distance-right:0;mso-wrap-distance-bottom:0;mso-position-horizontal:absolute;mso-position-horizontal-relative:page;mso-position-vertical:absolute;mso-position-vertical-relative:page;v-text-anchor:top" o:gfxdata="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" o:allowincell="f" stroked="f">
           <v:fill opacity="0"/>
-          <v:textbox inset="0,0,0,0">
+          <v:textbox style="mso-next-textbox:#_x0000_s1068" inset="0,0,0,0">
             <w:txbxContent>
               <w:p>
                 <w:pPr>
@@ -33423,6 +33976,30 @@
 </w:ftr>
 </file>
 
+<file path=word/footer7.xml><?xml version="1.0" encoding="utf-8"?>
+<w:ftr xmlns:wpc="http://schemas.microsoft.com/office/word/2010/wordprocessingCanvas" xmlns:cx="http://schemas.microsoft.com/office/drawing/2014/chartex" xmlns:cx1="http://schemas.microsoft.com/office/drawing/2015/9/8/chartex" xmlns:cx2="http://schemas.microsoft.com/office/drawing/2015/10/21/chartex" xmlns:cx3="http://schemas.microsoft.com/office/drawing/2016/5/9/chartex" xmlns:cx4="http://schemas.microsoft.com/office/drawing/2016/5/10/chartex" xmlns:cx5="http://schemas.microsoft.com/office/drawing/2016/5/11/chartex" xmlns:cx6="http://schemas.microsoft.com/office/drawing/2016/5/12/chartex" xmlns:cx7="http://schemas.microsoft.com/office/drawing/2016/5/13/chartex" xmlns:cx8="http://schemas.microsoft.com/office/drawing/2016/5/14/chartex" xmlns:mc="http://schemas.openxmlformats.org/markup-compatibility/2006" xmlns:aink="http://schemas.microsoft.com/office/drawing/2016/ink" xmlns:am3d="http://schemas.microsoft.com/office/drawing/2017/model3d" xmlns:o="urn:schemas-microsoft-com:office:office" xmlns:oel="http://schemas.microsoft.com/office/2019/extlst" xmlns:r="http://schemas.openxmlformats.org/officeDocument/2006/relationships" xmlns:m="http://schemas.openxmlformats.org/officeDocument/2006/math" xmlns:v="urn:schemas-microsoft-com:vml" xmlns:wp14="http://schemas.microsoft.com/office/word/2010/wordprocessingDrawing" xmlns:wp="http://schemas.openxmlformats.org/drawingml/2006/wordprocessingDrawing" xmlns:w10="urn:schemas-microsoft-com:office:word" xmlns:w="http://schemas.openxmlformats.org/wordprocessingml/2006/main" xmlns:w14="http://schemas.microsoft.com/office/word/2010/wordml" xmlns:w15="http://schemas.microsoft.com/office/word/2012/wordml" xmlns:w16cex="http://schemas.microsoft.com/office/word/2018/wordml/cex" xmlns:w16cid="http://schemas.microsoft.com/office/word/2016/wordml/cid" xmlns:w16="http://schemas.microsoft.com/office/word/2018/wordml" xmlns:w16du="http://schemas.microsoft.com/office/word/2023/wordml/word16du" xmlns:w16sdtdh="http://schemas.microsoft.com/office/word/2020/wordml/sdtdatahash" xmlns:w16sdtfl="http://schemas.microsoft.com/office/word/2024/wordml/sdtformatlock" xmlns:w16se="http://schemas.microsoft.com/office/word/2015/wordml/symex" xmlns:wpg="http://schemas.microsoft.com/office/word/2010/wordprocessingGroup" xmlns:wpi="http://schemas.microsoft.com/office/word/2010/wordprocessingInk" xmlns:wne="http://schemas.microsoft.com/office/word/2006/wordml" xmlns:wps="http://schemas.microsoft.com/office/word/2010/wordprocessingShape" mc:Ignorable="w14 w15 w16se w16cid w16 w16cex w16sdtdh w16sdtfl w16du wp14">
+  <w:p>
+    <w:pPr>
+      <w:pStyle w:val="Piedepgina"/>
+    </w:pPr>
+  </w:p>
+</w:ftr>
+</file>
+
+<file path=word/footer8.xml><?xml version="1.0" encoding="utf-8"?>
+<w:ftr xmlns:wpc="http://schemas.microsoft.com/office/word/2010/wordprocessingCanvas" xmlns:cx="http://schemas.microsoft.com/office/drawing/2014/chartex" xmlns:cx1="http://schemas.microsoft.com/office/drawing/2015/9/8/chartex" xmlns:cx2="http://schemas.microsoft.com/office/drawing/2015/10/21/chartex" xmlns:cx3="http://schemas.microsoft.com/office/drawing/2016/5/9/chartex" xmlns:cx4="http://schemas.microsoft.com/office/drawing/2016/5/10/chartex" xmlns:cx5="http://schemas.microsoft.com/office/drawing/2016/5/11/chartex" xmlns:cx6="http://schemas.microsoft.com/office/drawing/2016/5/12/chartex" xmlns:cx7="http://schemas.microsoft.com/office/drawing/2016/5/13/chartex" xmlns:cx8="http://schemas.microsoft.com/office/drawing/2016/5/14/chartex" xmlns:mc="http://schemas.openxmlformats.org/markup-compatibility/2006" xmlns:aink="http://schemas.microsoft.com/office/drawing/2016/ink" xmlns:am3d="http://schemas.microsoft.com/office/drawing/2017/model3d" xmlns:o="urn:schemas-microsoft-com:office:office" xmlns:oel="http://schemas.microsoft.com/office/2019/extlst" xmlns:r="http://schemas.openxmlformats.org/officeDocument/2006/relationships" xmlns:m="http://schemas.openxmlformats.org/officeDocument/2006/math" xmlns:v="urn:schemas-microsoft-com:vml" xmlns:wp14="http://schemas.microsoft.com/office/word/2010/wordprocessingDrawing" xmlns:wp="http://schemas.openxmlformats.org/drawingml/2006/wordprocessingDrawing" xmlns:w10="urn:schemas-microsoft-com:office:word" xmlns:w="http://schemas.openxmlformats.org/wordprocessingml/2006/main" xmlns:w14="http://schemas.microsoft.com/office/word/2010/wordml" xmlns:w15="http://schemas.microsoft.com/office/word/2012/wordml" xmlns:w16cex="http://schemas.microsoft.com/office/word/2018/wordml/cex" xmlns:w16cid="http://schemas.microsoft.com/office/word/2016/wordml/cid" xmlns:w16="http://schemas.microsoft.com/office/word/2018/wordml" xmlns:w16du="http://schemas.microsoft.com/office/word/2023/wordml/word16du" xmlns:w16sdtdh="http://schemas.microsoft.com/office/word/2020/wordml/sdtdatahash" xmlns:w16sdtfl="http://schemas.microsoft.com/office/word/2024/wordml/sdtformatlock" xmlns:w16se="http://schemas.microsoft.com/office/word/2015/wordml/symex" xmlns:wpg="http://schemas.microsoft.com/office/word/2010/wordprocessingGroup" xmlns:wpi="http://schemas.microsoft.com/office/word/2010/wordprocessingInk" xmlns:wne="http://schemas.microsoft.com/office/word/2006/wordml" xmlns:wps="http://schemas.microsoft.com/office/word/2010/wordprocessingShape" mc:Ignorable="w14 w15 w16se w16cid w16 w16cex w16sdtdh w16sdtfl w16du wp14">
+  <w:p>
+    <w:pPr>
+      <w:pStyle w:val="Textoindependiente"/>
+      <w:spacing w:line="14" w:lineRule="auto"/>
+      <w:rPr>
+        <w:sz w:val="2"/>
+      </w:rPr>
+    </w:pPr>
+  </w:p>
+</w:ftr>
+</file>
+
 <file path=word/footer9.xml><?xml version="1.0" encoding="utf-8"?>
 <w:ftr xmlns:wpc="http://schemas.microsoft.com/office/word/2010/wordprocessingCanvas" xmlns:cx="http://schemas.microsoft.com/office/drawing/2014/chartex" xmlns:cx1="http://schemas.microsoft.com/office/drawing/2015/9/8/chartex" xmlns:cx2="http://schemas.microsoft.com/office/drawing/2015/10/21/chartex" xmlns:cx3="http://schemas.microsoft.com/office/drawing/2016/5/9/chartex" xmlns:cx4="http://schemas.microsoft.com/office/drawing/2016/5/10/chartex" xmlns:cx5="http://schemas.microsoft.com/office/drawing/2016/5/11/chartex" xmlns:cx6="http://schemas.microsoft.com/office/drawing/2016/5/12/chartex" xmlns:cx7="http://schemas.microsoft.com/office/drawing/2016/5/13/chartex" xmlns:cx8="http://schemas.microsoft.com/office/drawing/2016/5/14/chartex" xmlns:mc="http://schemas.openxmlformats.org/markup-compatibility/2006" xmlns:aink="http://schemas.microsoft.com/office/drawing/2016/ink" xmlns:am3d="http://schemas.microsoft.com/office/drawing/2017/model3d" xmlns:o="urn:schemas-microsoft-com:office:office" xmlns:oel="http://schemas.microsoft.com/office/2019/extlst" xmlns:r="http://schemas.openxmlformats.org/officeDocument/2006/relationships" xmlns:m="http://schemas.openxmlformats.org/officeDocument/2006/math" xmlns:v="urn:schemas-microsoft-com:vml" xmlns:wp14="http://schemas.microsoft.com/office/word/2010/wordprocessingDrawing" xmlns:wp="http://schemas.openxmlformats.org/drawingml/2006/wordprocessingDrawing" xmlns:w10="urn:schemas-microsoft-com:office:word" xmlns:w="http://schemas.openxmlformats.org/wordprocessingml/2006/main" xmlns:w14="http://schemas.microsoft.com/office/word/2010/wordml" xmlns:w15="http://schemas.microsoft.com/office/word/2012/wordml" xmlns:w16cex="http://schemas.microsoft.com/office/word/2018/wordml/cex" xmlns:w16cid="http://schemas.microsoft.com/office/word/2016/wordml/cid" xmlns:w16="http://schemas.microsoft.com/office/word/2018/wordml" xmlns:w16du="http://schemas.microsoft.com/office/word/2023/wordml/word16du" xmlns:w16sdtdh="http://schemas.microsoft.com/office/word/2020/wordml/sdtdatahash" xmlns:w16sdtfl="http://schemas.microsoft.com/office/word/2024/wordml/sdtformatlock" xmlns:w16se="http://schemas.microsoft.com/office/word/2015/wordml/symex" xmlns:wpg="http://schemas.microsoft.com/office/word/2010/wordprocessingGroup" xmlns:wpi="http://schemas.microsoft.com/office/word/2010/wordprocessingInk" xmlns:wne="http://schemas.microsoft.com/office/word/2006/wordml" xmlns:wps="http://schemas.microsoft.com/office/word/2010/wordprocessingShape" mc:Ignorable="w14 w15 w16se w16cid w16 w16cex w16sdtdh w16sdtfl w16du wp14">
   <w:p>
@@ -33472,34 +34049,25 @@
 </w:hdr>
 </file>
 
-<file path=word/header3.xml><?xml version="1.0" encoding="utf-8"?>
-<w:hdr xmlns:wpc="http://schemas.microsoft.com/office/word/2010/wordprocessingCanvas" xmlns:cx="http://schemas.microsoft.com/office/drawing/2014/chartex" xmlns:cx1="http://schemas.microsoft.com/office/drawing/2015/9/8/chartex" xmlns:cx2="http://schemas.microsoft.com/office/drawing/2015/10/21/chartex" xmlns:cx3="http://schemas.microsoft.com/office/drawing/2016/5/9/chartex" xmlns:cx4="http://schemas.microsoft.com/office/drawing/2016/5/10/chartex" xmlns:cx5="http://schemas.microsoft.com/office/drawing/2016/5/11/chartex" xmlns:cx6="http://schemas.microsoft.com/office/drawing/2016/5/12/chartex" xmlns:cx7="http://schemas.microsoft.com/office/drawing/2016/5/13/chartex" xmlns:cx8="http://schemas.microsoft.com/office/drawing/2016/5/14/chartex" xmlns:mc="http://schemas.openxmlformats.org/markup-compatibility/2006" xmlns:aink="http://schemas.microsoft.com/office/drawing/2016/ink" xmlns:am3d="http://schemas.microsoft.com/office/drawing/2017/model3d" xmlns:o="urn:schemas-microsoft-com:office:office" xmlns:oel="http://schemas.microsoft.com/office/2019/extlst" xmlns:r="http://schemas.openxmlformats.org/officeDocument/2006/relationships" xmlns:m="http://schemas.openxmlformats.org/officeDocument/2006/math" xmlns:v="urn:schemas-microsoft-com:vml" xmlns:wp14="http://schemas.microsoft.com/office/word/2010/wordprocessingDrawing" xmlns:wp="http://schemas.openxmlformats.org/drawingml/2006/wordprocessingDrawing" xmlns:w10="urn:schemas-microsoft-com:office:word" xmlns:w="http://schemas.openxmlformats.org/wordprocessingml/2006/main" xmlns:w14="http://schemas.microsoft.com/office/word/2010/wordml" xmlns:w15="http://schemas.microsoft.com/office/word/2012/wordml" xmlns:w16cex="http://schemas.microsoft.com/office/word/2018/wordml/cex" xmlns:w16cid="http://schemas.microsoft.com/office/word/2016/wordml/cid" xmlns:w16="http://schemas.microsoft.com/office/word/2018/wordml" xmlns:w16du="http://schemas.microsoft.com/office/word/2023/wordml/word16du" xmlns:w16sdtdh="http://schemas.microsoft.com/office/word/2020/wordml/sdtdatahash" xmlns:w16sdtfl="http://schemas.microsoft.com/office/word/2024/wordml/sdtformatlock" xmlns:w16se="http://schemas.microsoft.com/office/word/2015/wordml/symex" xmlns:wpg="http://schemas.microsoft.com/office/word/2010/wordprocessingGroup" xmlns:wpi="http://schemas.microsoft.com/office/word/2010/wordprocessingInk" xmlns:wne="http://schemas.microsoft.com/office/word/2006/wordml" xmlns:wps="http://schemas.microsoft.com/office/word/2010/wordprocessingShape" mc:Ignorable="w14 w15 w16se w16cid w16 w16cex w16sdtdh w16sdtfl w16du wp14">
-  <w:p>
-    <w:pPr>
-      <w:pStyle w:val="Encabezado"/>
-    </w:pPr>
-  </w:p>
-</w:hdr>
-</file>
-
-<file path=word/header4.xml><?xml version="1.0" encoding="utf-8"?>
-<w:hdr xmlns:wpc="http://schemas.microsoft.com/office/word/2010/wordprocessingCanvas" xmlns:cx="http://schemas.microsoft.com/office/drawing/2014/chartex" xmlns:cx1="http://schemas.microsoft.com/office/drawing/2015/9/8/chartex" xmlns:cx2="http://schemas.microsoft.com/office/drawing/2015/10/21/chartex" xmlns:cx3="http://schemas.microsoft.com/office/drawing/2016/5/9/chartex" xmlns:cx4="http://schemas.microsoft.com/office/drawing/2016/5/10/chartex" xmlns:cx5="http://schemas.microsoft.com/office/drawing/2016/5/11/chartex" xmlns:cx6="http://schemas.microsoft.com/office/drawing/2016/5/12/chartex" xmlns:cx7="http://schemas.microsoft.com/office/drawing/2016/5/13/chartex" xmlns:cx8="http://schemas.microsoft.com/office/drawing/2016/5/14/chartex" xmlns:mc="http://schemas.openxmlformats.org/markup-compatibility/2006" xmlns:aink="http://schemas.microsoft.com/office/drawing/2016/ink" xmlns:am3d="http://schemas.microsoft.com/office/drawing/2017/model3d" xmlns:o="urn:schemas-microsoft-com:office:office" xmlns:oel="http://schemas.microsoft.com/office/2019/extlst" xmlns:r="http://schemas.openxmlformats.org/officeDocument/2006/relationships" xmlns:m="http://schemas.openxmlformats.org/officeDocument/2006/math" xmlns:v="urn:schemas-microsoft-com:vml" xmlns:wp14="http://schemas.microsoft.com/office/word/2010/wordprocessingDrawing" xmlns:wp="http://schemas.openxmlformats.org/drawingml/2006/wordprocessingDrawing" xmlns:w10="urn:schemas-microsoft-com:office:word" xmlns:w="http://schemas.openxmlformats.org/wordprocessingml/2006/main" xmlns:w14="http://schemas.microsoft.com/office/word/2010/wordml" xmlns:w15="http://schemas.microsoft.com/office/word/2012/wordml" xmlns:w16cex="http://schemas.microsoft.com/office/word/2018/wordml/cex" xmlns:w16cid="http://schemas.microsoft.com/office/word/2016/wordml/cid" xmlns:w16="http://schemas.microsoft.com/office/word/2018/wordml" xmlns:w16du="http://schemas.microsoft.com/office/word/2023/wordml/word16du" xmlns:w16sdtdh="http://schemas.microsoft.com/office/word/2020/wordml/sdtdatahash" xmlns:w16sdtfl="http://schemas.microsoft.com/office/word/2024/wordml/sdtformatlock" xmlns:w16se="http://schemas.microsoft.com/office/word/2015/wordml/symex" xmlns:wpg="http://schemas.microsoft.com/office/word/2010/wordprocessingGroup" xmlns:wpi="http://schemas.microsoft.com/office/word/2010/wordprocessingInk" xmlns:wne="http://schemas.microsoft.com/office/word/2006/wordml" xmlns:wps="http://schemas.microsoft.com/office/word/2010/wordprocessingShape" mc:Ignorable="w14 w15 w16se w16cid w16 w16cex w16sdtdh w16sdtfl w16du wp14">
-  <w:p>
-    <w:pPr>
-      <w:pStyle w:val="Encabezado"/>
-    </w:pPr>
-  </w:p>
-</w:hdr>
-</file>
-
-<file path=word/header5.xml><?xml version="1.0" encoding="utf-8"?>
-<w:hdr xmlns:wpc="http://schemas.microsoft.com/office/word/2010/wordprocessingCanvas" xmlns:cx="http://schemas.microsoft.com/office/drawing/2014/chartex" xmlns:cx1="http://schemas.microsoft.com/office/drawing/2015/9/8/chartex" xmlns:cx2="http://schemas.microsoft.com/office/drawing/2015/10/21/chartex" xmlns:cx3="http://schemas.microsoft.com/office/drawing/2016/5/9/chartex" xmlns:cx4="http://schemas.microsoft.com/office/drawing/2016/5/10/chartex" xmlns:cx5="http://schemas.microsoft.com/office/drawing/2016/5/11/chartex" xmlns:cx6="http://schemas.microsoft.com/office/drawing/2016/5/12/chartex" xmlns:cx7="http://schemas.microsoft.com/office/drawing/2016/5/13/chartex" xmlns:cx8="http://schemas.microsoft.com/office/drawing/2016/5/14/chartex" xmlns:mc="http://schemas.openxmlformats.org/markup-compatibility/2006" xmlns:aink="http://schemas.microsoft.com/office/drawing/2016/ink" xmlns:am3d="http://schemas.microsoft.com/office/drawing/2017/model3d" xmlns:o="urn:schemas-microsoft-com:office:office" xmlns:oel="http://schemas.microsoft.com/office/2019/extlst" xmlns:r="http://schemas.openxmlformats.org/officeDocument/2006/relationships" xmlns:m="http://schemas.openxmlformats.org/officeDocument/2006/math" xmlns:v="urn:schemas-microsoft-com:vml" xmlns:wp14="http://schemas.microsoft.com/office/word/2010/wordprocessingDrawing" xmlns:wp="http://schemas.openxmlformats.org/drawingml/2006/wordprocessingDrawing" xmlns:w10="urn:schemas-microsoft-com:office:word" xmlns:w="http://schemas.openxmlformats.org/wordprocessingml/2006/main" xmlns:w14="http://schemas.microsoft.com/office/word/2010/wordml" xmlns:w15="http://schemas.microsoft.com/office/word/2012/wordml" xmlns:w16cex="http://schemas.microsoft.com/office/word/2018/wordml/cex" xmlns:w16cid="http://schemas.microsoft.com/office/word/2016/wordml/cid" xmlns:w16="http://schemas.microsoft.com/office/word/2018/wordml" xmlns:w16du="http://schemas.microsoft.com/office/word/2023/wordml/word16du" xmlns:w16sdtdh="http://schemas.microsoft.com/office/word/2020/wordml/sdtdatahash" xmlns:w16sdtfl="http://schemas.microsoft.com/office/word/2024/wordml/sdtformatlock" xmlns:w16se="http://schemas.microsoft.com/office/word/2015/wordml/symex" xmlns:wpg="http://schemas.microsoft.com/office/word/2010/wordprocessingGroup" xmlns:wpi="http://schemas.microsoft.com/office/word/2010/wordprocessingInk" xmlns:wne="http://schemas.microsoft.com/office/word/2006/wordml" xmlns:wps="http://schemas.microsoft.com/office/word/2010/wordprocessingShape" mc:Ignorable="w14 w15 w16se w16cid w16 w16cex w16sdtdh w16sdtfl w16du wp14">
-  <w:p>
-    <w:pPr>
-      <w:pStyle w:val="Encabezado"/>
-    </w:pPr>
-  </w:p>
-</w:hdr>
+<file path=word/intelligence2.xml><?xml version="1.0" encoding="utf-8"?>
+<int2:intelligence xmlns:int2="http://schemas.microsoft.com/office/intelligence/2020/intelligence" xmlns:oel="http://schemas.microsoft.com/office/2019/extlst">
+  <int2:observations>
+    <int2:bookmark int2:bookmarkName="_Int_4k2FnEr3" int2:invalidationBookmarkName="" int2:hashCode="8lPh09yEkDV5xp" int2:id="bq7RXrxv">
+      <int2:state int2:value="Reviewed" int2:type="similarity"/>
+    </int2:bookmark>
+    <int2:bookmark int2:bookmarkName="_Int_wsZun4cr" int2:invalidationBookmarkName="" int2:hashCode="z95MW1bWFYe3Xp" int2:id="W8g1vYN9">
+      <int2:state int2:value="Reviewed" int2:type="similarity"/>
+    </int2:bookmark>
+    <int2:bookmark int2:bookmarkName="_Int_HqACwabV" int2:invalidationBookmarkName="" int2:hashCode="9+EVNOmLS2pQH6" int2:id="NX2KyKTs">
+      <int2:state int2:value="Reviewed" int2:type="similarity"/>
+    </int2:bookmark>
+    <int2:bookmark int2:bookmarkName="_Int_w92eN2Ep" int2:invalidationBookmarkName="" int2:hashCode="MQZF0sxRmZPVz1" int2:id="Okouj6mN">
+      <int2:state int2:value="Reviewed" int2:type="similarity"/>
+    </int2:bookmark>
+  </int2:observations>
+  <int2:intelligenceSettings/>
+  <int2:onDemandWorkflows/>
+</int2:intelligence>
 </file>
 
 <file path=word/numbering.xml><?xml version="1.0" encoding="utf-8"?>
